--- a/docs/2024_403_EliseevEV.docx
+++ b/docs/2024_403_EliseevEV.docx
@@ -1450,6 +1450,7 @@
         </w:rPr>
         <w:t xml:space="preserve">Разработка системы поиска шаблонов в данных портала </w:t>
       </w:r>
+      <w:proofErr w:type="spellStart"/>
       <w:r>
         <w:rPr>
           <w:rFonts w:cs="Arial"/>
@@ -1460,6 +1461,7 @@
         </w:rPr>
         <w:t>Github</w:t>
       </w:r>
+      <w:proofErr w:type="spellEnd"/>
       <w:r>
         <w:rPr>
           <w:rFonts w:cs="Arial"/>
@@ -1767,6 +1769,7 @@
           <w:szCs w:val="28"/>
         </w:rPr>
       </w:pPr>
+      <w:proofErr w:type="spellStart"/>
       <w:r>
         <w:rPr>
           <w:sz w:val="28"/>
@@ -1775,6 +1778,7 @@
         </w:rPr>
         <w:t>Github</w:t>
       </w:r>
+      <w:proofErr w:type="spellEnd"/>
       <w:r>
         <w:rPr>
           <w:sz w:val="28"/>
@@ -1868,6 +1872,7 @@
         </w:rPr>
         <w:t>://</w:t>
       </w:r>
+      <w:proofErr w:type="spellStart"/>
       <w:r>
         <w:rPr>
           <w:sz w:val="28"/>
@@ -1876,6 +1881,7 @@
         </w:rPr>
         <w:t>github</w:t>
       </w:r>
+      <w:proofErr w:type="spellEnd"/>
       <w:r>
         <w:rPr>
           <w:sz w:val="28"/>
@@ -5144,12 +5150,14 @@
       <w:r>
         <w:t xml:space="preserve">Создание приложения – рабочего инструмента для поиска шаблонов в данных </w:t>
       </w:r>
+      <w:proofErr w:type="spellStart"/>
       <w:r>
         <w:rPr>
           <w:lang w:val="en-US"/>
         </w:rPr>
         <w:t>Github</w:t>
       </w:r>
+      <w:proofErr w:type="spellEnd"/>
       <w:r>
         <w:t>,</w:t>
       </w:r>
@@ -5715,208 +5723,410 @@
         <w:t xml:space="preserve">Обычно для дальнейшего применения алгоритмов набор данных трансформируют в разреженную матрицу, где каждая транзакция представляет собой множество всех товаров с булевым значением, обозначающим присутствие данного товара в транзакции, например: </w:t>
       </w:r>
       <m:oMath>
-        <m:r>
-          <w:rPr>
-            <w:rFonts w:ascii="Cambria Math" w:hAnsi="Cambria Math"/>
-          </w:rPr>
-          <m:t>t</m:t>
-        </m:r>
-        <m:r>
-          <w:rPr>
-            <w:rFonts w:ascii="Cambria Math" w:hAnsi="Cambria Math"/>
-            <w:vertAlign w:val="subscript"/>
-          </w:rPr>
-          <m:t>1</m:t>
-        </m:r>
+        <m:sSub>
+          <m:sSubPr>
+            <m:ctrlPr>
+              <w:rPr>
+                <w:rFonts w:ascii="Cambria Math" w:hAnsi="Cambria Math"/>
+                <w:i/>
+                <w:lang w:val="en-US"/>
+              </w:rPr>
+            </m:ctrlPr>
+          </m:sSubPr>
+          <m:e>
+            <m:r>
+              <w:rPr>
+                <w:rFonts w:ascii="Cambria Math" w:hAnsi="Cambria Math"/>
+                <w:lang w:val="en-US"/>
+              </w:rPr>
+              <m:t>t</m:t>
+            </m:r>
+          </m:e>
+          <m:sub>
+            <m:r>
+              <w:rPr>
+                <w:rFonts w:ascii="Cambria Math" w:hAnsi="Cambria Math"/>
+              </w:rPr>
+              <m:t>1</m:t>
+            </m:r>
+          </m:sub>
+        </m:sSub>
         <m:r>
           <w:rPr>
             <w:rFonts w:ascii="Cambria Math" w:hAnsi="Cambria Math"/>
           </w:rPr>
           <m:t xml:space="preserve"> = [{</m:t>
         </m:r>
-        <m:r>
-          <w:rPr>
-            <w:rFonts w:ascii="Cambria Math" w:hAnsi="Cambria Math"/>
-            <w:lang w:val="en-US"/>
-          </w:rPr>
-          <m:t>i</m:t>
-        </m:r>
-        <m:r>
-          <w:rPr>
-            <w:rFonts w:ascii="Cambria Math" w:hAnsi="Cambria Math"/>
-            <w:vertAlign w:val="subscript"/>
-          </w:rPr>
-          <m:t>1</m:t>
-        </m:r>
+        <m:sSub>
+          <m:sSubPr>
+            <m:ctrlPr>
+              <w:rPr>
+                <w:rFonts w:ascii="Cambria Math" w:hAnsi="Cambria Math"/>
+                <w:i/>
+                <w:lang w:val="en-US"/>
+              </w:rPr>
+            </m:ctrlPr>
+          </m:sSubPr>
+          <m:e>
+            <m:r>
+              <w:rPr>
+                <w:rFonts w:ascii="Cambria Math" w:hAnsi="Cambria Math"/>
+                <w:lang w:val="en-US"/>
+              </w:rPr>
+              <m:t>i</m:t>
+            </m:r>
+          </m:e>
+          <m:sub>
+            <m:r>
+              <w:rPr>
+                <w:rFonts w:ascii="Cambria Math" w:hAnsi="Cambria Math"/>
+              </w:rPr>
+              <m:t>1</m:t>
+            </m:r>
+          </m:sub>
+        </m:sSub>
         <m:r>
           <w:rPr>
             <w:rFonts w:ascii="Cambria Math" w:hAnsi="Cambria Math"/>
           </w:rPr>
           <m:t>: 1}, {</m:t>
         </m:r>
-        <m:r>
-          <w:rPr>
-            <w:rFonts w:ascii="Cambria Math" w:hAnsi="Cambria Math"/>
-            <w:lang w:val="en-US"/>
-          </w:rPr>
-          <m:t>i</m:t>
-        </m:r>
-        <m:r>
-          <w:rPr>
-            <w:rFonts w:ascii="Cambria Math" w:hAnsi="Cambria Math"/>
-            <w:vertAlign w:val="subscript"/>
-          </w:rPr>
-          <m:t>2</m:t>
-        </m:r>
+        <m:sSub>
+          <m:sSubPr>
+            <m:ctrlPr>
+              <w:rPr>
+                <w:rFonts w:ascii="Cambria Math" w:hAnsi="Cambria Math"/>
+                <w:i/>
+                <w:lang w:val="en-US"/>
+              </w:rPr>
+            </m:ctrlPr>
+          </m:sSubPr>
+          <m:e>
+            <m:r>
+              <w:rPr>
+                <w:rFonts w:ascii="Cambria Math" w:hAnsi="Cambria Math"/>
+                <w:lang w:val="en-US"/>
+              </w:rPr>
+              <m:t>i</m:t>
+            </m:r>
+          </m:e>
+          <m:sub>
+            <m:r>
+              <w:rPr>
+                <w:rFonts w:ascii="Cambria Math" w:hAnsi="Cambria Math"/>
+              </w:rPr>
+              <m:t>2</m:t>
+            </m:r>
+          </m:sub>
+        </m:sSub>
         <m:r>
           <w:rPr>
             <w:rFonts w:ascii="Cambria Math" w:hAnsi="Cambria Math"/>
           </w:rPr>
-          <m:t>: 1} … {i</m:t>
+          <m:t>: 1} … {</m:t>
         </m:r>
-        <m:r>
-          <w:rPr>
-            <w:rFonts w:ascii="Cambria Math" w:hAnsi="Cambria Math"/>
-            <w:vertAlign w:val="subscript"/>
-            <w:lang w:val="en-US"/>
-          </w:rPr>
-          <m:t>n</m:t>
-        </m:r>
+        <m:sSub>
+          <m:sSubPr>
+            <m:ctrlPr>
+              <w:rPr>
+                <w:rFonts w:ascii="Cambria Math" w:hAnsi="Cambria Math"/>
+                <w:i/>
+                <w:lang w:val="en-US"/>
+              </w:rPr>
+            </m:ctrlPr>
+          </m:sSubPr>
+          <m:e>
+            <m:r>
+              <w:rPr>
+                <w:rFonts w:ascii="Cambria Math" w:hAnsi="Cambria Math"/>
+                <w:lang w:val="en-US"/>
+              </w:rPr>
+              <m:t>i</m:t>
+            </m:r>
+          </m:e>
+          <m:sub>
+            <m:r>
+              <w:rPr>
+                <w:rFonts w:ascii="Cambria Math" w:hAnsi="Cambria Math"/>
+                <w:lang w:val="en-US"/>
+              </w:rPr>
+              <m:t>n</m:t>
+            </m:r>
+          </m:sub>
+        </m:sSub>
         <m:r>
           <w:rPr>
             <w:rFonts w:ascii="Cambria Math" w:hAnsi="Cambria Math"/>
           </w:rPr>
-          <m:t xml:space="preserve"> : 0}], t</m:t>
+          <m:t xml:space="preserve"> : 0}],</m:t>
         </m:r>
-        <m:r>
-          <w:rPr>
-            <w:rFonts w:ascii="Cambria Math" w:hAnsi="Cambria Math"/>
-            <w:vertAlign w:val="subscript"/>
-          </w:rPr>
-          <m:t>2</m:t>
-        </m:r>
+        <m:sSub>
+          <m:sSubPr>
+            <m:ctrlPr>
+              <w:rPr>
+                <w:rFonts w:ascii="Cambria Math" w:hAnsi="Cambria Math"/>
+                <w:i/>
+                <w:lang w:val="en-US"/>
+              </w:rPr>
+            </m:ctrlPr>
+          </m:sSubPr>
+          <m:e>
+            <m:r>
+              <w:rPr>
+                <w:rFonts w:ascii="Cambria Math" w:hAnsi="Cambria Math"/>
+                <w:lang w:val="en-US"/>
+              </w:rPr>
+              <m:t>t</m:t>
+            </m:r>
+          </m:e>
+          <m:sub>
+            <m:r>
+              <w:rPr>
+                <w:rFonts w:ascii="Cambria Math" w:hAnsi="Cambria Math"/>
+              </w:rPr>
+              <m:t>2</m:t>
+            </m:r>
+          </m:sub>
+        </m:sSub>
         <m:r>
           <w:rPr>
             <w:rFonts w:ascii="Cambria Math" w:hAnsi="Cambria Math"/>
           </w:rPr>
           <m:t xml:space="preserve"> = [{</m:t>
         </m:r>
-        <m:r>
-          <w:rPr>
-            <w:rFonts w:ascii="Cambria Math" w:hAnsi="Cambria Math"/>
-            <w:lang w:val="en-US"/>
-          </w:rPr>
-          <m:t>i</m:t>
-        </m:r>
-        <m:r>
-          <w:rPr>
-            <w:rFonts w:ascii="Cambria Math" w:hAnsi="Cambria Math"/>
-            <w:vertAlign w:val="subscript"/>
-          </w:rPr>
-          <m:t>1</m:t>
-        </m:r>
+        <m:sSub>
+          <m:sSubPr>
+            <m:ctrlPr>
+              <w:rPr>
+                <w:rFonts w:ascii="Cambria Math" w:hAnsi="Cambria Math"/>
+                <w:i/>
+                <w:lang w:val="en-US"/>
+              </w:rPr>
+            </m:ctrlPr>
+          </m:sSubPr>
+          <m:e>
+            <m:r>
+              <w:rPr>
+                <w:rFonts w:ascii="Cambria Math" w:hAnsi="Cambria Math"/>
+                <w:lang w:val="en-US"/>
+              </w:rPr>
+              <m:t>i</m:t>
+            </m:r>
+          </m:e>
+          <m:sub>
+            <m:r>
+              <w:rPr>
+                <w:rFonts w:ascii="Cambria Math" w:hAnsi="Cambria Math"/>
+              </w:rPr>
+              <m:t>1</m:t>
+            </m:r>
+          </m:sub>
+        </m:sSub>
         <m:r>
           <w:rPr>
             <w:rFonts w:ascii="Cambria Math" w:hAnsi="Cambria Math"/>
           </w:rPr>
           <m:t>: 1}, {</m:t>
         </m:r>
-        <m:r>
-          <w:rPr>
-            <w:rFonts w:ascii="Cambria Math" w:hAnsi="Cambria Math"/>
-            <w:lang w:val="en-US"/>
-          </w:rPr>
-          <m:t>i</m:t>
-        </m:r>
-        <m:r>
-          <w:rPr>
-            <w:rFonts w:ascii="Cambria Math" w:hAnsi="Cambria Math"/>
-            <w:vertAlign w:val="subscript"/>
-          </w:rPr>
-          <m:t>2</m:t>
-        </m:r>
+        <m:sSub>
+          <m:sSubPr>
+            <m:ctrlPr>
+              <w:rPr>
+                <w:rFonts w:ascii="Cambria Math" w:hAnsi="Cambria Math"/>
+                <w:i/>
+                <w:lang w:val="en-US"/>
+              </w:rPr>
+            </m:ctrlPr>
+          </m:sSubPr>
+          <m:e>
+            <m:r>
+              <w:rPr>
+                <w:rFonts w:ascii="Cambria Math" w:hAnsi="Cambria Math"/>
+                <w:lang w:val="en-US"/>
+              </w:rPr>
+              <m:t>i</m:t>
+            </m:r>
+          </m:e>
+          <m:sub>
+            <m:r>
+              <w:rPr>
+                <w:rFonts w:ascii="Cambria Math" w:hAnsi="Cambria Math"/>
+              </w:rPr>
+              <m:t>2</m:t>
+            </m:r>
+          </m:sub>
+        </m:sSub>
         <m:r>
           <w:rPr>
             <w:rFonts w:ascii="Cambria Math" w:hAnsi="Cambria Math"/>
           </w:rPr>
-          <m:t>: 1} … {i</m:t>
+          <m:t>: 1} … {</m:t>
         </m:r>
-        <m:r>
-          <w:rPr>
-            <w:rFonts w:ascii="Cambria Math" w:hAnsi="Cambria Math"/>
-            <w:vertAlign w:val="subscript"/>
-            <w:lang w:val="en-US"/>
-          </w:rPr>
-          <m:t>n</m:t>
-        </m:r>
+        <m:sSub>
+          <m:sSubPr>
+            <m:ctrlPr>
+              <w:rPr>
+                <w:rFonts w:ascii="Cambria Math" w:hAnsi="Cambria Math"/>
+                <w:i/>
+                <w:lang w:val="en-US"/>
+              </w:rPr>
+            </m:ctrlPr>
+          </m:sSubPr>
+          <m:e>
+            <m:r>
+              <w:rPr>
+                <w:rFonts w:ascii="Cambria Math" w:hAnsi="Cambria Math"/>
+                <w:lang w:val="en-US"/>
+              </w:rPr>
+              <m:t>i</m:t>
+            </m:r>
+          </m:e>
+          <m:sub>
+            <m:r>
+              <w:rPr>
+                <w:rFonts w:ascii="Cambria Math" w:hAnsi="Cambria Math"/>
+                <w:lang w:val="en-US"/>
+              </w:rPr>
+              <m:t>n</m:t>
+            </m:r>
+          </m:sub>
+        </m:sSub>
         <m:r>
           <w:rPr>
             <w:rFonts w:ascii="Cambria Math" w:hAnsi="Cambria Math"/>
           </w:rPr>
-          <m:t xml:space="preserve"> : 0}] … t</m:t>
+          <m:t xml:space="preserve"> : 0}] … </m:t>
         </m:r>
-        <m:r>
-          <w:rPr>
-            <w:rFonts w:ascii="Cambria Math" w:hAnsi="Cambria Math"/>
-            <w:vertAlign w:val="subscript"/>
-            <w:lang w:val="en-US"/>
-          </w:rPr>
-          <m:t>k</m:t>
-        </m:r>
+        <m:sSub>
+          <m:sSubPr>
+            <m:ctrlPr>
+              <w:rPr>
+                <w:rFonts w:ascii="Cambria Math" w:hAnsi="Cambria Math"/>
+                <w:i/>
+                <w:lang w:val="en-US"/>
+              </w:rPr>
+            </m:ctrlPr>
+          </m:sSubPr>
+          <m:e>
+            <m:r>
+              <w:rPr>
+                <w:rFonts w:ascii="Cambria Math" w:hAnsi="Cambria Math"/>
+                <w:lang w:val="en-US"/>
+              </w:rPr>
+              <m:t>t</m:t>
+            </m:r>
+          </m:e>
+          <m:sub>
+            <m:r>
+              <w:rPr>
+                <w:rFonts w:ascii="Cambria Math" w:hAnsi="Cambria Math"/>
+              </w:rPr>
+              <m:t>k</m:t>
+            </m:r>
+          </m:sub>
+        </m:sSub>
         <m:r>
           <w:rPr>
             <w:rFonts w:ascii="Cambria Math" w:hAnsi="Cambria Math"/>
           </w:rPr>
           <m:t xml:space="preserve"> = [{</m:t>
         </m:r>
-        <m:r>
-          <w:rPr>
-            <w:rFonts w:ascii="Cambria Math" w:hAnsi="Cambria Math"/>
-            <w:lang w:val="en-US"/>
-          </w:rPr>
-          <m:t>i</m:t>
-        </m:r>
-        <m:r>
-          <w:rPr>
-            <w:rFonts w:ascii="Cambria Math" w:hAnsi="Cambria Math"/>
-            <w:vertAlign w:val="subscript"/>
-          </w:rPr>
-          <m:t>1</m:t>
-        </m:r>
+        <m:sSub>
+          <m:sSubPr>
+            <m:ctrlPr>
+              <w:rPr>
+                <w:rFonts w:ascii="Cambria Math" w:hAnsi="Cambria Math"/>
+                <w:i/>
+                <w:lang w:val="en-US"/>
+              </w:rPr>
+            </m:ctrlPr>
+          </m:sSubPr>
+          <m:e>
+            <m:r>
+              <w:rPr>
+                <w:rFonts w:ascii="Cambria Math" w:hAnsi="Cambria Math"/>
+                <w:lang w:val="en-US"/>
+              </w:rPr>
+              <m:t>i</m:t>
+            </m:r>
+          </m:e>
+          <m:sub>
+            <m:r>
+              <w:rPr>
+                <w:rFonts w:ascii="Cambria Math" w:hAnsi="Cambria Math"/>
+              </w:rPr>
+              <m:t>1</m:t>
+            </m:r>
+          </m:sub>
+        </m:sSub>
         <m:r>
           <w:rPr>
             <w:rFonts w:ascii="Cambria Math" w:hAnsi="Cambria Math"/>
           </w:rPr>
           <m:t>: 0}, {</m:t>
         </m:r>
-        <m:r>
-          <w:rPr>
-            <w:rFonts w:ascii="Cambria Math" w:hAnsi="Cambria Math"/>
-            <w:lang w:val="en-US"/>
-          </w:rPr>
-          <m:t>i</m:t>
-        </m:r>
-        <m:r>
-          <w:rPr>
-            <w:rFonts w:ascii="Cambria Math" w:hAnsi="Cambria Math"/>
-            <w:vertAlign w:val="subscript"/>
-          </w:rPr>
-          <m:t>2</m:t>
-        </m:r>
+        <m:sSub>
+          <m:sSubPr>
+            <m:ctrlPr>
+              <w:rPr>
+                <w:rFonts w:ascii="Cambria Math" w:hAnsi="Cambria Math"/>
+                <w:i/>
+                <w:lang w:val="en-US"/>
+              </w:rPr>
+            </m:ctrlPr>
+          </m:sSubPr>
+          <m:e>
+            <m:r>
+              <w:rPr>
+                <w:rFonts w:ascii="Cambria Math" w:hAnsi="Cambria Math"/>
+                <w:lang w:val="en-US"/>
+              </w:rPr>
+              <m:t>i</m:t>
+            </m:r>
+          </m:e>
+          <m:sub>
+            <m:r>
+              <w:rPr>
+                <w:rFonts w:ascii="Cambria Math" w:hAnsi="Cambria Math"/>
+              </w:rPr>
+              <m:t>2</m:t>
+            </m:r>
+          </m:sub>
+        </m:sSub>
         <m:r>
           <w:rPr>
             <w:rFonts w:ascii="Cambria Math" w:hAnsi="Cambria Math"/>
           </w:rPr>
-          <m:t>: 1} … {i</m:t>
+          <m:t>: 1} … {</m:t>
         </m:r>
-        <m:r>
-          <w:rPr>
-            <w:rFonts w:ascii="Cambria Math" w:hAnsi="Cambria Math"/>
-            <w:vertAlign w:val="subscript"/>
-            <w:lang w:val="en-US"/>
-          </w:rPr>
-          <m:t>n</m:t>
-        </m:r>
+        <m:sSub>
+          <m:sSubPr>
+            <m:ctrlPr>
+              <w:rPr>
+                <w:rFonts w:ascii="Cambria Math" w:hAnsi="Cambria Math"/>
+                <w:i/>
+                <w:lang w:val="en-US"/>
+              </w:rPr>
+            </m:ctrlPr>
+          </m:sSubPr>
+          <m:e>
+            <m:r>
+              <w:rPr>
+                <w:rFonts w:ascii="Cambria Math" w:hAnsi="Cambria Math"/>
+                <w:lang w:val="en-US"/>
+              </w:rPr>
+              <m:t>i</m:t>
+            </m:r>
+          </m:e>
+          <m:sub>
+            <m:r>
+              <w:rPr>
+                <w:rFonts w:ascii="Cambria Math" w:hAnsi="Cambria Math"/>
+              </w:rPr>
+              <m:t>n</m:t>
+            </m:r>
+          </m:sub>
+        </m:sSub>
         <m:r>
           <w:rPr>
             <w:rFonts w:ascii="Cambria Math" w:hAnsi="Cambria Math"/>
@@ -5927,6 +6137,7 @@
       <w:r>
         <w:t xml:space="preserve">, где </w:t>
       </w:r>
+      <w:proofErr w:type="spellStart"/>
       <w:r>
         <w:rPr>
           <w:lang w:val="en-US"/>
@@ -5940,6 +6151,7 @@
         </w:rPr>
         <w:t>k</w:t>
       </w:r>
+      <w:proofErr w:type="spellEnd"/>
       <w:r>
         <w:rPr>
           <w:vertAlign w:val="subscript"/>
@@ -5980,12 +6192,14 @@
         <w:lastRenderedPageBreak/>
         <w:t>Априори (</w:t>
       </w:r>
+      <w:proofErr w:type="spellStart"/>
       <w:r>
         <w:rPr>
           <w:lang w:val="en-US"/>
         </w:rPr>
         <w:t>apriori</w:t>
       </w:r>
+      <w:proofErr w:type="spellEnd"/>
       <w:r>
         <w:t xml:space="preserve">) </w:t>
       </w:r>
@@ -6729,12 +6943,14 @@
       <w:r>
         <w:t xml:space="preserve"> данных портала </w:t>
       </w:r>
+      <w:proofErr w:type="spellStart"/>
       <w:r>
         <w:rPr>
           <w:lang w:val="en-US"/>
         </w:rPr>
         <w:t>Github</w:t>
       </w:r>
+      <w:proofErr w:type="spellEnd"/>
       <w:r>
         <w:t xml:space="preserve"> [</w:t>
       </w:r>
@@ -6934,99 +7150,90 @@
         <w:t xml:space="preserve"> </w:t>
       </w:r>
       <w:r>
-        <w:t xml:space="preserve">сервиса </w:t>
-      </w:r>
-      <w:r>
-        <w:t>GH Archive</w:t>
+        <w:t xml:space="preserve">сервиса GH Archive </w:t>
+      </w:r>
+      <w:r>
+        <w:t>[</w:t>
+      </w:r>
+      <w:r>
+        <w:rPr>
+          <w:lang w:val="en-US"/>
+        </w:rPr>
+        <w:fldChar w:fldCharType="begin"/>
+      </w:r>
+      <w:r>
+        <w:instrText xml:space="preserve"> </w:instrText>
+      </w:r>
+      <w:r>
+        <w:rPr>
+          <w:lang w:val="en-US"/>
+        </w:rPr>
+        <w:instrText>REF</w:instrText>
+      </w:r>
+      <w:r>
+        <w:instrText xml:space="preserve"> _</w:instrText>
+      </w:r>
+      <w:r>
+        <w:rPr>
+          <w:lang w:val="en-US"/>
+        </w:rPr>
+        <w:instrText>Ref</w:instrText>
+      </w:r>
+      <w:r>
+        <w:instrText>158667775 \</w:instrText>
+      </w:r>
+      <w:r>
+        <w:rPr>
+          <w:lang w:val="en-US"/>
+        </w:rPr>
+        <w:instrText>r</w:instrText>
+      </w:r>
+      <w:r>
+        <w:instrText xml:space="preserve"> \</w:instrText>
+      </w:r>
+      <w:r>
+        <w:rPr>
+          <w:lang w:val="en-US"/>
+        </w:rPr>
+        <w:instrText>h</w:instrText>
+      </w:r>
+      <w:r>
+        <w:instrText xml:space="preserve"> </w:instrText>
+      </w:r>
+      <w:r>
+        <w:rPr>
+          <w:lang w:val="en-US"/>
+        </w:rPr>
+      </w:r>
+      <w:r>
+        <w:rPr>
+          <w:lang w:val="en-US"/>
+        </w:rPr>
+        <w:fldChar w:fldCharType="separate"/>
+      </w:r>
+      <w:r>
+        <w:t>5</w:t>
+      </w:r>
+      <w:r>
+        <w:rPr>
+          <w:lang w:val="en-US"/>
+        </w:rPr>
+        <w:fldChar w:fldCharType="end"/>
+      </w:r>
+      <w:r>
+        <w:t>]</w:t>
       </w:r>
       <w:r>
         <w:t xml:space="preserve"> </w:t>
       </w:r>
       <w:r>
-        <w:t>[</w:t>
-      </w:r>
-      <w:r>
-        <w:rPr>
-          <w:lang w:val="en-US"/>
-        </w:rPr>
-        <w:fldChar w:fldCharType="begin"/>
-      </w:r>
-      <w:r>
-        <w:instrText xml:space="preserve"> </w:instrText>
-      </w:r>
-      <w:r>
-        <w:rPr>
-          <w:lang w:val="en-US"/>
-        </w:rPr>
-        <w:instrText>REF</w:instrText>
-      </w:r>
-      <w:r>
-        <w:instrText xml:space="preserve"> _</w:instrText>
-      </w:r>
-      <w:r>
-        <w:rPr>
-          <w:lang w:val="en-US"/>
-        </w:rPr>
-        <w:instrText>Ref</w:instrText>
-      </w:r>
-      <w:r>
-        <w:instrText>158667775 \</w:instrText>
-      </w:r>
-      <w:r>
-        <w:rPr>
-          <w:lang w:val="en-US"/>
-        </w:rPr>
-        <w:instrText>r</w:instrText>
-      </w:r>
-      <w:r>
-        <w:instrText xml:space="preserve"> \</w:instrText>
-      </w:r>
-      <w:r>
-        <w:rPr>
-          <w:lang w:val="en-US"/>
-        </w:rPr>
-        <w:instrText>h</w:instrText>
-      </w:r>
-      <w:r>
-        <w:instrText xml:space="preserve"> </w:instrText>
-      </w:r>
-      <w:r>
-        <w:rPr>
-          <w:lang w:val="en-US"/>
-        </w:rPr>
-      </w:r>
-      <w:r>
-        <w:rPr>
-          <w:lang w:val="en-US"/>
-        </w:rPr>
-        <w:fldChar w:fldCharType="separate"/>
-      </w:r>
-      <w:r>
-        <w:t>5</w:t>
-      </w:r>
-      <w:r>
-        <w:rPr>
-          <w:lang w:val="en-US"/>
-        </w:rPr>
-        <w:fldChar w:fldCharType="end"/>
-      </w:r>
-      <w:r>
-        <w:t>]</w:t>
+        <w:t>о</w:t>
       </w:r>
       <w:r>
         <w:t xml:space="preserve"> </w:t>
       </w:r>
       <w:r>
-        <w:t>о</w:t>
-      </w:r>
-      <w:r>
-        <w:t xml:space="preserve"> </w:t>
-      </w:r>
-      <w:r>
-        <w:t>9350 популярных репозиториев</w:t>
-      </w:r>
-      <w:r>
-        <w:t xml:space="preserve"> </w:t>
+        <w:t xml:space="preserve">9350 популярных репозиториев </w:t>
       </w:r>
       <w:r>
         <w:t>с 2015 по 2018 год</w:t>
@@ -7035,16 +7242,7 @@
         <w:t>, включая количество часто встречающихся событий</w:t>
       </w:r>
       <w:r>
-        <w:t xml:space="preserve">, </w:t>
-      </w:r>
-      <w:r>
-        <w:t>таки</w:t>
-      </w:r>
-      <w:r>
-        <w:t>х</w:t>
-      </w:r>
-      <w:r>
-        <w:t xml:space="preserve">, как </w:t>
+        <w:t xml:space="preserve">, таких, как </w:t>
       </w:r>
       <w:r>
         <w:t xml:space="preserve">fork, </w:t>
@@ -7211,7 +7409,7 @@
         <w:t xml:space="preserve">изучается </w:t>
       </w:r>
       <w:r>
-        <w:t>влияние пандемии COVID-19 на работу удаленных команд. Основные задачи включают изучение общего эффекта пандемии, оценку эффектов пандемии на отдельные команды и анализ свойств команд, которые значительно связаны с устойчивостью команды под воздействием шока.</w:t>
+        <w:t>влияние пандемии COVID-19 на работу удаленных команд. Основные задачи включают изучение общего эффекта пандемии, оценку эффектов пандемии на отдельные команды и анализ свойств команд, которые связаны с устойчивостью под воздействием шока.</w:t>
       </w:r>
     </w:p>
     <w:p>
@@ -7249,16 +7447,10 @@
         <w:t>GHArchive</w:t>
       </w:r>
       <w:r>
-        <w:t xml:space="preserve">, </w:t>
-      </w:r>
-      <w:r>
-        <w:t xml:space="preserve">а также </w:t>
-      </w:r>
-      <w:r>
-        <w:t xml:space="preserve">из </w:t>
-      </w:r>
-      <w:r>
-        <w:t>GHTorren</w:t>
+        <w:t xml:space="preserve"> и зеркала оффициального источника</w:t>
+      </w:r>
+      <w:r>
+        <w:t xml:space="preserve"> GHTorren</w:t>
       </w:r>
       <w:r>
         <w:rPr>
@@ -7267,6 +7459,27 @@
         <w:t>t</w:t>
       </w:r>
       <w:r>
+        <w:t xml:space="preserve"> [</w:t>
+      </w:r>
+      <w:r>
+        <w:fldChar w:fldCharType="begin"/>
+      </w:r>
+      <w:r>
+        <w:instrText xml:space="preserve"> REF _Ref159353942 \r \h </w:instrText>
+      </w:r>
+      <w:r>
+        <w:fldChar w:fldCharType="separate"/>
+      </w:r>
+      <w:r>
+        <w:t>7</w:t>
+      </w:r>
+      <w:r>
+        <w:fldChar w:fldCharType="end"/>
+      </w:r>
+      <w:r>
+        <w:t>]</w:t>
+      </w:r>
+      <w:r>
         <w:t>. На основе данных</w:t>
       </w:r>
       <w:r>
@@ -7353,7 +7566,7 @@
         <w:t>р</w:t>
       </w:r>
       <w:r>
-        <w:t>ешений (GBDT)</w:t>
+        <w:t>ешений GBDT</w:t>
       </w:r>
       <w:r>
         <w:t xml:space="preserve"> и случайного леса</w:t>
@@ -7393,7 +7606,67 @@
         <w:pStyle w:val="a4"/>
       </w:pPr>
       <w:r>
-        <w:t xml:space="preserve">Из приведенных выше работ, можно заключить, что </w:t>
+        <w:t xml:space="preserve">Из приведенных выше работ, можно </w:t>
+      </w:r>
+      <w:r>
+        <w:t>заметить, что основным и самым популярным источником данных является</w:t>
+      </w:r>
+      <w:r>
+        <w:t xml:space="preserve"> </w:t>
+      </w:r>
+      <w:r>
+        <w:rPr>
+          <w:lang w:val="en-US"/>
+        </w:rPr>
+        <w:t>GH</w:t>
+      </w:r>
+      <w:r>
+        <w:t xml:space="preserve"> </w:t>
+      </w:r>
+      <w:r>
+        <w:rPr>
+          <w:lang w:val="en-US"/>
+        </w:rPr>
+        <w:t>Archive</w:t>
+      </w:r>
+      <w:r>
+        <w:t xml:space="preserve">. </w:t>
+      </w:r>
+      <w:r>
+        <w:t>А</w:t>
+      </w:r>
+      <w:r>
+        <w:t>вторы работ собирают данные по кажд</w:t>
+      </w:r>
+      <w:r>
+        <w:t>ому</w:t>
+      </w:r>
+      <w:r>
+        <w:t xml:space="preserve"> репозитори</w:t>
+      </w:r>
+      <w:r>
+        <w:t>ю</w:t>
+      </w:r>
+      <w:r>
+        <w:t xml:space="preserve"> и за внушительный срок - от полу года до нескольких лет</w:t>
+      </w:r>
+      <w:r>
+        <w:t>, что объяснятся тем, что данные, из которых можно сделать какой-</w:t>
+      </w:r>
+      <w:r>
+        <w:t>либо</w:t>
+      </w:r>
+      <w:r>
+        <w:t xml:space="preserve"> вывод, накапливаются за </w:t>
+      </w:r>
+      <w:r>
+        <w:t>достаточно большой</w:t>
+      </w:r>
+      <w:r>
+        <w:t xml:space="preserve"> срок.</w:t>
+      </w:r>
+      <w:r>
+        <w:t xml:space="preserve"> </w:t>
       </w:r>
     </w:p>
     <w:p>
@@ -7479,12 +7752,14 @@
       <w:r>
         <w:t xml:space="preserve">. Обычно репозиторий </w:t>
       </w:r>
+      <w:proofErr w:type="spellStart"/>
       <w:r>
         <w:rPr>
           <w:lang w:val="en-US"/>
         </w:rPr>
         <w:t>Github</w:t>
       </w:r>
+      <w:proofErr w:type="spellEnd"/>
       <w:r>
         <w:t xml:space="preserve"> </w:t>
       </w:r>
@@ -7538,6 +7813,7 @@
         </w:rPr>
         <w:t xml:space="preserve"> </w:t>
       </w:r>
+      <w:proofErr w:type="spellStart"/>
       <w:r>
         <w:rPr>
           <w:rStyle w:val="ad"/>
@@ -7546,6 +7822,7 @@
         </w:rPr>
         <w:t>init</w:t>
       </w:r>
+      <w:proofErr w:type="spellEnd"/>
       <w:r>
         <w:t xml:space="preserve"> </w:t>
       </w:r>
@@ -7617,6 +7894,7 @@
         </w:rPr>
         <w:t xml:space="preserve"> &lt;</w:t>
       </w:r>
+      <w:proofErr w:type="spellStart"/>
       <w:r>
         <w:rPr>
           <w:rStyle w:val="ad"/>
@@ -7625,6 +7903,7 @@
         </w:rPr>
         <w:t>url</w:t>
       </w:r>
+      <w:proofErr w:type="spellEnd"/>
       <w:r>
         <w:rPr>
           <w:rStyle w:val="ad"/>
@@ -8048,12 +8327,14 @@
       <w:r>
         <w:t xml:space="preserve">в </w:t>
       </w:r>
+      <w:proofErr w:type="spellStart"/>
       <w:r>
         <w:rPr>
           <w:lang w:val="en-US"/>
         </w:rPr>
         <w:t>Github</w:t>
       </w:r>
+      <w:proofErr w:type="spellEnd"/>
       <w:r>
         <w:t xml:space="preserve"> на слияние</w:t>
       </w:r>
@@ -8295,12 +8576,14 @@
       <w:r>
         <w:t xml:space="preserve">Когда пользователь выполняет какое-либо действие с репозиторием в </w:t>
       </w:r>
+      <w:proofErr w:type="spellStart"/>
       <w:r>
         <w:rPr>
           <w:lang w:val="en-US"/>
         </w:rPr>
         <w:t>Github</w:t>
       </w:r>
+      <w:proofErr w:type="spellEnd"/>
       <w:r>
         <w:t>, это действие сохраняется и связывается</w:t>
       </w:r>
@@ -8316,14 +8599,19 @@
       <w:r>
         <w:t xml:space="preserve"> событием. </w:t>
       </w:r>
+      <w:proofErr w:type="spellStart"/>
       <w:r>
         <w:rPr>
           <w:lang w:val="en-US"/>
         </w:rPr>
         <w:t>Github</w:t>
       </w:r>
-      <w:r>
-        <w:t>, а так же сторонние сервисы</w:t>
+      <w:proofErr w:type="spellEnd"/>
+      <w:r>
+        <w:t>, а также сторонние сервисы</w:t>
+      </w:r>
+      <w:r>
+        <w:t>,</w:t>
       </w:r>
       <w:r>
         <w:t xml:space="preserve"> п</w:t>
@@ -8495,12 +8783,14 @@
       <w:r>
         <w:t xml:space="preserve"> </w:t>
       </w:r>
+      <w:proofErr w:type="spellStart"/>
       <w:r>
         <w:rPr>
           <w:lang w:val="en-US"/>
         </w:rPr>
         <w:t>BigQuery</w:t>
       </w:r>
+      <w:proofErr w:type="spellEnd"/>
       <w:r>
         <w:t xml:space="preserve"> [</w:t>
       </w:r>
@@ -8537,12 +8827,14 @@
       <w:r>
         <w:t xml:space="preserve">. Однако </w:t>
       </w:r>
+      <w:proofErr w:type="spellStart"/>
       <w:r>
         <w:rPr>
           <w:lang w:val="en-US"/>
         </w:rPr>
         <w:t>BigQuery</w:t>
       </w:r>
+      <w:proofErr w:type="spellEnd"/>
       <w:r>
         <w:t xml:space="preserve"> </w:t>
       </w:r>
@@ -8666,12 +8958,28 @@
         </w:numPr>
         <w:ind w:left="0" w:firstLine="709"/>
       </w:pPr>
-      <w:r>
-        <w:rPr>
-          <w:lang w:val="en-US"/>
-        </w:rPr>
-        <w:t>имя репозитория</w:t>
-      </w:r>
+      <w:proofErr w:type="spellStart"/>
+      <w:r>
+        <w:rPr>
+          <w:lang w:val="en-US"/>
+        </w:rPr>
+        <w:t>имя</w:t>
+      </w:r>
+      <w:proofErr w:type="spellEnd"/>
+      <w:r>
+        <w:rPr>
+          <w:lang w:val="en-US"/>
+        </w:rPr>
+        <w:t xml:space="preserve"> </w:t>
+      </w:r>
+      <w:proofErr w:type="spellStart"/>
+      <w:r>
+        <w:rPr>
+          <w:lang w:val="en-US"/>
+        </w:rPr>
+        <w:t>репозитория</w:t>
+      </w:r>
+      <w:proofErr w:type="spellEnd"/>
       <w:r>
         <w:t>;</w:t>
       </w:r>
@@ -8685,12 +8993,14 @@
         </w:numPr>
         <w:ind w:left="0" w:firstLine="709"/>
       </w:pPr>
+      <w:proofErr w:type="spellStart"/>
       <w:r>
         <w:rPr>
           <w:lang w:val="en-US"/>
         </w:rPr>
         <w:t>количество</w:t>
       </w:r>
+      <w:proofErr w:type="spellEnd"/>
       <w:r>
         <w:t xml:space="preserve"> сделанных </w:t>
       </w:r>
@@ -8713,12 +9023,34 @@
         </w:numPr>
         <w:ind w:left="0" w:firstLine="709"/>
       </w:pPr>
+      <w:proofErr w:type="spellStart"/>
       <w:r>
         <w:rPr>
           <w:lang w:val="en-US"/>
         </w:rPr>
         <w:lastRenderedPageBreak/>
-        <w:t>количество сделанных push</w:t>
+        <w:t>количество</w:t>
+      </w:r>
+      <w:proofErr w:type="spellEnd"/>
+      <w:r>
+        <w:rPr>
+          <w:lang w:val="en-US"/>
+        </w:rPr>
+        <w:t xml:space="preserve"> </w:t>
+      </w:r>
+      <w:proofErr w:type="spellStart"/>
+      <w:r>
+        <w:rPr>
+          <w:lang w:val="en-US"/>
+        </w:rPr>
+        <w:t>сделанных</w:t>
+      </w:r>
+      <w:proofErr w:type="spellEnd"/>
+      <w:r>
+        <w:rPr>
+          <w:lang w:val="en-US"/>
+        </w:rPr>
+        <w:t xml:space="preserve"> push</w:t>
       </w:r>
       <w:r>
         <w:t>;</w:t>
@@ -8733,11 +9065,33 @@
         </w:numPr>
         <w:ind w:left="0" w:firstLine="709"/>
       </w:pPr>
-      <w:r>
-        <w:rPr>
-          <w:lang w:val="en-US"/>
-        </w:rPr>
-        <w:t>средний объем push</w:t>
+      <w:proofErr w:type="spellStart"/>
+      <w:r>
+        <w:rPr>
+          <w:lang w:val="en-US"/>
+        </w:rPr>
+        <w:t>средний</w:t>
+      </w:r>
+      <w:proofErr w:type="spellEnd"/>
+      <w:r>
+        <w:rPr>
+          <w:lang w:val="en-US"/>
+        </w:rPr>
+        <w:t xml:space="preserve"> </w:t>
+      </w:r>
+      <w:proofErr w:type="spellStart"/>
+      <w:r>
+        <w:rPr>
+          <w:lang w:val="en-US"/>
+        </w:rPr>
+        <w:t>объем</w:t>
+      </w:r>
+      <w:proofErr w:type="spellEnd"/>
+      <w:r>
+        <w:rPr>
+          <w:lang w:val="en-US"/>
+        </w:rPr>
+        <w:t xml:space="preserve"> push</w:t>
       </w:r>
       <w:r>
         <w:t>;</w:t>
@@ -9106,13 +9460,7 @@
         <w:ind w:firstLine="0"/>
       </w:pPr>
       <w:r>
-        <w:t xml:space="preserve">Таблица </w:t>
-      </w:r>
-      <w:r>
-        <w:t>2</w:t>
-      </w:r>
-      <w:r>
-        <w:t xml:space="preserve"> – Пример </w:t>
+        <w:t xml:space="preserve">Таблица 2 – Пример </w:t>
       </w:r>
       <w:r>
         <w:t>возможных шаблонов</w:t>
@@ -9319,7 +9667,10 @@
         <w:t xml:space="preserve"> зависимости </w:t>
       </w:r>
       <w:r>
-        <w:t>между активностью репозитория и количеством звезд.</w:t>
+        <w:t>между активностью репозитория и количеством звезд</w:t>
+      </w:r>
+      <w:r>
+        <w:t>, что возможно позволит определить, какого типа активность команды влияет на рост популярности репозитория.</w:t>
       </w:r>
     </w:p>
     <w:p>
@@ -9329,21 +9680,25 @@
       <w:r>
         <w:t xml:space="preserve">Рассмотрим еще один вариант получения данных </w:t>
       </w:r>
+      <w:proofErr w:type="spellStart"/>
       <w:r>
         <w:rPr>
           <w:lang w:val="en-US"/>
         </w:rPr>
         <w:t>Github</w:t>
       </w:r>
+      <w:proofErr w:type="spellEnd"/>
       <w:r>
         <w:t xml:space="preserve">. </w:t>
       </w:r>
+      <w:proofErr w:type="spellStart"/>
       <w:r>
         <w:rPr>
           <w:lang w:val="en-US"/>
         </w:rPr>
         <w:t>Github</w:t>
       </w:r>
+      <w:proofErr w:type="spellEnd"/>
       <w:r>
         <w:t xml:space="preserve"> </w:t>
       </w:r>
@@ -9459,18 +9814,22 @@
         <w:t xml:space="preserve"> и обмениваются данными</w:t>
       </w:r>
       <w:r>
-        <w:t>. С помо</w:t>
-      </w:r>
-      <w:r>
-        <w:t>щ</w:t>
-      </w:r>
-      <w:r>
-        <w:t>ью него него также можно выполнять</w:t>
+        <w:t xml:space="preserve">. </w:t>
+      </w:r>
+      <w:r>
+        <w:t>С его помощью</w:t>
       </w:r>
       <w:r>
         <w:t xml:space="preserve"> </w:t>
       </w:r>
       <w:r>
+        <w:lastRenderedPageBreak/>
+        <w:t>также можно выполнять</w:t>
+      </w:r>
+      <w:r>
+        <w:t xml:space="preserve"> </w:t>
+      </w:r>
+      <w:r>
         <w:rPr>
           <w:lang w:val="en-US"/>
         </w:rPr>
@@ -9486,211 +9845,210 @@
         <w:t xml:space="preserve"> различных</w:t>
       </w:r>
       <w:r>
+        <w:t xml:space="preserve"> данных</w:t>
+      </w:r>
+      <w:r>
+        <w:t xml:space="preserve"> в формате </w:t>
+      </w:r>
+      <w:r>
+        <w:rPr>
+          <w:lang w:val="en-US"/>
+        </w:rPr>
+        <w:t>JSON</w:t>
+      </w:r>
+      <w:r>
+        <w:t xml:space="preserve"> о каком-либо репозитории, пользователе или событии, если</w:t>
+      </w:r>
+      <w:r>
         <w:t xml:space="preserve"> </w:t>
       </w:r>
       <w:r>
-        <w:lastRenderedPageBreak/>
-        <w:t>данных</w:t>
-      </w:r>
-      <w:r>
-        <w:t xml:space="preserve"> в формате </w:t>
-      </w:r>
-      <w:r>
-        <w:rPr>
-          <w:lang w:val="en-US"/>
-        </w:rPr>
-        <w:t>JSON</w:t>
-      </w:r>
-      <w:r>
-        <w:t xml:space="preserve"> о каком-либо репозитории, пользователе или событии, если</w:t>
+        <w:t>они</w:t>
+      </w:r>
+      <w:r>
+        <w:t xml:space="preserve"> носят публичный характер. </w:t>
+      </w:r>
+    </w:p>
+    <w:p>
+      <w:pPr>
+        <w:pStyle w:val="a4"/>
+      </w:pPr>
+      <w:r>
+        <w:t>Ниже представлены примеры, данных, которые можно получить</w:t>
+      </w:r>
+      <w:r>
+        <w:t>:</w:t>
+      </w:r>
+    </w:p>
+    <w:p>
+      <w:pPr>
+        <w:pStyle w:val="a2"/>
+      </w:pPr>
+      <w:r>
+        <w:t>name</w:t>
+      </w:r>
+      <w:r>
+        <w:t xml:space="preserve"> – название репозитория</w:t>
+      </w:r>
+      <w:r>
+        <w:rPr>
+          <w:lang w:val="en-US"/>
+        </w:rPr>
+        <w:t>;</w:t>
+      </w:r>
+    </w:p>
+    <w:p>
+      <w:pPr>
+        <w:pStyle w:val="a2"/>
+      </w:pPr>
+      <w:r>
+        <w:t>description</w:t>
+      </w:r>
+      <w:r>
+        <w:t xml:space="preserve"> – описание репозитория;</w:t>
+      </w:r>
+    </w:p>
+    <w:p>
+      <w:pPr>
+        <w:pStyle w:val="a2"/>
+      </w:pPr>
+      <w:r>
+        <w:rPr>
+          <w:lang w:val="en-US"/>
+        </w:rPr>
+        <w:t>is</w:t>
+      </w:r>
+      <w:r>
+        <w:t>_</w:t>
+      </w:r>
+      <w:r>
+        <w:rPr>
+          <w:lang w:val="en-US"/>
+        </w:rPr>
+        <w:t>fork</w:t>
+      </w:r>
+      <w:r>
+        <w:t xml:space="preserve"> – </w:t>
+      </w:r>
+      <w:r>
+        <w:t>является ли репозиторий форком;</w:t>
+      </w:r>
+    </w:p>
+    <w:p>
+      <w:pPr>
+        <w:pStyle w:val="a2"/>
+      </w:pPr>
+      <w:r>
+        <w:t>language</w:t>
+      </w:r>
+      <w:r>
+        <w:t xml:space="preserve"> – язык, использующийся в репозитории</w:t>
+      </w:r>
+      <w:r>
+        <w:t>;</w:t>
+      </w:r>
+    </w:p>
+    <w:p>
+      <w:pPr>
+        <w:pStyle w:val="a2"/>
+      </w:pPr>
+      <w:r>
+        <w:rPr>
+          <w:lang w:val="en-US"/>
+        </w:rPr>
+        <w:t>license</w:t>
+      </w:r>
+      <w:r>
+        <w:t>_</w:t>
+      </w:r>
+      <w:r>
+        <w:rPr>
+          <w:lang w:val="en-US"/>
+        </w:rPr>
+        <w:t>name</w:t>
+      </w:r>
+      <w:r>
+        <w:t xml:space="preserve"> – </w:t>
+      </w:r>
+      <w:r>
+        <w:t>имя лицензии репозитория</w:t>
+      </w:r>
+      <w:r>
+        <w:t>.</w:t>
+      </w:r>
+    </w:p>
+    <w:p>
+      <w:pPr>
+        <w:pStyle w:val="a4"/>
+      </w:pPr>
+      <w:r>
+        <w:t>Некоторые данные из представленных могут дополнить транзакци</w:t>
+      </w:r>
+      <w:r>
+        <w:t>ю, такими товарами, как «</w:t>
+      </w:r>
+      <w:r>
+        <w:t xml:space="preserve">Язык программирования </w:t>
+      </w:r>
+      <w:r>
+        <w:rPr>
+          <w:lang w:val="en-US"/>
+        </w:rPr>
+        <w:t>Python</w:t>
+      </w:r>
+      <w:r>
+        <w:t>»</w:t>
+      </w:r>
+      <w:r>
+        <w:t xml:space="preserve"> или «Лицензия </w:t>
+      </w:r>
+      <w:r>
+        <w:rPr>
+          <w:lang w:val="en-US"/>
+        </w:rPr>
+        <w:t>MIT</w:t>
+      </w:r>
+      <w:r>
+        <w:t>»</w:t>
+      </w:r>
+      <w:r>
+        <w:t xml:space="preserve">. </w:t>
+      </w:r>
+      <w:r>
+        <w:t>При</w:t>
+      </w:r>
+      <w:r>
+        <w:t xml:space="preserve"> поиске шаблонов это</w:t>
+      </w:r>
+      <w:r>
+        <w:t xml:space="preserve"> может</w:t>
+      </w:r>
+      <w:r>
+        <w:t xml:space="preserve"> помо</w:t>
+      </w:r>
+      <w:r>
+        <w:t>чь</w:t>
+      </w:r>
+      <w:r>
+        <w:t xml:space="preserve"> определить, какие </w:t>
+      </w:r>
+      <w:r>
+        <w:t>языки или</w:t>
       </w:r>
       <w:r>
         <w:t xml:space="preserve"> </w:t>
       </w:r>
       <w:r>
-        <w:t>они</w:t>
-      </w:r>
-      <w:r>
-        <w:t xml:space="preserve"> носят публичный характер. </w:t>
-      </w:r>
-    </w:p>
-    <w:p>
-      <w:pPr>
-        <w:pStyle w:val="a4"/>
-      </w:pPr>
-      <w:r>
-        <w:t>Ниже представлены примеры, данных, которые можно получить</w:t>
-      </w:r>
-      <w:r>
-        <w:t>:</w:t>
-      </w:r>
-    </w:p>
-    <w:p>
-      <w:pPr>
-        <w:pStyle w:val="a2"/>
-      </w:pPr>
-      <w:r>
-        <w:t>name</w:t>
-      </w:r>
-      <w:r>
-        <w:t xml:space="preserve"> – название репозитория</w:t>
-      </w:r>
-      <w:r>
-        <w:rPr>
-          <w:lang w:val="en-US"/>
-        </w:rPr>
-        <w:t>;</w:t>
-      </w:r>
-    </w:p>
-    <w:p>
-      <w:pPr>
-        <w:pStyle w:val="a2"/>
-      </w:pPr>
-      <w:r>
-        <w:t>description</w:t>
-      </w:r>
-      <w:r>
-        <w:t xml:space="preserve"> – описание репозитория;</w:t>
-      </w:r>
-    </w:p>
-    <w:p>
-      <w:pPr>
-        <w:pStyle w:val="a2"/>
-      </w:pPr>
-      <w:r>
-        <w:rPr>
-          <w:lang w:val="en-US"/>
-        </w:rPr>
-        <w:t>is</w:t>
-      </w:r>
-      <w:r>
-        <w:t>_</w:t>
-      </w:r>
-      <w:r>
-        <w:rPr>
-          <w:lang w:val="en-US"/>
-        </w:rPr>
-        <w:t>fork</w:t>
-      </w:r>
-      <w:r>
-        <w:t xml:space="preserve"> – </w:t>
-      </w:r>
-      <w:r>
-        <w:t>является ли репозиторий форком;</w:t>
-      </w:r>
-    </w:p>
-    <w:p>
-      <w:pPr>
-        <w:pStyle w:val="a2"/>
-      </w:pPr>
-      <w:r>
-        <w:t>language</w:t>
-      </w:r>
-      <w:r>
-        <w:t xml:space="preserve"> – язык, использующийся в репозитории</w:t>
-      </w:r>
-      <w:r>
-        <w:t>;</w:t>
-      </w:r>
-    </w:p>
-    <w:p>
-      <w:pPr>
-        <w:pStyle w:val="a2"/>
-      </w:pPr>
-      <w:r>
-        <w:rPr>
-          <w:lang w:val="en-US"/>
-        </w:rPr>
-        <w:t>license</w:t>
-      </w:r>
-      <w:r>
-        <w:t>_</w:t>
-      </w:r>
-      <w:r>
-        <w:rPr>
-          <w:lang w:val="en-US"/>
-        </w:rPr>
-        <w:t>name</w:t>
-      </w:r>
-      <w:r>
-        <w:t xml:space="preserve"> – </w:t>
-      </w:r>
-      <w:r>
-        <w:t>имя лицензии репозитория</w:t>
-      </w:r>
-      <w:r>
-        <w:t>.</w:t>
-      </w:r>
-    </w:p>
-    <w:p>
-      <w:pPr>
-        <w:pStyle w:val="a4"/>
-      </w:pPr>
-      <w:r>
-        <w:t>Некоторые данные из представленных могут дополнить транзакци</w:t>
-      </w:r>
-      <w:r>
-        <w:t>ю, такими товарами, как «</w:t>
-      </w:r>
-      <w:r>
-        <w:t xml:space="preserve">Язык программирования </w:t>
-      </w:r>
-      <w:r>
-        <w:rPr>
-          <w:lang w:val="en-US"/>
-        </w:rPr>
-        <w:t>Python</w:t>
-      </w:r>
-      <w:r>
-        <w:t>»</w:t>
-      </w:r>
-      <w:r>
-        <w:t xml:space="preserve"> или «Лицензия </w:t>
-      </w:r>
-      <w:r>
-        <w:rPr>
-          <w:lang w:val="en-US"/>
-        </w:rPr>
-        <w:t>MIT</w:t>
-      </w:r>
-      <w:r>
-        <w:t>»</w:t>
-      </w:r>
-      <w:r>
-        <w:t xml:space="preserve">. </w:t>
-      </w:r>
-      <w:r>
-        <w:t>При</w:t>
-      </w:r>
-      <w:r>
-        <w:t xml:space="preserve"> поиске шаблонов это</w:t>
-      </w:r>
-      <w:r>
-        <w:t xml:space="preserve"> может</w:t>
-      </w:r>
-      <w:r>
-        <w:t xml:space="preserve"> помо</w:t>
-      </w:r>
-      <w:r>
-        <w:t>чь</w:t>
-      </w:r>
-      <w:r>
-        <w:t xml:space="preserve"> определить, какие </w:t>
-      </w:r>
-      <w:r>
-        <w:t>языки или</w:t>
-      </w:r>
-      <w:r>
-        <w:t xml:space="preserve"> </w:t>
-      </w:r>
-      <w:r>
         <w:t>виды лицензий</w:t>
       </w:r>
       <w:r>
         <w:t xml:space="preserve"> лучше влияют на популярность</w:t>
       </w:r>
       <w:r>
-        <w:t xml:space="preserve"> репозитория.</w:t>
+        <w:t xml:space="preserve"> репозитория</w:t>
+      </w:r>
+      <w:r>
+        <w:t>, что может помочь разработчикам или менеджерам проектов делать правильный выбор при создании своего проекта.</w:t>
       </w:r>
     </w:p>
     <w:p>
@@ -9814,12 +10172,14 @@
       <w:r>
         <w:t xml:space="preserve"> </w:t>
       </w:r>
+      <w:proofErr w:type="spellStart"/>
       <w:r>
         <w:rPr>
           <w:lang w:val="en-US"/>
         </w:rPr>
         <w:t>Github</w:t>
       </w:r>
+      <w:proofErr w:type="spellEnd"/>
       <w:r>
         <w:t xml:space="preserve"> </w:t>
       </w:r>
@@ -9854,12 +10214,14 @@
       <w:r>
         <w:t xml:space="preserve"> </w:t>
       </w:r>
+      <w:proofErr w:type="spellStart"/>
       <w:r>
         <w:rPr>
           <w:lang w:val="en-US"/>
         </w:rPr>
         <w:t>Github</w:t>
       </w:r>
+      <w:proofErr w:type="spellEnd"/>
       <w:r>
         <w:t xml:space="preserve"> данных.</w:t>
       </w:r>
@@ -10231,10 +10593,25 @@
       </w:pPr>
       <w:r>
         <w:lastRenderedPageBreak/>
-        <w:t>Актерами системы является обычный пользователь и администратор. Администратор может использовать все функции, обычный пользователь только частью. Для администратора существуют следующие варианты использования</w:t>
-      </w:r>
-      <w:r>
-        <w:t>.</w:t>
+        <w:t>Единственным актером</w:t>
+      </w:r>
+      <w:r>
+        <w:t xml:space="preserve"> системы является обычный пользователь</w:t>
+      </w:r>
+      <w:r>
+        <w:t>, который</w:t>
+      </w:r>
+      <w:r>
+        <w:t xml:space="preserve"> может использовать все функции</w:t>
+      </w:r>
+      <w:r>
+        <w:t xml:space="preserve"> приложения. Ниже приведены эти функции</w:t>
+      </w:r>
+      <w:r>
+        <w:rPr>
+          <w:lang w:val="en-US"/>
+        </w:rPr>
+        <w:t>:</w:t>
       </w:r>
     </w:p>
     <w:p>
@@ -10253,7 +10630,13 @@
         <w:t>Выбрать параметры запрашиваемых данных</w:t>
       </w:r>
       <w:r>
-        <w:t xml:space="preserve">. Администратор может выбрать параметр запрашиваемых из </w:t>
+        <w:t xml:space="preserve">. </w:t>
+      </w:r>
+      <w:r>
+        <w:t xml:space="preserve">Пользователь </w:t>
+      </w:r>
+      <w:r>
+        <w:t xml:space="preserve">может выбрать параметр запрашиваемых из </w:t>
       </w:r>
       <w:r>
         <w:rPr>
@@ -10278,39 +10661,34 @@
         <w:ind w:left="0" w:firstLine="709"/>
       </w:pPr>
       <w:r>
-        <w:t xml:space="preserve">Загрузить данные из </w:t>
-      </w:r>
-      <w:r>
-        <w:rPr>
-          <w:lang w:val="en-US"/>
-        </w:rPr>
-        <w:t>API</w:t>
-      </w:r>
-      <w:r>
-        <w:t xml:space="preserve"> в БД. Администратор может выполнить запрос и сохранение данных из </w:t>
-      </w:r>
-      <w:r>
-        <w:rPr>
-          <w:lang w:val="en-US"/>
-        </w:rPr>
-        <w:t>API</w:t>
-      </w:r>
-      <w:r>
-        <w:t xml:space="preserve"> в БД.</w:t>
-      </w:r>
-    </w:p>
-    <w:p>
-      <w:pPr>
-        <w:pStyle w:val="a4"/>
-        <w:tabs>
-          <w:tab w:val="left" w:pos="993"/>
-        </w:tabs>
-      </w:pPr>
-      <w:r>
-        <w:t>Для пользователя, а также администратора существуют следующие варианты использования</w:t>
-      </w:r>
-      <w:r>
-        <w:t>.</w:t>
+        <w:t xml:space="preserve">Загрузить данные </w:t>
+      </w:r>
+      <w:r>
+        <w:t>в базу данных</w:t>
+      </w:r>
+      <w:r>
+        <w:t xml:space="preserve">. </w:t>
+      </w:r>
+      <w:r>
+        <w:t>Пользователь</w:t>
+      </w:r>
+      <w:r>
+        <w:t xml:space="preserve"> может выполнить запрос</w:t>
+      </w:r>
+      <w:r>
+        <w:t xml:space="preserve"> к сервисам, которые хранят данные</w:t>
+      </w:r>
+      <w:r>
+        <w:t xml:space="preserve"> и сохранени</w:t>
+      </w:r>
+      <w:r>
+        <w:t>ть результаты запроса</w:t>
+      </w:r>
+      <w:r>
+        <w:t xml:space="preserve"> </w:t>
+      </w:r>
+      <w:r>
+        <w:t>в базу данных.</w:t>
       </w:r>
     </w:p>
     <w:p>
@@ -10318,7 +10696,7 @@
         <w:pStyle w:val="a4"/>
         <w:numPr>
           <w:ilvl w:val="0"/>
-          <w:numId w:val="21"/>
+          <w:numId w:val="20"/>
         </w:numPr>
         <w:tabs>
           <w:tab w:val="left" w:pos="1134"/>
@@ -10326,7 +10704,19 @@
         <w:ind w:left="0" w:firstLine="709"/>
       </w:pPr>
       <w:r>
-        <w:t>Выбрать данные из БД. Пользователь выбирает данные из БД для поиска шаблонов.</w:t>
+        <w:t xml:space="preserve">Выбрать данные из </w:t>
+      </w:r>
+      <w:r>
+        <w:t>базы данных</w:t>
+      </w:r>
+      <w:r>
+        <w:t xml:space="preserve">. Пользователь выбирает данные из </w:t>
+      </w:r>
+      <w:r>
+        <w:t>базы данных</w:t>
+      </w:r>
+      <w:r>
+        <w:t xml:space="preserve"> для поиска шаблонов.</w:t>
       </w:r>
     </w:p>
     <w:p>
@@ -10334,7 +10724,7 @@
         <w:pStyle w:val="a4"/>
         <w:numPr>
           <w:ilvl w:val="0"/>
-          <w:numId w:val="21"/>
+          <w:numId w:val="20"/>
         </w:numPr>
         <w:tabs>
           <w:tab w:val="left" w:pos="1134"/>
@@ -10350,7 +10740,7 @@
         <w:pStyle w:val="a4"/>
         <w:numPr>
           <w:ilvl w:val="0"/>
-          <w:numId w:val="21"/>
+          <w:numId w:val="20"/>
         </w:numPr>
         <w:tabs>
           <w:tab w:val="left" w:pos="1134"/>
@@ -10366,7 +10756,7 @@
         <w:pStyle w:val="a4"/>
         <w:numPr>
           <w:ilvl w:val="0"/>
-          <w:numId w:val="21"/>
+          <w:numId w:val="20"/>
         </w:numPr>
         <w:tabs>
           <w:tab w:val="left" w:pos="1134"/>
@@ -10382,7 +10772,7 @@
         <w:pStyle w:val="a4"/>
         <w:numPr>
           <w:ilvl w:val="0"/>
-          <w:numId w:val="21"/>
+          <w:numId w:val="20"/>
         </w:numPr>
         <w:tabs>
           <w:tab w:val="left" w:pos="1134"/>
@@ -10390,7 +10780,13 @@
         <w:ind w:left="0" w:firstLine="709"/>
       </w:pPr>
       <w:r>
-        <w:t>Просмотреть список шаблонов. Пользователь может просмотреть и проанализировать найденные шаблоны.</w:t>
+        <w:t xml:space="preserve">Просмотреть </w:t>
+      </w:r>
+      <w:r>
+        <w:t>шаблоны</w:t>
+      </w:r>
+      <w:r>
+        <w:t>. Пользователь может просмотреть и проанализировать найденные шаблоны.</w:t>
       </w:r>
     </w:p>
     <w:p>
@@ -10398,7 +10794,7 @@
         <w:pStyle w:val="a4"/>
         <w:numPr>
           <w:ilvl w:val="0"/>
-          <w:numId w:val="21"/>
+          <w:numId w:val="20"/>
         </w:numPr>
         <w:tabs>
           <w:tab w:val="left" w:pos="1134"/>
@@ -10408,6 +10804,28 @@
       <w:r>
         <w:t>Экспортировать шаблоны. Пользователь может экспортировать шаблоны в нужном формате.</w:t>
       </w:r>
+    </w:p>
+    <w:p>
+      <w:pPr>
+        <w:pStyle w:val="a4"/>
+        <w:tabs>
+          <w:tab w:val="left" w:pos="1134"/>
+        </w:tabs>
+        <w:ind w:firstLine="0"/>
+      </w:pPr>
+    </w:p>
+    <w:p>
+      <w:pPr>
+        <w:pStyle w:val="2"/>
+      </w:pPr>
+      <w:r>
+        <w:t>Алгоритм преобразования данных в транзакции</w:t>
+      </w:r>
+    </w:p>
+    <w:p>
+      <w:pPr>
+        <w:pStyle w:val="a4"/>
+      </w:pPr>
     </w:p>
     <w:p>
       <w:pPr>
@@ -10448,7 +10866,19 @@
         <w:t xml:space="preserve">модуль интерфейса, </w:t>
       </w:r>
       <w:r>
-        <w:t xml:space="preserve">модуль запроса данных, модуль работы с БД, модуль предобработки данных, модуль составления транзакций, модуль поиска шаблонов.  </w:t>
+        <w:t xml:space="preserve">модуль запроса данных, модуль работы с </w:t>
+      </w:r>
+      <w:r>
+        <w:t>базой данных</w:t>
+      </w:r>
+      <w:r>
+        <w:t xml:space="preserve">, модуль </w:t>
+      </w:r>
+      <w:r>
+        <w:t>преобразования</w:t>
+      </w:r>
+      <w:r>
+        <w:t xml:space="preserve"> данных, модуль поиска шаблонов.  </w:t>
       </w:r>
     </w:p>
     <w:p>
@@ -10456,6 +10886,7 @@
         <w:pStyle w:val="a4"/>
       </w:pPr>
       <w:r>
+        <w:lastRenderedPageBreak/>
         <w:t xml:space="preserve">На рисунке </w:t>
       </w:r>
       <w:r>
@@ -10470,35 +10901,59 @@
         <w:pStyle w:val="a4"/>
         <w:ind w:firstLine="0"/>
       </w:pPr>
-      <w:bookmarkStart w:id="31" w:name="_Toc158574053"/>
-      <w:r>
-        <w:lastRenderedPageBreak/>
-        <w:pict w14:anchorId="1C9FC9EF">
-          <v:shapetype id="_x0000_t75" coordsize="21600,21600" o:spt="75" o:preferrelative="t" path="m@4@5l@4@11@9@11@9@5xe" filled="f" stroked="f">
-            <v:stroke joinstyle="miter"/>
-            <v:formulas>
-              <v:f eqn="if lineDrawn pixelLineWidth 0"/>
-              <v:f eqn="sum @0 1 0"/>
-              <v:f eqn="sum 0 0 @1"/>
-              <v:f eqn="prod @2 1 2"/>
-              <v:f eqn="prod @3 21600 pixelWidth"/>
-              <v:f eqn="prod @3 21600 pixelHeight"/>
-              <v:f eqn="sum @0 0 1"/>
-              <v:f eqn="prod @6 1 2"/>
-              <v:f eqn="prod @7 21600 pixelWidth"/>
-              <v:f eqn="sum @8 21600 0"/>
-              <v:f eqn="prod @7 21600 pixelHeight"/>
-              <v:f eqn="sum @10 21600 0"/>
-            </v:formulas>
-            <v:path o:extrusionok="f" gradientshapeok="t" o:connecttype="rect"/>
-            <o:lock v:ext="edit" aspectratio="t"/>
-          </v:shapetype>
-          <v:shape id="_x0000_i1036" type="#_x0000_t75" style="width:452.15pt;height:245.4pt">
-            <v:imagedata r:id="rId10" o:title="Диаграмма классов"/>
-          </v:shape>
-        </w:pict>
-      </w:r>
-      <w:bookmarkEnd w:id="31"/>
+      <w:r>
+        <w:rPr>
+          <w:noProof/>
+        </w:rPr>
+        <w:drawing>
+          <wp:inline distT="0" distB="0" distL="0" distR="0" wp14:anchorId="5725FF43" wp14:editId="06861155">
+            <wp:extent cx="5756275" cy="2930525"/>
+            <wp:effectExtent l="0" t="0" r="0" b="3175"/>
+            <wp:docPr id="1348814490" name="Picture 2"/>
+            <wp:cNvGraphicFramePr>
+              <a:graphicFrameLocks xmlns:a="http://schemas.openxmlformats.org/drawingml/2006/main" noChangeAspect="1"/>
+            </wp:cNvGraphicFramePr>
+            <a:graphic xmlns:a="http://schemas.openxmlformats.org/drawingml/2006/main">
+              <a:graphicData uri="http://schemas.openxmlformats.org/drawingml/2006/picture">
+                <pic:pic xmlns:pic="http://schemas.openxmlformats.org/drawingml/2006/picture">
+                  <pic:nvPicPr>
+                    <pic:cNvPr id="0" name="Picture 9"/>
+                    <pic:cNvPicPr>
+                      <a:picLocks noChangeAspect="1" noChangeArrowheads="1"/>
+                    </pic:cNvPicPr>
+                  </pic:nvPicPr>
+                  <pic:blipFill>
+                    <a:blip r:embed="rId10">
+                      <a:extLst>
+                        <a:ext uri="{28A0092B-C50C-407E-A947-70E740481C1C}">
+                          <a14:useLocalDpi xmlns:a14="http://schemas.microsoft.com/office/drawing/2010/main" val="0"/>
+                        </a:ext>
+                      </a:extLst>
+                    </a:blip>
+                    <a:srcRect/>
+                    <a:stretch>
+                      <a:fillRect/>
+                    </a:stretch>
+                  </pic:blipFill>
+                  <pic:spPr bwMode="auto">
+                    <a:xfrm>
+                      <a:off x="0" y="0"/>
+                      <a:ext cx="5756275" cy="2930525"/>
+                    </a:xfrm>
+                    <a:prstGeom prst="rect">
+                      <a:avLst/>
+                    </a:prstGeom>
+                    <a:noFill/>
+                    <a:ln>
+                      <a:noFill/>
+                    </a:ln>
+                  </pic:spPr>
+                </pic:pic>
+              </a:graphicData>
+            </a:graphic>
+          </wp:inline>
+        </w:drawing>
+      </w:r>
     </w:p>
     <w:p>
       <w:pPr>
@@ -10550,7 +11005,13 @@
         <w:t xml:space="preserve">Головной модуль </w:t>
       </w:r>
       <w:r>
-        <w:t>будет содержать логику объединения всех остальных модулей системы.</w:t>
+        <w:t>будет объединен</w:t>
+      </w:r>
+      <w:r>
+        <w:t>ять все остальные модули системы</w:t>
+      </w:r>
+      <w:r>
+        <w:t>.</w:t>
       </w:r>
     </w:p>
     <w:p>
@@ -10592,36 +11053,173 @@
       <w:r>
         <w:rPr>
           <w:i/>
+        </w:rPr>
+        <w:t>се</w:t>
+      </w:r>
+      <w:r>
+        <w:rPr>
+          <w:i/>
+        </w:rPr>
+        <w:t>рвисов</w:t>
+      </w:r>
+      <w:r>
+        <w:rPr>
+          <w:i/>
+        </w:rPr>
+        <w:t xml:space="preserve"> </w:t>
+      </w:r>
+      <w:r>
+        <w:t xml:space="preserve">будет взаимодействовать с </w:t>
+      </w:r>
+      <w:r>
+        <w:t xml:space="preserve">сервисом </w:t>
+      </w:r>
+      <w:r>
+        <w:t>С</w:t>
+      </w:r>
+      <w:proofErr w:type="spellStart"/>
+      <w:r>
+        <w:rPr>
+          <w:lang w:val="en-US"/>
+        </w:rPr>
+        <w:t>lickhouse</w:t>
+      </w:r>
+      <w:proofErr w:type="spellEnd"/>
+      <w:r>
+        <w:t xml:space="preserve"> </w:t>
+      </w:r>
+      <w:r>
+        <w:rPr>
+          <w:lang w:val="en-US"/>
+        </w:rPr>
+        <w:t>Playground</w:t>
+      </w:r>
+      <w:r>
+        <w:t xml:space="preserve">, а также с </w:t>
+      </w:r>
+      <w:proofErr w:type="spellStart"/>
+      <w:r>
+        <w:rPr>
+          <w:lang w:val="en-US"/>
+        </w:rPr>
+        <w:t>Github</w:t>
+      </w:r>
+      <w:proofErr w:type="spellEnd"/>
+      <w:r>
+        <w:t xml:space="preserve"> </w:t>
+      </w:r>
+      <w:r>
+        <w:rPr>
           <w:lang w:val="en-US"/>
         </w:rPr>
         <w:t>API</w:t>
       </w:r>
       <w:r>
+        <w:t>.</w:t>
+      </w:r>
+      <w:r>
+        <w:t xml:space="preserve"> </w:t>
+      </w:r>
+      <w:r>
+        <w:t>Сначала будет установлено,</w:t>
+      </w:r>
+      <w:r>
+        <w:t xml:space="preserve"> данные</w:t>
+      </w:r>
+      <w:r>
+        <w:t xml:space="preserve"> какого типа репозитори</w:t>
+      </w:r>
+      <w:r>
+        <w:t>ев</w:t>
+      </w:r>
+      <w:r>
+        <w:t xml:space="preserve"> будут запрашиваться</w:t>
+      </w:r>
+      <w:r>
+        <w:t>, а также промежуток времени. Например это могут быть</w:t>
+      </w:r>
+      <w:r>
+        <w:t xml:space="preserve"> только</w:t>
+      </w:r>
+      <w:r>
+        <w:t xml:space="preserve"> </w:t>
+      </w:r>
+      <w:r>
+        <w:t>репозитории, созданные</w:t>
+      </w:r>
+      <w:r>
+        <w:t xml:space="preserve"> за этот промежуток</w:t>
+      </w:r>
+      <w:r>
+        <w:t>, репозитории, где больше одного участника</w:t>
+      </w:r>
+      <w:r>
+        <w:t xml:space="preserve"> или все</w:t>
+      </w:r>
+      <w:r>
+        <w:t xml:space="preserve"> вообще все</w:t>
+      </w:r>
+      <w:r>
+        <w:t xml:space="preserve"> репозитории. </w:t>
+      </w:r>
+      <w:r>
+        <w:t>Далее по</w:t>
+      </w:r>
+      <w:r>
+        <w:t xml:space="preserve"> каждому</w:t>
+      </w:r>
+      <w:r>
+        <w:t xml:space="preserve"> репозитори</w:t>
+      </w:r>
+      <w:r>
+        <w:t>ю</w:t>
+      </w:r>
+      <w:r>
+        <w:t xml:space="preserve"> </w:t>
+      </w:r>
+      <w:r>
+        <w:t>будут запрашиваться данные</w:t>
+      </w:r>
+      <w:r>
+        <w:t>, которые будут составлять будущую транзакцию.</w:t>
+      </w:r>
+      <w:r>
+        <w:t xml:space="preserve"> Также модуль будет запрашивать данные </w:t>
+      </w:r>
+      <w:r>
+        <w:t>квантилей для некоторых числовых атрибутов, для будущей трансофрмации данных в транзакции.</w:t>
+      </w:r>
+    </w:p>
+    <w:p>
+      <w:pPr>
+        <w:pStyle w:val="a4"/>
+      </w:pPr>
+      <w:r>
         <w:rPr>
           <w:i/>
         </w:rPr>
+        <w:t xml:space="preserve">Модуль работы с </w:t>
+      </w:r>
+      <w:r>
+        <w:rPr>
+          <w:i/>
+        </w:rPr>
+        <w:t>базой данных</w:t>
+      </w:r>
+      <w:r>
+        <w:rPr>
+          <w:i/>
+        </w:rPr>
         <w:t xml:space="preserve"> </w:t>
       </w:r>
       <w:r>
-        <w:t xml:space="preserve">будет взаимодействовать с внешним </w:t>
-      </w:r>
-      <w:r>
-        <w:rPr>
-          <w:lang w:val="en-US"/>
-        </w:rPr>
-        <w:t>API</w:t>
-      </w:r>
-      <w:r>
-        <w:t xml:space="preserve"> </w:t>
-      </w:r>
-      <w:r>
-        <w:rPr>
-          <w:lang w:val="en-US"/>
-        </w:rPr>
-        <w:t>Ckickhouse</w:t>
-      </w:r>
-      <w:r>
-        <w:t xml:space="preserve"> и запрашивать данные по выбранным параметрам.</w:t>
+        <w:t xml:space="preserve">будет </w:t>
+      </w:r>
+      <w:r>
+        <w:t>взаимодействовать с базой данных. У пользователя будет возможность сохранить запрошенные данные в базу данных, чтобы не потерять их и выполнить анализ</w:t>
+      </w:r>
+      <w:r>
+        <w:t xml:space="preserve"> позже. </w:t>
       </w:r>
     </w:p>
     <w:p>
@@ -10632,19 +11230,35 @@
         <w:rPr>
           <w:i/>
         </w:rPr>
-        <w:t xml:space="preserve">Модуль работы с БД </w:t>
-      </w:r>
-      <w:r>
-        <w:t xml:space="preserve">будет взаимодействовать с базой данных, сохранять запрошенные из </w:t>
-      </w:r>
-      <w:r>
-        <w:rPr>
-          <w:lang w:val="en-US"/>
-        </w:rPr>
-        <w:t>API</w:t>
-      </w:r>
-      <w:r>
-        <w:t xml:space="preserve"> данные и запрашивать данные для поиска шаблонов. </w:t>
+        <w:t xml:space="preserve">Модуль </w:t>
+      </w:r>
+      <w:r>
+        <w:rPr>
+          <w:i/>
+        </w:rPr>
+        <w:t>преобразования</w:t>
+      </w:r>
+      <w:r>
+        <w:rPr>
+          <w:i/>
+        </w:rPr>
+        <w:t xml:space="preserve"> данных </w:t>
+      </w:r>
+      <w:r>
+        <w:t xml:space="preserve">будет содержать функционал для обработки запрошенных данных, удалять дубликаты, пропущенные и </w:t>
+      </w:r>
+      <w:r>
+        <w:lastRenderedPageBreak/>
+        <w:t>ненужные для поиска</w:t>
+      </w:r>
+      <w:r>
+        <w:t xml:space="preserve"> шалблонов</w:t>
+      </w:r>
+      <w:r>
+        <w:t xml:space="preserve"> данные</w:t>
+      </w:r>
+      <w:r>
+        <w:t>, а также преобразовывать данные в вид транзакций.</w:t>
       </w:r>
     </w:p>
     <w:p>
@@ -10655,97 +11269,148 @@
         <w:rPr>
           <w:i/>
         </w:rPr>
-        <w:t xml:space="preserve">Модуль предобработки данных </w:t>
-      </w:r>
-      <w:r>
-        <w:t>будет содержать функционал для обработки запрошенных данных, удалять дубликаты, пропущенные и ненужные для поиска данные.</w:t>
+        <w:t xml:space="preserve">Модуль поиска шаблонов </w:t>
+      </w:r>
+      <w:r>
+        <w:t>будет осуществлять поиск шаблонов в транзакциях по заданным пороговым значениям</w:t>
+      </w:r>
+      <w:r>
+        <w:t xml:space="preserve"> поддержки, доставерности и подъема. Также пользователь сможет выбирать числ</w:t>
+      </w:r>
+      <w:r>
+        <w:t>о элементов в антеценденте и консеквенте.</w:t>
       </w:r>
     </w:p>
     <w:p>
       <w:pPr>
         <w:pStyle w:val="a4"/>
       </w:pPr>
-      <w:r>
-        <w:rPr>
-          <w:i/>
-        </w:rPr>
-        <w:t xml:space="preserve">Модуль составления транзакций </w:t>
-      </w:r>
-      <w:r>
-        <w:t>будет содержать функционал для составления транзакций из обработанных данных.</w:t>
-      </w:r>
-    </w:p>
-    <w:p>
-      <w:pPr>
-        <w:pStyle w:val="a4"/>
-      </w:pPr>
-      <w:r>
-        <w:rPr>
-          <w:i/>
-        </w:rPr>
-        <w:t xml:space="preserve">Модуль поиска шаблонов </w:t>
-      </w:r>
-      <w:r>
-        <w:t>будет осуществлять поиск шаблонов в транзакциях по заданным пороговым значениям.</w:t>
-      </w:r>
     </w:p>
     <w:p>
       <w:pPr>
         <w:pStyle w:val="11"/>
       </w:pPr>
-      <w:bookmarkStart w:id="32" w:name="_Toc158574548"/>
-      <w:bookmarkStart w:id="33" w:name="_Toc158574918"/>
+      <w:bookmarkStart w:id="31" w:name="_Toc158574548"/>
+      <w:bookmarkStart w:id="32" w:name="_Toc158574918"/>
       <w:r>
         <w:lastRenderedPageBreak/>
         <w:t>РЕАЛИЗАЦИЯ СИСТЕМЫ</w:t>
       </w:r>
+      <w:bookmarkEnd w:id="31"/>
       <w:bookmarkEnd w:id="32"/>
+    </w:p>
+    <w:p>
+      <w:pPr>
+        <w:pStyle w:val="2"/>
+      </w:pPr>
+      <w:bookmarkStart w:id="33" w:name="_Toc134466879"/>
+      <w:bookmarkStart w:id="34" w:name="_Toc158574549"/>
+      <w:bookmarkStart w:id="35" w:name="_Toc158574919"/>
+      <w:r>
+        <w:t>Программные средства реализации</w:t>
+      </w:r>
       <w:bookmarkEnd w:id="33"/>
-    </w:p>
-    <w:p>
-      <w:pPr>
-        <w:pStyle w:val="2"/>
-      </w:pPr>
-      <w:bookmarkStart w:id="34" w:name="_Toc134466879"/>
-      <w:bookmarkStart w:id="35" w:name="_Toc158574549"/>
-      <w:bookmarkStart w:id="36" w:name="_Toc158574919"/>
-      <w:r>
-        <w:t>Программные средства реализации</w:t>
-      </w:r>
       <w:bookmarkEnd w:id="34"/>
       <w:bookmarkEnd w:id="35"/>
+    </w:p>
+    <w:p>
+      <w:pPr>
+        <w:pStyle w:val="a4"/>
+      </w:pPr>
+      <w:r>
+        <w:t xml:space="preserve">Для разработки программной части был выбран язык </w:t>
+      </w:r>
+      <w:r>
+        <w:rPr>
+          <w:lang w:val="en-US"/>
+        </w:rPr>
+        <w:t>Python</w:t>
+      </w:r>
+      <w:r>
+        <w:t xml:space="preserve"> </w:t>
+      </w:r>
+      <w:r>
+        <w:t xml:space="preserve">версии </w:t>
+      </w:r>
+      <w:r>
+        <w:t>3.11.7</w:t>
+      </w:r>
+      <w:r>
+        <w:t xml:space="preserve">, </w:t>
+      </w:r>
+      <w:r>
+        <w:t xml:space="preserve">разработка велась в редакторе кода </w:t>
+      </w:r>
+      <w:r>
+        <w:rPr>
+          <w:lang w:val="en-US"/>
+        </w:rPr>
+        <w:t>Visual</w:t>
+      </w:r>
+      <w:r>
+        <w:t xml:space="preserve"> </w:t>
+      </w:r>
+      <w:r>
+        <w:rPr>
+          <w:lang w:val="en-US"/>
+        </w:rPr>
+        <w:t>Studio</w:t>
+      </w:r>
+      <w:r>
+        <w:t xml:space="preserve"> </w:t>
+      </w:r>
+      <w:r>
+        <w:rPr>
+          <w:lang w:val="en-US"/>
+        </w:rPr>
+        <w:t>Code</w:t>
+      </w:r>
+      <w:r>
+        <w:t>.</w:t>
+      </w:r>
+    </w:p>
+    <w:p>
+      <w:pPr>
+        <w:pStyle w:val="2"/>
+      </w:pPr>
+      <w:bookmarkStart w:id="36" w:name="_Toc158574550"/>
+      <w:bookmarkStart w:id="37" w:name="_Toc158574920"/>
+      <w:r>
+        <w:t>Реализация компонентов системы</w:t>
+      </w:r>
       <w:bookmarkEnd w:id="36"/>
+      <w:bookmarkEnd w:id="37"/>
     </w:p>
     <w:p>
       <w:pPr>
         <w:pStyle w:val="2"/>
-      </w:pPr>
-      <w:bookmarkStart w:id="37" w:name="_Toc158574550"/>
-      <w:bookmarkStart w:id="38" w:name="_Toc158574920"/>
-      <w:r>
-        <w:t>Реализация компонентов системы</w:t>
-      </w:r>
-      <w:bookmarkEnd w:id="37"/>
+        <w:numPr>
+          <w:ilvl w:val="0"/>
+          <w:numId w:val="0"/>
+        </w:numPr>
+      </w:pPr>
+      <w:r>
+        <w:tab/>
+      </w:r>
+    </w:p>
+    <w:p>
+      <w:pPr>
+        <w:pStyle w:val="2"/>
+      </w:pPr>
+      <w:bookmarkStart w:id="38" w:name="_Toc158574551"/>
+      <w:bookmarkStart w:id="39" w:name="_Toc158574921"/>
+      <w:r>
+        <w:t>Реализация интерфейса</w:t>
+      </w:r>
       <w:bookmarkEnd w:id="38"/>
-    </w:p>
-    <w:p>
-      <w:pPr>
-        <w:pStyle w:val="2"/>
-      </w:pPr>
-      <w:bookmarkStart w:id="39" w:name="_Toc158574551"/>
-      <w:bookmarkStart w:id="40" w:name="_Toc158574921"/>
-      <w:r>
-        <w:t>Реализация интерфейса</w:t>
-      </w:r>
       <w:bookmarkEnd w:id="39"/>
-      <w:bookmarkEnd w:id="40"/>
     </w:p>
     <w:p>
       <w:pPr>
         <w:pStyle w:val="11"/>
       </w:pPr>
-      <w:bookmarkStart w:id="41" w:name="_Toc158574552"/>
-      <w:bookmarkStart w:id="42" w:name="_Toc158574922"/>
+      <w:bookmarkStart w:id="40" w:name="_Toc158574552"/>
+      <w:bookmarkStart w:id="41" w:name="_Toc158574922"/>
       <w:r>
         <w:lastRenderedPageBreak/>
         <w:t>Тестирование</w:t>
@@ -10753,20 +11418,20 @@
       <w:r>
         <w:t xml:space="preserve"> и эксперименты</w:t>
       </w:r>
+      <w:bookmarkEnd w:id="40"/>
       <w:bookmarkEnd w:id="41"/>
+    </w:p>
+    <w:p>
+      <w:pPr>
+        <w:pStyle w:val="2"/>
+      </w:pPr>
+      <w:bookmarkStart w:id="42" w:name="_Toc158574553"/>
+      <w:bookmarkStart w:id="43" w:name="_Toc158574923"/>
+      <w:r>
+        <w:t>Функциональное тестирование</w:t>
+      </w:r>
       <w:bookmarkEnd w:id="42"/>
-    </w:p>
-    <w:p>
-      <w:pPr>
-        <w:pStyle w:val="2"/>
-      </w:pPr>
-      <w:bookmarkStart w:id="43" w:name="_Toc158574553"/>
-      <w:bookmarkStart w:id="44" w:name="_Toc158574923"/>
-      <w:r>
-        <w:t>Функциональное тестирование</w:t>
-      </w:r>
       <w:bookmarkEnd w:id="43"/>
-      <w:bookmarkEnd w:id="44"/>
     </w:p>
     <w:p>
       <w:pPr>
@@ -11094,82 +11759,82 @@
       <w:pPr>
         <w:pStyle w:val="2"/>
       </w:pPr>
-      <w:bookmarkStart w:id="45" w:name="_Toc158574554"/>
-      <w:bookmarkStart w:id="46" w:name="_Toc158574924"/>
+      <w:bookmarkStart w:id="44" w:name="_Toc158574554"/>
+      <w:bookmarkStart w:id="45" w:name="_Toc158574924"/>
       <w:r>
         <w:t>Э</w:t>
       </w:r>
       <w:r>
         <w:t>ксперименты</w:t>
       </w:r>
+      <w:bookmarkEnd w:id="44"/>
       <w:bookmarkEnd w:id="45"/>
+    </w:p>
+    <w:p>
+      <w:pPr>
+        <w:pStyle w:val="a8"/>
+      </w:pPr>
+      <w:bookmarkStart w:id="46" w:name="_Toc158574555"/>
+      <w:r>
+        <w:t>Описание экспериментов</w:t>
+      </w:r>
       <w:bookmarkEnd w:id="46"/>
     </w:p>
     <w:p>
       <w:pPr>
+        <w:pStyle w:val="a4"/>
+      </w:pPr>
+    </w:p>
+    <w:p>
+      <w:pPr>
+        <w:pStyle w:val="2"/>
+      </w:pPr>
+      <w:bookmarkStart w:id="47" w:name="_Toc158574556"/>
+      <w:bookmarkStart w:id="48" w:name="_Toc158574925"/>
+      <w:r>
+        <w:t>Анализ результатов</w:t>
+      </w:r>
+      <w:bookmarkEnd w:id="47"/>
+      <w:bookmarkEnd w:id="48"/>
+    </w:p>
+    <w:p>
+      <w:pPr>
+        <w:pStyle w:val="a4"/>
+      </w:pPr>
+    </w:p>
+    <w:p>
+      <w:pPr>
         <w:pStyle w:val="a8"/>
       </w:pPr>
-      <w:bookmarkStart w:id="47" w:name="_Toc158574555"/>
-      <w:r>
-        <w:t>Описание экспериментов</w:t>
-      </w:r>
-      <w:bookmarkEnd w:id="47"/>
-    </w:p>
-    <w:p>
-      <w:pPr>
-        <w:pStyle w:val="a4"/>
-      </w:pPr>
-    </w:p>
-    <w:p>
-      <w:pPr>
-        <w:pStyle w:val="2"/>
-      </w:pPr>
-      <w:bookmarkStart w:id="48" w:name="_Toc158574556"/>
-      <w:bookmarkStart w:id="49" w:name="_Toc158574925"/>
-      <w:r>
-        <w:t>Анализ результатов</w:t>
-      </w:r>
-      <w:bookmarkEnd w:id="48"/>
+      <w:bookmarkStart w:id="49" w:name="_Toc137069291"/>
+      <w:bookmarkStart w:id="50" w:name="_Toc158574557"/>
+      <w:bookmarkStart w:id="51" w:name="_Toc158574926"/>
+      <w:r>
+        <w:t>Вывод</w:t>
+      </w:r>
       <w:bookmarkEnd w:id="49"/>
-    </w:p>
-    <w:p>
-      <w:pPr>
-        <w:pStyle w:val="a4"/>
-      </w:pPr>
-    </w:p>
-    <w:p>
-      <w:pPr>
-        <w:pStyle w:val="a8"/>
-      </w:pPr>
-      <w:bookmarkStart w:id="50" w:name="_Toc137069291"/>
-      <w:bookmarkStart w:id="51" w:name="_Toc158574557"/>
-      <w:bookmarkStart w:id="52" w:name="_Toc158574926"/>
-      <w:r>
-        <w:t>Вывод</w:t>
-      </w:r>
       <w:bookmarkEnd w:id="50"/>
       <w:bookmarkEnd w:id="51"/>
-      <w:bookmarkEnd w:id="52"/>
     </w:p>
     <w:p>
       <w:pPr>
         <w:pStyle w:val="19"/>
       </w:pPr>
-      <w:bookmarkStart w:id="53" w:name="_Toc158574558"/>
-      <w:bookmarkStart w:id="54" w:name="_Toc158574927"/>
+      <w:bookmarkStart w:id="52" w:name="_Toc158574558"/>
+      <w:bookmarkStart w:id="53" w:name="_Toc158574927"/>
       <w:r>
         <w:lastRenderedPageBreak/>
         <w:t>ЗАКЛЮЧЕНИЕ</w:t>
       </w:r>
+      <w:bookmarkEnd w:id="52"/>
       <w:bookmarkEnd w:id="53"/>
-      <w:bookmarkEnd w:id="54"/>
     </w:p>
     <w:p>
       <w:pPr>
         <w:pStyle w:val="19"/>
       </w:pPr>
-      <w:bookmarkStart w:id="55" w:name="_Toc158574559"/>
-      <w:bookmarkStart w:id="56" w:name="_Toc158574928"/>
+      <w:bookmarkStart w:id="54" w:name="_Toc158574559"/>
+      <w:bookmarkStart w:id="55" w:name="_Toc158574928"/>
       <w:r>
         <w:lastRenderedPageBreak/>
         <w:t>Список</w:t>
@@ -11180,8 +11845,8 @@
       <w:r>
         <w:t>литературы</w:t>
       </w:r>
+      <w:bookmarkEnd w:id="54"/>
       <w:bookmarkEnd w:id="55"/>
-      <w:bookmarkEnd w:id="56"/>
     </w:p>
     <w:p>
       <w:pPr>
@@ -11195,10 +11860,12 @@
           <w:lang w:val="ru-RU"/>
         </w:rPr>
       </w:pPr>
-      <w:bookmarkStart w:id="57" w:name="_Ref158664724"/>
+      <w:bookmarkStart w:id="56" w:name="_Ref158664724"/>
+      <w:proofErr w:type="spellStart"/>
       <w:r>
         <w:t>Github</w:t>
       </w:r>
+      <w:proofErr w:type="spellEnd"/>
       <w:r>
         <w:rPr>
           <w:lang w:val="ru-RU"/>
@@ -11223,9 +11890,11 @@
         </w:rPr>
         <w:t>://</w:t>
       </w:r>
+      <w:proofErr w:type="spellStart"/>
       <w:r>
         <w:t>github</w:t>
       </w:r>
+      <w:proofErr w:type="spellEnd"/>
       <w:r>
         <w:rPr>
           <w:lang w:val="ru-RU"/>
@@ -11253,7 +11922,7 @@
         </w:rPr>
         <w:t xml:space="preserve"> 02.02.2024 г.).</w:t>
       </w:r>
-      <w:bookmarkEnd w:id="57"/>
+      <w:bookmarkEnd w:id="56"/>
     </w:p>
     <w:p>
       <w:pPr>
@@ -11271,8 +11940,8 @@
           <w:lang w:val="en-US"/>
         </w:rPr>
       </w:pPr>
-      <w:bookmarkStart w:id="58" w:name="_Ref136116278"/>
-      <w:bookmarkStart w:id="59" w:name="_Ref158667378"/>
+      <w:bookmarkStart w:id="57" w:name="_Ref136116278"/>
+      <w:bookmarkStart w:id="58" w:name="_Ref158667378"/>
       <w:r>
         <w:rPr>
           <w:lang w:val="en-US"/>
@@ -11289,8 +11958,16 @@
         <w:rPr>
           <w:lang w:val="en-US"/>
         </w:rPr>
-        <w:t xml:space="preserve"> Imielinski</w:t>
-      </w:r>
+        <w:t xml:space="preserve"> </w:t>
+      </w:r>
+      <w:proofErr w:type="spellStart"/>
+      <w:r>
+        <w:rPr>
+          <w:lang w:val="en-US"/>
+        </w:rPr>
+        <w:t>Imielinski</w:t>
+      </w:r>
+      <w:proofErr w:type="spellEnd"/>
       <w:r>
         <w:rPr>
           <w:lang w:val="en-US"/>
@@ -11407,15 +12084,15 @@
         </w:rPr>
         <w:t>216</w:t>
       </w:r>
+      <w:bookmarkEnd w:id="57"/>
+      <w:r>
+        <w:rPr>
+          <w:lang w:val="en-US"/>
+        </w:rPr>
+        <w:t xml:space="preserve"> pp.</w:t>
+      </w:r>
+      <w:bookmarkStart w:id="59" w:name="_Ref136119173"/>
       <w:bookmarkEnd w:id="58"/>
-      <w:r>
-        <w:rPr>
-          <w:lang w:val="en-US"/>
-        </w:rPr>
-        <w:t xml:space="preserve"> pp.</w:t>
-      </w:r>
-      <w:bookmarkStart w:id="60" w:name="_Ref136119173"/>
-      <w:bookmarkEnd w:id="59"/>
     </w:p>
     <w:p>
       <w:pPr>
@@ -11433,7 +12110,7 @@
           <w:lang w:val="en-US"/>
         </w:rPr>
       </w:pPr>
-      <w:bookmarkStart w:id="61" w:name="_Ref159206640"/>
+      <w:bookmarkStart w:id="60" w:name="_Ref159206640"/>
       <w:r>
         <w:rPr>
           <w:lang w:val="en-US"/>
@@ -11474,7 +12151,14 @@
         <w:rPr>
           <w:lang w:val="en-US"/>
         </w:rPr>
-        <w:t>10th ICCCNT</w:t>
+        <w:t xml:space="preserve">10th </w:t>
+      </w:r>
+      <w:proofErr w:type="gramStart"/>
+      <w:r>
+        <w:rPr>
+          <w:lang w:val="en-US"/>
+        </w:rPr>
+        <w:t>ICCCNT</w:t>
       </w:r>
       <w:r>
         <w:rPr>
@@ -11488,13 +12172,14 @@
         </w:rPr>
         <w:t xml:space="preserve"> 2019</w:t>
       </w:r>
+      <w:proofErr w:type="gramEnd"/>
       <w:r>
         <w:rPr>
           <w:lang w:val="en-US"/>
         </w:rPr>
         <w:t>.</w:t>
       </w:r>
-      <w:bookmarkEnd w:id="61"/>
+      <w:bookmarkEnd w:id="60"/>
       <w:r>
         <w:rPr>
           <w:lang w:val="en-US"/>
@@ -11518,42 +12203,20 @@
           <w:lang w:val="en-US"/>
         </w:rPr>
       </w:pPr>
-      <w:bookmarkStart w:id="62" w:name="_Ref159207976"/>
+      <w:bookmarkStart w:id="61" w:name="_Ref159207976"/>
+      <w:proofErr w:type="spellStart"/>
       <w:r>
         <w:rPr>
           <w:lang w:val="en-US"/>
         </w:rPr>
         <w:t>Schmidhuber</w:t>
       </w:r>
-      <w:r>
-        <w:rPr>
-          <w:lang w:val="en-US"/>
-        </w:rPr>
-        <w:t xml:space="preserve"> J., </w:t>
-      </w:r>
-      <w:r>
-        <w:rPr>
-          <w:lang w:val="en-US"/>
-        </w:rPr>
-        <w:t>Hochreiter</w:t>
-      </w:r>
-      <w:r>
-        <w:rPr>
-          <w:lang w:val="en-US"/>
-        </w:rPr>
-        <w:t xml:space="preserve"> S. </w:t>
-      </w:r>
-      <w:r>
-        <w:rPr>
-          <w:lang w:val="en-US"/>
-        </w:rPr>
-        <w:t>Long Short-Term Memory</w:t>
-      </w:r>
-      <w:r>
-        <w:rPr>
-          <w:lang w:val="en-US"/>
-        </w:rPr>
-        <w:t xml:space="preserve"> </w:t>
+      <w:proofErr w:type="spellEnd"/>
+      <w:r>
+        <w:rPr>
+          <w:lang w:val="en-US"/>
+        </w:rPr>
+        <w:t xml:space="preserve"> J., Hochreiter S. Long Short-Term Memory </w:t>
       </w:r>
       <w:r>
         <w:rPr>
@@ -11623,7 +12286,7 @@
         </w:rPr>
         <w:t>1780 pp.</w:t>
       </w:r>
-      <w:bookmarkEnd w:id="62"/>
+      <w:bookmarkEnd w:id="61"/>
     </w:p>
     <w:p>
       <w:pPr>
@@ -11638,13 +12301,15 @@
         <w:ind w:left="0" w:firstLine="709"/>
         <w:jc w:val="left"/>
       </w:pPr>
-      <w:bookmarkStart w:id="63" w:name="_Ref158667775"/>
+      <w:bookmarkStart w:id="62" w:name="_Ref158667775"/>
+      <w:proofErr w:type="spellStart"/>
       <w:r>
         <w:rPr>
           <w:lang w:val="en-US"/>
         </w:rPr>
         <w:t>Github</w:t>
       </w:r>
+      <w:proofErr w:type="spellEnd"/>
       <w:r>
         <w:t xml:space="preserve"> </w:t>
       </w:r>
@@ -11712,12 +12377,14 @@
       <w:r>
         <w:t>.</w:t>
       </w:r>
+      <w:proofErr w:type="spellStart"/>
       <w:r>
         <w:rPr>
           <w:lang w:val="en-US"/>
         </w:rPr>
         <w:t>gharchive</w:t>
       </w:r>
+      <w:proofErr w:type="spellEnd"/>
       <w:r>
         <w:t>.</w:t>
       </w:r>
@@ -11745,7 +12412,7 @@
         </w:rPr>
         <w:t>г.).</w:t>
       </w:r>
-      <w:bookmarkEnd w:id="63"/>
+      <w:bookmarkEnd w:id="62"/>
     </w:p>
     <w:p>
       <w:pPr>
@@ -11763,7 +12430,7 @@
           <w:lang w:val="en-US"/>
         </w:rPr>
       </w:pPr>
-      <w:bookmarkStart w:id="64" w:name="_Ref159211982"/>
+      <w:bookmarkStart w:id="63" w:name="_Ref159211982"/>
       <w:r>
         <w:rPr>
           <w:lang w:val="en-US"/>
@@ -11804,7 +12471,21 @@
         <w:rPr>
           <w:lang w:val="en-US"/>
         </w:rPr>
-        <w:t xml:space="preserve">, Qiaozhu </w:t>
+        <w:t xml:space="preserve">, </w:t>
+      </w:r>
+      <w:proofErr w:type="spellStart"/>
+      <w:r>
+        <w:rPr>
+          <w:lang w:val="en-US"/>
+        </w:rPr>
+        <w:t>Qiaozhu</w:t>
+      </w:r>
+      <w:proofErr w:type="spellEnd"/>
+      <w:r>
+        <w:rPr>
+          <w:lang w:val="en-US"/>
+        </w:rPr>
+        <w:t xml:space="preserve"> </w:t>
       </w:r>
       <w:r>
         <w:rPr>
@@ -11816,7 +12497,21 @@
         <w:rPr>
           <w:lang w:val="en-US"/>
         </w:rPr>
-        <w:t>Team Resilience under Shock: An Empirical Analysis of GitHub Repositoriesduring Early COVID-19 Pandemic</w:t>
+        <w:t xml:space="preserve">Team Resilience under Shock: An Empirical Analysis of GitHub </w:t>
+      </w:r>
+      <w:proofErr w:type="spellStart"/>
+      <w:r>
+        <w:rPr>
+          <w:lang w:val="en-US"/>
+        </w:rPr>
+        <w:t>Repositoriesduring</w:t>
+      </w:r>
+      <w:proofErr w:type="spellEnd"/>
+      <w:r>
+        <w:rPr>
+          <w:lang w:val="en-US"/>
+        </w:rPr>
+        <w:t xml:space="preserve"> Early COVID-19 Pandemic</w:t>
       </w:r>
       <w:r>
         <w:rPr>
@@ -11834,13 +12529,7 @@
         <w:rPr>
           <w:lang w:val="en-US"/>
         </w:rPr>
-        <w:t>CWSM</w:t>
-      </w:r>
-      <w:r>
-        <w:rPr>
-          <w:lang w:val="en-US"/>
-        </w:rPr>
-        <w:t>,</w:t>
+        <w:t>CWSM,</w:t>
       </w:r>
       <w:r>
         <w:rPr>
@@ -11877,51 +12566,39 @@
         <w:rPr>
           <w:lang w:val="en-US"/>
         </w:rPr>
+        <w:t xml:space="preserve"> 17</w:t>
+      </w:r>
+      <w:r>
+        <w:rPr>
+          <w:lang w:val="en-US"/>
+        </w:rPr>
+        <w:t>.</w:t>
+      </w:r>
+      <w:r>
+        <w:rPr>
+          <w:lang w:val="en-US"/>
+        </w:rPr>
         <w:t xml:space="preserve"> </w:t>
       </w:r>
       <w:r>
         <w:rPr>
-          <w:lang w:val="en-US"/>
-        </w:rPr>
-        <w:t>17</w:t>
-      </w:r>
-      <w:r>
-        <w:rPr>
-          <w:lang w:val="en-US"/>
-        </w:rPr>
-        <w:t>.</w:t>
-      </w:r>
-      <w:r>
-        <w:rPr>
+          <w:szCs w:val="28"/>
+          <w:lang w:val="en-US"/>
+        </w:rPr>
+        <w:t>–</w:t>
+      </w:r>
+      <w:r>
+        <w:rPr>
+          <w:szCs w:val="28"/>
           <w:lang w:val="en-US"/>
         </w:rPr>
         <w:t xml:space="preserve"> </w:t>
       </w:r>
       <w:r>
         <w:rPr>
-          <w:szCs w:val="28"/>
-          <w:lang w:val="en-US"/>
-        </w:rPr>
-        <w:t>–</w:t>
-      </w:r>
-      <w:r>
-        <w:rPr>
-          <w:szCs w:val="28"/>
-          <w:lang w:val="en-US"/>
-        </w:rPr>
-        <w:t xml:space="preserve"> </w:t>
-      </w:r>
-      <w:r>
-        <w:rPr>
-          <w:lang w:val="en-US"/>
-        </w:rPr>
-        <w:t>578-589</w:t>
-      </w:r>
-      <w:r>
-        <w:rPr>
-          <w:lang w:val="en-US"/>
-        </w:rPr>
-        <w:t xml:space="preserve"> </w:t>
+          <w:lang w:val="en-US"/>
+        </w:rPr>
+        <w:t xml:space="preserve">578-589 </w:t>
       </w:r>
       <w:r>
         <w:rPr>
@@ -11929,7 +12606,7 @@
         </w:rPr>
         <w:t>pp.</w:t>
       </w:r>
-      <w:bookmarkEnd w:id="64"/>
+      <w:bookmarkEnd w:id="63"/>
     </w:p>
     <w:p>
       <w:pPr>
@@ -11944,46 +12621,39 @@
         <w:ind w:left="0" w:firstLine="709"/>
         <w:jc w:val="left"/>
       </w:pPr>
-      <w:bookmarkStart w:id="65" w:name="_Ref158667723"/>
-      <w:r>
-        <w:rPr>
-          <w:lang w:val="en-US"/>
-        </w:rPr>
-        <w:t>Git</w:t>
-      </w:r>
+      <w:bookmarkStart w:id="64" w:name="_Ref159353942"/>
+      <w:proofErr w:type="spellStart"/>
+      <w:r>
+        <w:rPr>
+          <w:lang w:val="en-US"/>
+        </w:rPr>
+        <w:t>GHTorrent</w:t>
+      </w:r>
+      <w:proofErr w:type="spellEnd"/>
       <w:r>
         <w:t xml:space="preserve"> </w:t>
       </w:r>
       <w:r>
         <w:rPr>
-          <w:lang w:val="en-US"/>
-        </w:rPr>
-        <w:t>documentation</w:t>
-      </w:r>
-      <w:r>
+          <w:szCs w:val="28"/>
+        </w:rPr>
+        <w:t>[Электронный ресурс]</w:t>
+      </w:r>
+      <w:r>
+        <w:rPr>
+          <w:szCs w:val="28"/>
+        </w:rPr>
+        <w:t>.</w:t>
+      </w:r>
+      <w:r>
+        <w:rPr>
+          <w:szCs w:val="28"/>
+        </w:rPr>
         <w:t xml:space="preserve"> </w:t>
       </w:r>
       <w:r>
         <w:rPr>
           <w:szCs w:val="28"/>
-        </w:rPr>
-        <w:t>[Электронный ресурс]</w:t>
-      </w:r>
-      <w:r>
-        <w:rPr>
-          <w:szCs w:val="28"/>
-        </w:rPr>
-        <w:t xml:space="preserve">. </w:t>
-      </w:r>
-      <w:r>
-        <w:rPr>
-          <w:szCs w:val="28"/>
-        </w:rPr>
-        <w:br/>
-      </w:r>
-      <w:r>
-        <w:rPr>
-          <w:szCs w:val="28"/>
           <w:lang w:val="en-US"/>
         </w:rPr>
         <w:t>URL</w:t>
@@ -11992,73 +12662,91 @@
         <w:rPr>
           <w:szCs w:val="28"/>
         </w:rPr>
-        <w:t>:</w:t>
+        <w:t xml:space="preserve">: </w:t>
+      </w:r>
+      <w:r>
+        <w:rPr>
+          <w:lang w:val="en-US"/>
+        </w:rPr>
+        <w:t>https</w:t>
+      </w:r>
+      <w:r>
+        <w:t>://</w:t>
+      </w:r>
+      <w:proofErr w:type="spellStart"/>
+      <w:r>
+        <w:rPr>
+          <w:lang w:val="en-US"/>
+        </w:rPr>
+        <w:t>github</w:t>
+      </w:r>
+      <w:proofErr w:type="spellEnd"/>
+      <w:r>
+        <w:t>.</w:t>
+      </w:r>
+      <w:r>
+        <w:rPr>
+          <w:lang w:val="en-US"/>
+        </w:rPr>
+        <w:t>com</w:t>
+      </w:r>
+      <w:r>
+        <w:t>/</w:t>
+      </w:r>
+      <w:proofErr w:type="spellStart"/>
+      <w:r>
+        <w:rPr>
+          <w:lang w:val="en-US"/>
+        </w:rPr>
+        <w:t>ghtorrent</w:t>
+      </w:r>
+      <w:proofErr w:type="spellEnd"/>
+      <w:r>
+        <w:t>/</w:t>
+      </w:r>
+      <w:proofErr w:type="spellStart"/>
+      <w:r>
+        <w:rPr>
+          <w:lang w:val="en-US"/>
+        </w:rPr>
+        <w:t>ghtorrent</w:t>
+      </w:r>
+      <w:proofErr w:type="spellEnd"/>
+      <w:r>
+        <w:t>.</w:t>
+      </w:r>
+      <w:r>
+        <w:rPr>
+          <w:lang w:val="en-US"/>
+        </w:rPr>
+        <w:t>org</w:t>
+      </w:r>
+      <w:r>
+        <w:t>/</w:t>
+      </w:r>
+      <w:r>
+        <w:rPr>
+          <w:lang w:val="en-US"/>
+        </w:rPr>
+        <w:t>tree</w:t>
+      </w:r>
+      <w:r>
+        <w:t>/</w:t>
+      </w:r>
+      <w:r>
+        <w:rPr>
+          <w:lang w:val="en-US"/>
+        </w:rPr>
+        <w:t>master</w:t>
       </w:r>
       <w:r>
         <w:t xml:space="preserve"> </w:t>
       </w:r>
       <w:r>
         <w:rPr>
-          <w:lang w:val="en-US"/>
-        </w:rPr>
-        <w:t>https</w:t>
-      </w:r>
-      <w:r>
-        <w:t>://</w:t>
-      </w:r>
-      <w:r>
-        <w:rPr>
-          <w:lang w:val="en-US"/>
-        </w:rPr>
-        <w:t>git</w:t>
-      </w:r>
-      <w:r>
-        <w:t>-</w:t>
-      </w:r>
-      <w:r>
-        <w:rPr>
-          <w:lang w:val="en-US"/>
-        </w:rPr>
-        <w:t>scm</w:t>
-      </w:r>
-      <w:r>
-        <w:t>.</w:t>
-      </w:r>
-      <w:r>
-        <w:rPr>
-          <w:lang w:val="en-US"/>
-        </w:rPr>
-        <w:t>com</w:t>
-      </w:r>
-      <w:r>
-        <w:t>/</w:t>
-      </w:r>
-      <w:r>
-        <w:rPr>
-          <w:lang w:val="en-US"/>
-        </w:rPr>
-        <w:t>doc</w:t>
-      </w:r>
-      <w:r>
-        <w:t xml:space="preserve"> </w:t>
-      </w:r>
-      <w:r>
-        <w:rPr>
-          <w:szCs w:val="28"/>
-        </w:rPr>
-        <w:t>(</w:t>
-      </w:r>
-      <w:r>
-        <w:rPr>
-          <w:szCs w:val="28"/>
-        </w:rPr>
-        <w:t>дата обращения:</w:t>
-      </w:r>
-      <w:r>
-        <w:rPr>
-          <w:szCs w:val="28"/>
-        </w:rPr>
-        <w:t xml:space="preserve"> 02.02.2024 </w:t>
+          <w:szCs w:val="28"/>
+        </w:rPr>
+        <w:t xml:space="preserve">(дата обращения: 02.02.2024 </w:t>
       </w:r>
       <w:r>
         <w:rPr>
@@ -12066,7 +12754,7 @@
         </w:rPr>
         <w:t>г.).</w:t>
       </w:r>
-      <w:bookmarkEnd w:id="65"/>
+      <w:bookmarkEnd w:id="64"/>
     </w:p>
     <w:p>
       <w:pPr>
@@ -12081,9 +12769,131 @@
         <w:ind w:left="0" w:firstLine="709"/>
         <w:jc w:val="left"/>
       </w:pPr>
-      <w:r>
-        <w:t>Google BigQuery [Электронный ресурс]. URL: https://cloud.google.com/bigquery (дата обращения: 02.02.2024 г.).</w:t>
-      </w:r>
+      <w:bookmarkStart w:id="65" w:name="_Ref158667723"/>
+      <w:r>
+        <w:rPr>
+          <w:lang w:val="en-US"/>
+        </w:rPr>
+        <w:t>Git</w:t>
+      </w:r>
+      <w:r>
+        <w:t xml:space="preserve"> </w:t>
+      </w:r>
+      <w:r>
+        <w:rPr>
+          <w:lang w:val="en-US"/>
+        </w:rPr>
+        <w:t>documentation</w:t>
+      </w:r>
+      <w:r>
+        <w:t xml:space="preserve"> </w:t>
+      </w:r>
+      <w:r>
+        <w:rPr>
+          <w:szCs w:val="28"/>
+        </w:rPr>
+        <w:t>[Электронный ресурс]</w:t>
+      </w:r>
+      <w:r>
+        <w:rPr>
+          <w:szCs w:val="28"/>
+        </w:rPr>
+        <w:t xml:space="preserve">. </w:t>
+      </w:r>
+      <w:r>
+        <w:rPr>
+          <w:szCs w:val="28"/>
+        </w:rPr>
+        <w:br/>
+      </w:r>
+      <w:r>
+        <w:rPr>
+          <w:szCs w:val="28"/>
+          <w:lang w:val="en-US"/>
+        </w:rPr>
+        <w:t>URL</w:t>
+      </w:r>
+      <w:r>
+        <w:rPr>
+          <w:szCs w:val="28"/>
+        </w:rPr>
+        <w:t>:</w:t>
+      </w:r>
+      <w:r>
+        <w:t xml:space="preserve"> </w:t>
+      </w:r>
+      <w:r>
+        <w:rPr>
+          <w:lang w:val="en-US"/>
+        </w:rPr>
+        <w:t>https</w:t>
+      </w:r>
+      <w:r>
+        <w:t>://</w:t>
+      </w:r>
+      <w:r>
+        <w:rPr>
+          <w:lang w:val="en-US"/>
+        </w:rPr>
+        <w:t>git</w:t>
+      </w:r>
+      <w:r>
+        <w:t>-</w:t>
+      </w:r>
+      <w:proofErr w:type="spellStart"/>
+      <w:r>
+        <w:rPr>
+          <w:lang w:val="en-US"/>
+        </w:rPr>
+        <w:t>scm</w:t>
+      </w:r>
+      <w:proofErr w:type="spellEnd"/>
+      <w:r>
+        <w:t>.</w:t>
+      </w:r>
+      <w:r>
+        <w:rPr>
+          <w:lang w:val="en-US"/>
+        </w:rPr>
+        <w:t>com</w:t>
+      </w:r>
+      <w:r>
+        <w:t>/</w:t>
+      </w:r>
+      <w:r>
+        <w:rPr>
+          <w:lang w:val="en-US"/>
+        </w:rPr>
+        <w:t>doc</w:t>
+      </w:r>
+      <w:r>
+        <w:t xml:space="preserve"> </w:t>
+      </w:r>
+      <w:r>
+        <w:rPr>
+          <w:szCs w:val="28"/>
+        </w:rPr>
+        <w:t>(</w:t>
+      </w:r>
+      <w:r>
+        <w:rPr>
+          <w:szCs w:val="28"/>
+        </w:rPr>
+        <w:t>дата обращения:</w:t>
+      </w:r>
+      <w:r>
+        <w:rPr>
+          <w:szCs w:val="28"/>
+        </w:rPr>
+        <w:t xml:space="preserve"> 02.02.2024 </w:t>
+      </w:r>
+      <w:r>
+        <w:rPr>
+          <w:szCs w:val="28"/>
+        </w:rPr>
+        <w:t>г.).</w:t>
+      </w:r>
+      <w:bookmarkEnd w:id="65"/>
     </w:p>
     <w:p>
       <w:pPr>
@@ -12098,125 +12908,9 @@
         <w:ind w:left="0" w:firstLine="709"/>
         <w:jc w:val="left"/>
       </w:pPr>
-      <w:bookmarkStart w:id="66" w:name="_Ref158669710"/>
-      <w:r>
-        <w:rPr>
-          <w:szCs w:val="28"/>
-          <w:lang w:val="en-US"/>
-        </w:rPr>
-        <w:t>ClickHouse Playground</w:t>
-      </w:r>
-      <w:r>
-        <w:rPr>
-          <w:szCs w:val="28"/>
-          <w:lang w:val="en-US"/>
-        </w:rPr>
-        <w:t xml:space="preserve"> </w:t>
-      </w:r>
-      <w:r>
-        <w:rPr>
-          <w:szCs w:val="28"/>
-        </w:rPr>
-        <w:t>[</w:t>
-      </w:r>
-      <w:r>
-        <w:rPr>
-          <w:szCs w:val="28"/>
-        </w:rPr>
-        <w:t>Электронный ресурс</w:t>
-      </w:r>
-      <w:r>
-        <w:rPr>
-          <w:szCs w:val="28"/>
-        </w:rPr>
-        <w:t>]</w:t>
-      </w:r>
-      <w:r>
-        <w:rPr>
-          <w:szCs w:val="28"/>
-        </w:rPr>
-        <w:t>.</w:t>
-      </w:r>
-      <w:r>
-        <w:rPr>
-          <w:szCs w:val="28"/>
-        </w:rPr>
-        <w:t xml:space="preserve"> </w:t>
-      </w:r>
-      <w:r>
-        <w:rPr>
-          <w:szCs w:val="28"/>
-          <w:lang w:val="en-US"/>
-        </w:rPr>
-        <w:t>URL</w:t>
-      </w:r>
-      <w:r>
-        <w:rPr>
-          <w:szCs w:val="28"/>
-        </w:rPr>
-        <w:t xml:space="preserve">: </w:t>
-      </w:r>
-      <w:r>
-        <w:rPr>
-          <w:szCs w:val="28"/>
-        </w:rPr>
-        <w:t>https://play.clickhouse.com/play?user=play</w:t>
-      </w:r>
-      <w:r>
-        <w:rPr>
-          <w:szCs w:val="28"/>
-        </w:rPr>
-        <w:t xml:space="preserve"> </w:t>
-      </w:r>
-      <w:r>
-        <w:rPr>
-          <w:szCs w:val="28"/>
-        </w:rPr>
-        <w:t>(</w:t>
-      </w:r>
-      <w:r>
-        <w:rPr>
-          <w:szCs w:val="28"/>
-        </w:rPr>
-        <w:t>дата</w:t>
-      </w:r>
-      <w:r>
-        <w:rPr>
-          <w:szCs w:val="28"/>
-        </w:rPr>
-        <w:t xml:space="preserve"> </w:t>
-      </w:r>
-      <w:r>
-        <w:rPr>
-          <w:szCs w:val="28"/>
-        </w:rPr>
-        <w:t>обращения</w:t>
-      </w:r>
-      <w:r>
-        <w:rPr>
-          <w:szCs w:val="28"/>
-        </w:rPr>
-        <w:t>:</w:t>
-      </w:r>
-      <w:r>
-        <w:rPr>
-          <w:szCs w:val="28"/>
-        </w:rPr>
-        <w:t xml:space="preserve"> 02.02.2024 </w:t>
-      </w:r>
-      <w:r>
-        <w:rPr>
-          <w:szCs w:val="28"/>
-        </w:rPr>
-        <w:t>г</w:t>
-      </w:r>
-      <w:r>
-        <w:rPr>
-          <w:szCs w:val="28"/>
-        </w:rPr>
-        <w:t>.).</w:t>
-      </w:r>
-      <w:bookmarkEnd w:id="66"/>
+      <w:r>
+        <w:t>Google BigQuery [Электронный ресурс]. URL: https://cloud.google.com/bigquery (дата обращения: 02.02.2024 г.).</w:t>
+      </w:r>
     </w:p>
     <w:p>
       <w:pPr>
@@ -12231,57 +12925,83 @@
         <w:ind w:left="0" w:firstLine="709"/>
         <w:jc w:val="left"/>
       </w:pPr>
-      <w:bookmarkStart w:id="67" w:name="_Ref158672201"/>
-      <w:r>
-        <w:rPr>
-          <w:lang w:val="en-US"/>
-        </w:rPr>
-        <w:t>Github</w:t>
-      </w:r>
-      <w:r>
+      <w:bookmarkStart w:id="66" w:name="_Ref158669710"/>
+      <w:proofErr w:type="spellStart"/>
+      <w:r>
+        <w:rPr>
+          <w:szCs w:val="28"/>
+          <w:lang w:val="en-US"/>
+        </w:rPr>
+        <w:t>ClickHouse</w:t>
+      </w:r>
+      <w:proofErr w:type="spellEnd"/>
+      <w:r>
+        <w:rPr>
+          <w:szCs w:val="28"/>
+        </w:rPr>
         <w:t xml:space="preserve"> </w:t>
       </w:r>
       <w:r>
         <w:rPr>
-          <w:lang w:val="en-US"/>
-        </w:rPr>
-        <w:t>API</w:t>
-      </w:r>
-      <w:r>
+          <w:szCs w:val="28"/>
+          <w:lang w:val="en-US"/>
+        </w:rPr>
+        <w:t>Playground</w:t>
+      </w:r>
+      <w:r>
+        <w:rPr>
+          <w:szCs w:val="28"/>
+        </w:rPr>
         <w:t xml:space="preserve"> </w:t>
       </w:r>
       <w:r>
         <w:rPr>
-          <w:lang w:val="en-US"/>
-        </w:rPr>
-        <w:t>documentation</w:t>
-      </w:r>
-      <w:r>
+          <w:szCs w:val="28"/>
+        </w:rPr>
+        <w:t>[</w:t>
+      </w:r>
+      <w:r>
+        <w:rPr>
+          <w:szCs w:val="28"/>
+        </w:rPr>
+        <w:t>Электронный ресурс</w:t>
+      </w:r>
+      <w:r>
+        <w:rPr>
+          <w:szCs w:val="28"/>
+        </w:rPr>
+        <w:t>]</w:t>
+      </w:r>
+      <w:r>
+        <w:rPr>
+          <w:szCs w:val="28"/>
+        </w:rPr>
+        <w:t>.</w:t>
+      </w:r>
+      <w:r>
+        <w:rPr>
+          <w:szCs w:val="28"/>
+        </w:rPr>
         <w:t xml:space="preserve"> </w:t>
       </w:r>
       <w:r>
         <w:rPr>
           <w:szCs w:val="28"/>
-        </w:rPr>
-        <w:t>[</w:t>
-      </w:r>
-      <w:r>
-        <w:rPr>
-          <w:szCs w:val="28"/>
-        </w:rPr>
-        <w:t>Электронный ресурс</w:t>
-      </w:r>
-      <w:r>
-        <w:rPr>
-          <w:szCs w:val="28"/>
-        </w:rPr>
-        <w:t>]</w:t>
-      </w:r>
-      <w:r>
-        <w:rPr>
-          <w:szCs w:val="28"/>
-        </w:rPr>
-        <w:t>.</w:t>
+          <w:lang w:val="en-US"/>
+        </w:rPr>
+        <w:t>URL</w:t>
+      </w:r>
+      <w:r>
+        <w:rPr>
+          <w:szCs w:val="28"/>
+        </w:rPr>
+        <w:t xml:space="preserve">: </w:t>
+      </w:r>
+      <w:r>
+        <w:rPr>
+          <w:szCs w:val="28"/>
+        </w:rPr>
+        <w:t>https://play.clickhouse.com/play?user=play</w:t>
       </w:r>
       <w:r>
         <w:rPr>
@@ -12292,9 +13012,26 @@
       <w:r>
         <w:rPr>
           <w:szCs w:val="28"/>
-          <w:lang w:val="en-US"/>
-        </w:rPr>
-        <w:t>URL</w:t>
+        </w:rPr>
+        <w:t>(</w:t>
+      </w:r>
+      <w:r>
+        <w:rPr>
+          <w:szCs w:val="28"/>
+        </w:rPr>
+        <w:t>дата</w:t>
+      </w:r>
+      <w:r>
+        <w:rPr>
+          <w:szCs w:val="28"/>
+        </w:rPr>
+        <w:t xml:space="preserve"> </w:t>
+      </w:r>
+      <w:r>
+        <w:rPr>
+          <w:szCs w:val="28"/>
+        </w:rPr>
+        <w:t>обращения</w:t>
       </w:r>
       <w:r>
         <w:rPr>
@@ -12306,96 +13043,21 @@
         <w:rPr>
           <w:szCs w:val="28"/>
         </w:rPr>
-        <w:t xml:space="preserve"> </w:t>
-      </w:r>
-      <w:r>
-        <w:rPr>
-          <w:lang w:val="en-US"/>
-        </w:rPr>
-        <w:t>https</w:t>
-      </w:r>
-      <w:r>
-        <w:t>://</w:t>
-      </w:r>
-      <w:r>
-        <w:rPr>
-          <w:lang w:val="en-US"/>
-        </w:rPr>
-        <w:t>docs</w:t>
-      </w:r>
-      <w:r>
-        <w:t>.</w:t>
-      </w:r>
-      <w:r>
-        <w:rPr>
-          <w:lang w:val="en-US"/>
-        </w:rPr>
-        <w:t>github</w:t>
-      </w:r>
-      <w:r>
-        <w:t>.</w:t>
-      </w:r>
-      <w:r>
-        <w:rPr>
-          <w:lang w:val="en-US"/>
-        </w:rPr>
-        <w:t>com</w:t>
-      </w:r>
-      <w:r>
-        <w:t>/</w:t>
-      </w:r>
-      <w:r>
-        <w:rPr>
-          <w:lang w:val="en-US"/>
-        </w:rPr>
-        <w:t>ru</w:t>
-      </w:r>
-      <w:r>
-        <w:t>/</w:t>
-      </w:r>
-      <w:r>
-        <w:rPr>
-          <w:lang w:val="en-US"/>
-        </w:rPr>
-        <w:t>rest</w:t>
-      </w:r>
-      <w:r>
-        <w:t>?</w:t>
-      </w:r>
-      <w:r>
-        <w:rPr>
-          <w:lang w:val="en-US"/>
-        </w:rPr>
-        <w:t>apiVersion</w:t>
-      </w:r>
-      <w:r>
-        <w:t xml:space="preserve">=2022-11-28 </w:t>
-      </w:r>
-      <w:r>
-        <w:rPr>
-          <w:szCs w:val="28"/>
-        </w:rPr>
-        <w:t>(</w:t>
-      </w:r>
-      <w:r>
-        <w:rPr>
-          <w:szCs w:val="28"/>
-        </w:rPr>
-        <w:t>дата обращения:</w:t>
-      </w:r>
-      <w:r>
-        <w:rPr>
-          <w:szCs w:val="28"/>
-        </w:rPr>
         <w:t xml:space="preserve"> 02.02.2024 </w:t>
       </w:r>
       <w:r>
         <w:rPr>
           <w:szCs w:val="28"/>
         </w:rPr>
-        <w:t>г.).</w:t>
-      </w:r>
-      <w:bookmarkEnd w:id="67"/>
+        <w:t>г</w:t>
+      </w:r>
+      <w:r>
+        <w:rPr>
+          <w:szCs w:val="28"/>
+        </w:rPr>
+        <w:t>.).</w:t>
+      </w:r>
+      <w:bookmarkEnd w:id="66"/>
     </w:p>
     <w:p>
       <w:pPr>
@@ -12410,18 +13072,53 @@
         <w:ind w:left="0" w:firstLine="709"/>
         <w:jc w:val="left"/>
       </w:pPr>
-      <w:r>
-        <w:rPr>
-          <w:szCs w:val="28"/>
-          <w:lang w:val="en-US"/>
-        </w:rPr>
-        <w:t>Figma</w:t>
-      </w:r>
-      <w:r>
-        <w:rPr>
-          <w:szCs w:val="28"/>
-        </w:rPr>
-        <w:t xml:space="preserve"> [Электронный ресурс]</w:t>
+      <w:bookmarkStart w:id="67" w:name="_Ref158672201"/>
+      <w:proofErr w:type="spellStart"/>
+      <w:r>
+        <w:rPr>
+          <w:lang w:val="en-US"/>
+        </w:rPr>
+        <w:t>Github</w:t>
+      </w:r>
+      <w:proofErr w:type="spellEnd"/>
+      <w:r>
+        <w:t xml:space="preserve"> </w:t>
+      </w:r>
+      <w:r>
+        <w:rPr>
+          <w:lang w:val="en-US"/>
+        </w:rPr>
+        <w:t>API</w:t>
+      </w:r>
+      <w:r>
+        <w:t xml:space="preserve"> </w:t>
+      </w:r>
+      <w:r>
+        <w:rPr>
+          <w:lang w:val="en-US"/>
+        </w:rPr>
+        <w:t>documentation</w:t>
+      </w:r>
+      <w:r>
+        <w:t xml:space="preserve"> </w:t>
+      </w:r>
+      <w:r>
+        <w:rPr>
+          <w:szCs w:val="28"/>
+        </w:rPr>
+        <w:t>[</w:t>
+      </w:r>
+      <w:r>
+        <w:rPr>
+          <w:szCs w:val="28"/>
+        </w:rPr>
+        <w:t>Электронный ресурс</w:t>
+      </w:r>
+      <w:r>
+        <w:rPr>
+          <w:szCs w:val="28"/>
+        </w:rPr>
+        <w:t>]</w:t>
       </w:r>
       <w:r>
         <w:rPr>
@@ -12452,13 +13149,82 @@
         <w:rPr>
           <w:szCs w:val="28"/>
         </w:rPr>
-        <w:t xml:space="preserve"> https://www.figma.com</w:t>
-      </w:r>
-      <w:r>
-        <w:rPr>
-          <w:szCs w:val="28"/>
-        </w:rPr>
-        <w:t xml:space="preserve"> (</w:t>
+        <w:t xml:space="preserve"> </w:t>
+      </w:r>
+      <w:r>
+        <w:rPr>
+          <w:lang w:val="en-US"/>
+        </w:rPr>
+        <w:t>https</w:t>
+      </w:r>
+      <w:r>
+        <w:t>://</w:t>
+      </w:r>
+      <w:r>
+        <w:rPr>
+          <w:lang w:val="en-US"/>
+        </w:rPr>
+        <w:t>docs</w:t>
+      </w:r>
+      <w:r>
+        <w:t>.</w:t>
+      </w:r>
+      <w:proofErr w:type="spellStart"/>
+      <w:r>
+        <w:rPr>
+          <w:lang w:val="en-US"/>
+        </w:rPr>
+        <w:t>github</w:t>
+      </w:r>
+      <w:proofErr w:type="spellEnd"/>
+      <w:r>
+        <w:t>.</w:t>
+      </w:r>
+      <w:r>
+        <w:rPr>
+          <w:lang w:val="en-US"/>
+        </w:rPr>
+        <w:t>com</w:t>
+      </w:r>
+      <w:r>
+        <w:t>/</w:t>
+      </w:r>
+      <w:proofErr w:type="spellStart"/>
+      <w:r>
+        <w:rPr>
+          <w:lang w:val="en-US"/>
+        </w:rPr>
+        <w:t>ru</w:t>
+      </w:r>
+      <w:proofErr w:type="spellEnd"/>
+      <w:r>
+        <w:t>/</w:t>
+      </w:r>
+      <w:r>
+        <w:rPr>
+          <w:lang w:val="en-US"/>
+        </w:rPr>
+        <w:t>rest</w:t>
+      </w:r>
+      <w:r>
+        <w:t>?</w:t>
+      </w:r>
+      <w:proofErr w:type="spellStart"/>
+      <w:r>
+        <w:rPr>
+          <w:lang w:val="en-US"/>
+        </w:rPr>
+        <w:t>apiVersion</w:t>
+      </w:r>
+      <w:proofErr w:type="spellEnd"/>
+      <w:r>
+        <w:t xml:space="preserve">=2022-11-28 </w:t>
+      </w:r>
+      <w:r>
+        <w:rPr>
+          <w:szCs w:val="28"/>
+        </w:rPr>
+        <w:t>(</w:t>
       </w:r>
       <w:r>
         <w:rPr>
@@ -12470,43 +13236,7 @@
         <w:rPr>
           <w:szCs w:val="28"/>
         </w:rPr>
-        <w:t xml:space="preserve"> </w:t>
-      </w:r>
-      <w:r>
-        <w:rPr>
-          <w:szCs w:val="28"/>
-        </w:rPr>
-        <w:t>02</w:t>
-      </w:r>
-      <w:r>
-        <w:rPr>
-          <w:szCs w:val="28"/>
-        </w:rPr>
-        <w:t>.0</w:t>
-      </w:r>
-      <w:r>
-        <w:rPr>
-          <w:szCs w:val="28"/>
-        </w:rPr>
-        <w:t>2</w:t>
-      </w:r>
-      <w:r>
-        <w:rPr>
-          <w:szCs w:val="28"/>
-        </w:rPr>
-        <w:t>.202</w:t>
-      </w:r>
-      <w:r>
-        <w:rPr>
-          <w:szCs w:val="28"/>
-        </w:rPr>
-        <w:t>4</w:t>
-      </w:r>
-      <w:r>
-        <w:rPr>
-          <w:szCs w:val="28"/>
-        </w:rPr>
-        <w:t xml:space="preserve"> </w:t>
+        <w:t xml:space="preserve"> 02.02.2024 </w:t>
       </w:r>
       <w:r>
         <w:rPr>
@@ -12514,7 +13244,7 @@
         </w:rPr>
         <w:t>г.).</w:t>
       </w:r>
-      <w:bookmarkEnd w:id="60"/>
+      <w:bookmarkEnd w:id="67"/>
     </w:p>
     <w:p>
       <w:pPr>
@@ -12529,8 +13259,128 @@
         <w:ind w:left="0" w:firstLine="709"/>
         <w:jc w:val="left"/>
       </w:pPr>
+      <w:r>
+        <w:rPr>
+          <w:szCs w:val="28"/>
+          <w:lang w:val="en-US"/>
+        </w:rPr>
+        <w:t>Figma</w:t>
+      </w:r>
+      <w:r>
+        <w:rPr>
+          <w:szCs w:val="28"/>
+        </w:rPr>
+        <w:t xml:space="preserve"> [Электронный ресурс]</w:t>
+      </w:r>
+      <w:r>
+        <w:rPr>
+          <w:szCs w:val="28"/>
+        </w:rPr>
+        <w:t>.</w:t>
+      </w:r>
+      <w:r>
+        <w:rPr>
+          <w:szCs w:val="28"/>
+        </w:rPr>
+        <w:t xml:space="preserve"> </w:t>
+      </w:r>
+      <w:r>
+        <w:rPr>
+          <w:szCs w:val="28"/>
+          <w:lang w:val="en-US"/>
+        </w:rPr>
+        <w:t>URL</w:t>
+      </w:r>
+      <w:r>
+        <w:rPr>
+          <w:szCs w:val="28"/>
+        </w:rPr>
+        <w:t>:</w:t>
+      </w:r>
+      <w:r>
+        <w:rPr>
+          <w:szCs w:val="28"/>
+        </w:rPr>
+        <w:t xml:space="preserve"> https://www.figma.com</w:t>
+      </w:r>
+      <w:r>
+        <w:rPr>
+          <w:szCs w:val="28"/>
+        </w:rPr>
+        <w:t xml:space="preserve"> (</w:t>
+      </w:r>
+      <w:r>
+        <w:rPr>
+          <w:szCs w:val="28"/>
+        </w:rPr>
+        <w:t>дата обращения:</w:t>
+      </w:r>
+      <w:r>
+        <w:rPr>
+          <w:szCs w:val="28"/>
+        </w:rPr>
+        <w:t xml:space="preserve"> </w:t>
+      </w:r>
+      <w:r>
+        <w:rPr>
+          <w:szCs w:val="28"/>
+        </w:rPr>
+        <w:t>02</w:t>
+      </w:r>
+      <w:r>
+        <w:rPr>
+          <w:szCs w:val="28"/>
+        </w:rPr>
+        <w:t>.0</w:t>
+      </w:r>
+      <w:r>
+        <w:rPr>
+          <w:szCs w:val="28"/>
+        </w:rPr>
+        <w:t>2</w:t>
+      </w:r>
+      <w:r>
+        <w:rPr>
+          <w:szCs w:val="28"/>
+        </w:rPr>
+        <w:t>.202</w:t>
+      </w:r>
+      <w:r>
+        <w:rPr>
+          <w:szCs w:val="28"/>
+        </w:rPr>
+        <w:t>4</w:t>
+      </w:r>
+      <w:r>
+        <w:rPr>
+          <w:szCs w:val="28"/>
+        </w:rPr>
+        <w:t xml:space="preserve"> </w:t>
+      </w:r>
+      <w:r>
+        <w:rPr>
+          <w:szCs w:val="28"/>
+        </w:rPr>
+        <w:t>г.).</w:t>
+      </w:r>
+      <w:bookmarkEnd w:id="59"/>
+    </w:p>
+    <w:p>
+      <w:pPr>
+        <w:pStyle w:val="a4"/>
+        <w:numPr>
+          <w:ilvl w:val="0"/>
+          <w:numId w:val="18"/>
+        </w:numPr>
+        <w:tabs>
+          <w:tab w:val="left" w:pos="1134"/>
+        </w:tabs>
+        <w:ind w:left="0" w:firstLine="709"/>
+        <w:jc w:val="left"/>
+      </w:pPr>
       <w:bookmarkStart w:id="68" w:name="_Ref136119872"/>
       <w:r>
+        <w:lastRenderedPageBreak/>
         <w:t>Pandas [Электронный ресурс]</w:t>
       </w:r>
       <w:r>
@@ -15242,7 +16092,7 @@
   <w:abstractNum w:abstractNumId="23" w15:restartNumberingAfterBreak="0">
     <w:nsid w:val="773B5C95"/>
     <w:multiLevelType w:val="hybridMultilevel"/>
-    <w:tmpl w:val="E4EA6378"/>
+    <w:tmpl w:val="35567D16"/>
     <w:lvl w:ilvl="0" w:tplc="0409000F">
       <w:start w:val="1"/>
       <w:numFmt w:val="decimal"/>
@@ -16241,6 +17091,7 @@
   <w:style w:type="character" w:default="1" w:styleId="DefaultParagraphFont">
     <w:name w:val="Default Paragraph Font"/>
     <w:uiPriority w:val="1"/>
+    <w:semiHidden/>
     <w:unhideWhenUsed/>
   </w:style>
   <w:style w:type="table" w:default="1" w:styleId="TableNormal">

--- a/docs/2024_403_EliseevEV.docx
+++ b/docs/2024_403_EliseevEV.docx
@@ -229,25 +229,7 @@
                 <w:sz w:val="28"/>
                 <w:szCs w:val="28"/>
               </w:rPr>
-              <w:t>«__</w:t>
-            </w:r>
-            <w:proofErr w:type="gramStart"/>
-            <w:r>
-              <w:rPr>
-                <w:bCs/>
-                <w:sz w:val="28"/>
-                <w:szCs w:val="28"/>
-              </w:rPr>
-              <w:t>_»_</w:t>
-            </w:r>
-            <w:proofErr w:type="gramEnd"/>
-            <w:r>
-              <w:rPr>
-                <w:bCs/>
-                <w:sz w:val="28"/>
-                <w:szCs w:val="28"/>
-              </w:rPr>
-              <w:t>__________ 202</w:t>
+              <w:t>«___»___________ 202</w:t>
             </w:r>
             <w:r>
               <w:rPr>
@@ -318,18 +300,8 @@
           <w:sz w:val="32"/>
           <w:szCs w:val="32"/>
         </w:rPr>
-        <w:t xml:space="preserve">Разработка системы поиска шаблонов в данных портала </w:t>
-      </w:r>
-      <w:proofErr w:type="spellStart"/>
-      <w:r>
-        <w:rPr>
-          <w:b/>
-          <w:sz w:val="32"/>
-          <w:szCs w:val="32"/>
-        </w:rPr>
-        <w:t>Github</w:t>
-      </w:r>
-      <w:proofErr w:type="spellEnd"/>
+        <w:t>Разработка системы поиска шаблонов в данных портала Github</w:t>
+      </w:r>
     </w:p>
     <w:p>
       <w:pPr>
@@ -497,23 +469,7 @@
                 <w:sz w:val="28"/>
                 <w:szCs w:val="28"/>
               </w:rPr>
-              <w:t xml:space="preserve">профессор </w:t>
-            </w:r>
-            <w:proofErr w:type="spellStart"/>
-            <w:r>
-              <w:rPr>
-                <w:sz w:val="28"/>
-                <w:szCs w:val="28"/>
-              </w:rPr>
-              <w:t>кафердры</w:t>
-            </w:r>
-            <w:proofErr w:type="spellEnd"/>
-            <w:r>
-              <w:rPr>
-                <w:sz w:val="28"/>
-                <w:szCs w:val="28"/>
-              </w:rPr>
-              <w:t xml:space="preserve"> СП, </w:t>
+              <w:t xml:space="preserve">профессор кафердры СП, </w:t>
             </w:r>
           </w:p>
           <w:p>
@@ -538,17 +494,8 @@
                 <w:szCs w:val="28"/>
               </w:rPr>
               <w:br/>
-              <w:t xml:space="preserve">__________ М.Л. </w:t>
-            </w:r>
-            <w:proofErr w:type="spellStart"/>
-            <w:r>
-              <w:rPr>
-                <w:sz w:val="28"/>
-                <w:szCs w:val="28"/>
-              </w:rPr>
-              <w:t>Цымблер</w:t>
-            </w:r>
-            <w:proofErr w:type="spellEnd"/>
+              <w:t>__________ М.Л. Цымблер</w:t>
+            </w:r>
           </w:p>
           <w:p>
             <w:pPr>
@@ -641,23 +588,7 @@
                 <w:sz w:val="28"/>
                 <w:szCs w:val="28"/>
               </w:rPr>
-              <w:t>(</w:t>
-            </w:r>
-            <w:proofErr w:type="spellStart"/>
-            <w:r>
-              <w:rPr>
-                <w:sz w:val="28"/>
-                <w:szCs w:val="28"/>
-              </w:rPr>
-              <w:t>нормоконтролер</w:t>
-            </w:r>
-            <w:proofErr w:type="spellEnd"/>
-            <w:r>
-              <w:rPr>
-                <w:sz w:val="28"/>
-                <w:szCs w:val="28"/>
-              </w:rPr>
-              <w:t>)</w:t>
+              <w:t>(нормоконтролер)</w:t>
             </w:r>
           </w:p>
           <w:p>
@@ -691,25 +622,7 @@
                 <w:sz w:val="28"/>
                 <w:szCs w:val="28"/>
               </w:rPr>
-              <w:t>«__</w:t>
-            </w:r>
-            <w:proofErr w:type="gramStart"/>
-            <w:r>
-              <w:rPr>
-                <w:bCs/>
-                <w:sz w:val="28"/>
-                <w:szCs w:val="28"/>
-              </w:rPr>
-              <w:t>_»_</w:t>
-            </w:r>
-            <w:proofErr w:type="gramEnd"/>
-            <w:r>
-              <w:rPr>
-                <w:bCs/>
-                <w:sz w:val="28"/>
-                <w:szCs w:val="28"/>
-              </w:rPr>
-              <w:t>__________ 202</w:t>
+              <w:t>«___»___________ 202</w:t>
             </w:r>
             <w:r>
               <w:rPr>
@@ -1222,9 +1135,8 @@
           <w:sz w:val="28"/>
           <w:szCs w:val="28"/>
         </w:rPr>
-        <w:t>(утверждена приказом ректора от «___</w:t>
-      </w:r>
-      <w:proofErr w:type="gramStart"/>
+        <w:t>(утверждена приказом ректора от «___».</w:t>
+      </w:r>
       <w:r>
         <w:rPr>
           <w:rFonts w:cs="Arial"/>
@@ -1232,7 +1144,7 @@
           <w:sz w:val="28"/>
           <w:szCs w:val="28"/>
         </w:rPr>
-        <w:t>».</w:t>
+        <w:t>_</w:t>
       </w:r>
       <w:r>
         <w:rPr>
@@ -1241,9 +1153,8 @@
           <w:sz w:val="28"/>
           <w:szCs w:val="28"/>
         </w:rPr>
-        <w:t>_</w:t>
-      </w:r>
-      <w:proofErr w:type="gramEnd"/>
+        <w:t>__.20</w:t>
+      </w:r>
       <w:r>
         <w:rPr>
           <w:rFonts w:cs="Arial"/>
@@ -1251,7 +1162,7 @@
           <w:sz w:val="28"/>
           <w:szCs w:val="28"/>
         </w:rPr>
-        <w:t>__.20</w:t>
+        <w:t>24</w:t>
       </w:r>
       <w:r>
         <w:rPr>
@@ -1260,57 +1171,28 @@
           <w:sz w:val="28"/>
           <w:szCs w:val="28"/>
         </w:rPr>
-        <w:t>24</w:t>
-      </w:r>
-      <w:r>
+        <w:t xml:space="preserve"> № ___)</w:t>
+      </w:r>
+      <w:bookmarkEnd w:id="1"/>
+    </w:p>
+    <w:p>
+      <w:pPr>
+        <w:spacing w:line="360" w:lineRule="auto"/>
         <w:rPr>
           <w:rFonts w:cs="Arial"/>
           <w:bCs/>
           <w:sz w:val="28"/>
           <w:szCs w:val="28"/>
         </w:rPr>
-        <w:t xml:space="preserve"> № ___)</w:t>
-      </w:r>
-      <w:bookmarkEnd w:id="1"/>
-    </w:p>
-    <w:p>
-      <w:pPr>
-        <w:spacing w:line="360" w:lineRule="auto"/>
+      </w:pPr>
+      <w:r>
         <w:rPr>
           <w:rFonts w:cs="Arial"/>
           <w:bCs/>
           <w:sz w:val="28"/>
           <w:szCs w:val="28"/>
         </w:rPr>
-      </w:pPr>
-      <w:r>
-        <w:rPr>
-          <w:rFonts w:cs="Arial"/>
-          <w:bCs/>
-          <w:sz w:val="28"/>
-          <w:szCs w:val="28"/>
-        </w:rPr>
-        <w:t xml:space="preserve">Разработка системы поиска шаблонов в данных портала </w:t>
-      </w:r>
-      <w:proofErr w:type="spellStart"/>
-      <w:r>
-        <w:rPr>
-          <w:rFonts w:cs="Arial"/>
-          <w:bCs/>
-          <w:sz w:val="28"/>
-          <w:szCs w:val="28"/>
-        </w:rPr>
-        <w:t>Github</w:t>
-      </w:r>
-      <w:proofErr w:type="spellEnd"/>
-      <w:r>
-        <w:rPr>
-          <w:rFonts w:cs="Arial"/>
-          <w:bCs/>
-          <w:sz w:val="28"/>
-          <w:szCs w:val="28"/>
-        </w:rPr>
-        <w:t>.</w:t>
+        <w:t>Разработка системы поиска шаблонов в данных портала Github.</w:t>
       </w:r>
     </w:p>
     <w:p>
@@ -1469,133 +1351,12 @@
           <w:szCs w:val="28"/>
         </w:rPr>
       </w:pPr>
-      <w:proofErr w:type="spellStart"/>
       <w:r>
         <w:rPr>
           <w:sz w:val="28"/>
           <w:szCs w:val="28"/>
         </w:rPr>
-        <w:t>Han</w:t>
-      </w:r>
-      <w:proofErr w:type="spellEnd"/>
-      <w:r>
-        <w:rPr>
-          <w:sz w:val="28"/>
-          <w:szCs w:val="28"/>
-        </w:rPr>
-        <w:t xml:space="preserve"> J., </w:t>
-      </w:r>
-      <w:proofErr w:type="spellStart"/>
-      <w:r>
-        <w:rPr>
-          <w:sz w:val="28"/>
-          <w:szCs w:val="28"/>
-        </w:rPr>
-        <w:t>Kamber</w:t>
-      </w:r>
-      <w:proofErr w:type="spellEnd"/>
-      <w:r>
-        <w:rPr>
-          <w:sz w:val="28"/>
-          <w:szCs w:val="28"/>
-        </w:rPr>
-        <w:t xml:space="preserve"> M., </w:t>
-      </w:r>
-      <w:proofErr w:type="spellStart"/>
-      <w:r>
-        <w:rPr>
-          <w:sz w:val="28"/>
-          <w:szCs w:val="28"/>
-        </w:rPr>
-        <w:t>Pei</w:t>
-      </w:r>
-      <w:proofErr w:type="spellEnd"/>
-      <w:r>
-        <w:rPr>
-          <w:sz w:val="28"/>
-          <w:szCs w:val="28"/>
-        </w:rPr>
-        <w:t xml:space="preserve"> J. Data Mining: </w:t>
-      </w:r>
-      <w:proofErr w:type="spellStart"/>
-      <w:r>
-        <w:rPr>
-          <w:sz w:val="28"/>
-          <w:szCs w:val="28"/>
-        </w:rPr>
-        <w:t>Concepts</w:t>
-      </w:r>
-      <w:proofErr w:type="spellEnd"/>
-      <w:r>
-        <w:rPr>
-          <w:sz w:val="28"/>
-          <w:szCs w:val="28"/>
-        </w:rPr>
-        <w:t xml:space="preserve"> </w:t>
-      </w:r>
-      <w:proofErr w:type="spellStart"/>
-      <w:r>
-        <w:rPr>
-          <w:sz w:val="28"/>
-          <w:szCs w:val="28"/>
-        </w:rPr>
-        <w:t>and</w:t>
-      </w:r>
-      <w:proofErr w:type="spellEnd"/>
-      <w:r>
-        <w:rPr>
-          <w:sz w:val="28"/>
-          <w:szCs w:val="28"/>
-        </w:rPr>
-        <w:t xml:space="preserve"> </w:t>
-      </w:r>
-      <w:proofErr w:type="spellStart"/>
-      <w:r>
-        <w:rPr>
-          <w:sz w:val="28"/>
-          <w:szCs w:val="28"/>
-        </w:rPr>
-        <w:t>Techniques</w:t>
-      </w:r>
-      <w:proofErr w:type="spellEnd"/>
-      <w:r>
-        <w:rPr>
-          <w:sz w:val="28"/>
-          <w:szCs w:val="28"/>
-        </w:rPr>
-        <w:t xml:space="preserve"> - Morgan </w:t>
-      </w:r>
-      <w:proofErr w:type="spellStart"/>
-      <w:r>
-        <w:rPr>
-          <w:sz w:val="28"/>
-          <w:szCs w:val="28"/>
-        </w:rPr>
-        <w:t>Kaufmann</w:t>
-      </w:r>
-      <w:proofErr w:type="spellEnd"/>
-      <w:r>
-        <w:rPr>
-          <w:sz w:val="28"/>
-          <w:szCs w:val="28"/>
-        </w:rPr>
-        <w:t xml:space="preserve"> </w:t>
-      </w:r>
-      <w:proofErr w:type="spellStart"/>
-      <w:r>
-        <w:rPr>
-          <w:sz w:val="28"/>
-          <w:szCs w:val="28"/>
-        </w:rPr>
-        <w:t>Publishers</w:t>
-      </w:r>
-      <w:proofErr w:type="spellEnd"/>
-      <w:r>
-        <w:rPr>
-          <w:sz w:val="28"/>
-          <w:szCs w:val="28"/>
-        </w:rPr>
-        <w:t>, 2012. – 703 p.</w:t>
+        <w:t>Han J., Kamber M., Pei J. Data Mining: Concepts and Techniques - Morgan Kaufmann Publishers, 2012. – 703 p.</w:t>
       </w:r>
     </w:p>
     <w:p>
@@ -1614,53 +1375,12 @@
           <w:szCs w:val="28"/>
         </w:rPr>
       </w:pPr>
-      <w:proofErr w:type="spellStart"/>
       <w:r>
         <w:rPr>
           <w:sz w:val="28"/>
           <w:szCs w:val="28"/>
         </w:rPr>
-        <w:t>McKinney</w:t>
-      </w:r>
-      <w:proofErr w:type="spellEnd"/>
-      <w:r>
-        <w:rPr>
-          <w:sz w:val="28"/>
-          <w:szCs w:val="28"/>
-        </w:rPr>
-        <w:t xml:space="preserve"> W. Python </w:t>
-      </w:r>
-      <w:proofErr w:type="spellStart"/>
-      <w:r>
-        <w:rPr>
-          <w:sz w:val="28"/>
-          <w:szCs w:val="28"/>
-        </w:rPr>
-        <w:t>for</w:t>
-      </w:r>
-      <w:proofErr w:type="spellEnd"/>
-      <w:r>
-        <w:rPr>
-          <w:sz w:val="28"/>
-          <w:szCs w:val="28"/>
-        </w:rPr>
-        <w:t xml:space="preserve"> Data Analysis - </w:t>
-      </w:r>
-      <w:proofErr w:type="spellStart"/>
-      <w:r>
-        <w:rPr>
-          <w:sz w:val="28"/>
-          <w:szCs w:val="28"/>
-        </w:rPr>
-        <w:t>O’Reilly</w:t>
-      </w:r>
-      <w:proofErr w:type="spellEnd"/>
-      <w:r>
-        <w:rPr>
-          <w:sz w:val="28"/>
-          <w:szCs w:val="28"/>
-        </w:rPr>
-        <w:t xml:space="preserve"> Media, 2018. – 540 p.</w:t>
+        <w:t>McKinney W. Python for Data Analysis - O’Reilly Media, 2018. – 540 p.</w:t>
       </w:r>
     </w:p>
     <w:p>
@@ -1679,7 +1399,6 @@
           <w:szCs w:val="28"/>
         </w:rPr>
       </w:pPr>
-      <w:proofErr w:type="spellStart"/>
       <w:r>
         <w:rPr>
           <w:sz w:val="28"/>
@@ -1687,7 +1406,6 @@
         </w:rPr>
         <w:t>Github</w:t>
       </w:r>
-      <w:proofErr w:type="spellEnd"/>
       <w:r>
         <w:rPr>
           <w:sz w:val="28"/>
@@ -1707,30 +1425,14 @@
           <w:sz w:val="28"/>
           <w:szCs w:val="28"/>
         </w:rPr>
-        <w:t xml:space="preserve"> </w:t>
-      </w:r>
-      <w:proofErr w:type="gramStart"/>
+        <w:t xml:space="preserve"> URL:  </w:t>
+      </w:r>
       <w:r>
         <w:rPr>
           <w:sz w:val="28"/>
           <w:szCs w:val="28"/>
         </w:rPr>
-        <w:t xml:space="preserve">URL:  </w:t>
-      </w:r>
-      <w:r>
-        <w:rPr>
-          <w:sz w:val="28"/>
-          <w:szCs w:val="28"/>
-        </w:rPr>
-        <w:t>https://github.com</w:t>
-      </w:r>
-      <w:proofErr w:type="gramEnd"/>
-      <w:r>
-        <w:rPr>
-          <w:sz w:val="28"/>
-          <w:szCs w:val="28"/>
-        </w:rPr>
-        <w:t xml:space="preserve"> </w:t>
+        <w:t xml:space="preserve">https://github.com </w:t>
       </w:r>
       <w:r>
         <w:rPr>
@@ -1850,17 +1552,8 @@
           <w:sz w:val="28"/>
           <w:szCs w:val="28"/>
         </w:rPr>
-        <w:t xml:space="preserve">архитектуры </w:t>
-      </w:r>
-      <w:proofErr w:type="spellStart"/>
-      <w:r>
-        <w:rPr>
-          <w:sz w:val="28"/>
-          <w:szCs w:val="28"/>
-        </w:rPr>
-        <w:t>состемы</w:t>
-      </w:r>
-      <w:proofErr w:type="spellEnd"/>
+        <w:t>архитектуры состемы</w:t>
+      </w:r>
       <w:r>
         <w:rPr>
           <w:sz w:val="28"/>
@@ -2140,18 +1833,8 @@
           <w:szCs w:val="28"/>
         </w:rPr>
         <w:tab/>
-        <w:t xml:space="preserve">М.Л. </w:t>
-      </w:r>
-      <w:proofErr w:type="spellStart"/>
-      <w:r>
-        <w:rPr>
-          <w:rFonts w:ascii="Times New Roman" w:hAnsi="Times New Roman"/>
-          <w:sz w:val="28"/>
-          <w:szCs w:val="28"/>
-        </w:rPr>
-        <w:t>Цымблер</w:t>
-      </w:r>
-      <w:proofErr w:type="spellEnd"/>
+        <w:t>М.Л. Цымблер</w:t>
+      </w:r>
     </w:p>
     <w:p>
       <w:pPr>
@@ -4302,15 +3985,7 @@
       <w:bookmarkStart w:id="8" w:name="_Toc137069265"/>
       <w:bookmarkStart w:id="9" w:name="_Toc158574535"/>
       <w:r>
-        <w:t xml:space="preserve">В современном мире информационных технологий, данные играют ключевую роль в принятии решений, исследованиях и разработке продуктов. Портал </w:t>
-      </w:r>
-      <w:proofErr w:type="spellStart"/>
-      <w:r>
-        <w:t>GitHub</w:t>
-      </w:r>
-      <w:proofErr w:type="spellEnd"/>
-      <w:r>
-        <w:t xml:space="preserve"> [</w:t>
+        <w:t>В современном мире информационных технологий, данные играют ключевую роль в принятии решений, исследованиях и разработке продуктов. Портал GitHub [</w:t>
       </w:r>
       <w:r>
         <w:fldChar w:fldCharType="begin"/>
@@ -4354,15 +4029,7 @@
         <w:fldChar w:fldCharType="end"/>
       </w:r>
       <w:r>
-        <w:t xml:space="preserve">] является важным методом по нахождению зависимостей и закономерностей в данных, и применяется в большом числе сфер от маркетинга до генетики. Применение метода поиска шаблонов на данных </w:t>
-      </w:r>
-      <w:proofErr w:type="spellStart"/>
-      <w:r>
-        <w:t>GitHub</w:t>
-      </w:r>
-      <w:proofErr w:type="spellEnd"/>
-      <w:r>
-        <w:t xml:space="preserve"> также может помочь в получении ценной, актуальной информации. Например, можно постараться выявить, какого типа репозитории становятся популярными, а какого нет, какие факторы положительно влияют на популярность, а какие наоборот чаще всего оказывают отрицательное влияние и делают репозиторий неинтересным для других пользователей. </w:t>
+        <w:t xml:space="preserve">] является важным методом по нахождению зависимостей и закономерностей в данных, и применяется в большом числе сфер от маркетинга до генетики. Применение метода поиска шаблонов на данных GitHub также может помочь в получении ценной, актуальной информации. Например, можно постараться выявить, какого типа репозитории становятся популярными, а какого нет, какие факторы положительно влияют на популярность, а какие наоборот чаще всего оказывают отрицательное влияние и делают репозиторий неинтересным для других пользователей. </w:t>
       </w:r>
     </w:p>
     <w:p>
@@ -4370,15 +4037,7 @@
         <w:pStyle w:val="a5"/>
       </w:pPr>
       <w:r>
-        <w:t xml:space="preserve">Создание приложения – рабочего инструмента для поиска шаблонов в данных </w:t>
-      </w:r>
-      <w:proofErr w:type="spellStart"/>
-      <w:r>
-        <w:t>GitHub</w:t>
-      </w:r>
-      <w:proofErr w:type="spellEnd"/>
-      <w:r>
-        <w:t>, с помощью которого можно было бы получать и анализировать самые свежие данные, могло бы помочь руководителям проектов или другим пользователям лучше понимать текущее состояние сферы разработки, применять важные бизнес-решения в проектах, опираясь на актуальную информацию, а также понять, как поднять популярность репозитория, привлечь разработчиков или спонсоров в свой проект.</w:t>
+        <w:t>Создание приложения – рабочего инструмента для поиска шаблонов в данных GitHub, с помощью которого можно было бы получать и анализировать самые свежие данные, могло бы помочь руководителям проектов или другим пользователям лучше понимать текущее состояние сферы разработки, применять важные бизнес-решения в проектах, опираясь на актуальную информацию, а также понять, как поднять популярность репозитория, привлечь разработчиков или спонсоров в свой проект.</w:t>
       </w:r>
     </w:p>
     <w:p>
@@ -4400,11 +4059,9 @@
       <w:r>
         <w:t xml:space="preserve">Целью выпускной квалификационной работы является разработка системы поиска шаблонов в данных портала </w:t>
       </w:r>
-      <w:proofErr w:type="spellStart"/>
       <w:r>
         <w:t>GitHub</w:t>
       </w:r>
-      <w:proofErr w:type="spellEnd"/>
       <w:r>
         <w:t>. Для достижения поставленной цели необходимо решить следующие задачи</w:t>
       </w:r>
@@ -4652,34 +4309,13 @@
         <w:pStyle w:val="a5"/>
       </w:pPr>
       <w:r>
-        <w:t xml:space="preserve">Поиск ассоциативных правил (Association </w:t>
-      </w:r>
-      <w:proofErr w:type="spellStart"/>
-      <w:r>
-        <w:t>rules</w:t>
-      </w:r>
-      <w:proofErr w:type="spellEnd"/>
+        <w:t>Поиск ассоциативных правил (Association rules mining)</w:t>
+      </w:r>
       <w:r>
         <w:t xml:space="preserve"> </w:t>
       </w:r>
-      <w:proofErr w:type="spellStart"/>
-      <w:r>
-        <w:t>mining</w:t>
-      </w:r>
-      <w:proofErr w:type="spellEnd"/>
-      <w:r>
-        <w:t>)</w:t>
-      </w:r>
-      <w:r>
-        <w:t xml:space="preserve"> </w:t>
-      </w:r>
-      <w:proofErr w:type="gramStart"/>
-      <w:r>
-        <w:t>− это</w:t>
-      </w:r>
-      <w:proofErr w:type="gramEnd"/>
-      <w:r>
-        <w:t xml:space="preserve"> статистический метод анализа данных, используемый для выявления сильных связей и закономерностей между элементами в больших наборах данных, который может применяться в различных областях, таких как маркетинг, биоинформатика, медицина и т.д.</w:t>
+      <w:r>
+        <w:t>− это статистический метод анализа данных, используемый для выявления сильных связей и закономерностей между элементами в больших наборах данных, который может применяться в различных областях, таких как маркетинг, биоинформатика, медицина и т.д.</w:t>
       </w:r>
     </w:p>
     <w:p>
@@ -4687,15 +4323,7 @@
         <w:pStyle w:val="a5"/>
       </w:pPr>
       <w:r>
-        <w:t xml:space="preserve">Ассоциативные правила или шаблоны определяются как выражения вида «если А, то В» или «A приводит к B». Слева находится антецедент, справа – </w:t>
-      </w:r>
-      <w:proofErr w:type="spellStart"/>
-      <w:r>
-        <w:t>консеквент</w:t>
-      </w:r>
-      <w:proofErr w:type="spellEnd"/>
-      <w:r>
-        <w:t>.</w:t>
+        <w:t>Ассоциативные правила или шаблоны определяются как выражения вида «если А, то В» или «A приводит к B». Слева находится антецедент, справа – консеквент.</w:t>
       </w:r>
     </w:p>
     <w:p>
@@ -4721,15 +4349,7 @@
         <w:t>«</w:t>
       </w:r>
       <w:r>
-        <w:t>если</w:t>
-      </w:r>
-      <w:proofErr w:type="gramStart"/>
-      <w:r>
-        <w:t>...</w:t>
-      </w:r>
-      <w:proofErr w:type="gramEnd"/>
-      <w:r>
-        <w:t>то</w:t>
+        <w:t>если...то</w:t>
       </w:r>
       <w:r>
         <w:t>»</w:t>
@@ -4742,13 +4362,8 @@
       <w:pPr>
         <w:pStyle w:val="a5"/>
       </w:pPr>
-      <w:proofErr w:type="spellStart"/>
-      <w:r>
-        <w:t>Консеквент</w:t>
-      </w:r>
-      <w:proofErr w:type="spellEnd"/>
-      <w:r>
-        <w:t xml:space="preserve"> связан с результатом или выводом импликации и представляет собой часть высказывания, которая следует после символа </w:t>
+      <w:r>
+        <w:t xml:space="preserve">Консеквент связан с результатом или выводом импликации и представляет собой часть высказывания, которая следует после символа </w:t>
       </w:r>
       <w:r>
         <w:t>«</w:t>
@@ -4766,15 +4381,7 @@
         <w:t>«</w:t>
       </w:r>
       <w:r>
-        <w:t>если</w:t>
-      </w:r>
-      <w:proofErr w:type="gramStart"/>
-      <w:r>
-        <w:t>...</w:t>
-      </w:r>
-      <w:proofErr w:type="gramEnd"/>
-      <w:r>
-        <w:t>то</w:t>
+        <w:t>если...то</w:t>
       </w:r>
       <w:r>
         <w:t>»</w:t>
@@ -5298,24 +4905,13 @@
         <w:t xml:space="preserve">k </w:t>
       </w:r>
       <w:r>
-        <w:t xml:space="preserve">– транзакция, а </w:t>
-      </w:r>
-      <w:proofErr w:type="spellStart"/>
-      <w:r>
-        <w:t>i</w:t>
+        <w:t>– транзакция, а i</w:t>
       </w:r>
       <w:r>
         <w:rPr>
           <w:vertAlign w:val="subscript"/>
         </w:rPr>
-        <w:t>n</w:t>
-      </w:r>
-      <w:proofErr w:type="spellEnd"/>
-      <w:r>
-        <w:rPr>
-          <w:vertAlign w:val="subscript"/>
-        </w:rPr>
-        <w:t xml:space="preserve"> </w:t>
+        <w:t xml:space="preserve">n </w:t>
       </w:r>
       <w:r>
         <w:t>– элемент.</w:t>
@@ -5327,31 +4923,7 @@
       </w:pPr>
       <w:r>
         <w:lastRenderedPageBreak/>
-        <w:t>Априори (</w:t>
-      </w:r>
-      <w:proofErr w:type="spellStart"/>
-      <w:r>
-        <w:t>apriori</w:t>
-      </w:r>
-      <w:proofErr w:type="spellEnd"/>
-      <w:r>
-        <w:t xml:space="preserve">) − алгоритм поиска ассоциативных правил. Одной из главных идей алгоритма является то, что он использует свойство </w:t>
-      </w:r>
-      <w:proofErr w:type="spellStart"/>
-      <w:r>
-        <w:t>антимонотонности</w:t>
-      </w:r>
-      <w:proofErr w:type="spellEnd"/>
-      <w:r>
-        <w:t xml:space="preserve"> множеств, например, если набор элементов X не является частым, то набор элементов Y, который состоит из набора X и нового элемента, заведомо не будет частым и его можно отбросить. Алгоритм </w:t>
-      </w:r>
-      <w:proofErr w:type="spellStart"/>
-      <w:r>
-        <w:t>apriori</w:t>
-      </w:r>
-      <w:proofErr w:type="spellEnd"/>
-      <w:r>
-        <w:t xml:space="preserve"> или другие аналоги используют некоторые метрики, которые помогают сделать выводы из набора элементов.</w:t>
+        <w:t>Априори (apriori) − алгоритм поиска ассоциативных правил. Одной из главных идей алгоритма является то, что он использует свойство антимонотонности множеств, например, если набор элементов X не является частым, то набор элементов Y, который состоит из набора X и нового элемента, заведомо не будет частым и его можно отбросить. Алгоритм apriori или другие аналоги используют некоторые метрики, которые помогают сделать выводы из набора элементов.</w:t>
       </w:r>
     </w:p>
     <w:p>
@@ -5359,15 +4931,7 @@
         <w:pStyle w:val="a5"/>
       </w:pPr>
       <w:r>
-        <w:t>Поддержка (</w:t>
-      </w:r>
-      <w:proofErr w:type="spellStart"/>
-      <w:r>
-        <w:t>support</w:t>
-      </w:r>
-      <w:proofErr w:type="spellEnd"/>
-      <w:r>
-        <w:t>) – метрика, которая позволяет определить, насколько часто шаблон встречается в транзакциях и вычисляется по формуле</w:t>
+        <w:t>Поддержка (support) – метрика, которая позволяет определить, насколько часто шаблон встречается в транзакциях и вычисляется по формуле</w:t>
       </w:r>
       <w:r>
         <w:t xml:space="preserve"> </w:t>
@@ -5540,15 +5104,7 @@
         <w:ind w:firstLine="0"/>
       </w:pPr>
       <w:r>
-        <w:t xml:space="preserve">где X и Y – наборы элементов, t – транзакция, D – </w:t>
-      </w:r>
-      <w:proofErr w:type="spellStart"/>
-      <w:r>
-        <w:t>датасет</w:t>
-      </w:r>
-      <w:proofErr w:type="spellEnd"/>
-      <w:r>
-        <w:t>.</w:t>
+        <w:t>где X и Y – наборы элементов, t – транзакция, D – датасет.</w:t>
       </w:r>
     </w:p>
     <w:p>
@@ -5556,15 +5112,7 @@
         <w:pStyle w:val="a5"/>
       </w:pPr>
       <w:r>
-        <w:t>Достоверность (</w:t>
-      </w:r>
-      <w:proofErr w:type="spellStart"/>
-      <w:r>
-        <w:t>confidence</w:t>
-      </w:r>
-      <w:proofErr w:type="spellEnd"/>
-      <w:r>
-        <w:t>) – метрика, которая помогает определить вероятность того, что набор элементов X следует набору Y, ее также можно интерпретировать как «насколько часто данное правило срабатывает для всего набора данных» и вычисляется по формуле</w:t>
+        <w:t>Достоверность (confidence) – метрика, которая помогает определить вероятность того, что набор элементов X следует набору Y, ее также можно интерпретировать как «насколько часто данное правило срабатывает для всего набора данных» и вычисляется по формуле</w:t>
       </w:r>
       <w:r>
         <w:t xml:space="preserve"> (2)</w:t>
@@ -5702,15 +5250,7 @@
         <w:pStyle w:val="a5"/>
       </w:pPr>
       <w:r>
-        <w:t>Подъем (</w:t>
-      </w:r>
-      <w:proofErr w:type="spellStart"/>
-      <w:r>
-        <w:t>lift</w:t>
-      </w:r>
-      <w:proofErr w:type="spellEnd"/>
-      <w:r>
-        <w:t>) – метрика, которая показывает, насколько оба набора элементов зависят друг от друга, то есть показывает корреляцию</w:t>
+        <w:t>Подъем (lift) – метрика, которая показывает, насколько оба набора элементов зависят друг от друга, то есть показывает корреляцию</w:t>
       </w:r>
       <w:r>
         <w:t>, и вычисляется по формуле (3)</w:t>
@@ -5947,15 +5487,7 @@
         <w:pStyle w:val="a5"/>
       </w:pPr>
       <w:r>
-        <w:t xml:space="preserve">Анализу данных портала </w:t>
-      </w:r>
-      <w:proofErr w:type="spellStart"/>
-      <w:r>
-        <w:t>GitHub</w:t>
-      </w:r>
-      <w:proofErr w:type="spellEnd"/>
-      <w:r>
-        <w:t xml:space="preserve"> посвящено много работ. В основном при анализе используются различные алгоритмы машинного обучения, такие, как KNN или нейронные сети. Ниже приведен обзор некоторых работ.</w:t>
+        <w:t>Анализу данных портала GitHub посвящено много работ. В основном при анализе используются различные алгоритмы машинного обучения, такие, как KNN или нейронные сети. Ниже приведен обзор некоторых работ.</w:t>
       </w:r>
     </w:p>
     <w:p>
@@ -5981,21 +5513,8 @@
         <w:fldChar w:fldCharType="end"/>
       </w:r>
       <w:r>
-        <w:t xml:space="preserve">]  является анализ данных </w:t>
-      </w:r>
-      <w:proofErr w:type="spellStart"/>
-      <w:r>
-        <w:t>GitHub</w:t>
-      </w:r>
-      <w:proofErr w:type="spellEnd"/>
-      <w:r>
-        <w:t xml:space="preserve"> для моделирования развивающихся репозиториев и динамических трендов в программировании. Авторы  используют данные сервиса GH </w:t>
-      </w:r>
-      <w:proofErr w:type="spellStart"/>
-      <w:r>
-        <w:t>Archive</w:t>
-      </w:r>
-      <w:proofErr w:type="spellEnd"/>
+        <w:t>]  является анализ данных GitHub для моделирования развивающихся репозиториев и динамических трендов в программировании. Авторы  используют данные сервиса GH Archive</w:t>
+      </w:r>
       <w:r>
         <w:t xml:space="preserve"> [</w:t>
       </w:r>
@@ -6018,73 +5537,119 @@
         <w:t>]</w:t>
       </w:r>
       <w:r>
-        <w:t xml:space="preserve"> о 9350 популярных репозиториев с 2015 по 2018 год, включая количество часто встречающихся событий, таких, как </w:t>
-      </w:r>
-      <w:proofErr w:type="spellStart"/>
-      <w:r>
-        <w:t>fork</w:t>
-      </w:r>
-      <w:proofErr w:type="spellEnd"/>
-      <w:r>
-        <w:t xml:space="preserve">, </w:t>
-      </w:r>
-      <w:proofErr w:type="spellStart"/>
-      <w:r>
-        <w:t>pull</w:t>
-      </w:r>
-      <w:proofErr w:type="spellEnd"/>
+        <w:t xml:space="preserve"> о 9350 популярных репозиториев с 2015 по 2018 год, включая количество часто встречающихся событий, таких, как fork, pull request, push и т.д., язык программирования. Анализ проводится с помощью метода анализа временных рядов на основе нейронной сети LSTM [</w:t>
+      </w:r>
+      <w:r>
+        <w:fldChar w:fldCharType="begin"/>
+      </w:r>
+      <w:r>
+        <w:instrText xml:space="preserve"> REF _Ref159207976 \r \h </w:instrText>
+      </w:r>
+      <w:r>
+        <w:fldChar w:fldCharType="separate"/>
+      </w:r>
+      <w:r>
+        <w:t>5</w:t>
+      </w:r>
+      <w:r>
+        <w:fldChar w:fldCharType="end"/>
+      </w:r>
+      <w:r>
+        <w:t>] (Long Short Term Memory), которая специально предназначена для анализа нелинейных временных рядов.</w:t>
+      </w:r>
+    </w:p>
+    <w:p>
+      <w:pPr>
+        <w:pStyle w:val="a5"/>
+      </w:pPr>
+      <w:r>
+        <w:t xml:space="preserve">Проблема анализа данных GitHub и прогнозирования трендов разбивается на три подзадачи: прогнозирование трендов репозиториев, прогнозирование трендов языков программирования и прогнозирование трендов областей применения. В каждой из этих подзадач используются различные данные для построения временных рядов. </w:t>
+      </w:r>
+    </w:p>
+    <w:p>
+      <w:pPr>
+        <w:pStyle w:val="a5"/>
+      </w:pPr>
+      <w:r>
+        <w:t>Производительность экспериментов измеряется в терминах среднеквадратической ошибки RMSE и коэффициента детерминации R2. Модели показали хорошую производительность с очень низким значением RMSE и высоким значением R2, которое лежит между 0 и 1.</w:t>
+      </w:r>
+    </w:p>
+    <w:p>
+      <w:pPr>
+        <w:pStyle w:val="a5"/>
+      </w:pPr>
+      <w:r>
+        <w:t>По результатам анализа было замечено, что репозитории в областях веб-майнинга, машинного обучения и информационной безопасности становятся все более популярными. Из языков программирования JavaScript является наиболее трендовым языком.</w:t>
+      </w:r>
+    </w:p>
+    <w:p>
+      <w:pPr>
+        <w:pStyle w:val="a5"/>
+      </w:pPr>
+      <w:r>
+        <w:t xml:space="preserve">Важно отметить, что LSTM была выбрана для этой задачи из-за ее эффективности в решении последовательных и временных проблем без </w:t>
+      </w:r>
+      <w:r>
+        <w:lastRenderedPageBreak/>
+        <w:t>проблемы исчезающего градиента, которая влияет на производительность других моделей, таких как RNN (Recurrent Neural Network).</w:t>
+      </w:r>
+    </w:p>
+    <w:p>
+      <w:pPr>
+        <w:pStyle w:val="a5"/>
+      </w:pPr>
+      <w:r>
+        <w:t>В работе [</w:t>
+      </w:r>
+      <w:r>
+        <w:fldChar w:fldCharType="begin"/>
+      </w:r>
+      <w:r>
+        <w:instrText xml:space="preserve"> REF _Ref159211982 \r \h </w:instrText>
+      </w:r>
+      <w:r>
+        <w:fldChar w:fldCharType="separate"/>
+      </w:r>
+      <w:r>
+        <w:t>6</w:t>
+      </w:r>
+      <w:r>
+        <w:fldChar w:fldCharType="end"/>
+      </w:r>
+      <w:r>
+        <w:t>] изучается влияние пандемии COVID-19 на работу удаленных команд. Основные задачи включают изучение общего эффекта пандемии, оценку эффектов пандемии на отдельные команды и анализ свойств команд, которые связаны с устойчивостью под воздействием шока.</w:t>
+      </w:r>
+    </w:p>
+    <w:p>
+      <w:pPr>
+        <w:pStyle w:val="a5"/>
+      </w:pPr>
+      <w:r>
+        <w:t>Авторы использовали данные о 71928 репозитории для референсного набора и 87914 репозиториев для целевого из долгосрочного журнала событий GHArchive</w:t>
+      </w:r>
       <w:r>
         <w:t xml:space="preserve"> </w:t>
       </w:r>
-      <w:proofErr w:type="spellStart"/>
-      <w:r>
-        <w:t>request</w:t>
-      </w:r>
-      <w:proofErr w:type="spellEnd"/>
-      <w:r>
-        <w:t xml:space="preserve">, </w:t>
-      </w:r>
-      <w:proofErr w:type="spellStart"/>
-      <w:r>
-        <w:t>push</w:t>
-      </w:r>
-      <w:proofErr w:type="spellEnd"/>
-      <w:r>
-        <w:t xml:space="preserve"> и т.д., язык программирования. Анализ проводится с помощью метода анализа временных рядов на основе нейронной сети LSTM [</w:t>
+      <w:r>
+        <w:t>и зеркала официального источника GHTorrent [</w:t>
       </w:r>
       <w:r>
         <w:fldChar w:fldCharType="begin"/>
       </w:r>
       <w:r>
-        <w:instrText xml:space="preserve"> REF _Ref159207976 \r \h </w:instrText>
+        <w:instrText xml:space="preserve"> REF _Ref159353942 \r \h </w:instrText>
       </w:r>
       <w:r>
         <w:fldChar w:fldCharType="separate"/>
       </w:r>
       <w:r>
-        <w:t>5</w:t>
+        <w:t>7</w:t>
       </w:r>
       <w:r>
         <w:fldChar w:fldCharType="end"/>
       </w:r>
       <w:r>
-        <w:t xml:space="preserve">] (Long </w:t>
-      </w:r>
-      <w:proofErr w:type="spellStart"/>
-      <w:r>
-        <w:t>Short</w:t>
-      </w:r>
-      <w:proofErr w:type="spellEnd"/>
-      <w:r>
-        <w:t xml:space="preserve"> </w:t>
-      </w:r>
-      <w:proofErr w:type="spellStart"/>
-      <w:r>
-        <w:t>Term</w:t>
-      </w:r>
-      <w:proofErr w:type="spellEnd"/>
-      <w:r>
-        <w:t xml:space="preserve"> Memory), которая специально предназначена для анализа нелинейных временных рядов.</w:t>
+        <w:t xml:space="preserve">]. На основе данных о количестве push событий репозитория, вычисляется метрика, отражающая продуктивность команды, а на основе количества участников вычисляется рост команды. </w:t>
       </w:r>
     </w:p>
     <w:p>
@@ -6092,15 +5657,7 @@
         <w:pStyle w:val="a5"/>
       </w:pPr>
       <w:r>
-        <w:t xml:space="preserve">Проблема анализа данных </w:t>
-      </w:r>
-      <w:proofErr w:type="spellStart"/>
-      <w:r>
-        <w:t>GitHub</w:t>
-      </w:r>
-      <w:proofErr w:type="spellEnd"/>
-      <w:r>
-        <w:t xml:space="preserve"> и прогнозирования трендов разбивается на три подзадачи: прогнозирование трендов репозиториев, прогнозирование трендов языков программирования и прогнозирование трендов областей применения. В каждой из этих подзадач используются различные данные для построения временных рядов. </w:t>
+        <w:t>Были обучены модели машинного обучения градиентного бустинга деревьев решений GBDT и случайного леса для прогнозирования результатов за определенный месяц в 2019 году, а затем были сделаны контрфактические прогнозы результатов целевых репозиториев за шесть месяцев 2020 года. Эффект пандемии затем измерялся по разнице между наблюдаемыми и контрфактическими результатами.</w:t>
       </w:r>
     </w:p>
     <w:p>
@@ -6108,7 +5665,7 @@
         <w:pStyle w:val="a5"/>
       </w:pPr>
       <w:r>
-        <w:t>Производительность экспериментов измеряется в терминах среднеквадратической ошибки RMSE и коэффициента детерминации R2. Модели показали хорошую производительность с очень низким значением RMSE и высоким значением R2, которое лежит между 0 и 1.</w:t>
+        <w:t>В исследовании было обнаружено, что продуктивность команды сразу снизилась после шока (1-3 месяцы), а затем восстановилась к норме через несколько месяцев (4-6 месяцы). Количество активных участников команды, с другой стороны, не сразу упало, когда наступила пандемия (1-3 месяцы), но оно снижается постепенно, когда команды реагируют в более долгосрочной перспективе (5-6 месяцы).</w:t>
       </w:r>
     </w:p>
     <w:p>
@@ -6116,178 +5673,7 @@
         <w:pStyle w:val="a5"/>
       </w:pPr>
       <w:r>
-        <w:t>По результатам анализа было замечено, что репозитории в областях веб-майнинга, машинного обучения и информационной безопасности становятся все более популярными. Из языков программирования JavaScript является наиболее трендовым языком.</w:t>
-      </w:r>
-    </w:p>
-    <w:p>
-      <w:pPr>
-        <w:pStyle w:val="a5"/>
-      </w:pPr>
-      <w:r>
-        <w:t xml:space="preserve">Важно отметить, что LSTM была выбрана для этой задачи из-за ее эффективности в решении последовательных и временных проблем без </w:t>
-      </w:r>
-      <w:r>
-        <w:lastRenderedPageBreak/>
-        <w:t>проблемы исчезающего градиента, которая влияет на производительность других моделей, таких как RNN (</w:t>
-      </w:r>
-      <w:proofErr w:type="spellStart"/>
-      <w:r>
-        <w:t>Recurrent</w:t>
-      </w:r>
-      <w:proofErr w:type="spellEnd"/>
-      <w:r>
-        <w:t xml:space="preserve"> </w:t>
-      </w:r>
-      <w:proofErr w:type="spellStart"/>
-      <w:r>
-        <w:t>Neural</w:t>
-      </w:r>
-      <w:proofErr w:type="spellEnd"/>
-      <w:r>
-        <w:t xml:space="preserve"> Network).</w:t>
-      </w:r>
-    </w:p>
-    <w:p>
-      <w:pPr>
-        <w:pStyle w:val="a5"/>
-      </w:pPr>
-      <w:r>
-        <w:t>В работе [</w:t>
-      </w:r>
-      <w:r>
-        <w:fldChar w:fldCharType="begin"/>
-      </w:r>
-      <w:r>
-        <w:instrText xml:space="preserve"> REF _Ref159211982 \r \h </w:instrText>
-      </w:r>
-      <w:r>
-        <w:fldChar w:fldCharType="separate"/>
-      </w:r>
-      <w:r>
-        <w:t>6</w:t>
-      </w:r>
-      <w:r>
-        <w:fldChar w:fldCharType="end"/>
-      </w:r>
-      <w:r>
-        <w:t>] изучается влияние пандемии COVID-19 на работу удаленных команд. Основные задачи включают изучение общего эффекта пандемии, оценку эффектов пандемии на отдельные команды и анализ свойств команд, которые связаны с устойчивостью под воздействием шока.</w:t>
-      </w:r>
-    </w:p>
-    <w:p>
-      <w:pPr>
-        <w:pStyle w:val="a5"/>
-      </w:pPr>
-      <w:r>
-        <w:t xml:space="preserve">Авторы использовали данные о 71928 репозитории для </w:t>
-      </w:r>
-      <w:proofErr w:type="spellStart"/>
-      <w:r>
-        <w:t>референсного</w:t>
-      </w:r>
-      <w:proofErr w:type="spellEnd"/>
-      <w:r>
-        <w:t xml:space="preserve"> набора и 87914 репозиториев для целевого из долгосрочного журнала событий </w:t>
-      </w:r>
-      <w:proofErr w:type="spellStart"/>
-      <w:r>
-        <w:t>GHArchive</w:t>
-      </w:r>
-      <w:proofErr w:type="spellEnd"/>
-      <w:r>
-        <w:t xml:space="preserve"> </w:t>
-      </w:r>
-      <w:r>
-        <w:t xml:space="preserve">и зеркала официального источника </w:t>
-      </w:r>
-      <w:proofErr w:type="spellStart"/>
-      <w:r>
-        <w:t>GHTorrent</w:t>
-      </w:r>
-      <w:proofErr w:type="spellEnd"/>
-      <w:r>
-        <w:t xml:space="preserve"> [</w:t>
-      </w:r>
-      <w:r>
-        <w:fldChar w:fldCharType="begin"/>
-      </w:r>
-      <w:r>
-        <w:instrText xml:space="preserve"> REF _Ref159353942 \r \h </w:instrText>
-      </w:r>
-      <w:r>
-        <w:fldChar w:fldCharType="separate"/>
-      </w:r>
-      <w:r>
-        <w:t>7</w:t>
-      </w:r>
-      <w:r>
-        <w:fldChar w:fldCharType="end"/>
-      </w:r>
-      <w:r>
-        <w:t xml:space="preserve">]. На основе данных о количестве </w:t>
-      </w:r>
-      <w:proofErr w:type="spellStart"/>
-      <w:r>
-        <w:t>push</w:t>
-      </w:r>
-      <w:proofErr w:type="spellEnd"/>
-      <w:r>
-        <w:t xml:space="preserve"> событий репозитория, вычисляется метрика, отражающая продуктивность команды, а на основе количества участников вычисляется рост команды. </w:t>
-      </w:r>
-    </w:p>
-    <w:p>
-      <w:pPr>
-        <w:pStyle w:val="a5"/>
-      </w:pPr>
-      <w:r>
-        <w:t xml:space="preserve">Были обучены модели машинного обучения градиентного </w:t>
-      </w:r>
-      <w:proofErr w:type="spellStart"/>
-      <w:r>
-        <w:t>бустинга</w:t>
-      </w:r>
-      <w:proofErr w:type="spellEnd"/>
-      <w:r>
-        <w:t xml:space="preserve"> деревьев решений GBDT и случайного леса для прогнозирования результатов за определенный месяц в 2019 году, а затем были сделаны </w:t>
-      </w:r>
-      <w:proofErr w:type="spellStart"/>
-      <w:r>
-        <w:t>контрфактические</w:t>
-      </w:r>
-      <w:proofErr w:type="spellEnd"/>
-      <w:r>
-        <w:t xml:space="preserve"> прогнозы результатов целевых репозиториев за шесть месяцев 2020 года. Эффект пандемии затем измерялся по разнице между наблюдаемыми и </w:t>
-      </w:r>
-      <w:proofErr w:type="spellStart"/>
-      <w:r>
-        <w:t>контрфактическими</w:t>
-      </w:r>
-      <w:proofErr w:type="spellEnd"/>
-      <w:r>
-        <w:t xml:space="preserve"> результатами.</w:t>
-      </w:r>
-    </w:p>
-    <w:p>
-      <w:pPr>
-        <w:pStyle w:val="a5"/>
-      </w:pPr>
-      <w:r>
-        <w:t>В исследовании было обнаружено, что продуктивность команды сразу снизилась после шока (1-3 месяцы), а затем восстановилась к норме через несколько месяцев (4-6 месяцы). Количество активных участников команды, с другой стороны, не сразу упало, когда наступила пандемия (1-3 месяцы), но оно снижается постепенно, когда команды реагируют в более долгосрочной перспективе (5-6 месяцы).</w:t>
-      </w:r>
-    </w:p>
-    <w:p>
-      <w:pPr>
-        <w:pStyle w:val="a5"/>
-      </w:pPr>
-      <w:r>
-        <w:t xml:space="preserve">Из приведенных выше работ, можно заметить, что основным и самым популярным источником данных является GH </w:t>
-      </w:r>
-      <w:proofErr w:type="spellStart"/>
-      <w:r>
-        <w:t>Archive</w:t>
-      </w:r>
-      <w:proofErr w:type="spellEnd"/>
-      <w:r>
-        <w:t>. Авторы работ собирают данные по каждому репозиторию и за внушительный срок - от полу года до нескольких лет, что объяснятся тем, что данные, из которых можно сделать какой-либо вывод, накапливаются за достаточно большой срок. Эти особенности стоит учесть при будущей разработке системы.</w:t>
+        <w:t>Из приведенных выше работ, можно заметить, что основным и самым популярным источником данных является GH Archive. Авторы работ собирают данные по каждому репозиторию и за внушительный срок - от полу года до нескольких лет, что объяснятся тем, что данные, из которых можно сделать какой-либо вывод, накапливаются за достаточно большой срок. Эти особенности стоит учесть при будущей разработке системы.</w:t>
       </w:r>
     </w:p>
     <w:p>
@@ -6319,19 +5705,235 @@
       <w:pPr>
         <w:pStyle w:val="a5"/>
       </w:pPr>
-      <w:proofErr w:type="spellStart"/>
-      <w:r>
-        <w:t>GitHub</w:t>
-      </w:r>
-      <w:proofErr w:type="spellEnd"/>
-      <w:r>
-        <w:t xml:space="preserve"> – это облачная платформа для хранения репозиториев, основанная на системе контроля версий </w:t>
-      </w:r>
-      <w:proofErr w:type="spellStart"/>
-      <w:r>
-        <w:t>Git</w:t>
-      </w:r>
-      <w:proofErr w:type="spellEnd"/>
+      <w:r>
+        <w:t>GitHub – это облачная платформа для хранения репозиториев, основанная на системе контроля версий Git [</w:t>
+      </w:r>
+      <w:r>
+        <w:fldChar w:fldCharType="begin"/>
+      </w:r>
+      <w:r>
+        <w:instrText xml:space="preserve"> REF _Ref158667723 \r \h </w:instrText>
+      </w:r>
+      <w:r>
+        <w:fldChar w:fldCharType="separate"/>
+      </w:r>
+      <w:r>
+        <w:t>8</w:t>
+      </w:r>
+      <w:r>
+        <w:fldChar w:fldCharType="end"/>
+      </w:r>
+      <w:r>
+        <w:t>]. Обычно репозиторий GitHub может включать в себя исходный код программы, документацию, графические ресурсы и другие элементы проекта. Репозиторий также отслеживает все изменения, которые вносятся в файлы, и кто их внес, что облегчает совместную работу и управление версиями. Каждый репозиторий имеет свой уникальный URL, который можно использовать для доступа к нему через веб-интерфейс GitHub или через Git на локальной машине.</w:t>
+      </w:r>
+    </w:p>
+    <w:p>
+      <w:pPr>
+        <w:pStyle w:val="a5"/>
+      </w:pPr>
+      <w:r>
+        <w:t>На рисунке 1 изображена диаграмма деятельности стандартного цикла разработки с помощью Git и Github:</w:t>
+      </w:r>
+    </w:p>
+    <w:p>
+      <w:pPr>
+        <w:pStyle w:val="a5"/>
+        <w:keepNext/>
+        <w:ind w:firstLine="0"/>
+      </w:pPr>
+      <w:r>
+        <w:drawing>
+          <wp:inline distT="0" distB="0" distL="0" distR="0" wp14:anchorId="0705EBF9" wp14:editId="6EC2D5BE">
+            <wp:extent cx="5755640" cy="4135120"/>
+            <wp:effectExtent l="19050" t="19050" r="16510" b="17780"/>
+            <wp:docPr id="37606918" name="Picture 5"/>
+            <wp:cNvGraphicFramePr>
+              <a:graphicFrameLocks xmlns:a="http://schemas.openxmlformats.org/drawingml/2006/main" noChangeAspect="1"/>
+            </wp:cNvGraphicFramePr>
+            <a:graphic xmlns:a="http://schemas.openxmlformats.org/drawingml/2006/main">
+              <a:graphicData uri="http://schemas.openxmlformats.org/drawingml/2006/picture">
+                <pic:pic xmlns:pic="http://schemas.openxmlformats.org/drawingml/2006/picture">
+                  <pic:nvPicPr>
+                    <pic:cNvPr id="0" name="Picture 5"/>
+                    <pic:cNvPicPr>
+                      <a:picLocks noChangeAspect="1" noChangeArrowheads="1"/>
+                    </pic:cNvPicPr>
+                  </pic:nvPicPr>
+                  <pic:blipFill>
+                    <a:blip r:embed="rId9">
+                      <a:extLst>
+                        <a:ext uri="{28A0092B-C50C-407E-A947-70E740481C1C}">
+                          <a14:useLocalDpi xmlns:a14="http://schemas.microsoft.com/office/drawing/2010/main" val="0"/>
+                        </a:ext>
+                      </a:extLst>
+                    </a:blip>
+                    <a:srcRect/>
+                    <a:stretch>
+                      <a:fillRect/>
+                    </a:stretch>
+                  </pic:blipFill>
+                  <pic:spPr bwMode="auto">
+                    <a:xfrm>
+                      <a:off x="0" y="0"/>
+                      <a:ext cx="5755640" cy="4135120"/>
+                    </a:xfrm>
+                    <a:prstGeom prst="rect">
+                      <a:avLst/>
+                    </a:prstGeom>
+                    <a:noFill/>
+                    <a:ln>
+                      <a:solidFill>
+                        <a:schemeClr val="tx1"/>
+                      </a:solidFill>
+                    </a:ln>
+                  </pic:spPr>
+                </pic:pic>
+              </a:graphicData>
+            </a:graphic>
+          </wp:inline>
+        </w:drawing>
+      </w:r>
+    </w:p>
+    <w:p>
+      <w:pPr>
+        <w:pStyle w:val="a5"/>
+        <w:ind w:firstLine="0"/>
+        <w:jc w:val="center"/>
+      </w:pPr>
+      <w:r>
+        <w:t xml:space="preserve">Рисунок </w:t>
+      </w:r>
+      <w:r>
+        <w:fldChar w:fldCharType="begin"/>
+      </w:r>
+      <w:r>
+        <w:instrText xml:space="preserve"> SEQ Рисунок \* ARABIC </w:instrText>
+      </w:r>
+      <w:r>
+        <w:fldChar w:fldCharType="separate"/>
+      </w:r>
+      <w:r>
+        <w:t>1</w:t>
+      </w:r>
+      <w:r>
+        <w:fldChar w:fldCharType="end"/>
+      </w:r>
+      <w:r>
+        <w:t xml:space="preserve"> </w:t>
+      </w:r>
+      <w:r>
+        <w:t xml:space="preserve">– Диаграмма </w:t>
+      </w:r>
+      <w:r>
+        <w:t>деятельности цикла разработки</w:t>
+      </w:r>
+    </w:p>
+    <w:p>
+      <w:pPr>
+        <w:pStyle w:val="a5"/>
+        <w:ind w:firstLine="0"/>
+        <w:jc w:val="center"/>
+      </w:pPr>
+    </w:p>
+    <w:p>
+      <w:pPr>
+        <w:pStyle w:val="a5"/>
+      </w:pPr>
+      <w:r>
+        <w:t>На</w:t>
+      </w:r>
+      <w:r>
+        <w:t xml:space="preserve"> диаграмме присутствуют два актера – разработчик и проверяющий.</w:t>
+      </w:r>
+    </w:p>
+    <w:p>
+      <w:pPr>
+        <w:pStyle w:val="a5"/>
+      </w:pPr>
+      <w:r>
+        <w:lastRenderedPageBreak/>
+        <w:t xml:space="preserve">Сначала разработчик </w:t>
+      </w:r>
+      <w:r>
+        <w:t>либо</w:t>
+      </w:r>
+      <w:r>
+        <w:t xml:space="preserve"> клонир</w:t>
+      </w:r>
+      <w:r>
+        <w:t>ует</w:t>
+      </w:r>
+      <w:r>
+        <w:t xml:space="preserve">, либо </w:t>
+      </w:r>
+      <w:r>
+        <w:t>созд</w:t>
+      </w:r>
+      <w:r>
+        <w:t>ает репозиторий,</w:t>
+      </w:r>
+      <w:r>
+        <w:t xml:space="preserve"> </w:t>
+      </w:r>
+      <w:r>
+        <w:t xml:space="preserve">а также новую ветку, </w:t>
+      </w:r>
+      <w:r>
+        <w:t>в которую вносит изменения</w:t>
+      </w:r>
+      <w:r>
+        <w:t>.</w:t>
+      </w:r>
+      <w:r>
+        <w:t xml:space="preserve"> Далее разработчик отправляет запрос на слияние текущей ветки с основной.</w:t>
+      </w:r>
+    </w:p>
+    <w:p>
+      <w:pPr>
+        <w:pStyle w:val="a5"/>
+      </w:pPr>
+      <w:r>
+        <w:t xml:space="preserve">Проверяющий </w:t>
+      </w:r>
+      <w:r>
+        <w:t xml:space="preserve">просматривает запрос на слияние. </w:t>
+      </w:r>
+      <w:r>
+        <w:t xml:space="preserve">Если он его одобряет, то происходит слияние. В противном случае </w:t>
+      </w:r>
+      <w:r>
+        <w:t>проверяющий запрашивает нужные изменения, после чего разработчик снова работает над веткой.</w:t>
+      </w:r>
+    </w:p>
+    <w:p>
+      <w:pPr>
+        <w:pStyle w:val="a9"/>
+      </w:pPr>
+      <w:r>
+        <w:t>Описание исходных данных</w:t>
+      </w:r>
+    </w:p>
+    <w:p>
+      <w:pPr>
+        <w:pStyle w:val="a5"/>
+      </w:pPr>
+      <w:r>
+        <w:t>Когда пользователь выполняет какое-либо действие с репозиторием в GitHub, это действие сохраняется и связывается с конкретным событием. GitHub, а также сторонние сервисы, предоставляют доступ к событиям и другим данным, если они касаются публичного репозитория. Ниже приведены возможные способы получения данных.</w:t>
+      </w:r>
+    </w:p>
+    <w:p>
+      <w:pPr>
+        <w:pStyle w:val="a5"/>
+      </w:pPr>
+      <w:r>
+        <w:t xml:space="preserve">GH Archive – это сервис по сбору и хранению данных публичных репозиториев, который также предоставляет доступ к этим данным по часам. </w:t>
+      </w:r>
+      <w:r>
+        <w:t>П</w:t>
+      </w:r>
+      <w:r>
+        <w:t>олучение данных на этом портале не предполагает возможности составления детализированного запроса и позволяет загрузить только данные всех событий, которые произошли за час, что усложняет отбор на более широкий промежуток времени. Также данные GH Archive доступны в более удобном варианте, публичном датасете Google BigQuery</w:t>
+      </w:r>
       <w:r>
         <w:t xml:space="preserve"> [</w:t>
       </w:r>
@@ -6339,51 +5941,25 @@
         <w:fldChar w:fldCharType="begin"/>
       </w:r>
       <w:r>
-        <w:instrText xml:space="preserve"> REF _Ref158667723 \r \h </w:instrText>
+        <w:instrText xml:space="preserve"> REF _Ref159786968 \r \h </w:instrText>
       </w:r>
       <w:r>
         <w:fldChar w:fldCharType="separate"/>
       </w:r>
       <w:r>
-        <w:t>8</w:t>
+        <w:t>9</w:t>
       </w:r>
       <w:r>
         <w:fldChar w:fldCharType="end"/>
       </w:r>
       <w:r>
-        <w:t xml:space="preserve">]. Обычно репозиторий </w:t>
-      </w:r>
-      <w:proofErr w:type="spellStart"/>
-      <w:r>
-        <w:t>GitHub</w:t>
-      </w:r>
-      <w:proofErr w:type="spellEnd"/>
-      <w:r>
-        <w:t xml:space="preserve"> может включать в себя исходный код программы, документацию, графические ресурсы и другие элементы проекта. Репозиторий также отслеживает все изменения, которые вносятся в файлы, и кто их внес, что облегчает совместную работу и управление версиями. Каждый репозиторий имеет свой уникальный URL, который можно использовать для доступа к нему через веб-интерфейс </w:t>
-      </w:r>
-      <w:proofErr w:type="spellStart"/>
-      <w:r>
-        <w:t>GitHub</w:t>
-      </w:r>
-      <w:proofErr w:type="spellEnd"/>
-      <w:r>
-        <w:t xml:space="preserve"> или через </w:t>
-      </w:r>
-      <w:proofErr w:type="spellStart"/>
-      <w:r>
-        <w:t>Git</w:t>
-      </w:r>
-      <w:proofErr w:type="spellEnd"/>
-      <w:r>
-        <w:t xml:space="preserve"> на локальной машине.</w:t>
-      </w:r>
-    </w:p>
-    <w:p>
-      <w:pPr>
-        <w:pStyle w:val="a9"/>
-      </w:pPr>
-      <w:r>
-        <w:t>Описание исходных данных</w:t>
+        <w:t>], который позволяет производить SQL запросы, что освобождает от скачивания лишних данных</w:t>
+      </w:r>
+      <w:r>
+        <w:t>, о</w:t>
+      </w:r>
+      <w:r>
+        <w:t xml:space="preserve">днако BigQuery имеет довольно строгие ограничения для запросов, которые не позволяют сканировать и запрашивать большой объем данных бесплатно. </w:t>
       </w:r>
     </w:p>
     <w:p>
@@ -6391,151 +5967,25 @@
         <w:pStyle w:val="a5"/>
       </w:pPr>
       <w:r>
-        <w:t xml:space="preserve">Когда пользователь выполняет какое-либо действие с репозиторием в </w:t>
-      </w:r>
-      <w:proofErr w:type="spellStart"/>
-      <w:r>
-        <w:t>GitHub</w:t>
-      </w:r>
-      <w:proofErr w:type="spellEnd"/>
-      <w:r>
-        <w:t xml:space="preserve">, это действие сохраняется и связывается с конкретным событием. </w:t>
-      </w:r>
-      <w:proofErr w:type="spellStart"/>
-      <w:r>
-        <w:t>GitHub</w:t>
-      </w:r>
-      <w:proofErr w:type="spellEnd"/>
-      <w:r>
-        <w:t>, а также сторонние сервисы, предоставляют доступ к событиям и другим данным, если они касаются публичного репозитория. Ниже приведены возможные способы получения данных.</w:t>
-      </w:r>
-    </w:p>
-    <w:p>
-      <w:pPr>
-        <w:pStyle w:val="a5"/>
-      </w:pPr>
-      <w:r>
-        <w:t xml:space="preserve">GH </w:t>
-      </w:r>
-      <w:proofErr w:type="spellStart"/>
-      <w:r>
-        <w:t>Archive</w:t>
-      </w:r>
-      <w:proofErr w:type="spellEnd"/>
-      <w:r>
-        <w:t xml:space="preserve"> – это сервис по сбору и хранению данных публичных репозиториев, который также предоставляет доступ к этим данным по часам. Однако, получение данных на этом портале не предполагает возможности составления детализированного запроса и позволяет загрузить только данные всех событий, которые произошли за час, что усложняет отбор на более широкий промежуток времени. Также данные GH </w:t>
-      </w:r>
-      <w:proofErr w:type="spellStart"/>
-      <w:r>
-        <w:t>Archive</w:t>
-      </w:r>
-      <w:proofErr w:type="spellEnd"/>
-      <w:r>
-        <w:t xml:space="preserve"> доступны в более удобном варианте, публичном </w:t>
-      </w:r>
-      <w:proofErr w:type="spellStart"/>
-      <w:r>
-        <w:t>датасете</w:t>
-      </w:r>
-      <w:proofErr w:type="spellEnd"/>
-      <w:r>
-        <w:t xml:space="preserve"> Google </w:t>
-      </w:r>
-      <w:proofErr w:type="spellStart"/>
-      <w:r>
-        <w:t>BigQuery</w:t>
-      </w:r>
-      <w:proofErr w:type="spellEnd"/>
-      <w:r>
-        <w:t xml:space="preserve"> [</w:t>
+        <w:t>Одним из лучших вариантов запроса большого объема данных с небольшим числом ограничений является сервис ClickHouse Playground [</w:t>
       </w:r>
       <w:r>
         <w:fldChar w:fldCharType="begin"/>
       </w:r>
       <w:r>
-        <w:instrText xml:space="preserve"> REF _Ref159786968 \r \h </w:instrText>
+        <w:instrText xml:space="preserve"> REF _Ref158669710 \r \h </w:instrText>
       </w:r>
       <w:r>
         <w:fldChar w:fldCharType="separate"/>
       </w:r>
       <w:r>
-        <w:t>9</w:t>
+        <w:t>10</w:t>
       </w:r>
       <w:r>
         <w:fldChar w:fldCharType="end"/>
       </w:r>
       <w:r>
-        <w:t xml:space="preserve">], который позволяет производить SQL запросы, что освобождает от скачивания лишних данных. Однако </w:t>
-      </w:r>
-      <w:proofErr w:type="spellStart"/>
-      <w:r>
-        <w:t>BigQuery</w:t>
-      </w:r>
-      <w:proofErr w:type="spellEnd"/>
-      <w:r>
-        <w:t xml:space="preserve"> имеет довольно строгие ограничения для запросов, которые не позволяют сканировать и запрашивать большой объем данных бесплатно. </w:t>
-      </w:r>
-    </w:p>
-    <w:p>
-      <w:pPr>
-        <w:pStyle w:val="a5"/>
-      </w:pPr>
-      <w:r>
-        <w:t xml:space="preserve">Одним из лучших вариантов запроса большого объема данных с небольшим числом ограничений является сервис </w:t>
-      </w:r>
-      <w:proofErr w:type="spellStart"/>
-      <w:r>
-        <w:t>ClickHouse</w:t>
-      </w:r>
-      <w:proofErr w:type="spellEnd"/>
-      <w:r>
-        <w:t xml:space="preserve"> </w:t>
-      </w:r>
-      <w:proofErr w:type="spellStart"/>
-      <w:r>
-        <w:t>Playground</w:t>
-      </w:r>
-      <w:proofErr w:type="spellEnd"/>
-      <w:r>
-        <w:t xml:space="preserve"> </w:t>
-      </w:r>
-      <w:r>
-        <w:lastRenderedPageBreak/>
-        <w:t>[</w:t>
-      </w:r>
-      <w:r>
-        <w:fldChar w:fldCharType="begin"/>
-      </w:r>
-      <w:r>
-        <w:instrText xml:space="preserve"> REF _Ref158669710 \r \h </w:instrText>
-      </w:r>
-      <w:r>
-        <w:fldChar w:fldCharType="separate"/>
-      </w:r>
-      <w:r>
-        <w:t>10</w:t>
-      </w:r>
-      <w:r>
-        <w:fldChar w:fldCharType="end"/>
-      </w:r>
-      <w:r>
-        <w:t xml:space="preserve">], с помощью которого можно получить доступ к уже </w:t>
-      </w:r>
-      <w:proofErr w:type="spellStart"/>
-      <w:r>
-        <w:t>предобработанным</w:t>
-      </w:r>
-      <w:proofErr w:type="spellEnd"/>
-      <w:r>
-        <w:t xml:space="preserve"> данным из GH </w:t>
-      </w:r>
-      <w:proofErr w:type="spellStart"/>
-      <w:r>
-        <w:t>Archive</w:t>
-      </w:r>
-      <w:proofErr w:type="spellEnd"/>
-      <w:r>
-        <w:t xml:space="preserve"> путем отправки SQL-запросов. </w:t>
+        <w:t xml:space="preserve">], с помощью которого можно получить доступ к уже предобработанным данным из GH Archive путем отправки SQL-запросов. </w:t>
       </w:r>
     </w:p>
     <w:p>
@@ -6570,15 +6020,8 @@
         <w:ind w:left="0" w:firstLine="709"/>
       </w:pPr>
       <w:r>
-        <w:t xml:space="preserve">количество сделанных </w:t>
-      </w:r>
-      <w:proofErr w:type="spellStart"/>
-      <w:r>
-        <w:t>commit</w:t>
-      </w:r>
-      <w:proofErr w:type="spellEnd"/>
-      <w:r>
-        <w:t>;</w:t>
+        <w:lastRenderedPageBreak/>
+        <w:t>количество сделанных commit;</w:t>
       </w:r>
     </w:p>
     <w:p>
@@ -6591,15 +6034,7 @@
         <w:ind w:left="0" w:firstLine="709"/>
       </w:pPr>
       <w:r>
-        <w:t xml:space="preserve">количество сделанных </w:t>
-      </w:r>
-      <w:proofErr w:type="spellStart"/>
-      <w:r>
-        <w:t>push</w:t>
-      </w:r>
-      <w:proofErr w:type="spellEnd"/>
-      <w:r>
-        <w:t>;</w:t>
+        <w:t>количество сделанных push;</w:t>
       </w:r>
     </w:p>
     <w:p>
@@ -6612,15 +6047,7 @@
         <w:ind w:left="0" w:firstLine="709"/>
       </w:pPr>
       <w:r>
-        <w:t xml:space="preserve">средний объем </w:t>
-      </w:r>
-      <w:proofErr w:type="spellStart"/>
-      <w:r>
-        <w:t>push</w:t>
-      </w:r>
-      <w:proofErr w:type="spellEnd"/>
-      <w:r>
-        <w:t>;</w:t>
+        <w:t>средний объем push;</w:t>
       </w:r>
     </w:p>
     <w:p>
@@ -6654,55 +6081,118 @@
         <w:pStyle w:val="a5"/>
       </w:pPr>
       <w:r>
-        <w:t xml:space="preserve">Преобразовав эти данные, можно получить товары, которые будут составлять будущий набор транзакций. Также можно усложнить задачу и путем преобразования вычислить более сложные товары, отражающие, например, соотношение слитых </w:t>
-      </w:r>
-      <w:proofErr w:type="spellStart"/>
-      <w:r>
-        <w:t>pull</w:t>
-      </w:r>
-      <w:proofErr w:type="spellEnd"/>
-      <w:r>
-        <w:t xml:space="preserve"> </w:t>
-      </w:r>
-      <w:proofErr w:type="spellStart"/>
-      <w:r>
-        <w:t>request</w:t>
-      </w:r>
-      <w:proofErr w:type="spellEnd"/>
-      <w:r>
-        <w:t xml:space="preserve"> ко всем </w:t>
-      </w:r>
-      <w:proofErr w:type="spellStart"/>
-      <w:r>
-        <w:t>pull</w:t>
-      </w:r>
-      <w:proofErr w:type="spellEnd"/>
-      <w:r>
-        <w:t xml:space="preserve"> </w:t>
-      </w:r>
-      <w:proofErr w:type="spellStart"/>
-      <w:r>
-        <w:t>request</w:t>
-      </w:r>
-      <w:proofErr w:type="spellEnd"/>
-      <w:r>
-        <w:t xml:space="preserve">, или соотношение закрытых </w:t>
-      </w:r>
-      <w:proofErr w:type="spellStart"/>
-      <w:r>
-        <w:t>issue</w:t>
-      </w:r>
-      <w:proofErr w:type="spellEnd"/>
-      <w:r>
-        <w:t xml:space="preserve"> ко всем </w:t>
-      </w:r>
-      <w:proofErr w:type="spellStart"/>
-      <w:r>
-        <w:t>issue</w:t>
-      </w:r>
-      <w:proofErr w:type="spellEnd"/>
-      <w:r>
-        <w:t>. В итоге, можно получить следующий пример транзакции для каждого репозитория, который указан в таблице 1.</w:t>
+        <w:t>Рассмотрим еще один вариант получения данных GitHub. GitHub API [</w:t>
+      </w:r>
+      <w:r>
+        <w:fldChar w:fldCharType="begin"/>
+      </w:r>
+      <w:r>
+        <w:instrText xml:space="preserve"> REF _Ref158672201 \r \h </w:instrText>
+      </w:r>
+      <w:r>
+        <w:fldChar w:fldCharType="separate"/>
+      </w:r>
+      <w:r>
+        <w:t>7</w:t>
+      </w:r>
+      <w:r>
+        <w:fldChar w:fldCharType="end"/>
+      </w:r>
+      <w:r>
+        <w:t xml:space="preserve">] </w:t>
+      </w:r>
+      <w:r>
+        <w:rPr>
+          <w:sz w:val="24"/>
+          <w:szCs w:val="18"/>
+        </w:rPr>
+        <w:t>–</w:t>
+      </w:r>
+      <w:r>
+        <w:t xml:space="preserve"> это официальный набор способов и правил, по которым различные программы общаются с GitHub и обмениваются данными. С его помощью также можно выполнять HTTP-запросы с целью получения различных данных в формате JSON о каком-либо репозитории, пользователе или событии, если они носят публичный характер. </w:t>
+      </w:r>
+    </w:p>
+    <w:p>
+      <w:pPr>
+        <w:pStyle w:val="a5"/>
+      </w:pPr>
+      <w:r>
+        <w:t>Ниже представлены примеры, данных, которые можно получить:</w:t>
+      </w:r>
+    </w:p>
+    <w:p>
+      <w:pPr>
+        <w:pStyle w:val="a2"/>
+      </w:pPr>
+      <w:r>
+        <w:t>name – название репозитория;</w:t>
+      </w:r>
+    </w:p>
+    <w:p>
+      <w:pPr>
+        <w:pStyle w:val="a2"/>
+      </w:pPr>
+      <w:r>
+        <w:t>description – описание репозитория;</w:t>
+      </w:r>
+    </w:p>
+    <w:p>
+      <w:pPr>
+        <w:pStyle w:val="a2"/>
+      </w:pPr>
+      <w:r>
+        <w:t>is_fork – является ли репозиторий fork;</w:t>
+      </w:r>
+    </w:p>
+    <w:p>
+      <w:pPr>
+        <w:pStyle w:val="a2"/>
+      </w:pPr>
+      <w:r>
+        <w:t>language – язык, использующийся в репозитории;</w:t>
+      </w:r>
+    </w:p>
+    <w:p>
+      <w:pPr>
+        <w:pStyle w:val="a2"/>
+      </w:pPr>
+      <w:r>
+        <w:t>license_name – имя лицензии репозитория.</w:t>
+      </w:r>
+    </w:p>
+    <w:p>
+      <w:pPr>
+        <w:pStyle w:val="a5"/>
+      </w:pPr>
+      <w:r>
+        <w:t>Данные об операциях</w:t>
+      </w:r>
+      <w:r>
+        <w:t>,</w:t>
+      </w:r>
+      <w:r>
+        <w:t xml:space="preserve"> производимых разработчиками</w:t>
+      </w:r>
+      <w:r>
+        <w:t>,</w:t>
+      </w:r>
+      <w:r>
+        <w:t xml:space="preserve"> можно </w:t>
+      </w:r>
+      <w:r>
+        <w:t xml:space="preserve">преобразовать и </w:t>
+      </w:r>
+      <w:r>
+        <w:t>представить в виде транза</w:t>
+      </w:r>
+      <w:r>
+        <w:t>кций, указанн</w:t>
+      </w:r>
+      <w:r>
+        <w:t xml:space="preserve">ых </w:t>
+      </w:r>
+      <w:r>
+        <w:t>в таблице 1.</w:t>
       </w:r>
     </w:p>
     <w:p>
@@ -6711,7 +6201,10 @@
         <w:ind w:firstLine="0"/>
       </w:pPr>
       <w:r>
-        <w:t>Таблица 1 – Пример возможной транзакции</w:t>
+        <w:t>Таблица 1 – Пример возможн</w:t>
+      </w:r>
+      <w:r>
+        <w:t>ых транзакций</w:t>
       </w:r>
     </w:p>
     <w:tbl>
@@ -6721,16 +6214,44 @@
         <w:tblLook w:val="04A0" w:firstRow="1" w:lastRow="0" w:firstColumn="1" w:lastColumn="0" w:noHBand="0" w:noVBand="1"/>
       </w:tblPr>
       <w:tblGrid>
-        <w:gridCol w:w="1696"/>
-        <w:gridCol w:w="1276"/>
-        <w:gridCol w:w="2126"/>
-        <w:gridCol w:w="2127"/>
-        <w:gridCol w:w="1842"/>
+        <w:gridCol w:w="704"/>
+        <w:gridCol w:w="1418"/>
+        <w:gridCol w:w="1275"/>
+        <w:gridCol w:w="2552"/>
+        <w:gridCol w:w="1417"/>
+        <w:gridCol w:w="1701"/>
       </w:tblGrid>
       <w:tr>
         <w:tc>
           <w:tcPr>
-            <w:tcW w:w="9067" w:type="dxa"/>
+            <w:tcW w:w="704" w:type="dxa"/>
+          </w:tcPr>
+          <w:p>
+            <w:pPr>
+              <w:pStyle w:val="a5"/>
+              <w:spacing w:line="240" w:lineRule="auto"/>
+              <w:ind w:firstLine="0"/>
+              <w:rPr>
+                <w:b/>
+                <w:bCs/>
+                <w:sz w:val="24"/>
+                <w:szCs w:val="24"/>
+              </w:rPr>
+            </w:pPr>
+            <w:r>
+              <w:rPr>
+                <w:b/>
+                <w:bCs/>
+                <w:sz w:val="24"/>
+                <w:szCs w:val="24"/>
+              </w:rPr>
+              <w:t>Tid</w:t>
+            </w:r>
+          </w:p>
+        </w:tc>
+        <w:tc>
+          <w:tcPr>
+            <w:tcW w:w="8363" w:type="dxa"/>
             <w:gridSpan w:val="5"/>
           </w:tcPr>
           <w:p>
@@ -6746,7 +6267,6 @@
                 <w:szCs w:val="24"/>
               </w:rPr>
             </w:pPr>
-            <w:proofErr w:type="spellStart"/>
             <w:r>
               <w:rPr>
                 <w:b/>
@@ -6756,14 +6276,13 @@
               </w:rPr>
               <w:t>Items</w:t>
             </w:r>
-            <w:proofErr w:type="spellEnd"/>
           </w:p>
         </w:tc>
       </w:tr>
       <w:tr>
         <w:tc>
           <w:tcPr>
-            <w:tcW w:w="1696" w:type="dxa"/>
+            <w:tcW w:w="704" w:type="dxa"/>
           </w:tcPr>
           <w:p>
             <w:pPr>
@@ -6781,22 +6300,13 @@
                 <w:sz w:val="24"/>
                 <w:szCs w:val="24"/>
               </w:rPr>
-              <w:t xml:space="preserve">Высокое число </w:t>
-            </w:r>
-            <w:proofErr w:type="spellStart"/>
-            <w:r>
-              <w:rPr>
-                <w:sz w:val="24"/>
-                <w:szCs w:val="24"/>
-              </w:rPr>
-              <w:t>commit</w:t>
-            </w:r>
-            <w:proofErr w:type="spellEnd"/>
+              <w:t>1</w:t>
+            </w:r>
           </w:p>
         </w:tc>
         <w:tc>
           <w:tcPr>
-            <w:tcW w:w="1276" w:type="dxa"/>
+            <w:tcW w:w="1418" w:type="dxa"/>
           </w:tcPr>
           <w:p>
             <w:pPr>
@@ -6814,22 +6324,20 @@
                 <w:sz w:val="24"/>
                 <w:szCs w:val="24"/>
               </w:rPr>
-              <w:t xml:space="preserve">Среднее число </w:t>
-            </w:r>
-            <w:proofErr w:type="spellStart"/>
+              <w:t xml:space="preserve">pushes </w:t>
+            </w:r>
             <w:r>
               <w:rPr>
                 <w:sz w:val="24"/>
                 <w:szCs w:val="24"/>
               </w:rPr>
-              <w:t>push</w:t>
-            </w:r>
-            <w:proofErr w:type="spellEnd"/>
+              <w:t>2</w:t>
+            </w:r>
           </w:p>
         </w:tc>
         <w:tc>
           <w:tcPr>
-            <w:tcW w:w="2126" w:type="dxa"/>
+            <w:tcW w:w="1275" w:type="dxa"/>
           </w:tcPr>
           <w:p>
             <w:pPr>
@@ -6847,13 +6355,13 @@
                 <w:sz w:val="24"/>
                 <w:szCs w:val="24"/>
               </w:rPr>
-              <w:t>Много участников</w:t>
+              <w:t>commit 10</w:t>
             </w:r>
           </w:p>
         </w:tc>
         <w:tc>
           <w:tcPr>
-            <w:tcW w:w="2127" w:type="dxa"/>
+            <w:tcW w:w="2552" w:type="dxa"/>
           </w:tcPr>
           <w:p>
             <w:pPr>
@@ -6871,33 +6379,523 @@
                 <w:sz w:val="24"/>
                 <w:szCs w:val="24"/>
               </w:rPr>
-              <w:t xml:space="preserve">Много закрытых </w:t>
-            </w:r>
-            <w:proofErr w:type="spellStart"/>
+              <w:t>closed issues ratio</w:t>
+            </w:r>
             <w:r>
               <w:rPr>
                 <w:sz w:val="24"/>
                 <w:szCs w:val="24"/>
               </w:rPr>
-              <w:t>issue</w:t>
-            </w:r>
-            <w:proofErr w:type="spellEnd"/>
-            <w:r>
-              <w:rPr>
-                <w:sz w:val="24"/>
-                <w:szCs w:val="24"/>
-              </w:rPr>
-              <w:t xml:space="preserve"> </w:t>
+              <w:t xml:space="preserve"> 0.3</w:t>
             </w:r>
           </w:p>
         </w:tc>
         <w:tc>
           <w:tcPr>
-            <w:tcW w:w="1842" w:type="dxa"/>
+            <w:tcW w:w="1417" w:type="dxa"/>
           </w:tcPr>
           <w:p>
-            <w:r>
-              <w:t>Много звезд</w:t>
+            <w:pPr>
+              <w:pStyle w:val="a5"/>
+              <w:spacing w:line="240" w:lineRule="auto"/>
+              <w:ind w:firstLine="0"/>
+              <w:jc w:val="left"/>
+              <w:rPr>
+                <w:sz w:val="24"/>
+                <w:szCs w:val="24"/>
+              </w:rPr>
+            </w:pPr>
+            <w:r>
+              <w:rPr>
+                <w:sz w:val="24"/>
+                <w:szCs w:val="24"/>
+              </w:rPr>
+              <w:t xml:space="preserve">members </w:t>
+            </w:r>
+            <w:r>
+              <w:rPr>
+                <w:sz w:val="24"/>
+                <w:szCs w:val="24"/>
+              </w:rPr>
+              <w:t>3</w:t>
+            </w:r>
+          </w:p>
+        </w:tc>
+        <w:tc>
+          <w:tcPr>
+            <w:tcW w:w="1701" w:type="dxa"/>
+          </w:tcPr>
+          <w:p>
+            <w:r>
+              <w:t xml:space="preserve">watches </w:t>
+            </w:r>
+            <w:r>
+              <w:t>50</w:t>
+            </w:r>
+          </w:p>
+        </w:tc>
+      </w:tr>
+      <w:tr>
+        <w:tc>
+          <w:tcPr>
+            <w:tcW w:w="704" w:type="dxa"/>
+          </w:tcPr>
+          <w:p>
+            <w:pPr>
+              <w:pStyle w:val="a5"/>
+              <w:spacing w:line="240" w:lineRule="auto"/>
+              <w:ind w:firstLine="0"/>
+              <w:jc w:val="left"/>
+              <w:rPr>
+                <w:sz w:val="24"/>
+                <w:szCs w:val="24"/>
+              </w:rPr>
+            </w:pPr>
+            <w:r>
+              <w:rPr>
+                <w:sz w:val="24"/>
+                <w:szCs w:val="24"/>
+              </w:rPr>
+              <w:t>2</w:t>
+            </w:r>
+          </w:p>
+        </w:tc>
+        <w:tc>
+          <w:tcPr>
+            <w:tcW w:w="1418" w:type="dxa"/>
+          </w:tcPr>
+          <w:p>
+            <w:pPr>
+              <w:pStyle w:val="a5"/>
+              <w:spacing w:line="240" w:lineRule="auto"/>
+              <w:ind w:firstLine="0"/>
+              <w:jc w:val="left"/>
+              <w:rPr>
+                <w:sz w:val="24"/>
+                <w:szCs w:val="24"/>
+              </w:rPr>
+            </w:pPr>
+            <w:r>
+              <w:rPr>
+                <w:sz w:val="24"/>
+                <w:szCs w:val="24"/>
+              </w:rPr>
+              <w:t xml:space="preserve">pushes </w:t>
+            </w:r>
+            <w:r>
+              <w:rPr>
+                <w:sz w:val="24"/>
+                <w:szCs w:val="24"/>
+              </w:rPr>
+              <w:t>10</w:t>
+            </w:r>
+          </w:p>
+        </w:tc>
+        <w:tc>
+          <w:tcPr>
+            <w:tcW w:w="1275" w:type="dxa"/>
+          </w:tcPr>
+          <w:p>
+            <w:pPr>
+              <w:pStyle w:val="a5"/>
+              <w:spacing w:line="240" w:lineRule="auto"/>
+              <w:ind w:firstLine="0"/>
+              <w:jc w:val="left"/>
+              <w:rPr>
+                <w:sz w:val="24"/>
+                <w:szCs w:val="24"/>
+              </w:rPr>
+            </w:pPr>
+            <w:r>
+              <w:rPr>
+                <w:sz w:val="24"/>
+                <w:szCs w:val="24"/>
+              </w:rPr>
+              <w:t xml:space="preserve">commit </w:t>
+            </w:r>
+            <w:r>
+              <w:rPr>
+                <w:sz w:val="24"/>
+                <w:szCs w:val="24"/>
+              </w:rPr>
+              <w:t>50</w:t>
+            </w:r>
+          </w:p>
+        </w:tc>
+        <w:tc>
+          <w:tcPr>
+            <w:tcW w:w="2552" w:type="dxa"/>
+          </w:tcPr>
+          <w:p>
+            <w:pPr>
+              <w:pStyle w:val="a5"/>
+              <w:spacing w:line="240" w:lineRule="auto"/>
+              <w:ind w:firstLine="0"/>
+              <w:jc w:val="left"/>
+              <w:rPr>
+                <w:sz w:val="24"/>
+                <w:szCs w:val="24"/>
+              </w:rPr>
+            </w:pPr>
+            <w:r>
+              <w:rPr>
+                <w:sz w:val="24"/>
+                <w:szCs w:val="24"/>
+              </w:rPr>
+              <w:t>closed issues ratio 0.</w:t>
+            </w:r>
+            <w:r>
+              <w:rPr>
+                <w:sz w:val="24"/>
+                <w:szCs w:val="24"/>
+              </w:rPr>
+              <w:t>6</w:t>
+            </w:r>
+          </w:p>
+        </w:tc>
+        <w:tc>
+          <w:tcPr>
+            <w:tcW w:w="1417" w:type="dxa"/>
+          </w:tcPr>
+          <w:p>
+            <w:pPr>
+              <w:pStyle w:val="a5"/>
+              <w:spacing w:line="240" w:lineRule="auto"/>
+              <w:ind w:firstLine="0"/>
+              <w:jc w:val="left"/>
+              <w:rPr>
+                <w:sz w:val="24"/>
+                <w:szCs w:val="24"/>
+              </w:rPr>
+            </w:pPr>
+            <w:r>
+              <w:rPr>
+                <w:sz w:val="24"/>
+                <w:szCs w:val="24"/>
+              </w:rPr>
+              <w:t>members 6</w:t>
+            </w:r>
+          </w:p>
+        </w:tc>
+        <w:tc>
+          <w:tcPr>
+            <w:tcW w:w="1701" w:type="dxa"/>
+          </w:tcPr>
+          <w:p>
+            <w:r>
+              <w:t xml:space="preserve">watches </w:t>
+            </w:r>
+            <w:r>
+              <w:t>100</w:t>
+            </w:r>
+          </w:p>
+        </w:tc>
+      </w:tr>
+      <w:tr>
+        <w:tc>
+          <w:tcPr>
+            <w:tcW w:w="704" w:type="dxa"/>
+          </w:tcPr>
+          <w:p>
+            <w:pPr>
+              <w:pStyle w:val="a5"/>
+              <w:spacing w:line="240" w:lineRule="auto"/>
+              <w:ind w:firstLine="0"/>
+              <w:jc w:val="left"/>
+              <w:rPr>
+                <w:sz w:val="24"/>
+                <w:szCs w:val="24"/>
+              </w:rPr>
+            </w:pPr>
+            <w:r>
+              <w:rPr>
+                <w:sz w:val="24"/>
+                <w:szCs w:val="24"/>
+              </w:rPr>
+              <w:t>3</w:t>
+            </w:r>
+          </w:p>
+        </w:tc>
+        <w:tc>
+          <w:tcPr>
+            <w:tcW w:w="1418" w:type="dxa"/>
+          </w:tcPr>
+          <w:p>
+            <w:pPr>
+              <w:pStyle w:val="a5"/>
+              <w:spacing w:line="240" w:lineRule="auto"/>
+              <w:ind w:firstLine="0"/>
+              <w:jc w:val="left"/>
+              <w:rPr>
+                <w:sz w:val="24"/>
+                <w:szCs w:val="24"/>
+              </w:rPr>
+            </w:pPr>
+            <w:r>
+              <w:rPr>
+                <w:sz w:val="24"/>
+                <w:szCs w:val="24"/>
+              </w:rPr>
+              <w:t xml:space="preserve">pushes </w:t>
+            </w:r>
+            <w:r>
+              <w:rPr>
+                <w:sz w:val="24"/>
+                <w:szCs w:val="24"/>
+              </w:rPr>
+              <w:t>2</w:t>
+            </w:r>
+          </w:p>
+        </w:tc>
+        <w:tc>
+          <w:tcPr>
+            <w:tcW w:w="1275" w:type="dxa"/>
+          </w:tcPr>
+          <w:p>
+            <w:pPr>
+              <w:pStyle w:val="a5"/>
+              <w:spacing w:line="240" w:lineRule="auto"/>
+              <w:ind w:firstLine="0"/>
+              <w:jc w:val="left"/>
+              <w:rPr>
+                <w:sz w:val="24"/>
+                <w:szCs w:val="24"/>
+              </w:rPr>
+            </w:pPr>
+            <w:r>
+              <w:rPr>
+                <w:sz w:val="24"/>
+                <w:szCs w:val="24"/>
+              </w:rPr>
+              <w:t>commit 10</w:t>
+            </w:r>
+          </w:p>
+        </w:tc>
+        <w:tc>
+          <w:tcPr>
+            <w:tcW w:w="2552" w:type="dxa"/>
+          </w:tcPr>
+          <w:p>
+            <w:pPr>
+              <w:pStyle w:val="a5"/>
+              <w:spacing w:line="240" w:lineRule="auto"/>
+              <w:ind w:firstLine="0"/>
+              <w:jc w:val="left"/>
+              <w:rPr>
+                <w:sz w:val="24"/>
+                <w:szCs w:val="24"/>
+              </w:rPr>
+            </w:pPr>
+            <w:r>
+              <w:rPr>
+                <w:sz w:val="24"/>
+                <w:szCs w:val="24"/>
+              </w:rPr>
+              <w:t>closed issues ratio 0.</w:t>
+            </w:r>
+            <w:r>
+              <w:rPr>
+                <w:sz w:val="24"/>
+                <w:szCs w:val="24"/>
+              </w:rPr>
+              <w:t>1</w:t>
+            </w:r>
+          </w:p>
+        </w:tc>
+        <w:tc>
+          <w:tcPr>
+            <w:tcW w:w="1417" w:type="dxa"/>
+          </w:tcPr>
+          <w:p>
+            <w:pPr>
+              <w:pStyle w:val="a5"/>
+              <w:spacing w:line="240" w:lineRule="auto"/>
+              <w:ind w:firstLine="0"/>
+              <w:jc w:val="left"/>
+              <w:rPr>
+                <w:sz w:val="24"/>
+                <w:szCs w:val="24"/>
+              </w:rPr>
+            </w:pPr>
+            <w:r>
+              <w:rPr>
+                <w:sz w:val="24"/>
+                <w:szCs w:val="24"/>
+              </w:rPr>
+              <w:t xml:space="preserve">members </w:t>
+            </w:r>
+            <w:r>
+              <w:rPr>
+                <w:sz w:val="24"/>
+                <w:szCs w:val="24"/>
+              </w:rPr>
+              <w:t>3</w:t>
+            </w:r>
+          </w:p>
+        </w:tc>
+        <w:tc>
+          <w:tcPr>
+            <w:tcW w:w="1701" w:type="dxa"/>
+          </w:tcPr>
+          <w:p>
+            <w:r>
+              <w:t xml:space="preserve">watches </w:t>
+            </w:r>
+            <w:r>
+              <w:t>25</w:t>
+            </w:r>
+          </w:p>
+        </w:tc>
+      </w:tr>
+      <w:tr>
+        <w:tc>
+          <w:tcPr>
+            <w:tcW w:w="704" w:type="dxa"/>
+          </w:tcPr>
+          <w:p>
+            <w:pPr>
+              <w:pStyle w:val="a5"/>
+              <w:spacing w:line="240" w:lineRule="auto"/>
+              <w:ind w:firstLine="0"/>
+              <w:jc w:val="left"/>
+              <w:rPr>
+                <w:sz w:val="24"/>
+                <w:szCs w:val="24"/>
+              </w:rPr>
+            </w:pPr>
+            <w:r>
+              <w:rPr>
+                <w:sz w:val="24"/>
+                <w:szCs w:val="24"/>
+              </w:rPr>
+              <w:t>4</w:t>
+            </w:r>
+          </w:p>
+        </w:tc>
+        <w:tc>
+          <w:tcPr>
+            <w:tcW w:w="1418" w:type="dxa"/>
+          </w:tcPr>
+          <w:p>
+            <w:pPr>
+              <w:pStyle w:val="a5"/>
+              <w:spacing w:line="240" w:lineRule="auto"/>
+              <w:ind w:firstLine="0"/>
+              <w:jc w:val="left"/>
+              <w:rPr>
+                <w:sz w:val="24"/>
+                <w:szCs w:val="24"/>
+              </w:rPr>
+            </w:pPr>
+            <w:r>
+              <w:rPr>
+                <w:sz w:val="24"/>
+                <w:szCs w:val="24"/>
+              </w:rPr>
+              <w:t>pushes 10</w:t>
+            </w:r>
+          </w:p>
+        </w:tc>
+        <w:tc>
+          <w:tcPr>
+            <w:tcW w:w="1275" w:type="dxa"/>
+          </w:tcPr>
+          <w:p>
+            <w:pPr>
+              <w:pStyle w:val="a5"/>
+              <w:spacing w:line="240" w:lineRule="auto"/>
+              <w:ind w:firstLine="0"/>
+              <w:jc w:val="left"/>
+              <w:rPr>
+                <w:sz w:val="24"/>
+                <w:szCs w:val="24"/>
+              </w:rPr>
+            </w:pPr>
+            <w:r>
+              <w:rPr>
+                <w:sz w:val="24"/>
+                <w:szCs w:val="24"/>
+              </w:rPr>
+              <w:t xml:space="preserve">commit </w:t>
+            </w:r>
+            <w:r>
+              <w:rPr>
+                <w:sz w:val="24"/>
+                <w:szCs w:val="24"/>
+              </w:rPr>
+              <w:t>10</w:t>
+            </w:r>
+          </w:p>
+        </w:tc>
+        <w:tc>
+          <w:tcPr>
+            <w:tcW w:w="2552" w:type="dxa"/>
+          </w:tcPr>
+          <w:p>
+            <w:pPr>
+              <w:pStyle w:val="a5"/>
+              <w:spacing w:line="240" w:lineRule="auto"/>
+              <w:ind w:firstLine="0"/>
+              <w:jc w:val="left"/>
+              <w:rPr>
+                <w:sz w:val="24"/>
+                <w:szCs w:val="24"/>
+              </w:rPr>
+            </w:pPr>
+            <w:r>
+              <w:rPr>
+                <w:sz w:val="24"/>
+                <w:szCs w:val="24"/>
+              </w:rPr>
+              <w:t>closed issues ratio 0.</w:t>
+            </w:r>
+            <w:r>
+              <w:rPr>
+                <w:sz w:val="24"/>
+                <w:szCs w:val="24"/>
+              </w:rPr>
+              <w:t>6</w:t>
+            </w:r>
+          </w:p>
+        </w:tc>
+        <w:tc>
+          <w:tcPr>
+            <w:tcW w:w="1417" w:type="dxa"/>
+          </w:tcPr>
+          <w:p>
+            <w:pPr>
+              <w:pStyle w:val="a5"/>
+              <w:spacing w:line="240" w:lineRule="auto"/>
+              <w:ind w:firstLine="0"/>
+              <w:jc w:val="left"/>
+              <w:rPr>
+                <w:sz w:val="24"/>
+                <w:szCs w:val="24"/>
+              </w:rPr>
+            </w:pPr>
+            <w:r>
+              <w:rPr>
+                <w:sz w:val="24"/>
+                <w:szCs w:val="24"/>
+              </w:rPr>
+              <w:t xml:space="preserve">members </w:t>
+            </w:r>
+            <w:r>
+              <w:rPr>
+                <w:sz w:val="24"/>
+                <w:szCs w:val="24"/>
+              </w:rPr>
+              <w:t>10</w:t>
+            </w:r>
+          </w:p>
+        </w:tc>
+        <w:tc>
+          <w:tcPr>
+            <w:tcW w:w="1701" w:type="dxa"/>
+          </w:tcPr>
+          <w:p>
+            <w:r>
+              <w:t>watches 100</w:t>
             </w:r>
           </w:p>
         </w:tc>
@@ -6914,21 +6912,39 @@
         <w:pStyle w:val="a5"/>
       </w:pPr>
       <w:r>
-        <w:t>Применив алгоритм, по поиску ассоциативных правил в таком наборе транзакций, можно, к примеру, получить шаблоны, представленные в таблице 2.</w:t>
+        <w:t>Применив алгоритм, по поиску ассоциативных правил в таком наборе транзакций, можно, к примеру, получить шаблоны,</w:t>
+      </w:r>
+      <w:r>
+        <w:t xml:space="preserve"> а также значения метрик support, confidence и lift</w:t>
+      </w:r>
+      <w:r>
+        <w:t>, которые</w:t>
+      </w:r>
+      <w:r>
+        <w:t xml:space="preserve"> представлен</w:t>
+      </w:r>
+      <w:r>
+        <w:t>ы</w:t>
+      </w:r>
+      <w:r>
+        <w:t xml:space="preserve"> в таблице 2.</w:t>
       </w:r>
     </w:p>
     <w:p>
       <w:pPr>
         <w:pStyle w:val="a5"/>
+        <w:keepNext/>
+        <w:pageBreakBefore/>
         <w:ind w:firstLine="0"/>
       </w:pPr>
       <w:r>
+        <w:lastRenderedPageBreak/>
         <w:t>Таблица 2 – Пример возможных шаблонов</w:t>
       </w:r>
     </w:p>
     <w:tbl>
       <w:tblPr>
-        <w:tblW w:w="9067" w:type="dxa"/>
+        <w:tblW w:w="9060" w:type="dxa"/>
         <w:tblBorders>
           <w:top w:val="single" w:sz="4" w:space="0" w:color="auto"/>
           <w:left w:val="single" w:sz="4" w:space="0" w:color="auto"/>
@@ -6940,8 +6956,11 @@
         <w:tblLook w:val="04A0" w:firstRow="1" w:lastRow="0" w:firstColumn="1" w:lastColumn="0" w:noHBand="0" w:noVBand="1"/>
       </w:tblPr>
       <w:tblGrid>
-        <w:gridCol w:w="5524"/>
-        <w:gridCol w:w="3543"/>
+        <w:gridCol w:w="3681"/>
+        <w:gridCol w:w="2268"/>
+        <w:gridCol w:w="992"/>
+        <w:gridCol w:w="1134"/>
+        <w:gridCol w:w="985"/>
       </w:tblGrid>
       <w:tr>
         <w:trPr>
@@ -6949,7 +6968,7 @@
         </w:trPr>
         <w:tc>
           <w:tcPr>
-            <w:tcW w:w="5524" w:type="dxa"/>
+            <w:tcW w:w="3681" w:type="dxa"/>
             <w:shd w:val="clear" w:color="auto" w:fill="auto"/>
             <w:noWrap/>
             <w:vAlign w:val="center"/>
@@ -6977,7 +6996,7 @@
         </w:tc>
         <w:tc>
           <w:tcPr>
-            <w:tcW w:w="3543" w:type="dxa"/>
+            <w:tcW w:w="2268" w:type="dxa"/>
             <w:vAlign w:val="center"/>
           </w:tcPr>
           <w:p>
@@ -6990,7 +7009,6 @@
                 <w:szCs w:val="24"/>
               </w:rPr>
             </w:pPr>
-            <w:proofErr w:type="spellStart"/>
             <w:r>
               <w:rPr>
                 <w:b/>
@@ -7000,7 +7018,81 @@
               </w:rPr>
               <w:t>Консеквент</w:t>
             </w:r>
-            <w:proofErr w:type="spellEnd"/>
+          </w:p>
+        </w:tc>
+        <w:tc>
+          <w:tcPr>
+            <w:tcW w:w="992" w:type="dxa"/>
+          </w:tcPr>
+          <w:p>
+            <w:pPr>
+              <w:jc w:val="center"/>
+              <w:rPr>
+                <w:b/>
+                <w:bCs/>
+                <w:color w:val="000000"/>
+                <w:szCs w:val="24"/>
+              </w:rPr>
+            </w:pPr>
+            <w:r>
+              <w:rPr>
+                <w:b/>
+                <w:bCs/>
+                <w:color w:val="000000"/>
+                <w:szCs w:val="24"/>
+              </w:rPr>
+              <w:t>supp</w:t>
+            </w:r>
+          </w:p>
+        </w:tc>
+        <w:tc>
+          <w:tcPr>
+            <w:tcW w:w="1134" w:type="dxa"/>
+          </w:tcPr>
+          <w:p>
+            <w:pPr>
+              <w:jc w:val="center"/>
+              <w:rPr>
+                <w:b/>
+                <w:bCs/>
+                <w:color w:val="000000"/>
+                <w:szCs w:val="24"/>
+              </w:rPr>
+            </w:pPr>
+            <w:r>
+              <w:rPr>
+                <w:b/>
+                <w:bCs/>
+                <w:color w:val="000000"/>
+                <w:szCs w:val="24"/>
+              </w:rPr>
+              <w:t>conf</w:t>
+            </w:r>
+          </w:p>
+        </w:tc>
+        <w:tc>
+          <w:tcPr>
+            <w:tcW w:w="985" w:type="dxa"/>
+          </w:tcPr>
+          <w:p>
+            <w:pPr>
+              <w:jc w:val="center"/>
+              <w:rPr>
+                <w:b/>
+                <w:bCs/>
+                <w:color w:val="000000"/>
+                <w:szCs w:val="24"/>
+              </w:rPr>
+            </w:pPr>
+            <w:r>
+              <w:rPr>
+                <w:b/>
+                <w:bCs/>
+                <w:color w:val="000000"/>
+                <w:szCs w:val="24"/>
+              </w:rPr>
+              <w:t>lift</w:t>
+            </w:r>
           </w:p>
         </w:tc>
       </w:tr>
@@ -7010,7 +7102,7 @@
         </w:trPr>
         <w:tc>
           <w:tcPr>
-            <w:tcW w:w="5524" w:type="dxa"/>
+            <w:tcW w:w="3681" w:type="dxa"/>
             <w:shd w:val="clear" w:color="auto" w:fill="auto"/>
             <w:noWrap/>
             <w:vAlign w:val="center"/>
@@ -7024,25 +7116,45 @@
             </w:pPr>
             <w:r>
               <w:rPr>
-                <w:color w:val="000000"/>
                 <w:szCs w:val="24"/>
               </w:rPr>
-              <w:t xml:space="preserve">Много участников, Много закрытых </w:t>
-            </w:r>
-            <w:proofErr w:type="spellStart"/>
-            <w:r>
-              <w:rPr>
-                <w:color w:val="000000"/>
+              <w:t>{</w:t>
+            </w:r>
+            <w:r>
+              <w:rPr>
                 <w:szCs w:val="24"/>
               </w:rPr>
-              <w:t>issue</w:t>
-            </w:r>
-            <w:proofErr w:type="spellEnd"/>
+              <w:t>pushes 10</w:t>
+            </w:r>
+            <w:r>
+              <w:rPr>
+                <w:szCs w:val="24"/>
+              </w:rPr>
+              <w:t>,</w:t>
+            </w:r>
+            <w:r>
+              <w:rPr>
+                <w:szCs w:val="24"/>
+              </w:rPr>
+              <w:t xml:space="preserve"> </w:t>
+            </w:r>
+            <w:r>
+              <w:rPr>
+                <w:szCs w:val="24"/>
+              </w:rPr>
+              <w:t>closed issues ratio 0.6</w:t>
+            </w:r>
+            <w:r>
+              <w:rPr>
+                <w:szCs w:val="24"/>
+              </w:rPr>
+              <w:t>}</w:t>
+            </w:r>
           </w:p>
         </w:tc>
         <w:tc>
           <w:tcPr>
-            <w:tcW w:w="3543" w:type="dxa"/>
+            <w:tcW w:w="2268" w:type="dxa"/>
             <w:vAlign w:val="center"/>
           </w:tcPr>
           <w:p>
@@ -7053,18 +7165,65 @@
               </w:rPr>
             </w:pPr>
             <w:r>
-              <w:t>Много звезд</w:t>
+              <w:rPr>
+                <w:color w:val="000000"/>
+                <w:szCs w:val="24"/>
+              </w:rPr>
+              <w:t>{</w:t>
+            </w:r>
+            <w:r>
+              <w:t>watches 100</w:t>
+            </w:r>
+            <w:r>
+              <w:rPr>
+                <w:color w:val="000000"/>
+                <w:szCs w:val="24"/>
+              </w:rPr>
+              <w:t>}</w:t>
+            </w:r>
+          </w:p>
+        </w:tc>
+        <w:tc>
+          <w:tcPr>
+            <w:tcW w:w="992" w:type="dxa"/>
+          </w:tcPr>
+          <w:p>
+            <w:r>
+              <w:t>0.</w:t>
+            </w:r>
+            <w:r>
+              <w:t>2</w:t>
+            </w:r>
+          </w:p>
+        </w:tc>
+        <w:tc>
+          <w:tcPr>
+            <w:tcW w:w="1134" w:type="dxa"/>
+          </w:tcPr>
+          <w:p>
+            <w:r>
+              <w:t>0.8</w:t>
+            </w:r>
+          </w:p>
+        </w:tc>
+        <w:tc>
+          <w:tcPr>
+            <w:tcW w:w="985" w:type="dxa"/>
+          </w:tcPr>
+          <w:p>
+            <w:r>
+              <w:t>1.3</w:t>
             </w:r>
           </w:p>
         </w:tc>
       </w:tr>
       <w:tr>
         <w:trPr>
-          <w:trHeight w:val="362"/>
+          <w:trHeight w:val="495"/>
         </w:trPr>
         <w:tc>
           <w:tcPr>
-            <w:tcW w:w="5524" w:type="dxa"/>
+            <w:tcW w:w="3681" w:type="dxa"/>
             <w:shd w:val="clear" w:color="auto" w:fill="auto"/>
             <w:noWrap/>
             <w:vAlign w:val="center"/>
@@ -7077,26 +7236,40 @@
               </w:rPr>
             </w:pPr>
             <w:r>
-              <w:t xml:space="preserve">Высокое число </w:t>
-            </w:r>
-            <w:proofErr w:type="spellStart"/>
-            <w:r>
-              <w:t>push</w:t>
-            </w:r>
-            <w:proofErr w:type="spellEnd"/>
-            <w:r>
-              <w:t xml:space="preserve">, Много незакрытых </w:t>
-            </w:r>
-            <w:proofErr w:type="spellStart"/>
-            <w:r>
-              <w:t>issue</w:t>
-            </w:r>
-            <w:proofErr w:type="spellEnd"/>
+              <w:rPr>
+                <w:szCs w:val="24"/>
+              </w:rPr>
+              <w:t xml:space="preserve">{pushes </w:t>
+            </w:r>
+            <w:r>
+              <w:rPr>
+                <w:szCs w:val="24"/>
+              </w:rPr>
+              <w:t>2</w:t>
+            </w:r>
+            <w:r>
+              <w:rPr>
+                <w:szCs w:val="24"/>
+              </w:rPr>
+              <w:t>, closed issues ratio 0.</w:t>
+            </w:r>
+            <w:r>
+              <w:rPr>
+                <w:szCs w:val="24"/>
+              </w:rPr>
+              <w:t>1</w:t>
+            </w:r>
+            <w:r>
+              <w:rPr>
+                <w:szCs w:val="24"/>
+              </w:rPr>
+              <w:t>}</w:t>
+            </w:r>
           </w:p>
         </w:tc>
         <w:tc>
           <w:tcPr>
-            <w:tcW w:w="3543" w:type="dxa"/>
+            <w:tcW w:w="2268" w:type="dxa"/>
             <w:vAlign w:val="center"/>
           </w:tcPr>
           <w:p>
@@ -7111,7 +7284,78 @@
                 <w:color w:val="000000"/>
                 <w:szCs w:val="24"/>
               </w:rPr>
-              <w:t>Мало звезд</w:t>
+              <w:t>{</w:t>
+            </w:r>
+            <w:r>
+              <w:t xml:space="preserve">watches </w:t>
+            </w:r>
+            <w:r>
+              <w:t>25</w:t>
+            </w:r>
+            <w:r>
+              <w:rPr>
+                <w:color w:val="000000"/>
+                <w:szCs w:val="24"/>
+              </w:rPr>
+              <w:t>}</w:t>
+            </w:r>
+          </w:p>
+        </w:tc>
+        <w:tc>
+          <w:tcPr>
+            <w:tcW w:w="992" w:type="dxa"/>
+          </w:tcPr>
+          <w:p>
+            <w:pPr>
+              <w:rPr>
+                <w:color w:val="000000"/>
+                <w:szCs w:val="24"/>
+              </w:rPr>
+            </w:pPr>
+            <w:r>
+              <w:t>0.</w:t>
+            </w:r>
+            <w:r>
+              <w:t>1</w:t>
+            </w:r>
+          </w:p>
+        </w:tc>
+        <w:tc>
+          <w:tcPr>
+            <w:tcW w:w="1134" w:type="dxa"/>
+          </w:tcPr>
+          <w:p>
+            <w:pPr>
+              <w:rPr>
+                <w:color w:val="000000"/>
+                <w:szCs w:val="24"/>
+              </w:rPr>
+            </w:pPr>
+            <w:r>
+              <w:rPr>
+                <w:color w:val="000000"/>
+                <w:szCs w:val="24"/>
+              </w:rPr>
+              <w:t>0.7</w:t>
+            </w:r>
+          </w:p>
+        </w:tc>
+        <w:tc>
+          <w:tcPr>
+            <w:tcW w:w="985" w:type="dxa"/>
+          </w:tcPr>
+          <w:p>
+            <w:pPr>
+              <w:rPr>
+                <w:color w:val="000000"/>
+                <w:szCs w:val="24"/>
+              </w:rPr>
+            </w:pPr>
+            <w:r>
+              <w:t>1.</w:t>
+            </w:r>
+            <w:r>
+              <w:t>5</w:t>
             </w:r>
           </w:p>
         </w:tc>
@@ -7127,11 +7371,7 @@
         <w:pStyle w:val="a5"/>
       </w:pPr>
       <w:r>
-        <w:t xml:space="preserve">Приведенные выше шаблоны, например, могут обнаружить возможные зависимости между активностью репозитория и количеством </w:t>
-      </w:r>
-      <w:r>
-        <w:lastRenderedPageBreak/>
-        <w:t>звезд, что возможно позволит определить, какого типа активность команды влияет на рост популярности репозитория.</w:t>
+        <w:t>Приведенные выше шаблоны, например, могут обнаружить возможные зависимости между активностью репозитория и количеством звезд, что возможно позволит определить, какого типа активность команды влияет на рост популярности репозитория.</w:t>
       </w:r>
     </w:p>
     <w:p>
@@ -7139,164 +7379,11 @@
         <w:pStyle w:val="a5"/>
       </w:pPr>
       <w:r>
-        <w:t xml:space="preserve">Рассмотрим еще один вариант получения данных </w:t>
-      </w:r>
-      <w:proofErr w:type="spellStart"/>
-      <w:r>
-        <w:t>GitHub</w:t>
-      </w:r>
-      <w:proofErr w:type="spellEnd"/>
-      <w:r>
-        <w:t xml:space="preserve">. </w:t>
-      </w:r>
-      <w:proofErr w:type="spellStart"/>
-      <w:r>
-        <w:t>GitHub</w:t>
-      </w:r>
-      <w:proofErr w:type="spellEnd"/>
-      <w:r>
-        <w:t xml:space="preserve"> API [</w:t>
-      </w:r>
-      <w:r>
-        <w:fldChar w:fldCharType="begin"/>
-      </w:r>
-      <w:r>
-        <w:instrText xml:space="preserve"> REF _Ref158672201 \r \h </w:instrText>
-      </w:r>
-      <w:r>
-        <w:fldChar w:fldCharType="separate"/>
-      </w:r>
-      <w:r>
-        <w:t>7</w:t>
-      </w:r>
-      <w:r>
-        <w:fldChar w:fldCharType="end"/>
-      </w:r>
-      <w:r>
-        <w:t xml:space="preserve">] </w:t>
-      </w:r>
-      <w:r>
-        <w:rPr>
-          <w:sz w:val="24"/>
-          <w:szCs w:val="18"/>
-        </w:rPr>
-        <w:t>–</w:t>
-      </w:r>
-      <w:r>
-        <w:t xml:space="preserve"> это официальный набор способов и правил, по которым различные программы общаются с </w:t>
-      </w:r>
-      <w:proofErr w:type="spellStart"/>
-      <w:r>
-        <w:t>GitHub</w:t>
-      </w:r>
-      <w:proofErr w:type="spellEnd"/>
-      <w:r>
-        <w:t xml:space="preserve"> и обмениваются данными. С его помощью также можно выполнять HTTP-запросы с целью получения различных данных в формате JSON о каком-либо репозитории, пользователе или событии, если они носят публичный характер. </w:t>
-      </w:r>
-    </w:p>
-    <w:p>
-      <w:pPr>
-        <w:pStyle w:val="a5"/>
-      </w:pPr>
-      <w:r>
-        <w:t>Ниже представлены примеры, данных, которые можно получить:</w:t>
-      </w:r>
-    </w:p>
-    <w:p>
-      <w:pPr>
-        <w:pStyle w:val="a2"/>
-      </w:pPr>
-      <w:proofErr w:type="spellStart"/>
-      <w:r>
-        <w:t>name</w:t>
-      </w:r>
-      <w:proofErr w:type="spellEnd"/>
-      <w:r>
-        <w:t xml:space="preserve"> – название репозитория;</w:t>
-      </w:r>
-    </w:p>
-    <w:p>
-      <w:pPr>
-        <w:pStyle w:val="a2"/>
-      </w:pPr>
-      <w:proofErr w:type="spellStart"/>
-      <w:r>
-        <w:t>description</w:t>
-      </w:r>
-      <w:proofErr w:type="spellEnd"/>
-      <w:r>
-        <w:t xml:space="preserve"> – описание репозитория;</w:t>
-      </w:r>
-    </w:p>
-    <w:p>
-      <w:pPr>
-        <w:pStyle w:val="a2"/>
-      </w:pPr>
-      <w:proofErr w:type="spellStart"/>
-      <w:r>
-        <w:t>is_fork</w:t>
-      </w:r>
-      <w:proofErr w:type="spellEnd"/>
-      <w:r>
-        <w:t xml:space="preserve"> – является ли репозиторий </w:t>
-      </w:r>
-      <w:proofErr w:type="spellStart"/>
-      <w:r>
-        <w:t>fork</w:t>
-      </w:r>
-      <w:proofErr w:type="spellEnd"/>
-      <w:r>
-        <w:t>;</w:t>
-      </w:r>
-    </w:p>
-    <w:p>
-      <w:pPr>
-        <w:pStyle w:val="a2"/>
-      </w:pPr>
-      <w:proofErr w:type="spellStart"/>
-      <w:r>
-        <w:t>language</w:t>
-      </w:r>
-      <w:proofErr w:type="spellEnd"/>
-      <w:r>
-        <w:t xml:space="preserve"> – язык, использующийся в репозитории;</w:t>
-      </w:r>
-    </w:p>
-    <w:p>
-      <w:pPr>
-        <w:pStyle w:val="a2"/>
-      </w:pPr>
-      <w:proofErr w:type="spellStart"/>
-      <w:r>
-        <w:t>license_name</w:t>
-      </w:r>
-      <w:proofErr w:type="spellEnd"/>
-      <w:r>
-        <w:t xml:space="preserve"> – имя лицензии репозитория.</w:t>
-      </w:r>
-    </w:p>
-    <w:p>
-      <w:pPr>
-        <w:pStyle w:val="a5"/>
-      </w:pPr>
-      <w:r>
-        <w:t>Некоторые данные из представленных могут дополнить транзакцию, такими товарами, как «Язык программирования Python» или «Лицензия MIT». При поиске шаблонов это может помочь определить, какие языки или виды лицензий лучше влияют на популярность репозитория, что может помочь разработчикам или менеджерам проектов делать правильный выбор при создании своего проекта.</w:t>
-      </w:r>
-    </w:p>
-    <w:p>
-      <w:pPr>
-        <w:pStyle w:val="a5"/>
-      </w:pPr>
-    </w:p>
-    <w:p>
-      <w:pPr>
-        <w:pStyle w:val="a5"/>
-      </w:pPr>
-    </w:p>
-    <w:p>
-      <w:pPr>
-        <w:pStyle w:val="a5"/>
-      </w:pPr>
+        <w:t xml:space="preserve">Также можно дополнить транзакции и другими товарами, такими как, язык программирования или лицензия. </w:t>
+      </w:r>
+      <w:r>
+        <w:t>При поиске шаблонов это может помочь определить, какие языки или виды лицензий лучше влияют на популярность репозитория, что может помочь разработчикам или менеджерам проектов делать правильный выбор при создании своего проекта.</w:t>
+      </w:r>
     </w:p>
     <w:p>
       <w:pPr>
@@ -7374,13 +7461,7 @@
         <w:t>Система должна предоставлять возможность запроса и загрузки выбранных данных</w:t>
       </w:r>
       <w:r>
-        <w:t xml:space="preserve"> </w:t>
-      </w:r>
-      <w:r>
-        <w:rPr>
-          <w:lang w:val="en-US"/>
-        </w:rPr>
-        <w:t>GitHub</w:t>
+        <w:t xml:space="preserve"> GitHub</w:t>
       </w:r>
       <w:r>
         <w:t xml:space="preserve"> </w:t>
@@ -7408,10 +7489,7 @@
         <w:t xml:space="preserve">Система должна предоставлять возможность выбора параметров отбора запрашиваемых </w:t>
       </w:r>
       <w:r>
-        <w:t>данных</w:t>
-      </w:r>
-      <w:r>
-        <w:t>.</w:t>
+        <w:t>данных.</w:t>
       </w:r>
     </w:p>
     <w:p>
@@ -7595,18 +7673,22 @@
         <w:pStyle w:val="a5"/>
       </w:pPr>
       <w:r>
-        <w:t>Для описания способов взаимодействия с системой была разработана диаграмма вариантов использования на языке UML, представленная на рисунке 1.</w:t>
+        <w:t xml:space="preserve">Для описания способов взаимодействия с системой была разработана диаграмма вариантов использования на языке UML, представленная на рисунке </w:t>
+      </w:r>
+      <w:r>
+        <w:t>2</w:t>
+      </w:r>
+      <w:r>
+        <w:t>.</w:t>
       </w:r>
     </w:p>
     <w:p>
       <w:pPr>
         <w:pStyle w:val="a5"/>
+        <w:keepNext/>
         <w:ind w:firstLine="0"/>
       </w:pPr>
       <w:r>
-        <w:rPr>
-          <w:noProof/>
-        </w:rPr>
         <w:drawing>
           <wp:inline distT="0" distB="0" distL="0" distR="0" wp14:anchorId="4F5A793C" wp14:editId="5CE9D0AE">
             <wp:extent cx="5757545" cy="4605655"/>
@@ -7625,7 +7707,7 @@
                     </pic:cNvPicPr>
                   </pic:nvPicPr>
                   <pic:blipFill>
-                    <a:blip r:embed="rId9">
+                    <a:blip r:embed="rId10">
                       <a:extLst>
                         <a:ext uri="{28A0092B-C50C-407E-A947-70E740481C1C}">
                           <a14:useLocalDpi xmlns:a14="http://schemas.microsoft.com/office/drawing/2010/main" val="0"/>
@@ -7664,8 +7746,36 @@
         <w:jc w:val="center"/>
       </w:pPr>
       <w:r>
-        <w:t>Рисунок 1 – Диаграмма вариантов использования</w:t>
-      </w:r>
+        <w:t xml:space="preserve">Рисунок </w:t>
+      </w:r>
+      <w:r>
+        <w:fldChar w:fldCharType="begin"/>
+      </w:r>
+      <w:r>
+        <w:instrText xml:space="preserve"> SEQ Рисунок \* ARABIC </w:instrText>
+      </w:r>
+      <w:r>
+        <w:fldChar w:fldCharType="separate"/>
+      </w:r>
+      <w:r>
+        <w:t>2</w:t>
+      </w:r>
+      <w:r>
+        <w:fldChar w:fldCharType="end"/>
+      </w:r>
+      <w:r>
+        <w:t xml:space="preserve"> </w:t>
+      </w:r>
+      <w:r>
+        <w:t>– Диаграмма вариантов использования</w:t>
+      </w:r>
+    </w:p>
+    <w:p>
+      <w:pPr>
+        <w:pStyle w:val="a5"/>
+        <w:ind w:firstLine="0"/>
+        <w:jc w:val="center"/>
+      </w:pPr>
     </w:p>
     <w:p>
       <w:pPr>
@@ -7710,22 +7820,7 @@
         <w:t xml:space="preserve"> запрашиваемых</w:t>
       </w:r>
       <w:r>
-        <w:t xml:space="preserve"> </w:t>
-      </w:r>
-      <w:r>
-        <w:t xml:space="preserve">из </w:t>
-      </w:r>
-      <w:r>
-        <w:t>сторонних сервисов</w:t>
-      </w:r>
-      <w:r>
-        <w:t xml:space="preserve"> данных </w:t>
-      </w:r>
-      <w:r>
-        <w:rPr>
-          <w:lang w:val="en-US"/>
-        </w:rPr>
-        <w:t>GitHub</w:t>
+        <w:t xml:space="preserve"> из сторонних сервисов данных GitHub</w:t>
       </w:r>
       <w:r>
         <w:t>.</w:t>
@@ -7929,24 +8024,13 @@
         <w:t>Макет</w:t>
       </w:r>
       <w:r>
-        <w:t xml:space="preserve"> разрабатывался </w:t>
-      </w:r>
-      <w:r>
-        <w:t xml:space="preserve">в </w:t>
-      </w:r>
-      <w:proofErr w:type="spellStart"/>
-      <w:r>
-        <w:rPr>
-          <w:szCs w:val="28"/>
-        </w:rPr>
-        <w:t>Figma</w:t>
-      </w:r>
-      <w:proofErr w:type="spellEnd"/>
-      <w:r>
-        <w:rPr>
-          <w:szCs w:val="28"/>
-        </w:rPr>
-        <w:t xml:space="preserve"> [</w:t>
+        <w:t xml:space="preserve"> разрабатывался в </w:t>
+      </w:r>
+      <w:r>
+        <w:rPr>
+          <w:szCs w:val="28"/>
+        </w:rPr>
+        <w:t>Figma [</w:t>
       </w:r>
       <w:r>
         <w:rPr>
@@ -7987,65 +8071,58 @@
         <w:rPr>
           <w:szCs w:val="28"/>
         </w:rPr>
-        <w:t>]</w:t>
-      </w:r>
-      <w:r>
-        <w:rPr>
-          <w:szCs w:val="28"/>
-        </w:rPr>
+        <w:t>].</w:t>
+      </w:r>
+      <w:r>
+        <w:t xml:space="preserve"> П</w:t>
+      </w:r>
+      <w:r>
+        <w:t>ерв</w:t>
+      </w:r>
+      <w:r>
+        <w:t>ая</w:t>
+      </w:r>
+      <w:r>
+        <w:t xml:space="preserve"> част</w:t>
+      </w:r>
+      <w:r>
+        <w:t>ь</w:t>
+      </w:r>
+      <w:r>
+        <w:t xml:space="preserve"> страницы изображен</w:t>
+      </w:r>
+      <w:r>
+        <w:t>а</w:t>
+      </w:r>
+      <w:r>
+        <w:t xml:space="preserve"> на рисунке</w:t>
+      </w:r>
+      <w:r>
+        <w:t xml:space="preserve"> </w:t>
+      </w:r>
+      <w:r>
+        <w:t>3</w:t>
+      </w:r>
+      <w:r>
         <w:t>.</w:t>
       </w:r>
-      <w:r>
-        <w:t xml:space="preserve"> П</w:t>
-      </w:r>
-      <w:r>
-        <w:t>ерв</w:t>
-      </w:r>
-      <w:r>
-        <w:t>ая</w:t>
-      </w:r>
-      <w:r>
-        <w:t xml:space="preserve"> част</w:t>
-      </w:r>
-      <w:r>
-        <w:t>ь</w:t>
-      </w:r>
-      <w:r>
-        <w:t xml:space="preserve"> страницы изображен</w:t>
-      </w:r>
-      <w:r>
-        <w:t>а</w:t>
-      </w:r>
-      <w:r>
-        <w:t xml:space="preserve"> на рисунке 2.</w:t>
-      </w:r>
     </w:p>
     <w:p>
       <w:pPr>
         <w:pStyle w:val="a5"/>
       </w:pPr>
       <w:r>
-        <w:t xml:space="preserve">На первой части страницы расположен интерфейс для выбора параметров данных. В самом начале можно авторизоваться через </w:t>
-      </w:r>
-      <w:proofErr w:type="spellStart"/>
-      <w:r>
-        <w:t>GitHub</w:t>
-      </w:r>
-      <w:proofErr w:type="spellEnd"/>
-      <w:r>
-        <w:t xml:space="preserve">, это нужно, чтобы программа могла запрашивать некоторые данные без ограничений. Пользователь может выбрать промежуток времени, за который ему нужны данные, а также параметры репозиториев. </w:t>
+        <w:t xml:space="preserve">На первой части страницы расположен интерфейс для выбора параметров данных. В самом начале можно авторизоваться через GitHub, это нужно, чтобы программа могла запрашивать некоторые данные без ограничений. Пользователь может выбрать промежуток времени, за который ему нужны данные, а также параметры репозиториев. </w:t>
       </w:r>
     </w:p>
     <w:p>
       <w:pPr>
         <w:pStyle w:val="a5"/>
+        <w:keepNext/>
         <w:ind w:firstLine="0"/>
         <w:jc w:val="center"/>
       </w:pPr>
       <w:r>
-        <w:rPr>
-          <w:noProof/>
-        </w:rPr>
         <w:lastRenderedPageBreak/>
         <w:drawing>
           <wp:inline distT="0" distB="0" distL="0" distR="0" wp14:anchorId="65FD3AE0" wp14:editId="44A20441">
@@ -8065,7 +8142,7 @@
                     </pic:cNvPicPr>
                   </pic:nvPicPr>
                   <pic:blipFill>
-                    <a:blip r:embed="rId10" cstate="print">
+                    <a:blip r:embed="rId11" cstate="print">
                       <a:extLst>
                         <a:ext uri="{28A0092B-C50C-407E-A947-70E740481C1C}">
                           <a14:useLocalDpi xmlns:a14="http://schemas.microsoft.com/office/drawing/2010/main" val="0"/>
@@ -8105,13 +8182,33 @@
         <w:jc w:val="center"/>
       </w:pPr>
       <w:r>
-        <w:t>Рисунок 2 – Макет первой части страницы</w:t>
+        <w:t xml:space="preserve">Рисунок </w:t>
+      </w:r>
+      <w:r>
+        <w:fldChar w:fldCharType="begin"/>
+      </w:r>
+      <w:r>
+        <w:instrText xml:space="preserve"> SEQ Рисунок \* ARABIC </w:instrText>
+      </w:r>
+      <w:r>
+        <w:fldChar w:fldCharType="separate"/>
+      </w:r>
+      <w:r>
+        <w:t>3</w:t>
+      </w:r>
+      <w:r>
+        <w:fldChar w:fldCharType="end"/>
+      </w:r>
+      <w:r>
+        <w:t xml:space="preserve"> </w:t>
+      </w:r>
+      <w:r>
+        <w:t>– Макет первой части страницы</w:t>
       </w:r>
     </w:p>
     <w:p>
       <w:pPr>
         <w:pStyle w:val="a5"/>
-        <w:jc w:val="center"/>
       </w:pPr>
     </w:p>
     <w:p>
@@ -8149,7 +8246,13 @@
         <w:t xml:space="preserve"> </w:t>
       </w:r>
       <w:r>
-        <w:t>меню загрузки данных изображен на рисунке 3.</w:t>
+        <w:t xml:space="preserve">меню загрузки данных изображен на рисунке </w:t>
+      </w:r>
+      <w:r>
+        <w:t>4</w:t>
+      </w:r>
+      <w:r>
+        <w:t>.</w:t>
       </w:r>
     </w:p>
     <w:p>
@@ -8163,16 +8266,14 @@
     <w:p>
       <w:pPr>
         <w:pStyle w:val="a5"/>
+        <w:keepNext/>
         <w:ind w:firstLine="0"/>
         <w:jc w:val="center"/>
       </w:pPr>
       <w:r>
-        <w:rPr>
-          <w:noProof/>
-        </w:rPr>
         <w:lastRenderedPageBreak/>
         <w:drawing>
-          <wp:inline distT="0" distB="0" distL="0" distR="0" wp14:anchorId="2EA6C386" wp14:editId="0C2CD97D">
+          <wp:inline distT="0" distB="0" distL="0" distR="0" wp14:anchorId="2EA6C386" wp14:editId="4A47B157">
             <wp:extent cx="5753100" cy="3547745"/>
             <wp:effectExtent l="19050" t="19050" r="19050" b="14605"/>
             <wp:docPr id="1111848865" name="Picture 3"/>
@@ -8189,7 +8290,7 @@
                     </pic:cNvPicPr>
                   </pic:nvPicPr>
                   <pic:blipFill>
-                    <a:blip r:embed="rId11" cstate="print">
+                    <a:blip r:embed="rId12" cstate="print">
                       <a:extLst>
                         <a:ext uri="{28A0092B-C50C-407E-A947-70E740481C1C}">
                           <a14:useLocalDpi xmlns:a14="http://schemas.microsoft.com/office/drawing/2010/main" val="0"/>
@@ -8230,7 +8331,28 @@
         <w:jc w:val="center"/>
       </w:pPr>
       <w:r>
-        <w:t>Рисунок 3 – Макет меню загрузки данных</w:t>
+        <w:t xml:space="preserve">Рисунок </w:t>
+      </w:r>
+      <w:r>
+        <w:fldChar w:fldCharType="begin"/>
+      </w:r>
+      <w:r>
+        <w:instrText xml:space="preserve"> SEQ Рисунок \* ARABIC </w:instrText>
+      </w:r>
+      <w:r>
+        <w:fldChar w:fldCharType="separate"/>
+      </w:r>
+      <w:r>
+        <w:t>4</w:t>
+      </w:r>
+      <w:r>
+        <w:fldChar w:fldCharType="end"/>
+      </w:r>
+      <w:r>
+        <w:t xml:space="preserve"> </w:t>
+      </w:r>
+      <w:r>
+        <w:t>– Макет меню загрузки данных</w:t>
       </w:r>
     </w:p>
     <w:p>
@@ -8247,7 +8369,13 @@
         <w:ind w:firstLine="0"/>
       </w:pPr>
       <w:r>
-        <w:t>На рисунке 4 расположен макет второй части интерфейса страницы.</w:t>
+        <w:t xml:space="preserve">На рисунке </w:t>
+      </w:r>
+      <w:r>
+        <w:t>5</w:t>
+      </w:r>
+      <w:r>
+        <w:t xml:space="preserve"> расположен макет второй части интерфейса страницы.</w:t>
       </w:r>
     </w:p>
     <w:p>
@@ -8258,9 +8386,6 @@
         <w:jc w:val="center"/>
       </w:pPr>
       <w:r>
-        <w:rPr>
-          <w:noProof/>
-        </w:rPr>
         <w:drawing>
           <wp:inline distT="0" distB="0" distL="0" distR="0" wp14:anchorId="3E804F72" wp14:editId="52F6E86B">
             <wp:extent cx="5753100" cy="3234055"/>
@@ -8279,7 +8404,7 @@
                     </pic:cNvPicPr>
                   </pic:nvPicPr>
                   <pic:blipFill>
-                    <a:blip r:embed="rId12" cstate="print">
+                    <a:blip r:embed="rId13" cstate="print">
                       <a:extLst>
                         <a:ext uri="{28A0092B-C50C-407E-A947-70E740481C1C}">
                           <a14:useLocalDpi xmlns:a14="http://schemas.microsoft.com/office/drawing/2010/main" val="0"/>
@@ -8320,14 +8445,34 @@
         <w:jc w:val="center"/>
       </w:pPr>
       <w:r>
-        <w:t>Рисунок 4 – Макет второй части интерфейса страницы</w:t>
+        <w:t xml:space="preserve">Рисунок </w:t>
+      </w:r>
+      <w:r>
+        <w:fldChar w:fldCharType="begin"/>
+      </w:r>
+      <w:r>
+        <w:instrText xml:space="preserve"> SEQ Рисунок \* ARABIC </w:instrText>
+      </w:r>
+      <w:r>
+        <w:fldChar w:fldCharType="separate"/>
+      </w:r>
+      <w:r>
+        <w:t>5</w:t>
+      </w:r>
+      <w:r>
+        <w:fldChar w:fldCharType="end"/>
+      </w:r>
+      <w:r>
+        <w:t xml:space="preserve"> </w:t>
+      </w:r>
+      <w:r>
+        <w:t>– Макет второй части интерфейса страницы</w:t>
       </w:r>
     </w:p>
     <w:p>
       <w:pPr>
         <w:pStyle w:val="a5"/>
         <w:ind w:firstLine="0"/>
-        <w:jc w:val="center"/>
       </w:pPr>
     </w:p>
     <w:p>
@@ -8339,80 +8484,141 @@
       </w:r>
       <w:r>
         <w:lastRenderedPageBreak/>
-        <w:t>выбрать количество элементов слева (в антецеденте) и справа (</w:t>
-      </w:r>
-      <w:proofErr w:type="spellStart"/>
-      <w:r>
-        <w:t>консеквенте</w:t>
-      </w:r>
-      <w:proofErr w:type="spellEnd"/>
-      <w:r>
-        <w:t>), а также указать минимальные значения параметров поддержки, достоверности и подъема. После вышеперечисленного, пользователь может нажать кнопку «Искать шаблоны», после которой программа выполнит поиск и отобразится таблица с шаблонами. В таблице доступен фильтр данных в колонке «Антецедент» и «</w:t>
-      </w:r>
-      <w:proofErr w:type="spellStart"/>
-      <w:r>
-        <w:t>Консеквент</w:t>
-      </w:r>
-      <w:proofErr w:type="spellEnd"/>
-      <w:r>
-        <w:t xml:space="preserve">» по элементам, а также сортировка по убыванию и возрастанию в колонках с метриками. Также пользователь может нажать кнопку «Скачать шаблоны», после чего скачается файл в формате </w:t>
-      </w:r>
-      <w:proofErr w:type="spellStart"/>
-      <w:r>
-        <w:t>xlsx</w:t>
-      </w:r>
-      <w:proofErr w:type="spellEnd"/>
-      <w:r>
-        <w:t>.</w:t>
-      </w:r>
-    </w:p>
-    <w:p>
-      <w:pPr>
-        <w:pStyle w:val="2"/>
-        <w:numPr>
-          <w:ilvl w:val="0"/>
-          <w:numId w:val="0"/>
-        </w:numPr>
-        <w:ind w:left="720"/>
-      </w:pPr>
-    </w:p>
-    <w:p>
-      <w:pPr>
-        <w:pStyle w:val="2"/>
-      </w:pPr>
-      <w:bookmarkStart w:id="29" w:name="_Toc158574547"/>
-      <w:bookmarkStart w:id="30" w:name="_Toc158574917"/>
-      <w:r>
-        <w:t>Архитектура системы</w:t>
+        <w:t>выбрать количество элементов слева (в антецеденте) и справа (консеквенте), а также указать минимальные значения параметров поддержки, достоверности и подъема. После вышеперечисленного, пользователь может нажать кнопку «Искать шаблоны», после которой программа выполнит поиск и отобразится таблица с шаблонами. В таблице доступен фильтр данных в колонке «Антецедент» и «Консеквент» по элементам, а также сортировка по убыванию и возрастанию в колонках с метриками. Также пользователь может нажать кнопку «Скачать шаблоны», после чего скачается файл в формате xlsx.</w:t>
+      </w:r>
+    </w:p>
+    <w:p>
+      <w:pPr>
+        <w:pStyle w:val="11"/>
+      </w:pPr>
+      <w:bookmarkStart w:id="29" w:name="_Toc158574548"/>
+      <w:bookmarkStart w:id="30" w:name="_Toc158574918"/>
+      <w:r>
+        <w:lastRenderedPageBreak/>
+        <w:t>РЕАЛИЗАЦИЯ СИСТЕМЫ</w:t>
       </w:r>
       <w:bookmarkEnd w:id="29"/>
       <w:bookmarkEnd w:id="30"/>
     </w:p>
     <w:p>
       <w:pPr>
+        <w:pStyle w:val="2"/>
+      </w:pPr>
+      <w:bookmarkStart w:id="31" w:name="_Toc134466879"/>
+      <w:bookmarkStart w:id="32" w:name="_Toc158574549"/>
+      <w:bookmarkStart w:id="33" w:name="_Toc158574919"/>
+      <w:r>
+        <w:t>Программные средства реализации</w:t>
+      </w:r>
+      <w:bookmarkEnd w:id="31"/>
+      <w:bookmarkEnd w:id="32"/>
+      <w:bookmarkEnd w:id="33"/>
+    </w:p>
+    <w:p>
+      <w:pPr>
         <w:pStyle w:val="a5"/>
       </w:pPr>
-      <w:bookmarkStart w:id="31" w:name="_Hlk159787401"/>
-      <w:r>
-        <w:t xml:space="preserve">Система будет представлять собой веб-приложение, состоящее из нескольких модулей: головной модуль, модуль интерфейса, модуль запроса данных, модуль работы с базой данных, модуль преобразования данных, модуль поиска шаблонов.  </w:t>
+      <w:r>
+        <w:t xml:space="preserve">Для разработки </w:t>
+      </w:r>
+      <w:r>
+        <w:t xml:space="preserve">системы </w:t>
+      </w:r>
+      <w:r>
+        <w:t xml:space="preserve">был выбран язык Python версии </w:t>
+      </w:r>
+      <w:r>
+        <w:t>3.11.7</w:t>
+      </w:r>
+      <w:r>
+        <w:t>. Р</w:t>
+      </w:r>
+      <w:r>
+        <w:t>азработка велась в редакторе кода Visual Studio Code.</w:t>
+      </w:r>
+      <w:r>
+        <w:t xml:space="preserve"> Web-приложение р</w:t>
+      </w:r>
+      <w:r>
+        <w:t>еализовано</w:t>
+      </w:r>
+      <w:r>
+        <w:t xml:space="preserve"> с помощью фреймворка </w:t>
+      </w:r>
+      <w:r>
+        <w:rPr>
+          <w:lang w:val="en-US"/>
+        </w:rPr>
+        <w:t>Django</w:t>
+      </w:r>
+      <w:r>
+        <w:t>.</w:t>
       </w:r>
     </w:p>
     <w:p>
       <w:pPr>
         <w:pStyle w:val="a5"/>
       </w:pPr>
-      <w:r>
-        <w:t>На рисунке 4 изображена диаграмма компонентов системы.</w:t>
-      </w:r>
+    </w:p>
+    <w:p>
+      <w:pPr>
+        <w:pStyle w:val="2"/>
+      </w:pPr>
+      <w:bookmarkStart w:id="34" w:name="_Toc158574547"/>
+      <w:bookmarkStart w:id="35" w:name="_Toc158574917"/>
+      <w:r>
+        <w:t>Архитектура системы</w:t>
+      </w:r>
+      <w:bookmarkEnd w:id="34"/>
+      <w:bookmarkEnd w:id="35"/>
     </w:p>
     <w:p>
       <w:pPr>
         <w:pStyle w:val="a5"/>
+      </w:pPr>
+      <w:bookmarkStart w:id="36" w:name="_Hlk159787401"/>
+      <w:r>
+        <w:t>Система</w:t>
+      </w:r>
+      <w:r>
+        <w:t xml:space="preserve"> </w:t>
+      </w:r>
+      <w:r>
+        <w:t>представля</w:t>
+      </w:r>
+      <w:r>
+        <w:t>е</w:t>
+      </w:r>
+      <w:r>
+        <w:t>т</w:t>
+      </w:r>
+      <w:r>
+        <w:t xml:space="preserve"> собой веб-приложение, состоящее из нескольких модулей: головной модуль, модуль интерфейса, модуль запроса данных, модуль работы с базой данных, модуль преобразования данных, модуль поиска шаблонов.  </w:t>
+      </w:r>
+    </w:p>
+    <w:p>
+      <w:pPr>
+        <w:pStyle w:val="a5"/>
+      </w:pPr>
+      <w:r>
+        <w:t xml:space="preserve">На рисунке </w:t>
+      </w:r>
+      <w:r>
+        <w:t>7</w:t>
+      </w:r>
+      <w:r>
+        <w:t xml:space="preserve"> изображена диаграмма компонентов системы.</w:t>
+      </w:r>
+    </w:p>
+    <w:p>
+      <w:pPr>
+        <w:pStyle w:val="a5"/>
+        <w:keepNext/>
         <w:ind w:firstLine="0"/>
       </w:pPr>
       <w:r>
         <w:drawing>
-          <wp:inline distT="0" distB="0" distL="0" distR="0" wp14:anchorId="7646526F" wp14:editId="02D5742D">
+          <wp:inline distT="0" distB="0" distL="0" distR="0" wp14:anchorId="1EAAA523" wp14:editId="138DE7B0">
             <wp:extent cx="5756275" cy="2930525"/>
             <wp:effectExtent l="0" t="0" r="0" b="3175"/>
             <wp:docPr id="1348814490" name="Picture 2"/>
@@ -8429,7 +8635,7 @@
                     </pic:cNvPicPr>
                   </pic:nvPicPr>
                   <pic:blipFill>
-                    <a:blip r:embed="rId13">
+                    <a:blip r:embed="rId14">
                       <a:extLst>
                         <a:ext uri="{28A0092B-C50C-407E-A947-70E740481C1C}">
                           <a14:useLocalDpi xmlns:a14="http://schemas.microsoft.com/office/drawing/2010/main" val="0"/>
@@ -8468,26 +8674,52 @@
         <w:jc w:val="center"/>
       </w:pPr>
       <w:r>
-        <w:t>Рисунок 4 – Диаграмма компонентов системы</w:t>
+        <w:t xml:space="preserve">Рисунок </w:t>
+      </w:r>
+      <w:r>
+        <w:fldChar w:fldCharType="begin"/>
+      </w:r>
+      <w:r>
+        <w:instrText xml:space="preserve"> SEQ Рисунок \* ARABIC </w:instrText>
+      </w:r>
+      <w:r>
+        <w:fldChar w:fldCharType="separate"/>
+      </w:r>
+      <w:r>
+        <w:t>6</w:t>
+      </w:r>
+      <w:r>
+        <w:fldChar w:fldCharType="end"/>
+      </w:r>
+      <w:r>
+        <w:t xml:space="preserve"> </w:t>
+      </w:r>
+      <w:r>
+        <w:t>– Диаграмма компонентов системы</w:t>
       </w:r>
     </w:p>
     <w:p>
       <w:pPr>
         <w:pStyle w:val="a5"/>
-      </w:pPr>
-    </w:p>
+        <w:ind w:firstLine="0"/>
+        <w:jc w:val="center"/>
+      </w:pPr>
+    </w:p>
+    <w:bookmarkEnd w:id="36"/>
     <w:p>
       <w:pPr>
         <w:pStyle w:val="a5"/>
       </w:pPr>
       <w:r>
-        <w:rPr>
-          <w:i/>
-        </w:rPr>
-        <w:t xml:space="preserve">Головной модуль </w:t>
-      </w:r>
-      <w:r>
-        <w:t>будет объединять все остальные модули системы.</w:t>
+        <w:t>Ниже приведено подробнее описание реализации каждого модуля. Исходный код доступен в репозитории (ссылка). Интерфейсы модулей приведены в приложении.</w:t>
+      </w:r>
+    </w:p>
+    <w:p>
+      <w:pPr>
+        <w:pStyle w:val="a9"/>
+      </w:pPr>
+      <w:r>
+        <w:t>Реализация модуля запроса данных</w:t>
       </w:r>
     </w:p>
     <w:p>
@@ -8495,170 +8727,437 @@
         <w:pStyle w:val="a5"/>
       </w:pPr>
       <w:r>
-        <w:rPr>
-          <w:i/>
-        </w:rPr>
+        <w:t xml:space="preserve">Модуль запроса данных производит </w:t>
+      </w:r>
+      <w:r>
+        <w:t>SQL-</w:t>
+      </w:r>
+      <w:r>
+        <w:t xml:space="preserve">запрос </w:t>
+      </w:r>
+      <w:r>
+        <w:t>через</w:t>
+      </w:r>
+      <w:r>
+        <w:t xml:space="preserve"> Clickhouse Playground по указанным параметрам, которые включают </w:t>
+      </w:r>
+      <w:r>
+        <w:t xml:space="preserve">временной </w:t>
+      </w:r>
+      <w:r>
         <w:lastRenderedPageBreak/>
-        <w:t>Модуль интерфейса</w:t>
-      </w:r>
-      <w:r>
-        <w:t xml:space="preserve"> будет отображать окна веб-приложения, с которыми взаимодействует пользователь.</w:t>
+        <w:t xml:space="preserve">промежуток, </w:t>
+      </w:r>
+      <w:r>
+        <w:t xml:space="preserve">количество репозиториев, </w:t>
+      </w:r>
+      <w:r>
+        <w:t>минимальное число звезд репозитория, минимальное число новых участников</w:t>
+      </w:r>
+      <w:r>
+        <w:t>.</w:t>
+      </w:r>
+      <w:r>
+        <w:t xml:space="preserve"> </w:t>
+      </w:r>
+      <w:r>
+        <w:t>Запрос формирует данные для каждого репозитория</w:t>
+      </w:r>
+      <w:r>
+        <w:t>. Затем по имени каждого репозитория происходит запрос в Github API, чтобы получить</w:t>
+      </w:r>
+      <w:r>
+        <w:t xml:space="preserve"> данные, которых нет в </w:t>
+      </w:r>
+      <w:r>
+        <w:t>Clickhouse</w:t>
+      </w:r>
+      <w:r>
+        <w:t xml:space="preserve">, </w:t>
+      </w:r>
+      <w:r>
+        <w:t>результат объединяется с предыдущим запросом.</w:t>
+      </w:r>
+      <w:r>
+        <w:t xml:space="preserve"> </w:t>
+      </w:r>
+      <w:r>
+        <w:t>Конечная схема запрашиваемых данных представлена на рисунке 7.</w:t>
       </w:r>
     </w:p>
     <w:p>
       <w:pPr>
         <w:pStyle w:val="a5"/>
-      </w:pPr>
-      <w:r>
-        <w:rPr>
-          <w:i/>
-        </w:rPr>
-        <w:t xml:space="preserve">Модуль запроса данных из сервисов </w:t>
-      </w:r>
-      <w:r>
-        <w:t xml:space="preserve">будет взаимодействовать с сервисом </w:t>
-      </w:r>
-      <w:proofErr w:type="spellStart"/>
-      <w:r>
-        <w:t>Сlickhouse</w:t>
-      </w:r>
-      <w:proofErr w:type="spellEnd"/>
+        <w:jc w:val="center"/>
+      </w:pPr>
+      <w:r>
+        <w:drawing>
+          <wp:inline distT="0" distB="0" distL="0" distR="0" wp14:anchorId="2878EB9E" wp14:editId="41F3CFD6">
+            <wp:extent cx="3774440" cy="3789680"/>
+            <wp:effectExtent l="0" t="0" r="0" b="1270"/>
+            <wp:docPr id="904121664" name="Picture 10"/>
+            <wp:cNvGraphicFramePr>
+              <a:graphicFrameLocks xmlns:a="http://schemas.openxmlformats.org/drawingml/2006/main" noChangeAspect="1"/>
+            </wp:cNvGraphicFramePr>
+            <a:graphic xmlns:a="http://schemas.openxmlformats.org/drawingml/2006/main">
+              <a:graphicData uri="http://schemas.openxmlformats.org/drawingml/2006/picture">
+                <pic:pic xmlns:pic="http://schemas.openxmlformats.org/drawingml/2006/picture">
+                  <pic:nvPicPr>
+                    <pic:cNvPr id="0" name="Picture 10"/>
+                    <pic:cNvPicPr>
+                      <a:picLocks noChangeAspect="1" noChangeArrowheads="1"/>
+                    </pic:cNvPicPr>
+                  </pic:nvPicPr>
+                  <pic:blipFill>
+                    <a:blip r:embed="rId15">
+                      <a:extLst>
+                        <a:ext uri="{28A0092B-C50C-407E-A947-70E740481C1C}">
+                          <a14:useLocalDpi xmlns:a14="http://schemas.microsoft.com/office/drawing/2010/main" val="0"/>
+                        </a:ext>
+                      </a:extLst>
+                    </a:blip>
+                    <a:srcRect/>
+                    <a:stretch>
+                      <a:fillRect/>
+                    </a:stretch>
+                  </pic:blipFill>
+                  <pic:spPr bwMode="auto">
+                    <a:xfrm>
+                      <a:off x="0" y="0"/>
+                      <a:ext cx="3774440" cy="3789680"/>
+                    </a:xfrm>
+                    <a:prstGeom prst="rect">
+                      <a:avLst/>
+                    </a:prstGeom>
+                    <a:noFill/>
+                    <a:ln>
+                      <a:noFill/>
+                    </a:ln>
+                  </pic:spPr>
+                </pic:pic>
+              </a:graphicData>
+            </a:graphic>
+          </wp:inline>
+        </w:drawing>
+      </w:r>
+    </w:p>
+    <w:p>
+      <w:pPr>
+        <w:pStyle w:val="a5"/>
+        <w:ind w:firstLine="0"/>
+        <w:jc w:val="center"/>
+      </w:pPr>
+      <w:r>
+        <w:t xml:space="preserve">Рисунок </w:t>
+      </w:r>
+      <w:r>
+        <w:fldChar w:fldCharType="begin"/>
+      </w:r>
+      <w:r>
+        <w:instrText xml:space="preserve"> SEQ Рисунок \* ARABIC </w:instrText>
+      </w:r>
+      <w:r>
+        <w:fldChar w:fldCharType="separate"/>
+      </w:r>
+      <w:r>
+        <w:t>7</w:t>
+      </w:r>
+      <w:r>
+        <w:fldChar w:fldCharType="end"/>
+      </w:r>
       <w:r>
         <w:t xml:space="preserve"> </w:t>
       </w:r>
-      <w:proofErr w:type="spellStart"/>
-      <w:r>
-        <w:t>Playground</w:t>
-      </w:r>
-      <w:proofErr w:type="spellEnd"/>
-      <w:r>
-        <w:t xml:space="preserve">, а также с </w:t>
-      </w:r>
-      <w:proofErr w:type="spellStart"/>
-      <w:r>
-        <w:t>GitHub</w:t>
-      </w:r>
-      <w:proofErr w:type="spellEnd"/>
-      <w:r>
-        <w:t xml:space="preserve"> API. Сначала будет установлено, данные какого типа репозиториев будут запрашиваться, а также промежуток времени. </w:t>
-      </w:r>
-      <w:proofErr w:type="gramStart"/>
-      <w:r>
-        <w:t>Например</w:t>
-      </w:r>
-      <w:proofErr w:type="gramEnd"/>
-      <w:r>
-        <w:t xml:space="preserve"> это могут быть только репозитории, созданные за этот промежуток, репозитории, где больше одного участника или все вообще все репозитории. Далее по каждому репозиторию будут запрашиваться данные, которые будут составлять будущую транзакцию. Также модуль будет запрашивать данные квантилей для некоторых числовых атрибутов, для будущей трансформации данных в транзакции.</w:t>
+      <w:r>
+        <w:t>– Схем</w:t>
+      </w:r>
+      <w:r>
+        <w:t>а запрашиваемых данных</w:t>
       </w:r>
     </w:p>
     <w:p>
       <w:pPr>
         <w:pStyle w:val="a5"/>
-      </w:pPr>
-      <w:r>
-        <w:rPr>
-          <w:i/>
-        </w:rPr>
-        <w:t xml:space="preserve">Модуль работы с базой данных </w:t>
-      </w:r>
-      <w:r>
-        <w:t xml:space="preserve">будет взаимодействовать с базой данных. У пользователя будет возможность сохранить запрошенные данные в базу данных, чтобы не потерять их и выполнить анализ позже. </w:t>
-      </w:r>
-    </w:p>
-    <w:p>
-      <w:pPr>
-        <w:pStyle w:val="a5"/>
-      </w:pPr>
-      <w:r>
-        <w:rPr>
-          <w:i/>
-        </w:rPr>
-        <w:t xml:space="preserve">Модуль преобразования данных </w:t>
-      </w:r>
-      <w:r>
-        <w:t>будет содержать функционал для обработки запрошенных данных, удалять дубликаты, пропущенные и ненужные для поиска шаблонов данные, а также преобразовывать данные в вид транзакций.</w:t>
-      </w:r>
-    </w:p>
-    <w:p>
-      <w:pPr>
-        <w:pStyle w:val="a5"/>
-      </w:pPr>
-      <w:r>
-        <w:rPr>
-          <w:i/>
-        </w:rPr>
-        <w:t xml:space="preserve">Модуль поиска шаблонов </w:t>
-      </w:r>
-      <w:r>
-        <w:t xml:space="preserve">будет осуществлять поиск шаблонов в транзакциях по заданным пороговым значениям поддержки, достоверности и подъема. Также пользователь сможет выбирать число элементов в антецеденте и </w:t>
-      </w:r>
-      <w:proofErr w:type="spellStart"/>
-      <w:r>
-        <w:t>консеквенте</w:t>
-      </w:r>
-      <w:proofErr w:type="spellEnd"/>
-      <w:r>
-        <w:t>.</w:t>
-      </w:r>
-      <w:bookmarkEnd w:id="31"/>
-    </w:p>
-    <w:p>
-      <w:pPr>
-        <w:pStyle w:val="a5"/>
-      </w:pPr>
-    </w:p>
-    <w:p>
-      <w:pPr>
-        <w:pStyle w:val="11"/>
-      </w:pPr>
-      <w:bookmarkStart w:id="32" w:name="_Toc158574548"/>
-      <w:bookmarkStart w:id="33" w:name="_Toc158574918"/>
-      <w:r>
-        <w:lastRenderedPageBreak/>
-        <w:t>РЕАЛИЗАЦИЯ СИСТЕМЫ</w:t>
-      </w:r>
-      <w:bookmarkEnd w:id="32"/>
-      <w:bookmarkEnd w:id="33"/>
-    </w:p>
-    <w:p>
-      <w:pPr>
-        <w:pStyle w:val="2"/>
-      </w:pPr>
-      <w:bookmarkStart w:id="34" w:name="_Toc134466879"/>
-      <w:bookmarkStart w:id="35" w:name="_Toc158574549"/>
-      <w:bookmarkStart w:id="36" w:name="_Toc158574919"/>
-      <w:r>
-        <w:t>Программные средства реализации</w:t>
-      </w:r>
-      <w:bookmarkEnd w:id="34"/>
-      <w:bookmarkEnd w:id="35"/>
-      <w:bookmarkEnd w:id="36"/>
-    </w:p>
-    <w:p>
-      <w:pPr>
-        <w:pStyle w:val="a5"/>
-      </w:pPr>
-      <w:r>
-        <w:t xml:space="preserve">Для разработки программной части был выбран язык Python версии </w:t>
-      </w:r>
-      <w:r>
-        <w:t xml:space="preserve">3.11.7, </w:t>
-      </w:r>
-      <w:r>
-        <w:t>разработка велась в редакторе кода Visual Studio Code.</w:t>
-      </w:r>
-    </w:p>
-    <w:p>
-      <w:pPr>
-        <w:pStyle w:val="2"/>
+        <w:ind w:firstLine="0"/>
+        <w:jc w:val="center"/>
+      </w:pPr>
+    </w:p>
+    <w:p>
+      <w:pPr>
+        <w:pStyle w:val="a9"/>
       </w:pPr>
       <w:bookmarkStart w:id="37" w:name="_Toc158574550"/>
       <w:bookmarkStart w:id="38" w:name="_Toc158574920"/>
       <w:r>
-        <w:t>Реализация компонентов системы</w:t>
+        <w:t xml:space="preserve">Реализация </w:t>
       </w:r>
       <w:bookmarkEnd w:id="37"/>
       <w:bookmarkEnd w:id="38"/>
+      <w:r>
+        <w:t>модуля базы данных</w:t>
+      </w:r>
+    </w:p>
+    <w:p>
+      <w:pPr>
+        <w:pStyle w:val="a5"/>
+      </w:pPr>
+      <w:r>
+        <w:t xml:space="preserve">Для возможности загрузки, хранения и изъятия данных Github реализованы следующие объекты. </w:t>
+      </w:r>
+    </w:p>
+    <w:p>
+      <w:pPr>
+        <w:pStyle w:val="a5"/>
+      </w:pPr>
+      <w:r>
+        <w:t>GithubData – представляет собой объект загруженной выборки данных репозиториев и содержит такие поля, как id параметров выборки, имя репозитория, а также данные, описанные ранее в</w:t>
+      </w:r>
+      <w:r>
+        <w:t xml:space="preserve"> реализации модуля запроса данных.</w:t>
+      </w:r>
+    </w:p>
+    <w:p>
+      <w:pPr>
+        <w:pStyle w:val="a5"/>
+      </w:pPr>
+      <w:r>
+        <w:t xml:space="preserve">GithubDataParams – хранит параметры каждой выборки загруженных данных, а именно промежуток времени, из которого взяты данные, создан </w:t>
+      </w:r>
+      <w:r>
+        <w:lastRenderedPageBreak/>
+        <w:t>ли репозиторий в этот промежуток или нет, минимальное число участников выборки репозиториев, минимальное число звезд выборки репозиториев, сам заданный размер выборки, а также время сохранения выборки.</w:t>
+      </w:r>
+    </w:p>
+    <w:p>
+      <w:pPr>
+        <w:pStyle w:val="a5"/>
+      </w:pPr>
+      <w:r>
+        <w:t xml:space="preserve">Для каждого класса с помощью Django создается таблица в базе данных, которая представлена на рисунке 8. В качестве базы данных была использована реляционная база данных PostgeSQL. </w:t>
+      </w:r>
+    </w:p>
+    <w:p>
+      <w:pPr>
+        <w:pStyle w:val="a5"/>
+        <w:keepNext/>
+        <w:ind w:firstLine="0"/>
+      </w:pPr>
+      <w:r>
+        <w:drawing>
+          <wp:inline distT="0" distB="0" distL="0" distR="0" wp14:anchorId="4A2F11BE" wp14:editId="0AC88ACE">
+            <wp:extent cx="5759450" cy="3600926"/>
+            <wp:effectExtent l="0" t="0" r="0" b="0"/>
+            <wp:docPr id="2026479570" name="Picture 3"/>
+            <wp:cNvGraphicFramePr>
+              <a:graphicFrameLocks xmlns:a="http://schemas.openxmlformats.org/drawingml/2006/main" noChangeAspect="1"/>
+            </wp:cNvGraphicFramePr>
+            <a:graphic xmlns:a="http://schemas.openxmlformats.org/drawingml/2006/main">
+              <a:graphicData uri="http://schemas.openxmlformats.org/drawingml/2006/picture">
+                <pic:pic xmlns:pic="http://schemas.openxmlformats.org/drawingml/2006/picture">
+                  <pic:nvPicPr>
+                    <pic:cNvPr id="0" name="Picture 3"/>
+                    <pic:cNvPicPr>
+                      <a:picLocks noChangeAspect="1" noChangeArrowheads="1"/>
+                    </pic:cNvPicPr>
+                  </pic:nvPicPr>
+                  <pic:blipFill>
+                    <a:blip r:embed="rId16">
+                      <a:extLst>
+                        <a:ext uri="{28A0092B-C50C-407E-A947-70E740481C1C}">
+                          <a14:useLocalDpi xmlns:a14="http://schemas.microsoft.com/office/drawing/2010/main" val="0"/>
+                        </a:ext>
+                      </a:extLst>
+                    </a:blip>
+                    <a:srcRect/>
+                    <a:stretch>
+                      <a:fillRect/>
+                    </a:stretch>
+                  </pic:blipFill>
+                  <pic:spPr bwMode="auto">
+                    <a:xfrm>
+                      <a:off x="0" y="0"/>
+                      <a:ext cx="5759450" cy="3600926"/>
+                    </a:xfrm>
+                    <a:prstGeom prst="rect">
+                      <a:avLst/>
+                    </a:prstGeom>
+                    <a:noFill/>
+                    <a:ln>
+                      <a:noFill/>
+                    </a:ln>
+                  </pic:spPr>
+                </pic:pic>
+              </a:graphicData>
+            </a:graphic>
+          </wp:inline>
+        </w:drawing>
+      </w:r>
+    </w:p>
+    <w:p>
+      <w:pPr>
+        <w:pStyle w:val="a5"/>
+        <w:ind w:firstLine="0"/>
+        <w:jc w:val="center"/>
+      </w:pPr>
+      <w:r>
+        <w:t xml:space="preserve">Рисунок </w:t>
+      </w:r>
+      <w:r>
+        <w:fldChar w:fldCharType="begin"/>
+      </w:r>
+      <w:r>
+        <w:instrText xml:space="preserve"> SEQ Рисунок \* ARABIC </w:instrText>
+      </w:r>
+      <w:r>
+        <w:fldChar w:fldCharType="separate"/>
+      </w:r>
+      <w:r>
+        <w:t>8</w:t>
+      </w:r>
+      <w:r>
+        <w:fldChar w:fldCharType="end"/>
+      </w:r>
+      <w:r>
+        <w:t xml:space="preserve"> – Схема базы данных</w:t>
+      </w:r>
+    </w:p>
+    <w:p>
+      <w:pPr>
+        <w:pStyle w:val="a9"/>
+      </w:pPr>
+    </w:p>
+    <w:p>
+      <w:pPr>
+        <w:pStyle w:val="a9"/>
+      </w:pPr>
+      <w:r>
+        <w:t xml:space="preserve">Реализация модуля </w:t>
+      </w:r>
+      <w:r>
+        <w:t>преобразования данных</w:t>
+      </w:r>
+    </w:p>
+    <w:p>
+      <w:pPr>
+        <w:pStyle w:val="a5"/>
+      </w:pPr>
+      <w:r>
+        <w:t xml:space="preserve">Модуль преобразования данных </w:t>
+      </w:r>
+      <w:r>
+        <w:t>выполняет преобразовани</w:t>
+      </w:r>
+      <w:r>
+        <w:t>е</w:t>
+      </w:r>
+      <w:r>
+        <w:t xml:space="preserve"> запрошенных</w:t>
+      </w:r>
+      <w:r>
+        <w:t xml:space="preserve"> данных в транзакции, а затем в матрицу транзакций.</w:t>
+      </w:r>
+      <w:r>
+        <w:t xml:space="preserve"> </w:t>
+      </w:r>
+      <w:r>
+        <w:t xml:space="preserve">Для этого для каждого </w:t>
+      </w:r>
+      <w:r>
+        <w:t xml:space="preserve">столбца в исходной таблице </w:t>
+      </w:r>
+      <w:r>
+        <w:t xml:space="preserve">модуль </w:t>
+      </w:r>
+      <w:r>
+        <w:t>извлекает значения децилей или квартилей (по выбору пользователя)</w:t>
+      </w:r>
+      <w:r>
+        <w:t xml:space="preserve"> и сравнивает с каждым значением столбца. Это значение меняется на наиболее близкое</w:t>
+      </w:r>
+      <w:r>
+        <w:t xml:space="preserve"> к децилю или квартилю.</w:t>
+      </w:r>
+    </w:p>
+    <w:p>
+      <w:pPr>
+        <w:pStyle w:val="a5"/>
+      </w:pPr>
+      <w:r>
+        <w:t>После вышеописанных операций данные преобразуются в разряженную матрицу</w:t>
+      </w:r>
+      <w:r>
+        <w:t xml:space="preserve"> для дальнейшего поиска шаблонов.</w:t>
+      </w:r>
+      <w:r>
+        <w:br/>
+      </w:r>
+    </w:p>
+    <w:p>
+      <w:pPr>
+        <w:pStyle w:val="a9"/>
+      </w:pPr>
+      <w:r>
+        <w:lastRenderedPageBreak/>
+        <w:t>Реализация модуля поиска шаблонов</w:t>
+      </w:r>
+    </w:p>
+    <w:p>
+      <w:pPr>
+        <w:pStyle w:val="a5"/>
+      </w:pPr>
+      <w:r>
+        <w:t>Модуль поиска шаблонов выполняет</w:t>
+      </w:r>
+      <w:r>
+        <w:t xml:space="preserve"> поиск </w:t>
+      </w:r>
+      <w:r>
+        <w:t xml:space="preserve">ассоциативных правил с заданными метриками. В качестве алгоритма поиска шаблонов взят алгоритм </w:t>
+      </w:r>
+      <w:r>
+        <w:rPr>
+          <w:lang w:val="en-US"/>
+        </w:rPr>
+        <w:t>apriori</w:t>
+      </w:r>
+      <w:r>
+        <w:t xml:space="preserve">, который реализован в библиотеке </w:t>
+      </w:r>
+      <w:r>
+        <w:rPr>
+          <w:lang w:val="en-US"/>
+        </w:rPr>
+        <w:t>mlxtend</w:t>
+      </w:r>
+      <w:r>
+        <w:t xml:space="preserve">. </w:t>
+      </w:r>
+      <w:r>
+        <w:t>Также модуль выполняет фильтрацию по значению поддержки, достоверности и подъема, огранич</w:t>
+      </w:r>
+      <w:r>
+        <w:t>ивает число элементов в антецеденте и консеквенте</w:t>
+      </w:r>
+      <w:r>
+        <w:t>.</w:t>
+      </w:r>
+    </w:p>
+    <w:p>
+      <w:pPr>
+        <w:pStyle w:val="a5"/>
+      </w:pPr>
+    </w:p>
+    <w:p>
+      <w:pPr>
+        <w:pStyle w:val="2"/>
+      </w:pPr>
+      <w:bookmarkStart w:id="39" w:name="_Toc158574551"/>
+      <w:bookmarkStart w:id="40" w:name="_Toc158574921"/>
+      <w:r>
+        <w:t>Реализация интерфейса</w:t>
+      </w:r>
+      <w:bookmarkEnd w:id="39"/>
+      <w:bookmarkEnd w:id="40"/>
     </w:p>
     <w:p>
       <w:pPr>
@@ -8668,72 +9167,26 @@
           <w:numId w:val="0"/>
         </w:numPr>
       </w:pPr>
-      <w:r>
-        <w:tab/>
-      </w:r>
     </w:p>
     <w:p>
       <w:pPr>
         <w:pStyle w:val="2"/>
       </w:pPr>
-      <w:bookmarkStart w:id="39" w:name="_Toc158574551"/>
-      <w:bookmarkStart w:id="40" w:name="_Toc158574921"/>
-      <w:r>
-        <w:t>Реализация интерфейса</w:t>
-      </w:r>
-      <w:bookmarkEnd w:id="39"/>
-      <w:bookmarkEnd w:id="40"/>
-    </w:p>
-    <w:p>
-      <w:pPr>
-        <w:pStyle w:val="11"/>
-      </w:pPr>
-      <w:bookmarkStart w:id="41" w:name="_Toc158574552"/>
-      <w:bookmarkStart w:id="42" w:name="_Toc158574922"/>
-      <w:r>
-        <w:lastRenderedPageBreak/>
-        <w:t>Тестирование</w:t>
-      </w:r>
-      <w:r>
-        <w:t xml:space="preserve"> и эксперименты</w:t>
+      <w:bookmarkStart w:id="41" w:name="_Toc158574553"/>
+      <w:bookmarkStart w:id="42" w:name="_Toc158574923"/>
+      <w:r>
+        <w:t>Функциональное тестирование</w:t>
       </w:r>
       <w:bookmarkEnd w:id="41"/>
       <w:bookmarkEnd w:id="42"/>
     </w:p>
     <w:p>
       <w:pPr>
-        <w:pStyle w:val="2"/>
-      </w:pPr>
-      <w:bookmarkStart w:id="43" w:name="_Toc158574553"/>
-      <w:bookmarkStart w:id="44" w:name="_Toc158574923"/>
-      <w:r>
-        <w:t>Функциональное тестирование</w:t>
-      </w:r>
-      <w:bookmarkEnd w:id="43"/>
-      <w:bookmarkEnd w:id="44"/>
-    </w:p>
-    <w:p>
-      <w:pPr>
         <w:pStyle w:val="a5"/>
         <w:ind w:firstLine="0"/>
       </w:pPr>
       <w:r>
-        <w:t>Таблица</w:t>
-      </w:r>
-      <w:r>
-        <w:t xml:space="preserve"> 1</w:t>
-      </w:r>
-      <w:r>
-        <w:t xml:space="preserve"> </w:t>
-      </w:r>
-      <w:r>
-        <w:t>−</w:t>
-      </w:r>
-      <w:r>
-        <w:t xml:space="preserve"> Функциональное</w:t>
-      </w:r>
-      <w:r>
-        <w:t xml:space="preserve"> тестирование</w:t>
+        <w:t>Таблица 1 − Функциональное тестирование</w:t>
       </w:r>
     </w:p>
     <w:tbl>
@@ -9031,67 +9484,99 @@
     </w:tbl>
     <w:p>
       <w:pPr>
+        <w:pStyle w:val="2"/>
+        <w:numPr>
+          <w:ilvl w:val="0"/>
+          <w:numId w:val="0"/>
+        </w:numPr>
+      </w:pPr>
+    </w:p>
+    <w:p>
+      <w:pPr>
+        <w:pStyle w:val="11"/>
+      </w:pPr>
+      <w:bookmarkStart w:id="43" w:name="_Toc158574552"/>
+      <w:bookmarkStart w:id="44" w:name="_Toc158574922"/>
+      <w:r>
+        <w:lastRenderedPageBreak/>
+        <w:t>эксперименты</w:t>
+      </w:r>
+      <w:bookmarkEnd w:id="43"/>
+      <w:bookmarkEnd w:id="44"/>
+    </w:p>
+    <w:p>
+      <w:pPr>
         <w:pStyle w:val="a5"/>
+        <w:ind w:firstLine="0"/>
+      </w:pPr>
+    </w:p>
+    <w:p>
+      <w:pPr>
+        <w:pStyle w:val="a9"/>
+      </w:pPr>
+      <w:bookmarkStart w:id="45" w:name="_Toc158574555"/>
+      <w:r>
+        <w:t>Описание экспериментов</w:t>
+      </w:r>
+      <w:bookmarkEnd w:id="45"/>
+    </w:p>
+    <w:p>
+      <w:pPr>
+        <w:pStyle w:val="a5"/>
       </w:pPr>
     </w:p>
     <w:p>
       <w:pPr>
         <w:pStyle w:val="2"/>
-      </w:pPr>
-      <w:bookmarkStart w:id="45" w:name="_Toc158574554"/>
-      <w:bookmarkStart w:id="46" w:name="_Toc158574924"/>
-      <w:r>
-        <w:t>Э</w:t>
-      </w:r>
-      <w:r>
-        <w:t>ксперименты</w:t>
-      </w:r>
-      <w:bookmarkEnd w:id="45"/>
+        <w:numPr>
+          <w:ilvl w:val="0"/>
+          <w:numId w:val="0"/>
+        </w:numPr>
+        <w:ind w:left="720" w:hanging="720"/>
+      </w:pPr>
+      <w:bookmarkStart w:id="46" w:name="_Toc158574556"/>
+      <w:bookmarkStart w:id="47" w:name="_Toc158574925"/>
+      <w:r>
+        <w:tab/>
+      </w:r>
+      <w:r>
+        <w:tab/>
+      </w:r>
+      <w:r>
+        <w:t>Анализ результатов</w:t>
+      </w:r>
       <w:bookmarkEnd w:id="46"/>
+      <w:bookmarkEnd w:id="47"/>
+    </w:p>
+    <w:p>
+      <w:pPr>
+        <w:pStyle w:val="a5"/>
+      </w:pPr>
     </w:p>
     <w:p>
       <w:pPr>
         <w:pStyle w:val="a9"/>
       </w:pPr>
-      <w:bookmarkStart w:id="47" w:name="_Toc158574555"/>
-      <w:r>
-        <w:t>Описание экспериментов</w:t>
-      </w:r>
-      <w:bookmarkEnd w:id="47"/>
-    </w:p>
-    <w:p>
-      <w:pPr>
-        <w:pStyle w:val="a5"/>
-      </w:pPr>
-    </w:p>
-    <w:p>
-      <w:pPr>
-        <w:pStyle w:val="2"/>
-      </w:pPr>
-      <w:bookmarkStart w:id="48" w:name="_Toc158574556"/>
-      <w:bookmarkStart w:id="49" w:name="_Toc158574925"/>
-      <w:r>
-        <w:t>Анализ результатов</w:t>
+      <w:bookmarkStart w:id="48" w:name="_Toc137069291"/>
+      <w:bookmarkStart w:id="49" w:name="_Toc158574557"/>
+      <w:bookmarkStart w:id="50" w:name="_Toc158574926"/>
+      <w:r>
+        <w:t>Вывод</w:t>
       </w:r>
       <w:bookmarkEnd w:id="48"/>
       <w:bookmarkEnd w:id="49"/>
-    </w:p>
-    <w:p>
-      <w:pPr>
-        <w:pStyle w:val="a5"/>
-      </w:pPr>
-    </w:p>
-    <w:p>
-      <w:pPr>
-        <w:pStyle w:val="a9"/>
-      </w:pPr>
-      <w:bookmarkStart w:id="50" w:name="_Toc137069291"/>
-      <w:bookmarkStart w:id="51" w:name="_Toc158574557"/>
-      <w:bookmarkStart w:id="52" w:name="_Toc158574926"/>
-      <w:r>
-        <w:t>Вывод</w:t>
-      </w:r>
       <w:bookmarkEnd w:id="50"/>
+    </w:p>
+    <w:p>
+      <w:pPr>
+        <w:pStyle w:val="19"/>
+      </w:pPr>
+      <w:bookmarkStart w:id="51" w:name="_Toc158574558"/>
+      <w:bookmarkStart w:id="52" w:name="_Toc158574927"/>
+      <w:r>
+        <w:lastRenderedPageBreak/>
+        <w:t>ЗАКЛЮЧЕНИЕ</w:t>
+      </w:r>
       <w:bookmarkEnd w:id="51"/>
       <w:bookmarkEnd w:id="52"/>
     </w:p>
@@ -9099,27 +9584,14 @@
       <w:pPr>
         <w:pStyle w:val="19"/>
       </w:pPr>
-      <w:bookmarkStart w:id="53" w:name="_Toc158574558"/>
-      <w:bookmarkStart w:id="54" w:name="_Toc158574927"/>
+      <w:bookmarkStart w:id="53" w:name="_Toc158574559"/>
+      <w:bookmarkStart w:id="54" w:name="_Toc158574928"/>
       <w:r>
         <w:lastRenderedPageBreak/>
-        <w:t>ЗАКЛЮЧЕНИЕ</w:t>
+        <w:t>Список литературы</w:t>
       </w:r>
       <w:bookmarkEnd w:id="53"/>
       <w:bookmarkEnd w:id="54"/>
-    </w:p>
-    <w:p>
-      <w:pPr>
-        <w:pStyle w:val="19"/>
-      </w:pPr>
-      <w:bookmarkStart w:id="55" w:name="_Toc158574559"/>
-      <w:bookmarkStart w:id="56" w:name="_Toc158574928"/>
-      <w:r>
-        <w:lastRenderedPageBreak/>
-        <w:t>Список литературы</w:t>
-      </w:r>
-      <w:bookmarkEnd w:id="55"/>
-      <w:bookmarkEnd w:id="56"/>
     </w:p>
     <w:p>
       <w:pPr>
@@ -9133,34 +9605,26 @@
           <w:lang w:val="ru-RU"/>
         </w:rPr>
       </w:pPr>
-      <w:bookmarkStart w:id="57" w:name="_Ref158664724"/>
-      <w:proofErr w:type="spellStart"/>
+      <w:bookmarkStart w:id="55" w:name="_Ref158664724"/>
       <w:r>
         <w:rPr>
           <w:lang w:val="ru-RU"/>
         </w:rPr>
-        <w:t>Github</w:t>
-      </w:r>
-      <w:proofErr w:type="spellEnd"/>
+        <w:t>Github [Электронный ресурс] URL: https://github.com/ (</w:t>
+      </w:r>
       <w:r>
         <w:rPr>
           <w:lang w:val="ru-RU"/>
         </w:rPr>
-        <w:t xml:space="preserve"> [Электронный ресурс] URL: https://github.com/ (</w:t>
+        <w:t>дата обращения:</w:t>
       </w:r>
       <w:r>
         <w:rPr>
           <w:lang w:val="ru-RU"/>
         </w:rPr>
-        <w:t>дата обращения:</w:t>
-      </w:r>
-      <w:r>
-        <w:rPr>
-          <w:lang w:val="ru-RU"/>
-        </w:rPr>
         <w:t xml:space="preserve"> 02.02.2024 г.).</w:t>
       </w:r>
-      <w:bookmarkEnd w:id="57"/>
+      <w:bookmarkEnd w:id="55"/>
     </w:p>
     <w:p>
       <w:pPr>
@@ -9175,148 +9639,47 @@
         <w:ind w:left="0" w:firstLine="709"/>
         <w:jc w:val="left"/>
       </w:pPr>
-      <w:bookmarkStart w:id="58" w:name="_Ref136116278"/>
-      <w:bookmarkStart w:id="59" w:name="_Ref158667378"/>
-      <w:proofErr w:type="spellStart"/>
-      <w:r>
-        <w:t>Agrawal</w:t>
-      </w:r>
-      <w:proofErr w:type="spellEnd"/>
-      <w:r>
-        <w:t xml:space="preserve"> R., </w:t>
-      </w:r>
-      <w:proofErr w:type="spellStart"/>
-      <w:r>
-        <w:t>Imielinski</w:t>
-      </w:r>
-      <w:proofErr w:type="spellEnd"/>
-      <w:r>
-        <w:t xml:space="preserve"> T., </w:t>
-      </w:r>
-      <w:proofErr w:type="spellStart"/>
-      <w:r>
-        <w:t>Swami</w:t>
-      </w:r>
-      <w:proofErr w:type="spellEnd"/>
-      <w:r>
-        <w:t xml:space="preserve"> A. Mining Association </w:t>
-      </w:r>
-      <w:proofErr w:type="spellStart"/>
-      <w:r>
-        <w:t>Rules</w:t>
-      </w:r>
-      <w:proofErr w:type="spellEnd"/>
+      <w:bookmarkStart w:id="56" w:name="_Ref136116278"/>
+      <w:bookmarkStart w:id="57" w:name="_Ref158667378"/>
+      <w:r>
+        <w:t>Agrawal R., Imielinski T., Swami A. Mining Association Rules between Sets of Items in Large Databases // ACM SIGMOD Record, 1993</w:t>
+      </w:r>
+      <w:r>
+        <w:t xml:space="preserve">. </w:t>
+      </w:r>
+      <w:r>
+        <w:rPr>
+          <w:szCs w:val="28"/>
+        </w:rPr>
+        <w:t>–</w:t>
+      </w:r>
+      <w:r>
+        <w:t>V. 22</w:t>
+      </w:r>
+      <w:r>
+        <w:t>.</w:t>
+      </w:r>
       <w:r>
         <w:t xml:space="preserve"> </w:t>
       </w:r>
-      <w:proofErr w:type="spellStart"/>
-      <w:r>
-        <w:t>between</w:t>
-      </w:r>
-      <w:proofErr w:type="spellEnd"/>
+      <w:r>
+        <w:rPr>
+          <w:szCs w:val="28"/>
+        </w:rPr>
+        <w:t>–</w:t>
+      </w:r>
       <w:r>
         <w:t xml:space="preserve"> </w:t>
       </w:r>
-      <w:proofErr w:type="spellStart"/>
-      <w:r>
-        <w:t>Sets</w:t>
-      </w:r>
-      <w:proofErr w:type="spellEnd"/>
-      <w:r>
-        <w:t xml:space="preserve"> </w:t>
-      </w:r>
-      <w:proofErr w:type="spellStart"/>
-      <w:r>
-        <w:t>of</w:t>
-      </w:r>
-      <w:proofErr w:type="spellEnd"/>
-      <w:r>
-        <w:t xml:space="preserve"> </w:t>
-      </w:r>
-      <w:proofErr w:type="spellStart"/>
-      <w:r>
-        <w:t>Items</w:t>
-      </w:r>
-      <w:proofErr w:type="spellEnd"/>
-      <w:r>
-        <w:t xml:space="preserve"> </w:t>
-      </w:r>
-      <w:proofErr w:type="spellStart"/>
-      <w:r>
-        <w:t>in</w:t>
-      </w:r>
-      <w:proofErr w:type="spellEnd"/>
-      <w:r>
-        <w:t xml:space="preserve"> </w:t>
-      </w:r>
-      <w:proofErr w:type="spellStart"/>
-      <w:r>
-        <w:t>Large</w:t>
-      </w:r>
-      <w:proofErr w:type="spellEnd"/>
-      <w:r>
-        <w:t xml:space="preserve"> </w:t>
-      </w:r>
-      <w:proofErr w:type="spellStart"/>
-      <w:r>
-        <w:t>Databases</w:t>
-      </w:r>
-      <w:proofErr w:type="spellEnd"/>
-      <w:r>
-        <w:t xml:space="preserve"> // ACM SIGMOD </w:t>
-      </w:r>
-      <w:proofErr w:type="spellStart"/>
-      <w:r>
-        <w:t>Record</w:t>
-      </w:r>
-      <w:proofErr w:type="spellEnd"/>
-      <w:r>
-        <w:t>, 1993</w:t>
-      </w:r>
-      <w:r>
-        <w:t xml:space="preserve">. </w:t>
-      </w:r>
-      <w:r>
-        <w:rPr>
-          <w:szCs w:val="28"/>
-        </w:rPr>
-        <w:t>–</w:t>
-      </w:r>
-      <w:r>
-        <w:t>V. 22</w:t>
-      </w:r>
-      <w:r>
-        <w:t>.</w:t>
-      </w:r>
-      <w:r>
-        <w:t xml:space="preserve"> </w:t>
-      </w:r>
-      <w:r>
-        <w:rPr>
-          <w:szCs w:val="28"/>
-        </w:rPr>
-        <w:t>–</w:t>
-      </w:r>
-      <w:r>
-        <w:t xml:space="preserve"> </w:t>
-      </w:r>
       <w:r>
         <w:t>207-216</w:t>
       </w:r>
-      <w:bookmarkEnd w:id="58"/>
-      <w:r>
-        <w:t xml:space="preserve"> </w:t>
-      </w:r>
-      <w:proofErr w:type="spellStart"/>
-      <w:r>
-        <w:t>pp</w:t>
-      </w:r>
-      <w:proofErr w:type="spellEnd"/>
-      <w:r>
-        <w:t>.</w:t>
-      </w:r>
-      <w:bookmarkStart w:id="60" w:name="_Ref136119173"/>
-      <w:bookmarkEnd w:id="59"/>
+      <w:bookmarkEnd w:id="56"/>
+      <w:r>
+        <w:t xml:space="preserve"> pp.</w:t>
+      </w:r>
+      <w:bookmarkStart w:id="58" w:name="_Ref136119173"/>
+      <w:bookmarkEnd w:id="57"/>
     </w:p>
     <w:p>
       <w:pPr>
@@ -9331,64 +9694,14 @@
         <w:ind w:left="0" w:firstLine="709"/>
         <w:jc w:val="left"/>
       </w:pPr>
-      <w:bookmarkStart w:id="61" w:name="_Ref159206640"/>
-      <w:proofErr w:type="spellStart"/>
-      <w:r>
-        <w:t>Varuna</w:t>
-      </w:r>
-      <w:proofErr w:type="spellEnd"/>
-      <w:r>
-        <w:t xml:space="preserve"> T., </w:t>
-      </w:r>
-      <w:proofErr w:type="spellStart"/>
-      <w:r>
-        <w:t>Anuraj</w:t>
-      </w:r>
-      <w:proofErr w:type="spellEnd"/>
-      <w:r>
-        <w:t xml:space="preserve"> M. Trend </w:t>
-      </w:r>
-      <w:proofErr w:type="spellStart"/>
-      <w:r>
-        <w:t>Prediction</w:t>
-      </w:r>
-      <w:proofErr w:type="spellEnd"/>
-      <w:r>
-        <w:t xml:space="preserve"> </w:t>
-      </w:r>
-      <w:proofErr w:type="spellStart"/>
-      <w:r>
-        <w:t>of</w:t>
-      </w:r>
-      <w:proofErr w:type="spellEnd"/>
-      <w:r>
-        <w:t xml:space="preserve"> </w:t>
-      </w:r>
-      <w:proofErr w:type="spellStart"/>
-      <w:r>
-        <w:t>GitHub</w:t>
-      </w:r>
-      <w:proofErr w:type="spellEnd"/>
-      <w:r>
-        <w:t xml:space="preserve"> </w:t>
-      </w:r>
-      <w:proofErr w:type="spellStart"/>
-      <w:r>
-        <w:t>using</w:t>
-      </w:r>
-      <w:proofErr w:type="spellEnd"/>
-      <w:r>
-        <w:t xml:space="preserve"> Time Series Analysis // 10th </w:t>
-      </w:r>
-      <w:proofErr w:type="gramStart"/>
-      <w:r>
-        <w:t>ICCCNT,  2019</w:t>
-      </w:r>
-      <w:proofErr w:type="gramEnd"/>
+      <w:bookmarkStart w:id="59" w:name="_Ref159206640"/>
+      <w:r>
+        <w:t>Varuna T., Anuraj M. Trend Prediction of GitHub using Time Series Analysis // 10th ICCCNT,  2019</w:t>
+      </w:r>
       <w:r>
         <w:t>.</w:t>
       </w:r>
-      <w:bookmarkEnd w:id="61"/>
+      <w:bookmarkEnd w:id="59"/>
       <w:r>
         <w:t xml:space="preserve"> </w:t>
       </w:r>
@@ -9406,22 +9719,9 @@
         <w:ind w:left="0" w:firstLine="709"/>
         <w:jc w:val="left"/>
       </w:pPr>
-      <w:bookmarkStart w:id="62" w:name="_Ref158667775"/>
-      <w:proofErr w:type="spellStart"/>
-      <w:r>
-        <w:t>Github</w:t>
-      </w:r>
-      <w:proofErr w:type="spellEnd"/>
-      <w:r>
-        <w:t xml:space="preserve"> </w:t>
-      </w:r>
-      <w:proofErr w:type="spellStart"/>
-      <w:r>
-        <w:t>Archive</w:t>
-      </w:r>
-      <w:proofErr w:type="spellEnd"/>
-      <w:r>
-        <w:t xml:space="preserve"> </w:t>
+      <w:bookmarkStart w:id="60" w:name="_Ref158667775"/>
+      <w:r>
+        <w:t xml:space="preserve">Github Archive </w:t>
       </w:r>
       <w:r>
         <w:rPr>
@@ -9438,7 +9738,7 @@
         </w:rPr>
         <w:t>(дата обращения: 02.02.2024 г.).</w:t>
       </w:r>
-      <w:bookmarkEnd w:id="62"/>
+      <w:bookmarkEnd w:id="60"/>
     </w:p>
     <w:p>
       <w:pPr>
@@ -9453,46 +9753,9 @@
         <w:ind w:left="0" w:firstLine="709"/>
         <w:jc w:val="left"/>
       </w:pPr>
-      <w:bookmarkStart w:id="63" w:name="_Ref159207976"/>
-      <w:proofErr w:type="spellStart"/>
-      <w:r>
-        <w:t>Schmidhuber</w:t>
-      </w:r>
-      <w:proofErr w:type="spellEnd"/>
-      <w:r>
-        <w:t xml:space="preserve"> J., </w:t>
-      </w:r>
-      <w:proofErr w:type="spellStart"/>
-      <w:r>
-        <w:t>Hochreiter</w:t>
-      </w:r>
-      <w:proofErr w:type="spellEnd"/>
-      <w:r>
-        <w:t xml:space="preserve"> S. Long </w:t>
-      </w:r>
-      <w:proofErr w:type="spellStart"/>
-      <w:r>
-        <w:t>Short-Term</w:t>
-      </w:r>
-      <w:proofErr w:type="spellEnd"/>
-      <w:r>
-        <w:t xml:space="preserve"> Memory // </w:t>
-      </w:r>
-      <w:proofErr w:type="spellStart"/>
-      <w:r>
-        <w:t>Neural</w:t>
-      </w:r>
-      <w:proofErr w:type="spellEnd"/>
-      <w:r>
-        <w:t xml:space="preserve"> </w:t>
-      </w:r>
-      <w:proofErr w:type="spellStart"/>
-      <w:r>
-        <w:t>Computation</w:t>
-      </w:r>
-      <w:proofErr w:type="spellEnd"/>
-      <w:r>
-        <w:t xml:space="preserve">, 1997. </w:t>
+      <w:bookmarkStart w:id="61" w:name="_Ref159207976"/>
+      <w:r>
+        <w:t xml:space="preserve">Schmidhuber J., Hochreiter S. Long Short-Term Memory // Neural Computation, 1997. </w:t>
       </w:r>
       <w:r>
         <w:rPr>
@@ -9510,17 +9773,9 @@
         <w:t>–</w:t>
       </w:r>
       <w:r>
-        <w:t xml:space="preserve"> 1735-1780 </w:t>
-      </w:r>
-      <w:proofErr w:type="spellStart"/>
-      <w:r>
-        <w:t>pp</w:t>
-      </w:r>
-      <w:proofErr w:type="spellEnd"/>
-      <w:r>
-        <w:t>.</w:t>
-      </w:r>
-      <w:bookmarkEnd w:id="63"/>
+        <w:t xml:space="preserve"> 1735-1780 pp.</w:t>
+      </w:r>
+      <w:bookmarkEnd w:id="61"/>
     </w:p>
     <w:p>
       <w:pPr>
@@ -9535,118 +9790,9 @@
         <w:ind w:left="0" w:firstLine="709"/>
         <w:jc w:val="left"/>
       </w:pPr>
-      <w:bookmarkStart w:id="64" w:name="_Ref159211982"/>
-      <w:proofErr w:type="spellStart"/>
-      <w:r>
-        <w:t>Xuan</w:t>
-      </w:r>
-      <w:proofErr w:type="spellEnd"/>
-      <w:r>
-        <w:t xml:space="preserve"> L., </w:t>
-      </w:r>
-      <w:proofErr w:type="spellStart"/>
-      <w:r>
-        <w:t>Wei</w:t>
-      </w:r>
-      <w:proofErr w:type="spellEnd"/>
-      <w:r>
-        <w:t xml:space="preserve"> A., </w:t>
-      </w:r>
-      <w:proofErr w:type="spellStart"/>
-      <w:r>
-        <w:t>Yixin</w:t>
-      </w:r>
-      <w:proofErr w:type="spellEnd"/>
-      <w:r>
-        <w:t xml:space="preserve"> W., </w:t>
-      </w:r>
-      <w:proofErr w:type="spellStart"/>
-      <w:r>
-        <w:t>Qiaozhu</w:t>
-      </w:r>
-      <w:proofErr w:type="spellEnd"/>
-      <w:r>
-        <w:t xml:space="preserve"> M. Team </w:t>
-      </w:r>
-      <w:proofErr w:type="spellStart"/>
-      <w:r>
-        <w:t>Resilience</w:t>
-      </w:r>
-      <w:proofErr w:type="spellEnd"/>
-      <w:r>
-        <w:t xml:space="preserve"> </w:t>
-      </w:r>
-      <w:proofErr w:type="spellStart"/>
-      <w:r>
-        <w:t>under</w:t>
-      </w:r>
-      <w:proofErr w:type="spellEnd"/>
-      <w:r>
-        <w:t xml:space="preserve"> </w:t>
-      </w:r>
-      <w:proofErr w:type="spellStart"/>
-      <w:r>
-        <w:t>Shock</w:t>
-      </w:r>
-      <w:proofErr w:type="spellEnd"/>
-      <w:r>
-        <w:t xml:space="preserve">: </w:t>
-      </w:r>
-      <w:proofErr w:type="spellStart"/>
-      <w:r>
-        <w:t>An</w:t>
-      </w:r>
-      <w:proofErr w:type="spellEnd"/>
-      <w:r>
-        <w:t xml:space="preserve"> </w:t>
-      </w:r>
-      <w:proofErr w:type="spellStart"/>
-      <w:r>
-        <w:t>Empirical</w:t>
-      </w:r>
-      <w:proofErr w:type="spellEnd"/>
-      <w:r>
-        <w:t xml:space="preserve"> Analysis </w:t>
-      </w:r>
-      <w:proofErr w:type="spellStart"/>
-      <w:r>
-        <w:t>of</w:t>
-      </w:r>
-      <w:proofErr w:type="spellEnd"/>
-      <w:r>
-        <w:t xml:space="preserve"> </w:t>
-      </w:r>
-      <w:proofErr w:type="spellStart"/>
-      <w:r>
-        <w:t>GitHub</w:t>
-      </w:r>
-      <w:proofErr w:type="spellEnd"/>
-      <w:r>
-        <w:t xml:space="preserve"> </w:t>
-      </w:r>
-      <w:proofErr w:type="spellStart"/>
-      <w:r>
-        <w:t>Repositoriesduring</w:t>
-      </w:r>
-      <w:proofErr w:type="spellEnd"/>
-      <w:r>
-        <w:t xml:space="preserve"> </w:t>
-      </w:r>
-      <w:proofErr w:type="spellStart"/>
-      <w:r>
-        <w:t>Early</w:t>
-      </w:r>
-      <w:proofErr w:type="spellEnd"/>
-      <w:r>
-        <w:t xml:space="preserve"> COVID-19 </w:t>
-      </w:r>
-      <w:proofErr w:type="spellStart"/>
-      <w:r>
-        <w:t>Pandemic</w:t>
-      </w:r>
-      <w:proofErr w:type="spellEnd"/>
-      <w:r>
-        <w:t xml:space="preserve"> // </w:t>
+      <w:bookmarkStart w:id="62" w:name="_Ref159211982"/>
+      <w:r>
+        <w:t xml:space="preserve">Xuan L., Wei A., Yixin W., Qiaozhu M. Team Resilience under Shock: An Empirical Analysis of GitHub Repositoriesduring Early COVID-19 Pandemic // </w:t>
       </w:r>
       <w:r>
         <w:t>ICWSM, 2023</w:t>
@@ -9670,17 +9816,9 @@
         <w:t xml:space="preserve">– </w:t>
       </w:r>
       <w:r>
-        <w:t xml:space="preserve">578-589 </w:t>
-      </w:r>
-      <w:proofErr w:type="spellStart"/>
-      <w:r>
-        <w:t>pp</w:t>
-      </w:r>
-      <w:proofErr w:type="spellEnd"/>
-      <w:r>
-        <w:t>.</w:t>
-      </w:r>
-      <w:bookmarkEnd w:id="64"/>
+        <w:t>578-589 pp.</w:t>
+      </w:r>
+      <w:bookmarkEnd w:id="62"/>
     </w:p>
     <w:p>
       <w:pPr>
@@ -9695,14 +9833,9 @@
         <w:ind w:left="0" w:firstLine="709"/>
         <w:jc w:val="left"/>
       </w:pPr>
-      <w:bookmarkStart w:id="65" w:name="_Ref159353942"/>
-      <w:proofErr w:type="spellStart"/>
-      <w:r>
-        <w:t>GHTorrent</w:t>
-      </w:r>
-      <w:proofErr w:type="spellEnd"/>
-      <w:r>
-        <w:t xml:space="preserve"> </w:t>
+      <w:bookmarkStart w:id="63" w:name="_Ref159353942"/>
+      <w:r>
+        <w:t xml:space="preserve">GHTorrent </w:t>
       </w:r>
       <w:r>
         <w:rPr>
@@ -9719,7 +9852,7 @@
         </w:rPr>
         <w:t>(дата обращения: 02.02.2024 г.).</w:t>
       </w:r>
-      <w:bookmarkEnd w:id="65"/>
+      <w:bookmarkEnd w:id="63"/>
     </w:p>
     <w:p>
       <w:pPr>
@@ -9734,20 +9867,34 @@
         <w:ind w:left="0" w:firstLine="709"/>
         <w:jc w:val="left"/>
       </w:pPr>
-      <w:bookmarkStart w:id="66" w:name="_Ref158667723"/>
-      <w:proofErr w:type="spellStart"/>
-      <w:r>
-        <w:t>Git</w:t>
-      </w:r>
-      <w:proofErr w:type="spellEnd"/>
+      <w:bookmarkStart w:id="64" w:name="_Ref158667723"/>
+      <w:r>
+        <w:t>Git documentation</w:t>
+      </w:r>
       <w:r>
         <w:t xml:space="preserve"> </w:t>
       </w:r>
-      <w:proofErr w:type="spellStart"/>
-      <w:r>
-        <w:t>documentation</w:t>
-      </w:r>
-      <w:proofErr w:type="spellEnd"/>
+      <w:r>
+        <w:rPr>
+          <w:szCs w:val="28"/>
+        </w:rPr>
+        <w:t xml:space="preserve">[Электронный ресурс]. </w:t>
+      </w:r>
+      <w:r>
+        <w:rPr>
+          <w:szCs w:val="28"/>
+        </w:rPr>
+        <w:br/>
+      </w:r>
+      <w:r>
+        <w:rPr>
+          <w:szCs w:val="28"/>
+        </w:rPr>
+        <w:t>URL:</w:t>
+      </w:r>
+      <w:r>
+        <w:t xml:space="preserve"> https://git-scm.com/doc</w:t>
+      </w:r>
       <w:r>
         <w:t xml:space="preserve"> </w:t>
       </w:r>
@@ -9755,30 +9902,6 @@
         <w:rPr>
           <w:szCs w:val="28"/>
         </w:rPr>
-        <w:t xml:space="preserve">[Электронный ресурс]. </w:t>
-      </w:r>
-      <w:r>
-        <w:rPr>
-          <w:szCs w:val="28"/>
-        </w:rPr>
-        <w:br/>
-      </w:r>
-      <w:r>
-        <w:rPr>
-          <w:szCs w:val="28"/>
-        </w:rPr>
-        <w:t>URL:</w:t>
-      </w:r>
-      <w:r>
-        <w:t xml:space="preserve"> https://git-scm.com/doc</w:t>
-      </w:r>
-      <w:r>
-        <w:t xml:space="preserve"> </w:t>
-      </w:r>
-      <w:r>
-        <w:rPr>
-          <w:szCs w:val="28"/>
-        </w:rPr>
         <w:t>(</w:t>
       </w:r>
       <w:r>
@@ -9793,7 +9916,7 @@
         </w:rPr>
         <w:t xml:space="preserve"> 02.02.2024 г.).</w:t>
       </w:r>
-      <w:bookmarkEnd w:id="66"/>
+      <w:bookmarkEnd w:id="64"/>
     </w:p>
     <w:p>
       <w:pPr>
@@ -9808,19 +9931,11 @@
         <w:ind w:left="0" w:firstLine="709"/>
         <w:jc w:val="left"/>
       </w:pPr>
-      <w:bookmarkStart w:id="67" w:name="_Ref159786968"/>
-      <w:r>
-        <w:t xml:space="preserve">Google </w:t>
-      </w:r>
-      <w:proofErr w:type="spellStart"/>
-      <w:r>
-        <w:t>BigQuery</w:t>
-      </w:r>
-      <w:proofErr w:type="spellEnd"/>
-      <w:r>
-        <w:t xml:space="preserve"> [Электронный ресурс]. URL: https://cloud.google.com/bigquery (дата обращения: 02.02.2024 г.).</w:t>
-      </w:r>
-      <w:bookmarkEnd w:id="67"/>
+      <w:bookmarkStart w:id="65" w:name="_Ref159786968"/>
+      <w:r>
+        <w:t>Google BigQuery [Электронный ресурс]. URL: https://cloud.google.com/bigquery (дата обращения: 02.02.2024 г.).</w:t>
+      </w:r>
+      <w:bookmarkEnd w:id="65"/>
     </w:p>
     <w:p>
       <w:pPr>
@@ -9835,65 +9950,43 @@
         <w:ind w:left="0" w:firstLine="709"/>
         <w:jc w:val="left"/>
       </w:pPr>
-      <w:bookmarkStart w:id="68" w:name="_Ref158669710"/>
-      <w:proofErr w:type="spellStart"/>
-      <w:r>
-        <w:rPr>
-          <w:szCs w:val="28"/>
-        </w:rPr>
-        <w:t>ClickHouse</w:t>
-      </w:r>
-      <w:proofErr w:type="spellEnd"/>
+      <w:bookmarkStart w:id="66" w:name="_Ref158669710"/>
+      <w:r>
+        <w:rPr>
+          <w:szCs w:val="28"/>
+        </w:rPr>
+        <w:t xml:space="preserve">ClickHouse Playground </w:t>
+      </w:r>
+      <w:r>
+        <w:rPr>
+          <w:szCs w:val="28"/>
+        </w:rPr>
+        <w:t>[Электронный ресурс]</w:t>
+      </w:r>
+      <w:r>
+        <w:rPr>
+          <w:szCs w:val="28"/>
+        </w:rPr>
+        <w:t>.</w:t>
+      </w:r>
+      <w:r>
+        <w:rPr>
+          <w:szCs w:val="28"/>
+        </w:rPr>
+        <w:t xml:space="preserve"> URL: </w:t>
+      </w:r>
+      <w:r>
+        <w:rPr>
+          <w:szCs w:val="28"/>
+        </w:rPr>
+        <w:t>https://play.clickhouse.com/play?user=play</w:t>
+      </w:r>
       <w:r>
         <w:rPr>
           <w:szCs w:val="28"/>
         </w:rPr>
         <w:t xml:space="preserve"> </w:t>
       </w:r>
-      <w:proofErr w:type="spellStart"/>
-      <w:r>
-        <w:rPr>
-          <w:szCs w:val="28"/>
-        </w:rPr>
-        <w:t>Playground</w:t>
-      </w:r>
-      <w:proofErr w:type="spellEnd"/>
-      <w:r>
-        <w:rPr>
-          <w:szCs w:val="28"/>
-        </w:rPr>
-        <w:t xml:space="preserve"> </w:t>
-      </w:r>
-      <w:r>
-        <w:rPr>
-          <w:szCs w:val="28"/>
-        </w:rPr>
-        <w:t>[Электронный ресурс]</w:t>
-      </w:r>
-      <w:r>
-        <w:rPr>
-          <w:szCs w:val="28"/>
-        </w:rPr>
-        <w:t>.</w:t>
-      </w:r>
-      <w:r>
-        <w:rPr>
-          <w:szCs w:val="28"/>
-        </w:rPr>
-        <w:t xml:space="preserve"> URL: </w:t>
-      </w:r>
-      <w:r>
-        <w:rPr>
-          <w:szCs w:val="28"/>
-        </w:rPr>
-        <w:t>https://play.clickhouse.com/play?user=play</w:t>
-      </w:r>
-      <w:r>
-        <w:rPr>
-          <w:szCs w:val="28"/>
-        </w:rPr>
-        <w:t xml:space="preserve"> </w:t>
-      </w:r>
       <w:r>
         <w:rPr>
           <w:szCs w:val="28"/>
@@ -9912,7 +10005,7 @@
         </w:rPr>
         <w:t xml:space="preserve"> 02.02.2024 г.).</w:t>
       </w:r>
-      <w:bookmarkEnd w:id="68"/>
+      <w:bookmarkEnd w:id="66"/>
     </w:p>
     <w:p>
       <w:pPr>
@@ -9927,22 +10020,9 @@
         <w:ind w:left="0" w:firstLine="709"/>
         <w:jc w:val="left"/>
       </w:pPr>
-      <w:bookmarkStart w:id="69" w:name="_Ref158672201"/>
-      <w:proofErr w:type="spellStart"/>
-      <w:r>
-        <w:t>Github</w:t>
-      </w:r>
-      <w:proofErr w:type="spellEnd"/>
-      <w:r>
-        <w:t xml:space="preserve"> API </w:t>
-      </w:r>
-      <w:proofErr w:type="spellStart"/>
-      <w:r>
-        <w:t>documentation</w:t>
-      </w:r>
-      <w:proofErr w:type="spellEnd"/>
-      <w:r>
-        <w:t xml:space="preserve"> </w:t>
+      <w:bookmarkStart w:id="67" w:name="_Ref158672201"/>
+      <w:r>
+        <w:t xml:space="preserve">Github API documentation </w:t>
       </w:r>
       <w:r>
         <w:rPr>
@@ -9971,7 +10051,7 @@
         </w:rPr>
         <w:t xml:space="preserve"> 02.02.2024 г.).</w:t>
       </w:r>
-      <w:bookmarkEnd w:id="69"/>
+      <w:bookmarkEnd w:id="67"/>
     </w:p>
     <w:p>
       <w:pPr>
@@ -9986,19 +10066,11 @@
         <w:ind w:left="0" w:firstLine="709"/>
         <w:jc w:val="left"/>
       </w:pPr>
-      <w:proofErr w:type="spellStart"/>
-      <w:r>
-        <w:rPr>
-          <w:szCs w:val="28"/>
-        </w:rPr>
-        <w:t>Figma</w:t>
-      </w:r>
-      <w:proofErr w:type="spellEnd"/>
-      <w:r>
-        <w:rPr>
-          <w:szCs w:val="28"/>
-        </w:rPr>
-        <w:t xml:space="preserve"> [Электронный ресурс]</w:t>
+      <w:r>
+        <w:rPr>
+          <w:szCs w:val="28"/>
+        </w:rPr>
+        <w:t>Figma [Электронный ресурс]</w:t>
       </w:r>
       <w:r>
         <w:rPr>
@@ -10072,7 +10144,7 @@
         </w:rPr>
         <w:t xml:space="preserve"> г.).</w:t>
       </w:r>
-      <w:bookmarkEnd w:id="60"/>
+      <w:bookmarkEnd w:id="58"/>
     </w:p>
     <w:p>
       <w:pPr>
@@ -10087,15 +10159,10 @@
         <w:ind w:left="0" w:firstLine="709"/>
         <w:jc w:val="left"/>
       </w:pPr>
-      <w:bookmarkStart w:id="70" w:name="_Ref136119872"/>
-      <w:proofErr w:type="spellStart"/>
+      <w:bookmarkStart w:id="68" w:name="_Ref136119872"/>
       <w:r>
         <w:lastRenderedPageBreak/>
-        <w:t>Pandas</w:t>
-      </w:r>
-      <w:proofErr w:type="spellEnd"/>
-      <w:r>
-        <w:t xml:space="preserve"> [Электронный ресурс]</w:t>
+        <w:t>Pandas [Электронный ресурс]</w:t>
       </w:r>
       <w:r>
         <w:t>.</w:t>
@@ -10148,7 +10215,7 @@
       <w:r>
         <w:t>г.).</w:t>
       </w:r>
-      <w:bookmarkEnd w:id="70"/>
+      <w:bookmarkEnd w:id="68"/>
     </w:p>
     <w:p>
       <w:pPr>
@@ -10163,14 +10230,9 @@
         <w:ind w:left="0" w:firstLine="709"/>
         <w:jc w:val="left"/>
       </w:pPr>
-      <w:bookmarkStart w:id="71" w:name="_Ref136119890"/>
-      <w:proofErr w:type="spellStart"/>
-      <w:r>
-        <w:t>NumPy</w:t>
-      </w:r>
-      <w:proofErr w:type="spellEnd"/>
-      <w:r>
-        <w:t xml:space="preserve"> [Электронный ресурс]</w:t>
+      <w:bookmarkStart w:id="69" w:name="_Ref136119890"/>
+      <w:r>
+        <w:t>NumPy [Электронный ресурс]</w:t>
       </w:r>
       <w:r>
         <w:t>.</w:t>
@@ -10223,7 +10285,7 @@
       <w:r>
         <w:t>г.).</w:t>
       </w:r>
-      <w:bookmarkEnd w:id="71"/>
+      <w:bookmarkEnd w:id="69"/>
     </w:p>
     <w:p>
       <w:pPr>
@@ -10239,8 +10301,8 @@
       <w:pPr>
         <w:pStyle w:val="19"/>
       </w:pPr>
-      <w:bookmarkStart w:id="72" w:name="_Toc158574560"/>
-      <w:bookmarkStart w:id="73" w:name="_Toc158574929"/>
+      <w:bookmarkStart w:id="70" w:name="_Toc158574560"/>
+      <w:bookmarkStart w:id="71" w:name="_Toc158574929"/>
       <w:r>
         <w:lastRenderedPageBreak/>
         <w:t>Приложени</w:t>
@@ -10248,8 +10310,8 @@
       <w:r>
         <w:t>е</w:t>
       </w:r>
-      <w:bookmarkEnd w:id="72"/>
-      <w:bookmarkEnd w:id="73"/>
+      <w:bookmarkEnd w:id="70"/>
+      <w:bookmarkEnd w:id="71"/>
     </w:p>
     <w:sectPr>
       <w:pgSz w:w="11906" w:h="16838"/>
@@ -13810,7 +13872,6 @@
   <w:style w:type="character" w:default="1" w:styleId="DefaultParagraphFont">
     <w:name w:val="Default Paragraph Font"/>
     <w:uiPriority w:val="1"/>
-    <w:semiHidden/>
     <w:unhideWhenUsed/>
   </w:style>
   <w:style w:type="table" w:default="1" w:styleId="TableNormal">

--- a/docs/2024_403_EliseevEV.docx
+++ b/docs/2024_403_EliseevEV.docx
@@ -273,6 +273,7 @@
       <w:pPr>
         <w:rPr>
           <w:b/>
+          <w:lang w:val="en-US"/>
         </w:rPr>
       </w:pPr>
     </w:p>
@@ -280,6 +281,7 @@
       <w:pPr>
         <w:rPr>
           <w:b/>
+          <w:lang w:val="en-US"/>
         </w:rPr>
       </w:pPr>
     </w:p>
@@ -294,6 +296,7 @@
       <w:pPr>
         <w:rPr>
           <w:b/>
+          <w:lang w:val="en-US"/>
         </w:rPr>
       </w:pPr>
     </w:p>
@@ -301,15 +304,18 @@
       <w:pPr>
         <w:rPr>
           <w:b/>
-        </w:rPr>
-      </w:pPr>
-    </w:p>
-    <w:p>
-      <w:pPr>
+          <w:lang w:val="en-US"/>
+        </w:rPr>
+      </w:pPr>
+    </w:p>
+    <w:p>
+      <w:pPr>
+        <w:jc w:val="center"/>
         <w:rPr>
           <w:b/>
           <w:sz w:val="32"/>
           <w:szCs w:val="32"/>
+          <w:lang w:val="en-US"/>
         </w:rPr>
       </w:pPr>
       <w:r>
@@ -318,18 +324,34 @@
           <w:sz w:val="32"/>
           <w:szCs w:val="32"/>
         </w:rPr>
-        <w:t xml:space="preserve">Разработка системы поиска шаблонов в данных портала </w:t>
-      </w:r>
-      <w:proofErr w:type="spellStart"/>
+        <w:t xml:space="preserve">Разработка системы поиска шаблонов </w:t>
+      </w:r>
       <w:r>
         <w:rPr>
           <w:b/>
           <w:sz w:val="32"/>
           <w:szCs w:val="32"/>
-        </w:rPr>
-        <w:t>Github</w:t>
-      </w:r>
-      <w:proofErr w:type="spellEnd"/>
+          <w:lang w:val="en-US"/>
+        </w:rPr>
+        <w:br/>
+      </w:r>
+      <w:r>
+        <w:rPr>
+          <w:b/>
+          <w:sz w:val="32"/>
+          <w:szCs w:val="32"/>
+        </w:rPr>
+        <w:t xml:space="preserve">в данных портала </w:t>
+      </w:r>
+      <w:r>
+        <w:rPr>
+          <w:b/>
+          <w:sz w:val="32"/>
+          <w:szCs w:val="32"/>
+          <w:lang w:val="en-US"/>
+        </w:rPr>
+        <w:t>GitHub</w:t>
+      </w:r>
     </w:p>
     <w:p>
       <w:pPr>
@@ -413,6 +435,7 @@
       <w:pPr>
         <w:rPr>
           <w:b/>
+          <w:lang w:val="en-US"/>
         </w:rPr>
       </w:pPr>
     </w:p>
@@ -420,20 +443,7 @@
       <w:pPr>
         <w:rPr>
           <w:b/>
-        </w:rPr>
-      </w:pPr>
-    </w:p>
-    <w:p>
-      <w:pPr>
-        <w:rPr>
-          <w:b/>
-        </w:rPr>
-      </w:pPr>
-    </w:p>
-    <w:p>
-      <w:pPr>
-        <w:rPr>
-          <w:b/>
+          <w:lang w:val="en-US"/>
         </w:rPr>
       </w:pPr>
     </w:p>
@@ -499,22 +509,26 @@
               </w:rPr>
               <w:t xml:space="preserve">профессор кафедры СП, </w:t>
             </w:r>
-          </w:p>
-          <w:p>
-            <w:pPr>
-              <w:ind w:left="36"/>
-              <w:contextualSpacing/>
-              <w:rPr>
-                <w:sz w:val="28"/>
-                <w:szCs w:val="28"/>
-              </w:rPr>
-            </w:pPr>
-            <w:r>
-              <w:rPr>
-                <w:sz w:val="28"/>
-                <w:szCs w:val="28"/>
-              </w:rPr>
-              <w:t>д.ф.-м.н., доцент</w:t>
+            <w:r>
+              <w:rPr>
+                <w:sz w:val="28"/>
+                <w:szCs w:val="28"/>
+              </w:rPr>
+              <w:t xml:space="preserve">д.ф.-м.н., </w:t>
+            </w:r>
+            <w:r>
+              <w:rPr>
+                <w:sz w:val="28"/>
+                <w:szCs w:val="28"/>
+              </w:rPr>
+              <w:br/>
+            </w:r>
+            <w:r>
+              <w:rPr>
+                <w:sz w:val="28"/>
+                <w:szCs w:val="28"/>
+              </w:rPr>
+              <w:t>доцент</w:t>
             </w:r>
             <w:r>
               <w:rPr>
@@ -733,6 +747,7 @@
       <w:pPr>
         <w:rPr>
           <w:b/>
+          <w:lang w:val="en-US"/>
         </w:rPr>
       </w:pPr>
     </w:p>
@@ -1216,9 +1231,8 @@
           <w:sz w:val="28"/>
           <w:szCs w:val="28"/>
         </w:rPr>
-        <w:t>(утверждена приказом ректора от «___</w:t>
-      </w:r>
-      <w:proofErr w:type="gramStart"/>
+        <w:t xml:space="preserve">(утверждена приказом ректора от </w:t>
+      </w:r>
       <w:r>
         <w:rPr>
           <w:rFonts w:cs="Arial"/>
@@ -1226,7 +1240,7 @@
           <w:sz w:val="28"/>
           <w:szCs w:val="28"/>
         </w:rPr>
-        <w:t>».</w:t>
+        <w:t>22</w:t>
       </w:r>
       <w:r>
         <w:rPr>
@@ -1235,9 +1249,8 @@
           <w:sz w:val="28"/>
           <w:szCs w:val="28"/>
         </w:rPr>
-        <w:t>_</w:t>
-      </w:r>
-      <w:proofErr w:type="gramEnd"/>
+        <w:t>.</w:t>
+      </w:r>
       <w:r>
         <w:rPr>
           <w:rFonts w:cs="Arial"/>
@@ -1245,7 +1258,7 @@
           <w:sz w:val="28"/>
           <w:szCs w:val="28"/>
         </w:rPr>
-        <w:t>__.20</w:t>
+        <w:t>04</w:t>
       </w:r>
       <w:r>
         <w:rPr>
@@ -1254,7 +1267,7 @@
           <w:sz w:val="28"/>
           <w:szCs w:val="28"/>
         </w:rPr>
-        <w:t>24</w:t>
+        <w:t>.20</w:t>
       </w:r>
       <w:r>
         <w:rPr>
@@ -1263,20 +1276,17 @@
           <w:sz w:val="28"/>
           <w:szCs w:val="28"/>
         </w:rPr>
-        <w:t xml:space="preserve"> № ___)</w:t>
-      </w:r>
-      <w:bookmarkEnd w:id="1"/>
-    </w:p>
-    <w:p>
-      <w:pPr>
-        <w:spacing w:line="360" w:lineRule="auto"/>
+        <w:t>24</w:t>
+      </w:r>
+      <w:r>
         <w:rPr>
           <w:rFonts w:cs="Arial"/>
           <w:bCs/>
           <w:sz w:val="28"/>
           <w:szCs w:val="28"/>
         </w:rPr>
-      </w:pPr>
+        <w:t xml:space="preserve"> №</w:t>
+      </w:r>
       <w:r>
         <w:rPr>
           <w:rFonts w:cs="Arial"/>
@@ -1284,17 +1294,87 @@
           <w:sz w:val="28"/>
           <w:szCs w:val="28"/>
         </w:rPr>
-        <w:t xml:space="preserve">Разработка системы поиска шаблонов в данных портала </w:t>
-      </w:r>
-      <w:proofErr w:type="spellStart"/>
+        <w:t>764-13</w:t>
+      </w:r>
       <w:r>
         <w:rPr>
           <w:rFonts w:cs="Arial"/>
           <w:bCs/>
           <w:sz w:val="28"/>
           <w:szCs w:val="28"/>
-        </w:rPr>
-        <w:t>Github</w:t>
+          <w:lang w:val="en-US"/>
+        </w:rPr>
+        <w:t>/</w:t>
+      </w:r>
+      <w:r>
+        <w:rPr>
+          <w:rFonts w:cs="Arial"/>
+          <w:bCs/>
+          <w:sz w:val="28"/>
+          <w:szCs w:val="28"/>
+        </w:rPr>
+        <w:t>12</w:t>
+      </w:r>
+      <w:r>
+        <w:rPr>
+          <w:rFonts w:cs="Arial"/>
+          <w:bCs/>
+          <w:sz w:val="28"/>
+          <w:szCs w:val="28"/>
+        </w:rPr>
+        <w:t>)</w:t>
+      </w:r>
+      <w:bookmarkEnd w:id="1"/>
+    </w:p>
+    <w:p>
+      <w:pPr>
+        <w:spacing w:line="360" w:lineRule="auto"/>
+        <w:rPr>
+          <w:rFonts w:cs="Arial"/>
+          <w:bCs/>
+          <w:sz w:val="28"/>
+          <w:szCs w:val="28"/>
+        </w:rPr>
+      </w:pPr>
+      <w:r>
+        <w:rPr>
+          <w:rFonts w:cs="Arial"/>
+          <w:bCs/>
+          <w:sz w:val="28"/>
+          <w:szCs w:val="28"/>
+        </w:rPr>
+        <w:t xml:space="preserve">Разработка системы поиска шаблонов в данных портала </w:t>
+      </w:r>
+      <w:proofErr w:type="spellStart"/>
+      <w:r>
+        <w:rPr>
+          <w:rFonts w:cs="Arial"/>
+          <w:bCs/>
+          <w:sz w:val="28"/>
+          <w:szCs w:val="28"/>
+        </w:rPr>
+        <w:t>Git</w:t>
+      </w:r>
+      <w:proofErr w:type="spellEnd"/>
+      <w:r>
+        <w:rPr>
+          <w:rFonts w:cs="Arial"/>
+          <w:bCs/>
+          <w:sz w:val="28"/>
+          <w:szCs w:val="28"/>
+          <w:lang w:val="en-US"/>
+        </w:rPr>
+        <w:t>H</w:t>
+      </w:r>
+      <w:proofErr w:type="spellStart"/>
+      <w:r>
+        <w:rPr>
+          <w:rFonts w:cs="Arial"/>
+          <w:bCs/>
+          <w:sz w:val="28"/>
+          <w:szCs w:val="28"/>
+        </w:rPr>
+        <w:t>ub</w:t>
       </w:r>
       <w:proofErr w:type="spellEnd"/>
       <w:r>
@@ -1724,6 +1804,91 @@
           <w:sz w:val="28"/>
           <w:szCs w:val="28"/>
         </w:rPr>
+        <w:t>Git</w:t>
+      </w:r>
+      <w:proofErr w:type="spellEnd"/>
+      <w:r>
+        <w:rPr>
+          <w:sz w:val="28"/>
+          <w:szCs w:val="28"/>
+          <w:lang w:val="en-US"/>
+        </w:rPr>
+        <w:t>H</w:t>
+      </w:r>
+      <w:proofErr w:type="spellStart"/>
+      <w:r>
+        <w:rPr>
+          <w:sz w:val="28"/>
+          <w:szCs w:val="28"/>
+        </w:rPr>
+        <w:t>ub</w:t>
+      </w:r>
+      <w:proofErr w:type="spellEnd"/>
+      <w:r>
+        <w:rPr>
+          <w:sz w:val="28"/>
+          <w:szCs w:val="28"/>
+        </w:rPr>
+        <w:t>.</w:t>
+      </w:r>
+      <w:r>
+        <w:rPr>
+          <w:sz w:val="28"/>
+          <w:szCs w:val="28"/>
+        </w:rPr>
+        <w:t xml:space="preserve"> [Электронный ресурс] URL: </w:t>
+      </w:r>
+      <w:r>
+        <w:rPr>
+          <w:sz w:val="28"/>
+          <w:szCs w:val="28"/>
+        </w:rPr>
+        <w:t xml:space="preserve">https://github.com </w:t>
+      </w:r>
+      <w:r>
+        <w:rPr>
+          <w:sz w:val="28"/>
+          <w:szCs w:val="28"/>
+        </w:rPr>
+        <w:t>(</w:t>
+      </w:r>
+      <w:r>
+        <w:rPr>
+          <w:sz w:val="28"/>
+          <w:szCs w:val="28"/>
+        </w:rPr>
+        <w:t>дата обращения:</w:t>
+      </w:r>
+      <w:r>
+        <w:rPr>
+          <w:sz w:val="28"/>
+          <w:szCs w:val="28"/>
+        </w:rPr>
+        <w:t xml:space="preserve"> 02.02.2024 г.).</w:t>
+      </w:r>
+    </w:p>
+    <w:p>
+      <w:pPr>
+        <w:numPr>
+          <w:ilvl w:val="0"/>
+          <w:numId w:val="9"/>
+        </w:numPr>
+        <w:tabs>
+          <w:tab w:val="num" w:pos="567"/>
+        </w:tabs>
+        <w:spacing w:line="360" w:lineRule="auto"/>
+        <w:ind w:left="0" w:firstLine="0"/>
+        <w:rPr>
+          <w:sz w:val="28"/>
+          <w:szCs w:val="28"/>
+        </w:rPr>
+      </w:pPr>
+      <w:proofErr w:type="spellStart"/>
+      <w:r>
+        <w:rPr>
+          <w:sz w:val="28"/>
+          <w:szCs w:val="28"/>
+        </w:rPr>
         <w:t>Github</w:t>
       </w:r>
       <w:proofErr w:type="spellEnd"/>
@@ -1732,42 +1897,23 @@
           <w:sz w:val="28"/>
           <w:szCs w:val="28"/>
         </w:rPr>
-        <w:t>.</w:t>
-      </w:r>
+        <w:t xml:space="preserve"> </w:t>
+      </w:r>
+      <w:proofErr w:type="spellStart"/>
       <w:r>
         <w:rPr>
           <w:sz w:val="28"/>
           <w:szCs w:val="28"/>
         </w:rPr>
-        <w:t xml:space="preserve"> [Электронный ресурс] URL: </w:t>
-      </w:r>
+        <w:t>Archive</w:t>
+      </w:r>
+      <w:proofErr w:type="spellEnd"/>
       <w:r>
         <w:rPr>
           <w:sz w:val="28"/>
           <w:szCs w:val="28"/>
         </w:rPr>
-        <w:t xml:space="preserve">https://github.com </w:t>
-      </w:r>
-      <w:r>
-        <w:rPr>
-          <w:sz w:val="28"/>
-          <w:szCs w:val="28"/>
-        </w:rPr>
-        <w:t>(</w:t>
-      </w:r>
-      <w:r>
-        <w:rPr>
-          <w:sz w:val="28"/>
-          <w:szCs w:val="28"/>
-        </w:rPr>
-        <w:t>дата обращения:</w:t>
-      </w:r>
-      <w:r>
-        <w:rPr>
-          <w:sz w:val="28"/>
-          <w:szCs w:val="28"/>
-        </w:rPr>
-        <w:t xml:space="preserve"> 02.02.2024 г.).</w:t>
+        <w:t>. [Электронный ресурс] URL: https://www.gharchive.org/ (дата обращения: 02.02.2024 г.).</w:t>
       </w:r>
     </w:p>
     <w:p>
@@ -1904,6 +2050,7 @@
           <w:sz w:val="28"/>
           <w:szCs w:val="28"/>
         </w:rPr>
+        <w:lastRenderedPageBreak/>
         <w:t>Реализовать систему поиска шаблонов.</w:t>
       </w:r>
     </w:p>
@@ -1956,7 +2103,6 @@
           <w:sz w:val="28"/>
           <w:szCs w:val="28"/>
         </w:rPr>
-        <w:lastRenderedPageBreak/>
         <w:t>Провести эксперименты с применением разработанной системы.</w:t>
       </w:r>
     </w:p>
@@ -4523,31 +4669,31 @@
     <w:bookmarkEnd w:id="2" w:displacedByCustomXml="prev"/>
     <w:p>
       <w:pPr>
-        <w:pStyle w:val="af0"/>
-      </w:pPr>
-      <w:bookmarkStart w:id="4" w:name="_Toc137069264"/>
-      <w:bookmarkStart w:id="5" w:name="_Toc158574534"/>
-      <w:bookmarkStart w:id="6" w:name="_Toc164871618"/>
+        <w:pStyle w:val="af"/>
+      </w:pPr>
+      <w:bookmarkStart w:id="4" w:name="_Toc164871618"/>
+      <w:bookmarkStart w:id="5" w:name="_Toc137069264"/>
+      <w:bookmarkStart w:id="6" w:name="_Toc158574534"/>
       <w:bookmarkEnd w:id="3"/>
       <w:r>
         <w:lastRenderedPageBreak/>
         <w:t>ВВЕДЕНИЕ</w:t>
       </w:r>
+      <w:bookmarkEnd w:id="4"/>
+    </w:p>
+    <w:p>
+      <w:pPr>
+        <w:pStyle w:val="a8"/>
+      </w:pPr>
+      <w:r>
+        <w:t>Актуальность работы</w:t>
+      </w:r>
+      <w:bookmarkEnd w:id="5"/>
       <w:bookmarkEnd w:id="6"/>
     </w:p>
     <w:p>
       <w:pPr>
-        <w:pStyle w:val="a9"/>
-      </w:pPr>
-      <w:r>
-        <w:t>Актуальность работы</w:t>
-      </w:r>
-      <w:bookmarkEnd w:id="4"/>
-      <w:bookmarkEnd w:id="5"/>
-    </w:p>
-    <w:p>
-      <w:pPr>
-        <w:pStyle w:val="a5"/>
+        <w:pStyle w:val="a4"/>
       </w:pPr>
       <w:bookmarkStart w:id="7" w:name="_Toc137069265"/>
       <w:bookmarkStart w:id="8" w:name="_Toc158574535"/>
@@ -4641,7 +4787,7 @@
     </w:p>
     <w:p>
       <w:pPr>
-        <w:pStyle w:val="a5"/>
+        <w:pStyle w:val="a4"/>
       </w:pPr>
       <w:r>
         <w:t>Было создано огромное число методов, позволяющих извлекать зависимости из данных. Поиск шаблонов</w:t>
@@ -4790,7 +4936,7 @@
     </w:p>
     <w:p>
       <w:pPr>
-        <w:pStyle w:val="a5"/>
+        <w:pStyle w:val="a4"/>
       </w:pPr>
       <w:r>
         <w:t>Создание приложения – рабочего инструмента для поиска шаблонов в данных GitHub, с помощью которого можно было бы получать и анализировать самые свежие данные, могло бы помочь руководителям проектов или другим пользователям лучше понимать текущее состояние сферы разработки, применять важные бизнес-решения в проектах, опираясь на актуальную информацию, а также понять, как поднять популярность репозитория, привлечь разработчиков или спонсоров в свой проект.</w:t>
@@ -4798,7 +4944,7 @@
     </w:p>
     <w:p>
       <w:pPr>
-        <w:pStyle w:val="a9"/>
+        <w:pStyle w:val="a8"/>
         <w:keepNext/>
       </w:pPr>
       <w:r>
@@ -4810,7 +4956,7 @@
     </w:p>
     <w:p>
       <w:pPr>
-        <w:pStyle w:val="a5"/>
+        <w:pStyle w:val="a4"/>
       </w:pPr>
       <w:r>
         <w:t xml:space="preserve">Целью выпускной квалификационной работы является разработка системы поиска шаблонов в данных портала </w:t>
@@ -4827,7 +4973,7 @@
     </w:p>
     <w:p>
       <w:pPr>
-        <w:pStyle w:val="a5"/>
+        <w:pStyle w:val="a4"/>
         <w:numPr>
           <w:ilvl w:val="0"/>
           <w:numId w:val="14"/>
@@ -4849,7 +4995,7 @@
     </w:p>
     <w:p>
       <w:pPr>
-        <w:pStyle w:val="a5"/>
+        <w:pStyle w:val="a4"/>
         <w:numPr>
           <w:ilvl w:val="0"/>
           <w:numId w:val="14"/>
@@ -4877,7 +5023,7 @@
     </w:p>
     <w:p>
       <w:pPr>
-        <w:pStyle w:val="a5"/>
+        <w:pStyle w:val="a4"/>
         <w:numPr>
           <w:ilvl w:val="0"/>
           <w:numId w:val="14"/>
@@ -4899,7 +5045,7 @@
     </w:p>
     <w:p>
       <w:pPr>
-        <w:pStyle w:val="a5"/>
+        <w:pStyle w:val="a4"/>
         <w:numPr>
           <w:ilvl w:val="0"/>
           <w:numId w:val="14"/>
@@ -4921,7 +5067,7 @@
     </w:p>
     <w:p>
       <w:pPr>
-        <w:pStyle w:val="a5"/>
+        <w:pStyle w:val="a4"/>
         <w:numPr>
           <w:ilvl w:val="0"/>
           <w:numId w:val="14"/>
@@ -4943,7 +5089,7 @@
     </w:p>
     <w:p>
       <w:pPr>
-        <w:pStyle w:val="a9"/>
+        <w:pStyle w:val="a8"/>
       </w:pPr>
       <w:bookmarkStart w:id="9" w:name="_Toc137069266"/>
       <w:bookmarkStart w:id="10" w:name="_Toc158574536"/>
@@ -4955,7 +5101,7 @@
     </w:p>
     <w:p>
       <w:pPr>
-        <w:pStyle w:val="a5"/>
+        <w:pStyle w:val="a4"/>
       </w:pPr>
       <w:r>
         <w:t xml:space="preserve">Работа состоит из введения, пяти глав, заключения и списка литературы. Объем работы составляет </w:t>
@@ -4970,7 +5116,16 @@
         <w:t xml:space="preserve"> </w:t>
       </w:r>
       <w:r>
-        <w:t xml:space="preserve">страниц, объем списка литературы – </w:t>
+        <w:t>страниц, объем списка литературы</w:t>
+      </w:r>
+      <w:r>
+        <w:t> </w:t>
+      </w:r>
+      <w:r>
+        <w:t>–</w:t>
+      </w:r>
+      <w:r>
+        <w:t> </w:t>
       </w:r>
       <w:r>
         <w:rPr>
@@ -4987,7 +5142,7 @@
     </w:p>
     <w:p>
       <w:pPr>
-        <w:pStyle w:val="a5"/>
+        <w:pStyle w:val="a4"/>
       </w:pPr>
       <w:r>
         <w:t xml:space="preserve">В первой главе </w:t>
@@ -5001,7 +5156,7 @@
     </w:p>
     <w:p>
       <w:pPr>
-        <w:pStyle w:val="a5"/>
+        <w:pStyle w:val="a4"/>
       </w:pPr>
       <w:r>
         <w:t>Во второй главе описыва</w:t>
@@ -5027,7 +5182,7 @@
     </w:p>
     <w:p>
       <w:pPr>
-        <w:pStyle w:val="a5"/>
+        <w:pStyle w:val="a4"/>
       </w:pPr>
       <w:r>
         <w:t xml:space="preserve">В третьей главе </w:t>
@@ -5038,7 +5193,7 @@
     </w:p>
     <w:p>
       <w:pPr>
-        <w:pStyle w:val="a5"/>
+        <w:pStyle w:val="a4"/>
       </w:pPr>
       <w:r>
         <w:t xml:space="preserve">В четвертой главе </w:t>
@@ -5049,7 +5204,7 @@
     </w:p>
     <w:p>
       <w:pPr>
-        <w:pStyle w:val="a5"/>
+        <w:pStyle w:val="a4"/>
       </w:pPr>
       <w:r>
         <w:t>В пятой главе</w:t>
@@ -5063,7 +5218,7 @@
     </w:p>
     <w:p>
       <w:pPr>
-        <w:pStyle w:val="a5"/>
+        <w:pStyle w:val="a4"/>
       </w:pPr>
       <w:r>
         <w:t xml:space="preserve">В заключении </w:t>
@@ -5077,7 +5232,7 @@
     </w:p>
     <w:p>
       <w:pPr>
-        <w:pStyle w:val="a5"/>
+        <w:pStyle w:val="a4"/>
       </w:pPr>
       <w:r>
         <w:t xml:space="preserve">В приложениях </w:t>
@@ -5114,7 +5269,7 @@
     </w:p>
     <w:p>
       <w:pPr>
-        <w:pStyle w:val="a5"/>
+        <w:pStyle w:val="a4"/>
       </w:pPr>
       <w:r>
         <w:t xml:space="preserve">Поиск </w:t>
@@ -5157,7 +5312,7 @@
     </w:p>
     <w:p>
       <w:pPr>
-        <w:pStyle w:val="a5"/>
+        <w:pStyle w:val="a4"/>
       </w:pPr>
       <w:r>
         <w:t>Элемент (</w:t>
@@ -5176,7 +5331,7 @@
     </w:p>
     <w:p>
       <w:pPr>
-        <w:pStyle w:val="a5"/>
+        <w:pStyle w:val="a4"/>
       </w:pPr>
       <w:r>
         <w:t>Множество всех возможных элементов</w:t>
@@ -5213,7 +5368,7 @@
     </w:p>
     <w:p>
       <w:pPr>
-        <w:pStyle w:val="a5"/>
+        <w:pStyle w:val="a4"/>
       </w:pPr>
       <w:r>
         <w:t>Набор элементов (</w:t>
@@ -5247,7 +5402,7 @@
     </w:p>
     <w:p>
       <w:pPr>
-        <w:pStyle w:val="a5"/>
+        <w:pStyle w:val="a4"/>
       </w:pPr>
       <w:r>
         <w:t>Транзакция (</w:t>
@@ -5318,7 +5473,7 @@
     </w:p>
     <w:p>
       <w:pPr>
-        <w:pStyle w:val="a5"/>
+        <w:pStyle w:val="a4"/>
       </w:pPr>
       <w:r>
         <w:t>Набор данных (</w:t>
@@ -5439,7 +5594,7 @@
     </w:p>
     <w:p>
       <w:pPr>
-        <w:pStyle w:val="a5"/>
+        <w:pStyle w:val="a4"/>
       </w:pPr>
       <w:r>
         <w:t xml:space="preserve">Разреженная матрица – это формат представления набора данных, где каждая транзакция представляет собой множество всех </w:t>
@@ -5459,7 +5614,7 @@
     </w:p>
     <w:p>
       <w:pPr>
-        <w:pStyle w:val="a5"/>
+        <w:pStyle w:val="a4"/>
       </w:pPr>
       <w:r>
         <w:t>Ш</w:t>
@@ -5493,7 +5648,7 @@
     </w:p>
     <w:p>
       <w:pPr>
-        <w:pStyle w:val="a5"/>
+        <w:pStyle w:val="a4"/>
       </w:pPr>
       <w:r>
         <w:lastRenderedPageBreak/>
@@ -5571,7 +5726,7 @@
     </w:p>
     <w:p>
       <w:pPr>
-        <w:pStyle w:val="a5"/>
+        <w:pStyle w:val="a4"/>
       </w:pPr>
       <w:proofErr w:type="spellStart"/>
       <w:r>
@@ -5638,7 +5793,7 @@
     </w:p>
     <w:p>
       <w:pPr>
-        <w:pStyle w:val="a5"/>
+        <w:pStyle w:val="a4"/>
       </w:pPr>
       <w:r>
         <w:t>Априори (</w:t>
@@ -5657,12 +5812,45 @@
       </w:r>
       <w:proofErr w:type="spellEnd"/>
       <w:r>
-        <w:t xml:space="preserve"> множеств, например, если набор элементов X не является частым, то набор элементов Y, который состоит из набора X и нового элемента, заведомо не будет частым и его можно отбросить. </w:t>
-      </w:r>
-    </w:p>
-    <w:p>
-      <w:pPr>
-        <w:pStyle w:val="a5"/>
+        <w:t xml:space="preserve"> множеств, например, если набор элементов </w:t>
+      </w:r>
+      <m:oMath>
+        <m:r>
+          <w:rPr>
+            <w:rFonts w:ascii="Cambria Math" w:hAnsi="Cambria Math"/>
+          </w:rPr>
+          <m:t>X</m:t>
+        </m:r>
+      </m:oMath>
+      <w:r>
+        <w:t xml:space="preserve"> не является частым, то набор элементов </w:t>
+      </w:r>
+      <m:oMath>
+        <m:r>
+          <w:rPr>
+            <w:rFonts w:ascii="Cambria Math" w:hAnsi="Cambria Math"/>
+          </w:rPr>
+          <m:t>Y</m:t>
+        </m:r>
+      </m:oMath>
+      <w:r>
+        <w:t xml:space="preserve">, который состоит из набора </w:t>
+      </w:r>
+      <m:oMath>
+        <m:r>
+          <w:rPr>
+            <w:rFonts w:ascii="Cambria Math" w:hAnsi="Cambria Math"/>
+          </w:rPr>
+          <m:t>X</m:t>
+        </m:r>
+      </m:oMath>
+      <w:r>
+        <w:t xml:space="preserve"> и нового элемента, заведомо не будет частым и его можно отбросить. </w:t>
+      </w:r>
+    </w:p>
+    <w:p>
+      <w:pPr>
+        <w:pStyle w:val="a4"/>
       </w:pPr>
       <w:r>
         <w:t xml:space="preserve">Алгоритм </w:t>
@@ -5681,7 +5869,7 @@
     </w:p>
     <w:p>
       <w:pPr>
-        <w:pStyle w:val="a5"/>
+        <w:pStyle w:val="a4"/>
       </w:pPr>
       <w:r>
         <w:t>Поддержка (</w:t>
@@ -5711,7 +5899,7 @@
     </w:p>
     <w:p>
       <w:pPr>
-        <w:pStyle w:val="af"/>
+        <w:pStyle w:val="ae"/>
       </w:pPr>
       <w:r>
         <w:tab/>
@@ -5848,8 +6036,9 @@
         <m:r>
           <w:rPr>
             <w:rFonts w:ascii="Cambria Math" w:hAnsi="Cambria Math"/>
+            <w:lang w:val="en-US"/>
           </w:rPr>
-          <m:t>.</m:t>
+          <m:t>,</m:t>
         </m:r>
       </m:oMath>
       <w:r>
@@ -5864,24 +6053,60 @@
     </w:p>
     <w:p>
       <w:pPr>
-        <w:pStyle w:val="a5"/>
+        <w:pStyle w:val="a4"/>
         <w:ind w:firstLine="0"/>
       </w:pPr>
       <w:r>
-        <w:t xml:space="preserve">где X и Y – наборы элементов, t – транзакция, D – </w:t>
-      </w:r>
-      <w:proofErr w:type="spellStart"/>
-      <w:r>
-        <w:t>датасет</w:t>
-      </w:r>
-      <w:proofErr w:type="spellEnd"/>
-      <w:r>
-        <w:t>.</w:t>
-      </w:r>
-    </w:p>
-    <w:p>
-      <w:pPr>
-        <w:pStyle w:val="a5"/>
+        <w:t xml:space="preserve">где </w:t>
+      </w:r>
+      <m:oMath>
+        <m:r>
+          <w:rPr>
+            <w:rFonts w:ascii="Cambria Math" w:hAnsi="Cambria Math"/>
+          </w:rPr>
+          <m:t>X</m:t>
+        </m:r>
+      </m:oMath>
+      <w:r>
+        <w:t xml:space="preserve"> и </w:t>
+      </w:r>
+      <m:oMath>
+        <m:r>
+          <w:rPr>
+            <w:rFonts w:ascii="Cambria Math" w:hAnsi="Cambria Math"/>
+          </w:rPr>
+          <m:t>Y</m:t>
+        </m:r>
+      </m:oMath>
+      <w:r>
+        <w:t xml:space="preserve"> – наборы элементов, </w:t>
+      </w:r>
+      <m:oMath>
+        <m:r>
+          <w:rPr>
+            <w:rFonts w:ascii="Cambria Math" w:hAnsi="Cambria Math"/>
+          </w:rPr>
+          <m:t>t</m:t>
+        </m:r>
+      </m:oMath>
+      <w:r>
+        <w:t xml:space="preserve"> – транзакция, </w:t>
+      </w:r>
+      <m:oMath>
+        <m:r>
+          <w:rPr>
+            <w:rFonts w:ascii="Cambria Math" w:hAnsi="Cambria Math"/>
+          </w:rPr>
+          <m:t>D</m:t>
+        </m:r>
+      </m:oMath>
+      <w:r>
+        <w:t xml:space="preserve"> – датасет.</w:t>
+      </w:r>
+    </w:p>
+    <w:p>
+      <w:pPr>
+        <w:pStyle w:val="a4"/>
       </w:pPr>
       <w:r>
         <w:t>Достоверность (</w:t>
@@ -5895,7 +6120,29 @@
         </m:r>
       </m:oMath>
       <w:r>
-        <w:t>) – метрика, которая помогает определить вероятность того, что набор элементов X следует набору Y, ее также можно интерпретировать как «насколько часто данное правило срабатывает для всего набора данных» и вычисляется по формуле</w:t>
+        <w:t xml:space="preserve">) – метрика, которая помогает определить вероятность того, что набор элементов </w:t>
+      </w:r>
+      <m:oMath>
+        <m:r>
+          <w:rPr>
+            <w:rFonts w:ascii="Cambria Math" w:hAnsi="Cambria Math"/>
+          </w:rPr>
+          <m:t>X</m:t>
+        </m:r>
+      </m:oMath>
+      <w:r>
+        <w:t xml:space="preserve"> следует набору </w:t>
+      </w:r>
+      <m:oMath>
+        <m:r>
+          <w:rPr>
+            <w:rFonts w:ascii="Cambria Math" w:hAnsi="Cambria Math"/>
+          </w:rPr>
+          <m:t>Y</m:t>
+        </m:r>
+      </m:oMath>
+      <w:r>
+        <w:t>, ее также можно интерпретировать как «насколько часто данное правило срабатывает для всего набора данных» и вычисляется по формуле</w:t>
       </w:r>
       <w:r>
         <w:t xml:space="preserve"> (2)</w:t>
@@ -5906,7 +6153,7 @@
     </w:p>
     <w:p>
       <w:pPr>
-        <w:pStyle w:val="af"/>
+        <w:pStyle w:val="ae"/>
       </w:pPr>
       <w:r>
         <w:rPr>
@@ -6030,7 +6277,7 @@
     </w:p>
     <w:p>
       <w:pPr>
-        <w:pStyle w:val="a5"/>
+        <w:pStyle w:val="a4"/>
       </w:pPr>
       <w:r>
         <w:t>Подъем (</w:t>
@@ -6055,13 +6302,12 @@
     </w:p>
     <w:p>
       <w:pPr>
-        <w:pStyle w:val="af"/>
+        <w:pStyle w:val="ae"/>
       </w:pPr>
       <w:r>
         <w:rPr>
           <w:rFonts w:ascii="Times New Roman" w:hAnsi="Times New Roman" w:cs="Times New Roman"/>
         </w:rPr>
-        <w:lastRenderedPageBreak/>
         <w:tab/>
       </w:r>
       <m:oMath>
@@ -6203,9 +6449,10 @@
     </w:p>
     <w:p>
       <w:pPr>
-        <w:pStyle w:val="a5"/>
-      </w:pPr>
-      <w:r>
+        <w:pStyle w:val="a4"/>
+      </w:pPr>
+      <w:r>
+        <w:lastRenderedPageBreak/>
         <w:t xml:space="preserve">Подъем может являться ключевой в случае оценки зависимости наборов элементов. Если </w:t>
       </w:r>
       <m:oMath>
@@ -6228,7 +6475,15 @@
         </m:r>
       </m:oMath>
       <w:r>
-        <w:t xml:space="preserve">, можно говорить о том, что между наборами есть зависимость. Чем больше lift, тем больше зависимость, а если </w:t>
+        <w:t>, можно говорить о том, что между наборами есть зависимость</w:t>
+      </w:r>
+      <w:proofErr w:type="gramStart"/>
+      <w:r>
+        <w:t>.</w:t>
+      </w:r>
+      <w:proofErr w:type="gramEnd"/>
+      <w:r>
+        <w:t xml:space="preserve"> а если </w:t>
       </w:r>
       <m:oMath>
         <m:r>
@@ -6255,7 +6510,7 @@
     </w:p>
     <w:p>
       <w:pPr>
-        <w:pStyle w:val="a5"/>
+        <w:pStyle w:val="a4"/>
       </w:pPr>
     </w:p>
     <w:p>
@@ -6281,7 +6536,7 @@
     </w:p>
     <w:p>
       <w:pPr>
-        <w:pStyle w:val="a5"/>
+        <w:pStyle w:val="a4"/>
       </w:pPr>
       <w:r>
         <w:t>Анализу данных портала GitHub посвящено много работ. В основном при анализе используются различные алгоритмы машинного обучения, такие, как KNN или нейронные сети. Ниже приведен обзор некоторых работ.</w:t>
@@ -6289,7 +6544,7 @@
     </w:p>
     <w:p>
       <w:pPr>
-        <w:pStyle w:val="a5"/>
+        <w:pStyle w:val="a4"/>
       </w:pPr>
       <w:r>
         <w:t>Целью работы</w:t>
@@ -6425,7 +6680,7 @@
     </w:p>
     <w:p>
       <w:pPr>
-        <w:pStyle w:val="a5"/>
+        <w:pStyle w:val="a4"/>
       </w:pPr>
       <w:r>
         <w:t xml:space="preserve">Проблема анализа данных GitHub и прогнозирования трендов разбивается на три подзадачи: прогнозирование трендов репозиториев, прогнозирование трендов языков программирования и прогнозирование трендов областей применения. В каждой из этих подзадач используются различные данные для построения временных рядов. </w:t>
@@ -6433,7 +6688,7 @@
     </w:p>
     <w:p>
       <w:pPr>
-        <w:pStyle w:val="a5"/>
+        <w:pStyle w:val="a4"/>
       </w:pPr>
       <w:r>
         <w:t>Производительность экспериментов измеряется в терминах среднеквадратической ошибки RMSE и коэффициента детерминации R2. Модели показали хорошую производительность с очень низким значением RMSE и высоким значением R2, которое лежит между 0 и 1.</w:t>
@@ -6441,21 +6696,18 @@
     </w:p>
     <w:p>
       <w:pPr>
-        <w:pStyle w:val="a5"/>
-      </w:pPr>
-      <w:r>
-        <w:t xml:space="preserve">По результатам анализа было замечено, что репозитории в областях веб-майнинга, машинного обучения и информационной безопасности </w:t>
-      </w:r>
+        <w:pStyle w:val="a4"/>
+      </w:pPr>
+      <w:r>
+        <w:t>По результатам анализа было замечено, что репозитории в областях веб-майнинга, машинного обучения и информационной безопасности становятся все более популярными. Из языков программирования JavaScript является наиболее трендовым языком.</w:t>
+      </w:r>
+    </w:p>
+    <w:p>
+      <w:pPr>
+        <w:pStyle w:val="a4"/>
+      </w:pPr>
       <w:r>
         <w:lastRenderedPageBreak/>
-        <w:t>становятся все более популярными. Из языков программирования JavaScript является наиболее трендовым языком.</w:t>
-      </w:r>
-    </w:p>
-    <w:p>
-      <w:pPr>
-        <w:pStyle w:val="a5"/>
-      </w:pPr>
-      <w:r>
         <w:t>В работе</w:t>
       </w:r>
       <w:r>
@@ -6482,7 +6734,7 @@
     </w:p>
     <w:p>
       <w:pPr>
-        <w:pStyle w:val="a5"/>
+        <w:pStyle w:val="a4"/>
       </w:pPr>
       <w:r>
         <w:t xml:space="preserve">Авторы использовали данные о 71928 репозитории для </w:t>
@@ -6550,7 +6802,7 @@
     </w:p>
     <w:p>
       <w:pPr>
-        <w:pStyle w:val="a5"/>
+        <w:pStyle w:val="a4"/>
       </w:pPr>
       <w:r>
         <w:t>Были обучены модели машинного обучения градиентног</w:t>
@@ -6588,7 +6840,7 @@
     </w:p>
     <w:p>
       <w:pPr>
-        <w:pStyle w:val="a5"/>
+        <w:pStyle w:val="a4"/>
       </w:pPr>
       <w:r>
         <w:t>В исследовании было обнаружено, что продуктивность команды сразу снизилась после шока (1</w:t>
@@ -6626,7 +6878,7 @@
     </w:p>
     <w:p>
       <w:pPr>
-        <w:pStyle w:val="a5"/>
+        <w:pStyle w:val="a4"/>
       </w:pPr>
       <w:r>
         <w:t xml:space="preserve">Из приведенных выше работ, можно заметить, что основным и самым популярным источником данных является GH </w:t>
@@ -6717,7 +6969,7 @@
     </w:p>
     <w:p>
       <w:pPr>
-        <w:pStyle w:val="a5"/>
+        <w:pStyle w:val="a4"/>
       </w:pPr>
       <w:r>
         <w:t xml:space="preserve">GitHub – это облачная платформа для хранения репозиториев, основанная на системе контроля версий </w:t>
@@ -6759,7 +7011,7 @@
     </w:p>
     <w:p>
       <w:pPr>
-        <w:pStyle w:val="a5"/>
+        <w:pStyle w:val="a4"/>
       </w:pPr>
       <w:r>
         <w:t xml:space="preserve">На рисунке 1 изображена диаграмма деятельности стандартного цикла разработки с помощью </w:t>
@@ -6774,16 +7026,27 @@
       </w:r>
       <w:proofErr w:type="spellStart"/>
       <w:r>
-        <w:t>Github</w:t>
+        <w:t>Git</w:t>
       </w:r>
       <w:proofErr w:type="spellEnd"/>
       <w:r>
-        <w:t>:</w:t>
-      </w:r>
-    </w:p>
-    <w:p>
-      <w:pPr>
-        <w:pStyle w:val="a5"/>
+        <w:rPr>
+          <w:lang w:val="en-US"/>
+        </w:rPr>
+        <w:t>H</w:t>
+      </w:r>
+      <w:proofErr w:type="spellStart"/>
+      <w:r>
+        <w:t>ub</w:t>
+      </w:r>
+      <w:proofErr w:type="spellEnd"/>
+      <w:r>
+        <w:t>.</w:t>
+      </w:r>
+    </w:p>
+    <w:p>
+      <w:pPr>
+        <w:pStyle w:val="a4"/>
         <w:keepNext/>
         <w:ind w:firstLine="0"/>
       </w:pPr>
@@ -6792,10 +7055,10 @@
           <w:noProof/>
         </w:rPr>
         <w:drawing>
-          <wp:inline distT="0" distB="0" distL="0" distR="0" wp14:anchorId="0705EBF9" wp14:editId="6EC2D5BE">
-            <wp:extent cx="5755640" cy="4135120"/>
-            <wp:effectExtent l="19050" t="19050" r="16510" b="17780"/>
-            <wp:docPr id="37606918" name="Picture 5"/>
+          <wp:inline distT="0" distB="0" distL="0" distR="0" wp14:anchorId="4FE1B59F" wp14:editId="75C81F4C">
+            <wp:extent cx="5759450" cy="4099560"/>
+            <wp:effectExtent l="19050" t="19050" r="12700" b="15240"/>
+            <wp:docPr id="868961242" name="Picture 1"/>
             <wp:cNvGraphicFramePr>
               <a:graphicFrameLocks xmlns:a="http://schemas.openxmlformats.org/drawingml/2006/main" noChangeAspect="1"/>
             </wp:cNvGraphicFramePr>
@@ -6803,34 +7066,24 @@
               <a:graphicData uri="http://schemas.openxmlformats.org/drawingml/2006/picture">
                 <pic:pic xmlns:pic="http://schemas.openxmlformats.org/drawingml/2006/picture">
                   <pic:nvPicPr>
-                    <pic:cNvPr id="0" name="Picture 5"/>
-                    <pic:cNvPicPr>
-                      <a:picLocks noChangeAspect="1" noChangeArrowheads="1"/>
-                    </pic:cNvPicPr>
+                    <pic:cNvPr id="868961242" name=""/>
+                    <pic:cNvPicPr/>
                   </pic:nvPicPr>
                   <pic:blipFill>
-                    <a:blip r:embed="rId9">
-                      <a:extLst>
-                        <a:ext uri="{28A0092B-C50C-407E-A947-70E740481C1C}">
-                          <a14:useLocalDpi xmlns:a14="http://schemas.microsoft.com/office/drawing/2010/main" val="0"/>
-                        </a:ext>
-                      </a:extLst>
-                    </a:blip>
-                    <a:srcRect/>
+                    <a:blip r:embed="rId9"/>
                     <a:stretch>
                       <a:fillRect/>
                     </a:stretch>
                   </pic:blipFill>
-                  <pic:spPr bwMode="auto">
+                  <pic:spPr>
                     <a:xfrm>
                       <a:off x="0" y="0"/>
-                      <a:ext cx="5755640" cy="4135120"/>
+                      <a:ext cx="5759450" cy="4099560"/>
                     </a:xfrm>
                     <a:prstGeom prst="rect">
                       <a:avLst/>
                     </a:prstGeom>
-                    <a:noFill/>
-                    <a:ln>
+                    <a:ln w="12700">
                       <a:solidFill>
                         <a:schemeClr val="tx1"/>
                       </a:solidFill>
@@ -6845,7 +7098,7 @@
     </w:p>
     <w:p>
       <w:pPr>
-        <w:pStyle w:val="a5"/>
+        <w:pStyle w:val="a4"/>
         <w:ind w:firstLine="0"/>
         <w:jc w:val="center"/>
       </w:pPr>
@@ -6873,14 +7126,14 @@
     </w:p>
     <w:p>
       <w:pPr>
-        <w:pStyle w:val="a5"/>
+        <w:pStyle w:val="a4"/>
         <w:ind w:firstLine="0"/>
         <w:jc w:val="center"/>
       </w:pPr>
     </w:p>
     <w:p>
       <w:pPr>
-        <w:pStyle w:val="a5"/>
+        <w:pStyle w:val="a4"/>
       </w:pPr>
       <w:r>
         <w:t>На</w:t>
@@ -6891,7 +7144,7 @@
     </w:p>
     <w:p>
       <w:pPr>
-        <w:pStyle w:val="a5"/>
+        <w:pStyle w:val="a4"/>
       </w:pPr>
       <w:r>
         <w:lastRenderedPageBreak/>
@@ -6933,7 +7186,7 @@
     </w:p>
     <w:p>
       <w:pPr>
-        <w:pStyle w:val="a5"/>
+        <w:pStyle w:val="a4"/>
       </w:pPr>
       <w:r>
         <w:t xml:space="preserve">Проверяющий </w:t>
@@ -6950,7 +7203,7 @@
     </w:p>
     <w:p>
       <w:pPr>
-        <w:pStyle w:val="a5"/>
+        <w:pStyle w:val="a4"/>
       </w:pPr>
       <w:r>
         <w:t>В таблице</w:t>
@@ -6975,7 +7228,7 @@
     </w:p>
     <w:p>
       <w:pPr>
-        <w:pStyle w:val="a5"/>
+        <w:pStyle w:val="a4"/>
         <w:ind w:firstLine="0"/>
       </w:pPr>
       <w:bookmarkStart w:id="20" w:name="_Ref162542515"/>
@@ -7034,7 +7287,7 @@
           </w:tcPr>
           <w:p>
             <w:pPr>
-              <w:pStyle w:val="a5"/>
+              <w:pStyle w:val="a4"/>
               <w:spacing w:line="240" w:lineRule="auto"/>
               <w:ind w:firstLine="0"/>
               <w:rPr>
@@ -7061,7 +7314,7 @@
           </w:tcPr>
           <w:p>
             <w:pPr>
-              <w:pStyle w:val="a5"/>
+              <w:pStyle w:val="a4"/>
               <w:spacing w:line="240" w:lineRule="auto"/>
               <w:ind w:firstLine="0"/>
               <w:jc w:val="center"/>
@@ -7089,7 +7342,7 @@
           </w:tcPr>
           <w:p>
             <w:pPr>
-              <w:pStyle w:val="a5"/>
+              <w:pStyle w:val="a4"/>
               <w:spacing w:line="240" w:lineRule="auto"/>
               <w:ind w:firstLine="0"/>
               <w:jc w:val="center"/>
@@ -7120,7 +7373,7 @@
           </w:tcPr>
           <w:p>
             <w:pPr>
-              <w:pStyle w:val="af2"/>
+              <w:pStyle w:val="af4"/>
             </w:pPr>
             <w:r>
               <w:t>1</w:t>
@@ -7134,7 +7387,7 @@
           </w:tcPr>
           <w:p>
             <w:pPr>
-              <w:pStyle w:val="af2"/>
+              <w:pStyle w:val="af1"/>
               <w:rPr>
                 <w:rFonts w:ascii="Courier New" w:hAnsi="Courier New" w:cs="Courier New"/>
               </w:rPr>
@@ -7156,7 +7409,7 @@
           </w:tcPr>
           <w:p>
             <w:pPr>
-              <w:pStyle w:val="af2"/>
+              <w:pStyle w:val="af1"/>
             </w:pPr>
             <w:r>
               <w:t xml:space="preserve">Инициализация нового </w:t>
@@ -7168,6 +7421,68 @@
             <w:proofErr w:type="spellEnd"/>
             <w:r>
               <w:t xml:space="preserve"> репозитория</w:t>
+            </w:r>
+          </w:p>
+        </w:tc>
+      </w:tr>
+      <w:tr>
+        <w:tc>
+          <w:tcPr>
+            <w:tcW w:w="704" w:type="dxa"/>
+          </w:tcPr>
+          <w:p>
+            <w:pPr>
+              <w:pStyle w:val="af4"/>
+            </w:pPr>
+            <w:r>
+              <w:rPr>
+                <w:rStyle w:val="HTMLCode"/>
+                <w:rFonts w:ascii="Times New Roman" w:hAnsi="Times New Roman" w:cs="Times New Roman"/>
+                <w:sz w:val="24"/>
+                <w:szCs w:val="24"/>
+              </w:rPr>
+              <w:t>2</w:t>
+            </w:r>
+          </w:p>
+        </w:tc>
+        <w:tc>
+          <w:tcPr>
+            <w:tcW w:w="1418" w:type="dxa"/>
+          </w:tcPr>
+          <w:p>
+            <w:pPr>
+              <w:pStyle w:val="af1"/>
+              <w:rPr>
+                <w:rStyle w:val="HTMLCode"/>
+              </w:rPr>
+            </w:pPr>
+            <w:proofErr w:type="spellStart"/>
+            <w:r>
+              <w:rPr>
+                <w:rStyle w:val="HTMLCode"/>
+                <w:color w:val="111111"/>
+              </w:rPr>
+              <w:t>add</w:t>
+            </w:r>
+            <w:proofErr w:type="spellEnd"/>
+          </w:p>
+        </w:tc>
+        <w:tc>
+          <w:tcPr>
+            <w:tcW w:w="6945" w:type="dxa"/>
+          </w:tcPr>
+          <w:p>
+            <w:pPr>
+              <w:pStyle w:val="af1"/>
+            </w:pPr>
+            <w:r>
+              <w:rPr>
+                <w:rStyle w:val="HTMLCode"/>
+                <w:rFonts w:ascii="Times New Roman" w:hAnsi="Times New Roman" w:cs="Times New Roman"/>
+                <w:sz w:val="24"/>
+                <w:szCs w:val="24"/>
+              </w:rPr>
+              <w:t>Добавление файлов в индекс для последующего коммита</w:t>
             </w:r>
           </w:p>
         </w:tc>
@@ -7180,10 +7495,10 @@
           </w:tcPr>
           <w:p>
             <w:pPr>
-              <w:pStyle w:val="af2"/>
+              <w:pStyle w:val="af4"/>
             </w:pPr>
             <w:r>
-              <w:t>2</w:t>
+              <w:t>3</w:t>
             </w:r>
           </w:p>
         </w:tc>
@@ -7194,7 +7509,7 @@
           </w:tcPr>
           <w:p>
             <w:pPr>
-              <w:pStyle w:val="af2"/>
+              <w:pStyle w:val="af1"/>
               <w:rPr>
                 <w:rFonts w:ascii="Courier New" w:hAnsi="Courier New" w:cs="Courier New"/>
               </w:rPr>
@@ -7216,7 +7531,7 @@
           </w:tcPr>
           <w:p>
             <w:pPr>
-              <w:pStyle w:val="af2"/>
+              <w:pStyle w:val="af1"/>
             </w:pPr>
             <w:r>
               <w:t>Фиксация изменений в репозитории</w:t>
@@ -7232,10 +7547,10 @@
           </w:tcPr>
           <w:p>
             <w:pPr>
-              <w:pStyle w:val="af2"/>
+              <w:pStyle w:val="af4"/>
             </w:pPr>
             <w:r>
-              <w:t>3</w:t>
+              <w:t>4</w:t>
             </w:r>
           </w:p>
         </w:tc>
@@ -7246,7 +7561,7 @@
           </w:tcPr>
           <w:p>
             <w:pPr>
-              <w:pStyle w:val="af2"/>
+              <w:pStyle w:val="af1"/>
               <w:rPr>
                 <w:rFonts w:ascii="Courier New" w:hAnsi="Courier New" w:cs="Courier New"/>
               </w:rPr>
@@ -7268,7 +7583,7 @@
           </w:tcPr>
           <w:p>
             <w:pPr>
-              <w:pStyle w:val="af2"/>
+              <w:pStyle w:val="af1"/>
             </w:pPr>
             <w:r>
               <w:t>Отправка изменений в удаленный репозиторий</w:t>
@@ -7284,10 +7599,10 @@
           </w:tcPr>
           <w:p>
             <w:pPr>
-              <w:pStyle w:val="af2"/>
+              <w:pStyle w:val="af4"/>
             </w:pPr>
             <w:r>
-              <w:t>4</w:t>
+              <w:t>5</w:t>
             </w:r>
           </w:p>
         </w:tc>
@@ -7298,7 +7613,7 @@
           </w:tcPr>
           <w:p>
             <w:pPr>
-              <w:pStyle w:val="af2"/>
+              <w:pStyle w:val="af1"/>
               <w:rPr>
                 <w:rFonts w:ascii="Courier New" w:hAnsi="Courier New" w:cs="Courier New"/>
               </w:rPr>
@@ -7308,21 +7623,7 @@
               <w:rPr>
                 <w:rStyle w:val="HTMLCode"/>
               </w:rPr>
-              <w:t>pull</w:t>
-            </w:r>
-            <w:proofErr w:type="spellEnd"/>
-            <w:r>
-              <w:rPr>
-                <w:rStyle w:val="HTMLCode"/>
-              </w:rPr>
-              <w:t xml:space="preserve"> </w:t>
-            </w:r>
-            <w:proofErr w:type="spellStart"/>
-            <w:r>
-              <w:rPr>
-                <w:rStyle w:val="HTMLCode"/>
-              </w:rPr>
-              <w:t>request</w:t>
+              <w:t>merge</w:t>
             </w:r>
             <w:proofErr w:type="spellEnd"/>
           </w:p>
@@ -7334,10 +7635,10 @@
           </w:tcPr>
           <w:p>
             <w:pPr>
-              <w:pStyle w:val="af2"/>
+              <w:pStyle w:val="af1"/>
             </w:pPr>
             <w:r>
-              <w:t>Запрос на внесение изменений в основную ветку проекта</w:t>
+              <w:t>Слияние изменений из одной ветки в другую</w:t>
             </w:r>
           </w:p>
         </w:tc>
@@ -7346,35 +7647,34 @@
         <w:tc>
           <w:tcPr>
             <w:tcW w:w="704" w:type="dxa"/>
-            <w:vAlign w:val="bottom"/>
           </w:tcPr>
           <w:p>
             <w:pPr>
-              <w:pStyle w:val="af2"/>
+              <w:pStyle w:val="af4"/>
             </w:pPr>
             <w:r>
-              <w:t>5</w:t>
+              <w:t>6</w:t>
             </w:r>
           </w:p>
         </w:tc>
         <w:tc>
           <w:tcPr>
             <w:tcW w:w="1418" w:type="dxa"/>
-            <w:vAlign w:val="bottom"/>
           </w:tcPr>
           <w:p>
             <w:pPr>
-              <w:pStyle w:val="af2"/>
-              <w:rPr>
-                <w:rFonts w:ascii="Courier New" w:hAnsi="Courier New" w:cs="Courier New"/>
+              <w:pStyle w:val="af1"/>
+              <w:rPr>
+                <w:rStyle w:val="HTMLCode"/>
               </w:rPr>
             </w:pPr>
             <w:proofErr w:type="spellStart"/>
             <w:r>
               <w:rPr>
                 <w:rStyle w:val="HTMLCode"/>
-              </w:rPr>
-              <w:t>merge</w:t>
+                <w:color w:val="111111"/>
+              </w:rPr>
+              <w:t>branch</w:t>
             </w:r>
             <w:proofErr w:type="spellEnd"/>
           </w:p>
@@ -7382,14 +7682,137 @@
         <w:tc>
           <w:tcPr>
             <w:tcW w:w="6945" w:type="dxa"/>
-            <w:vAlign w:val="bottom"/>
           </w:tcPr>
           <w:p>
             <w:pPr>
-              <w:pStyle w:val="af2"/>
+              <w:pStyle w:val="af1"/>
             </w:pPr>
             <w:r>
-              <w:t>Слияние изменений из одной ветки в другую</w:t>
+              <w:rPr>
+                <w:rStyle w:val="HTMLCode"/>
+                <w:rFonts w:ascii="Times New Roman" w:hAnsi="Times New Roman" w:cs="Times New Roman"/>
+                <w:sz w:val="24"/>
+                <w:szCs w:val="24"/>
+              </w:rPr>
+              <w:t>Создание новой ветки в репозитории</w:t>
+            </w:r>
+          </w:p>
+        </w:tc>
+      </w:tr>
+      <w:tr>
+        <w:tc>
+          <w:tcPr>
+            <w:tcW w:w="704" w:type="dxa"/>
+          </w:tcPr>
+          <w:p>
+            <w:pPr>
+              <w:pStyle w:val="af4"/>
+            </w:pPr>
+            <w:r>
+              <w:t>7</w:t>
+            </w:r>
+          </w:p>
+        </w:tc>
+        <w:tc>
+          <w:tcPr>
+            <w:tcW w:w="1418" w:type="dxa"/>
+          </w:tcPr>
+          <w:p>
+            <w:pPr>
+              <w:pStyle w:val="af1"/>
+              <w:rPr>
+                <w:rStyle w:val="HTMLCode"/>
+              </w:rPr>
+            </w:pPr>
+            <w:proofErr w:type="spellStart"/>
+            <w:r>
+              <w:rPr>
+                <w:rStyle w:val="HTMLCode"/>
+                <w:color w:val="111111"/>
+              </w:rPr>
+              <w:t>checkout</w:t>
+            </w:r>
+            <w:proofErr w:type="spellEnd"/>
+          </w:p>
+        </w:tc>
+        <w:tc>
+          <w:tcPr>
+            <w:tcW w:w="6945" w:type="dxa"/>
+          </w:tcPr>
+          <w:p>
+            <w:pPr>
+              <w:pStyle w:val="af1"/>
+            </w:pPr>
+            <w:r>
+              <w:rPr>
+                <w:rStyle w:val="HTMLCode"/>
+                <w:rFonts w:ascii="Times New Roman" w:hAnsi="Times New Roman" w:cs="Times New Roman"/>
+                <w:sz w:val="24"/>
+                <w:szCs w:val="24"/>
+              </w:rPr>
+              <w:t>Переключение между ветками или коммитами в репозитории</w:t>
+            </w:r>
+          </w:p>
+        </w:tc>
+      </w:tr>
+      <w:tr>
+        <w:trPr>
+          <w:trHeight w:val="80"/>
+        </w:trPr>
+        <w:tc>
+          <w:tcPr>
+            <w:tcW w:w="704" w:type="dxa"/>
+          </w:tcPr>
+          <w:p>
+            <w:pPr>
+              <w:pStyle w:val="af4"/>
+              <w:rPr>
+                <w:lang w:val="en-US"/>
+              </w:rPr>
+            </w:pPr>
+            <w:r>
+              <w:t>8</w:t>
+            </w:r>
+          </w:p>
+        </w:tc>
+        <w:tc>
+          <w:tcPr>
+            <w:tcW w:w="1418" w:type="dxa"/>
+          </w:tcPr>
+          <w:p>
+            <w:pPr>
+              <w:pStyle w:val="af1"/>
+              <w:rPr>
+                <w:rStyle w:val="HTMLCode"/>
+              </w:rPr>
+            </w:pPr>
+            <w:proofErr w:type="spellStart"/>
+            <w:r>
+              <w:rPr>
+                <w:rStyle w:val="HTMLCode"/>
+                <w:color w:val="111111"/>
+              </w:rPr>
+              <w:t>clone</w:t>
+            </w:r>
+            <w:proofErr w:type="spellEnd"/>
+          </w:p>
+        </w:tc>
+        <w:tc>
+          <w:tcPr>
+            <w:tcW w:w="6945" w:type="dxa"/>
+          </w:tcPr>
+          <w:p>
+            <w:pPr>
+              <w:pStyle w:val="af1"/>
+            </w:pPr>
+            <w:r>
+              <w:rPr>
+                <w:rStyle w:val="HTMLCode"/>
+                <w:rFonts w:ascii="Times New Roman" w:hAnsi="Times New Roman" w:cs="Times New Roman"/>
+                <w:sz w:val="24"/>
+                <w:szCs w:val="24"/>
+              </w:rPr>
+              <w:t>Клонирование удаленного репозитория на локальную машину</w:t>
             </w:r>
           </w:p>
         </w:tc>
@@ -7397,448 +7820,421 @@
     </w:tbl>
     <w:p>
       <w:pPr>
-        <w:pStyle w:val="a5"/>
-      </w:pPr>
+        <w:pStyle w:val="a4"/>
+        <w:ind w:firstLine="0"/>
+      </w:pPr>
+    </w:p>
+    <w:p>
+      <w:pPr>
+        <w:pStyle w:val="2"/>
+      </w:pPr>
+      <w:bookmarkStart w:id="21" w:name="_Toc164871624"/>
+      <w:r>
+        <w:t>Описание исходных данных</w:t>
+      </w:r>
+      <w:bookmarkEnd w:id="21"/>
+    </w:p>
+    <w:p>
+      <w:pPr>
+        <w:pStyle w:val="a4"/>
+      </w:pPr>
+      <w:r>
+        <w:t>Когда пользователь выполняет какое-либо действие с репозиторием в GitHub, это действие сохраняется и связывается с конкретным событием. GitHub, а также сторонние сервисы, предоставляют доступ к событиям и другим данным, если они касаются публичного репозитория. Ниже приведены возможные способы получения данных.</w:t>
+      </w:r>
+    </w:p>
+    <w:p>
+      <w:pPr>
+        <w:pStyle w:val="a4"/>
+      </w:pPr>
+      <w:r>
+        <w:t xml:space="preserve">GH </w:t>
+      </w:r>
+      <w:proofErr w:type="spellStart"/>
+      <w:r>
+        <w:t>Archive</w:t>
+      </w:r>
+      <w:proofErr w:type="spellEnd"/>
+      <w:r>
+        <w:t xml:space="preserve"> – это </w:t>
+      </w:r>
+      <w:r>
+        <w:t xml:space="preserve">архив, который занимается сбором и </w:t>
+      </w:r>
+      <w:r>
+        <w:t>хранени</w:t>
+      </w:r>
+      <w:r>
+        <w:t>ем</w:t>
+      </w:r>
+      <w:r>
+        <w:t xml:space="preserve"> данных публичных репозиториев, предоставля</w:t>
+      </w:r>
+      <w:r>
+        <w:t>ющий</w:t>
+      </w:r>
+      <w:r>
+        <w:t xml:space="preserve"> доступ к этим данным по часам. </w:t>
+      </w:r>
+      <w:r>
+        <w:t>П</w:t>
+      </w:r>
+      <w:r>
+        <w:t xml:space="preserve">олучение данных на этом портале не предполагает возможности составления детализированного запроса и позволяет загрузить только данные всех событий, которые произошли за час, что усложняет отбор на более широкий промежуток времени. Также данные GH </w:t>
+      </w:r>
+      <w:proofErr w:type="spellStart"/>
+      <w:r>
+        <w:t>Archive</w:t>
+      </w:r>
+      <w:proofErr w:type="spellEnd"/>
+      <w:r>
+        <w:t xml:space="preserve"> доступны в более удобном варианте, публичном </w:t>
+      </w:r>
+      <w:proofErr w:type="spellStart"/>
+      <w:r>
+        <w:t>датасете</w:t>
+      </w:r>
+      <w:proofErr w:type="spellEnd"/>
+      <w:r>
+        <w:t xml:space="preserve"> Google </w:t>
+      </w:r>
+      <w:proofErr w:type="spellStart"/>
+      <w:r>
+        <w:t>BigQuery</w:t>
+      </w:r>
+      <w:proofErr w:type="spellEnd"/>
+      <w:r>
+        <w:t> [</w:t>
+      </w:r>
+      <w:r>
+        <w:fldChar w:fldCharType="begin"/>
+      </w:r>
+      <w:r>
+        <w:instrText xml:space="preserve"> REF _Ref159786968 \r \h </w:instrText>
+      </w:r>
+      <w:r>
+        <w:fldChar w:fldCharType="separate"/>
+      </w:r>
+      <w:r>
+        <w:t>9</w:t>
+      </w:r>
+      <w:r>
+        <w:fldChar w:fldCharType="end"/>
+      </w:r>
+      <w:r>
+        <w:t xml:space="preserve">], который позволяет производить SQL запросы, что освобождает от скачивания лишних </w:t>
+      </w:r>
+      <w:r>
+        <w:lastRenderedPageBreak/>
+        <w:t>данных</w:t>
+      </w:r>
+      <w:r>
+        <w:t>, о</w:t>
+      </w:r>
+      <w:r>
+        <w:t xml:space="preserve">днако </w:t>
+      </w:r>
+      <w:proofErr w:type="spellStart"/>
+      <w:r>
+        <w:t>BigQuery</w:t>
+      </w:r>
+      <w:proofErr w:type="spellEnd"/>
+      <w:r>
+        <w:t xml:space="preserve"> имеет довольно строгие ограничения для запросов, которые не позволяют сканировать и запрашивать большой объем данных бесплатно. </w:t>
+      </w:r>
+    </w:p>
+    <w:p>
+      <w:pPr>
+        <w:pStyle w:val="a4"/>
+      </w:pPr>
+      <w:r>
+        <w:t xml:space="preserve">Одним из лучших вариантов запроса большого объема данных с небольшим числом ограничений является сервис </w:t>
+      </w:r>
+      <w:proofErr w:type="spellStart"/>
+      <w:r>
+        <w:t>ClickHouse</w:t>
+      </w:r>
+      <w:proofErr w:type="spellEnd"/>
       <w:r>
         <w:t xml:space="preserve"> </w:t>
       </w:r>
-    </w:p>
-    <w:p>
-      <w:pPr>
-        <w:pStyle w:val="2"/>
-      </w:pPr>
-      <w:bookmarkStart w:id="21" w:name="_Toc164871624"/>
-      <w:r>
-        <w:t>Описание исходных данных</w:t>
-      </w:r>
-      <w:bookmarkEnd w:id="21"/>
-    </w:p>
-    <w:p>
-      <w:pPr>
-        <w:pStyle w:val="a5"/>
-      </w:pPr>
-      <w:r>
-        <w:t>Когда пользователь выполняет какое-либо действие с репозиторием в GitHub, это действие сохраняется и связывается с конкретным событием. GitHub, а также сторонние сервисы, предоставляют доступ к событиям и другим данным, если они касаются публичного репозитория. Ниже приведены возможные способы получения данных.</w:t>
-      </w:r>
-    </w:p>
-    <w:p>
-      <w:pPr>
-        <w:pStyle w:val="a5"/>
-      </w:pPr>
-      <w:r>
-        <w:t xml:space="preserve">GH </w:t>
-      </w:r>
       <w:proofErr w:type="spellStart"/>
       <w:r>
+        <w:t>Playground</w:t>
+      </w:r>
+      <w:proofErr w:type="spellEnd"/>
+      <w:r>
+        <w:t> [</w:t>
+      </w:r>
+      <w:r>
+        <w:fldChar w:fldCharType="begin"/>
+      </w:r>
+      <w:r>
+        <w:instrText xml:space="preserve"> REF _Ref158669710 \r \h </w:instrText>
+      </w:r>
+      <w:r>
+        <w:fldChar w:fldCharType="separate"/>
+      </w:r>
+      <w:r>
+        <w:t>10</w:t>
+      </w:r>
+      <w:r>
+        <w:fldChar w:fldCharType="end"/>
+      </w:r>
+      <w:r>
+        <w:t xml:space="preserve">], с помощью которого можно получить доступ к уже </w:t>
+      </w:r>
+      <w:proofErr w:type="spellStart"/>
+      <w:r>
+        <w:t>предобработанным</w:t>
+      </w:r>
+      <w:proofErr w:type="spellEnd"/>
+      <w:r>
+        <w:t xml:space="preserve"> данным из GH </w:t>
+      </w:r>
+      <w:proofErr w:type="spellStart"/>
+      <w:r>
         <w:t>Archive</w:t>
       </w:r>
       <w:proofErr w:type="spellEnd"/>
       <w:r>
-        <w:t xml:space="preserve"> – это </w:t>
-      </w:r>
-      <w:r>
-        <w:t xml:space="preserve">архив, который занимается сбором и </w:t>
-      </w:r>
-      <w:r>
-        <w:t>хранени</w:t>
-      </w:r>
-      <w:r>
-        <w:t>ем</w:t>
-      </w:r>
-      <w:r>
-        <w:t xml:space="preserve"> данных публичных репозиториев, предоставля</w:t>
-      </w:r>
-      <w:r>
-        <w:t>ющий</w:t>
-      </w:r>
-      <w:r>
-        <w:t xml:space="preserve"> доступ к этим данным по часам. </w:t>
-      </w:r>
-      <w:r>
-        <w:t>П</w:t>
-      </w:r>
-      <w:r>
-        <w:t xml:space="preserve">олучение данных на этом портале не предполагает возможности составления детализированного запроса и позволяет загрузить только данные всех событий, которые произошли за час, что усложняет отбор на более широкий промежуток времени. Также данные GH </w:t>
+        <w:t xml:space="preserve"> путем отправки SQL-запросов. </w:t>
+      </w:r>
+    </w:p>
+    <w:p>
+      <w:pPr>
+        <w:pStyle w:val="a4"/>
+        <w:keepNext/>
+      </w:pPr>
+      <w:r>
+        <w:t>Например,</w:t>
+      </w:r>
+      <w:r>
+        <w:t xml:space="preserve"> для каждого репозитория</w:t>
+      </w:r>
+      <w:r>
+        <w:t xml:space="preserve"> можно получить такие </w:t>
+      </w:r>
+      <w:r>
+        <w:t>данные</w:t>
+      </w:r>
+      <w:r>
+        <w:t>, как:</w:t>
+      </w:r>
+    </w:p>
+    <w:p>
+      <w:pPr>
+        <w:pStyle w:val="a1"/>
+      </w:pPr>
+      <w:r>
+        <w:t xml:space="preserve">количество </w:t>
+      </w:r>
+      <w:r>
+        <w:t>произведенных фиксаций репозитория (</w:t>
       </w:r>
       <w:proofErr w:type="spellStart"/>
       <w:r>
-        <w:t>Archive</w:t>
+        <w:rPr>
+          <w:rStyle w:val="a5"/>
+        </w:rPr>
+        <w:t>commit</w:t>
+      </w:r>
+      <w:r>
+        <w:rPr>
+          <w:rStyle w:val="a5"/>
+        </w:rPr>
+        <w:t>s</w:t>
       </w:r>
       <w:proofErr w:type="spellEnd"/>
       <w:r>
-        <w:t xml:space="preserve"> доступны в более удобном варианте, публичном </w:t>
+        <w:t>)</w:t>
+      </w:r>
+      <w:r>
+        <w:t>;</w:t>
+      </w:r>
+    </w:p>
+    <w:p>
+      <w:pPr>
+        <w:pStyle w:val="a1"/>
+      </w:pPr>
+      <w:r>
+        <w:t xml:space="preserve">количество </w:t>
+      </w:r>
+      <w:r>
+        <w:t>отправок изменений репозитория</w:t>
+      </w:r>
+      <w:r>
+        <w:t xml:space="preserve"> </w:t>
+      </w:r>
+      <w:r>
+        <w:t>(</w:t>
       </w:r>
       <w:proofErr w:type="spellStart"/>
       <w:r>
-        <w:t>датасете</w:t>
+        <w:rPr>
+          <w:rStyle w:val="a5"/>
+        </w:rPr>
+        <w:t>push</w:t>
+      </w:r>
+      <w:r>
+        <w:rPr>
+          <w:rStyle w:val="a5"/>
+        </w:rPr>
+        <w:t>es</w:t>
       </w:r>
       <w:proofErr w:type="spellEnd"/>
       <w:r>
-        <w:t xml:space="preserve"> Google </w:t>
+        <w:t>)</w:t>
+      </w:r>
+      <w:r>
+        <w:t>;</w:t>
+      </w:r>
+    </w:p>
+    <w:p>
+      <w:pPr>
+        <w:pStyle w:val="a1"/>
+      </w:pPr>
+      <w:r>
+        <w:t xml:space="preserve">средний объем </w:t>
+      </w:r>
+      <w:r>
+        <w:t>отправок изменений репозитория (</w:t>
       </w:r>
       <w:proofErr w:type="spellStart"/>
       <w:r>
-        <w:t>BigQuery</w:t>
+        <w:rPr>
+          <w:rStyle w:val="a5"/>
+        </w:rPr>
+        <w:t>push</w:t>
+      </w:r>
+      <w:r>
+        <w:rPr>
+          <w:rStyle w:val="a5"/>
+        </w:rPr>
+        <w:t>es</w:t>
       </w:r>
       <w:proofErr w:type="spellEnd"/>
       <w:r>
+        <w:t>)</w:t>
+      </w:r>
+      <w:r>
+        <w:t>;</w:t>
+      </w:r>
+    </w:p>
+    <w:p>
+      <w:pPr>
+        <w:pStyle w:val="a1"/>
+      </w:pPr>
+      <w:r>
+        <w:t xml:space="preserve">число </w:t>
+      </w:r>
+      <w:proofErr w:type="spellStart"/>
+      <w:r>
+        <w:t>отслеживаний</w:t>
+      </w:r>
+      <w:proofErr w:type="spellEnd"/>
+      <w:r>
+        <w:t xml:space="preserve"> репозитория </w:t>
+      </w:r>
+      <w:r>
+        <w:rPr>
+          <w:rStyle w:val="a5"/>
+        </w:rPr>
+        <w:t>(</w:t>
+      </w:r>
+      <w:proofErr w:type="spellStart"/>
+      <w:r>
+        <w:rPr>
+          <w:rStyle w:val="a5"/>
+        </w:rPr>
+        <w:t>watches</w:t>
+      </w:r>
+      <w:proofErr w:type="spellEnd"/>
+      <w:r>
+        <w:rPr>
+          <w:rStyle w:val="a5"/>
+        </w:rPr>
+        <w:t>)</w:t>
+      </w:r>
+      <w:r>
+        <w:t>;</w:t>
+      </w:r>
+    </w:p>
+    <w:p>
+      <w:pPr>
+        <w:pStyle w:val="a1"/>
+      </w:pPr>
+      <w:r>
+        <w:t>количество открытых</w:t>
+      </w:r>
+      <w:r>
+        <w:t xml:space="preserve"> </w:t>
+      </w:r>
+      <w:r>
+        <w:t>запросов на улучшение или исправление ошибки</w:t>
+      </w:r>
+      <w:r>
+        <w:t xml:space="preserve"> репозитория</w:t>
+      </w:r>
+      <w:r>
+        <w:t xml:space="preserve"> </w:t>
+      </w:r>
+      <w:r>
+        <w:rPr>
+          <w:rStyle w:val="a5"/>
+        </w:rPr>
+        <w:t>(</w:t>
+      </w:r>
+      <w:proofErr w:type="spellStart"/>
+      <w:r>
+        <w:rPr>
+          <w:rStyle w:val="a5"/>
+        </w:rPr>
+        <w:t>issu</w:t>
+      </w:r>
+      <w:r>
+        <w:rPr>
+          <w:rStyle w:val="a5"/>
+        </w:rPr>
+        <w:t>e</w:t>
+      </w:r>
+      <w:proofErr w:type="spellEnd"/>
+      <w:r>
+        <w:rPr>
+          <w:rStyle w:val="a5"/>
+        </w:rPr>
+        <w:t>)</w:t>
+      </w:r>
+      <w:r>
+        <w:t>;</w:t>
+      </w:r>
+    </w:p>
+    <w:p>
+      <w:pPr>
+        <w:pStyle w:val="a4"/>
+      </w:pPr>
+      <w:r>
+        <w:t xml:space="preserve">Рассмотрим еще один вариант получения данных GitHub. </w:t>
+      </w:r>
+      <w:r>
+        <w:br/>
+      </w:r>
+      <w:r>
+        <w:t>GitHub API</w:t>
+      </w:r>
+      <w:r>
         <w:t> [</w:t>
       </w:r>
       <w:r>
         <w:fldChar w:fldCharType="begin"/>
       </w:r>
       <w:r>
-        <w:instrText xml:space="preserve"> REF _Ref159786968 \r \h </w:instrText>
+        <w:instrText xml:space="preserve"> REF _Ref158672201 \r \h </w:instrText>
       </w:r>
       <w:r>
         <w:fldChar w:fldCharType="separate"/>
       </w:r>
       <w:r>
-        <w:t>9</w:t>
-      </w:r>
-      <w:r>
-        <w:fldChar w:fldCharType="end"/>
-      </w:r>
-      <w:r>
-        <w:t>], который позволяет производить SQL запросы, что освобождает от скачивания лишних данных</w:t>
-      </w:r>
-      <w:r>
-        <w:t>, о</w:t>
-      </w:r>
-      <w:r>
-        <w:t xml:space="preserve">днако </w:t>
-      </w:r>
-      <w:proofErr w:type="spellStart"/>
-      <w:r>
-        <w:t>BigQuery</w:t>
-      </w:r>
-      <w:proofErr w:type="spellEnd"/>
-      <w:r>
-        <w:t xml:space="preserve"> имеет довольно строгие ограничения для </w:t>
-      </w:r>
-      <w:r>
-        <w:lastRenderedPageBreak/>
-        <w:t xml:space="preserve">запросов, которые не позволяют сканировать и запрашивать большой объем данных бесплатно. </w:t>
-      </w:r>
-    </w:p>
-    <w:p>
-      <w:pPr>
-        <w:pStyle w:val="a5"/>
-      </w:pPr>
-      <w:r>
-        <w:t xml:space="preserve">Одним из лучших вариантов запроса большого объема данных с небольшим числом ограничений является сервис </w:t>
-      </w:r>
-      <w:proofErr w:type="spellStart"/>
-      <w:r>
-        <w:t>ClickHouse</w:t>
-      </w:r>
-      <w:proofErr w:type="spellEnd"/>
-      <w:r>
-        <w:t xml:space="preserve"> </w:t>
-      </w:r>
-      <w:proofErr w:type="spellStart"/>
-      <w:r>
-        <w:t>Playground</w:t>
-      </w:r>
-      <w:proofErr w:type="spellEnd"/>
-      <w:r>
-        <w:t> [</w:t>
-      </w:r>
-      <w:r>
-        <w:fldChar w:fldCharType="begin"/>
-      </w:r>
-      <w:r>
-        <w:instrText xml:space="preserve"> REF _Ref158669710 \r \h </w:instrText>
-      </w:r>
-      <w:r>
-        <w:fldChar w:fldCharType="separate"/>
-      </w:r>
-      <w:r>
-        <w:t>10</w:t>
-      </w:r>
-      <w:r>
-        <w:fldChar w:fldCharType="end"/>
-      </w:r>
-      <w:r>
-        <w:t xml:space="preserve">], с помощью которого можно получить доступ к уже </w:t>
-      </w:r>
-      <w:proofErr w:type="spellStart"/>
-      <w:r>
-        <w:t>предобработанным</w:t>
-      </w:r>
-      <w:proofErr w:type="spellEnd"/>
-      <w:r>
-        <w:t xml:space="preserve"> данным из GH </w:t>
-      </w:r>
-      <w:proofErr w:type="spellStart"/>
-      <w:r>
-        <w:t>Archive</w:t>
-      </w:r>
-      <w:proofErr w:type="spellEnd"/>
-      <w:r>
-        <w:t xml:space="preserve"> путем отправки SQL-запросов. </w:t>
-      </w:r>
-    </w:p>
-    <w:p>
-      <w:pPr>
-        <w:pStyle w:val="a5"/>
-        <w:keepNext/>
-      </w:pPr>
-      <w:r>
-        <w:t>Например,</w:t>
-      </w:r>
-      <w:r>
-        <w:t xml:space="preserve"> для каждого репозитория</w:t>
-      </w:r>
-      <w:r>
-        <w:t xml:space="preserve"> можно получить такие </w:t>
-      </w:r>
-      <w:r>
-        <w:t>данные</w:t>
-      </w:r>
-      <w:r>
-        <w:t>, как:</w:t>
-      </w:r>
-    </w:p>
-    <w:p>
-      <w:pPr>
-        <w:pStyle w:val="a1"/>
-        <w:numPr>
-          <w:ilvl w:val="0"/>
-          <w:numId w:val="26"/>
-        </w:numPr>
-        <w:ind w:left="0" w:firstLine="709"/>
-      </w:pPr>
-      <w:r>
-        <w:t xml:space="preserve">количество </w:t>
-      </w:r>
-      <w:r>
-        <w:t>произведенных фиксаций репозитория (</w:t>
-      </w:r>
-      <w:proofErr w:type="spellStart"/>
-      <w:r>
-        <w:rPr>
-          <w:rStyle w:val="a6"/>
-        </w:rPr>
-        <w:t>commit</w:t>
-      </w:r>
-      <w:r>
-        <w:rPr>
-          <w:rStyle w:val="a6"/>
-        </w:rPr>
-        <w:t>s</w:t>
-      </w:r>
-      <w:proofErr w:type="spellEnd"/>
-      <w:r>
-        <w:t>)</w:t>
-      </w:r>
-      <w:r>
-        <w:t>;</w:t>
-      </w:r>
-    </w:p>
-    <w:p>
-      <w:pPr>
-        <w:pStyle w:val="a1"/>
-        <w:numPr>
-          <w:ilvl w:val="0"/>
-          <w:numId w:val="26"/>
-        </w:numPr>
-        <w:ind w:left="0" w:firstLine="709"/>
-      </w:pPr>
-      <w:r>
-        <w:t xml:space="preserve">количество </w:t>
-      </w:r>
-      <w:r>
-        <w:t>отправок изменений репозитория</w:t>
-      </w:r>
-      <w:r>
-        <w:t xml:space="preserve"> </w:t>
-      </w:r>
-      <w:r>
-        <w:t>(</w:t>
-      </w:r>
-      <w:proofErr w:type="spellStart"/>
-      <w:r>
-        <w:rPr>
-          <w:rStyle w:val="a6"/>
-        </w:rPr>
-        <w:t>push</w:t>
-      </w:r>
-      <w:r>
-        <w:rPr>
-          <w:rStyle w:val="a6"/>
-        </w:rPr>
-        <w:t>es</w:t>
-      </w:r>
-      <w:proofErr w:type="spellEnd"/>
-      <w:r>
-        <w:t>)</w:t>
-      </w:r>
-      <w:r>
-        <w:t>;</w:t>
-      </w:r>
-    </w:p>
-    <w:p>
-      <w:pPr>
-        <w:pStyle w:val="a1"/>
-        <w:numPr>
-          <w:ilvl w:val="0"/>
-          <w:numId w:val="26"/>
-        </w:numPr>
-        <w:ind w:left="0" w:firstLine="709"/>
-      </w:pPr>
-      <w:r>
-        <w:t xml:space="preserve">средний объем </w:t>
-      </w:r>
-      <w:r>
-        <w:t>отправок изменений репозитория (</w:t>
-      </w:r>
-      <w:proofErr w:type="spellStart"/>
-      <w:r>
-        <w:rPr>
-          <w:rStyle w:val="a6"/>
-        </w:rPr>
-        <w:t>push</w:t>
-      </w:r>
-      <w:r>
-        <w:rPr>
-          <w:rStyle w:val="a6"/>
-        </w:rPr>
-        <w:t>es</w:t>
-      </w:r>
-      <w:proofErr w:type="spellEnd"/>
-      <w:r>
-        <w:t>)</w:t>
-      </w:r>
-      <w:r>
-        <w:t>;</w:t>
-      </w:r>
-    </w:p>
-    <w:p>
-      <w:pPr>
-        <w:pStyle w:val="a1"/>
-        <w:numPr>
-          <w:ilvl w:val="0"/>
-          <w:numId w:val="26"/>
-        </w:numPr>
-        <w:ind w:left="0" w:firstLine="709"/>
-      </w:pPr>
-      <w:r>
-        <w:t xml:space="preserve">число </w:t>
-      </w:r>
-      <w:proofErr w:type="spellStart"/>
-      <w:r>
-        <w:t>отслеживаний</w:t>
-      </w:r>
-      <w:proofErr w:type="spellEnd"/>
-      <w:r>
-        <w:t xml:space="preserve"> репозитория </w:t>
-      </w:r>
-      <w:r>
-        <w:rPr>
-          <w:rStyle w:val="Char6"/>
-        </w:rPr>
-        <w:t>(</w:t>
-      </w:r>
-      <w:proofErr w:type="spellStart"/>
-      <w:r>
-        <w:rPr>
-          <w:rStyle w:val="a6"/>
-        </w:rPr>
-        <w:t>watches</w:t>
-      </w:r>
-      <w:proofErr w:type="spellEnd"/>
-      <w:r>
-        <w:rPr>
-          <w:rStyle w:val="Char6"/>
-        </w:rPr>
-        <w:t>)</w:t>
-      </w:r>
-      <w:r>
-        <w:t>;</w:t>
-      </w:r>
-    </w:p>
-    <w:p>
-      <w:pPr>
-        <w:pStyle w:val="a1"/>
-        <w:numPr>
-          <w:ilvl w:val="0"/>
-          <w:numId w:val="26"/>
-        </w:numPr>
-        <w:ind w:left="0" w:firstLine="709"/>
-      </w:pPr>
-      <w:r>
-        <w:t>количество открытых</w:t>
-      </w:r>
-      <w:r>
-        <w:t xml:space="preserve"> </w:t>
-      </w:r>
-      <w:r>
-        <w:t>запросов на улучшение или исправление ошибки</w:t>
-      </w:r>
-      <w:r>
-        <w:t xml:space="preserve"> репозитория</w:t>
-      </w:r>
-      <w:r>
-        <w:t xml:space="preserve"> </w:t>
-      </w:r>
-      <w:r>
-        <w:rPr>
-          <w:rStyle w:val="Char6"/>
-        </w:rPr>
-        <w:t>(</w:t>
-      </w:r>
-      <w:proofErr w:type="spellStart"/>
-      <w:r>
-        <w:rPr>
-          <w:rStyle w:val="a6"/>
-        </w:rPr>
-        <w:t>issu</w:t>
-      </w:r>
-      <w:r>
-        <w:rPr>
-          <w:rStyle w:val="a6"/>
-        </w:rPr>
-        <w:t>e</w:t>
-      </w:r>
-      <w:proofErr w:type="spellEnd"/>
-      <w:r>
-        <w:rPr>
-          <w:rStyle w:val="Char6"/>
-        </w:rPr>
-        <w:t>)</w:t>
-      </w:r>
-      <w:r>
-        <w:t>;</w:t>
-      </w:r>
-    </w:p>
-    <w:p>
-      <w:pPr>
-        <w:pStyle w:val="a5"/>
-      </w:pPr>
-      <w:r>
-        <w:t xml:space="preserve">Рассмотрим еще один вариант получения данных GitHub. </w:t>
-      </w:r>
-      <w:r>
-        <w:br/>
-      </w:r>
-      <w:r>
-        <w:t>GitHub API</w:t>
-      </w:r>
-      <w:r>
-        <w:t> [</w:t>
-      </w:r>
-      <w:r>
-        <w:fldChar w:fldCharType="begin"/>
-      </w:r>
-      <w:r>
-        <w:instrText xml:space="preserve"> REF _Ref158672201 \r \h </w:instrText>
-      </w:r>
-      <w:r>
-        <w:fldChar w:fldCharType="separate"/>
-      </w:r>
-      <w:r>
-        <w:t>7</w:t>
+        <w:t>12</w:t>
       </w:r>
       <w:r>
         <w:fldChar w:fldCharType="end"/>
@@ -7859,7 +8255,7 @@
     </w:p>
     <w:p>
       <w:pPr>
-        <w:pStyle w:val="a5"/>
+        <w:pStyle w:val="a4"/>
       </w:pPr>
       <w:r>
         <w:t xml:space="preserve">Ниже представлены примеры, </w:t>
@@ -7962,7 +8358,7 @@
     </w:p>
     <w:p>
       <w:pPr>
-        <w:pStyle w:val="a5"/>
+        <w:pStyle w:val="a4"/>
       </w:pPr>
       <w:r>
         <w:t>Из</w:t>
@@ -8040,11 +8436,9 @@
       <w:r>
         <w:t xml:space="preserve">о </w:t>
       </w:r>
-      <w:proofErr w:type="spellStart"/>
-      <w:r>
-        <w:t>отслеживаний</w:t>
-      </w:r>
-      <w:proofErr w:type="spellEnd"/>
+      <w:r>
+        <w:t>звезд</w:t>
+      </w:r>
       <w:r>
         <w:t xml:space="preserve"> репозитория (</w:t>
       </w:r>
@@ -8099,7 +8493,7 @@
     </w:p>
     <w:p>
       <w:pPr>
-        <w:pStyle w:val="a5"/>
+        <w:pStyle w:val="a4"/>
         <w:ind w:firstLine="0"/>
       </w:pPr>
       <w:r>
@@ -8149,7 +8543,7 @@
           </w:tcPr>
           <w:p>
             <w:pPr>
-              <w:pStyle w:val="a5"/>
+              <w:pStyle w:val="a4"/>
               <w:spacing w:line="240" w:lineRule="auto"/>
               <w:ind w:firstLine="0"/>
               <w:rPr>
@@ -8178,7 +8572,7 @@
           </w:tcPr>
           <w:p>
             <w:pPr>
-              <w:pStyle w:val="a5"/>
+              <w:pStyle w:val="a4"/>
               <w:spacing w:line="240" w:lineRule="auto"/>
               <w:ind w:firstLine="0"/>
               <w:jc w:val="center"/>
@@ -8208,7 +8602,7 @@
           </w:tcPr>
           <w:p>
             <w:pPr>
-              <w:pStyle w:val="a5"/>
+              <w:pStyle w:val="a4"/>
               <w:spacing w:line="240" w:lineRule="auto"/>
               <w:ind w:firstLine="0"/>
               <w:jc w:val="center"/>
@@ -8238,7 +8632,7 @@
           </w:tcPr>
           <w:p>
             <w:pPr>
-              <w:pStyle w:val="a5"/>
+              <w:pStyle w:val="a4"/>
               <w:spacing w:line="240" w:lineRule="auto"/>
               <w:ind w:firstLine="0"/>
               <w:jc w:val="center"/>
@@ -8270,7 +8664,7 @@
           </w:tcPr>
           <w:p>
             <w:pPr>
-              <w:pStyle w:val="a5"/>
+              <w:pStyle w:val="a4"/>
               <w:spacing w:line="240" w:lineRule="auto"/>
               <w:ind w:firstLine="0"/>
               <w:jc w:val="center"/>
@@ -8335,7 +8729,7 @@
           </w:tcPr>
           <w:p>
             <w:pPr>
-              <w:pStyle w:val="a5"/>
+              <w:pStyle w:val="a4"/>
               <w:spacing w:line="240" w:lineRule="auto"/>
               <w:ind w:firstLine="0"/>
               <w:jc w:val="center"/>
@@ -8400,7 +8794,7 @@
           </w:tcPr>
           <w:p>
             <w:pPr>
-              <w:pStyle w:val="a5"/>
+              <w:pStyle w:val="a4"/>
               <w:spacing w:line="240" w:lineRule="auto"/>
               <w:ind w:firstLine="0"/>
               <w:jc w:val="center"/>
@@ -8465,7 +8859,7 @@
           </w:tcPr>
           <w:p>
             <w:pPr>
-              <w:pStyle w:val="a5"/>
+              <w:pStyle w:val="a4"/>
               <w:spacing w:line="240" w:lineRule="auto"/>
               <w:ind w:firstLine="0"/>
               <w:jc w:val="center"/>
@@ -8530,7 +8924,7 @@
           </w:tcPr>
           <w:p>
             <w:pPr>
-              <w:pStyle w:val="a5"/>
+              <w:pStyle w:val="a4"/>
               <w:spacing w:line="240" w:lineRule="auto"/>
               <w:ind w:firstLine="0"/>
               <w:jc w:val="center"/>
@@ -8591,13 +8985,13 @@
     </w:tbl>
     <w:p>
       <w:pPr>
-        <w:pStyle w:val="a5"/>
+        <w:pStyle w:val="a4"/>
         <w:ind w:firstLine="0"/>
       </w:pPr>
     </w:p>
     <w:p>
       <w:pPr>
-        <w:pStyle w:val="a5"/>
+        <w:pStyle w:val="a4"/>
       </w:pPr>
       <w:r>
         <w:t xml:space="preserve">Каждому </w:t>
@@ -8629,7 +9023,7 @@
     </w:p>
     <w:p>
       <w:pPr>
-        <w:pStyle w:val="a5"/>
+        <w:pStyle w:val="a4"/>
       </w:pPr>
       <w:r>
         <w:t>Применив алгоритм</w:t>
@@ -8654,7 +9048,7 @@
     </w:p>
     <w:p>
       <w:pPr>
-        <w:pStyle w:val="a5"/>
+        <w:pStyle w:val="a4"/>
         <w:ind w:firstLine="0"/>
       </w:pPr>
       <w:r>
@@ -8689,11 +9083,11 @@
         <w:tblLook w:val="04A0" w:firstRow="1" w:lastRow="0" w:firstColumn="1" w:lastColumn="0" w:noHBand="0" w:noVBand="1"/>
       </w:tblPr>
       <w:tblGrid>
-        <w:gridCol w:w="642"/>
-        <w:gridCol w:w="2653"/>
-        <w:gridCol w:w="2509"/>
-        <w:gridCol w:w="1438"/>
-        <w:gridCol w:w="1825"/>
+        <w:gridCol w:w="675"/>
+        <w:gridCol w:w="2864"/>
+        <w:gridCol w:w="2693"/>
+        <w:gridCol w:w="1418"/>
+        <w:gridCol w:w="1417"/>
       </w:tblGrid>
       <w:tr>
         <w:tc>
@@ -8702,7 +9096,7 @@
           </w:tcPr>
           <w:p>
             <w:pPr>
-              <w:pStyle w:val="a5"/>
+              <w:pStyle w:val="a4"/>
               <w:spacing w:line="240" w:lineRule="auto"/>
               <w:ind w:firstLine="0"/>
               <w:rPr>
@@ -8729,7 +9123,7 @@
           </w:tcPr>
           <w:p>
             <w:pPr>
-              <w:pStyle w:val="af3"/>
+              <w:pStyle w:val="af2"/>
             </w:pPr>
             <w:r>
               <w:t>Антецедент</w:t>
@@ -8742,7 +9136,7 @@
           </w:tcPr>
           <w:p>
             <w:pPr>
-              <w:pStyle w:val="a5"/>
+              <w:pStyle w:val="a4"/>
               <w:spacing w:line="240" w:lineRule="auto"/>
               <w:ind w:firstLine="0"/>
               <w:jc w:val="center"/>
@@ -8772,7 +9166,7 @@
           </w:tcPr>
           <w:p>
             <w:pPr>
-              <w:pStyle w:val="a5"/>
+              <w:pStyle w:val="a4"/>
               <w:spacing w:line="240" w:lineRule="auto"/>
               <w:ind w:firstLine="0"/>
               <w:jc w:val="center"/>
@@ -8800,7 +9194,7 @@
           </w:tcPr>
           <w:p>
             <w:pPr>
-              <w:pStyle w:val="a5"/>
+              <w:pStyle w:val="a4"/>
               <w:spacing w:line="240" w:lineRule="auto"/>
               <w:ind w:firstLine="0"/>
               <w:jc w:val="center"/>
@@ -8830,10 +9224,10 @@
           </w:tcPr>
           <w:p>
             <w:pPr>
-              <w:pStyle w:val="a5"/>
+              <w:pStyle w:val="a4"/>
               <w:spacing w:line="240" w:lineRule="auto"/>
               <w:ind w:firstLine="0"/>
-              <w:jc w:val="left"/>
+              <w:jc w:val="center"/>
               <w:rPr>
                 <w:sz w:val="24"/>
                 <w:szCs w:val="24"/>
@@ -8932,10 +9326,10 @@
           </w:tcPr>
           <w:p>
             <w:pPr>
-              <w:pStyle w:val="a5"/>
+              <w:pStyle w:val="a4"/>
               <w:spacing w:line="240" w:lineRule="auto"/>
               <w:ind w:firstLine="0"/>
-              <w:jc w:val="left"/>
+              <w:jc w:val="center"/>
               <w:rPr>
                 <w:sz w:val="24"/>
                 <w:szCs w:val="24"/>
@@ -9033,13 +9427,13 @@
     </w:tbl>
     <w:p>
       <w:pPr>
-        <w:pStyle w:val="a5"/>
+        <w:pStyle w:val="a4"/>
         <w:ind w:firstLine="0"/>
       </w:pPr>
     </w:p>
     <w:p>
       <w:pPr>
-        <w:pStyle w:val="a5"/>
+        <w:pStyle w:val="a4"/>
       </w:pPr>
       <w:r>
         <w:t>Запись «{</w:t>
@@ -9142,7 +9536,11 @@
         <w:t>З</w:t>
       </w:r>
       <w:r>
-        <w:t>начение поддержки</w:t>
+        <w:t xml:space="preserve">начение </w:t>
+      </w:r>
+      <w:r>
+        <w:lastRenderedPageBreak/>
+        <w:t>поддержки</w:t>
       </w:r>
       <w:r>
         <w:t xml:space="preserve"> 0.4</w:t>
@@ -9160,11 +9558,7 @@
         <w:t>что</w:t>
       </w:r>
       <w:r>
-        <w:t xml:space="preserve"> при </w:t>
-      </w:r>
-      <w:r>
-        <w:lastRenderedPageBreak/>
-        <w:t>данном антецеденте</w:t>
+        <w:t xml:space="preserve"> при данном антецеденте</w:t>
       </w:r>
       <w:r>
         <w:t xml:space="preserve"> правило </w:t>
@@ -9190,7 +9584,7 @@
     </w:p>
     <w:p>
       <w:pPr>
-        <w:pStyle w:val="a5"/>
+        <w:pStyle w:val="a4"/>
       </w:pPr>
       <w:r>
         <w:t>Шаблоны такого</w:t>
@@ -9216,7 +9610,7 @@
     </w:p>
     <w:p>
       <w:pPr>
-        <w:pStyle w:val="a5"/>
+        <w:pStyle w:val="a4"/>
       </w:pPr>
       <w:r>
         <w:t>Немаловажно заметить, что при всем разнообразии возможных данных, аналитику, который будет работать в системе, стоит предоставить</w:t>
@@ -9275,7 +9669,27 @@
         <w:t xml:space="preserve"> </w:t>
       </w:r>
       <w:r>
-        <w:t xml:space="preserve">Из этого также следует, что аналитик должен хранить запрошенные выборки, поэтому </w:t>
+        <w:t>При высокой вариабельности</w:t>
+      </w:r>
+      <w:r>
+        <w:t xml:space="preserve"> параметров</w:t>
+      </w:r>
+      <w:r>
+        <w:t xml:space="preserve"> запрошенных данных также необходимо удобное </w:t>
+      </w:r>
+      <w:proofErr w:type="gramStart"/>
+      <w:r>
+        <w:t>хранени</w:t>
+      </w:r>
+      <w:r>
+        <w:t>е</w:t>
+      </w:r>
+      <w:proofErr w:type="gramEnd"/>
+      <w:r>
+        <w:t xml:space="preserve"> как и самой выборки, так и ее параметров, </w:t>
+      </w:r>
+      <w:r>
+        <w:t xml:space="preserve">поэтому </w:t>
       </w:r>
       <w:r>
         <w:t>системе необходима база данных.</w:t>
@@ -9283,7 +9697,7 @@
     </w:p>
     <w:p>
       <w:pPr>
-        <w:pStyle w:val="a5"/>
+        <w:pStyle w:val="a4"/>
       </w:pPr>
     </w:p>
     <w:p>
@@ -9300,7 +9714,7 @@
     </w:p>
     <w:p>
       <w:pPr>
-        <w:pStyle w:val="a5"/>
+        <w:pStyle w:val="a4"/>
       </w:pPr>
       <w:r>
         <w:t xml:space="preserve">В ходе </w:t>
@@ -9314,7 +9728,7 @@
     </w:p>
     <w:p>
       <w:pPr>
-        <w:pStyle w:val="a7"/>
+        <w:pStyle w:val="a6"/>
       </w:pPr>
       <w:r>
         <w:t>Функциональные требования</w:t>
@@ -9322,7 +9736,7 @@
     </w:p>
     <w:p>
       <w:pPr>
-        <w:pStyle w:val="a5"/>
+        <w:pStyle w:val="a4"/>
       </w:pPr>
       <w:r>
         <w:t>Функциональные требования устанавливают требования о том, как должна себя вести система и прямым образом относятся к функционалу системы.</w:t>
@@ -9330,7 +9744,7 @@
     </w:p>
     <w:p>
       <w:pPr>
-        <w:pStyle w:val="a5"/>
+        <w:pStyle w:val="a4"/>
       </w:pPr>
       <w:r>
         <w:t>Разрабатываемая система должна удовлетворять следующим функциональным требованиям.</w:t>
@@ -9338,7 +9752,7 @@
     </w:p>
     <w:p>
       <w:pPr>
-        <w:pStyle w:val="a5"/>
+        <w:pStyle w:val="a4"/>
         <w:numPr>
           <w:ilvl w:val="0"/>
           <w:numId w:val="11"/>
@@ -9360,7 +9774,7 @@
     </w:p>
     <w:p>
       <w:pPr>
-        <w:pStyle w:val="a5"/>
+        <w:pStyle w:val="a4"/>
         <w:numPr>
           <w:ilvl w:val="0"/>
           <w:numId w:val="11"/>
@@ -9376,7 +9790,7 @@
     </w:p>
     <w:p>
       <w:pPr>
-        <w:pStyle w:val="a5"/>
+        <w:pStyle w:val="a4"/>
         <w:numPr>
           <w:ilvl w:val="0"/>
           <w:numId w:val="11"/>
@@ -9393,7 +9807,7 @@
     </w:p>
     <w:p>
       <w:pPr>
-        <w:pStyle w:val="a5"/>
+        <w:pStyle w:val="a4"/>
         <w:numPr>
           <w:ilvl w:val="0"/>
           <w:numId w:val="11"/>
@@ -9409,7 +9823,7 @@
     </w:p>
     <w:p>
       <w:pPr>
-        <w:pStyle w:val="a5"/>
+        <w:pStyle w:val="a4"/>
         <w:numPr>
           <w:ilvl w:val="0"/>
           <w:numId w:val="11"/>
@@ -9425,7 +9839,7 @@
     </w:p>
     <w:p>
       <w:pPr>
-        <w:pStyle w:val="a5"/>
+        <w:pStyle w:val="a4"/>
         <w:numPr>
           <w:ilvl w:val="0"/>
           <w:numId w:val="11"/>
@@ -9441,7 +9855,7 @@
     </w:p>
     <w:p>
       <w:pPr>
-        <w:pStyle w:val="a5"/>
+        <w:pStyle w:val="a4"/>
         <w:numPr>
           <w:ilvl w:val="0"/>
           <w:numId w:val="11"/>
@@ -9457,7 +9871,7 @@
     </w:p>
     <w:p>
       <w:pPr>
-        <w:pStyle w:val="a5"/>
+        <w:pStyle w:val="a4"/>
         <w:numPr>
           <w:ilvl w:val="0"/>
           <w:numId w:val="11"/>
@@ -9473,7 +9887,7 @@
     </w:p>
     <w:p>
       <w:pPr>
-        <w:pStyle w:val="a7"/>
+        <w:pStyle w:val="a6"/>
       </w:pPr>
       <w:r>
         <w:t>Нефункциональные требования</w:t>
@@ -9481,7 +9895,7 @@
     </w:p>
     <w:p>
       <w:pPr>
-        <w:pStyle w:val="a5"/>
+        <w:pStyle w:val="a4"/>
       </w:pPr>
       <w:r>
         <w:t>Нефункциональные требования устанавливают требования ограничений для системы, которые не влияют прямым образом на функционал системы.</w:t>
@@ -9489,7 +9903,7 @@
     </w:p>
     <w:p>
       <w:pPr>
-        <w:pStyle w:val="a5"/>
+        <w:pStyle w:val="a4"/>
       </w:pPr>
       <w:r>
         <w:t>Система должна удовлетворять следующим нефункциональным требованиям.</w:t>
@@ -9497,7 +9911,7 @@
     </w:p>
     <w:p>
       <w:pPr>
-        <w:pStyle w:val="a5"/>
+        <w:pStyle w:val="a4"/>
         <w:numPr>
           <w:ilvl w:val="0"/>
           <w:numId w:val="19"/>
@@ -9513,7 +9927,7 @@
     </w:p>
     <w:p>
       <w:pPr>
-        <w:pStyle w:val="a5"/>
+        <w:pStyle w:val="a4"/>
         <w:numPr>
           <w:ilvl w:val="0"/>
           <w:numId w:val="19"/>
@@ -9529,7 +9943,7 @@
     </w:p>
     <w:p>
       <w:pPr>
-        <w:pStyle w:val="a5"/>
+        <w:pStyle w:val="a4"/>
       </w:pPr>
     </w:p>
     <w:p>
@@ -9557,7 +9971,7 @@
     </w:p>
     <w:p>
       <w:pPr>
-        <w:pStyle w:val="a5"/>
+        <w:pStyle w:val="a4"/>
       </w:pPr>
       <w:r>
         <w:t xml:space="preserve">Для описания способов взаимодействия с системой была разработана диаграмма вариантов использования на языке UML, представленная на рисунке </w:t>
@@ -9571,7 +9985,7 @@
     </w:p>
     <w:p>
       <w:pPr>
-        <w:pStyle w:val="a5"/>
+        <w:pStyle w:val="a4"/>
         <w:keepNext/>
         <w:ind w:firstLine="0"/>
       </w:pPr>
@@ -9631,7 +10045,7 @@
     </w:p>
     <w:p>
       <w:pPr>
-        <w:pStyle w:val="a5"/>
+        <w:pStyle w:val="a4"/>
         <w:ind w:firstLine="0"/>
         <w:jc w:val="center"/>
       </w:pPr>
@@ -9662,14 +10076,14 @@
     </w:p>
     <w:p>
       <w:pPr>
-        <w:pStyle w:val="a5"/>
+        <w:pStyle w:val="a4"/>
         <w:ind w:firstLine="0"/>
         <w:jc w:val="center"/>
       </w:pPr>
     </w:p>
     <w:p>
       <w:pPr>
-        <w:pStyle w:val="a5"/>
+        <w:pStyle w:val="a4"/>
       </w:pPr>
       <w:r>
         <w:t xml:space="preserve">Единственным актером системы является </w:t>
@@ -9678,12 +10092,15 @@
         <w:t>аналитик</w:t>
       </w:r>
       <w:r>
-        <w:t>, который может использовать все функции приложения. Ниже приведены эти функции:</w:t>
-      </w:r>
-    </w:p>
-    <w:p>
-      <w:pPr>
-        <w:pStyle w:val="a5"/>
+        <w:t>, который может использовать все функции приложения. Ниже приведены эти функции</w:t>
+      </w:r>
+      <w:r>
+        <w:t>.</w:t>
+      </w:r>
+    </w:p>
+    <w:p>
+      <w:pPr>
+        <w:pStyle w:val="a4"/>
         <w:numPr>
           <w:ilvl w:val="0"/>
           <w:numId w:val="20"/>
@@ -9720,7 +10137,7 @@
     </w:p>
     <w:p>
       <w:pPr>
-        <w:pStyle w:val="a5"/>
+        <w:pStyle w:val="a4"/>
         <w:numPr>
           <w:ilvl w:val="0"/>
           <w:numId w:val="20"/>
@@ -9754,7 +10171,7 @@
     </w:p>
     <w:p>
       <w:pPr>
-        <w:pStyle w:val="a5"/>
+        <w:pStyle w:val="a4"/>
         <w:numPr>
           <w:ilvl w:val="0"/>
           <w:numId w:val="20"/>
@@ -9770,7 +10187,7 @@
     </w:p>
     <w:p>
       <w:pPr>
-        <w:pStyle w:val="a5"/>
+        <w:pStyle w:val="a4"/>
         <w:numPr>
           <w:ilvl w:val="0"/>
           <w:numId w:val="20"/>
@@ -9792,7 +10209,7 @@
     </w:p>
     <w:p>
       <w:pPr>
-        <w:pStyle w:val="a5"/>
+        <w:pStyle w:val="a4"/>
         <w:numPr>
           <w:ilvl w:val="0"/>
           <w:numId w:val="20"/>
@@ -9827,7 +10244,7 @@
     </w:p>
     <w:p>
       <w:pPr>
-        <w:pStyle w:val="a5"/>
+        <w:pStyle w:val="a4"/>
         <w:tabs>
           <w:tab w:val="left" w:pos="1134"/>
         </w:tabs>
@@ -9848,7 +10265,7 @@
     </w:p>
     <w:p>
       <w:pPr>
-        <w:pStyle w:val="a5"/>
+        <w:pStyle w:val="a4"/>
       </w:pPr>
       <w:r>
         <w:t xml:space="preserve">Интерфейс приложения будет представлять собой </w:t>
@@ -9906,10 +10323,13 @@
     </w:p>
     <w:p>
       <w:pPr>
-        <w:pStyle w:val="a5"/>
+        <w:pStyle w:val="a4"/>
         <w:ind w:firstLine="0"/>
       </w:pPr>
       <w:r>
+        <w:rPr>
+          <w:noProof/>
+        </w:rPr>
         <w:drawing>
           <wp:inline distT="0" distB="0" distL="0" distR="0" wp14:anchorId="337D2ABD" wp14:editId="6C1AEC98">
             <wp:extent cx="5759450" cy="3848100"/>
@@ -9954,7 +10374,7 @@
     </w:p>
     <w:p>
       <w:pPr>
-        <w:pStyle w:val="a5"/>
+        <w:pStyle w:val="a4"/>
         <w:ind w:firstLine="0"/>
         <w:jc w:val="center"/>
       </w:pPr>
@@ -9988,13 +10408,13 @@
     </w:p>
     <w:p>
       <w:pPr>
-        <w:pStyle w:val="a5"/>
+        <w:pStyle w:val="a4"/>
         <w:ind w:firstLine="0"/>
       </w:pPr>
     </w:p>
     <w:p>
       <w:pPr>
-        <w:pStyle w:val="a5"/>
+        <w:pStyle w:val="a4"/>
       </w:pPr>
       <w:r>
         <w:t>На страниц</w:t>
@@ -10066,20 +10486,20 @@
         <w:t>(</w:t>
       </w:r>
       <w:r>
-        <w:t xml:space="preserve">репозитории получившие заданное число звезд и более за выбранный временной </w:t>
+        <w:t>репозитории получившие заданное число звезд и более за выбранный временной промежуток</w:t>
+      </w:r>
+      <w:r>
+        <w:t xml:space="preserve">), </w:t>
+      </w:r>
+      <w:r>
+        <w:t>новые репозитории</w:t>
+      </w:r>
+      <w:r>
+        <w:t xml:space="preserve"> </w:t>
       </w:r>
       <w:r>
         <w:lastRenderedPageBreak/>
-        <w:t>промежуток</w:t>
-      </w:r>
-      <w:r>
-        <w:t xml:space="preserve">), </w:t>
-      </w:r>
-      <w:r>
-        <w:t>новые репозитории</w:t>
-      </w:r>
-      <w:r>
-        <w:t xml:space="preserve"> (созданные за временной промежуток репозитории)</w:t>
+        <w:t>(созданные за временной промежуток репозитории)</w:t>
       </w:r>
       <w:r>
         <w:t xml:space="preserve"> или все репозитории</w:t>
@@ -10132,7 +10552,7 @@
     </w:p>
     <w:p>
       <w:pPr>
-        <w:pStyle w:val="a5"/>
+        <w:pStyle w:val="a4"/>
       </w:pPr>
       <w:r>
         <w:t>На рисунке 4 изображен макет</w:t>
@@ -10143,10 +10563,13 @@
     </w:p>
     <w:p>
       <w:pPr>
-        <w:pStyle w:val="a5"/>
+        <w:pStyle w:val="a4"/>
         <w:ind w:firstLine="0"/>
       </w:pPr>
       <w:r>
+        <w:rPr>
+          <w:noProof/>
+        </w:rPr>
         <w:drawing>
           <wp:inline distT="0" distB="0" distL="0" distR="0" wp14:anchorId="4FE7A572" wp14:editId="3DAC6884">
             <wp:extent cx="5759450" cy="6071507"/>
@@ -10191,7 +10614,7 @@
     </w:p>
     <w:p>
       <w:pPr>
-        <w:pStyle w:val="a5"/>
+        <w:pStyle w:val="a4"/>
         <w:ind w:firstLine="0"/>
         <w:jc w:val="center"/>
       </w:pPr>
@@ -10222,7 +10645,7 @@
     </w:p>
     <w:p>
       <w:pPr>
-        <w:pStyle w:val="a5"/>
+        <w:pStyle w:val="a4"/>
       </w:pPr>
       <w:r>
         <w:lastRenderedPageBreak/>
@@ -10296,7 +10719,7 @@
     </w:p>
     <w:p>
       <w:pPr>
-        <w:pStyle w:val="a5"/>
+        <w:pStyle w:val="a4"/>
       </w:pPr>
       <w:r>
         <w:t xml:space="preserve">После выбора данных </w:t>
@@ -10333,7 +10756,7 @@
     </w:p>
     <w:p>
       <w:pPr>
-        <w:pStyle w:val="a5"/>
+        <w:pStyle w:val="a4"/>
       </w:pPr>
       <w:r>
         <w:t xml:space="preserve">Таблица шаблонов содержит колонки с антецедентом, </w:t>
@@ -10411,10 +10834,63 @@
     </w:p>
     <w:p>
       <w:pPr>
-        <w:pStyle w:val="a5"/>
-      </w:pPr>
-      <w:r>
-        <w:t xml:space="preserve">Для разработки системы был выбран язык Python версии 3.11.7. Разработка велась в редакторе кода Visual Studio Code. </w:t>
+        <w:pStyle w:val="a4"/>
+        <w:rPr>
+          <w:lang w:val="en-US"/>
+        </w:rPr>
+      </w:pPr>
+      <w:r>
+        <w:t>Для разработки системы был выбран язык Python версии 3.11.7. Разработка велась в редакторе кода Visual Studio Code</w:t>
+      </w:r>
+      <w:r>
+        <w:rPr>
+          <w:lang w:val="en-US"/>
+        </w:rPr>
+        <w:t xml:space="preserve"> [</w:t>
+      </w:r>
+      <w:r>
+        <w:rPr>
+          <w:lang w:val="en-US"/>
+        </w:rPr>
+        <w:fldChar w:fldCharType="begin"/>
+      </w:r>
+      <w:r>
+        <w:rPr>
+          <w:lang w:val="en-US"/>
+        </w:rPr>
+        <w:instrText xml:space="preserve"> REF _Ref165679646 \r \h </w:instrText>
+      </w:r>
+      <w:r>
+        <w:rPr>
+          <w:lang w:val="en-US"/>
+        </w:rPr>
+      </w:r>
+      <w:r>
+        <w:rPr>
+          <w:lang w:val="en-US"/>
+        </w:rPr>
+        <w:fldChar w:fldCharType="separate"/>
+      </w:r>
+      <w:r>
+        <w:rPr>
+          <w:lang w:val="en-US"/>
+        </w:rPr>
+        <w:t>13</w:t>
+      </w:r>
+      <w:r>
+        <w:rPr>
+          <w:lang w:val="en-US"/>
+        </w:rPr>
+        <w:fldChar w:fldCharType="end"/>
+      </w:r>
+      <w:r>
+        <w:rPr>
+          <w:lang w:val="en-US"/>
+        </w:rPr>
+        <w:t>]</w:t>
+      </w:r>
+      <w:r>
+        <w:t xml:space="preserve">. </w:t>
       </w:r>
       <w:r>
         <w:t>Веб</w:t>
@@ -10428,12 +10904,249 @@
       </w:r>
       <w:proofErr w:type="spellEnd"/>
       <w:r>
+        <w:rPr>
+          <w:lang w:val="en-US"/>
+        </w:rPr>
+        <w:t xml:space="preserve"> [</w:t>
+      </w:r>
+      <w:r>
+        <w:rPr>
+          <w:lang w:val="en-US"/>
+        </w:rPr>
+        <w:fldChar w:fldCharType="begin"/>
+      </w:r>
+      <w:r>
+        <w:rPr>
+          <w:lang w:val="en-US"/>
+        </w:rPr>
+        <w:instrText xml:space="preserve"> REF _Ref165679493 \r \h </w:instrText>
+      </w:r>
+      <w:r>
+        <w:rPr>
+          <w:lang w:val="en-US"/>
+        </w:rPr>
+      </w:r>
+      <w:r>
+        <w:rPr>
+          <w:lang w:val="en-US"/>
+        </w:rPr>
+        <w:fldChar w:fldCharType="separate"/>
+      </w:r>
+      <w:r>
+        <w:rPr>
+          <w:lang w:val="en-US"/>
+        </w:rPr>
+        <w:t>14</w:t>
+      </w:r>
+      <w:r>
+        <w:rPr>
+          <w:lang w:val="en-US"/>
+        </w:rPr>
+        <w:fldChar w:fldCharType="end"/>
+      </w:r>
+      <w:r>
+        <w:rPr>
+          <w:lang w:val="en-US"/>
+        </w:rPr>
+        <w:t>]</w:t>
+      </w:r>
+      <w:r>
         <w:t>.</w:t>
       </w:r>
-    </w:p>
-    <w:p>
-      <w:pPr>
-        <w:pStyle w:val="a5"/>
+      <w:r>
+        <w:t xml:space="preserve"> </w:t>
+      </w:r>
+    </w:p>
+    <w:p>
+      <w:pPr>
+        <w:pStyle w:val="a4"/>
+      </w:pPr>
+      <w:r>
+        <w:t>В качестве основной структуры</w:t>
+      </w:r>
+      <w:r>
+        <w:t xml:space="preserve"> для табличных</w:t>
+      </w:r>
+      <w:r>
+        <w:t xml:space="preserve"> данных</w:t>
+      </w:r>
+      <w:r>
+        <w:t xml:space="preserve"> </w:t>
+      </w:r>
+      <w:r>
+        <w:t xml:space="preserve">в приложении был выбран </w:t>
+      </w:r>
+      <w:proofErr w:type="spellStart"/>
+      <w:r>
+        <w:rPr>
+          <w:lang w:val="en-US"/>
+        </w:rPr>
+        <w:t>Dataframe</w:t>
+      </w:r>
+      <w:proofErr w:type="spellEnd"/>
+      <w:r>
+        <w:rPr>
+          <w:lang w:val="en-US"/>
+        </w:rPr>
+        <w:t xml:space="preserve"> </w:t>
+      </w:r>
+      <w:r>
+        <w:t xml:space="preserve">из библиотеки </w:t>
+      </w:r>
+      <w:r>
+        <w:rPr>
+          <w:lang w:val="en-US"/>
+        </w:rPr>
+        <w:t>Pandas</w:t>
+      </w:r>
+      <w:r>
+        <w:rPr>
+          <w:lang w:val="en-US"/>
+        </w:rPr>
+        <w:t xml:space="preserve"> [</w:t>
+      </w:r>
+      <w:r>
+        <w:rPr>
+          <w:lang w:val="en-US"/>
+        </w:rPr>
+        <w:fldChar w:fldCharType="begin"/>
+      </w:r>
+      <w:r>
+        <w:rPr>
+          <w:lang w:val="en-US"/>
+        </w:rPr>
+        <w:instrText xml:space="preserve"> REF _Ref136119872 \r \h </w:instrText>
+      </w:r>
+      <w:r>
+        <w:rPr>
+          <w:lang w:val="en-US"/>
+        </w:rPr>
+      </w:r>
+      <w:r>
+        <w:rPr>
+          <w:lang w:val="en-US"/>
+        </w:rPr>
+        <w:fldChar w:fldCharType="separate"/>
+      </w:r>
+      <w:r>
+        <w:rPr>
+          <w:lang w:val="en-US"/>
+        </w:rPr>
+        <w:t>15</w:t>
+      </w:r>
+      <w:r>
+        <w:rPr>
+          <w:lang w:val="en-US"/>
+        </w:rPr>
+        <w:fldChar w:fldCharType="end"/>
+      </w:r>
+      <w:r>
+        <w:rPr>
+          <w:lang w:val="en-US"/>
+        </w:rPr>
+        <w:t>]</w:t>
+      </w:r>
+      <w:r>
+        <w:t>. Данн</w:t>
+      </w:r>
+      <w:r>
+        <w:t>ая</w:t>
+      </w:r>
+      <w:r>
+        <w:t xml:space="preserve"> библиотека</w:t>
+      </w:r>
+      <w:r>
+        <w:t xml:space="preserve"> в совокупност</w:t>
+      </w:r>
+      <w:r>
+        <w:t xml:space="preserve">и </w:t>
+      </w:r>
+      <w:r>
+        <w:t xml:space="preserve">с библиотекой </w:t>
+      </w:r>
+      <w:proofErr w:type="spellStart"/>
+      <w:r>
+        <w:rPr>
+          <w:lang w:val="en-US"/>
+        </w:rPr>
+        <w:t>Numpy</w:t>
+      </w:r>
+      <w:proofErr w:type="spellEnd"/>
+      <w:r>
+        <w:rPr>
+          <w:lang w:val="en-US"/>
+        </w:rPr>
+        <w:t xml:space="preserve"> [</w:t>
+      </w:r>
+      <w:r>
+        <w:rPr>
+          <w:lang w:val="en-US"/>
+        </w:rPr>
+        <w:fldChar w:fldCharType="begin"/>
+      </w:r>
+      <w:r>
+        <w:rPr>
+          <w:lang w:val="en-US"/>
+        </w:rPr>
+        <w:instrText xml:space="preserve"> REF _Ref136119890 \r \h </w:instrText>
+      </w:r>
+      <w:r>
+        <w:rPr>
+          <w:lang w:val="en-US"/>
+        </w:rPr>
+      </w:r>
+      <w:r>
+        <w:rPr>
+          <w:lang w:val="en-US"/>
+        </w:rPr>
+        <w:fldChar w:fldCharType="separate"/>
+      </w:r>
+      <w:r>
+        <w:rPr>
+          <w:lang w:val="en-US"/>
+        </w:rPr>
+        <w:t>16</w:t>
+      </w:r>
+      <w:r>
+        <w:rPr>
+          <w:lang w:val="en-US"/>
+        </w:rPr>
+        <w:fldChar w:fldCharType="end"/>
+      </w:r>
+      <w:r>
+        <w:rPr>
+          <w:lang w:val="en-US"/>
+        </w:rPr>
+        <w:t>]</w:t>
+      </w:r>
+      <w:r>
+        <w:t xml:space="preserve"> предоставляет </w:t>
+      </w:r>
+      <w:r>
+        <w:t xml:space="preserve">широкий спектр всевозможных </w:t>
+      </w:r>
+      <w:r>
+        <w:t>операций над</w:t>
+      </w:r>
+      <w:r>
+        <w:t xml:space="preserve"> табличны</w:t>
+      </w:r>
+      <w:r>
+        <w:t>ми</w:t>
+      </w:r>
+      <w:r>
+        <w:t xml:space="preserve"> данны</w:t>
+      </w:r>
+      <w:r>
+        <w:t>ми.</w:t>
+      </w:r>
+      <w:r>
+        <w:t xml:space="preserve"> </w:t>
+      </w:r>
+    </w:p>
+    <w:p>
+      <w:pPr>
+        <w:pStyle w:val="a4"/>
       </w:pPr>
       <w:bookmarkStart w:id="34" w:name="_Hlk159787401"/>
       <w:r>
@@ -10448,7 +11161,7 @@
     </w:p>
     <w:p>
       <w:pPr>
-        <w:pStyle w:val="a5"/>
+        <w:pStyle w:val="a4"/>
       </w:pPr>
       <w:r>
         <w:t xml:space="preserve">На рисунке </w:t>
@@ -10462,7 +11175,7 @@
     </w:p>
     <w:p>
       <w:pPr>
-        <w:pStyle w:val="a5"/>
+        <w:pStyle w:val="a4"/>
         <w:keepNext/>
         <w:ind w:firstLine="0"/>
       </w:pPr>
@@ -10471,10 +11184,10 @@
           <w:noProof/>
         </w:rPr>
         <w:drawing>
-          <wp:inline distT="0" distB="0" distL="0" distR="0" wp14:anchorId="1EAAA523" wp14:editId="138DE7B0">
-            <wp:extent cx="5756275" cy="2930525"/>
-            <wp:effectExtent l="0" t="0" r="0" b="3175"/>
-            <wp:docPr id="1348814490" name="Picture 2"/>
+          <wp:inline distT="0" distB="0" distL="0" distR="0" wp14:anchorId="5901DC10" wp14:editId="542851AC">
+            <wp:extent cx="5756275" cy="3639820"/>
+            <wp:effectExtent l="0" t="0" r="0" b="0"/>
+            <wp:docPr id="1376879492" name="Picture 2"/>
             <wp:cNvGraphicFramePr>
               <a:graphicFrameLocks xmlns:a="http://schemas.openxmlformats.org/drawingml/2006/main" noChangeAspect="1"/>
             </wp:cNvGraphicFramePr>
@@ -10482,7 +11195,7 @@
               <a:graphicData uri="http://schemas.openxmlformats.org/drawingml/2006/picture">
                 <pic:pic xmlns:pic="http://schemas.openxmlformats.org/drawingml/2006/picture">
                   <pic:nvPicPr>
-                    <pic:cNvPr id="0" name="Picture 9"/>
+                    <pic:cNvPr id="0" name="Picture 2"/>
                     <pic:cNvPicPr>
                       <a:picLocks noChangeAspect="1" noChangeArrowheads="1"/>
                     </pic:cNvPicPr>
@@ -10503,7 +11216,7 @@
                   <pic:spPr bwMode="auto">
                     <a:xfrm>
                       <a:off x="0" y="0"/>
-                      <a:ext cx="5756275" cy="2930525"/>
+                      <a:ext cx="5756275" cy="3639820"/>
                     </a:xfrm>
                     <a:prstGeom prst="rect">
                       <a:avLst/>
@@ -10522,7 +11235,7 @@
     </w:p>
     <w:p>
       <w:pPr>
-        <w:pStyle w:val="a5"/>
+        <w:pStyle w:val="a4"/>
         <w:ind w:firstLine="0"/>
         <w:jc w:val="center"/>
       </w:pPr>
@@ -10553,7 +11266,7 @@
     </w:p>
     <w:p>
       <w:pPr>
-        <w:pStyle w:val="a5"/>
+        <w:pStyle w:val="a4"/>
         <w:ind w:firstLine="0"/>
         <w:jc w:val="center"/>
       </w:pPr>
@@ -10561,9 +11274,10 @@
     <w:bookmarkEnd w:id="34"/>
     <w:p>
       <w:pPr>
-        <w:pStyle w:val="a5"/>
-      </w:pPr>
-      <w:r>
+        <w:pStyle w:val="a4"/>
+      </w:pPr>
+      <w:r>
+        <w:lastRenderedPageBreak/>
         <w:t>Ниже приведено подробнее описание реализации каждого модуля. Исходный код доступен в репозитории (</w:t>
       </w:r>
       <w:r>
@@ -10573,45 +11287,201 @@
         <w:t>FIXME</w:t>
       </w:r>
       <w:r>
-        <w:t>). Интерфейсы модулей приведены в приложении.</w:t>
-      </w:r>
-    </w:p>
-    <w:p>
-      <w:pPr>
-        <w:pStyle w:val="a7"/>
+        <w:t>). Интерфейсы модулей приведены в приложении</w:t>
+      </w:r>
+      <w:r>
+        <w:t xml:space="preserve"> </w:t>
+      </w:r>
+      <w:r>
+        <w:rPr>
+          <w:color w:val="FF0000"/>
+        </w:rPr>
+        <w:t>FIXME</w:t>
+      </w:r>
+      <w:r>
+        <w:t>.</w:t>
+      </w:r>
+      <w:r>
+        <w:t xml:space="preserve"> </w:t>
+      </w:r>
+    </w:p>
+    <w:p>
+      <w:pPr>
+        <w:pStyle w:val="a6"/>
+        <w:widowControl w:val="0"/>
       </w:pPr>
       <w:r>
         <w:t>Реализация модуля запроса данных</w:t>
       </w:r>
-    </w:p>
-    <w:p>
-      <w:pPr>
-        <w:pStyle w:val="a5"/>
-      </w:pPr>
-      <w:r>
-        <w:t>Модуль запроса данных</w:t>
-      </w:r>
-      <w:r>
-        <w:t xml:space="preserve"> принимает на вход параметры загрузки данных, которые </w:t>
-      </w:r>
-      <w:r>
-        <w:t xml:space="preserve">включают в себя промежуток времени, число репозиториев и т.д. Затем </w:t>
-      </w:r>
-      <w:r>
-        <w:t xml:space="preserve">производит </w:t>
+      <w:r>
+        <w:t xml:space="preserve"> из сервисов</w:t>
+      </w:r>
+    </w:p>
+    <w:p>
+      <w:pPr>
+        <w:pStyle w:val="a4"/>
+        <w:widowControl w:val="0"/>
+        <w:rPr>
+          <w:lang w:val="en-US"/>
+        </w:rPr>
+      </w:pPr>
+      <w:r>
+        <w:t>Модуль</w:t>
+      </w:r>
+      <w:r>
+        <w:t xml:space="preserve"> запрос</w:t>
+      </w:r>
+      <w:r>
+        <w:t xml:space="preserve">а данных из сервисов представляет функции для формирования запросов и </w:t>
+      </w:r>
+      <w:r>
+        <w:t xml:space="preserve">отправки запросов в </w:t>
+      </w:r>
+      <w:proofErr w:type="spellStart"/>
+      <w:r>
+        <w:rPr>
+          <w:lang w:val="en-US"/>
+        </w:rPr>
+        <w:t>Clickhouse</w:t>
+      </w:r>
+      <w:proofErr w:type="spellEnd"/>
+      <w:r>
+        <w:rPr>
+          <w:lang w:val="en-US"/>
+        </w:rPr>
+        <w:t xml:space="preserve"> Playground </w:t>
+      </w:r>
+      <w:r>
+        <w:t xml:space="preserve">и </w:t>
+      </w:r>
+      <w:proofErr w:type="spellStart"/>
+      <w:r>
+        <w:rPr>
+          <w:lang w:val="en-US"/>
+        </w:rPr>
+        <w:t>Github</w:t>
+      </w:r>
+      <w:proofErr w:type="spellEnd"/>
+      <w:r>
+        <w:t> </w:t>
+      </w:r>
+      <w:r>
+        <w:rPr>
+          <w:lang w:val="en-US"/>
+        </w:rPr>
+        <w:t>API</w:t>
+      </w:r>
+      <w:r>
+        <w:t>.</w:t>
+      </w:r>
+      <w:r>
+        <w:rPr>
+          <w:lang w:val="en-US"/>
+        </w:rPr>
+        <w:t xml:space="preserve"> </w:t>
+      </w:r>
+      <w:r>
+        <w:t xml:space="preserve">Модуль </w:t>
+      </w:r>
+      <w:r>
+        <w:t xml:space="preserve">принимает на вход параметры загрузки данных, которые </w:t>
+      </w:r>
+      <w:r>
+        <w:t>включают в себя</w:t>
+      </w:r>
+      <w:r>
+        <w:t xml:space="preserve"> запрашиваемые поля,</w:t>
+      </w:r>
+      <w:r>
+        <w:t xml:space="preserve"> промежуток времени, </w:t>
+      </w:r>
+      <w:r>
+        <w:t xml:space="preserve">лимит </w:t>
+      </w:r>
+      <w:r>
+        <w:t>числ</w:t>
+      </w:r>
+      <w:r>
+        <w:t xml:space="preserve">а </w:t>
+      </w:r>
+      <w:r>
+        <w:t>репозиториев</w:t>
+      </w:r>
+      <w:r>
+        <w:t>, минимальные число звезд репозитори</w:t>
+      </w:r>
+      <w:r>
+        <w:t>ев</w:t>
+      </w:r>
+      <w:r>
+        <w:t xml:space="preserve">, минимальное число </w:t>
+      </w:r>
+      <w:r>
+        <w:t xml:space="preserve">присоединившихся </w:t>
+      </w:r>
+      <w:r>
+        <w:t>участников</w:t>
+      </w:r>
+      <w:r>
+        <w:t xml:space="preserve"> к репозитори</w:t>
+      </w:r>
+      <w:r>
+        <w:t>ям</w:t>
+      </w:r>
+      <w:r>
+        <w:rPr>
+          <w:lang w:val="en-US"/>
+        </w:rPr>
+        <w:t xml:space="preserve"> </w:t>
+      </w:r>
+      <w:r>
+        <w:t>и булево значение</w:t>
+      </w:r>
+      <w:r>
+        <w:t xml:space="preserve">, которое указывает на отбор </w:t>
+      </w:r>
+      <w:r>
+        <w:t>только созданны</w:t>
+      </w:r>
+      <w:r>
+        <w:t xml:space="preserve">х </w:t>
+      </w:r>
+      <w:r>
+        <w:t>за промежуток времен</w:t>
+      </w:r>
+      <w:r>
+        <w:t>и репозиториев</w:t>
+      </w:r>
+      <w:r>
+        <w:t xml:space="preserve">. </w:t>
+      </w:r>
+      <w:r>
+        <w:t>По указанным параметрам формируются</w:t>
+      </w:r>
+      <w:r>
+        <w:t xml:space="preserve"> и производятся</w:t>
+      </w:r>
+      <w:r>
+        <w:t xml:space="preserve"> запросы. Первый </w:t>
       </w:r>
       <w:r>
         <w:t>SQL-</w:t>
       </w:r>
       <w:r>
-        <w:t xml:space="preserve">запрос </w:t>
-      </w:r>
-      <w:r>
-        <w:t>через</w:t>
+        <w:t>запрос</w:t>
+      </w:r>
+      <w:r>
+        <w:t xml:space="preserve"> производится</w:t>
       </w:r>
       <w:r>
         <w:t xml:space="preserve"> </w:t>
       </w:r>
+      <w:r>
+        <w:t>в</w:t>
+      </w:r>
+      <w:r>
+        <w:t xml:space="preserve"> </w:t>
+      </w:r>
       <w:proofErr w:type="spellStart"/>
       <w:r>
         <w:t>Clickhouse</w:t>
@@ -10626,7 +11496,7 @@
       </w:r>
       <w:proofErr w:type="spellEnd"/>
       <w:r>
-        <w:t xml:space="preserve"> по указанным параметрам, </w:t>
+        <w:t xml:space="preserve">, </w:t>
       </w:r>
       <w:r>
         <w:t>з</w:t>
@@ -10638,23 +11508,48 @@
         <w:t>возвращает</w:t>
       </w:r>
       <w:r>
-        <w:t xml:space="preserve"> данные для </w:t>
-      </w:r>
-      <w:r>
-        <w:lastRenderedPageBreak/>
-        <w:t>каждого репозитория</w:t>
+        <w:t xml:space="preserve"> данные для каждого репозитория</w:t>
       </w:r>
       <w:r>
         <w:t xml:space="preserve">. </w:t>
       </w:r>
       <w:r>
-        <w:t>Далее</w:t>
-      </w:r>
-      <w:r>
-        <w:t xml:space="preserve"> по имени каждого репозитория происходит запрос в </w:t>
+        <w:t>П</w:t>
+      </w:r>
+      <w:r>
+        <w:t xml:space="preserve">о имени каждого репозитория </w:t>
       </w:r>
       <w:proofErr w:type="spellStart"/>
       <w:r>
+        <w:t>происход</w:t>
+      </w:r>
+      <w:r>
+        <w:t>ятся</w:t>
+      </w:r>
+      <w:proofErr w:type="spellEnd"/>
+      <w:r>
+        <w:t xml:space="preserve"> асинхронные</w:t>
+      </w:r>
+      <w:r>
+        <w:t xml:space="preserve"> </w:t>
+      </w:r>
+      <w:r>
+        <w:rPr>
+          <w:lang w:val="en-US"/>
+        </w:rPr>
+        <w:t>HTTP-</w:t>
+      </w:r>
+      <w:r>
+        <w:t>запрос</w:t>
+      </w:r>
+      <w:r>
+        <w:t>ы</w:t>
+      </w:r>
+      <w:r>
+        <w:t xml:space="preserve"> в </w:t>
+      </w:r>
+      <w:proofErr w:type="spellStart"/>
+      <w:r>
         <w:t>Github</w:t>
       </w:r>
       <w:proofErr w:type="spellEnd"/>
@@ -10676,8 +11571,251 @@
         <w:t>результат объединяется с предыдущим запросом.</w:t>
       </w:r>
       <w:r>
+        <w:t xml:space="preserve"> Для реализации запросов в </w:t>
+      </w:r>
+      <w:proofErr w:type="spellStart"/>
+      <w:r>
+        <w:rPr>
+          <w:lang w:val="en-US"/>
+        </w:rPr>
+        <w:t>Clickhouse</w:t>
+      </w:r>
+      <w:proofErr w:type="spellEnd"/>
+      <w:r>
+        <w:rPr>
+          <w:lang w:val="en-US"/>
+        </w:rPr>
         <w:t xml:space="preserve"> </w:t>
       </w:r>
+      <w:proofErr w:type="spellStart"/>
+      <w:r>
+        <w:t>Playground</w:t>
+      </w:r>
+      <w:proofErr w:type="spellEnd"/>
+      <w:r>
+        <w:t xml:space="preserve"> </w:t>
+      </w:r>
+      <w:r>
+        <w:rPr>
+          <w:lang w:val="en-US"/>
+        </w:rPr>
+        <w:t xml:space="preserve"> </w:t>
+      </w:r>
+      <w:r>
+        <w:t>используется библиотека</w:t>
+      </w:r>
+      <w:r>
+        <w:rPr>
+          <w:lang w:val="en-US"/>
+        </w:rPr>
+        <w:t xml:space="preserve"> </w:t>
+      </w:r>
+      <w:proofErr w:type="spellStart"/>
+      <w:r>
+        <w:rPr>
+          <w:lang w:val="en-US"/>
+        </w:rPr>
+        <w:t>Selenim</w:t>
+      </w:r>
+      <w:proofErr w:type="spellEnd"/>
+      <w:r>
+        <w:rPr>
+          <w:lang w:val="en-US"/>
+        </w:rPr>
+        <w:t xml:space="preserve"> [</w:t>
+      </w:r>
+      <w:r>
+        <w:rPr>
+          <w:lang w:val="en-US"/>
+        </w:rPr>
+        <w:fldChar w:fldCharType="begin"/>
+      </w:r>
+      <w:r>
+        <w:rPr>
+          <w:lang w:val="en-US"/>
+        </w:rPr>
+        <w:instrText xml:space="preserve"> REF _Ref165678549 \r \h </w:instrText>
+      </w:r>
+      <w:r>
+        <w:rPr>
+          <w:lang w:val="en-US"/>
+        </w:rPr>
+      </w:r>
+      <w:r>
+        <w:rPr>
+          <w:lang w:val="en-US"/>
+        </w:rPr>
+        <w:fldChar w:fldCharType="separate"/>
+      </w:r>
+      <w:r>
+        <w:rPr>
+          <w:lang w:val="en-US"/>
+        </w:rPr>
+        <w:t>17</w:t>
+      </w:r>
+      <w:r>
+        <w:rPr>
+          <w:lang w:val="en-US"/>
+        </w:rPr>
+        <w:fldChar w:fldCharType="end"/>
+      </w:r>
+      <w:r>
+        <w:rPr>
+          <w:lang w:val="en-US"/>
+        </w:rPr>
+        <w:t>]</w:t>
+      </w:r>
+      <w:r>
+        <w:t xml:space="preserve">, а для асинхронных запросов в </w:t>
+      </w:r>
+      <w:proofErr w:type="spellStart"/>
+      <w:r>
+        <w:rPr>
+          <w:lang w:val="en-US"/>
+        </w:rPr>
+        <w:t>Github</w:t>
+      </w:r>
+      <w:proofErr w:type="spellEnd"/>
+      <w:r>
+        <w:rPr>
+          <w:lang w:val="en-US"/>
+        </w:rPr>
+        <w:t xml:space="preserve"> API </w:t>
+      </w:r>
+      <w:r>
+        <w:t>используются библиотеки</w:t>
+      </w:r>
+      <w:r>
+        <w:rPr>
+          <w:lang w:val="en-US"/>
+        </w:rPr>
+        <w:t xml:space="preserve"> </w:t>
+      </w:r>
+      <w:proofErr w:type="spellStart"/>
+      <w:r>
+        <w:rPr>
+          <w:lang w:val="en-US"/>
+        </w:rPr>
+        <w:t>Asyncio</w:t>
+      </w:r>
+      <w:proofErr w:type="spellEnd"/>
+      <w:r>
+        <w:t xml:space="preserve"> </w:t>
+      </w:r>
+      <w:r>
+        <w:rPr>
+          <w:lang w:val="en-US"/>
+        </w:rPr>
+        <w:t>[</w:t>
+      </w:r>
+      <w:r>
+        <w:rPr>
+          <w:lang w:val="en-US"/>
+        </w:rPr>
+        <w:fldChar w:fldCharType="begin"/>
+      </w:r>
+      <w:r>
+        <w:rPr>
+          <w:lang w:val="en-US"/>
+        </w:rPr>
+        <w:instrText xml:space="preserve"> REF _Ref165678638 \r \h </w:instrText>
+      </w:r>
+      <w:r>
+        <w:rPr>
+          <w:lang w:val="en-US"/>
+        </w:rPr>
+      </w:r>
+      <w:r>
+        <w:rPr>
+          <w:lang w:val="en-US"/>
+        </w:rPr>
+        <w:fldChar w:fldCharType="separate"/>
+      </w:r>
+      <w:r>
+        <w:rPr>
+          <w:lang w:val="en-US"/>
+        </w:rPr>
+        <w:t>18</w:t>
+      </w:r>
+      <w:r>
+        <w:rPr>
+          <w:lang w:val="en-US"/>
+        </w:rPr>
+        <w:fldChar w:fldCharType="end"/>
+      </w:r>
+      <w:r>
+        <w:rPr>
+          <w:lang w:val="en-US"/>
+        </w:rPr>
+        <w:t xml:space="preserve">] </w:t>
+      </w:r>
+      <w:r>
+        <w:t xml:space="preserve">и </w:t>
+      </w:r>
+      <w:proofErr w:type="spellStart"/>
+      <w:r>
+        <w:rPr>
+          <w:lang w:val="en-US"/>
+        </w:rPr>
+        <w:t>Aiohttp</w:t>
+      </w:r>
+      <w:proofErr w:type="spellEnd"/>
+      <w:r>
+        <w:t xml:space="preserve"> </w:t>
+      </w:r>
+      <w:r>
+        <w:rPr>
+          <w:lang w:val="en-US"/>
+        </w:rPr>
+        <w:t>[</w:t>
+      </w:r>
+      <w:r>
+        <w:rPr>
+          <w:lang w:val="en-US"/>
+        </w:rPr>
+        <w:fldChar w:fldCharType="begin"/>
+      </w:r>
+      <w:r>
+        <w:rPr>
+          <w:lang w:val="en-US"/>
+        </w:rPr>
+        <w:instrText xml:space="preserve"> REF _Ref165678644 \r \h </w:instrText>
+      </w:r>
+      <w:r>
+        <w:rPr>
+          <w:lang w:val="en-US"/>
+        </w:rPr>
+      </w:r>
+      <w:r>
+        <w:rPr>
+          <w:lang w:val="en-US"/>
+        </w:rPr>
+        <w:fldChar w:fldCharType="separate"/>
+      </w:r>
+      <w:r>
+        <w:rPr>
+          <w:lang w:val="en-US"/>
+        </w:rPr>
+        <w:t>19</w:t>
+      </w:r>
+      <w:r>
+        <w:rPr>
+          <w:lang w:val="en-US"/>
+        </w:rPr>
+        <w:fldChar w:fldCharType="end"/>
+      </w:r>
+      <w:r>
+        <w:rPr>
+          <w:lang w:val="en-US"/>
+        </w:rPr>
+        <w:t>]</w:t>
+      </w:r>
+      <w:r>
+        <w:t>.</w:t>
+      </w:r>
+      <w:r>
+        <w:t xml:space="preserve"> </w:t>
+      </w:r>
       <w:r>
         <w:t>Данные</w:t>
       </w:r>
@@ -10688,7 +11826,13 @@
         <w:t xml:space="preserve"> </w:t>
       </w:r>
       <w:r>
-        <w:t xml:space="preserve">которые возвращаются на выходе из модуля представлены в таблице </w:t>
+        <w:t>которые возвращаются на выходе из модуля</w:t>
+      </w:r>
+      <w:r>
+        <w:t>,</w:t>
+      </w:r>
+      <w:r>
+        <w:t xml:space="preserve"> представлены в таблице </w:t>
       </w:r>
       <w:r>
         <w:t>4</w:t>
@@ -10699,7 +11843,7 @@
     </w:p>
     <w:p>
       <w:pPr>
-        <w:pStyle w:val="a5"/>
+        <w:pStyle w:val="a4"/>
         <w:ind w:firstLine="0"/>
       </w:pPr>
       <w:r>
@@ -10738,8 +11882,8 @@
       </w:tblPr>
       <w:tblGrid>
         <w:gridCol w:w="2896"/>
-        <w:gridCol w:w="1042"/>
-        <w:gridCol w:w="5122"/>
+        <w:gridCol w:w="945"/>
+        <w:gridCol w:w="5219"/>
       </w:tblGrid>
       <w:tr>
         <w:tc>
@@ -10749,7 +11893,7 @@
           </w:tcPr>
           <w:p>
             <w:pPr>
-              <w:pStyle w:val="af3"/>
+              <w:pStyle w:val="af2"/>
             </w:pPr>
             <w:r>
               <w:t>Элемент</w:t>
@@ -10763,7 +11907,7 @@
           </w:tcPr>
           <w:p>
             <w:pPr>
-              <w:pStyle w:val="af3"/>
+              <w:pStyle w:val="af2"/>
             </w:pPr>
             <w:r>
               <w:t>Тип данных</w:t>
@@ -10777,7 +11921,7 @@
           </w:tcPr>
           <w:p>
             <w:pPr>
-              <w:pStyle w:val="af3"/>
+              <w:pStyle w:val="af2"/>
             </w:pPr>
             <w:r>
               <w:t>Семантика</w:t>
@@ -10793,7 +11937,7 @@
           </w:tcPr>
           <w:p>
             <w:pPr>
-              <w:pStyle w:val="af2"/>
+              <w:pStyle w:val="af1"/>
             </w:pPr>
             <w:proofErr w:type="spellStart"/>
             <w:r>
@@ -10809,7 +11953,7 @@
           </w:tcPr>
           <w:p>
             <w:pPr>
-              <w:pStyle w:val="af2"/>
+              <w:pStyle w:val="af1"/>
             </w:pPr>
             <w:r>
               <w:t>Число</w:t>
@@ -10823,7 +11967,7 @@
           </w:tcPr>
           <w:p>
             <w:pPr>
-              <w:pStyle w:val="af2"/>
+              <w:pStyle w:val="af1"/>
             </w:pPr>
             <w:r>
               <w:t>Количество отправленных изменений (</w:t>
@@ -10847,7 +11991,7 @@
           </w:tcPr>
           <w:p>
             <w:pPr>
-              <w:pStyle w:val="af2"/>
+              <w:pStyle w:val="af1"/>
             </w:pPr>
             <w:proofErr w:type="spellStart"/>
             <w:r>
@@ -10863,7 +12007,7 @@
           </w:tcPr>
           <w:p>
             <w:pPr>
-              <w:pStyle w:val="af2"/>
+              <w:pStyle w:val="af1"/>
             </w:pPr>
             <w:r>
               <w:t>Число</w:t>
@@ -10877,7 +12021,7 @@
           </w:tcPr>
           <w:p>
             <w:pPr>
-              <w:pStyle w:val="af2"/>
+              <w:pStyle w:val="af1"/>
             </w:pPr>
             <w:r>
               <w:t>Средний размер отправленных изменений (</w:t>
@@ -10901,7 +12045,7 @@
           </w:tcPr>
           <w:p>
             <w:pPr>
-              <w:pStyle w:val="af2"/>
+              <w:pStyle w:val="af1"/>
             </w:pPr>
             <w:proofErr w:type="spellStart"/>
             <w:r>
@@ -10917,7 +12061,7 @@
           </w:tcPr>
           <w:p>
             <w:pPr>
-              <w:pStyle w:val="af2"/>
+              <w:pStyle w:val="af1"/>
             </w:pPr>
             <w:r>
               <w:t>Число</w:t>
@@ -10931,7 +12075,7 @@
           </w:tcPr>
           <w:p>
             <w:pPr>
-              <w:pStyle w:val="af2"/>
+              <w:pStyle w:val="af1"/>
             </w:pPr>
             <w:r>
               <w:t>Количество запросов на внесение изменений (</w:t>
@@ -10963,7 +12107,7 @@
           </w:tcPr>
           <w:p>
             <w:pPr>
-              <w:pStyle w:val="af2"/>
+              <w:pStyle w:val="af1"/>
             </w:pPr>
             <w:proofErr w:type="spellStart"/>
             <w:r>
@@ -10979,7 +12123,7 @@
           </w:tcPr>
           <w:p>
             <w:pPr>
-              <w:pStyle w:val="af2"/>
+              <w:pStyle w:val="af1"/>
             </w:pPr>
             <w:r>
               <w:t>Число</w:t>
@@ -10993,7 +12137,7 @@
           </w:tcPr>
           <w:p>
             <w:pPr>
-              <w:pStyle w:val="af2"/>
+              <w:pStyle w:val="af1"/>
             </w:pPr>
             <w:r>
               <w:t>Отношение успешно принятых запросов на внесение изменений (</w:t>
@@ -11025,7 +12169,7 @@
           </w:tcPr>
           <w:p>
             <w:pPr>
-              <w:pStyle w:val="af2"/>
+              <w:pStyle w:val="af1"/>
             </w:pPr>
             <w:proofErr w:type="spellStart"/>
             <w:r>
@@ -11041,7 +12185,7 @@
           </w:tcPr>
           <w:p>
             <w:pPr>
-              <w:pStyle w:val="af2"/>
+              <w:pStyle w:val="af1"/>
             </w:pPr>
             <w:r>
               <w:t>Число</w:t>
@@ -11055,7 +12199,7 @@
           </w:tcPr>
           <w:p>
             <w:pPr>
-              <w:pStyle w:val="af2"/>
+              <w:pStyle w:val="af1"/>
             </w:pPr>
             <w:r>
               <w:t>Количество созданных вопросов или проблем (</w:t>
@@ -11082,7 +12226,7 @@
           </w:tcPr>
           <w:p>
             <w:pPr>
-              <w:pStyle w:val="af2"/>
+              <w:pStyle w:val="af1"/>
             </w:pPr>
             <w:proofErr w:type="spellStart"/>
             <w:r>
@@ -11098,7 +12242,7 @@
           </w:tcPr>
           <w:p>
             <w:pPr>
-              <w:pStyle w:val="af2"/>
+              <w:pStyle w:val="af1"/>
             </w:pPr>
             <w:r>
               <w:t>Число</w:t>
@@ -11112,7 +12256,7 @@
           </w:tcPr>
           <w:p>
             <w:pPr>
-              <w:pStyle w:val="af2"/>
+              <w:pStyle w:val="af1"/>
             </w:pPr>
             <w:r>
               <w:t>Количество новых участников репозитория</w:t>
@@ -11128,10 +12272,11 @@
           </w:tcPr>
           <w:p>
             <w:pPr>
-              <w:pStyle w:val="af2"/>
+              <w:pStyle w:val="af1"/>
             </w:pPr>
             <w:proofErr w:type="spellStart"/>
             <w:r>
+              <w:lastRenderedPageBreak/>
               <w:t>closed_issues_ratio</w:t>
             </w:r>
             <w:proofErr w:type="spellEnd"/>
@@ -11144,7 +12289,7 @@
           </w:tcPr>
           <w:p>
             <w:pPr>
-              <w:pStyle w:val="af2"/>
+              <w:pStyle w:val="af1"/>
             </w:pPr>
             <w:r>
               <w:t>Число</w:t>
@@ -11158,7 +12303,7 @@
           </w:tcPr>
           <w:p>
             <w:pPr>
-              <w:pStyle w:val="af2"/>
+              <w:pStyle w:val="af1"/>
             </w:pPr>
             <w:r>
               <w:t>Отношение успешно закрытых вопросов или проблем (</w:t>
@@ -11182,7 +12327,7 @@
           </w:tcPr>
           <w:p>
             <w:pPr>
-              <w:pStyle w:val="af2"/>
+              <w:pStyle w:val="af1"/>
             </w:pPr>
             <w:proofErr w:type="spellStart"/>
             <w:r>
@@ -11198,7 +12343,7 @@
           </w:tcPr>
           <w:p>
             <w:pPr>
-              <w:pStyle w:val="af2"/>
+              <w:pStyle w:val="af1"/>
             </w:pPr>
             <w:r>
               <w:t>Число</w:t>
@@ -11212,7 +12357,7 @@
           </w:tcPr>
           <w:p>
             <w:pPr>
-              <w:pStyle w:val="af2"/>
+              <w:pStyle w:val="af1"/>
             </w:pPr>
             <w:r>
               <w:t>Количество пользователей, отслеживающих обновления репозитория</w:t>
@@ -11231,7 +12376,7 @@
           </w:tcPr>
           <w:p>
             <w:pPr>
-              <w:pStyle w:val="af2"/>
+              <w:pStyle w:val="af1"/>
             </w:pPr>
             <w:proofErr w:type="spellStart"/>
             <w:r>
@@ -11247,7 +12392,7 @@
           </w:tcPr>
           <w:p>
             <w:pPr>
-              <w:pStyle w:val="af2"/>
+              <w:pStyle w:val="af1"/>
             </w:pPr>
             <w:r>
               <w:t>Число</w:t>
@@ -11261,7 +12406,7 @@
           </w:tcPr>
           <w:p>
             <w:pPr>
-              <w:pStyle w:val="af2"/>
+              <w:pStyle w:val="af1"/>
             </w:pPr>
             <w:r>
               <w:t>Количество ветвлений (</w:t>
@@ -11285,7 +12430,7 @@
           </w:tcPr>
           <w:p>
             <w:pPr>
-              <w:pStyle w:val="af2"/>
+              <w:pStyle w:val="af1"/>
             </w:pPr>
             <w:proofErr w:type="spellStart"/>
             <w:r>
@@ -11301,7 +12446,7 @@
           </w:tcPr>
           <w:p>
             <w:pPr>
-              <w:pStyle w:val="af2"/>
+              <w:pStyle w:val="af1"/>
             </w:pPr>
             <w:r>
               <w:t>Строка</w:t>
@@ -11315,7 +12460,7 @@
           </w:tcPr>
           <w:p>
             <w:pPr>
-              <w:pStyle w:val="af2"/>
+              <w:pStyle w:val="af1"/>
             </w:pPr>
             <w:r>
               <w:t>Язык программирования, на котором написан код в репозитории</w:t>
@@ -11331,7 +12476,7 @@
           </w:tcPr>
           <w:p>
             <w:pPr>
-              <w:pStyle w:val="af2"/>
+              <w:pStyle w:val="af1"/>
             </w:pPr>
             <w:proofErr w:type="spellStart"/>
             <w:r>
@@ -11347,7 +12492,7 @@
           </w:tcPr>
           <w:p>
             <w:pPr>
-              <w:pStyle w:val="af2"/>
+              <w:pStyle w:val="af1"/>
             </w:pPr>
             <w:r>
               <w:t>Строка</w:t>
@@ -11361,7 +12506,7 @@
           </w:tcPr>
           <w:p>
             <w:pPr>
-              <w:pStyle w:val="af2"/>
+              <w:pStyle w:val="af1"/>
             </w:pPr>
             <w:r>
               <w:t>Название лицензии, под которой распространяется код в репозитории</w:t>
@@ -11377,7 +12522,7 @@
           </w:tcPr>
           <w:p>
             <w:pPr>
-              <w:pStyle w:val="af2"/>
+              <w:pStyle w:val="af1"/>
             </w:pPr>
             <w:proofErr w:type="spellStart"/>
             <w:r>
@@ -11393,7 +12538,7 @@
           </w:tcPr>
           <w:p>
             <w:pPr>
-              <w:pStyle w:val="af2"/>
+              <w:pStyle w:val="af1"/>
             </w:pPr>
             <w:r>
               <w:t>Булево</w:t>
@@ -11407,7 +12552,7 @@
           </w:tcPr>
           <w:p>
             <w:pPr>
-              <w:pStyle w:val="af2"/>
+              <w:pStyle w:val="af1"/>
             </w:pPr>
             <w:r>
               <w:t>Индикатор, указывающий, удален репозиторий или является ли он приватным</w:t>
@@ -11418,12 +12563,33 @@
     </w:tbl>
     <w:p>
       <w:pPr>
-        <w:pStyle w:val="a5"/>
-      </w:pPr>
-    </w:p>
-    <w:p>
-      <w:pPr>
-        <w:pStyle w:val="a7"/>
+        <w:pStyle w:val="a4"/>
+        <w:rPr>
+          <w:color w:val="FF0000"/>
+        </w:rPr>
+      </w:pPr>
+      <w:r>
+        <w:rPr>
+          <w:color w:val="FF0000"/>
+          <w:lang w:val="en-US"/>
+        </w:rPr>
+        <w:t xml:space="preserve">FIXME </w:t>
+      </w:r>
+      <w:r>
+        <w:rPr>
+          <w:color w:val="FF0000"/>
+        </w:rPr>
+        <w:t>разрыв таблицы</w:t>
+      </w:r>
+    </w:p>
+    <w:p>
+      <w:pPr>
+        <w:pStyle w:val="a4"/>
+      </w:pPr>
+    </w:p>
+    <w:p>
+      <w:pPr>
+        <w:pStyle w:val="a6"/>
       </w:pPr>
       <w:r>
         <w:t>Реализация модуля преобразования данных</w:t>
@@ -11431,7 +12597,7 @@
     </w:p>
     <w:p>
       <w:pPr>
-        <w:pStyle w:val="a5"/>
+        <w:pStyle w:val="a4"/>
       </w:pPr>
       <w:r>
         <w:t>Модуль преобразования данных</w:t>
@@ -11443,142 +12609,438 @@
         <w:t>,</w:t>
       </w:r>
       <w:r>
-        <w:t xml:space="preserve"> и</w:t>
-      </w:r>
-      <w:r>
-        <w:t xml:space="preserve"> выполняет преобразование запрошенных данных в транзакции, а затем в матрицу транзакций. Для этого для каждого столбца в исходной таблице модуль извлекает значения децилей или квартилей (по выбору пользователя) и сравнивает с каждым значением столбца. Это значение меняется на наиболее близкое к децилю или квартилю.</w:t>
+        <w:t xml:space="preserve"> а также </w:t>
+      </w:r>
+      <w:r>
+        <w:t>метку квантиля или дециля для каждого поля</w:t>
+      </w:r>
+      <w:r>
+        <w:t>.</w:t>
+      </w:r>
+      <w:r>
+        <w:t xml:space="preserve"> Сначала модуль очищает данные, удаляя возможные дубликаты и пустые значения, затем</w:t>
       </w:r>
       <w:r>
         <w:t xml:space="preserve"> </w:t>
       </w:r>
       <w:r>
-        <w:t xml:space="preserve">После </w:t>
+        <w:t>д</w:t>
+      </w:r>
+      <w:r>
+        <w:t xml:space="preserve">ля каждого </w:t>
+      </w:r>
+      <w:r>
+        <w:t>поля</w:t>
+      </w:r>
+      <w:r>
+        <w:t xml:space="preserve"> в исходной таблице модуль извлекает значения децилей или квартилей (по выбору пользователя) и сравнивает с каждым значением столбца. Это значение меняется на наиболее близкое к децилю или квартилю.</w:t>
+      </w:r>
+      <w:r>
+        <w:t xml:space="preserve"> </w:t>
+      </w:r>
+      <w:r>
+        <w:t xml:space="preserve">После вышеописанных операций </w:t>
+      </w:r>
+      <w:r>
+        <w:t>транзакции</w:t>
+      </w:r>
+      <w:r>
+        <w:t xml:space="preserve"> преобразуются в разр</w:t>
+      </w:r>
+      <w:r>
+        <w:t>е</w:t>
+      </w:r>
+      <w:r>
+        <w:t>женную матрицу</w:t>
+      </w:r>
+      <w:r>
+        <w:t xml:space="preserve"> </w:t>
+      </w:r>
+      <w:r>
+        <w:t>для дальнейшего поиска шаблонов</w:t>
+      </w:r>
+      <w:r>
+        <w:t xml:space="preserve"> и подаются на выход из модуля.</w:t>
+      </w:r>
+    </w:p>
+    <w:p>
+      <w:pPr>
+        <w:pStyle w:val="a6"/>
+      </w:pPr>
+      <w:r>
+        <w:t>Реализация модуля поиска шаблонов</w:t>
+      </w:r>
+    </w:p>
+    <w:p>
+      <w:pPr>
+        <w:pStyle w:val="a4"/>
+      </w:pPr>
+      <w:r>
+        <w:t xml:space="preserve">Модуль поиска шаблонов </w:t>
+      </w:r>
+      <w:r>
+        <w:t xml:space="preserve">принимает на вход </w:t>
+      </w:r>
+      <w:r>
+        <w:t>разреженную</w:t>
+      </w:r>
+      <w:r>
+        <w:t xml:space="preserve"> матрицу транзакций</w:t>
+      </w:r>
+      <w:r>
+        <w:t xml:space="preserve">, минимальное число элементов в антецеденте и </w:t>
+      </w:r>
+      <w:proofErr w:type="spellStart"/>
+      <w:r>
+        <w:t>консеквенте</w:t>
+      </w:r>
+      <w:proofErr w:type="spellEnd"/>
+      <w:r>
+        <w:t>, а также минимальные значения поддержки, достоверности и подъема.</w:t>
+      </w:r>
+      <w:r>
+        <w:t xml:space="preserve"> </w:t>
+      </w:r>
+      <w:r>
+        <w:t>Модуль</w:t>
+      </w:r>
+      <w:r>
+        <w:t xml:space="preserve"> </w:t>
+      </w:r>
+      <w:r>
+        <w:t xml:space="preserve">выполняет поиск ассоциативных правил с заданными метриками. </w:t>
+      </w:r>
+      <w:r>
+        <w:t>В самом начале происходит поиск частых</w:t>
+      </w:r>
+      <w:r>
+        <w:t xml:space="preserve"> </w:t>
+      </w:r>
+      <w:r>
+        <w:t>наборов</w:t>
+      </w:r>
+      <w:r>
+        <w:t>,</w:t>
+      </w:r>
+      <w:r>
+        <w:t xml:space="preserve"> в котором используется </w:t>
+      </w:r>
+      <w:r>
+        <w:t xml:space="preserve">алгоритм </w:t>
+      </w:r>
+      <w:proofErr w:type="spellStart"/>
+      <w:r>
+        <w:t>apriori</w:t>
+      </w:r>
+      <w:proofErr w:type="spellEnd"/>
+      <w:r>
+        <w:t xml:space="preserve"> с заданным порогом</w:t>
+      </w:r>
+      <w:r>
+        <w:t xml:space="preserve"> поддержки</w:t>
+      </w:r>
+      <w:r>
+        <w:rPr>
+          <w:lang w:val="en-US"/>
+        </w:rPr>
+        <w:t>.</w:t>
+      </w:r>
+      <w:r>
+        <w:t xml:space="preserve"> Далее в частых набор</w:t>
+      </w:r>
+      <w:r>
+        <w:t xml:space="preserve">ах </w:t>
+      </w:r>
+      <w:r>
+        <w:t xml:space="preserve">происходит поиск </w:t>
+      </w:r>
+      <w:proofErr w:type="spellStart"/>
+      <w:r>
+        <w:t>ассоцитивных</w:t>
+      </w:r>
+      <w:proofErr w:type="spellEnd"/>
+      <w:r>
+        <w:t xml:space="preserve"> правил с по</w:t>
+      </w:r>
+      <w:r>
+        <w:t xml:space="preserve">рогом подъема, а после фильтрация с порогом достоверности, а также по минимальному числу элементов в антецеденте и </w:t>
+      </w:r>
+      <w:proofErr w:type="spellStart"/>
+      <w:r>
+        <w:t>консеквенте</w:t>
+      </w:r>
+      <w:proofErr w:type="spellEnd"/>
+      <w:r>
+        <w:t>.</w:t>
+      </w:r>
+      <w:r>
+        <w:t xml:space="preserve"> </w:t>
+      </w:r>
+      <w:r>
+        <w:t xml:space="preserve">На выходе из модуля возвращается таблица, </w:t>
+      </w:r>
+      <w:r>
+        <w:t>имеющая столбцы</w:t>
+      </w:r>
+      <w:r>
+        <w:t xml:space="preserve"> </w:t>
+      </w:r>
+      <w:proofErr w:type="spellStart"/>
+      <w:r>
+        <w:t>консеквент</w:t>
+      </w:r>
+      <w:r>
+        <w:t>а</w:t>
+      </w:r>
+      <w:proofErr w:type="spellEnd"/>
+      <w:r>
+        <w:t>, антецедент</w:t>
+      </w:r>
+      <w:r>
+        <w:t xml:space="preserve">а, значений метрик поддержки, </w:t>
       </w:r>
       <w:r>
         <w:lastRenderedPageBreak/>
-        <w:t xml:space="preserve">вышеописанных операций </w:t>
-      </w:r>
-      <w:r>
-        <w:t>транзакции</w:t>
-      </w:r>
-      <w:r>
-        <w:t xml:space="preserve"> преобразуются в разр</w:t>
-      </w:r>
-      <w:r>
-        <w:t>е</w:t>
-      </w:r>
-      <w:r>
-        <w:t>женную матрицу</w:t>
-      </w:r>
-      <w:r>
+        <w:t>достоверности и подъема.</w:t>
+      </w:r>
+      <w:r>
+        <w:rPr>
+          <w:lang w:val="en-US"/>
+        </w:rPr>
         <w:t xml:space="preserve"> </w:t>
       </w:r>
       <w:r>
-        <w:t>для дальнейшего поиска шаблонов</w:t>
-      </w:r>
-      <w:r>
-        <w:t xml:space="preserve"> и подаются на выход из модуля.</w:t>
-      </w:r>
-    </w:p>
-    <w:p>
-      <w:pPr>
-        <w:pStyle w:val="a7"/>
-      </w:pPr>
-      <w:r>
-        <w:t>Реализация модуля поиска шаблонов</w:t>
-      </w:r>
-    </w:p>
-    <w:p>
-      <w:pPr>
-        <w:pStyle w:val="a5"/>
-      </w:pPr>
-      <w:r>
-        <w:t xml:space="preserve">Модуль поиска шаблонов </w:t>
-      </w:r>
-      <w:r>
-        <w:t xml:space="preserve">принимает на вход </w:t>
-      </w:r>
-      <w:r>
-        <w:t>разреженную</w:t>
-      </w:r>
-      <w:r>
-        <w:t xml:space="preserve"> матрицу транзакций и </w:t>
-      </w:r>
-      <w:r>
-        <w:t xml:space="preserve">выполняет поиск ассоциативных правил с заданными метриками. В качестве алгоритма поиска шаблонов взят алгоритм </w:t>
+        <w:t xml:space="preserve">Для поиска частых наборов и ассоциативных правил была использована библиотека </w:t>
       </w:r>
       <w:proofErr w:type="spellStart"/>
       <w:r>
-        <w:t>apriori</w:t>
+        <w:rPr>
+          <w:lang w:val="en-US"/>
+        </w:rPr>
+        <w:t>Mlxtend</w:t>
       </w:r>
       <w:proofErr w:type="spellEnd"/>
       <w:r>
-        <w:t xml:space="preserve">, который реализован в библиотеке </w:t>
+        <w:rPr>
+          <w:lang w:val="en-US"/>
+        </w:rPr>
+        <w:t xml:space="preserve"> [</w:t>
+      </w:r>
+      <w:r>
+        <w:rPr>
+          <w:lang w:val="en-US"/>
+        </w:rPr>
+        <w:fldChar w:fldCharType="begin"/>
+      </w:r>
+      <w:r>
+        <w:rPr>
+          <w:lang w:val="en-US"/>
+        </w:rPr>
+        <w:instrText xml:space="preserve"> REF _Ref165680537 \r \h </w:instrText>
+      </w:r>
+      <w:r>
+        <w:rPr>
+          <w:lang w:val="en-US"/>
+        </w:rPr>
+      </w:r>
+      <w:r>
+        <w:rPr>
+          <w:lang w:val="en-US"/>
+        </w:rPr>
+        <w:fldChar w:fldCharType="separate"/>
+      </w:r>
+      <w:r>
+        <w:rPr>
+          <w:lang w:val="en-US"/>
+        </w:rPr>
+        <w:t>20</w:t>
+      </w:r>
+      <w:r>
+        <w:rPr>
+          <w:lang w:val="en-US"/>
+        </w:rPr>
+        <w:fldChar w:fldCharType="end"/>
+      </w:r>
+      <w:r>
+        <w:rPr>
+          <w:lang w:val="en-US"/>
+        </w:rPr>
+        <w:t>]</w:t>
+      </w:r>
+      <w:r>
+        <w:t>.</w:t>
+      </w:r>
+    </w:p>
+    <w:p>
+      <w:pPr>
+        <w:pStyle w:val="a6"/>
+      </w:pPr>
+      <w:bookmarkStart w:id="35" w:name="_Toc158574550"/>
+      <w:r>
+        <w:t>Реализация</w:t>
+      </w:r>
+      <w:bookmarkEnd w:id="35"/>
+      <w:r>
+        <w:t xml:space="preserve"> базы данных</w:t>
+      </w:r>
+    </w:p>
+    <w:p>
+      <w:pPr>
+        <w:pStyle w:val="a4"/>
+      </w:pPr>
+      <w:r>
+        <w:t xml:space="preserve">Для возможности загрузки, хранения и изъятия данных </w:t>
       </w:r>
       <w:proofErr w:type="spellStart"/>
       <w:r>
-        <w:t>mlxtend</w:t>
+        <w:t>Git</w:t>
       </w:r>
       <w:proofErr w:type="spellEnd"/>
       <w:r>
-        <w:t xml:space="preserve">. Также модуль выполняет фильтрацию по значению поддержки, достоверности и подъема, ограничивает число элементов в антецеденте и </w:t>
+        <w:rPr>
+          <w:lang w:val="en-US"/>
+        </w:rPr>
+        <w:t>H</w:t>
       </w:r>
       <w:proofErr w:type="spellStart"/>
       <w:r>
-        <w:t>консеквенте</w:t>
+        <w:t>ub</w:t>
       </w:r>
       <w:proofErr w:type="spellEnd"/>
       <w:r>
-        <w:t>.</w:t>
-      </w:r>
-      <w:r>
-        <w:t xml:space="preserve"> На выходе из модуля возвращается таблица, содержащая </w:t>
-      </w:r>
+        <w:t xml:space="preserve"> </w:t>
+      </w:r>
+      <w:r>
+        <w:t xml:space="preserve">в системе </w:t>
+      </w:r>
+      <w:r>
+        <w:t>реализованы следующие объекты</w:t>
+      </w:r>
+      <w:r>
+        <w:t xml:space="preserve"> (классы)</w:t>
+      </w:r>
+      <w:r>
+        <w:t xml:space="preserve">. </w:t>
+      </w:r>
+    </w:p>
+    <w:p>
+      <w:pPr>
+        <w:pStyle w:val="a4"/>
+      </w:pPr>
       <w:proofErr w:type="spellStart"/>
       <w:r>
-        <w:t>консеквент</w:t>
+        <w:t>GithubData</w:t>
       </w:r>
       <w:proofErr w:type="spellEnd"/>
       <w:r>
-        <w:t>, антецедент и метрики.</w:t>
-      </w:r>
-    </w:p>
-    <w:p>
-      <w:pPr>
-        <w:pStyle w:val="a7"/>
-      </w:pPr>
-      <w:bookmarkStart w:id="35" w:name="_Toc158574550"/>
-      <w:r>
-        <w:t>Реализация</w:t>
-      </w:r>
-      <w:bookmarkEnd w:id="35"/>
-      <w:r>
-        <w:t xml:space="preserve"> базы данных</w:t>
-      </w:r>
-    </w:p>
-    <w:p>
-      <w:pPr>
-        <w:pStyle w:val="a5"/>
-      </w:pPr>
-      <w:r>
-        <w:t xml:space="preserve">Для возможности загрузки, хранения и изъятия данных </w:t>
+        <w:t xml:space="preserve"> – представляет собой объект загруженной выборки данных репозиториев и содержит такие поля, как </w:t>
       </w:r>
       <w:proofErr w:type="spellStart"/>
       <w:r>
-        <w:t>Github</w:t>
+        <w:t>id</w:t>
       </w:r>
       <w:proofErr w:type="spellEnd"/>
       <w:r>
+        <w:t xml:space="preserve"> параметров выборки, имя репозитория, а также данные, описанные ранее в</w:t>
+      </w:r>
+      <w:r>
+        <w:t xml:space="preserve"> реализации модуля запроса данных.</w:t>
+      </w:r>
+    </w:p>
+    <w:p>
+      <w:pPr>
+        <w:pStyle w:val="a4"/>
+      </w:pPr>
+      <w:proofErr w:type="spellStart"/>
+      <w:r>
+        <w:t>GithubDataParams</w:t>
+      </w:r>
+      <w:proofErr w:type="spellEnd"/>
+      <w:r>
+        <w:t xml:space="preserve"> – хранит параметры каждой выборки загруженных данных, а именно промежуток времени, из которого взяты данные,</w:t>
+      </w:r>
+      <w:r>
+        <w:t xml:space="preserve"> булево значение</w:t>
+      </w:r>
+      <w:r>
+        <w:t xml:space="preserve"> создан ли репозиторий в этот промежуток или нет, минимальное число участников выборки репозиториев, минимальное число звезд выборки репозиториев, сам заданный размер выборки, а также время сохранения выборки.</w:t>
+      </w:r>
+    </w:p>
+    <w:p>
+      <w:pPr>
+        <w:pStyle w:val="a4"/>
+      </w:pPr>
+      <w:r>
+        <w:t xml:space="preserve">Для каждого класса с помощью </w:t>
+      </w:r>
+      <w:proofErr w:type="spellStart"/>
+      <w:r>
+        <w:t>Django</w:t>
+      </w:r>
+      <w:proofErr w:type="spellEnd"/>
+      <w:r>
+        <w:t xml:space="preserve"> создается таблица в базе данных, которая представлена на рисунке </w:t>
+      </w:r>
+      <w:r>
+        <w:t>6</w:t>
+      </w:r>
+      <w:r>
+        <w:t xml:space="preserve">. В качестве базы данных была использована реляционная база данных </w:t>
+      </w:r>
+      <w:proofErr w:type="spellStart"/>
+      <w:r>
+        <w:t>PostgeSQL</w:t>
+      </w:r>
+      <w:proofErr w:type="spellEnd"/>
+      <w:r>
         <w:t xml:space="preserve"> </w:t>
       </w:r>
       <w:r>
-        <w:t xml:space="preserve">в системе </w:t>
-      </w:r>
-      <w:r>
-        <w:t>реализованы следующие объекты</w:t>
-      </w:r>
-      <w:r>
-        <w:t xml:space="preserve"> (классы)</w:t>
+        <w:rPr>
+          <w:lang w:val="en-US"/>
+        </w:rPr>
+        <w:t>[</w:t>
+      </w:r>
+      <w:r>
+        <w:rPr>
+          <w:lang w:val="en-US"/>
+        </w:rPr>
+        <w:fldChar w:fldCharType="begin"/>
+      </w:r>
+      <w:r>
+        <w:rPr>
+          <w:lang w:val="en-US"/>
+        </w:rPr>
+        <w:instrText xml:space="preserve"> REF _Ref165680542 \r \h </w:instrText>
+      </w:r>
+      <w:r>
+        <w:rPr>
+          <w:lang w:val="en-US"/>
+        </w:rPr>
+      </w:r>
+      <w:r>
+        <w:rPr>
+          <w:lang w:val="en-US"/>
+        </w:rPr>
+        <w:fldChar w:fldCharType="separate"/>
+      </w:r>
+      <w:r>
+        <w:rPr>
+          <w:lang w:val="en-US"/>
+        </w:rPr>
+        <w:t>21</w:t>
+      </w:r>
+      <w:r>
+        <w:rPr>
+          <w:lang w:val="en-US"/>
+        </w:rPr>
+        <w:fldChar w:fldCharType="end"/>
+      </w:r>
+      <w:r>
+        <w:rPr>
+          <w:lang w:val="en-US"/>
+        </w:rPr>
+        <w:t>]</w:t>
       </w:r>
       <w:r>
         <w:t xml:space="preserve">. </w:t>
@@ -11586,86 +13048,19 @@
     </w:p>
     <w:p>
       <w:pPr>
-        <w:pStyle w:val="a5"/>
-      </w:pPr>
-      <w:proofErr w:type="spellStart"/>
-      <w:r>
-        <w:t>GithubData</w:t>
-      </w:r>
-      <w:proofErr w:type="spellEnd"/>
-      <w:r>
-        <w:t xml:space="preserve"> – представляет собой объект загруженной выборки данных репозиториев и содержит такие поля, как </w:t>
-      </w:r>
-      <w:proofErr w:type="spellStart"/>
-      <w:r>
-        <w:t>id</w:t>
-      </w:r>
-      <w:proofErr w:type="spellEnd"/>
-      <w:r>
-        <w:t xml:space="preserve"> параметров выборки, имя репозитория, а также данные, описанные ранее в</w:t>
-      </w:r>
-      <w:r>
-        <w:t xml:space="preserve"> реализации модуля запроса данных.</w:t>
-      </w:r>
-    </w:p>
-    <w:p>
-      <w:pPr>
-        <w:pStyle w:val="a5"/>
-      </w:pPr>
-      <w:proofErr w:type="spellStart"/>
-      <w:r>
-        <w:t>GithubDataParams</w:t>
-      </w:r>
-      <w:proofErr w:type="spellEnd"/>
-      <w:r>
-        <w:t xml:space="preserve"> – хранит параметры каждой выборки загруженных данных, а именно промежуток времени, из которого взяты данные, создан ли репозиторий в этот промежуток или нет, минимальное число участников выборки репозиториев, минимальное число звезд выборки репозиториев, сам заданный размер выборки, а также время сохранения выборки.</w:t>
-      </w:r>
-    </w:p>
-    <w:p>
-      <w:pPr>
-        <w:pStyle w:val="a5"/>
-      </w:pPr>
-      <w:r>
-        <w:t xml:space="preserve">Для каждого класса с помощью </w:t>
-      </w:r>
-      <w:proofErr w:type="spellStart"/>
-      <w:r>
-        <w:t>Django</w:t>
-      </w:r>
-      <w:proofErr w:type="spellEnd"/>
-      <w:r>
-        <w:t xml:space="preserve"> создается таблица в базе данных, которая представлена на рисунке </w:t>
-      </w:r>
-      <w:r>
-        <w:t>6</w:t>
-      </w:r>
-      <w:r>
-        <w:t xml:space="preserve">. В качестве базы данных была использована реляционная база данных </w:t>
-      </w:r>
-      <w:proofErr w:type="spellStart"/>
-      <w:r>
-        <w:t>PostgeSQL</w:t>
-      </w:r>
-      <w:proofErr w:type="spellEnd"/>
-      <w:r>
-        <w:t xml:space="preserve">. </w:t>
-      </w:r>
-    </w:p>
-    <w:p>
-      <w:pPr>
-        <w:pStyle w:val="a5"/>
+        <w:pStyle w:val="a4"/>
         <w:keepNext/>
         <w:ind w:firstLine="0"/>
+        <w:jc w:val="center"/>
       </w:pPr>
       <w:r>
         <w:rPr>
           <w:noProof/>
         </w:rPr>
-        <w:lastRenderedPageBreak/>
         <w:drawing>
-          <wp:inline distT="0" distB="0" distL="0" distR="0" wp14:anchorId="392EF222" wp14:editId="2E1652E3">
-            <wp:extent cx="5758815" cy="3602990"/>
-            <wp:effectExtent l="0" t="0" r="0" b="0"/>
+          <wp:inline distT="0" distB="0" distL="0" distR="0" wp14:anchorId="392EF222" wp14:editId="27F69A28">
+            <wp:extent cx="5121728" cy="3204397"/>
+            <wp:effectExtent l="0" t="0" r="3175" b="0"/>
             <wp:docPr id="2066483106" name="Picture 10"/>
             <wp:cNvGraphicFramePr>
               <a:graphicFrameLocks xmlns:a="http://schemas.openxmlformats.org/drawingml/2006/main" noChangeAspect="1"/>
@@ -11695,7 +13090,7 @@
                   <pic:spPr bwMode="auto">
                     <a:xfrm>
                       <a:off x="0" y="0"/>
-                      <a:ext cx="5758815" cy="3602990"/>
+                      <a:ext cx="5129329" cy="3209152"/>
                     </a:xfrm>
                     <a:prstGeom prst="rect">
                       <a:avLst/>
@@ -11714,7 +13109,7 @@
     </w:p>
     <w:p>
       <w:pPr>
-        <w:pStyle w:val="a5"/>
+        <w:pStyle w:val="a4"/>
         <w:ind w:firstLine="0"/>
         <w:jc w:val="center"/>
       </w:pPr>
@@ -11745,7 +13140,7 @@
     </w:p>
     <w:p>
       <w:pPr>
-        <w:pStyle w:val="a5"/>
+        <w:pStyle w:val="a4"/>
         <w:ind w:firstLine="0"/>
       </w:pPr>
     </w:p>
@@ -11784,7 +13179,7 @@
     </w:p>
     <w:p>
       <w:pPr>
-        <w:pStyle w:val="a5"/>
+        <w:pStyle w:val="a4"/>
         <w:ind w:firstLine="0"/>
       </w:pPr>
       <w:r>
@@ -12106,15 +13501,18 @@
     </w:p>
     <w:p>
       <w:pPr>
-        <w:pStyle w:val="a9"/>
+        <w:pStyle w:val="a8"/>
       </w:pPr>
       <w:r>
         <w:t>Цели</w:t>
       </w:r>
-    </w:p>
-    <w:p>
-      <w:pPr>
-        <w:pStyle w:val="a5"/>
+      <w:r>
+        <w:t>, наборы данных, параметры</w:t>
+      </w:r>
+    </w:p>
+    <w:p>
+      <w:pPr>
+        <w:pStyle w:val="a4"/>
         <w:rPr>
           <w:b/>
         </w:rPr>
@@ -12130,7 +13528,55 @@
     </w:p>
     <w:p>
       <w:pPr>
-        <w:pStyle w:val="af0"/>
+        <w:pStyle w:val="a4"/>
+        <w:rPr>
+          <w:b/>
+          <w:color w:val="FF0000"/>
+        </w:rPr>
+      </w:pPr>
+      <w:r>
+        <w:rPr>
+          <w:b/>
+          <w:color w:val="FF0000"/>
+        </w:rPr>
+        <w:t xml:space="preserve">Результаты </w:t>
+      </w:r>
+      <w:proofErr w:type="gramStart"/>
+      <w:r>
+        <w:rPr>
+          <w:b/>
+          <w:color w:val="FF0000"/>
+        </w:rPr>
+        <w:t>кол-ой</w:t>
+      </w:r>
+      <w:proofErr w:type="gramEnd"/>
+      <w:r>
+        <w:rPr>
+          <w:b/>
+          <w:color w:val="FF0000"/>
+        </w:rPr>
+        <w:t xml:space="preserve"> оценки</w:t>
+      </w:r>
+    </w:p>
+    <w:p>
+      <w:pPr>
+        <w:pStyle w:val="a4"/>
+        <w:rPr>
+          <w:b/>
+          <w:color w:val="FF0000"/>
+        </w:rPr>
+      </w:pPr>
+      <w:r>
+        <w:rPr>
+          <w:b/>
+          <w:color w:val="FF0000"/>
+        </w:rPr>
+        <w:t>В завершении – неформальные результаты (полезные шаблоны)</w:t>
+      </w:r>
+    </w:p>
+    <w:p>
+      <w:pPr>
+        <w:pStyle w:val="af"/>
       </w:pPr>
       <w:bookmarkStart w:id="42" w:name="_Toc158574558"/>
       <w:bookmarkStart w:id="43" w:name="_Toc164871635"/>
@@ -12143,15 +13589,15 @@
     </w:p>
     <w:p>
       <w:pPr>
-        <w:pStyle w:val="af0"/>
-      </w:pPr>
-      <w:bookmarkStart w:id="44" w:name="_Ref158664724"/>
-      <w:bookmarkStart w:id="45" w:name="_Toc164871636"/>
+        <w:pStyle w:val="af"/>
+      </w:pPr>
+      <w:bookmarkStart w:id="44" w:name="_Toc164871636"/>
+      <w:bookmarkStart w:id="45" w:name="_Ref158664724"/>
       <w:r>
         <w:lastRenderedPageBreak/>
         <w:t>СПИСОК ЛИТЕРАТУРЫ</w:t>
       </w:r>
-      <w:bookmarkEnd w:id="45"/>
+      <w:bookmarkEnd w:id="44"/>
     </w:p>
     <w:p>
       <w:pPr>
@@ -12170,10 +13616,16 @@
         <w:rPr>
           <w:lang w:val="ru-RU"/>
         </w:rPr>
-        <w:t>Github</w:t>
+        <w:t>Git</w:t>
       </w:r>
       <w:proofErr w:type="spellEnd"/>
       <w:r>
+        <w:t>H</w:t>
+      </w:r>
+      <w:r>
+        <w:t>ub</w:t>
+      </w:r>
+      <w:r>
         <w:rPr>
           <w:lang w:val="ru-RU"/>
         </w:rPr>
@@ -12197,11 +13649,11 @@
         </w:rPr>
         <w:t xml:space="preserve"> 02.02.2024 г.).</w:t>
       </w:r>
-      <w:bookmarkEnd w:id="44"/>
-    </w:p>
-    <w:p>
-      <w:pPr>
-        <w:pStyle w:val="a5"/>
+      <w:bookmarkEnd w:id="45"/>
+    </w:p>
+    <w:p>
+      <w:pPr>
+        <w:pStyle w:val="a4"/>
         <w:numPr>
           <w:ilvl w:val="0"/>
           <w:numId w:val="18"/>
@@ -12314,7 +13766,10 @@
         <w:t>, 1993</w:t>
       </w:r>
       <w:r>
-        <w:t xml:space="preserve">. </w:t>
+        <w:t>.</w:t>
+      </w:r>
+      <w:r>
+        <w:t> </w:t>
       </w:r>
       <w:r>
         <w:rPr>
@@ -12323,7 +13778,16 @@
         <w:t>–</w:t>
       </w:r>
       <w:r>
-        <w:t>V. 22</w:t>
+        <w:t>V.</w:t>
+      </w:r>
+      <w:r>
+        <w:rPr>
+          <w:lang w:val="en-US"/>
+        </w:rPr>
+        <w:t> </w:t>
+      </w:r>
+      <w:r>
+        <w:t>22</w:t>
       </w:r>
       <w:r>
         <w:t>.</w:t>
@@ -12369,7 +13833,7 @@
     </w:p>
     <w:p>
       <w:pPr>
-        <w:pStyle w:val="a5"/>
+        <w:pStyle w:val="a4"/>
         <w:numPr>
           <w:ilvl w:val="0"/>
           <w:numId w:val="18"/>
@@ -12484,7 +13948,7 @@
     </w:p>
     <w:p>
       <w:pPr>
-        <w:pStyle w:val="a5"/>
+        <w:pStyle w:val="a4"/>
         <w:numPr>
           <w:ilvl w:val="0"/>
           <w:numId w:val="18"/>
@@ -12549,10 +14013,42 @@
       <w:r>
         <w:t xml:space="preserve"> </w:t>
       </w:r>
-    </w:p>
-    <w:p>
-      <w:pPr>
-        <w:pStyle w:val="a5"/>
+      <w:r>
+        <w:rPr>
+          <w:szCs w:val="28"/>
+        </w:rPr>
+        <w:t xml:space="preserve">– </w:t>
+      </w:r>
+      <w:r>
+        <w:rPr>
+          <w:lang w:val="en-US"/>
+        </w:rPr>
+        <w:t>1</w:t>
+      </w:r>
+      <w:r>
+        <w:rPr>
+          <w:szCs w:val="28"/>
+        </w:rPr>
+        <w:t>–</w:t>
+      </w:r>
+      <w:r>
+        <w:rPr>
+          <w:lang w:val="en-US"/>
+        </w:rPr>
+        <w:t xml:space="preserve">7 </w:t>
+      </w:r>
+      <w:proofErr w:type="spellStart"/>
+      <w:r>
+        <w:t>pp</w:t>
+      </w:r>
+      <w:proofErr w:type="spellEnd"/>
+      <w:r>
+        <w:t>.</w:t>
+      </w:r>
+    </w:p>
+    <w:p>
+      <w:pPr>
+        <w:pStyle w:val="a4"/>
         <w:numPr>
           <w:ilvl w:val="0"/>
           <w:numId w:val="18"/>
@@ -12564,6 +14060,7 @@
         <w:jc w:val="left"/>
       </w:pPr>
       <w:bookmarkStart w:id="51" w:name="_Ref158667775"/>
+      <w:bookmarkStart w:id="52" w:name="_Hlk165323920"/>
       <w:proofErr w:type="spellStart"/>
       <w:r>
         <w:t>Github</w:t>
@@ -12602,7 +14099,7 @@
     </w:p>
     <w:p>
       <w:pPr>
-        <w:pStyle w:val="a5"/>
+        <w:pStyle w:val="a4"/>
         <w:numPr>
           <w:ilvl w:val="0"/>
           <w:numId w:val="18"/>
@@ -12613,7 +14110,8 @@
         <w:ind w:left="0" w:firstLine="709"/>
         <w:jc w:val="left"/>
       </w:pPr>
-      <w:bookmarkStart w:id="52" w:name="_Ref159207976"/>
+      <w:bookmarkStart w:id="53" w:name="_Ref159207976"/>
+      <w:bookmarkEnd w:id="52"/>
       <w:proofErr w:type="spellStart"/>
       <w:r>
         <w:t>Schmidhuber</w:t>
@@ -12695,11 +14193,11 @@
       <w:r>
         <w:t>.</w:t>
       </w:r>
-      <w:bookmarkEnd w:id="52"/>
-    </w:p>
-    <w:p>
-      <w:pPr>
-        <w:pStyle w:val="a5"/>
+      <w:bookmarkEnd w:id="53"/>
+    </w:p>
+    <w:p>
+      <w:pPr>
+        <w:pStyle w:val="a4"/>
         <w:numPr>
           <w:ilvl w:val="0"/>
           <w:numId w:val="18"/>
@@ -12710,7 +14208,7 @@
         <w:ind w:left="0" w:firstLine="709"/>
         <w:jc w:val="left"/>
       </w:pPr>
-      <w:bookmarkStart w:id="53" w:name="_Ref159211982"/>
+      <w:bookmarkStart w:id="54" w:name="_Ref159211982"/>
       <w:proofErr w:type="spellStart"/>
       <w:r>
         <w:t>Xuan</w:t>
@@ -12859,11 +14357,11 @@
       <w:r>
         <w:t>.</w:t>
       </w:r>
-      <w:bookmarkEnd w:id="53"/>
-    </w:p>
-    <w:p>
-      <w:pPr>
-        <w:pStyle w:val="a5"/>
+      <w:bookmarkEnd w:id="54"/>
+    </w:p>
+    <w:p>
+      <w:pPr>
+        <w:pStyle w:val="a4"/>
         <w:numPr>
           <w:ilvl w:val="0"/>
           <w:numId w:val="18"/>
@@ -12874,7 +14372,7 @@
         <w:ind w:left="0" w:firstLine="709"/>
         <w:jc w:val="left"/>
       </w:pPr>
-      <w:bookmarkStart w:id="54" w:name="_Ref159353942"/>
+      <w:bookmarkStart w:id="55" w:name="_Ref159353942"/>
       <w:proofErr w:type="spellStart"/>
       <w:r>
         <w:t>GHTorrent</w:t>
@@ -12901,11 +14399,11 @@
         </w:rPr>
         <w:t>(дата обращения: 02.02.2024 г.).</w:t>
       </w:r>
-      <w:bookmarkEnd w:id="54"/>
-    </w:p>
-    <w:p>
-      <w:pPr>
-        <w:pStyle w:val="a5"/>
+      <w:bookmarkEnd w:id="55"/>
+    </w:p>
+    <w:p>
+      <w:pPr>
+        <w:pStyle w:val="a4"/>
         <w:numPr>
           <w:ilvl w:val="0"/>
           <w:numId w:val="18"/>
@@ -12916,7 +14414,7 @@
         <w:ind w:left="0" w:firstLine="709"/>
         <w:jc w:val="left"/>
       </w:pPr>
-      <w:bookmarkStart w:id="55" w:name="_Ref158667723"/>
+      <w:bookmarkStart w:id="56" w:name="_Ref158667723"/>
       <w:proofErr w:type="spellStart"/>
       <w:r>
         <w:t>Git</w:t>
@@ -12984,11 +14482,11 @@
         </w:rPr>
         <w:t xml:space="preserve"> 02.02.2024 г.).</w:t>
       </w:r>
-      <w:bookmarkEnd w:id="55"/>
-    </w:p>
-    <w:p>
-      <w:pPr>
-        <w:pStyle w:val="a5"/>
+      <w:bookmarkEnd w:id="56"/>
+    </w:p>
+    <w:p>
+      <w:pPr>
+        <w:pStyle w:val="a4"/>
         <w:numPr>
           <w:ilvl w:val="0"/>
           <w:numId w:val="18"/>
@@ -12999,7 +14497,7 @@
         <w:ind w:left="0" w:firstLine="709"/>
         <w:jc w:val="left"/>
       </w:pPr>
-      <w:bookmarkStart w:id="56" w:name="_Ref159786968"/>
+      <w:bookmarkStart w:id="57" w:name="_Ref159786968"/>
       <w:r>
         <w:t xml:space="preserve">Google </w:t>
       </w:r>
@@ -13014,11 +14512,11 @@
       <w:r>
         <w:t xml:space="preserve"> [Электронный ресурс] URL: https://cloud.google.com/bigquery (дата обращения: 02.02.2024 г.).</w:t>
       </w:r>
-      <w:bookmarkEnd w:id="56"/>
-    </w:p>
-    <w:p>
-      <w:pPr>
-        <w:pStyle w:val="a5"/>
+      <w:bookmarkEnd w:id="57"/>
+    </w:p>
+    <w:p>
+      <w:pPr>
+        <w:pStyle w:val="a4"/>
         <w:numPr>
           <w:ilvl w:val="0"/>
           <w:numId w:val="18"/>
@@ -13029,7 +14527,7 @@
         <w:ind w:left="0" w:firstLine="709"/>
         <w:jc w:val="left"/>
       </w:pPr>
-      <w:bookmarkStart w:id="57" w:name="_Ref158669710"/>
+      <w:bookmarkStart w:id="58" w:name="_Ref158669710"/>
       <w:proofErr w:type="spellStart"/>
       <w:r>
         <w:rPr>
@@ -13100,11 +14598,11 @@
         </w:rPr>
         <w:t xml:space="preserve"> 02.02.2024 г.).</w:t>
       </w:r>
-      <w:bookmarkEnd w:id="57"/>
-    </w:p>
-    <w:p>
-      <w:pPr>
-        <w:pStyle w:val="a5"/>
+      <w:bookmarkEnd w:id="58"/>
+    </w:p>
+    <w:p>
+      <w:pPr>
+        <w:pStyle w:val="a4"/>
         <w:numPr>
           <w:ilvl w:val="0"/>
           <w:numId w:val="18"/>
@@ -13115,7 +14613,7 @@
         <w:ind w:left="0" w:firstLine="709"/>
         <w:jc w:val="left"/>
       </w:pPr>
-      <w:bookmarkStart w:id="58" w:name="_Ref158672201"/>
+      <w:bookmarkStart w:id="59" w:name="_Ref158672201"/>
       <w:proofErr w:type="spellStart"/>
       <w:r>
         <w:t>Github</w:t>
@@ -13160,13 +14658,20 @@
         <w:rPr>
           <w:szCs w:val="28"/>
         </w:rPr>
-        <w:t xml:space="preserve"> 02.02.2024 г.).</w:t>
-      </w:r>
-      <w:bookmarkEnd w:id="58"/>
-    </w:p>
-    <w:p>
-      <w:pPr>
-        <w:pStyle w:val="a5"/>
+        <w:t xml:space="preserve"> 02.02.2024 г.)</w:t>
+      </w:r>
+      <w:bookmarkEnd w:id="59"/>
+      <w:r>
+        <w:rPr>
+          <w:szCs w:val="28"/>
+          <w:lang w:val="en-US"/>
+        </w:rPr>
+        <w:t>.</w:t>
+      </w:r>
+    </w:p>
+    <w:p>
+      <w:pPr>
+        <w:pStyle w:val="a4"/>
         <w:numPr>
           <w:ilvl w:val="0"/>
           <w:numId w:val="18"/>
@@ -13177,73 +14682,60 @@
         <w:ind w:left="0" w:firstLine="709"/>
         <w:jc w:val="left"/>
       </w:pPr>
-      <w:bookmarkStart w:id="59" w:name="_Ref136119872"/>
-      <w:bookmarkEnd w:id="48"/>
-      <w:proofErr w:type="spellStart"/>
-      <w:r>
+      <w:bookmarkStart w:id="60" w:name="_Ref165679646"/>
+      <w:r>
+        <w:rPr>
+          <w:szCs w:val="28"/>
+          <w:lang w:val="en-US"/>
+        </w:rPr>
         <w:lastRenderedPageBreak/>
-        <w:t>Pandas</w:t>
-      </w:r>
-      <w:proofErr w:type="spellEnd"/>
-      <w:r>
-        <w:t xml:space="preserve"> [Электронный ресурс]</w:t>
-      </w:r>
-      <w:r>
+        <w:t xml:space="preserve">Visual Studio Code. </w:t>
+      </w:r>
+      <w:r>
+        <w:rPr>
+          <w:szCs w:val="28"/>
+        </w:rPr>
+        <w:t>[Электронный ресурс]</w:t>
+      </w:r>
+      <w:r>
+        <w:rPr>
+          <w:szCs w:val="28"/>
+          <w:lang w:val="en-US"/>
+        </w:rPr>
+        <w:t xml:space="preserve"> URL: </w:t>
+      </w:r>
+      <w:r>
+        <w:rPr>
+          <w:szCs w:val="28"/>
+          <w:lang w:val="en-US"/>
+        </w:rPr>
+        <w:t>https://code.visualstudio.com/</w:t>
+      </w:r>
+      <w:r>
+        <w:rPr>
+          <w:szCs w:val="28"/>
+          <w:lang w:val="en-US"/>
+        </w:rPr>
+        <w:t xml:space="preserve"> </w:t>
+      </w:r>
+      <w:r>
+        <w:rPr>
+          <w:szCs w:val="28"/>
+        </w:rPr>
+        <w:t>(дата обращения: 02.02.2024 г.)</w:t>
+      </w:r>
+      <w:r>
+        <w:rPr>
+          <w:szCs w:val="28"/>
+          <w:lang w:val="en-US"/>
+        </w:rPr>
         <w:t>.</w:t>
       </w:r>
-      <w:r>
-        <w:t xml:space="preserve"> URL: https://pandas.pydata.org (</w:t>
-      </w:r>
-      <w:r>
-        <w:t>дата обращения:</w:t>
-      </w:r>
-      <w:r>
-        <w:t xml:space="preserve"> </w:t>
-      </w:r>
-      <w:r>
-        <w:rPr>
-          <w:szCs w:val="28"/>
-        </w:rPr>
-        <w:t>02</w:t>
-      </w:r>
-      <w:r>
-        <w:rPr>
-          <w:szCs w:val="28"/>
-        </w:rPr>
-        <w:t>.0</w:t>
-      </w:r>
-      <w:r>
-        <w:rPr>
-          <w:szCs w:val="28"/>
-        </w:rPr>
-        <w:t>2</w:t>
-      </w:r>
-      <w:r>
-        <w:rPr>
-          <w:szCs w:val="28"/>
-        </w:rPr>
-        <w:t>.202</w:t>
-      </w:r>
-      <w:r>
-        <w:rPr>
-          <w:szCs w:val="28"/>
-        </w:rPr>
-        <w:t>4</w:t>
-      </w:r>
-      <w:r>
-        <w:rPr>
-          <w:szCs w:val="28"/>
-        </w:rPr>
-        <w:t xml:space="preserve"> </w:t>
-      </w:r>
-      <w:r>
-        <w:t>г.).</w:t>
-      </w:r>
-      <w:bookmarkEnd w:id="59"/>
-    </w:p>
-    <w:p>
-      <w:pPr>
-        <w:pStyle w:val="a5"/>
+      <w:bookmarkEnd w:id="60"/>
+    </w:p>
+    <w:p>
+      <w:pPr>
+        <w:pStyle w:val="a4"/>
         <w:numPr>
           <w:ilvl w:val="0"/>
           <w:numId w:val="18"/>
@@ -13254,20 +14746,146 @@
         <w:ind w:left="0" w:firstLine="709"/>
         <w:jc w:val="left"/>
       </w:pPr>
-      <w:bookmarkStart w:id="60" w:name="_Ref136119890"/>
+      <w:bookmarkStart w:id="61" w:name="_Ref165679493"/>
       <w:proofErr w:type="spellStart"/>
       <w:r>
+        <w:rPr>
+          <w:szCs w:val="28"/>
+          <w:lang w:val="en-US"/>
+        </w:rPr>
+        <w:t>Djando</w:t>
+      </w:r>
+      <w:proofErr w:type="spellEnd"/>
+      <w:r>
+        <w:rPr>
+          <w:szCs w:val="28"/>
+          <w:lang w:val="en-US"/>
+        </w:rPr>
+        <w:t xml:space="preserve">. </w:t>
+      </w:r>
+      <w:r>
+        <w:rPr>
+          <w:szCs w:val="28"/>
+        </w:rPr>
+        <w:t xml:space="preserve">[Электронный ресурс] URL: </w:t>
+      </w:r>
+      <w:r>
+        <w:t>https://www.djangoproject.com/</w:t>
+      </w:r>
+      <w:r>
+        <w:t xml:space="preserve"> </w:t>
+      </w:r>
+      <w:r>
+        <w:rPr>
+          <w:szCs w:val="28"/>
+        </w:rPr>
+        <w:t>(дата обращения: 02.02.2024 г.)</w:t>
+      </w:r>
+      <w:bookmarkEnd w:id="61"/>
+    </w:p>
+    <w:p>
+      <w:pPr>
+        <w:pStyle w:val="a4"/>
+        <w:numPr>
+          <w:ilvl w:val="0"/>
+          <w:numId w:val="18"/>
+        </w:numPr>
+        <w:tabs>
+          <w:tab w:val="left" w:pos="1276"/>
+        </w:tabs>
+        <w:ind w:left="0" w:firstLine="709"/>
+        <w:jc w:val="left"/>
+      </w:pPr>
+      <w:bookmarkStart w:id="62" w:name="_Ref136119872"/>
+      <w:bookmarkEnd w:id="48"/>
+      <w:proofErr w:type="spellStart"/>
+      <w:r>
+        <w:t>Pandas</w:t>
+      </w:r>
+      <w:proofErr w:type="spellEnd"/>
+      <w:r>
+        <w:rPr>
+          <w:lang w:val="en-US"/>
+        </w:rPr>
+        <w:t>.</w:t>
+      </w:r>
+      <w:r>
+        <w:t xml:space="preserve"> [Электронный ресурс] URL: https://pandas.pydata.org (</w:t>
+      </w:r>
+      <w:r>
+        <w:t>дата обращения:</w:t>
+      </w:r>
+      <w:r>
+        <w:t xml:space="preserve"> </w:t>
+      </w:r>
+      <w:r>
+        <w:rPr>
+          <w:szCs w:val="28"/>
+        </w:rPr>
+        <w:t>02</w:t>
+      </w:r>
+      <w:r>
+        <w:rPr>
+          <w:szCs w:val="28"/>
+        </w:rPr>
+        <w:t>.0</w:t>
+      </w:r>
+      <w:r>
+        <w:rPr>
+          <w:szCs w:val="28"/>
+        </w:rPr>
+        <w:t>2</w:t>
+      </w:r>
+      <w:r>
+        <w:rPr>
+          <w:szCs w:val="28"/>
+        </w:rPr>
+        <w:t>.202</w:t>
+      </w:r>
+      <w:r>
+        <w:rPr>
+          <w:szCs w:val="28"/>
+        </w:rPr>
+        <w:t>4</w:t>
+      </w:r>
+      <w:r>
+        <w:rPr>
+          <w:szCs w:val="28"/>
+        </w:rPr>
+        <w:t xml:space="preserve"> </w:t>
+      </w:r>
+      <w:r>
+        <w:t>г.).</w:t>
+      </w:r>
+      <w:bookmarkEnd w:id="62"/>
+    </w:p>
+    <w:p>
+      <w:pPr>
+        <w:pStyle w:val="a4"/>
+        <w:numPr>
+          <w:ilvl w:val="0"/>
+          <w:numId w:val="18"/>
+        </w:numPr>
+        <w:tabs>
+          <w:tab w:val="left" w:pos="1276"/>
+        </w:tabs>
+        <w:ind w:left="0" w:firstLine="709"/>
+        <w:jc w:val="left"/>
+      </w:pPr>
+      <w:bookmarkStart w:id="63" w:name="_Ref136119890"/>
+      <w:proofErr w:type="spellStart"/>
+      <w:r>
         <w:t>NumPy</w:t>
       </w:r>
       <w:proofErr w:type="spellEnd"/>
       <w:r>
-        <w:t xml:space="preserve"> [Электронный ресурс]</w:t>
-      </w:r>
-      <w:r>
+        <w:rPr>
+          <w:lang w:val="en-US"/>
+        </w:rPr>
         <w:t>.</w:t>
       </w:r>
       <w:r>
-        <w:t xml:space="preserve"> URL: https://numpy.org (</w:t>
+        <w:t xml:space="preserve"> [Электронный ресурс] URL: https://numpy.org (</w:t>
       </w:r>
       <w:r>
         <w:t>дата обращения:</w:t>
@@ -13314,13 +14932,351 @@
       <w:r>
         <w:t>г.).</w:t>
       </w:r>
-      <w:bookmarkEnd w:id="60"/>
-    </w:p>
-    <w:p>
-      <w:pPr>
-        <w:pStyle w:val="af0"/>
-      </w:pPr>
-      <w:bookmarkStart w:id="61" w:name="_Toc164871637"/>
+      <w:bookmarkEnd w:id="63"/>
+    </w:p>
+    <w:p>
+      <w:pPr>
+        <w:pStyle w:val="a4"/>
+        <w:numPr>
+          <w:ilvl w:val="0"/>
+          <w:numId w:val="18"/>
+        </w:numPr>
+        <w:tabs>
+          <w:tab w:val="left" w:pos="1276"/>
+        </w:tabs>
+        <w:ind w:left="0" w:firstLine="709"/>
+        <w:jc w:val="left"/>
+      </w:pPr>
+      <w:bookmarkStart w:id="64" w:name="_Ref165678549"/>
+      <w:r>
+        <w:rPr>
+          <w:lang w:val="en-US"/>
+        </w:rPr>
+        <w:t>Selenium. [</w:t>
+      </w:r>
+      <w:r>
+        <w:t>Электронный ресурс</w:t>
+      </w:r>
+      <w:r>
+        <w:rPr>
+          <w:lang w:val="en-US"/>
+        </w:rPr>
+        <w:t>]</w:t>
+      </w:r>
+      <w:r>
+        <w:t xml:space="preserve"> </w:t>
+      </w:r>
+      <w:r>
+        <w:rPr>
+          <w:lang w:val="en-US"/>
+        </w:rPr>
+        <w:t xml:space="preserve">URL: </w:t>
+      </w:r>
+      <w:r>
+        <w:rPr>
+          <w:lang w:val="en-US"/>
+        </w:rPr>
+        <w:t>https://www.selenium.dev/</w:t>
+      </w:r>
+      <w:r>
+        <w:rPr>
+          <w:lang w:val="en-US"/>
+        </w:rPr>
+        <w:t xml:space="preserve"> </w:t>
+      </w:r>
+      <w:r>
+        <w:t xml:space="preserve">(дата обращения: </w:t>
+      </w:r>
+      <w:r>
+        <w:rPr>
+          <w:szCs w:val="28"/>
+        </w:rPr>
+        <w:t xml:space="preserve">02.02.2024 </w:t>
+      </w:r>
+      <w:r>
+        <w:t>г.).</w:t>
+      </w:r>
+      <w:bookmarkEnd w:id="64"/>
+    </w:p>
+    <w:p>
+      <w:pPr>
+        <w:pStyle w:val="a4"/>
+        <w:numPr>
+          <w:ilvl w:val="0"/>
+          <w:numId w:val="18"/>
+        </w:numPr>
+        <w:tabs>
+          <w:tab w:val="left" w:pos="1276"/>
+        </w:tabs>
+        <w:ind w:left="0" w:firstLine="709"/>
+        <w:jc w:val="left"/>
+      </w:pPr>
+      <w:bookmarkStart w:id="65" w:name="_Ref165678638"/>
+      <w:r>
+        <w:rPr>
+          <w:lang w:val="en-US"/>
+        </w:rPr>
+        <w:t>A</w:t>
+      </w:r>
+      <w:proofErr w:type="spellStart"/>
+      <w:r>
+        <w:t>syncio</w:t>
+      </w:r>
+      <w:proofErr w:type="spellEnd"/>
+      <w:r>
+        <w:rPr>
+          <w:lang w:val="en-US"/>
+        </w:rPr>
+        <w:t>. [</w:t>
+      </w:r>
+      <w:r>
+        <w:t>Электронный ресурс</w:t>
+      </w:r>
+      <w:r>
+        <w:rPr>
+          <w:lang w:val="en-US"/>
+        </w:rPr>
+        <w:t>]</w:t>
+      </w:r>
+      <w:r>
+        <w:t xml:space="preserve"> </w:t>
+      </w:r>
+      <w:r>
+        <w:rPr>
+          <w:lang w:val="en-US"/>
+        </w:rPr>
+        <w:t xml:space="preserve">URL: </w:t>
+      </w:r>
+      <w:r>
+        <w:rPr>
+          <w:lang w:val="en-US"/>
+        </w:rPr>
+        <w:t xml:space="preserve">https://docs.python.org/3/library/asyncio.html </w:t>
+      </w:r>
+      <w:r>
+        <w:t xml:space="preserve">(дата обращения: </w:t>
+      </w:r>
+      <w:r>
+        <w:rPr>
+          <w:szCs w:val="28"/>
+        </w:rPr>
+        <w:t xml:space="preserve">02.02.2024 </w:t>
+      </w:r>
+      <w:r>
+        <w:t>г.).</w:t>
+      </w:r>
+      <w:bookmarkEnd w:id="65"/>
+    </w:p>
+    <w:p>
+      <w:pPr>
+        <w:pStyle w:val="a4"/>
+        <w:numPr>
+          <w:ilvl w:val="0"/>
+          <w:numId w:val="18"/>
+        </w:numPr>
+        <w:tabs>
+          <w:tab w:val="left" w:pos="1276"/>
+        </w:tabs>
+        <w:ind w:left="0" w:firstLine="709"/>
+        <w:jc w:val="left"/>
+      </w:pPr>
+      <w:bookmarkStart w:id="66" w:name="_Ref165678644"/>
+      <w:r>
+        <w:t>A</w:t>
+      </w:r>
+      <w:proofErr w:type="spellStart"/>
+      <w:r>
+        <w:rPr>
+          <w:lang w:val="en-US"/>
+        </w:rPr>
+        <w:t>iohttp</w:t>
+      </w:r>
+      <w:proofErr w:type="spellEnd"/>
+      <w:r>
+        <w:rPr>
+          <w:lang w:val="en-US"/>
+        </w:rPr>
+        <w:t>. [</w:t>
+      </w:r>
+      <w:r>
+        <w:t>Электронный ресурс</w:t>
+      </w:r>
+      <w:r>
+        <w:rPr>
+          <w:lang w:val="en-US"/>
+        </w:rPr>
+        <w:t>]</w:t>
+      </w:r>
+      <w:r>
+        <w:t xml:space="preserve"> </w:t>
+      </w:r>
+      <w:r>
+        <w:rPr>
+          <w:lang w:val="en-US"/>
+        </w:rPr>
+        <w:t xml:space="preserve">URL: </w:t>
+      </w:r>
+      <w:r>
+        <w:rPr>
+          <w:lang w:val="en-US"/>
+        </w:rPr>
+        <w:t>https://docs.aiohttp.org/en/stable/</w:t>
+      </w:r>
+      <w:r>
+        <w:rPr>
+          <w:lang w:val="en-US"/>
+        </w:rPr>
+        <w:t xml:space="preserve"> </w:t>
+      </w:r>
+      <w:r>
+        <w:t xml:space="preserve">(дата обращения: </w:t>
+      </w:r>
+      <w:r>
+        <w:rPr>
+          <w:szCs w:val="28"/>
+        </w:rPr>
+        <w:t xml:space="preserve">02.02.2024 </w:t>
+      </w:r>
+      <w:r>
+        <w:t>г.).</w:t>
+      </w:r>
+      <w:bookmarkEnd w:id="66"/>
+    </w:p>
+    <w:p>
+      <w:pPr>
+        <w:pStyle w:val="a4"/>
+        <w:numPr>
+          <w:ilvl w:val="0"/>
+          <w:numId w:val="18"/>
+        </w:numPr>
+        <w:tabs>
+          <w:tab w:val="left" w:pos="1276"/>
+        </w:tabs>
+        <w:ind w:left="0" w:firstLine="709"/>
+        <w:jc w:val="left"/>
+      </w:pPr>
+      <w:bookmarkStart w:id="67" w:name="_Ref165680537"/>
+      <w:proofErr w:type="spellStart"/>
+      <w:r>
+        <w:rPr>
+          <w:lang w:val="en-US"/>
+        </w:rPr>
+        <w:t>Mlxnend</w:t>
+      </w:r>
+      <w:proofErr w:type="spellEnd"/>
+      <w:r>
+        <w:rPr>
+          <w:lang w:val="en-US"/>
+        </w:rPr>
+        <w:t xml:space="preserve">. </w:t>
+      </w:r>
+      <w:r>
+        <w:t>[Электронный ресурс]</w:t>
+      </w:r>
+      <w:r>
+        <w:rPr>
+          <w:lang w:val="en-US"/>
+        </w:rPr>
+        <w:t xml:space="preserve"> </w:t>
+      </w:r>
+      <w:r>
+        <w:t>URL:</w:t>
+      </w:r>
+      <w:r>
+        <w:rPr>
+          <w:lang w:val="en-US"/>
+        </w:rPr>
+        <w:t xml:space="preserve"> </w:t>
+      </w:r>
+      <w:r>
+        <w:t>https://rasbt.github.io/mlxtend/</w:t>
+      </w:r>
+      <w:r>
+        <w:rPr>
+          <w:lang w:val="en-US"/>
+        </w:rPr>
+        <w:t xml:space="preserve"> </w:t>
+      </w:r>
+      <w:r>
+        <w:t xml:space="preserve">(дата обращения: </w:t>
+      </w:r>
+      <w:r>
+        <w:rPr>
+          <w:szCs w:val="28"/>
+        </w:rPr>
+        <w:t xml:space="preserve">02.02.2024 </w:t>
+      </w:r>
+      <w:r>
+        <w:t>г.).</w:t>
+      </w:r>
+      <w:bookmarkEnd w:id="67"/>
+    </w:p>
+    <w:p>
+      <w:pPr>
+        <w:pStyle w:val="a4"/>
+        <w:numPr>
+          <w:ilvl w:val="0"/>
+          <w:numId w:val="18"/>
+        </w:numPr>
+        <w:tabs>
+          <w:tab w:val="left" w:pos="1276"/>
+        </w:tabs>
+        <w:ind w:left="0" w:firstLine="709"/>
+        <w:jc w:val="left"/>
+      </w:pPr>
+      <w:bookmarkStart w:id="68" w:name="_Ref165680542"/>
+      <w:r>
+        <w:rPr>
+          <w:lang w:val="en-US"/>
+        </w:rPr>
+        <w:t xml:space="preserve">PostgreSQL. </w:t>
+      </w:r>
+      <w:r>
+        <w:t>[Электронный ресурс]</w:t>
+      </w:r>
+      <w:r>
+        <w:rPr>
+          <w:lang w:val="en-US"/>
+        </w:rPr>
+        <w:t xml:space="preserve"> </w:t>
+      </w:r>
+      <w:r>
+        <w:t>URL:</w:t>
+      </w:r>
+      <w:r>
+        <w:rPr>
+          <w:lang w:val="en-US"/>
+        </w:rPr>
+        <w:t xml:space="preserve"> </w:t>
+      </w:r>
+      <w:r>
+        <w:t>https://www.postgresql.org/</w:t>
+      </w:r>
+      <w:r>
+        <w:rPr>
+          <w:lang w:val="en-US"/>
+        </w:rPr>
+        <w:t xml:space="preserve"> </w:t>
+      </w:r>
+      <w:r>
+        <w:t xml:space="preserve">(дата обращения: </w:t>
+      </w:r>
+      <w:r>
+        <w:rPr>
+          <w:szCs w:val="28"/>
+        </w:rPr>
+        <w:t xml:space="preserve">02.02.2024 </w:t>
+      </w:r>
+      <w:r>
+        <w:t>г.).</w:t>
+      </w:r>
+      <w:bookmarkEnd w:id="68"/>
+    </w:p>
+    <w:p>
+      <w:pPr>
+        <w:pStyle w:val="af"/>
+      </w:pPr>
+      <w:bookmarkStart w:id="69" w:name="_Toc164871637"/>
       <w:r>
         <w:lastRenderedPageBreak/>
         <w:t>ПРИЛОЖЕНИ</w:t>
@@ -13328,7 +15284,7 @@
       <w:r>
         <w:t>Я</w:t>
       </w:r>
-      <w:bookmarkEnd w:id="61"/>
+      <w:bookmarkEnd w:id="69"/>
     </w:p>
     <w:p>
       <w:pPr>
@@ -13339,14 +15295,14 @@
         </w:numPr>
         <w:ind w:left="720" w:hanging="720"/>
       </w:pPr>
-      <w:bookmarkStart w:id="62" w:name="_Toc164871638"/>
+      <w:bookmarkStart w:id="70" w:name="_Toc164871638"/>
       <w:r>
         <w:t>Приложение А. Интерфейсы класс</w:t>
       </w:r>
       <w:r>
         <w:t>ов</w:t>
       </w:r>
-      <w:bookmarkEnd w:id="62"/>
+      <w:bookmarkEnd w:id="70"/>
     </w:p>
     <w:p>
       <w:pPr>
@@ -13358,21 +15314,12 @@
         </w:numPr>
         <w:ind w:left="720" w:hanging="720"/>
       </w:pPr>
-      <w:bookmarkStart w:id="63" w:name="_Toc164871639"/>
+      <w:bookmarkStart w:id="71" w:name="_Toc164871639"/>
       <w:r>
         <w:lastRenderedPageBreak/>
-        <w:t xml:space="preserve">Приложение </w:t>
-      </w:r>
-      <w:r>
-        <w:t>Б</w:t>
-      </w:r>
-      <w:r>
-        <w:t xml:space="preserve">. </w:t>
-      </w:r>
-      <w:r>
-        <w:t>Код основных классов</w:t>
-      </w:r>
-      <w:bookmarkEnd w:id="63"/>
+        <w:t>Приложение Б. Код основных классов</w:t>
+      </w:r>
+      <w:bookmarkEnd w:id="71"/>
     </w:p>
     <w:p>
       <w:pPr>
@@ -14536,6 +16483,146 @@
     </w:lvl>
   </w:abstractNum>
   <w:abstractNum w:abstractNumId="10" w15:restartNumberingAfterBreak="0">
+    <w:nsid w:val="30D3427E"/>
+    <w:multiLevelType w:val="multilevel"/>
+    <w:tmpl w:val="B378AD1C"/>
+    <w:lvl w:ilvl="0">
+      <w:start w:val="1"/>
+      <w:numFmt w:val="decimal"/>
+      <w:lvlText w:val="3.%1."/>
+      <w:lvlJc w:val="left"/>
+      <w:pPr>
+        <w:tabs>
+          <w:tab w:val="num" w:pos="2340"/>
+        </w:tabs>
+        <w:ind w:left="1583" w:firstLine="37"/>
+      </w:pPr>
+      <w:rPr>
+        <w:rFonts w:hint="default"/>
+      </w:rPr>
+    </w:lvl>
+    <w:lvl w:ilvl="1">
+      <w:start w:val="1"/>
+      <w:numFmt w:val="decimal"/>
+      <w:lvlText w:val="4.%2."/>
+      <w:lvlJc w:val="left"/>
+      <w:pPr>
+        <w:tabs>
+          <w:tab w:val="num" w:pos="2015"/>
+        </w:tabs>
+        <w:ind w:left="2015" w:hanging="432"/>
+      </w:pPr>
+      <w:rPr>
+        <w:rFonts w:hint="default"/>
+      </w:rPr>
+    </w:lvl>
+    <w:lvl w:ilvl="2">
+      <w:start w:val="1"/>
+      <w:numFmt w:val="decimal"/>
+      <w:lvlText w:val="4.3.%3."/>
+      <w:lvlJc w:val="left"/>
+      <w:pPr>
+        <w:tabs>
+          <w:tab w:val="num" w:pos="2340"/>
+        </w:tabs>
+        <w:ind w:left="1223" w:firstLine="397"/>
+      </w:pPr>
+      <w:rPr>
+        <w:rFonts w:hint="default"/>
+      </w:rPr>
+    </w:lvl>
+    <w:lvl w:ilvl="3">
+      <w:start w:val="1"/>
+      <w:numFmt w:val="decimal"/>
+      <w:lvlText w:val="%1.%2.%3.%4."/>
+      <w:lvlJc w:val="left"/>
+      <w:pPr>
+        <w:tabs>
+          <w:tab w:val="num" w:pos="3383"/>
+        </w:tabs>
+        <w:ind w:left="2951" w:hanging="648"/>
+      </w:pPr>
+      <w:rPr>
+        <w:rFonts w:hint="default"/>
+      </w:rPr>
+    </w:lvl>
+    <w:lvl w:ilvl="4">
+      <w:start w:val="1"/>
+      <w:numFmt w:val="decimal"/>
+      <w:lvlText w:val="%1.%2.%3.%4.%5."/>
+      <w:lvlJc w:val="left"/>
+      <w:pPr>
+        <w:tabs>
+          <w:tab w:val="num" w:pos="4103"/>
+        </w:tabs>
+        <w:ind w:left="3455" w:hanging="792"/>
+      </w:pPr>
+      <w:rPr>
+        <w:rFonts w:hint="default"/>
+      </w:rPr>
+    </w:lvl>
+    <w:lvl w:ilvl="5">
+      <w:start w:val="1"/>
+      <w:numFmt w:val="decimal"/>
+      <w:lvlText w:val="%1.%2.%3.%4.%5.%6."/>
+      <w:lvlJc w:val="left"/>
+      <w:pPr>
+        <w:tabs>
+          <w:tab w:val="num" w:pos="4463"/>
+        </w:tabs>
+        <w:ind w:left="3959" w:hanging="936"/>
+      </w:pPr>
+      <w:rPr>
+        <w:rFonts w:hint="default"/>
+      </w:rPr>
+    </w:lvl>
+    <w:lvl w:ilvl="6">
+      <w:start w:val="1"/>
+      <w:numFmt w:val="decimal"/>
+      <w:lvlText w:val="%1.%2.%3.%4.%5.%6.%7."/>
+      <w:lvlJc w:val="left"/>
+      <w:pPr>
+        <w:tabs>
+          <w:tab w:val="num" w:pos="5183"/>
+        </w:tabs>
+        <w:ind w:left="4463" w:hanging="1080"/>
+      </w:pPr>
+      <w:rPr>
+        <w:rFonts w:hint="default"/>
+      </w:rPr>
+    </w:lvl>
+    <w:lvl w:ilvl="7">
+      <w:start w:val="1"/>
+      <w:numFmt w:val="decimal"/>
+      <w:lvlText w:val="%1.%2.%3.%4.%5.%6.%7.%8."/>
+      <w:lvlJc w:val="left"/>
+      <w:pPr>
+        <w:tabs>
+          <w:tab w:val="num" w:pos="5903"/>
+        </w:tabs>
+        <w:ind w:left="4967" w:hanging="1224"/>
+      </w:pPr>
+      <w:rPr>
+        <w:rFonts w:hint="default"/>
+      </w:rPr>
+    </w:lvl>
+    <w:lvl w:ilvl="8">
+      <w:start w:val="1"/>
+      <w:numFmt w:val="decimal"/>
+      <w:lvlText w:val="%1.%2.%3.%4.%5.%6.%7.%8.%9."/>
+      <w:lvlJc w:val="left"/>
+      <w:pPr>
+        <w:tabs>
+          <w:tab w:val="num" w:pos="6263"/>
+        </w:tabs>
+        <w:ind w:left="5543" w:hanging="1440"/>
+      </w:pPr>
+      <w:rPr>
+        <w:rFonts w:hint="default"/>
+      </w:rPr>
+    </w:lvl>
+  </w:abstractNum>
+  <w:abstractNum w:abstractNumId="11" w15:restartNumberingAfterBreak="0">
     <w:nsid w:val="3974567E"/>
     <w:multiLevelType w:val="hybridMultilevel"/>
     <w:tmpl w:val="495CD9D0"/>
@@ -14625,7 +16712,7 @@
       </w:pPr>
     </w:lvl>
   </w:abstractNum>
-  <w:abstractNum w:abstractNumId="11" w15:restartNumberingAfterBreak="0">
+  <w:abstractNum w:abstractNumId="12" w15:restartNumberingAfterBreak="0">
     <w:nsid w:val="4729229F"/>
     <w:multiLevelType w:val="hybridMultilevel"/>
     <w:tmpl w:val="5426BC58"/>
@@ -14714,7 +16801,7 @@
       </w:pPr>
     </w:lvl>
   </w:abstractNum>
-  <w:abstractNum w:abstractNumId="12" w15:restartNumberingAfterBreak="0">
+  <w:abstractNum w:abstractNumId="13" w15:restartNumberingAfterBreak="0">
     <w:nsid w:val="496B61C0"/>
     <w:multiLevelType w:val="multilevel"/>
     <w:tmpl w:val="88DCF2D6"/>
@@ -14854,7 +16941,7 @@
       </w:rPr>
     </w:lvl>
   </w:abstractNum>
-  <w:abstractNum w:abstractNumId="13" w15:restartNumberingAfterBreak="0">
+  <w:abstractNum w:abstractNumId="14" w15:restartNumberingAfterBreak="0">
     <w:nsid w:val="4ADB0B5B"/>
     <w:multiLevelType w:val="hybridMultilevel"/>
     <w:tmpl w:val="BD32C466"/>
@@ -14944,7 +17031,7 @@
       </w:pPr>
     </w:lvl>
   </w:abstractNum>
-  <w:abstractNum w:abstractNumId="14" w15:restartNumberingAfterBreak="0">
+  <w:abstractNum w:abstractNumId="15" w15:restartNumberingAfterBreak="0">
     <w:nsid w:val="4CDB4557"/>
     <w:multiLevelType w:val="multilevel"/>
     <w:tmpl w:val="2C867988"/>
@@ -15086,7 +17173,7 @@
       </w:rPr>
     </w:lvl>
   </w:abstractNum>
-  <w:abstractNum w:abstractNumId="15" w15:restartNumberingAfterBreak="0">
+  <w:abstractNum w:abstractNumId="16" w15:restartNumberingAfterBreak="0">
     <w:nsid w:val="4D713C3F"/>
     <w:multiLevelType w:val="hybridMultilevel"/>
     <w:tmpl w:val="F90E37BA"/>
@@ -15099,7 +17186,7 @@
         <w:ind w:left="1429" w:hanging="360"/>
       </w:pPr>
     </w:lvl>
-    <w:lvl w:ilvl="1" w:tplc="04090019" w:tentative="1">
+    <w:lvl w:ilvl="1" w:tplc="04090019">
       <w:start w:val="1"/>
       <w:numFmt w:val="lowerLetter"/>
       <w:lvlText w:val="%2."/>
@@ -15172,14 +17259,13 @@
       </w:pPr>
     </w:lvl>
   </w:abstractNum>
-  <w:abstractNum w:abstractNumId="16" w15:restartNumberingAfterBreak="0">
+  <w:abstractNum w:abstractNumId="17" w15:restartNumberingAfterBreak="0">
     <w:nsid w:val="4ED1706D"/>
     <w:multiLevelType w:val="hybridMultilevel"/>
     <w:tmpl w:val="DAD81F90"/>
     <w:lvl w:ilvl="0" w:tplc="55A86E54">
       <w:start w:val="3"/>
       <w:numFmt w:val="bullet"/>
-      <w:pStyle w:val="a1"/>
       <w:lvlText w:val="-"/>
       <w:lvlJc w:val="left"/>
       <w:pPr>
@@ -15287,14 +17373,14 @@
       </w:rPr>
     </w:lvl>
   </w:abstractNum>
-  <w:abstractNum w:abstractNumId="17" w15:restartNumberingAfterBreak="0">
+  <w:abstractNum w:abstractNumId="18" w15:restartNumberingAfterBreak="0">
     <w:nsid w:val="547E3857"/>
     <w:multiLevelType w:val="hybridMultilevel"/>
-    <w:tmpl w:val="762E2F6E"/>
-    <w:lvl w:ilvl="0" w:tplc="F97A834C">
+    <w:tmpl w:val="2C2862DA"/>
+    <w:lvl w:ilvl="0" w:tplc="BD4ED6C8">
       <w:start w:val="1"/>
       <w:numFmt w:val="bullet"/>
-      <w:pStyle w:val="a2"/>
+      <w:pStyle w:val="a1"/>
       <w:lvlText w:val=""/>
       <w:lvlJc w:val="left"/>
       <w:pPr>
@@ -15403,7 +17489,7 @@
       </w:rPr>
     </w:lvl>
   </w:abstractNum>
-  <w:abstractNum w:abstractNumId="18" w15:restartNumberingAfterBreak="0">
+  <w:abstractNum w:abstractNumId="19" w15:restartNumberingAfterBreak="0">
     <w:nsid w:val="5C091AAB"/>
     <w:multiLevelType w:val="hybridMultilevel"/>
     <w:tmpl w:val="3760AE18"/>
@@ -15539,7 +17625,7 @@
       </w:pPr>
     </w:lvl>
   </w:abstractNum>
-  <w:abstractNum w:abstractNumId="19" w15:restartNumberingAfterBreak="0">
+  <w:abstractNum w:abstractNumId="20" w15:restartNumberingAfterBreak="0">
     <w:nsid w:val="5EB044AD"/>
     <w:multiLevelType w:val="hybridMultilevel"/>
     <w:tmpl w:val="8ADCC50C"/>
@@ -15653,7 +17739,235 @@
       </w:rPr>
     </w:lvl>
   </w:abstractNum>
-  <w:abstractNum w:abstractNumId="20" w15:restartNumberingAfterBreak="0">
+  <w:abstractNum w:abstractNumId="21" w15:restartNumberingAfterBreak="0">
+    <w:nsid w:val="5EF47F87"/>
+    <w:multiLevelType w:val="hybridMultilevel"/>
+    <w:tmpl w:val="99668884"/>
+    <w:lvl w:ilvl="0" w:tplc="690ED74C">
+      <w:start w:val="1"/>
+      <w:numFmt w:val="bullet"/>
+      <w:lvlText w:val=""/>
+      <w:lvlJc w:val="left"/>
+      <w:pPr>
+        <w:ind w:left="1070" w:hanging="360"/>
+      </w:pPr>
+      <w:rPr>
+        <w:rFonts w:ascii="Symbol" w:hAnsi="Symbol" w:hint="default"/>
+        <w:sz w:val="20"/>
+      </w:rPr>
+    </w:lvl>
+    <w:lvl w:ilvl="1" w:tplc="FFFFFFFF" w:tentative="1">
+      <w:start w:val="1"/>
+      <w:numFmt w:val="bullet"/>
+      <w:lvlText w:val="o"/>
+      <w:lvlJc w:val="left"/>
+      <w:pPr>
+        <w:ind w:left="10011" w:hanging="360"/>
+      </w:pPr>
+      <w:rPr>
+        <w:rFonts w:ascii="Courier New" w:hAnsi="Courier New" w:cs="Courier New" w:hint="default"/>
+      </w:rPr>
+    </w:lvl>
+    <w:lvl w:ilvl="2" w:tplc="FFFFFFFF" w:tentative="1">
+      <w:start w:val="1"/>
+      <w:numFmt w:val="bullet"/>
+      <w:lvlText w:val=""/>
+      <w:lvlJc w:val="left"/>
+      <w:pPr>
+        <w:ind w:left="10731" w:hanging="360"/>
+      </w:pPr>
+      <w:rPr>
+        <w:rFonts w:ascii="Wingdings" w:hAnsi="Wingdings" w:hint="default"/>
+      </w:rPr>
+    </w:lvl>
+    <w:lvl w:ilvl="3" w:tplc="FFFFFFFF" w:tentative="1">
+      <w:start w:val="1"/>
+      <w:numFmt w:val="bullet"/>
+      <w:lvlText w:val=""/>
+      <w:lvlJc w:val="left"/>
+      <w:pPr>
+        <w:ind w:left="11451" w:hanging="360"/>
+      </w:pPr>
+      <w:rPr>
+        <w:rFonts w:ascii="Symbol" w:hAnsi="Symbol" w:hint="default"/>
+      </w:rPr>
+    </w:lvl>
+    <w:lvl w:ilvl="4" w:tplc="FFFFFFFF" w:tentative="1">
+      <w:start w:val="1"/>
+      <w:numFmt w:val="bullet"/>
+      <w:lvlText w:val="o"/>
+      <w:lvlJc w:val="left"/>
+      <w:pPr>
+        <w:ind w:left="12171" w:hanging="360"/>
+      </w:pPr>
+      <w:rPr>
+        <w:rFonts w:ascii="Courier New" w:hAnsi="Courier New" w:cs="Courier New" w:hint="default"/>
+      </w:rPr>
+    </w:lvl>
+    <w:lvl w:ilvl="5" w:tplc="FFFFFFFF" w:tentative="1">
+      <w:start w:val="1"/>
+      <w:numFmt w:val="bullet"/>
+      <w:lvlText w:val=""/>
+      <w:lvlJc w:val="left"/>
+      <w:pPr>
+        <w:ind w:left="12891" w:hanging="360"/>
+      </w:pPr>
+      <w:rPr>
+        <w:rFonts w:ascii="Wingdings" w:hAnsi="Wingdings" w:hint="default"/>
+      </w:rPr>
+    </w:lvl>
+    <w:lvl w:ilvl="6" w:tplc="FFFFFFFF" w:tentative="1">
+      <w:start w:val="1"/>
+      <w:numFmt w:val="bullet"/>
+      <w:lvlText w:val=""/>
+      <w:lvlJc w:val="left"/>
+      <w:pPr>
+        <w:ind w:left="13611" w:hanging="360"/>
+      </w:pPr>
+      <w:rPr>
+        <w:rFonts w:ascii="Symbol" w:hAnsi="Symbol" w:hint="default"/>
+      </w:rPr>
+    </w:lvl>
+    <w:lvl w:ilvl="7" w:tplc="FFFFFFFF" w:tentative="1">
+      <w:start w:val="1"/>
+      <w:numFmt w:val="bullet"/>
+      <w:lvlText w:val="o"/>
+      <w:lvlJc w:val="left"/>
+      <w:pPr>
+        <w:ind w:left="14331" w:hanging="360"/>
+      </w:pPr>
+      <w:rPr>
+        <w:rFonts w:ascii="Courier New" w:hAnsi="Courier New" w:cs="Courier New" w:hint="default"/>
+      </w:rPr>
+    </w:lvl>
+    <w:lvl w:ilvl="8" w:tplc="FFFFFFFF" w:tentative="1">
+      <w:start w:val="1"/>
+      <w:numFmt w:val="bullet"/>
+      <w:lvlText w:val=""/>
+      <w:lvlJc w:val="left"/>
+      <w:pPr>
+        <w:ind w:left="15051" w:hanging="360"/>
+      </w:pPr>
+      <w:rPr>
+        <w:rFonts w:ascii="Wingdings" w:hAnsi="Wingdings" w:hint="default"/>
+      </w:rPr>
+    </w:lvl>
+  </w:abstractNum>
+  <w:abstractNum w:abstractNumId="22" w15:restartNumberingAfterBreak="0">
+    <w:nsid w:val="61EB52AE"/>
+    <w:multiLevelType w:val="hybridMultilevel"/>
+    <w:tmpl w:val="EDE29AA8"/>
+    <w:lvl w:ilvl="0" w:tplc="690ED74C">
+      <w:start w:val="1"/>
+      <w:numFmt w:val="bullet"/>
+      <w:lvlText w:val=""/>
+      <w:lvlJc w:val="left"/>
+      <w:pPr>
+        <w:ind w:left="1070" w:hanging="360"/>
+      </w:pPr>
+      <w:rPr>
+        <w:rFonts w:ascii="Symbol" w:hAnsi="Symbol" w:hint="default"/>
+        <w:sz w:val="20"/>
+      </w:rPr>
+    </w:lvl>
+    <w:lvl w:ilvl="1" w:tplc="FFFFFFFF" w:tentative="1">
+      <w:start w:val="1"/>
+      <w:numFmt w:val="bullet"/>
+      <w:lvlText w:val="o"/>
+      <w:lvlJc w:val="left"/>
+      <w:pPr>
+        <w:ind w:left="10011" w:hanging="360"/>
+      </w:pPr>
+      <w:rPr>
+        <w:rFonts w:ascii="Courier New" w:hAnsi="Courier New" w:cs="Courier New" w:hint="default"/>
+      </w:rPr>
+    </w:lvl>
+    <w:lvl w:ilvl="2" w:tplc="FFFFFFFF" w:tentative="1">
+      <w:start w:val="1"/>
+      <w:numFmt w:val="bullet"/>
+      <w:lvlText w:val=""/>
+      <w:lvlJc w:val="left"/>
+      <w:pPr>
+        <w:ind w:left="10731" w:hanging="360"/>
+      </w:pPr>
+      <w:rPr>
+        <w:rFonts w:ascii="Wingdings" w:hAnsi="Wingdings" w:hint="default"/>
+      </w:rPr>
+    </w:lvl>
+    <w:lvl w:ilvl="3" w:tplc="FFFFFFFF" w:tentative="1">
+      <w:start w:val="1"/>
+      <w:numFmt w:val="bullet"/>
+      <w:lvlText w:val=""/>
+      <w:lvlJc w:val="left"/>
+      <w:pPr>
+        <w:ind w:left="11451" w:hanging="360"/>
+      </w:pPr>
+      <w:rPr>
+        <w:rFonts w:ascii="Symbol" w:hAnsi="Symbol" w:hint="default"/>
+      </w:rPr>
+    </w:lvl>
+    <w:lvl w:ilvl="4" w:tplc="FFFFFFFF" w:tentative="1">
+      <w:start w:val="1"/>
+      <w:numFmt w:val="bullet"/>
+      <w:lvlText w:val="o"/>
+      <w:lvlJc w:val="left"/>
+      <w:pPr>
+        <w:ind w:left="12171" w:hanging="360"/>
+      </w:pPr>
+      <w:rPr>
+        <w:rFonts w:ascii="Courier New" w:hAnsi="Courier New" w:cs="Courier New" w:hint="default"/>
+      </w:rPr>
+    </w:lvl>
+    <w:lvl w:ilvl="5" w:tplc="FFFFFFFF" w:tentative="1">
+      <w:start w:val="1"/>
+      <w:numFmt w:val="bullet"/>
+      <w:lvlText w:val=""/>
+      <w:lvlJc w:val="left"/>
+      <w:pPr>
+        <w:ind w:left="12891" w:hanging="360"/>
+      </w:pPr>
+      <w:rPr>
+        <w:rFonts w:ascii="Wingdings" w:hAnsi="Wingdings" w:hint="default"/>
+      </w:rPr>
+    </w:lvl>
+    <w:lvl w:ilvl="6" w:tplc="FFFFFFFF" w:tentative="1">
+      <w:start w:val="1"/>
+      <w:numFmt w:val="bullet"/>
+      <w:lvlText w:val=""/>
+      <w:lvlJc w:val="left"/>
+      <w:pPr>
+        <w:ind w:left="13611" w:hanging="360"/>
+      </w:pPr>
+      <w:rPr>
+        <w:rFonts w:ascii="Symbol" w:hAnsi="Symbol" w:hint="default"/>
+      </w:rPr>
+    </w:lvl>
+    <w:lvl w:ilvl="7" w:tplc="FFFFFFFF" w:tentative="1">
+      <w:start w:val="1"/>
+      <w:numFmt w:val="bullet"/>
+      <w:lvlText w:val="o"/>
+      <w:lvlJc w:val="left"/>
+      <w:pPr>
+        <w:ind w:left="14331" w:hanging="360"/>
+      </w:pPr>
+      <w:rPr>
+        <w:rFonts w:ascii="Courier New" w:hAnsi="Courier New" w:cs="Courier New" w:hint="default"/>
+      </w:rPr>
+    </w:lvl>
+    <w:lvl w:ilvl="8" w:tplc="FFFFFFFF" w:tentative="1">
+      <w:start w:val="1"/>
+      <w:numFmt w:val="bullet"/>
+      <w:lvlText w:val=""/>
+      <w:lvlJc w:val="left"/>
+      <w:pPr>
+        <w:ind w:left="15051" w:hanging="360"/>
+      </w:pPr>
+      <w:rPr>
+        <w:rFonts w:ascii="Wingdings" w:hAnsi="Wingdings" w:hint="default"/>
+      </w:rPr>
+    </w:lvl>
+  </w:abstractNum>
+  <w:abstractNum w:abstractNumId="23" w15:restartNumberingAfterBreak="0">
     <w:nsid w:val="67560EF5"/>
     <w:multiLevelType w:val="hybridMultilevel"/>
     <w:tmpl w:val="C046CD8C"/>
@@ -15767,7 +18081,7 @@
       </w:rPr>
     </w:lvl>
   </w:abstractNum>
-  <w:abstractNum w:abstractNumId="21" w15:restartNumberingAfterBreak="0">
+  <w:abstractNum w:abstractNumId="24" w15:restartNumberingAfterBreak="0">
     <w:nsid w:val="6A911D49"/>
     <w:multiLevelType w:val="hybridMultilevel"/>
     <w:tmpl w:val="437654BC"/>
@@ -15856,7 +18170,7 @@
       </w:pPr>
     </w:lvl>
   </w:abstractNum>
-  <w:abstractNum w:abstractNumId="22" w15:restartNumberingAfterBreak="0">
+  <w:abstractNum w:abstractNumId="25" w15:restartNumberingAfterBreak="0">
     <w:nsid w:val="767073A0"/>
     <w:multiLevelType w:val="hybridMultilevel"/>
     <w:tmpl w:val="A58C9BD6"/>
@@ -15942,14 +18256,14 @@
       </w:pPr>
     </w:lvl>
   </w:abstractNum>
-  <w:abstractNum w:abstractNumId="23" w15:restartNumberingAfterBreak="0">
+  <w:abstractNum w:abstractNumId="26" w15:restartNumberingAfterBreak="0">
     <w:nsid w:val="773B5C95"/>
     <w:multiLevelType w:val="hybridMultilevel"/>
     <w:tmpl w:val="85580A3A"/>
     <w:lvl w:ilvl="0" w:tplc="C43CDE08">
       <w:start w:val="1"/>
       <w:numFmt w:val="decimal"/>
-      <w:pStyle w:val="a3"/>
+      <w:pStyle w:val="a2"/>
       <w:lvlText w:val="%1."/>
       <w:lvlJc w:val="left"/>
       <w:pPr>
@@ -16032,7 +18346,7 @@
       </w:pPr>
     </w:lvl>
   </w:abstractNum>
-  <w:abstractNum w:abstractNumId="24" w15:restartNumberingAfterBreak="0">
+  <w:abstractNum w:abstractNumId="27" w15:restartNumberingAfterBreak="0">
     <w:nsid w:val="774D1638"/>
     <w:multiLevelType w:val="hybridMultilevel"/>
     <w:tmpl w:val="4F840B4E"/>
@@ -16121,7 +18435,7 @@
       </w:pPr>
     </w:lvl>
   </w:abstractNum>
-  <w:abstractNum w:abstractNumId="25" w15:restartNumberingAfterBreak="0">
+  <w:abstractNum w:abstractNumId="28" w15:restartNumberingAfterBreak="0">
     <w:nsid w:val="7BE66FA0"/>
     <w:multiLevelType w:val="hybridMultilevel"/>
     <w:tmpl w:val="4F840B4E"/>
@@ -16214,7 +18528,7 @@
     <w:abstractNumId w:val="4"/>
   </w:num>
   <w:num w:numId="2" w16cid:durableId="119420597">
-    <w:abstractNumId w:val="18"/>
+    <w:abstractNumId w:val="19"/>
   </w:num>
   <w:num w:numId="3" w16cid:durableId="1701198700">
     <w:abstractNumId w:val="8"/>
@@ -16354,16 +18668,16 @@
     <w:abstractNumId w:val="0"/>
   </w:num>
   <w:num w:numId="7" w16cid:durableId="276714651">
-    <w:abstractNumId w:val="25"/>
+    <w:abstractNumId w:val="28"/>
   </w:num>
   <w:num w:numId="8" w16cid:durableId="916717577">
-    <w:abstractNumId w:val="14"/>
+    <w:abstractNumId w:val="15"/>
   </w:num>
   <w:num w:numId="9" w16cid:durableId="354309806">
     <w:abstractNumId w:val="2"/>
   </w:num>
   <w:num w:numId="10" w16cid:durableId="821779618">
-    <w:abstractNumId w:val="12"/>
+    <w:abstractNumId w:val="13"/>
   </w:num>
   <w:num w:numId="11" w16cid:durableId="1415325588">
     <w:abstractNumId w:val="6"/>
@@ -16372,49 +18686,49 @@
     <w:abstractNumId w:val="7"/>
   </w:num>
   <w:num w:numId="13" w16cid:durableId="1558392911">
-    <w:abstractNumId w:val="24"/>
+    <w:abstractNumId w:val="27"/>
   </w:num>
   <w:num w:numId="14" w16cid:durableId="1196848993">
-    <w:abstractNumId w:val="22"/>
+    <w:abstractNumId w:val="25"/>
   </w:num>
   <w:num w:numId="15" w16cid:durableId="539056674">
-    <w:abstractNumId w:val="13"/>
+    <w:abstractNumId w:val="14"/>
   </w:num>
   <w:num w:numId="16" w16cid:durableId="1969162459">
-    <w:abstractNumId w:val="10"/>
+    <w:abstractNumId w:val="11"/>
   </w:num>
   <w:num w:numId="17" w16cid:durableId="937443815">
+    <w:abstractNumId w:val="17"/>
+  </w:num>
+  <w:num w:numId="18" w16cid:durableId="897281742">
     <w:abstractNumId w:val="16"/>
   </w:num>
-  <w:num w:numId="18" w16cid:durableId="897281742">
-    <w:abstractNumId w:val="15"/>
-  </w:num>
   <w:num w:numId="19" w16cid:durableId="1165392947">
-    <w:abstractNumId w:val="11"/>
+    <w:abstractNumId w:val="12"/>
   </w:num>
   <w:num w:numId="20" w16cid:durableId="645475895">
-    <w:abstractNumId w:val="23"/>
+    <w:abstractNumId w:val="26"/>
   </w:num>
   <w:num w:numId="21" w16cid:durableId="1749034570">
-    <w:abstractNumId w:val="21"/>
+    <w:abstractNumId w:val="24"/>
   </w:num>
   <w:num w:numId="22" w16cid:durableId="684936787">
     <w:abstractNumId w:val="9"/>
   </w:num>
   <w:num w:numId="23" w16cid:durableId="515852888">
-    <w:abstractNumId w:val="19"/>
+    <w:abstractNumId w:val="20"/>
   </w:num>
   <w:num w:numId="24" w16cid:durableId="1909025532">
     <w:abstractNumId w:val="1"/>
   </w:num>
   <w:num w:numId="25" w16cid:durableId="1942059848">
-    <w:abstractNumId w:val="20"/>
+    <w:abstractNumId w:val="23"/>
   </w:num>
   <w:num w:numId="26" w16cid:durableId="1582985600">
-    <w:abstractNumId w:val="17"/>
+    <w:abstractNumId w:val="18"/>
   </w:num>
   <w:num w:numId="27" w16cid:durableId="1147356831">
-    <w:abstractNumId w:val="15"/>
+    <w:abstractNumId w:val="16"/>
     <w:lvlOverride w:ilvl="0">
       <w:startOverride w:val="1"/>
     </w:lvlOverride>
@@ -16442,6 +18756,15 @@
     <w:lvlOverride w:ilvl="8">
       <w:startOverride w:val="1"/>
     </w:lvlOverride>
+  </w:num>
+  <w:num w:numId="28" w16cid:durableId="895824027">
+    <w:abstractNumId w:val="22"/>
+  </w:num>
+  <w:num w:numId="29" w16cid:durableId="865023858">
+    <w:abstractNumId w:val="21"/>
+  </w:num>
+  <w:num w:numId="30" w16cid:durableId="679234004">
+    <w:abstractNumId w:val="10"/>
   </w:num>
   <w:numIdMacAtCleanup w:val="17"/>
 </w:numbering>
@@ -16946,6 +19269,7 @@
   <w:style w:type="character" w:default="1" w:styleId="DefaultParagraphFont">
     <w:name w:val="Default Paragraph Font"/>
     <w:uiPriority w:val="1"/>
+    <w:semiHidden/>
     <w:unhideWhenUsed/>
   </w:style>
   <w:style w:type="table" w:default="1" w:styleId="TableNormal">
@@ -17022,7 +19346,7 @@
       <w:lang w:eastAsia="ar-SA"/>
     </w:rPr>
   </w:style>
-  <w:style w:type="paragraph" w:customStyle="1" w:styleId="a4">
+  <w:style w:type="paragraph" w:customStyle="1" w:styleId="a3">
     <w:name w:val="Литература"/>
     <w:basedOn w:val="Normal"/>
     <w:rsid w:val="008635EA"/>
@@ -17247,10 +19571,10 @@
       <w:lang w:eastAsia="ru-RU"/>
     </w:rPr>
   </w:style>
-  <w:style w:type="paragraph" w:customStyle="1" w:styleId="a5">
+  <w:style w:type="paragraph" w:customStyle="1" w:styleId="a4">
     <w:name w:val="Осн. текст"/>
     <w:basedOn w:val="Normal"/>
-    <w:link w:val="a6"/>
+    <w:link w:val="a5"/>
     <w:qFormat/>
     <w:rsid w:val="006966C4"/>
     <w:pPr>
@@ -17279,10 +19603,10 @@
       <w:lang w:val="en-US"/>
     </w:rPr>
   </w:style>
-  <w:style w:type="character" w:customStyle="1" w:styleId="a6">
+  <w:style w:type="character" w:customStyle="1" w:styleId="a5">
     <w:name w:val="Осн. текст Знак"/>
     <w:basedOn w:val="DefaultParagraphFont"/>
-    <w:link w:val="a5"/>
+    <w:link w:val="a4"/>
     <w:rsid w:val="006966C4"/>
     <w:rPr>
       <w:rFonts w:ascii="Times New Roman" w:eastAsia="Times New Roman" w:hAnsi="Times New Roman" w:cs="Times New Roman"/>
@@ -17758,20 +20082,20 @@
       <w:lang w:eastAsia="ru-RU"/>
     </w:rPr>
   </w:style>
-  <w:style w:type="paragraph" w:customStyle="1" w:styleId="a7">
+  <w:style w:type="paragraph" w:customStyle="1" w:styleId="a6">
     <w:name w:val="Осн. жирн"/>
-    <w:basedOn w:val="a5"/>
-    <w:link w:val="a8"/>
+    <w:basedOn w:val="a4"/>
+    <w:link w:val="a7"/>
     <w:qFormat/>
     <w:rsid w:val="00BD4302"/>
     <w:rPr>
       <w:b/>
     </w:rPr>
   </w:style>
-  <w:style w:type="character" w:customStyle="1" w:styleId="a8">
+  <w:style w:type="character" w:customStyle="1" w:styleId="a7">
     <w:name w:val="Осн. жирн Знак"/>
-    <w:basedOn w:val="a6"/>
-    <w:link w:val="a7"/>
+    <w:basedOn w:val="a5"/>
+    <w:link w:val="a6"/>
     <w:rsid w:val="00BD4302"/>
     <w:rPr>
       <w:rFonts w:ascii="Times New Roman" w:eastAsia="Times New Roman" w:hAnsi="Times New Roman" w:cs="Times New Roman"/>
@@ -17848,11 +20172,11 @@
       <w:lang w:eastAsia="ru-RU"/>
     </w:rPr>
   </w:style>
-  <w:style w:type="paragraph" w:customStyle="1" w:styleId="a9">
+  <w:style w:type="paragraph" w:customStyle="1" w:styleId="a8">
     <w:name w:val="Подглавы"/>
-    <w:basedOn w:val="a5"/>
+    <w:basedOn w:val="a4"/>
     <w:next w:val="BodyText"/>
-    <w:link w:val="aa"/>
+    <w:link w:val="a9"/>
     <w:qFormat/>
     <w:rsid w:val="00ED20A4"/>
     <w:rPr>
@@ -17860,10 +20184,10 @@
       <w:bCs/>
     </w:rPr>
   </w:style>
-  <w:style w:type="character" w:customStyle="1" w:styleId="aa">
+  <w:style w:type="character" w:customStyle="1" w:styleId="a9">
     <w:name w:val="Подглавы Знак"/>
     <w:basedOn w:val="ListParagraphChar"/>
-    <w:link w:val="a9"/>
+    <w:link w:val="a8"/>
     <w:rsid w:val="00ED20A4"/>
     <w:rPr>
       <w:rFonts w:ascii="Times New Roman" w:eastAsia="Times New Roman" w:hAnsi="Times New Roman" w:cs="Times New Roman"/>
@@ -17943,10 +20267,10 @@
     <w:unhideWhenUsed/>
     <w:rsid w:val="00E5034A"/>
   </w:style>
-  <w:style w:type="paragraph" w:customStyle="1" w:styleId="ab">
+  <w:style w:type="paragraph" w:customStyle="1" w:styleId="aa">
     <w:name w:val="Листинг"/>
-    <w:basedOn w:val="a5"/>
-    <w:link w:val="ac"/>
+    <w:basedOn w:val="a4"/>
+    <w:link w:val="ab"/>
     <w:rsid w:val="00B9534E"/>
     <w:rPr>
       <w:rFonts w:ascii="Courier New" w:hAnsi="Courier New" w:cs="Courier New"/>
@@ -17954,20 +20278,20 @@
       <w:lang w:val="en-US"/>
     </w:rPr>
   </w:style>
-  <w:style w:type="paragraph" w:customStyle="1" w:styleId="ad">
+  <w:style w:type="paragraph" w:customStyle="1" w:styleId="ac">
     <w:name w:val="Листинг_"/>
-    <w:basedOn w:val="ab"/>
-    <w:link w:val="ae"/>
+    <w:basedOn w:val="aa"/>
+    <w:link w:val="ad"/>
     <w:qFormat/>
     <w:rsid w:val="00B9534E"/>
     <w:pPr>
       <w:ind w:firstLine="0"/>
     </w:pPr>
   </w:style>
-  <w:style w:type="character" w:customStyle="1" w:styleId="ac">
+  <w:style w:type="character" w:customStyle="1" w:styleId="ab">
     <w:name w:val="Листинг Знак"/>
-    <w:basedOn w:val="a6"/>
-    <w:link w:val="ab"/>
+    <w:basedOn w:val="a5"/>
+    <w:link w:val="aa"/>
     <w:rsid w:val="00B9534E"/>
     <w:rPr>
       <w:rFonts w:ascii="Courier New" w:eastAsia="Times New Roman" w:hAnsi="Courier New" w:cs="Courier New"/>
@@ -17976,10 +20300,10 @@
       <w:lang w:val="en-US" w:eastAsia="ru-RU"/>
     </w:rPr>
   </w:style>
-  <w:style w:type="character" w:customStyle="1" w:styleId="ae">
+  <w:style w:type="character" w:customStyle="1" w:styleId="ad">
     <w:name w:val="Листинг_ Знак"/>
-    <w:basedOn w:val="ac"/>
-    <w:link w:val="ad"/>
+    <w:basedOn w:val="ab"/>
+    <w:link w:val="ac"/>
     <w:rsid w:val="00B9534E"/>
     <w:rPr>
       <w:rFonts w:ascii="Courier New" w:eastAsia="Times New Roman" w:hAnsi="Courier New" w:cs="Courier New"/>
@@ -18036,7 +20360,7 @@
   </w:style>
   <w:style w:type="paragraph" w:customStyle="1" w:styleId="a0">
     <w:name w:val="Текст с нумерацией"/>
-    <w:basedOn w:val="a5"/>
+    <w:basedOn w:val="a4"/>
     <w:link w:val="Char"/>
     <w:qFormat/>
     <w:rsid w:val="00D620C4"/>
@@ -18052,7 +20376,7 @@
   </w:style>
   <w:style w:type="character" w:customStyle="1" w:styleId="Char">
     <w:name w:val="Текст с нумерацией Char"/>
-    <w:basedOn w:val="a6"/>
+    <w:basedOn w:val="a5"/>
     <w:link w:val="a0"/>
     <w:rsid w:val="00D620C4"/>
     <w:rPr>
@@ -18091,10 +20415,10 @@
     <w:basedOn w:val="a0"/>
     <w:link w:val="Char0"/>
     <w:qFormat/>
-    <w:rsid w:val="007B013E"/>
+    <w:rsid w:val="00E92C69"/>
     <w:pPr>
       <w:numPr>
-        <w:numId w:val="17"/>
+        <w:numId w:val="26"/>
       </w:numPr>
       <w:ind w:left="0" w:firstLine="709"/>
     </w:pPr>
@@ -18103,7 +20427,7 @@
     <w:name w:val="Ненумерованный список Char"/>
     <w:basedOn w:val="Char"/>
     <w:link w:val="a1"/>
-    <w:rsid w:val="007B013E"/>
+    <w:rsid w:val="00E92C69"/>
     <w:rPr>
       <w:rFonts w:ascii="Times New Roman" w:eastAsia="Times New Roman" w:hAnsi="Times New Roman" w:cs="Times New Roman"/>
       <w:sz w:val="28"/>
@@ -18113,7 +20437,7 @@
   </w:style>
   <w:style w:type="paragraph" w:customStyle="1" w:styleId="1">
     <w:name w:val="Список литературы1"/>
-    <w:basedOn w:val="a5"/>
+    <w:basedOn w:val="a4"/>
     <w:link w:val="Char1"/>
     <w:qFormat/>
     <w:rsid w:val="00466359"/>
@@ -18133,7 +20457,7 @@
   </w:style>
   <w:style w:type="character" w:customStyle="1" w:styleId="Char1">
     <w:name w:val="Список литературы Char"/>
-    <w:basedOn w:val="a6"/>
+    <w:basedOn w:val="a5"/>
     <w:link w:val="1"/>
     <w:rsid w:val="00466359"/>
     <w:rPr>
@@ -18269,9 +20593,9 @@
       </w:tcPr>
     </w:tblStylePr>
   </w:style>
-  <w:style w:type="paragraph" w:customStyle="1" w:styleId="af">
+  <w:style w:type="paragraph" w:customStyle="1" w:styleId="ae">
     <w:name w:val="Формулы"/>
-    <w:basedOn w:val="a5"/>
+    <w:basedOn w:val="a4"/>
     <w:link w:val="Char2"/>
     <w:qFormat/>
     <w:rsid w:val="00A97DD7"/>
@@ -18287,8 +20611,8 @@
   </w:style>
   <w:style w:type="character" w:customStyle="1" w:styleId="Char2">
     <w:name w:val="Формулы Char"/>
-    <w:basedOn w:val="a6"/>
-    <w:link w:val="af"/>
+    <w:basedOn w:val="a5"/>
+    <w:link w:val="ae"/>
     <w:rsid w:val="00A97DD7"/>
     <w:rPr>
       <w:rFonts w:ascii="Courier New" w:eastAsia="Times New Roman" w:hAnsi="Courier New" w:cs="Courier New"/>
@@ -18297,9 +20621,9 @@
       <w:lang w:eastAsia="ru-RU"/>
     </w:rPr>
   </w:style>
-  <w:style w:type="paragraph" w:customStyle="1" w:styleId="a3">
+  <w:style w:type="paragraph" w:customStyle="1" w:styleId="a2">
     <w:name w:val="Нум список"/>
-    <w:basedOn w:val="a5"/>
+    <w:basedOn w:val="a4"/>
     <w:link w:val="Char3"/>
     <w:qFormat/>
     <w:rsid w:val="00042808"/>
@@ -18315,8 +20639,8 @@
   </w:style>
   <w:style w:type="character" w:customStyle="1" w:styleId="Char3">
     <w:name w:val="Нум список Char"/>
-    <w:basedOn w:val="a6"/>
-    <w:link w:val="a3"/>
+    <w:basedOn w:val="a5"/>
+    <w:link w:val="a2"/>
     <w:rsid w:val="00042808"/>
     <w:rPr>
       <w:rFonts w:ascii="Times New Roman" w:eastAsia="Times New Roman" w:hAnsi="Times New Roman" w:cs="Times New Roman"/>
@@ -18325,10 +20649,10 @@
       <w:lang w:eastAsia="ru-RU"/>
     </w:rPr>
   </w:style>
-  <w:style w:type="paragraph" w:customStyle="1" w:styleId="af0">
+  <w:style w:type="paragraph" w:customStyle="1" w:styleId="af">
     <w:name w:val="ББ Заголовок"/>
     <w:basedOn w:val="12"/>
-    <w:link w:val="af1"/>
+    <w:link w:val="af0"/>
     <w:qFormat/>
     <w:rsid w:val="00537126"/>
     <w:pPr>
@@ -18337,10 +20661,10 @@
       </w:numPr>
     </w:pPr>
   </w:style>
-  <w:style w:type="character" w:customStyle="1" w:styleId="af1">
+  <w:style w:type="character" w:customStyle="1" w:styleId="af0">
     <w:name w:val="ББ Заголовок Знак"/>
     <w:basedOn w:val="1f0"/>
-    <w:link w:val="af0"/>
+    <w:link w:val="af"/>
     <w:rsid w:val="00537126"/>
     <w:rPr>
       <w:rFonts w:ascii="Times New Roman" w:eastAsia="Times New Roman" w:hAnsi="Times New Roman" w:cs="Times New Roman"/>
@@ -18351,9 +20675,9 @@
       <w:lang w:eastAsia="ru-RU"/>
     </w:rPr>
   </w:style>
-  <w:style w:type="paragraph" w:customStyle="1" w:styleId="af2">
+  <w:style w:type="paragraph" w:customStyle="1" w:styleId="af1">
     <w:name w:val="Таблица текст"/>
-    <w:basedOn w:val="a5"/>
+    <w:basedOn w:val="a4"/>
     <w:link w:val="Char4"/>
     <w:qFormat/>
     <w:rsid w:val="00447FCA"/>
@@ -18369,8 +20693,8 @@
   </w:style>
   <w:style w:type="character" w:customStyle="1" w:styleId="Char4">
     <w:name w:val="Таблица текст Char"/>
-    <w:basedOn w:val="a6"/>
-    <w:link w:val="af2"/>
+    <w:basedOn w:val="a5"/>
+    <w:link w:val="af1"/>
     <w:rsid w:val="00447FCA"/>
     <w:rPr>
       <w:rFonts w:ascii="Times New Roman" w:eastAsia="Times New Roman" w:hAnsi="Times New Roman" w:cs="Times New Roman"/>
@@ -18406,9 +20730,9 @@
       <w:lang w:eastAsia="ru-RU"/>
     </w:rPr>
   </w:style>
-  <w:style w:type="paragraph" w:customStyle="1" w:styleId="af3">
+  <w:style w:type="paragraph" w:customStyle="1" w:styleId="af2">
     <w:name w:val="Заг таблица"/>
-    <w:basedOn w:val="a5"/>
+    <w:basedOn w:val="a4"/>
     <w:link w:val="Char5"/>
     <w:qFormat/>
     <w:rsid w:val="00FC5720"/>
@@ -18426,8 +20750,8 @@
   </w:style>
   <w:style w:type="character" w:customStyle="1" w:styleId="Char5">
     <w:name w:val="Заг таблица Char"/>
-    <w:basedOn w:val="a6"/>
-    <w:link w:val="af3"/>
+    <w:basedOn w:val="a5"/>
+    <w:link w:val="af2"/>
     <w:rsid w:val="00FC5720"/>
     <w:rPr>
       <w:rFonts w:ascii="Times New Roman" w:eastAsia="Times New Roman" w:hAnsi="Times New Roman" w:cs="Times New Roman"/>
@@ -18438,18 +20762,12 @@
       <w:lang w:eastAsia="ru-RU"/>
     </w:rPr>
   </w:style>
-  <w:style w:type="paragraph" w:customStyle="1" w:styleId="a2">
+  <w:style w:type="paragraph" w:customStyle="1" w:styleId="af3">
     <w:name w:val="Команда"/>
     <w:basedOn w:val="a1"/>
     <w:link w:val="Char6"/>
     <w:qFormat/>
     <w:rsid w:val="00B9701B"/>
-    <w:pPr>
-      <w:numPr>
-        <w:numId w:val="26"/>
-      </w:numPr>
-      <w:ind w:left="0" w:firstLine="709"/>
-    </w:pPr>
     <w:rPr>
       <w:rFonts w:ascii="Courier New" w:hAnsi="Courier New" w:cs="Courier New"/>
       <w:sz w:val="20"/>
@@ -18458,12 +20776,54 @@
   <w:style w:type="character" w:customStyle="1" w:styleId="Char6">
     <w:name w:val="Команда Char"/>
     <w:basedOn w:val="Char0"/>
-    <w:link w:val="a2"/>
+    <w:link w:val="af3"/>
     <w:rsid w:val="00B9701B"/>
     <w:rPr>
       <w:rFonts w:ascii="Courier New" w:eastAsia="Times New Roman" w:hAnsi="Courier New" w:cs="Courier New"/>
       <w:sz w:val="20"/>
       <w:szCs w:val="20"/>
+      <w:lang w:eastAsia="ru-RU"/>
+    </w:rPr>
+  </w:style>
+  <w:style w:type="character" w:styleId="UnresolvedMention">
+    <w:name w:val="Unresolved Mention"/>
+    <w:basedOn w:val="DefaultParagraphFont"/>
+    <w:uiPriority w:val="99"/>
+    <w:semiHidden/>
+    <w:unhideWhenUsed/>
+    <w:rsid w:val="00C4406D"/>
+    <w:rPr>
+      <w:color w:val="605E5C"/>
+      <w:shd w:val="clear" w:color="auto" w:fill="E1DFDD"/>
+    </w:rPr>
+  </w:style>
+  <w:style w:type="character" w:styleId="PageNumber">
+    <w:name w:val="page number"/>
+    <w:basedOn w:val="DefaultParagraphFont"/>
+    <w:uiPriority w:val="99"/>
+    <w:semiHidden/>
+    <w:unhideWhenUsed/>
+    <w:rsid w:val="006746FB"/>
+  </w:style>
+  <w:style w:type="paragraph" w:customStyle="1" w:styleId="af4">
+    <w:name w:val="Числа таблица"/>
+    <w:basedOn w:val="af1"/>
+    <w:link w:val="Char7"/>
+    <w:qFormat/>
+    <w:rsid w:val="00A63F3E"/>
+    <w:pPr>
+      <w:jc w:val="center"/>
+    </w:pPr>
+  </w:style>
+  <w:style w:type="character" w:customStyle="1" w:styleId="Char7">
+    <w:name w:val="Числа таблица Char"/>
+    <w:basedOn w:val="Char4"/>
+    <w:link w:val="af4"/>
+    <w:rsid w:val="00A63F3E"/>
+    <w:rPr>
+      <w:rFonts w:ascii="Times New Roman" w:eastAsia="Times New Roman" w:hAnsi="Times New Roman" w:cs="Times New Roman"/>
+      <w:sz w:val="24"/>
+      <w:szCs w:val="24"/>
       <w:lang w:eastAsia="ru-RU"/>
     </w:rPr>
   </w:style>

--- a/docs/2024_403_EliseevEV.docx
+++ b/docs/2024_403_EliseevEV.docx
@@ -229,7 +229,25 @@
                 <w:sz w:val="28"/>
                 <w:szCs w:val="28"/>
               </w:rPr>
-              <w:t>«___»___________ 202</w:t>
+              <w:t>«__</w:t>
+            </w:r>
+            <w:proofErr w:type="gramStart"/>
+            <w:r>
+              <w:rPr>
+                <w:bCs/>
+                <w:sz w:val="28"/>
+                <w:szCs w:val="28"/>
+              </w:rPr>
+              <w:t>_»_</w:t>
+            </w:r>
+            <w:proofErr w:type="gramEnd"/>
+            <w:r>
+              <w:rPr>
+                <w:bCs/>
+                <w:sz w:val="28"/>
+                <w:szCs w:val="28"/>
+              </w:rPr>
+              <w:t>__________ 202</w:t>
             </w:r>
             <w:r>
               <w:rPr>
@@ -509,8 +527,17 @@
                 <w:szCs w:val="28"/>
               </w:rPr>
               <w:br/>
-              <w:t>__________ М.Л. Цымблер</w:t>
-            </w:r>
+              <w:t xml:space="preserve">__________ М.Л. </w:t>
+            </w:r>
+            <w:proofErr w:type="spellStart"/>
+            <w:r>
+              <w:rPr>
+                <w:sz w:val="28"/>
+                <w:szCs w:val="28"/>
+              </w:rPr>
+              <w:t>Цымблер</w:t>
+            </w:r>
+            <w:proofErr w:type="spellEnd"/>
           </w:p>
           <w:p>
             <w:pPr>
@@ -603,7 +630,23 @@
                 <w:sz w:val="28"/>
                 <w:szCs w:val="28"/>
               </w:rPr>
-              <w:t>(нормоконтролер)</w:t>
+              <w:t>(</w:t>
+            </w:r>
+            <w:proofErr w:type="spellStart"/>
+            <w:r>
+              <w:rPr>
+                <w:sz w:val="28"/>
+                <w:szCs w:val="28"/>
+              </w:rPr>
+              <w:t>нормоконтролер</w:t>
+            </w:r>
+            <w:proofErr w:type="spellEnd"/>
+            <w:r>
+              <w:rPr>
+                <w:sz w:val="28"/>
+                <w:szCs w:val="28"/>
+              </w:rPr>
+              <w:t>)</w:t>
             </w:r>
           </w:p>
           <w:p>
@@ -637,7 +680,25 @@
                 <w:sz w:val="28"/>
                 <w:szCs w:val="28"/>
               </w:rPr>
-              <w:t>«___»___________ 202</w:t>
+              <w:t>«__</w:t>
+            </w:r>
+            <w:proofErr w:type="gramStart"/>
+            <w:r>
+              <w:rPr>
+                <w:bCs/>
+                <w:sz w:val="28"/>
+                <w:szCs w:val="28"/>
+              </w:rPr>
+              <w:t>_»_</w:t>
+            </w:r>
+            <w:proofErr w:type="gramEnd"/>
+            <w:r>
+              <w:rPr>
+                <w:bCs/>
+                <w:sz w:val="28"/>
+                <w:szCs w:val="28"/>
+              </w:rPr>
+              <w:t>__________ 202</w:t>
             </w:r>
             <w:r>
               <w:rPr>
@@ -1431,26 +1492,147 @@
           <w:szCs w:val="28"/>
         </w:rPr>
       </w:pPr>
+      <w:proofErr w:type="spellStart"/>
       <w:r>
         <w:rPr>
           <w:sz w:val="28"/>
           <w:szCs w:val="28"/>
         </w:rPr>
-        <w:t xml:space="preserve">Han J., Kamber M., Pei J. Data Mining: Concepts and Techniques </w:t>
-      </w:r>
+        <w:t>Han</w:t>
+      </w:r>
+      <w:proofErr w:type="spellEnd"/>
       <w:r>
         <w:rPr>
           <w:sz w:val="28"/>
           <w:szCs w:val="28"/>
         </w:rPr>
-        <w:t>–</w:t>
-      </w:r>
+        <w:t xml:space="preserve"> J., </w:t>
+      </w:r>
+      <w:proofErr w:type="spellStart"/>
       <w:r>
         <w:rPr>
           <w:sz w:val="28"/>
           <w:szCs w:val="28"/>
         </w:rPr>
-        <w:t xml:space="preserve"> Morgan Kaufmann Publishers, 2012. – 703 p.</w:t>
+        <w:t>Kamber</w:t>
+      </w:r>
+      <w:proofErr w:type="spellEnd"/>
+      <w:r>
+        <w:rPr>
+          <w:sz w:val="28"/>
+          <w:szCs w:val="28"/>
+        </w:rPr>
+        <w:t xml:space="preserve"> M., </w:t>
+      </w:r>
+      <w:proofErr w:type="spellStart"/>
+      <w:r>
+        <w:rPr>
+          <w:sz w:val="28"/>
+          <w:szCs w:val="28"/>
+        </w:rPr>
+        <w:t>Pei</w:t>
+      </w:r>
+      <w:proofErr w:type="spellEnd"/>
+      <w:r>
+        <w:rPr>
+          <w:sz w:val="28"/>
+          <w:szCs w:val="28"/>
+        </w:rPr>
+        <w:t xml:space="preserve"> J. Data Mining: </w:t>
+      </w:r>
+      <w:proofErr w:type="spellStart"/>
+      <w:r>
+        <w:rPr>
+          <w:sz w:val="28"/>
+          <w:szCs w:val="28"/>
+        </w:rPr>
+        <w:t>Concepts</w:t>
+      </w:r>
+      <w:proofErr w:type="spellEnd"/>
+      <w:r>
+        <w:rPr>
+          <w:sz w:val="28"/>
+          <w:szCs w:val="28"/>
+        </w:rPr>
+        <w:t xml:space="preserve"> </w:t>
+      </w:r>
+      <w:proofErr w:type="spellStart"/>
+      <w:r>
+        <w:rPr>
+          <w:sz w:val="28"/>
+          <w:szCs w:val="28"/>
+        </w:rPr>
+        <w:t>and</w:t>
+      </w:r>
+      <w:proofErr w:type="spellEnd"/>
+      <w:r>
+        <w:rPr>
+          <w:sz w:val="28"/>
+          <w:szCs w:val="28"/>
+        </w:rPr>
+        <w:t xml:space="preserve"> </w:t>
+      </w:r>
+      <w:proofErr w:type="spellStart"/>
+      <w:r>
+        <w:rPr>
+          <w:sz w:val="28"/>
+          <w:szCs w:val="28"/>
+        </w:rPr>
+        <w:t>Techniques</w:t>
+      </w:r>
+      <w:proofErr w:type="spellEnd"/>
+      <w:r>
+        <w:rPr>
+          <w:sz w:val="28"/>
+          <w:szCs w:val="28"/>
+        </w:rPr>
+        <w:t xml:space="preserve"> </w:t>
+      </w:r>
+      <w:r>
+        <w:rPr>
+          <w:sz w:val="28"/>
+          <w:szCs w:val="28"/>
+        </w:rPr>
+        <w:t>–</w:t>
+      </w:r>
+      <w:r>
+        <w:rPr>
+          <w:sz w:val="28"/>
+          <w:szCs w:val="28"/>
+        </w:rPr>
+        <w:t xml:space="preserve"> Morgan </w:t>
+      </w:r>
+      <w:proofErr w:type="spellStart"/>
+      <w:r>
+        <w:rPr>
+          <w:sz w:val="28"/>
+          <w:szCs w:val="28"/>
+        </w:rPr>
+        <w:t>Kaufmann</w:t>
+      </w:r>
+      <w:proofErr w:type="spellEnd"/>
+      <w:r>
+        <w:rPr>
+          <w:sz w:val="28"/>
+          <w:szCs w:val="28"/>
+        </w:rPr>
+        <w:t xml:space="preserve"> </w:t>
+      </w:r>
+      <w:proofErr w:type="spellStart"/>
+      <w:r>
+        <w:rPr>
+          <w:sz w:val="28"/>
+          <w:szCs w:val="28"/>
+        </w:rPr>
+        <w:t>Publishers</w:t>
+      </w:r>
+      <w:proofErr w:type="spellEnd"/>
+      <w:r>
+        <w:rPr>
+          <w:sz w:val="28"/>
+          <w:szCs w:val="28"/>
+        </w:rPr>
+        <w:t>, 2012. – 703 p.</w:t>
       </w:r>
     </w:p>
     <w:p>
@@ -1469,26 +1651,83 @@
           <w:szCs w:val="28"/>
         </w:rPr>
       </w:pPr>
+      <w:proofErr w:type="spellStart"/>
       <w:r>
         <w:rPr>
           <w:sz w:val="28"/>
           <w:szCs w:val="28"/>
         </w:rPr>
-        <w:t xml:space="preserve">McKinney W. Python for Data Analysi </w:t>
-      </w:r>
+        <w:t>McKinney</w:t>
+      </w:r>
+      <w:proofErr w:type="spellEnd"/>
       <w:r>
         <w:rPr>
           <w:sz w:val="28"/>
           <w:szCs w:val="28"/>
         </w:rPr>
-        <w:t>–</w:t>
-      </w:r>
+        <w:t xml:space="preserve"> W. Python </w:t>
+      </w:r>
+      <w:proofErr w:type="spellStart"/>
       <w:r>
         <w:rPr>
           <w:sz w:val="28"/>
           <w:szCs w:val="28"/>
         </w:rPr>
-        <w:t xml:space="preserve"> O’Reilly Media, 2018. – 540 p.</w:t>
+        <w:t>for</w:t>
+      </w:r>
+      <w:proofErr w:type="spellEnd"/>
+      <w:r>
+        <w:rPr>
+          <w:sz w:val="28"/>
+          <w:szCs w:val="28"/>
+        </w:rPr>
+        <w:t xml:space="preserve"> Data </w:t>
+      </w:r>
+      <w:proofErr w:type="spellStart"/>
+      <w:r>
+        <w:rPr>
+          <w:sz w:val="28"/>
+          <w:szCs w:val="28"/>
+        </w:rPr>
+        <w:t>Analysi</w:t>
+      </w:r>
+      <w:proofErr w:type="spellEnd"/>
+      <w:r>
+        <w:rPr>
+          <w:sz w:val="28"/>
+          <w:szCs w:val="28"/>
+        </w:rPr>
+        <w:t xml:space="preserve"> </w:t>
+      </w:r>
+      <w:r>
+        <w:rPr>
+          <w:sz w:val="28"/>
+          <w:szCs w:val="28"/>
+        </w:rPr>
+        <w:t>–</w:t>
+      </w:r>
+      <w:r>
+        <w:rPr>
+          <w:sz w:val="28"/>
+          <w:szCs w:val="28"/>
+        </w:rPr>
+        <w:t xml:space="preserve"> </w:t>
+      </w:r>
+      <w:proofErr w:type="spellStart"/>
+      <w:r>
+        <w:rPr>
+          <w:sz w:val="28"/>
+          <w:szCs w:val="28"/>
+        </w:rPr>
+        <w:t>O’Reilly</w:t>
+      </w:r>
+      <w:proofErr w:type="spellEnd"/>
+      <w:r>
+        <w:rPr>
+          <w:sz w:val="28"/>
+          <w:szCs w:val="28"/>
+        </w:rPr>
+        <w:t xml:space="preserve"> Media, 2018. – 540 p.</w:t>
       </w:r>
     </w:p>
     <w:p>
@@ -1587,12 +1826,37 @@
           <w:szCs w:val="28"/>
         </w:rPr>
       </w:pPr>
+      <w:proofErr w:type="spellStart"/>
       <w:r>
         <w:rPr>
           <w:sz w:val="28"/>
           <w:szCs w:val="28"/>
         </w:rPr>
-        <w:t>Github Archive. [Электронный ресурс] URL: https://www.gharchive.org/ (дата обращения: 02.02.2024 г.).</w:t>
+        <w:t>Github</w:t>
+      </w:r>
+      <w:proofErr w:type="spellEnd"/>
+      <w:r>
+        <w:rPr>
+          <w:sz w:val="28"/>
+          <w:szCs w:val="28"/>
+        </w:rPr>
+        <w:t xml:space="preserve"> </w:t>
+      </w:r>
+      <w:proofErr w:type="spellStart"/>
+      <w:r>
+        <w:rPr>
+          <w:sz w:val="28"/>
+          <w:szCs w:val="28"/>
+        </w:rPr>
+        <w:t>Archive</w:t>
+      </w:r>
+      <w:proofErr w:type="spellEnd"/>
+      <w:r>
+        <w:rPr>
+          <w:sz w:val="28"/>
+          <w:szCs w:val="28"/>
+        </w:rPr>
+        <w:t>. [Электронный ресурс] URL: https://www.gharchive.org/ (дата обращения: 02.02.2024 г.).</w:t>
       </w:r>
     </w:p>
     <w:p>
@@ -1979,8 +2243,18 @@
           <w:szCs w:val="28"/>
         </w:rPr>
         <w:tab/>
-        <w:t>М.Л. Цымблер</w:t>
-      </w:r>
+        <w:t xml:space="preserve">М.Л. </w:t>
+      </w:r>
+      <w:proofErr w:type="spellStart"/>
+      <w:r>
+        <w:rPr>
+          <w:rFonts w:ascii="Times New Roman" w:hAnsi="Times New Roman"/>
+          <w:sz w:val="28"/>
+          <w:szCs w:val="28"/>
+        </w:rPr>
+        <w:t>Цымблер</w:t>
+      </w:r>
+      <w:proofErr w:type="spellEnd"/>
     </w:p>
     <w:p>
       <w:pPr>
@@ -4825,8 +5099,13 @@
       <w:r>
         <w:t xml:space="preserve"> </w:t>
       </w:r>
-      <w:r>
-        <w:t>− это метод анализа данных, используемый для выявления сильных связей и закономерностей между элементами в больших наборах данных, который может применяться в различных областях, таких как маркетинг, биоинформатика, медицина и т.д.</w:t>
+      <w:proofErr w:type="gramStart"/>
+      <w:r>
+        <w:t>− это</w:t>
+      </w:r>
+      <w:proofErr w:type="gramEnd"/>
+      <w:r>
+        <w:t xml:space="preserve"> метод анализа данных, используемый для выявления сильных связей и закономерностей между элементами в больших наборах данных, который может применяться в различных областях, таких как маркетинг, биоинформатика, медицина и т.д.</w:t>
       </w:r>
     </w:p>
     <w:p>
@@ -5151,7 +5430,15 @@
         <w:t>→</w:t>
       </w:r>
       <w:r>
-        <w:t xml:space="preserve"> B». Слева находится антецедент, справа – консеквент.</w:t>
+        <w:t xml:space="preserve"> B». Слева находится антецедент, справа – </w:t>
+      </w:r>
+      <w:proofErr w:type="spellStart"/>
+      <w:r>
+        <w:t>консеквент</w:t>
+      </w:r>
+      <w:proofErr w:type="spellEnd"/>
+      <w:r>
+        <w:t>.</w:t>
       </w:r>
       <w:r>
         <w:t xml:space="preserve"> </w:t>
@@ -5239,8 +5526,13 @@
       <w:pPr>
         <w:pStyle w:val="a5"/>
       </w:pPr>
-      <w:r>
-        <w:t xml:space="preserve">Консеквент </w:t>
+      <w:proofErr w:type="spellStart"/>
+      <w:r>
+        <w:t>Консеквент</w:t>
+      </w:r>
+      <w:proofErr w:type="spellEnd"/>
+      <w:r>
+        <w:t xml:space="preserve"> </w:t>
       </w:r>
       <w:r>
         <w:t xml:space="preserve">– это </w:t>
@@ -5302,7 +5594,23 @@
         <w:pStyle w:val="a5"/>
       </w:pPr>
       <w:r>
-        <w:t xml:space="preserve">Априори (apriori) − алгоритм поиска ассоциативных правил. Одной из главных идей алгоритма является то, что он использует свойство антимонотонности множеств, например, если набор элементов </w:t>
+        <w:t>Априори (</w:t>
+      </w:r>
+      <w:proofErr w:type="spellStart"/>
+      <w:r>
+        <w:t>apriori</w:t>
+      </w:r>
+      <w:proofErr w:type="spellEnd"/>
+      <w:r>
+        <w:t xml:space="preserve">) − алгоритм поиска ассоциативных правил. Одной из главных идей алгоритма является то, что он использует свойство </w:t>
+      </w:r>
+      <w:proofErr w:type="spellStart"/>
+      <w:r>
+        <w:t>антимонотонности</w:t>
+      </w:r>
+      <w:proofErr w:type="spellEnd"/>
+      <w:r>
+        <w:t xml:space="preserve"> множеств, например, если набор элементов </w:t>
       </w:r>
       <m:oMath>
         <m:r>
@@ -5343,7 +5651,15 @@
         <w:pStyle w:val="a5"/>
       </w:pPr>
       <w:r>
-        <w:t>Алгоритм apriori или другие аналоги используют некоторые метрики, которые помогают сделать выводы из набора элементов.</w:t>
+        <w:t xml:space="preserve">Алгоритм </w:t>
+      </w:r>
+      <w:proofErr w:type="spellStart"/>
+      <w:r>
+        <w:t>apriori</w:t>
+      </w:r>
+      <w:proofErr w:type="spellEnd"/>
+      <w:r>
+        <w:t xml:space="preserve"> или другие аналоги используют некоторые метрики, которые помогают сделать выводы из набора элементов.</w:t>
       </w:r>
       <w:r>
         <w:t xml:space="preserve"> </w:t>
@@ -5956,7 +6272,15 @@
         </m:r>
       </m:oMath>
       <w:r>
-        <w:t xml:space="preserve">, можно говорить о том, что между наборами есть зависимость. а если </w:t>
+        <w:t>, можно говорить о том, что между наборами есть зависимость</w:t>
+      </w:r>
+      <w:proofErr w:type="gramStart"/>
+      <w:r>
+        <w:t>.</w:t>
+      </w:r>
+      <w:proofErr w:type="gramEnd"/>
+      <w:r>
+        <w:t xml:space="preserve"> а если </w:t>
       </w:r>
       <m:oMath>
         <m:r>
@@ -6047,8 +6371,13 @@
         <w:t xml:space="preserve"> Авторы используют данные архива</w:t>
       </w:r>
       <w:r>
-        <w:t xml:space="preserve"> GH Archive</w:t>
-      </w:r>
+        <w:t xml:space="preserve"> GH </w:t>
+      </w:r>
+      <w:proofErr w:type="spellStart"/>
+      <w:r>
+        <w:t>Archive</w:t>
+      </w:r>
+      <w:proofErr w:type="spellEnd"/>
       <w:r>
         <w:t> [</w:t>
       </w:r>
@@ -6071,7 +6400,55 @@
         <w:t>]</w:t>
       </w:r>
       <w:r>
-        <w:t xml:space="preserve"> о 9350 популярных репозиториев с 2015 по 2018 год, включая количество часто встречающихся событий, таких, как fork, pull request, push и т.д., язык программирования. Анализ проводится с помощью метода анализа временных рядов на основе нейронной сети LSTM (Long Short Term Memory)</w:t>
+        <w:t xml:space="preserve"> о 9350 популярных репозиториев с 2015 по 2018 год, включая количество часто встречающихся событий, таких, как </w:t>
+      </w:r>
+      <w:proofErr w:type="spellStart"/>
+      <w:r>
+        <w:t>fork</w:t>
+      </w:r>
+      <w:proofErr w:type="spellEnd"/>
+      <w:r>
+        <w:t xml:space="preserve">, </w:t>
+      </w:r>
+      <w:proofErr w:type="spellStart"/>
+      <w:r>
+        <w:t>pull</w:t>
+      </w:r>
+      <w:proofErr w:type="spellEnd"/>
+      <w:r>
+        <w:t xml:space="preserve"> </w:t>
+      </w:r>
+      <w:proofErr w:type="spellStart"/>
+      <w:r>
+        <w:t>request</w:t>
+      </w:r>
+      <w:proofErr w:type="spellEnd"/>
+      <w:r>
+        <w:t xml:space="preserve">, </w:t>
+      </w:r>
+      <w:proofErr w:type="spellStart"/>
+      <w:r>
+        <w:t>push</w:t>
+      </w:r>
+      <w:proofErr w:type="spellEnd"/>
+      <w:r>
+        <w:t xml:space="preserve"> и т.д., язык программирования. Анализ проводится с помощью метода анализа временных рядов на основе нейронной сети LSTM (Long </w:t>
+      </w:r>
+      <w:proofErr w:type="spellStart"/>
+      <w:r>
+        <w:t>Short</w:t>
+      </w:r>
+      <w:proofErr w:type="spellEnd"/>
+      <w:r>
+        <w:t xml:space="preserve"> </w:t>
+      </w:r>
+      <w:proofErr w:type="spellStart"/>
+      <w:r>
+        <w:t>Term</w:t>
+      </w:r>
+      <w:proofErr w:type="spellEnd"/>
+      <w:r>
+        <w:t xml:space="preserve"> Memory)</w:t>
       </w:r>
       <w:r>
         <w:t> [</w:t>
@@ -6174,15 +6551,22 @@
       <w:r>
         <w:t xml:space="preserve"> </w:t>
       </w:r>
+      <w:proofErr w:type="spellStart"/>
       <w:r>
         <w:t>Archive</w:t>
       </w:r>
+      <w:proofErr w:type="spellEnd"/>
       <w:r>
         <w:t xml:space="preserve"> </w:t>
       </w:r>
       <w:r>
-        <w:t>и зеркала официального источника GHTorrent</w:t>
-      </w:r>
+        <w:t xml:space="preserve">и зеркала официального источника </w:t>
+      </w:r>
+      <w:proofErr w:type="spellStart"/>
+      <w:r>
+        <w:t>GHTorrent</w:t>
+      </w:r>
+      <w:proofErr w:type="spellEnd"/>
       <w:r>
         <w:t> [</w:t>
       </w:r>
@@ -6202,7 +6586,15 @@
         <w:fldChar w:fldCharType="end"/>
       </w:r>
       <w:r>
-        <w:t xml:space="preserve">]. На основе данных о количестве push событий репозитория, вычисляется метрика, отражающая продуктивность команды, а на основе количества участников вычисляется рост команды. </w:t>
+        <w:t xml:space="preserve">]. На основе данных о количестве </w:t>
+      </w:r>
+      <w:proofErr w:type="spellStart"/>
+      <w:r>
+        <w:t>push</w:t>
+      </w:r>
+      <w:proofErr w:type="spellEnd"/>
+      <w:r>
+        <w:t xml:space="preserve"> событий репозитория, вычисляется метрика, отражающая продуктивность команды, а на основе количества участников вычисляется рост команды. </w:t>
       </w:r>
     </w:p>
     <w:p>
@@ -6213,10 +6605,34 @@
         <w:t>Были обучены модели машинного обучения градиентног</w:t>
       </w:r>
       <w:r>
-        <w:t>о бустинга деревьев решений</w:t>
-      </w:r>
-      <w:r>
-        <w:t xml:space="preserve"> и случайного леса для прогнозирования результатов за определенный месяц в 2019 году, а затем были сделаны контрфактические прогнозы результатов целевых репозиториев за шесть месяцев 2020 года. Эффект пандемии затем измерялся по разнице между наблюдаемыми и контрфактическими результатами.</w:t>
+        <w:t xml:space="preserve">о </w:t>
+      </w:r>
+      <w:proofErr w:type="spellStart"/>
+      <w:r>
+        <w:t>бустинга</w:t>
+      </w:r>
+      <w:proofErr w:type="spellEnd"/>
+      <w:r>
+        <w:t xml:space="preserve"> деревьев решений</w:t>
+      </w:r>
+      <w:r>
+        <w:t xml:space="preserve"> и случайного леса для прогнозирования результатов за определенный месяц в 2019 году, а затем были сделаны </w:t>
+      </w:r>
+      <w:proofErr w:type="spellStart"/>
+      <w:r>
+        <w:t>контрфактические</w:t>
+      </w:r>
+      <w:proofErr w:type="spellEnd"/>
+      <w:r>
+        <w:t xml:space="preserve"> прогнозы результатов целевых репозиториев за шесть месяцев 2020 года. Эффект пандемии затем измерялся по разнице между наблюдаемыми и </w:t>
+      </w:r>
+      <w:proofErr w:type="spellStart"/>
+      <w:r>
+        <w:t>контрфактическими</w:t>
+      </w:r>
+      <w:proofErr w:type="spellEnd"/>
+      <w:r>
+        <w:t xml:space="preserve"> результатами.</w:t>
       </w:r>
     </w:p>
     <w:p>
@@ -6262,10 +6678,34 @@
         <w:pStyle w:val="a5"/>
       </w:pPr>
       <w:r>
-        <w:t>Из приведенных выше работ, можно заметить, что основным и самым популярным источником данных является GH Archive.</w:t>
-      </w:r>
-      <w:r>
-        <w:t xml:space="preserve"> В качестве данных авторы используют события репозитория, такие как push, commit и т.д.</w:t>
+        <w:t xml:space="preserve">Из приведенных выше работ, можно заметить, что основным и самым популярным источником данных является GH </w:t>
+      </w:r>
+      <w:proofErr w:type="spellStart"/>
+      <w:r>
+        <w:t>Archive</w:t>
+      </w:r>
+      <w:proofErr w:type="spellEnd"/>
+      <w:r>
+        <w:t>.</w:t>
+      </w:r>
+      <w:r>
+        <w:t xml:space="preserve"> В качестве данных авторы используют события репозитория, такие как </w:t>
+      </w:r>
+      <w:proofErr w:type="spellStart"/>
+      <w:r>
+        <w:t>push</w:t>
+      </w:r>
+      <w:proofErr w:type="spellEnd"/>
+      <w:r>
+        <w:t xml:space="preserve">, </w:t>
+      </w:r>
+      <w:proofErr w:type="spellStart"/>
+      <w:r>
+        <w:t>commit</w:t>
+      </w:r>
+      <w:proofErr w:type="spellEnd"/>
+      <w:r>
+        <w:t xml:space="preserve"> и т.д.</w:t>
       </w:r>
       <w:r>
         <w:t>, а также другие данные, например</w:t>
@@ -6329,8 +6769,13 @@
         <w:pStyle w:val="a5"/>
       </w:pPr>
       <w:r>
-        <w:t>GitHub – это облачная платформа для хранения репозиториев, основанная на системе контроля версий Git</w:t>
-      </w:r>
+        <w:t xml:space="preserve">GitHub – это облачная платформа для хранения репозиториев, основанная на системе контроля версий </w:t>
+      </w:r>
+      <w:proofErr w:type="spellStart"/>
+      <w:r>
+        <w:t>Git</w:t>
+      </w:r>
+      <w:proofErr w:type="spellEnd"/>
       <w:r>
         <w:t> [</w:t>
       </w:r>
@@ -6350,7 +6795,15 @@
         <w:fldChar w:fldCharType="end"/>
       </w:r>
       <w:r>
-        <w:t>]. Обычно репозиторий GitHub может включать в себя исходный код программы, документацию, графические ресурсы и другие элементы проекта. Репозиторий также отслеживает все изменения, которые вносятся в файлы, и кто их внес, что облегчает совместную работу и управление версиями. Каждый репозиторий имеет свой уникальный URL, который можно использовать для доступа к нему через веб-интерфейс GitHub или через Git на локальной машине.</w:t>
+        <w:t xml:space="preserve">]. Обычно репозиторий GitHub может включать в себя исходный код программы, документацию, графические ресурсы и другие элементы проекта. Репозиторий также отслеживает все изменения, которые вносятся в файлы, и кто их внес, что облегчает совместную работу и управление версиями. Каждый репозиторий имеет свой уникальный URL, который можно использовать для доступа к нему через веб-интерфейс GitHub или через </w:t>
+      </w:r>
+      <w:proofErr w:type="spellStart"/>
+      <w:r>
+        <w:t>Git</w:t>
+      </w:r>
+      <w:proofErr w:type="spellEnd"/>
+      <w:r>
+        <w:t xml:space="preserve"> на локальной машине.</w:t>
       </w:r>
     </w:p>
     <w:p>
@@ -6358,7 +6811,15 @@
         <w:pStyle w:val="a5"/>
       </w:pPr>
       <w:r>
-        <w:t>На рисунке 1 изображена диаграмма деятельности стандартного цикла разработки с помощью Git и Git</w:t>
+        <w:t xml:space="preserve">На рисунке 1 изображена диаграмма деятельности стандартного цикла разработки с помощью </w:t>
+      </w:r>
+      <w:proofErr w:type="spellStart"/>
+      <w:r>
+        <w:t>Git</w:t>
+      </w:r>
+      <w:proofErr w:type="spellEnd"/>
+      <w:r>
+        <w:t xml:space="preserve"> и Git</w:t>
       </w:r>
       <w:r>
         <w:t>H</w:t>
@@ -6544,7 +7005,15 @@
         <w:t>основных</w:t>
       </w:r>
       <w:r>
-        <w:t xml:space="preserve"> команд Git.</w:t>
+        <w:t xml:space="preserve"> команд </w:t>
+      </w:r>
+      <w:proofErr w:type="spellStart"/>
+      <w:r>
+        <w:t>Git</w:t>
+      </w:r>
+      <w:proofErr w:type="spellEnd"/>
+      <w:r>
+        <w:t>.</w:t>
       </w:r>
     </w:p>
     <w:p>
@@ -6581,12 +7050,14 @@
       <w:r>
         <w:t xml:space="preserve"> в </w:t>
       </w:r>
+      <w:proofErr w:type="spellStart"/>
       <w:r>
         <w:t>G</w:t>
       </w:r>
       <w:r>
         <w:t>it</w:t>
       </w:r>
+      <w:proofErr w:type="spellEnd"/>
     </w:p>
     <w:tbl>
       <w:tblPr>
@@ -6711,12 +7182,14 @@
                 <w:rFonts w:ascii="Courier New" w:hAnsi="Courier New" w:cs="Courier New"/>
               </w:rPr>
             </w:pPr>
+            <w:proofErr w:type="spellStart"/>
             <w:r>
               <w:rPr>
                 <w:rStyle w:val="HTMLCode"/>
               </w:rPr>
               <w:t>init</w:t>
             </w:r>
+            <w:proofErr w:type="spellEnd"/>
           </w:p>
         </w:tc>
         <w:tc>
@@ -6729,7 +7202,15 @@
               <w:pStyle w:val="af2"/>
             </w:pPr>
             <w:r>
-              <w:t>Инициализация нового Git репозитория</w:t>
+              <w:t xml:space="preserve">Инициализация нового </w:t>
+            </w:r>
+            <w:proofErr w:type="spellStart"/>
+            <w:r>
+              <w:t>Git</w:t>
+            </w:r>
+            <w:proofErr w:type="spellEnd"/>
+            <w:r>
+              <w:t xml:space="preserve"> репозитория</w:t>
             </w:r>
           </w:p>
         </w:tc>
@@ -6765,6 +7246,7 @@
                 <w:rStyle w:val="HTMLCode"/>
               </w:rPr>
             </w:pPr>
+            <w:proofErr w:type="spellStart"/>
             <w:r>
               <w:rPr>
                 <w:rStyle w:val="HTMLCode"/>
@@ -6772,6 +7254,7 @@
               </w:rPr>
               <w:t>add</w:t>
             </w:r>
+            <w:proofErr w:type="spellEnd"/>
           </w:p>
         </w:tc>
         <w:tc>
@@ -6821,12 +7304,14 @@
                 <w:rFonts w:ascii="Courier New" w:hAnsi="Courier New" w:cs="Courier New"/>
               </w:rPr>
             </w:pPr>
+            <w:proofErr w:type="spellStart"/>
             <w:r>
               <w:rPr>
                 <w:rStyle w:val="HTMLCode"/>
               </w:rPr>
               <w:t>commit</w:t>
             </w:r>
+            <w:proofErr w:type="spellEnd"/>
           </w:p>
         </w:tc>
         <w:tc>
@@ -6871,12 +7356,14 @@
                 <w:rFonts w:ascii="Courier New" w:hAnsi="Courier New" w:cs="Courier New"/>
               </w:rPr>
             </w:pPr>
+            <w:proofErr w:type="spellStart"/>
             <w:r>
               <w:rPr>
                 <w:rStyle w:val="HTMLCode"/>
               </w:rPr>
               <w:t>push</w:t>
             </w:r>
+            <w:proofErr w:type="spellEnd"/>
           </w:p>
         </w:tc>
         <w:tc>
@@ -6921,12 +7408,14 @@
                 <w:rFonts w:ascii="Courier New" w:hAnsi="Courier New" w:cs="Courier New"/>
               </w:rPr>
             </w:pPr>
+            <w:proofErr w:type="spellStart"/>
             <w:r>
               <w:rPr>
                 <w:rStyle w:val="HTMLCode"/>
               </w:rPr>
               <w:t>merge</w:t>
             </w:r>
+            <w:proofErr w:type="spellEnd"/>
           </w:p>
         </w:tc>
         <w:tc>
@@ -6969,6 +7458,7 @@
                 <w:rStyle w:val="HTMLCode"/>
               </w:rPr>
             </w:pPr>
+            <w:proofErr w:type="spellStart"/>
             <w:r>
               <w:rPr>
                 <w:rStyle w:val="HTMLCode"/>
@@ -6976,6 +7466,7 @@
               </w:rPr>
               <w:t>branch</w:t>
             </w:r>
+            <w:proofErr w:type="spellEnd"/>
           </w:p>
         </w:tc>
         <w:tc>
@@ -7023,6 +7514,7 @@
                 <w:rStyle w:val="HTMLCode"/>
               </w:rPr>
             </w:pPr>
+            <w:proofErr w:type="spellStart"/>
             <w:r>
               <w:rPr>
                 <w:rStyle w:val="HTMLCode"/>
@@ -7030,6 +7522,7 @@
               </w:rPr>
               <w:t>checkout</w:t>
             </w:r>
+            <w:proofErr w:type="spellEnd"/>
           </w:p>
         </w:tc>
         <w:tc>
@@ -7080,6 +7573,7 @@
                 <w:rStyle w:val="HTMLCode"/>
               </w:rPr>
             </w:pPr>
+            <w:proofErr w:type="spellStart"/>
             <w:r>
               <w:rPr>
                 <w:rStyle w:val="HTMLCode"/>
@@ -7087,6 +7581,7 @@
               </w:rPr>
               <w:t>clone</w:t>
             </w:r>
+            <w:proofErr w:type="spellEnd"/>
           </w:p>
         </w:tc>
         <w:tc>
@@ -7139,7 +7634,15 @@
         <w:pStyle w:val="a5"/>
       </w:pPr>
       <w:r>
-        <w:t xml:space="preserve">GH Archive – это </w:t>
+        <w:t xml:space="preserve">GH </w:t>
+      </w:r>
+      <w:proofErr w:type="spellStart"/>
+      <w:r>
+        <w:t>Archive</w:t>
+      </w:r>
+      <w:proofErr w:type="spellEnd"/>
+      <w:r>
+        <w:t xml:space="preserve"> – это </w:t>
       </w:r>
       <w:r>
         <w:t xml:space="preserve">архив, который занимается сбором и </w:t>
@@ -7163,8 +7666,29 @@
         <w:t>П</w:t>
       </w:r>
       <w:r>
-        <w:t>олучение данных на этом портале не предполагает возможности составления детализированного запроса и позволяет загрузить только данные всех событий, которые произошли за час, что усложняет отбор на более широкий промежуток времени. Также данные GH Archive доступны в более удобном варианте, публичном датасете Google BigQuery</w:t>
-      </w:r>
+        <w:t xml:space="preserve">олучение данных на этом портале не предполагает возможности составления детализированного запроса и позволяет загрузить только данные всех событий, которые произошли за час, что усложняет отбор на более широкий промежуток времени. Также данные GH </w:t>
+      </w:r>
+      <w:proofErr w:type="spellStart"/>
+      <w:r>
+        <w:t>Archive</w:t>
+      </w:r>
+      <w:proofErr w:type="spellEnd"/>
+      <w:r>
+        <w:t xml:space="preserve"> доступны в более удобном варианте, публичном </w:t>
+      </w:r>
+      <w:proofErr w:type="spellStart"/>
+      <w:r>
+        <w:t>датасете</w:t>
+      </w:r>
+      <w:proofErr w:type="spellEnd"/>
+      <w:r>
+        <w:t xml:space="preserve"> Google </w:t>
+      </w:r>
+      <w:proofErr w:type="spellStart"/>
+      <w:r>
+        <w:t>BigQuery</w:t>
+      </w:r>
+      <w:proofErr w:type="spellEnd"/>
       <w:r>
         <w:t> [</w:t>
       </w:r>
@@ -7200,7 +7724,15 @@
         <w:t>, о</w:t>
       </w:r>
       <w:r>
-        <w:t xml:space="preserve">днако BigQuery имеет довольно строгие ограничения для запросов, которые не позволяют сканировать и запрашивать большой объем данных бесплатно. </w:t>
+        <w:t xml:space="preserve">днако </w:t>
+      </w:r>
+      <w:proofErr w:type="spellStart"/>
+      <w:r>
+        <w:t>BigQuery</w:t>
+      </w:r>
+      <w:proofErr w:type="spellEnd"/>
+      <w:r>
+        <w:t xml:space="preserve"> имеет довольно строгие ограничения для запросов, которые не позволяют сканировать и запрашивать большой объем данных бесплатно. </w:t>
       </w:r>
     </w:p>
     <w:p>
@@ -7208,8 +7740,21 @@
         <w:pStyle w:val="a5"/>
       </w:pPr>
       <w:r>
-        <w:t>Одним из лучших вариантов запроса большого объема данных с небольшим числом ограничений является сервис ClickHouse Playground</w:t>
-      </w:r>
+        <w:t xml:space="preserve">Одним из лучших вариантов запроса большого объема данных с небольшим числом ограничений является сервис </w:t>
+      </w:r>
+      <w:proofErr w:type="spellStart"/>
+      <w:r>
+        <w:t>ClickHouse</w:t>
+      </w:r>
+      <w:proofErr w:type="spellEnd"/>
+      <w:r>
+        <w:t xml:space="preserve"> </w:t>
+      </w:r>
+      <w:proofErr w:type="spellStart"/>
+      <w:r>
+        <w:t>Playground</w:t>
+      </w:r>
+      <w:proofErr w:type="spellEnd"/>
       <w:r>
         <w:t> [</w:t>
       </w:r>
@@ -7229,7 +7774,23 @@
         <w:fldChar w:fldCharType="end"/>
       </w:r>
       <w:r>
-        <w:t xml:space="preserve">], с помощью которого можно получить доступ к уже предобработанным данным из GH Archive путем отправки SQL-запросов. </w:t>
+        <w:t xml:space="preserve">], с помощью которого можно получить доступ к уже </w:t>
+      </w:r>
+      <w:proofErr w:type="spellStart"/>
+      <w:r>
+        <w:t>предобработанным</w:t>
+      </w:r>
+      <w:proofErr w:type="spellEnd"/>
+      <w:r>
+        <w:t xml:space="preserve"> данным из GH </w:t>
+      </w:r>
+      <w:proofErr w:type="spellStart"/>
+      <w:r>
+        <w:t>Archive</w:t>
+      </w:r>
+      <w:proofErr w:type="spellEnd"/>
+      <w:r>
+        <w:t xml:space="preserve"> путем отправки SQL-запросов. </w:t>
       </w:r>
     </w:p>
     <w:p>
@@ -7263,6 +7824,7 @@
       <w:r>
         <w:t>произведенных фиксаций репозитория (</w:t>
       </w:r>
+      <w:proofErr w:type="spellStart"/>
       <w:r>
         <w:rPr>
           <w:rStyle w:val="a6"/>
@@ -7275,6 +7837,7 @@
         </w:rPr>
         <w:t>s</w:t>
       </w:r>
+      <w:proofErr w:type="spellEnd"/>
       <w:r>
         <w:t>)</w:t>
       </w:r>
@@ -7298,6 +7861,7 @@
       <w:r>
         <w:t>(</w:t>
       </w:r>
+      <w:proofErr w:type="spellStart"/>
       <w:r>
         <w:rPr>
           <w:rStyle w:val="a6"/>
@@ -7310,6 +7874,7 @@
         </w:rPr>
         <w:t>es</w:t>
       </w:r>
+      <w:proofErr w:type="spellEnd"/>
       <w:r>
         <w:t>)</w:t>
       </w:r>
@@ -7327,6 +7892,7 @@
       <w:r>
         <w:t>отправок изменений репозитория (</w:t>
       </w:r>
+      <w:proofErr w:type="spellStart"/>
       <w:r>
         <w:rPr>
           <w:rStyle w:val="a6"/>
@@ -7339,6 +7905,7 @@
         </w:rPr>
         <w:t>es</w:t>
       </w:r>
+      <w:proofErr w:type="spellEnd"/>
       <w:r>
         <w:t>)</w:t>
       </w:r>
@@ -7351,18 +7918,34 @@
         <w:pStyle w:val="a2"/>
       </w:pPr>
       <w:r>
-        <w:t xml:space="preserve">число отслеживаний репозитория </w:t>
+        <w:t xml:space="preserve">число </w:t>
+      </w:r>
+      <w:proofErr w:type="spellStart"/>
+      <w:r>
+        <w:t>отслеживаний</w:t>
+      </w:r>
+      <w:proofErr w:type="spellEnd"/>
+      <w:r>
+        <w:t xml:space="preserve"> репозитория </w:t>
       </w:r>
       <w:r>
         <w:rPr>
           <w:rStyle w:val="a6"/>
         </w:rPr>
-        <w:t>(watches</w:t>
-      </w:r>
+        <w:t>(</w:t>
+      </w:r>
+      <w:proofErr w:type="spellStart"/>
       <w:r>
         <w:rPr>
           <w:rStyle w:val="a6"/>
         </w:rPr>
+        <w:t>watches</w:t>
+      </w:r>
+      <w:proofErr w:type="spellEnd"/>
+      <w:r>
+        <w:rPr>
+          <w:rStyle w:val="a6"/>
+        </w:rPr>
         <w:t>)</w:t>
       </w:r>
       <w:r>
@@ -7394,6 +7977,7 @@
         </w:rPr>
         <w:t>(</w:t>
       </w:r>
+      <w:proofErr w:type="spellStart"/>
       <w:r>
         <w:rPr>
           <w:rStyle w:val="a6"/>
@@ -7406,6 +7990,7 @@
         </w:rPr>
         <w:t>e</w:t>
       </w:r>
+      <w:proofErr w:type="spellEnd"/>
       <w:r>
         <w:rPr>
           <w:rStyle w:val="a6"/>
@@ -7479,24 +8064,39 @@
       <w:pPr>
         <w:pStyle w:val="a2"/>
       </w:pPr>
-      <w:r>
-        <w:t>name – название репозитория;</w:t>
+      <w:proofErr w:type="spellStart"/>
+      <w:r>
+        <w:t>name</w:t>
+      </w:r>
+      <w:proofErr w:type="spellEnd"/>
+      <w:r>
+        <w:t xml:space="preserve"> – название репозитория;</w:t>
       </w:r>
     </w:p>
     <w:p>
       <w:pPr>
         <w:pStyle w:val="a2"/>
       </w:pPr>
-      <w:r>
-        <w:t>description – описание репозитория;</w:t>
+      <w:proofErr w:type="spellStart"/>
+      <w:r>
+        <w:t>description</w:t>
+      </w:r>
+      <w:proofErr w:type="spellEnd"/>
+      <w:r>
+        <w:t xml:space="preserve"> – описание репозитория;</w:t>
       </w:r>
     </w:p>
     <w:p>
       <w:pPr>
         <w:pStyle w:val="a2"/>
       </w:pPr>
-      <w:r>
-        <w:t>is_fork – является ли репозиторий</w:t>
+      <w:proofErr w:type="spellStart"/>
+      <w:r>
+        <w:t>is_fork</w:t>
+      </w:r>
+      <w:proofErr w:type="spellEnd"/>
+      <w:r>
+        <w:t xml:space="preserve"> – является ли репозиторий</w:t>
       </w:r>
       <w:r>
         <w:t xml:space="preserve"> ветвлением другого репозитория</w:t>
@@ -7509,16 +8109,26 @@
       <w:pPr>
         <w:pStyle w:val="a2"/>
       </w:pPr>
-      <w:r>
-        <w:t>language – язык, использующийся в репозитории;</w:t>
+      <w:proofErr w:type="spellStart"/>
+      <w:r>
+        <w:t>language</w:t>
+      </w:r>
+      <w:proofErr w:type="spellEnd"/>
+      <w:r>
+        <w:t xml:space="preserve"> – язык, использующийся в репозитории;</w:t>
       </w:r>
     </w:p>
     <w:p>
       <w:pPr>
         <w:pStyle w:val="a2"/>
       </w:pPr>
-      <w:r>
-        <w:t>license_name – имя лицензии репозитория.</w:t>
+      <w:proofErr w:type="spellStart"/>
+      <w:r>
+        <w:t>license_name</w:t>
+      </w:r>
+      <w:proofErr w:type="spellEnd"/>
+      <w:r>
+        <w:t xml:space="preserve"> – имя лицензии репозитория.</w:t>
       </w:r>
     </w:p>
     <w:p>
@@ -7579,7 +8189,15 @@
         <w:pStyle w:val="a2"/>
       </w:pPr>
       <w:r>
-        <w:t>количество отправок изменений репозитория (pushes);</w:t>
+        <w:t>количество отправок изменений репозитория (</w:t>
+      </w:r>
+      <w:proofErr w:type="spellStart"/>
+      <w:r>
+        <w:t>pushes</w:t>
+      </w:r>
+      <w:proofErr w:type="spellEnd"/>
+      <w:r>
+        <w:t>);</w:t>
       </w:r>
     </w:p>
     <w:p>
@@ -7587,7 +8205,15 @@
         <w:pStyle w:val="a2"/>
       </w:pPr>
       <w:r>
-        <w:t>количество открытых вопросов к репозиторию (issues);</w:t>
+        <w:t>количество открытых вопросов к репозиторию (</w:t>
+      </w:r>
+      <w:proofErr w:type="spellStart"/>
+      <w:r>
+        <w:t>issues</w:t>
+      </w:r>
+      <w:proofErr w:type="spellEnd"/>
+      <w:r>
+        <w:t>);</w:t>
       </w:r>
     </w:p>
     <w:p>
@@ -7607,7 +8233,15 @@
         <w:t>звезд</w:t>
       </w:r>
       <w:r>
-        <w:t xml:space="preserve"> репозитория (watches)</w:t>
+        <w:t xml:space="preserve"> репозитория (</w:t>
+      </w:r>
+      <w:proofErr w:type="spellStart"/>
+      <w:r>
+        <w:t>watches</w:t>
+      </w:r>
+      <w:proofErr w:type="spellEnd"/>
+      <w:r>
+        <w:t>)</w:t>
       </w:r>
       <w:r>
         <w:t>.</w:t>
@@ -7712,6 +8346,7 @@
                 <w:szCs w:val="24"/>
               </w:rPr>
             </w:pPr>
+            <w:proofErr w:type="spellStart"/>
             <w:r>
               <w:rPr>
                 <w:b/>
@@ -7721,6 +8356,7 @@
               </w:rPr>
               <w:t>Tid</w:t>
             </w:r>
+            <w:proofErr w:type="spellEnd"/>
           </w:p>
         </w:tc>
         <w:tc>
@@ -7740,6 +8376,7 @@
                 <w:szCs w:val="24"/>
               </w:rPr>
             </w:pPr>
+            <w:proofErr w:type="spellStart"/>
             <w:r>
               <w:rPr>
                 <w:b/>
@@ -7749,6 +8386,7 @@
               </w:rPr>
               <w:t>Pushes</w:t>
             </w:r>
+            <w:proofErr w:type="spellEnd"/>
           </w:p>
         </w:tc>
         <w:tc>
@@ -7768,6 +8406,7 @@
                 <w:szCs w:val="24"/>
               </w:rPr>
             </w:pPr>
+            <w:proofErr w:type="spellStart"/>
             <w:r>
               <w:rPr>
                 <w:b/>
@@ -7777,6 +8416,7 @@
               </w:rPr>
               <w:t>Issues</w:t>
             </w:r>
+            <w:proofErr w:type="spellEnd"/>
           </w:p>
         </w:tc>
         <w:tc>
@@ -7796,6 +8436,7 @@
                 <w:szCs w:val="24"/>
               </w:rPr>
             </w:pPr>
+            <w:proofErr w:type="spellStart"/>
             <w:r>
               <w:rPr>
                 <w:b/>
@@ -7805,6 +8446,7 @@
               </w:rPr>
               <w:t>Watches</w:t>
             </w:r>
+            <w:proofErr w:type="spellEnd"/>
           </w:p>
         </w:tc>
       </w:tr>
@@ -8183,8 +8825,13 @@
         <w:t>Применив алгоритм</w:t>
       </w:r>
       <w:r>
-        <w:t xml:space="preserve"> apriori</w:t>
-      </w:r>
+        <w:t xml:space="preserve"> </w:t>
+      </w:r>
+      <w:proofErr w:type="spellStart"/>
+      <w:r>
+        <w:t>apriori</w:t>
+      </w:r>
+      <w:proofErr w:type="spellEnd"/>
       <w:r>
         <w:t xml:space="preserve"> при пороговых значениях поддержки и достоверности 0</w:t>
       </w:r>
@@ -8296,6 +8943,7 @@
                 <w:szCs w:val="24"/>
               </w:rPr>
             </w:pPr>
+            <w:proofErr w:type="spellStart"/>
             <w:r>
               <w:rPr>
                 <w:b/>
@@ -8305,6 +8953,7 @@
               </w:rPr>
               <w:t>Консеквент</w:t>
             </w:r>
+            <w:proofErr w:type="spellEnd"/>
           </w:p>
         </w:tc>
         <w:tc>
@@ -8397,8 +9046,21 @@
             <w:r>
               <w:t>{</w:t>
             </w:r>
-            <w:r>
-              <w:t>Pushes 10, Issues 0</w:t>
+            <w:proofErr w:type="spellStart"/>
+            <w:r>
+              <w:t>Pushes</w:t>
+            </w:r>
+            <w:proofErr w:type="spellEnd"/>
+            <w:r>
+              <w:t xml:space="preserve"> 10, </w:t>
+            </w:r>
+            <w:proofErr w:type="spellStart"/>
+            <w:r>
+              <w:t>Issues</w:t>
+            </w:r>
+            <w:proofErr w:type="spellEnd"/>
+            <w:r>
+              <w:t xml:space="preserve"> 0</w:t>
             </w:r>
             <w:r>
               <w:t>}</w:t>
@@ -8410,8 +9072,13 @@
             <w:tcW w:w="2693" w:type="dxa"/>
           </w:tcPr>
           <w:p>
-            <w:r>
-              <w:t>Watches 100</w:t>
+            <w:proofErr w:type="spellStart"/>
+            <w:r>
+              <w:t>Watches</w:t>
+            </w:r>
+            <w:proofErr w:type="spellEnd"/>
+            <w:r>
+              <w:t xml:space="preserve"> 100</w:t>
             </w:r>
           </w:p>
         </w:tc>
@@ -8481,8 +9148,21 @@
             <w:r>
               <w:t>{</w:t>
             </w:r>
-            <w:r>
-              <w:t>Pushes 5, Issues 10}</w:t>
+            <w:proofErr w:type="spellStart"/>
+            <w:r>
+              <w:t>Pushes</w:t>
+            </w:r>
+            <w:proofErr w:type="spellEnd"/>
+            <w:r>
+              <w:t xml:space="preserve"> 5, </w:t>
+            </w:r>
+            <w:proofErr w:type="spellStart"/>
+            <w:r>
+              <w:t>Issues</w:t>
+            </w:r>
+            <w:proofErr w:type="spellEnd"/>
+            <w:r>
+              <w:t xml:space="preserve"> 10}</w:t>
             </w:r>
           </w:p>
         </w:tc>
@@ -8491,8 +9171,13 @@
             <w:tcW w:w="2693" w:type="dxa"/>
           </w:tcPr>
           <w:p>
-            <w:r>
-              <w:t>Watches 50</w:t>
+            <w:proofErr w:type="spellStart"/>
+            <w:r>
+              <w:t>Watches</w:t>
+            </w:r>
+            <w:proofErr w:type="spellEnd"/>
+            <w:r>
+              <w:t xml:space="preserve"> 50</w:t>
             </w:r>
           </w:p>
         </w:tc>
@@ -8547,7 +9232,31 @@
         <w:pStyle w:val="a5"/>
       </w:pPr>
       <w:r>
-        <w:t xml:space="preserve">Запись «{Pushes 10, Issues 0} → Watches </w:t>
+        <w:t>Запись «{</w:t>
+      </w:r>
+      <w:proofErr w:type="spellStart"/>
+      <w:r>
+        <w:t>Pushes</w:t>
+      </w:r>
+      <w:proofErr w:type="spellEnd"/>
+      <w:r>
+        <w:t xml:space="preserve"> 10, </w:t>
+      </w:r>
+      <w:proofErr w:type="spellStart"/>
+      <w:r>
+        <w:t>Issues</w:t>
+      </w:r>
+      <w:proofErr w:type="spellEnd"/>
+      <w:r>
+        <w:t xml:space="preserve"> 0} → </w:t>
+      </w:r>
+      <w:proofErr w:type="spellStart"/>
+      <w:r>
+        <w:t>Watches</w:t>
+      </w:r>
+      <w:proofErr w:type="spellEnd"/>
+      <w:r>
+        <w:t xml:space="preserve"> </w:t>
       </w:r>
       <w:r>
         <w:t>100</w:t>
@@ -8574,7 +9283,15 @@
         <w:t xml:space="preserve"> и количестве вопросов к репозиторию 0 следует </w:t>
       </w:r>
       <w:r>
-        <w:t xml:space="preserve">количество отслеживаний репозитория 100. </w:t>
+        <w:t xml:space="preserve">количество </w:t>
+      </w:r>
+      <w:proofErr w:type="spellStart"/>
+      <w:r>
+        <w:t>отслеживаний</w:t>
+      </w:r>
+      <w:proofErr w:type="spellEnd"/>
+      <w:r>
+        <w:t xml:space="preserve"> репозитория 100. </w:t>
       </w:r>
       <w:r>
         <w:t>Исходя из набора транзакций, с</w:t>
@@ -8601,8 +9318,13 @@
         <w:t>высок</w:t>
       </w:r>
       <w:r>
-        <w:t>ое число отслеживаний</w:t>
-      </w:r>
+        <w:t xml:space="preserve">ое число </w:t>
+      </w:r>
+      <w:proofErr w:type="spellStart"/>
+      <w:r>
+        <w:t>отслеживаний</w:t>
+      </w:r>
+      <w:proofErr w:type="spellEnd"/>
       <w:r>
         <w:t xml:space="preserve">. </w:t>
       </w:r>
@@ -8729,7 +9451,15 @@
         <w:t>т</w:t>
       </w:r>
       <w:r>
-        <w:t xml:space="preserve"> минимум 500 отслеживаний.</w:t>
+        <w:t xml:space="preserve"> минимум 500 </w:t>
+      </w:r>
+      <w:proofErr w:type="spellStart"/>
+      <w:r>
+        <w:t>отслеживаний</w:t>
+      </w:r>
+      <w:proofErr w:type="spellEnd"/>
+      <w:r>
+        <w:t>.</w:t>
       </w:r>
       <w:r>
         <w:t xml:space="preserve"> </w:t>
@@ -8741,10 +9471,18 @@
         <w:t xml:space="preserve"> параметров</w:t>
       </w:r>
       <w:r>
-        <w:t xml:space="preserve"> запрошенных данных также необходимо удобное хранени</w:t>
-      </w:r>
-      <w:r>
-        <w:t xml:space="preserve">е как и самой выборки, так и ее параметров, </w:t>
+        <w:t xml:space="preserve"> запрошенных данных также необходимо удобное </w:t>
+      </w:r>
+      <w:proofErr w:type="gramStart"/>
+      <w:r>
+        <w:t>хранени</w:t>
+      </w:r>
+      <w:r>
+        <w:t>е</w:t>
+      </w:r>
+      <w:proofErr w:type="gramEnd"/>
+      <w:r>
+        <w:t xml:space="preserve"> как и самой выборки, так и ее параметров, </w:t>
       </w:r>
       <w:r>
         <w:t xml:space="preserve">поэтому </w:t>
@@ -9345,11 +10083,19 @@
       <w:r>
         <w:br/>
       </w:r>
+      <w:proofErr w:type="spellStart"/>
       <w:r>
         <w:rPr>
           <w:szCs w:val="28"/>
         </w:rPr>
-        <w:t>Cтраница получения данных GitHub</w:t>
+        <w:t>Cтраница</w:t>
+      </w:r>
+      <w:proofErr w:type="spellEnd"/>
+      <w:r>
+        <w:rPr>
+          <w:szCs w:val="28"/>
+        </w:rPr>
+        <w:t xml:space="preserve"> получения данных GitHub</w:t>
       </w:r>
       <w:r>
         <w:t xml:space="preserve"> </w:t>
@@ -9749,7 +10495,15 @@
         <w:t>Т</w:t>
       </w:r>
       <w:r>
-        <w:t xml:space="preserve">акже нажав на «+» </w:t>
+        <w:t xml:space="preserve">акже нажав на </w:t>
+      </w:r>
+      <w:proofErr w:type="gramStart"/>
+      <w:r>
+        <w:t>«+»</w:t>
+      </w:r>
+      <w:proofErr w:type="gramEnd"/>
+      <w:r>
+        <w:t xml:space="preserve"> </w:t>
       </w:r>
       <w:r>
         <w:t>аналитик</w:t>
@@ -9775,7 +10529,15 @@
         <w:t xml:space="preserve"> выбирает параметры поиска шаблонов. Параметры включают в себя </w:t>
       </w:r>
       <w:r>
-        <w:t xml:space="preserve">количество элементов в антецеденте, консеквенте, а также порог поддержки, достоверности и подъема. После выбора параметров </w:t>
+        <w:t xml:space="preserve">количество элементов в антецеденте, </w:t>
+      </w:r>
+      <w:proofErr w:type="spellStart"/>
+      <w:r>
+        <w:t>консеквенте</w:t>
+      </w:r>
+      <w:proofErr w:type="spellEnd"/>
+      <w:r>
+        <w:t xml:space="preserve">, а также порог поддержки, достоверности и подъема. После выбора параметров </w:t>
       </w:r>
       <w:r>
         <w:t>аналитик нажимает кнопку «</w:t>
@@ -9795,7 +10557,15 @@
         <w:pStyle w:val="a5"/>
       </w:pPr>
       <w:r>
-        <w:t>Таблица шаблонов содержит колонки с антецедентом, консеквентом, а также метриками</w:t>
+        <w:t xml:space="preserve">Таблица шаблонов содержит колонки с антецедентом, </w:t>
+      </w:r>
+      <w:proofErr w:type="spellStart"/>
+      <w:r>
+        <w:t>консеквентом</w:t>
+      </w:r>
+      <w:proofErr w:type="spellEnd"/>
+      <w:r>
+        <w:t>, а также метриками</w:t>
       </w:r>
       <w:r>
         <w:t xml:space="preserve"> поддержки, достоверности и подъема</w:t>
@@ -9804,7 +10574,15 @@
         <w:t>. Доступен ф</w:t>
       </w:r>
       <w:r>
-        <w:t xml:space="preserve">ильтр данных в колонке «Антецедент» и «Консеквент» по элементам, а также сортировка по убыванию и возрастанию в колонках с метриками. Также </w:t>
+        <w:t>ильтр данных в колонке «Антецедент» и «</w:t>
+      </w:r>
+      <w:proofErr w:type="spellStart"/>
+      <w:r>
+        <w:t>Консеквент</w:t>
+      </w:r>
+      <w:proofErr w:type="spellEnd"/>
+      <w:r>
+        <w:t xml:space="preserve">» по элементам, а также сортировка по убыванию и возрастанию в колонках с метриками. Также </w:t>
       </w:r>
       <w:r>
         <w:t>аналитик</w:t>
@@ -9818,8 +10596,13 @@
       <w:r>
         <w:t xml:space="preserve">шаблонов в формате </w:t>
       </w:r>
-      <w:r>
-        <w:t>xlsx.</w:t>
+      <w:proofErr w:type="spellStart"/>
+      <w:r>
+        <w:t>xlsx</w:t>
+      </w:r>
+      <w:proofErr w:type="spellEnd"/>
+      <w:r>
+        <w:t>.</w:t>
       </w:r>
     </w:p>
     <w:p>
@@ -9882,8 +10665,13 @@
         <w:t>Веб</w:t>
       </w:r>
       <w:r>
-        <w:t>-приложение реализовано с помощью фреймворка Django</w:t>
-      </w:r>
+        <w:t xml:space="preserve">-приложение реализовано с помощью фреймворка </w:t>
+      </w:r>
+      <w:proofErr w:type="spellStart"/>
+      <w:r>
+        <w:t>Django</w:t>
+      </w:r>
+      <w:proofErr w:type="spellEnd"/>
       <w:r>
         <w:t xml:space="preserve"> [</w:t>
       </w:r>
@@ -9935,8 +10723,21 @@
         <w:t xml:space="preserve"> </w:t>
       </w:r>
       <w:r>
-        <w:t>в приложении был выбран Dataframe из библиотеки Pandas</w:t>
-      </w:r>
+        <w:t xml:space="preserve">в приложении был выбран </w:t>
+      </w:r>
+      <w:proofErr w:type="spellStart"/>
+      <w:r>
+        <w:t>Dataframe</w:t>
+      </w:r>
+      <w:proofErr w:type="spellEnd"/>
+      <w:r>
+        <w:t xml:space="preserve"> из библиотеки </w:t>
+      </w:r>
+      <w:proofErr w:type="spellStart"/>
+      <w:r>
+        <w:t>Pandas</w:t>
+      </w:r>
+      <w:proofErr w:type="spellEnd"/>
       <w:r>
         <w:t xml:space="preserve"> [</w:t>
       </w:r>
@@ -9974,7 +10775,15 @@
         <w:t xml:space="preserve">и </w:t>
       </w:r>
       <w:r>
-        <w:t>с библиотекой Numpy [</w:t>
+        <w:t xml:space="preserve">с библиотекой </w:t>
+      </w:r>
+      <w:proofErr w:type="spellStart"/>
+      <w:r>
+        <w:t>Numpy</w:t>
+      </w:r>
+      <w:proofErr w:type="spellEnd"/>
+      <w:r>
+        <w:t xml:space="preserve"> [</w:t>
       </w:r>
       <w:r>
         <w:fldChar w:fldCharType="begin"/>
@@ -10267,7 +11076,31 @@
         <w:t xml:space="preserve">ставляет функции для формирования запросов и </w:t>
       </w:r>
       <w:r>
-        <w:t>отправки запросов в Clickhouse Playground и Github API</w:t>
+        <w:t xml:space="preserve">отправки запросов в </w:t>
+      </w:r>
+      <w:proofErr w:type="spellStart"/>
+      <w:r>
+        <w:t>Clickhouse</w:t>
+      </w:r>
+      <w:proofErr w:type="spellEnd"/>
+      <w:r>
+        <w:t xml:space="preserve"> </w:t>
+      </w:r>
+      <w:proofErr w:type="spellStart"/>
+      <w:r>
+        <w:t>Playground</w:t>
+      </w:r>
+      <w:proofErr w:type="spellEnd"/>
+      <w:r>
+        <w:t xml:space="preserve"> и </w:t>
+      </w:r>
+      <w:proofErr w:type="spellStart"/>
+      <w:r>
+        <w:t>Github</w:t>
+      </w:r>
+      <w:proofErr w:type="spellEnd"/>
+      <w:r>
+        <w:t> API</w:t>
       </w:r>
       <w:r>
         <w:t xml:space="preserve">. </w:t>
@@ -10366,7 +11199,23 @@
         <w:t>в</w:t>
       </w:r>
       <w:r>
-        <w:t xml:space="preserve"> Clickhouse Playground, </w:t>
+        <w:t xml:space="preserve"> </w:t>
+      </w:r>
+      <w:proofErr w:type="spellStart"/>
+      <w:r>
+        <w:t>Clickhouse</w:t>
+      </w:r>
+      <w:proofErr w:type="spellEnd"/>
+      <w:r>
+        <w:t xml:space="preserve"> </w:t>
+      </w:r>
+      <w:proofErr w:type="spellStart"/>
+      <w:r>
+        <w:t>Playground</w:t>
+      </w:r>
+      <w:proofErr w:type="spellEnd"/>
+      <w:r>
+        <w:t xml:space="preserve">, </w:t>
       </w:r>
       <w:r>
         <w:t>з</w:t>
@@ -10408,11 +11257,24 @@
         <w:t>ы</w:t>
       </w:r>
       <w:r>
-        <w:t xml:space="preserve"> в Github API, чтобы получить</w:t>
-      </w:r>
-      <w:r>
-        <w:t xml:space="preserve"> данные, которых нет в Clickhouse</w:t>
-      </w:r>
+        <w:t xml:space="preserve"> в </w:t>
+      </w:r>
+      <w:proofErr w:type="spellStart"/>
+      <w:r>
+        <w:t>Github</w:t>
+      </w:r>
+      <w:proofErr w:type="spellEnd"/>
+      <w:r>
+        <w:t xml:space="preserve"> API, чтобы получить</w:t>
+      </w:r>
+      <w:r>
+        <w:t xml:space="preserve"> данные, которых нет в </w:t>
+      </w:r>
+      <w:proofErr w:type="spellStart"/>
+      <w:r>
+        <w:t>Clickhouse</w:t>
+      </w:r>
+      <w:proofErr w:type="spellEnd"/>
       <w:r>
         <w:t xml:space="preserve">, </w:t>
       </w:r>
@@ -10420,10 +11282,34 @@
         <w:t>результат объединяется с предыдущим запросом.</w:t>
       </w:r>
       <w:r>
-        <w:t xml:space="preserve"> Для реализации запросов в Clickhouse Playground  используется библиотека</w:t>
-      </w:r>
-      <w:r>
-        <w:t xml:space="preserve"> Selenim [</w:t>
+        <w:t xml:space="preserve"> Для реализации запросов в </w:t>
+      </w:r>
+      <w:proofErr w:type="spellStart"/>
+      <w:r>
+        <w:t>Clickhouse</w:t>
+      </w:r>
+      <w:proofErr w:type="spellEnd"/>
+      <w:r>
+        <w:t xml:space="preserve"> </w:t>
+      </w:r>
+      <w:proofErr w:type="spellStart"/>
+      <w:r>
+        <w:t>Playground</w:t>
+      </w:r>
+      <w:proofErr w:type="spellEnd"/>
+      <w:r>
+        <w:t xml:space="preserve">  используется библиотека</w:t>
+      </w:r>
+      <w:r>
+        <w:t xml:space="preserve"> </w:t>
+      </w:r>
+      <w:proofErr w:type="spellStart"/>
+      <w:r>
+        <w:t>Selenim</w:t>
+      </w:r>
+      <w:proofErr w:type="spellEnd"/>
+      <w:r>
+        <w:t xml:space="preserve"> [</w:t>
       </w:r>
       <w:r>
         <w:fldChar w:fldCharType="begin"/>
@@ -10441,7 +11327,23 @@
         <w:fldChar w:fldCharType="end"/>
       </w:r>
       <w:r>
-        <w:t>], а для асинхронных запросов в Github API используются библиотеки Asyncio [</w:t>
+        <w:t xml:space="preserve">], а для асинхронных запросов в </w:t>
+      </w:r>
+      <w:proofErr w:type="spellStart"/>
+      <w:r>
+        <w:t>Github</w:t>
+      </w:r>
+      <w:proofErr w:type="spellEnd"/>
+      <w:r>
+        <w:t xml:space="preserve"> API используются библиотеки </w:t>
+      </w:r>
+      <w:proofErr w:type="spellStart"/>
+      <w:r>
+        <w:t>Asyncio</w:t>
+      </w:r>
+      <w:proofErr w:type="spellEnd"/>
+      <w:r>
+        <w:t xml:space="preserve"> [</w:t>
       </w:r>
       <w:r>
         <w:fldChar w:fldCharType="begin"/>
@@ -10459,7 +11361,15 @@
         <w:fldChar w:fldCharType="end"/>
       </w:r>
       <w:r>
-        <w:t>] и Aiohttp [</w:t>
+        <w:t xml:space="preserve">] и </w:t>
+      </w:r>
+      <w:proofErr w:type="spellStart"/>
+      <w:r>
+        <w:t>Aiohttp</w:t>
+      </w:r>
+      <w:proofErr w:type="spellEnd"/>
+      <w:r>
+        <w:t xml:space="preserve"> [</w:t>
       </w:r>
       <w:r>
         <w:fldChar w:fldCharType="begin"/>
@@ -10608,9 +11518,11 @@
             <w:pPr>
               <w:pStyle w:val="af2"/>
             </w:pPr>
+            <w:proofErr w:type="spellStart"/>
             <w:r>
               <w:t>pushes</w:t>
             </w:r>
+            <w:proofErr w:type="spellEnd"/>
           </w:p>
         </w:tc>
         <w:tc>
@@ -10637,7 +11549,15 @@
               <w:pStyle w:val="af2"/>
             </w:pPr>
             <w:r>
-              <w:t>Количество отправленных изменений (pushes) в репозиторий</w:t>
+              <w:t>Количество отправленных изменений (</w:t>
+            </w:r>
+            <w:proofErr w:type="spellStart"/>
+            <w:r>
+              <w:t>pushes</w:t>
+            </w:r>
+            <w:proofErr w:type="spellEnd"/>
+            <w:r>
+              <w:t>) в репозиторий</w:t>
             </w:r>
           </w:p>
         </w:tc>
@@ -10652,9 +11572,11 @@
             <w:pPr>
               <w:pStyle w:val="af2"/>
             </w:pPr>
+            <w:proofErr w:type="spellStart"/>
             <w:r>
               <w:t>avg_push_size</w:t>
             </w:r>
+            <w:proofErr w:type="spellEnd"/>
           </w:p>
         </w:tc>
         <w:tc>
@@ -10681,7 +11603,15 @@
               <w:pStyle w:val="af2"/>
             </w:pPr>
             <w:r>
-              <w:t>Средний размер отправленных изменений (pushes)</w:t>
+              <w:t>Средний размер отправленных изменений (</w:t>
+            </w:r>
+            <w:proofErr w:type="spellStart"/>
+            <w:r>
+              <w:t>pushes</w:t>
+            </w:r>
+            <w:proofErr w:type="spellEnd"/>
+            <w:r>
+              <w:t>)</w:t>
             </w:r>
           </w:p>
         </w:tc>
@@ -10696,9 +11626,11 @@
             <w:pPr>
               <w:pStyle w:val="af2"/>
             </w:pPr>
+            <w:proofErr w:type="spellStart"/>
             <w:r>
               <w:t>pull_requests</w:t>
             </w:r>
+            <w:proofErr w:type="spellEnd"/>
           </w:p>
         </w:tc>
         <w:tc>
@@ -10725,7 +11657,23 @@
               <w:pStyle w:val="af2"/>
             </w:pPr>
             <w:r>
-              <w:t>Количество запросов на внесение изменений (pull requests)</w:t>
+              <w:t>Количество запросов на внесение изменений (</w:t>
+            </w:r>
+            <w:proofErr w:type="spellStart"/>
+            <w:r>
+              <w:t>pull</w:t>
+            </w:r>
+            <w:proofErr w:type="spellEnd"/>
+            <w:r>
+              <w:t xml:space="preserve"> </w:t>
+            </w:r>
+            <w:proofErr w:type="spellStart"/>
+            <w:r>
+              <w:t>requests</w:t>
+            </w:r>
+            <w:proofErr w:type="spellEnd"/>
+            <w:r>
+              <w:t>)</w:t>
             </w:r>
           </w:p>
         </w:tc>
@@ -10740,9 +11688,11 @@
             <w:pPr>
               <w:pStyle w:val="af2"/>
             </w:pPr>
+            <w:proofErr w:type="spellStart"/>
             <w:r>
               <w:t>merged_pull_requests_ratio</w:t>
             </w:r>
+            <w:proofErr w:type="spellEnd"/>
           </w:p>
         </w:tc>
         <w:tc>
@@ -10769,7 +11719,23 @@
               <w:pStyle w:val="af2"/>
             </w:pPr>
             <w:r>
-              <w:t>Отношение успешно принятых запросов на внесение изменений (pull requests) к общему числу таких запросов</w:t>
+              <w:t>Отношение успешно принятых запросов на внесение изменений (</w:t>
+            </w:r>
+            <w:proofErr w:type="spellStart"/>
+            <w:r>
+              <w:t>pull</w:t>
+            </w:r>
+            <w:proofErr w:type="spellEnd"/>
+            <w:r>
+              <w:t xml:space="preserve"> </w:t>
+            </w:r>
+            <w:proofErr w:type="spellStart"/>
+            <w:r>
+              <w:t>requests</w:t>
+            </w:r>
+            <w:proofErr w:type="spellEnd"/>
+            <w:r>
+              <w:t>) к общему числу таких запросов</w:t>
             </w:r>
           </w:p>
         </w:tc>
@@ -10872,9 +11838,11 @@
             <w:pPr>
               <w:pStyle w:val="af2"/>
             </w:pPr>
+            <w:proofErr w:type="spellStart"/>
             <w:r>
               <w:t>issues</w:t>
             </w:r>
+            <w:proofErr w:type="spellEnd"/>
           </w:p>
         </w:tc>
         <w:tc>
@@ -10901,7 +11869,15 @@
               <w:pStyle w:val="af2"/>
             </w:pPr>
             <w:r>
-              <w:t>Количество созданных вопросов или проблем (issues)</w:t>
+              <w:t>Количество созданных вопросов или проблем (</w:t>
+            </w:r>
+            <w:proofErr w:type="spellStart"/>
+            <w:r>
+              <w:t>issues</w:t>
+            </w:r>
+            <w:proofErr w:type="spellEnd"/>
+            <w:r>
+              <w:t>)</w:t>
             </w:r>
           </w:p>
         </w:tc>
@@ -10919,9 +11895,11 @@
             <w:pPr>
               <w:pStyle w:val="af2"/>
             </w:pPr>
+            <w:proofErr w:type="spellStart"/>
             <w:r>
               <w:t>new_members_count</w:t>
             </w:r>
+            <w:proofErr w:type="spellEnd"/>
           </w:p>
         </w:tc>
         <w:tc>
@@ -10963,9 +11941,11 @@
             <w:pPr>
               <w:pStyle w:val="af2"/>
             </w:pPr>
+            <w:proofErr w:type="spellStart"/>
             <w:r>
               <w:t>closed_issues_ratio</w:t>
             </w:r>
+            <w:proofErr w:type="spellEnd"/>
           </w:p>
         </w:tc>
         <w:tc>
@@ -10992,7 +11972,15 @@
               <w:pStyle w:val="af2"/>
             </w:pPr>
             <w:r>
-              <w:t>Отношение успешно закрытых вопросов или проблем (issues) к общему числу таких вопросов</w:t>
+              <w:t>Отношение успешно закрытых вопросов или проблем (</w:t>
+            </w:r>
+            <w:proofErr w:type="spellStart"/>
+            <w:r>
+              <w:t>issues</w:t>
+            </w:r>
+            <w:proofErr w:type="spellEnd"/>
+            <w:r>
+              <w:t>) к общему числу таких вопросов</w:t>
             </w:r>
           </w:p>
         </w:tc>
@@ -11007,9 +11995,11 @@
             <w:pPr>
               <w:pStyle w:val="af2"/>
             </w:pPr>
+            <w:proofErr w:type="spellStart"/>
             <w:r>
               <w:t>watches</w:t>
             </w:r>
+            <w:proofErr w:type="spellEnd"/>
           </w:p>
         </w:tc>
         <w:tc>
@@ -11054,9 +12044,11 @@
             <w:pPr>
               <w:pStyle w:val="af2"/>
             </w:pPr>
+            <w:proofErr w:type="spellStart"/>
             <w:r>
               <w:t>forks</w:t>
             </w:r>
+            <w:proofErr w:type="spellEnd"/>
           </w:p>
         </w:tc>
         <w:tc>
@@ -11083,7 +12075,15 @@
               <w:pStyle w:val="af2"/>
             </w:pPr>
             <w:r>
-              <w:t>Количество ветвлений (forks) репозитория</w:t>
+              <w:t>Количество ветвлений (</w:t>
+            </w:r>
+            <w:proofErr w:type="spellStart"/>
+            <w:r>
+              <w:t>forks</w:t>
+            </w:r>
+            <w:proofErr w:type="spellEnd"/>
+            <w:r>
+              <w:t>) репозитория</w:t>
             </w:r>
           </w:p>
         </w:tc>
@@ -11098,9 +12098,11 @@
             <w:pPr>
               <w:pStyle w:val="af2"/>
             </w:pPr>
+            <w:proofErr w:type="spellStart"/>
             <w:r>
               <w:t>language</w:t>
             </w:r>
+            <w:proofErr w:type="spellEnd"/>
           </w:p>
         </w:tc>
         <w:tc>
@@ -11142,9 +12144,11 @@
             <w:pPr>
               <w:pStyle w:val="af2"/>
             </w:pPr>
+            <w:proofErr w:type="spellStart"/>
             <w:r>
               <w:t>license_name</w:t>
             </w:r>
+            <w:proofErr w:type="spellEnd"/>
           </w:p>
         </w:tc>
         <w:tc>
@@ -11186,9 +12190,11 @@
             <w:pPr>
               <w:pStyle w:val="af2"/>
             </w:pPr>
+            <w:proofErr w:type="spellStart"/>
             <w:r>
               <w:t>is_deleted_or_private</w:t>
             </w:r>
+            <w:proofErr w:type="spellEnd"/>
           </w:p>
         </w:tc>
         <w:tc>
@@ -11357,7 +12363,15 @@
         <w:t xml:space="preserve"> матрицу транзакций</w:t>
       </w:r>
       <w:r>
-        <w:t>, минимальное число элементов в антецеденте и консеквенте, а также минимальные значения поддержки, достоверности и подъема.</w:t>
+        <w:t xml:space="preserve">, минимальное число элементов в антецеденте и </w:t>
+      </w:r>
+      <w:proofErr w:type="spellStart"/>
+      <w:r>
+        <w:t>консеквенте</w:t>
+      </w:r>
+      <w:proofErr w:type="spellEnd"/>
+      <w:r>
+        <w:t>, а также минимальные значения поддержки, достоверности и подъема.</w:t>
       </w:r>
       <w:r>
         <w:t xml:space="preserve"> </w:t>
@@ -11391,8 +12405,13 @@
         <w:t xml:space="preserve"> в котором используется </w:t>
       </w:r>
       <w:r>
-        <w:t>алгоритм apriori</w:t>
-      </w:r>
+        <w:t xml:space="preserve">алгоритм </w:t>
+      </w:r>
+      <w:proofErr w:type="spellStart"/>
+      <w:r>
+        <w:t>apriori</w:t>
+      </w:r>
+      <w:proofErr w:type="spellEnd"/>
       <w:r>
         <w:t xml:space="preserve"> с заданным порогом</w:t>
       </w:r>
@@ -11424,7 +12443,15 @@
         <w:t>тивных правил с по</w:t>
       </w:r>
       <w:r>
-        <w:t>рогом подъема, а после фильтрация с порогом достоверности, а также по минимальному числу элементов в антецеденте и консеквенте.</w:t>
+        <w:t xml:space="preserve">рогом подъема, а после фильтрация с порогом достоверности, а также по минимальному числу элементов в антецеденте и </w:t>
+      </w:r>
+      <w:proofErr w:type="spellStart"/>
+      <w:r>
+        <w:t>консеквенте</w:t>
+      </w:r>
+      <w:proofErr w:type="spellEnd"/>
+      <w:r>
+        <w:t>.</w:t>
       </w:r>
       <w:r>
         <w:t xml:space="preserve"> </w:t>
@@ -11436,11 +12463,16 @@
         <w:t>имеющая столбцы</w:t>
       </w:r>
       <w:r>
-        <w:t xml:space="preserve"> консеквент</w:t>
+        <w:t xml:space="preserve"> </w:t>
+      </w:r>
+      <w:proofErr w:type="spellStart"/>
+      <w:r>
+        <w:t>консеквент</w:t>
       </w:r>
       <w:r>
         <w:t>а</w:t>
       </w:r>
+      <w:proofErr w:type="spellEnd"/>
       <w:r>
         <w:t>, антецедент</w:t>
       </w:r>
@@ -11448,7 +12480,15 @@
         <w:t>а, значений метрик поддержки, достоверности и подъема.</w:t>
       </w:r>
       <w:r>
-        <w:t xml:space="preserve"> Для поиска частых наборов и ассоциативных правил была использована библиотека Mlxtend [</w:t>
+        <w:t xml:space="preserve"> Для поиска частых наборов и ассоциативных правил была использована библиотека </w:t>
+      </w:r>
+      <w:proofErr w:type="spellStart"/>
+      <w:r>
+        <w:t>Mlxtend</w:t>
+      </w:r>
+      <w:proofErr w:type="spellEnd"/>
+      <w:r>
+        <w:t xml:space="preserve"> [</w:t>
       </w:r>
       <w:r>
         <w:fldChar w:fldCharType="begin"/>
@@ -11512,11 +12552,32 @@
       <w:pPr>
         <w:pStyle w:val="a5"/>
       </w:pPr>
-      <w:r>
-        <w:t>RepositoryData – представляет собой объект данных репозитория и содержит такие поля, как имя репозитория, идентификатор выборки, а также атрибуты репозитория,</w:t>
-      </w:r>
-      <w:r>
-        <w:t xml:space="preserve"> такие как «pushes», «pull_requests» и т.д.</w:t>
+      <w:proofErr w:type="spellStart"/>
+      <w:r>
+        <w:t>RepositoryData</w:t>
+      </w:r>
+      <w:proofErr w:type="spellEnd"/>
+      <w:r>
+        <w:t xml:space="preserve"> – представляет собой объект данных репозитория и содержит такие поля, как имя репозитория, идентификатор выборки, а также атрибуты репозитория,</w:t>
+      </w:r>
+      <w:r>
+        <w:t xml:space="preserve"> такие как «</w:t>
+      </w:r>
+      <w:proofErr w:type="spellStart"/>
+      <w:r>
+        <w:t>pushes</w:t>
+      </w:r>
+      <w:proofErr w:type="spellEnd"/>
+      <w:r>
+        <w:t>», «</w:t>
+      </w:r>
+      <w:proofErr w:type="spellStart"/>
+      <w:r>
+        <w:t>pull_requests</w:t>
+      </w:r>
+      <w:proofErr w:type="spellEnd"/>
+      <w:r>
+        <w:t>» и т.д.</w:t>
       </w:r>
       <w:r>
         <w:t>, которые</w:t>
@@ -11534,15 +12595,28 @@
         <w:t xml:space="preserve"> быть</w:t>
       </w:r>
       <w:r>
-        <w:t xml:space="preserve"> много объектов RepositoryData.</w:t>
+        <w:t xml:space="preserve"> много объектов </w:t>
+      </w:r>
+      <w:proofErr w:type="spellStart"/>
+      <w:r>
+        <w:t>RepositoryData</w:t>
+      </w:r>
+      <w:proofErr w:type="spellEnd"/>
+      <w:r>
+        <w:t>.</w:t>
       </w:r>
     </w:p>
     <w:p>
       <w:pPr>
         <w:pStyle w:val="a5"/>
       </w:pPr>
-      <w:r>
-        <w:t>SampleParams – хранит параметры каждой выборки загруженных данных, включая время сохранения</w:t>
+      <w:proofErr w:type="spellStart"/>
+      <w:r>
+        <w:t>SampleParams</w:t>
+      </w:r>
+      <w:proofErr w:type="spellEnd"/>
+      <w:r>
+        <w:t xml:space="preserve"> – хранит параметры каждой выборки загруженных данных, включая время сохранения</w:t>
       </w:r>
       <w:r>
         <w:t xml:space="preserve"> выборки</w:t>
@@ -11554,10 +12628,18 @@
         <w:t xml:space="preserve"> репозитория</w:t>
       </w:r>
       <w:r>
-        <w:t>, а также булево зна</w:t>
-      </w:r>
-      <w:r>
-        <w:t xml:space="preserve">чение </w:t>
+        <w:t xml:space="preserve">, а также </w:t>
+      </w:r>
+      <w:proofErr w:type="gramStart"/>
+      <w:r>
+        <w:t>булево зна</w:t>
+      </w:r>
+      <w:r>
+        <w:t>чение</w:t>
+      </w:r>
+      <w:proofErr w:type="gramEnd"/>
+      <w:r>
+        <w:t xml:space="preserve"> </w:t>
       </w:r>
       <w:r>
         <w:t>указывающее на то,</w:t>
@@ -11569,7 +12651,15 @@
         <w:t xml:space="preserve">. </w:t>
       </w:r>
       <w:r>
-        <w:t>Кроме того, для каждого числового атрибута репозитория из класса RepositoryData хранится информация о его делении (децили или квартили)</w:t>
+        <w:t xml:space="preserve">Кроме того, для каждого числового атрибута репозитория из класса </w:t>
+      </w:r>
+      <w:proofErr w:type="spellStart"/>
+      <w:r>
+        <w:t>RepositoryData</w:t>
+      </w:r>
+      <w:proofErr w:type="spellEnd"/>
+      <w:r>
+        <w:t xml:space="preserve"> хранится информация о его делении (децили или квартили)</w:t>
       </w:r>
       <w:r>
         <w:t>,</w:t>
@@ -11585,8 +12675,13 @@
       <w:pPr>
         <w:pStyle w:val="a5"/>
       </w:pPr>
-      <w:r>
-        <w:t>AttributeInfo – представляет собой объект, который хранит информацию о статусе и делении атрибутов</w:t>
+      <w:proofErr w:type="spellStart"/>
+      <w:r>
+        <w:t>AttributeInfo</w:t>
+      </w:r>
+      <w:proofErr w:type="spellEnd"/>
+      <w:r>
+        <w:t xml:space="preserve"> – представляет собой объект, который хранит информацию о статусе и делении атрибутов</w:t>
       </w:r>
       <w:r>
         <w:t xml:space="preserve"> выборки репозиториев</w:t>
@@ -11603,14 +12698,24 @@
       <w:r>
         <w:t>«</w:t>
       </w:r>
+      <w:proofErr w:type="spellStart"/>
       <w:r>
         <w:t>status</w:t>
       </w:r>
+      <w:proofErr w:type="spellEnd"/>
       <w:r>
         <w:t>»</w:t>
       </w:r>
       <w:r>
-        <w:t>, которое принимает значение «On» или «Off» и указывает на то, включен ли атрибут в транзакцию,</w:t>
+        <w:t>, которое принимает значение «On» или «</w:t>
+      </w:r>
+      <w:proofErr w:type="spellStart"/>
+      <w:r>
+        <w:t>Off</w:t>
+      </w:r>
+      <w:proofErr w:type="spellEnd"/>
+      <w:r>
+        <w:t>» и указывает на то, включен ли атрибут в транзакцию,</w:t>
       </w:r>
       <w:r>
         <w:t xml:space="preserve"> и</w:t>
@@ -11624,9 +12729,11 @@
       <w:r>
         <w:t>«</w:t>
       </w:r>
+      <w:proofErr w:type="spellStart"/>
       <w:r>
         <w:t>division</w:t>
       </w:r>
+      <w:proofErr w:type="spellEnd"/>
       <w:r>
         <w:t>»</w:t>
       </w:r>
@@ -11638,7 +12745,23 @@
       </w:r>
       <w:r>
         <w:lastRenderedPageBreak/>
-        <w:t>значения «Dec» или «Qua» и указывает на тип деления атрибута (квартили либо децили).</w:t>
+        <w:t>значения «</w:t>
+      </w:r>
+      <w:proofErr w:type="spellStart"/>
+      <w:r>
+        <w:t>Dec</w:t>
+      </w:r>
+      <w:proofErr w:type="spellEnd"/>
+      <w:r>
+        <w:t>» или «</w:t>
+      </w:r>
+      <w:proofErr w:type="spellStart"/>
+      <w:r>
+        <w:t>Qua</w:t>
+      </w:r>
+      <w:proofErr w:type="spellEnd"/>
+      <w:r>
+        <w:t>» и указывает на тип деления атрибута (квартили либо децили).</w:t>
       </w:r>
       <w:r>
         <w:t xml:space="preserve"> </w:t>
@@ -11649,14 +12772,27 @@
         <w:pStyle w:val="a5"/>
       </w:pPr>
       <w:r>
-        <w:t xml:space="preserve">Для каждого класса с помощью Django создается таблица в базе данных, которая представлена на рисунке </w:t>
+        <w:t xml:space="preserve">Для каждого класса с помощью </w:t>
+      </w:r>
+      <w:proofErr w:type="spellStart"/>
+      <w:r>
+        <w:t>Django</w:t>
+      </w:r>
+      <w:proofErr w:type="spellEnd"/>
+      <w:r>
+        <w:t xml:space="preserve"> создается таблица в базе данных, которая представлена на рисунке </w:t>
       </w:r>
       <w:r>
         <w:t>6</w:t>
       </w:r>
       <w:r>
-        <w:t>. В качестве базы данных была использована реляционная база данных PostgeSQL</w:t>
-      </w:r>
+        <w:t xml:space="preserve">. В качестве базы данных была использована реляционная база данных </w:t>
+      </w:r>
+      <w:proofErr w:type="spellStart"/>
+      <w:r>
+        <w:t>PostgeSQL</w:t>
+      </w:r>
+      <w:proofErr w:type="spellEnd"/>
       <w:r>
         <w:t xml:space="preserve"> [</w:t>
       </w:r>
@@ -12053,16 +13189,19 @@
         <w:pStyle w:val="a5"/>
         <w:ind w:firstLine="0"/>
       </w:pPr>
-      <w:r>
-        <w:rPr>
-          <w:noProof/>
-        </w:rPr>
-        <w:lastRenderedPageBreak/>
+    </w:p>
+    <w:p>
+      <w:pPr>
+        <w:pStyle w:val="a5"/>
+        <w:ind w:firstLine="0"/>
+        <w:jc w:val="center"/>
+      </w:pPr>
+      <w:r>
         <w:drawing>
-          <wp:inline distT="0" distB="0" distL="0" distR="0" wp14:anchorId="1B608687" wp14:editId="416DEF0A">
-            <wp:extent cx="5759450" cy="4109085"/>
-            <wp:effectExtent l="19050" t="19050" r="12700" b="24765"/>
-            <wp:docPr id="749322967" name="Picture 1"/>
+          <wp:inline distT="0" distB="0" distL="0" distR="0" wp14:anchorId="4B818A82" wp14:editId="4F9BB274">
+            <wp:extent cx="5230586" cy="3925053"/>
+            <wp:effectExtent l="19050" t="19050" r="27305" b="18415"/>
+            <wp:docPr id="1155875994" name="Picture 1"/>
             <wp:cNvGraphicFramePr>
               <a:graphicFrameLocks xmlns:a="http://schemas.openxmlformats.org/drawingml/2006/main" noChangeAspect="1"/>
             </wp:cNvGraphicFramePr>
@@ -12070,19 +13209,18 @@
               <a:graphicData uri="http://schemas.openxmlformats.org/drawingml/2006/picture">
                 <pic:pic xmlns:pic="http://schemas.openxmlformats.org/drawingml/2006/picture">
                   <pic:nvPicPr>
-                    <pic:cNvPr id="749322967" name=""/>
+                    <pic:cNvPr id="1155875994" name=""/>
                     <pic:cNvPicPr/>
                   </pic:nvPicPr>
-                  <pic:blipFill>
+                  <pic:blipFill rotWithShape="1">
                     <a:blip r:embed="rId16"/>
-                    <a:stretch>
-                      <a:fillRect/>
-                    </a:stretch>
+                    <a:srcRect l="15309" r="17590"/>
+                    <a:stretch/>
                   </pic:blipFill>
-                  <pic:spPr>
+                  <pic:spPr bwMode="auto">
                     <a:xfrm>
                       <a:off x="0" y="0"/>
-                      <a:ext cx="5759450" cy="4109085"/>
+                      <a:ext cx="5252527" cy="3941517"/>
                     </a:xfrm>
                     <a:prstGeom prst="rect">
                       <a:avLst/>
@@ -12092,6 +13230,11 @@
                         <a:schemeClr val="tx1"/>
                       </a:solidFill>
                     </a:ln>
+                    <a:extLst>
+                      <a:ext uri="{53640926-AAD7-44D8-BBD7-CCE9431645EC}">
+                        <a14:shadowObscured xmlns:a14="http://schemas.microsoft.com/office/drawing/2010/main"/>
+                      </a:ext>
+                    </a:extLst>
                   </pic:spPr>
                 </pic:pic>
               </a:graphicData>
@@ -13382,8 +14525,13 @@
               <w:t xml:space="preserve"> и в колонке «Использовать выборку»</w:t>
             </w:r>
             <w:r>
-              <w:t xml:space="preserve"> нажать на свичи</w:t>
-            </w:r>
+              <w:t xml:space="preserve"> нажать на </w:t>
+            </w:r>
+            <w:proofErr w:type="spellStart"/>
+            <w:r>
+              <w:t>свичи</w:t>
+            </w:r>
+            <w:proofErr w:type="spellEnd"/>
             <w:r>
               <w:t>;</w:t>
             </w:r>
@@ -13602,7 +14750,15 @@
               <w:t>з теста №1 и теста №2,</w:t>
             </w:r>
             <w:r>
-              <w:t xml:space="preserve"> в колонке «Использовать выборку» нажать на свичи;</w:t>
+              <w:t xml:space="preserve"> в колонке «Использовать выборку» нажать на </w:t>
+            </w:r>
+            <w:proofErr w:type="spellStart"/>
+            <w:r>
+              <w:t>свичи</w:t>
+            </w:r>
+            <w:proofErr w:type="spellEnd"/>
+            <w:r>
+              <w:t>;</w:t>
             </w:r>
           </w:p>
           <w:p>
@@ -13851,6 +15007,7 @@
               </w:rPr>
               <w:t xml:space="preserve"> </w:t>
             </w:r>
+            <w:proofErr w:type="gramStart"/>
             <w:r>
               <w:rPr>
                 <w:szCs w:val="24"/>
@@ -13867,8 +15024,17 @@
               <w:rPr>
                 <w:szCs w:val="24"/>
               </w:rPr>
-              <w:t xml:space="preserve"> excel</w:t>
-            </w:r>
+              <w:t xml:space="preserve"> </w:t>
+            </w:r>
+            <w:proofErr w:type="spellStart"/>
+            <w:r>
+              <w:rPr>
+                <w:szCs w:val="24"/>
+              </w:rPr>
+              <w:t>excel</w:t>
+            </w:r>
+            <w:proofErr w:type="spellEnd"/>
+            <w:proofErr w:type="gramEnd"/>
             <w:r>
               <w:rPr>
                 <w:szCs w:val="24"/>
@@ -13984,12 +15150,14 @@
       <w:r>
         <w:t xml:space="preserve"> </w:t>
       </w:r>
+      <w:proofErr w:type="spellStart"/>
       <w:r>
         <w:t>Д</w:t>
       </w:r>
       <w:r>
         <w:t>атасет</w:t>
       </w:r>
+      <w:proofErr w:type="spellEnd"/>
       <w:r>
         <w:t xml:space="preserve"> </w:t>
       </w:r>
@@ -14472,11 +15640,16 @@
         <w:t xml:space="preserve">выполнен с целью сравнения быстродействия поиска шаблонов при изменяемом объеме транзакций. </w:t>
       </w:r>
       <w:r>
-        <w:t>Используется д</w:t>
+        <w:t xml:space="preserve">Используется </w:t>
+      </w:r>
+      <w:proofErr w:type="spellStart"/>
+      <w:r>
+        <w:t>д</w:t>
       </w:r>
       <w:r>
         <w:t>атасет</w:t>
       </w:r>
+      <w:proofErr w:type="spellEnd"/>
       <w:r>
         <w:t xml:space="preserve">, </w:t>
       </w:r>
@@ -14511,7 +15684,15 @@
         <w:t xml:space="preserve"> </w:t>
       </w:r>
       <w:r>
-        <w:t xml:space="preserve">На каждом этапе датасет </w:t>
+        <w:t xml:space="preserve">На каждом этапе </w:t>
+      </w:r>
+      <w:proofErr w:type="spellStart"/>
+      <w:r>
+        <w:t>датасет</w:t>
+      </w:r>
+      <w:proofErr w:type="spellEnd"/>
+      <w:r>
+        <w:t xml:space="preserve"> </w:t>
       </w:r>
       <w:r>
         <w:t>увеличивается</w:t>
@@ -14999,7 +16180,15 @@
         <w:t xml:space="preserve"> система и использованный</w:t>
       </w:r>
       <w:r>
-        <w:t xml:space="preserve"> алгоритм Apriori является </w:t>
+        <w:t xml:space="preserve"> алгоритм </w:t>
+      </w:r>
+      <w:proofErr w:type="spellStart"/>
+      <w:r>
+        <w:t>Apriori</w:t>
+      </w:r>
+      <w:proofErr w:type="spellEnd"/>
+      <w:r>
+        <w:t xml:space="preserve"> является </w:t>
       </w:r>
       <w:r>
         <w:t>эффективным и быстрым</w:t>
@@ -15332,14 +16521,104 @@
       </w:pPr>
       <w:bookmarkStart w:id="46" w:name="_Ref136116278"/>
       <w:bookmarkStart w:id="47" w:name="_Ref158667378"/>
-      <w:r>
-        <w:t>Agrawal R., Imielinski T., Swami A. Mining Association Rules between Sets of Items in Large Databases</w:t>
-      </w:r>
+      <w:proofErr w:type="spellStart"/>
+      <w:r>
+        <w:t>Agrawal</w:t>
+      </w:r>
+      <w:proofErr w:type="spellEnd"/>
+      <w:r>
+        <w:t xml:space="preserve"> R., </w:t>
+      </w:r>
+      <w:proofErr w:type="spellStart"/>
+      <w:r>
+        <w:t>Imielinski</w:t>
+      </w:r>
+      <w:proofErr w:type="spellEnd"/>
+      <w:r>
+        <w:t xml:space="preserve"> T., </w:t>
+      </w:r>
+      <w:proofErr w:type="spellStart"/>
+      <w:r>
+        <w:t>Swami</w:t>
+      </w:r>
+      <w:proofErr w:type="spellEnd"/>
+      <w:r>
+        <w:t xml:space="preserve"> A. Mining Association </w:t>
+      </w:r>
+      <w:proofErr w:type="spellStart"/>
+      <w:r>
+        <w:t>Rules</w:t>
+      </w:r>
+      <w:proofErr w:type="spellEnd"/>
+      <w:r>
+        <w:t xml:space="preserve"> </w:t>
+      </w:r>
+      <w:proofErr w:type="spellStart"/>
+      <w:r>
+        <w:t>between</w:t>
+      </w:r>
+      <w:proofErr w:type="spellEnd"/>
+      <w:r>
+        <w:t xml:space="preserve"> </w:t>
+      </w:r>
+      <w:proofErr w:type="spellStart"/>
+      <w:r>
+        <w:t>Sets</w:t>
+      </w:r>
+      <w:proofErr w:type="spellEnd"/>
+      <w:r>
+        <w:t xml:space="preserve"> </w:t>
+      </w:r>
+      <w:proofErr w:type="spellStart"/>
+      <w:r>
+        <w:t>of</w:t>
+      </w:r>
+      <w:proofErr w:type="spellEnd"/>
+      <w:r>
+        <w:t xml:space="preserve"> </w:t>
+      </w:r>
+      <w:proofErr w:type="spellStart"/>
+      <w:r>
+        <w:t>Items</w:t>
+      </w:r>
+      <w:proofErr w:type="spellEnd"/>
+      <w:r>
+        <w:t xml:space="preserve"> </w:t>
+      </w:r>
+      <w:proofErr w:type="spellStart"/>
+      <w:r>
+        <w:t>in</w:t>
+      </w:r>
+      <w:proofErr w:type="spellEnd"/>
+      <w:r>
+        <w:t xml:space="preserve"> </w:t>
+      </w:r>
+      <w:proofErr w:type="spellStart"/>
+      <w:r>
+        <w:t>Large</w:t>
+      </w:r>
+      <w:proofErr w:type="spellEnd"/>
+      <w:r>
+        <w:t xml:space="preserve"> </w:t>
+      </w:r>
+      <w:proofErr w:type="spellStart"/>
+      <w:r>
+        <w:t>Databases</w:t>
+      </w:r>
+      <w:proofErr w:type="spellEnd"/>
       <w:r>
         <w:t>.</w:t>
       </w:r>
       <w:r>
-        <w:t xml:space="preserve"> // ACM SIGMOD Record, 1993</w:t>
+        <w:t xml:space="preserve"> // ACM SIGMOD </w:t>
+      </w:r>
+      <w:proofErr w:type="spellStart"/>
+      <w:r>
+        <w:t>Record</w:t>
+      </w:r>
+      <w:proofErr w:type="spellEnd"/>
+      <w:r>
+        <w:t>, 1993</w:t>
       </w:r>
       <w:r>
         <w:t>.</w:t>
@@ -15391,7 +16670,15 @@
       </w:r>
       <w:bookmarkEnd w:id="46"/>
       <w:r>
-        <w:t xml:space="preserve"> pp.</w:t>
+        <w:t xml:space="preserve"> </w:t>
+      </w:r>
+      <w:proofErr w:type="spellStart"/>
+      <w:r>
+        <w:t>pp</w:t>
+      </w:r>
+      <w:proofErr w:type="spellEnd"/>
+      <w:r>
+        <w:t>.</w:t>
       </w:r>
       <w:bookmarkStart w:id="48" w:name="_Ref136119173"/>
       <w:bookmarkEnd w:id="47"/>
@@ -15410,9 +16697,35 @@
         <w:jc w:val="left"/>
       </w:pPr>
       <w:bookmarkStart w:id="49" w:name="_Ref162536484"/>
-      <w:r>
-        <w:t>Agrawal R., Srikant R. Fast Discovery of Association Rules</w:t>
-      </w:r>
+      <w:proofErr w:type="spellStart"/>
+      <w:r>
+        <w:t>Agrawal</w:t>
+      </w:r>
+      <w:proofErr w:type="spellEnd"/>
+      <w:r>
+        <w:t xml:space="preserve"> R., </w:t>
+      </w:r>
+      <w:proofErr w:type="spellStart"/>
+      <w:r>
+        <w:t>Srikant</w:t>
+      </w:r>
+      <w:proofErr w:type="spellEnd"/>
+      <w:r>
+        <w:t xml:space="preserve"> R. Fast Discovery </w:t>
+      </w:r>
+      <w:proofErr w:type="spellStart"/>
+      <w:r>
+        <w:t>of</w:t>
+      </w:r>
+      <w:proofErr w:type="spellEnd"/>
+      <w:r>
+        <w:t xml:space="preserve"> Association </w:t>
+      </w:r>
+      <w:proofErr w:type="spellStart"/>
+      <w:r>
+        <w:t>Rules</w:t>
+      </w:r>
+      <w:proofErr w:type="spellEnd"/>
       <w:r>
         <w:t>.</w:t>
       </w:r>
@@ -15420,7 +16733,39 @@
         <w:t xml:space="preserve"> //</w:t>
       </w:r>
       <w:r>
-        <w:t xml:space="preserve"> In Proc. of the 20th International Conference on VLDB, </w:t>
+        <w:t xml:space="preserve"> In </w:t>
+      </w:r>
+      <w:proofErr w:type="spellStart"/>
+      <w:r>
+        <w:t>Proc</w:t>
+      </w:r>
+      <w:proofErr w:type="spellEnd"/>
+      <w:r>
+        <w:t xml:space="preserve">. </w:t>
+      </w:r>
+      <w:proofErr w:type="spellStart"/>
+      <w:r>
+        <w:t>of</w:t>
+      </w:r>
+      <w:proofErr w:type="spellEnd"/>
+      <w:r>
+        <w:t xml:space="preserve"> </w:t>
+      </w:r>
+      <w:proofErr w:type="spellStart"/>
+      <w:r>
+        <w:t>the</w:t>
+      </w:r>
+      <w:proofErr w:type="spellEnd"/>
+      <w:r>
+        <w:t xml:space="preserve"> 20th International Conference </w:t>
+      </w:r>
+      <w:proofErr w:type="spellStart"/>
+      <w:r>
+        <w:t>on</w:t>
+      </w:r>
+      <w:proofErr w:type="spellEnd"/>
+      <w:r>
+        <w:t xml:space="preserve"> VLDB, </w:t>
       </w:r>
       <w:r>
         <w:t>1994.</w:t>
@@ -15441,7 +16786,15 @@
         <w:t>–</w:t>
       </w:r>
       <w:r>
-        <w:t>499 pp.</w:t>
+        <w:t xml:space="preserve">499 </w:t>
+      </w:r>
+      <w:proofErr w:type="spellStart"/>
+      <w:r>
+        <w:t>pp</w:t>
+      </w:r>
+      <w:proofErr w:type="spellEnd"/>
+      <w:r>
+        <w:t>.</w:t>
       </w:r>
       <w:bookmarkEnd w:id="49"/>
     </w:p>
@@ -15459,8 +16812,45 @@
         <w:jc w:val="left"/>
       </w:pPr>
       <w:bookmarkStart w:id="50" w:name="_Ref159206640"/>
-      <w:r>
-        <w:t>Varuna T., Anuraj M. Trend Prediction of GitHub using Time Series Analysis</w:t>
+      <w:proofErr w:type="spellStart"/>
+      <w:r>
+        <w:t>Varuna</w:t>
+      </w:r>
+      <w:proofErr w:type="spellEnd"/>
+      <w:r>
+        <w:t xml:space="preserve"> T., </w:t>
+      </w:r>
+      <w:proofErr w:type="spellStart"/>
+      <w:r>
+        <w:t>Anuraj</w:t>
+      </w:r>
+      <w:proofErr w:type="spellEnd"/>
+      <w:r>
+        <w:t xml:space="preserve"> M. Trend </w:t>
+      </w:r>
+      <w:proofErr w:type="spellStart"/>
+      <w:r>
+        <w:t>Prediction</w:t>
+      </w:r>
+      <w:proofErr w:type="spellEnd"/>
+      <w:r>
+        <w:t xml:space="preserve"> </w:t>
+      </w:r>
+      <w:proofErr w:type="spellStart"/>
+      <w:r>
+        <w:t>of</w:t>
+      </w:r>
+      <w:proofErr w:type="spellEnd"/>
+      <w:r>
+        <w:t xml:space="preserve"> GitHub </w:t>
+      </w:r>
+      <w:proofErr w:type="spellStart"/>
+      <w:r>
+        <w:t>using</w:t>
+      </w:r>
+      <w:proofErr w:type="spellEnd"/>
+      <w:r>
+        <w:t xml:space="preserve"> Time Series Analysis</w:t>
       </w:r>
       <w:r>
         <w:t>.</w:t>
@@ -15491,7 +16881,15 @@
         <w:t>–</w:t>
       </w:r>
       <w:r>
-        <w:t>7 pp.</w:t>
+        <w:t xml:space="preserve">7 </w:t>
+      </w:r>
+      <w:proofErr w:type="spellStart"/>
+      <w:r>
+        <w:t>pp</w:t>
+      </w:r>
+      <w:proofErr w:type="spellEnd"/>
+      <w:r>
+        <w:t>.</w:t>
       </w:r>
     </w:p>
     <w:p>
@@ -15509,9 +16907,19 @@
       </w:pPr>
       <w:bookmarkStart w:id="51" w:name="_Ref158667775"/>
       <w:bookmarkStart w:id="52" w:name="_Hlk165323920"/>
-      <w:r>
-        <w:t>Github Archive</w:t>
-      </w:r>
+      <w:proofErr w:type="spellStart"/>
+      <w:r>
+        <w:t>Github</w:t>
+      </w:r>
+      <w:proofErr w:type="spellEnd"/>
+      <w:r>
+        <w:t xml:space="preserve"> </w:t>
+      </w:r>
+      <w:proofErr w:type="spellStart"/>
+      <w:r>
+        <w:t>Archive</w:t>
+      </w:r>
+      <w:proofErr w:type="spellEnd"/>
       <w:r>
         <w:t>.</w:t>
       </w:r>
@@ -15550,14 +16958,51 @@
       </w:pPr>
       <w:bookmarkStart w:id="53" w:name="_Ref159207976"/>
       <w:bookmarkEnd w:id="52"/>
-      <w:r>
-        <w:t>Schmidhuber J., Hochreiter S. Long Short-Term Memory</w:t>
+      <w:proofErr w:type="spellStart"/>
+      <w:r>
+        <w:t>Schmidhuber</w:t>
+      </w:r>
+      <w:proofErr w:type="spellEnd"/>
+      <w:r>
+        <w:t xml:space="preserve"> J., </w:t>
+      </w:r>
+      <w:proofErr w:type="spellStart"/>
+      <w:r>
+        <w:t>Hochreiter</w:t>
+      </w:r>
+      <w:proofErr w:type="spellEnd"/>
+      <w:r>
+        <w:t xml:space="preserve"> S. Long </w:t>
+      </w:r>
+      <w:proofErr w:type="spellStart"/>
+      <w:r>
+        <w:t>Short-Term</w:t>
+      </w:r>
+      <w:proofErr w:type="spellEnd"/>
+      <w:r>
+        <w:t xml:space="preserve"> Memory</w:t>
       </w:r>
       <w:r>
         <w:t>.</w:t>
       </w:r>
       <w:r>
-        <w:t xml:space="preserve"> // Neural Computation, 1997. </w:t>
+        <w:t xml:space="preserve"> // </w:t>
+      </w:r>
+      <w:proofErr w:type="spellStart"/>
+      <w:r>
+        <w:t>Neural</w:t>
+      </w:r>
+      <w:proofErr w:type="spellEnd"/>
+      <w:r>
+        <w:t xml:space="preserve"> </w:t>
+      </w:r>
+      <w:proofErr w:type="spellStart"/>
+      <w:r>
+        <w:t>Computation</w:t>
+      </w:r>
+      <w:proofErr w:type="spellEnd"/>
+      <w:r>
+        <w:t xml:space="preserve">, 1997. </w:t>
       </w:r>
       <w:r>
         <w:rPr>
@@ -15584,7 +17029,15 @@
         <w:t>–</w:t>
       </w:r>
       <w:r>
-        <w:t>1780 pp.</w:t>
+        <w:t xml:space="preserve">1780 </w:t>
+      </w:r>
+      <w:proofErr w:type="spellStart"/>
+      <w:r>
+        <w:t>pp</w:t>
+      </w:r>
+      <w:proofErr w:type="spellEnd"/>
+      <w:r>
+        <w:t>.</w:t>
       </w:r>
       <w:bookmarkEnd w:id="53"/>
     </w:p>
@@ -15602,9 +17055,107 @@
         <w:jc w:val="left"/>
       </w:pPr>
       <w:bookmarkStart w:id="54" w:name="_Ref159211982"/>
-      <w:r>
-        <w:t>Xuan L., Wei A., Yixin W., Qiaozhu M. Team Resilience under Shock: An Empirical Analysis of GitHub Repositoriesduring Early COVID-19 Pandemic</w:t>
-      </w:r>
+      <w:proofErr w:type="spellStart"/>
+      <w:r>
+        <w:t>Xuan</w:t>
+      </w:r>
+      <w:proofErr w:type="spellEnd"/>
+      <w:r>
+        <w:t xml:space="preserve"> L., </w:t>
+      </w:r>
+      <w:proofErr w:type="spellStart"/>
+      <w:r>
+        <w:t>Wei</w:t>
+      </w:r>
+      <w:proofErr w:type="spellEnd"/>
+      <w:r>
+        <w:t xml:space="preserve"> A., </w:t>
+      </w:r>
+      <w:proofErr w:type="spellStart"/>
+      <w:r>
+        <w:t>Yixin</w:t>
+      </w:r>
+      <w:proofErr w:type="spellEnd"/>
+      <w:r>
+        <w:t xml:space="preserve"> W., </w:t>
+      </w:r>
+      <w:proofErr w:type="spellStart"/>
+      <w:r>
+        <w:t>Qiaozhu</w:t>
+      </w:r>
+      <w:proofErr w:type="spellEnd"/>
+      <w:r>
+        <w:t xml:space="preserve"> M. Team </w:t>
+      </w:r>
+      <w:proofErr w:type="spellStart"/>
+      <w:r>
+        <w:t>Resilience</w:t>
+      </w:r>
+      <w:proofErr w:type="spellEnd"/>
+      <w:r>
+        <w:t xml:space="preserve"> </w:t>
+      </w:r>
+      <w:proofErr w:type="spellStart"/>
+      <w:r>
+        <w:t>under</w:t>
+      </w:r>
+      <w:proofErr w:type="spellEnd"/>
+      <w:r>
+        <w:t xml:space="preserve"> </w:t>
+      </w:r>
+      <w:proofErr w:type="spellStart"/>
+      <w:r>
+        <w:t>Shock</w:t>
+      </w:r>
+      <w:proofErr w:type="spellEnd"/>
+      <w:r>
+        <w:t xml:space="preserve">: </w:t>
+      </w:r>
+      <w:proofErr w:type="spellStart"/>
+      <w:r>
+        <w:t>An</w:t>
+      </w:r>
+      <w:proofErr w:type="spellEnd"/>
+      <w:r>
+        <w:t xml:space="preserve"> </w:t>
+      </w:r>
+      <w:proofErr w:type="spellStart"/>
+      <w:r>
+        <w:t>Empirical</w:t>
+      </w:r>
+      <w:proofErr w:type="spellEnd"/>
+      <w:r>
+        <w:t xml:space="preserve"> Analysis </w:t>
+      </w:r>
+      <w:proofErr w:type="spellStart"/>
+      <w:r>
+        <w:t>of</w:t>
+      </w:r>
+      <w:proofErr w:type="spellEnd"/>
+      <w:r>
+        <w:t xml:space="preserve"> GitHub </w:t>
+      </w:r>
+      <w:proofErr w:type="spellStart"/>
+      <w:r>
+        <w:t>Repositoriesduring</w:t>
+      </w:r>
+      <w:proofErr w:type="spellEnd"/>
+      <w:r>
+        <w:t xml:space="preserve"> </w:t>
+      </w:r>
+      <w:proofErr w:type="spellStart"/>
+      <w:r>
+        <w:t>Early</w:t>
+      </w:r>
+      <w:proofErr w:type="spellEnd"/>
+      <w:r>
+        <w:t xml:space="preserve"> COVID-19 </w:t>
+      </w:r>
+      <w:proofErr w:type="spellStart"/>
+      <w:r>
+        <w:t>Pandemic</w:t>
+      </w:r>
+      <w:proofErr w:type="spellEnd"/>
       <w:r>
         <w:t>.</w:t>
       </w:r>
@@ -15642,7 +17193,15 @@
         <w:t>–</w:t>
       </w:r>
       <w:r>
-        <w:t>589 pp.</w:t>
+        <w:t xml:space="preserve">589 </w:t>
+      </w:r>
+      <w:proofErr w:type="spellStart"/>
+      <w:r>
+        <w:t>pp</w:t>
+      </w:r>
+      <w:proofErr w:type="spellEnd"/>
+      <w:r>
+        <w:t>.</w:t>
       </w:r>
       <w:bookmarkEnd w:id="54"/>
     </w:p>
@@ -15660,9 +17219,11 @@
         <w:jc w:val="left"/>
       </w:pPr>
       <w:bookmarkStart w:id="55" w:name="_Ref159353942"/>
+      <w:proofErr w:type="spellStart"/>
       <w:r>
         <w:t>GHTorrent</w:t>
       </w:r>
+      <w:proofErr w:type="spellEnd"/>
       <w:r>
         <w:t>.</w:t>
       </w:r>
@@ -15700,9 +17261,19 @@
         <w:jc w:val="left"/>
       </w:pPr>
       <w:bookmarkStart w:id="56" w:name="_Ref158667723"/>
-      <w:r>
-        <w:t>Git documentation</w:t>
-      </w:r>
+      <w:proofErr w:type="spellStart"/>
+      <w:r>
+        <w:t>Git</w:t>
+      </w:r>
+      <w:proofErr w:type="spellEnd"/>
+      <w:r>
+        <w:t xml:space="preserve"> </w:t>
+      </w:r>
+      <w:proofErr w:type="spellStart"/>
+      <w:r>
+        <w:t>documentation</w:t>
+      </w:r>
+      <w:proofErr w:type="spellEnd"/>
       <w:r>
         <w:t>.</w:t>
       </w:r>
@@ -15774,8 +17345,13 @@
       </w:pPr>
       <w:bookmarkStart w:id="57" w:name="_Ref159786968"/>
       <w:r>
-        <w:t>Google BigQuery</w:t>
-      </w:r>
+        <w:t xml:space="preserve">Google </w:t>
+      </w:r>
+      <w:proofErr w:type="spellStart"/>
+      <w:r>
+        <w:t>BigQuery</w:t>
+      </w:r>
+      <w:proofErr w:type="spellEnd"/>
       <w:r>
         <w:t>.</w:t>
       </w:r>
@@ -15798,12 +17374,28 @@
         <w:jc w:val="left"/>
       </w:pPr>
       <w:bookmarkStart w:id="58" w:name="_Ref158669710"/>
+      <w:proofErr w:type="spellStart"/>
       <w:r>
         <w:rPr>
           <w:szCs w:val="28"/>
         </w:rPr>
-        <w:t>ClickHouse Playground</w:t>
-      </w:r>
+        <w:t>ClickHouse</w:t>
+      </w:r>
+      <w:proofErr w:type="spellEnd"/>
+      <w:r>
+        <w:rPr>
+          <w:szCs w:val="28"/>
+        </w:rPr>
+        <w:t xml:space="preserve"> </w:t>
+      </w:r>
+      <w:proofErr w:type="spellStart"/>
+      <w:r>
+        <w:rPr>
+          <w:szCs w:val="28"/>
+        </w:rPr>
+        <w:t>Playground</w:t>
+      </w:r>
+      <w:proofErr w:type="spellEnd"/>
       <w:r>
         <w:rPr>
           <w:szCs w:val="28"/>
@@ -15868,9 +17460,19 @@
         <w:jc w:val="left"/>
       </w:pPr>
       <w:bookmarkStart w:id="59" w:name="_Ref158672201"/>
-      <w:r>
-        <w:t>Github API documentation</w:t>
-      </w:r>
+      <w:proofErr w:type="spellStart"/>
+      <w:r>
+        <w:t>Github</w:t>
+      </w:r>
+      <w:proofErr w:type="spellEnd"/>
+      <w:r>
+        <w:t xml:space="preserve"> API </w:t>
+      </w:r>
+      <w:proofErr w:type="spellStart"/>
+      <w:r>
+        <w:t>documentation</w:t>
+      </w:r>
+      <w:proofErr w:type="spellEnd"/>
       <w:r>
         <w:t>.</w:t>
       </w:r>
@@ -15955,11 +17557,19 @@
         <w:jc w:val="left"/>
       </w:pPr>
       <w:bookmarkStart w:id="61" w:name="_Ref165679493"/>
+      <w:proofErr w:type="spellStart"/>
       <w:r>
         <w:rPr>
           <w:szCs w:val="28"/>
         </w:rPr>
-        <w:t xml:space="preserve">Djando. [Электронный ресурс] URL: </w:t>
+        <w:t>Djando</w:t>
+      </w:r>
+      <w:proofErr w:type="spellEnd"/>
+      <w:r>
+        <w:rPr>
+          <w:szCs w:val="28"/>
+        </w:rPr>
+        <w:t xml:space="preserve">. [Электронный ресурс] URL: </w:t>
       </w:r>
       <w:r>
         <w:t>https://www.djangoproject.com/</w:t>
@@ -15990,9 +17600,11 @@
       </w:pPr>
       <w:bookmarkStart w:id="62" w:name="_Ref136119872"/>
       <w:bookmarkEnd w:id="48"/>
+      <w:proofErr w:type="spellStart"/>
       <w:r>
         <w:t>Pandas</w:t>
       </w:r>
+      <w:proofErr w:type="spellEnd"/>
       <w:r>
         <w:t>.</w:t>
       </w:r>
@@ -16060,9 +17672,11 @@
         <w:jc w:val="left"/>
       </w:pPr>
       <w:bookmarkStart w:id="63" w:name="_Ref136119890"/>
+      <w:proofErr w:type="spellStart"/>
       <w:r>
         <w:t>NumPy</w:t>
       </w:r>
+      <w:proofErr w:type="spellEnd"/>
       <w:r>
         <w:t>.</w:t>
       </w:r>
@@ -16130,8 +17744,13 @@
         <w:jc w:val="left"/>
       </w:pPr>
       <w:bookmarkStart w:id="64" w:name="_Ref165678549"/>
-      <w:r>
-        <w:t xml:space="preserve">Selenium. [Электронный ресурс] URL: https://www.selenium.dev/ (дата обращения: </w:t>
+      <w:proofErr w:type="spellStart"/>
+      <w:r>
+        <w:t>Selenium</w:t>
+      </w:r>
+      <w:proofErr w:type="spellEnd"/>
+      <w:r>
+        <w:t xml:space="preserve">. [Электронный ресурс] URL: https://www.selenium.dev/ (дата обращения: </w:t>
       </w:r>
       <w:r>
         <w:rPr>
@@ -16158,8 +17777,13 @@
         <w:jc w:val="left"/>
       </w:pPr>
       <w:bookmarkStart w:id="65" w:name="_Ref165678638"/>
-      <w:r>
-        <w:t xml:space="preserve">Asyncio. [Электронный ресурс] URL: https://docs.python.org/3/library/asyncio.html (дата обращения: </w:t>
+      <w:proofErr w:type="spellStart"/>
+      <w:r>
+        <w:t>Asyncio</w:t>
+      </w:r>
+      <w:proofErr w:type="spellEnd"/>
+      <w:r>
+        <w:t xml:space="preserve">. [Электронный ресурс] URL: https://docs.python.org/3/library/asyncio.html (дата обращения: </w:t>
       </w:r>
       <w:r>
         <w:rPr>
@@ -16186,8 +17810,13 @@
         <w:jc w:val="left"/>
       </w:pPr>
       <w:bookmarkStart w:id="66" w:name="_Ref165678644"/>
-      <w:r>
-        <w:t xml:space="preserve">Aiohttp. [Электронный ресурс] URL: https://docs.aiohttp.org/en/stable/ (дата обращения: </w:t>
+      <w:proofErr w:type="spellStart"/>
+      <w:r>
+        <w:t>Aiohttp</w:t>
+      </w:r>
+      <w:proofErr w:type="spellEnd"/>
+      <w:r>
+        <w:t xml:space="preserve">. [Электронный ресурс] URL: https://docs.aiohttp.org/en/stable/ (дата обращения: </w:t>
       </w:r>
       <w:r>
         <w:rPr>
@@ -16214,8 +17843,13 @@
         <w:jc w:val="left"/>
       </w:pPr>
       <w:bookmarkStart w:id="67" w:name="_Ref165680537"/>
-      <w:r>
-        <w:t xml:space="preserve">Mlxnend. [Электронный ресурс] URL: https://rasbt.github.io/mlxtend/ (дата обращения: </w:t>
+      <w:proofErr w:type="spellStart"/>
+      <w:r>
+        <w:t>Mlxnend</w:t>
+      </w:r>
+      <w:proofErr w:type="spellEnd"/>
+      <w:r>
+        <w:t xml:space="preserve">. [Электронный ресурс] URL: https://rasbt.github.io/mlxtend/ (дата обращения: </w:t>
       </w:r>
       <w:r>
         <w:rPr>
@@ -16242,8 +17876,13 @@
         <w:jc w:val="left"/>
       </w:pPr>
       <w:bookmarkStart w:id="68" w:name="_Ref165680542"/>
-      <w:r>
-        <w:t xml:space="preserve">PostgreSQL. [Электронный ресурс] URL: https://www.postgresql.org/ (дата обращения: </w:t>
+      <w:proofErr w:type="spellStart"/>
+      <w:r>
+        <w:t>PostgreSQL</w:t>
+      </w:r>
+      <w:proofErr w:type="spellEnd"/>
+      <w:r>
+        <w:t xml:space="preserve">. [Электронный ресурс] URL: https://www.postgresql.org/ (дата обращения: </w:t>
       </w:r>
       <w:r>
         <w:rPr>
@@ -16287,9 +17926,11 @@
       <w:r>
         <w:t xml:space="preserve">Листинг 1 – Интерфейс класса </w:t>
       </w:r>
+      <w:proofErr w:type="spellStart"/>
       <w:r>
         <w:t>ServiceConnector</w:t>
       </w:r>
+      <w:proofErr w:type="spellEnd"/>
     </w:p>
     <w:p>
       <w:pPr>
@@ -16298,11 +17939,33 @@
           <w:lang w:val="ru-RU"/>
         </w:rPr>
       </w:pPr>
-      <w:r>
-        <w:rPr>
-          <w:lang w:val="ru-RU"/>
-        </w:rPr>
-        <w:t>class ServiceConnector:</w:t>
+      <w:proofErr w:type="spellStart"/>
+      <w:r>
+        <w:rPr>
+          <w:lang w:val="ru-RU"/>
+        </w:rPr>
+        <w:t>class</w:t>
+      </w:r>
+      <w:proofErr w:type="spellEnd"/>
+      <w:r>
+        <w:rPr>
+          <w:lang w:val="ru-RU"/>
+        </w:rPr>
+        <w:t xml:space="preserve"> </w:t>
+      </w:r>
+      <w:proofErr w:type="spellStart"/>
+      <w:r>
+        <w:rPr>
+          <w:lang w:val="ru-RU"/>
+        </w:rPr>
+        <w:t>ServiceConnector</w:t>
+      </w:r>
+      <w:proofErr w:type="spellEnd"/>
+      <w:r>
+        <w:rPr>
+          <w:lang w:val="ru-RU"/>
+        </w:rPr>
+        <w:t>:</w:t>
       </w:r>
     </w:p>
     <w:p>
@@ -16316,7 +17979,21 @@
         <w:rPr>
           <w:lang w:val="ru-RU"/>
         </w:rPr>
-        <w:t xml:space="preserve">    Класс ServiceConnector предназначен для получения данных из различных сервисов.</w:t>
+        <w:t xml:space="preserve">    Класс </w:t>
+      </w:r>
+      <w:proofErr w:type="spellStart"/>
+      <w:r>
+        <w:rPr>
+          <w:lang w:val="ru-RU"/>
+        </w:rPr>
+        <w:t>ServiceConnector</w:t>
+      </w:r>
+      <w:proofErr w:type="spellEnd"/>
+      <w:r>
+        <w:rPr>
+          <w:lang w:val="ru-RU"/>
+        </w:rPr>
+        <w:t xml:space="preserve"> предназначен для получения данных из различных сервисов.</w:t>
       </w:r>
     </w:p>
     <w:p>
@@ -16352,7 +18029,35 @@
         <w:rPr>
           <w:lang w:val="ru-RU"/>
         </w:rPr>
-        <w:t xml:space="preserve">    - CLICKHOUSE_REQUEST_URL (str): URL-адрес для запросов к ClickHouse.</w:t>
+        <w:t xml:space="preserve">    - CLICKHOUSE_REQUEST_URL (</w:t>
+      </w:r>
+      <w:proofErr w:type="spellStart"/>
+      <w:r>
+        <w:rPr>
+          <w:lang w:val="ru-RU"/>
+        </w:rPr>
+        <w:t>str</w:t>
+      </w:r>
+      <w:proofErr w:type="spellEnd"/>
+      <w:r>
+        <w:rPr>
+          <w:lang w:val="ru-RU"/>
+        </w:rPr>
+        <w:t xml:space="preserve">): URL-адрес для запросов к </w:t>
+      </w:r>
+      <w:proofErr w:type="spellStart"/>
+      <w:r>
+        <w:rPr>
+          <w:lang w:val="ru-RU"/>
+        </w:rPr>
+        <w:t>ClickHouse</w:t>
+      </w:r>
+      <w:proofErr w:type="spellEnd"/>
+      <w:r>
+        <w:rPr>
+          <w:lang w:val="ru-RU"/>
+        </w:rPr>
+        <w:t>.</w:t>
       </w:r>
     </w:p>
     <w:p>
@@ -16366,7 +18071,21 @@
         <w:rPr>
           <w:lang w:val="ru-RU"/>
         </w:rPr>
-        <w:t xml:space="preserve">    - GITHUB_API_REQUEST_URL (str): URL-адрес для запросов к API GitHub.</w:t>
+        <w:t xml:space="preserve">    - GITHUB_API_REQUEST_URL (</w:t>
+      </w:r>
+      <w:proofErr w:type="spellStart"/>
+      <w:r>
+        <w:rPr>
+          <w:lang w:val="ru-RU"/>
+        </w:rPr>
+        <w:t>str</w:t>
+      </w:r>
+      <w:proofErr w:type="spellEnd"/>
+      <w:r>
+        <w:rPr>
+          <w:lang w:val="ru-RU"/>
+        </w:rPr>
+        <w:t>): URL-адрес для запросов к API GitHub.</w:t>
       </w:r>
     </w:p>
     <w:p>
@@ -16380,7 +18099,21 @@
         <w:rPr>
           <w:lang w:val="ru-RU"/>
         </w:rPr>
-        <w:t xml:space="preserve">    - REQUEST_DELAY (int): Задержка между запросами.</w:t>
+        <w:t xml:space="preserve">    - REQUEST_DELAY (</w:t>
+      </w:r>
+      <w:proofErr w:type="spellStart"/>
+      <w:r>
+        <w:rPr>
+          <w:lang w:val="ru-RU"/>
+        </w:rPr>
+        <w:t>int</w:t>
+      </w:r>
+      <w:proofErr w:type="spellEnd"/>
+      <w:r>
+        <w:rPr>
+          <w:lang w:val="ru-RU"/>
+        </w:rPr>
+        <w:t>): Задержка между запросами.</w:t>
       </w:r>
     </w:p>
     <w:p>
@@ -16394,7 +18127,21 @@
         <w:rPr>
           <w:lang w:val="ru-RU"/>
         </w:rPr>
-        <w:t xml:space="preserve">    - DEFAULT_LIMIT (int): Стандартное ограничение на количество возвращаемых данных.</w:t>
+        <w:t xml:space="preserve">    - DEFAULT_LIMIT (</w:t>
+      </w:r>
+      <w:proofErr w:type="spellStart"/>
+      <w:r>
+        <w:rPr>
+          <w:lang w:val="ru-RU"/>
+        </w:rPr>
+        <w:t>int</w:t>
+      </w:r>
+      <w:proofErr w:type="spellEnd"/>
+      <w:r>
+        <w:rPr>
+          <w:lang w:val="ru-RU"/>
+        </w:rPr>
+        <w:t>): Стандартное ограничение на количество возвращаемых данных.</w:t>
       </w:r>
     </w:p>
     <w:p>
@@ -16408,7 +18155,35 @@
         <w:rPr>
           <w:lang w:val="ru-RU"/>
         </w:rPr>
-        <w:t xml:space="preserve">    - DEFAULT_WATCH_EVENT_COUNT (int): Стандартное количество событий "watch".</w:t>
+        <w:t xml:space="preserve">    - DEFAULT_WATCH_EVENT_COUNT (</w:t>
+      </w:r>
+      <w:proofErr w:type="spellStart"/>
+      <w:r>
+        <w:rPr>
+          <w:lang w:val="ru-RU"/>
+        </w:rPr>
+        <w:t>int</w:t>
+      </w:r>
+      <w:proofErr w:type="spellEnd"/>
+      <w:r>
+        <w:rPr>
+          <w:lang w:val="ru-RU"/>
+        </w:rPr>
+        <w:t>): Стандартное количество событий "</w:t>
+      </w:r>
+      <w:proofErr w:type="spellStart"/>
+      <w:r>
+        <w:rPr>
+          <w:lang w:val="ru-RU"/>
+        </w:rPr>
+        <w:t>watch</w:t>
+      </w:r>
+      <w:proofErr w:type="spellEnd"/>
+      <w:r>
+        <w:rPr>
+          <w:lang w:val="ru-RU"/>
+        </w:rPr>
+        <w:t>".</w:t>
       </w:r>
     </w:p>
     <w:p>
@@ -16422,7 +18197,21 @@
         <w:rPr>
           <w:lang w:val="ru-RU"/>
         </w:rPr>
-        <w:t xml:space="preserve">    - DEFAULT_MIN_MEMBERS_COUNT (int): Стандартное минимальное количество участников.</w:t>
+        <w:t xml:space="preserve">    - DEFAULT_MIN_MEMBERS_COUNT (</w:t>
+      </w:r>
+      <w:proofErr w:type="spellStart"/>
+      <w:r>
+        <w:rPr>
+          <w:lang w:val="ru-RU"/>
+        </w:rPr>
+        <w:t>int</w:t>
+      </w:r>
+      <w:proofErr w:type="spellEnd"/>
+      <w:r>
+        <w:rPr>
+          <w:lang w:val="ru-RU"/>
+        </w:rPr>
+        <w:t>): Стандартное минимальное количество участников.</w:t>
       </w:r>
     </w:p>
     <w:p>
@@ -16436,7 +18225,21 @@
         <w:rPr>
           <w:lang w:val="ru-RU"/>
         </w:rPr>
-        <w:t xml:space="preserve">    - TYPES_DICT (dict): Словарь для преобразования типов данных.</w:t>
+        <w:t xml:space="preserve">    - TYPES_DICT (</w:t>
+      </w:r>
+      <w:proofErr w:type="spellStart"/>
+      <w:r>
+        <w:rPr>
+          <w:lang w:val="ru-RU"/>
+        </w:rPr>
+        <w:t>dict</w:t>
+      </w:r>
+      <w:proofErr w:type="spellEnd"/>
+      <w:r>
+        <w:rPr>
+          <w:lang w:val="ru-RU"/>
+        </w:rPr>
+        <w:t>): Словарь для преобразования типов данных.</w:t>
       </w:r>
     </w:p>
     <w:p>
@@ -16450,7 +18253,35 @@
         <w:rPr>
           <w:lang w:val="ru-RU"/>
         </w:rPr>
-        <w:t xml:space="preserve">    - github_api_token (str): Токен для доступа к API GitHub.</w:t>
+        <w:t xml:space="preserve">    - </w:t>
+      </w:r>
+      <w:proofErr w:type="spellStart"/>
+      <w:r>
+        <w:rPr>
+          <w:lang w:val="ru-RU"/>
+        </w:rPr>
+        <w:t>github_api_token</w:t>
+      </w:r>
+      <w:proofErr w:type="spellEnd"/>
+      <w:r>
+        <w:rPr>
+          <w:lang w:val="ru-RU"/>
+        </w:rPr>
+        <w:t xml:space="preserve"> (</w:t>
+      </w:r>
+      <w:proofErr w:type="spellStart"/>
+      <w:r>
+        <w:rPr>
+          <w:lang w:val="ru-RU"/>
+        </w:rPr>
+        <w:t>str</w:t>
+      </w:r>
+      <w:proofErr w:type="spellEnd"/>
+      <w:r>
+        <w:rPr>
+          <w:lang w:val="ru-RU"/>
+        </w:rPr>
+        <w:t>): Токен для доступа к API GitHub.</w:t>
       </w:r>
     </w:p>
     <w:p>
@@ -16464,7 +18295,35 @@
         <w:rPr>
           <w:lang w:val="ru-RU"/>
         </w:rPr>
-        <w:t xml:space="preserve">    - headers (dict): Заголовки для запросов к API GitHub.</w:t>
+        <w:t xml:space="preserve">    - </w:t>
+      </w:r>
+      <w:proofErr w:type="spellStart"/>
+      <w:r>
+        <w:rPr>
+          <w:lang w:val="ru-RU"/>
+        </w:rPr>
+        <w:t>headers</w:t>
+      </w:r>
+      <w:proofErr w:type="spellEnd"/>
+      <w:r>
+        <w:rPr>
+          <w:lang w:val="ru-RU"/>
+        </w:rPr>
+        <w:t xml:space="preserve"> (</w:t>
+      </w:r>
+      <w:proofErr w:type="spellStart"/>
+      <w:r>
+        <w:rPr>
+          <w:lang w:val="ru-RU"/>
+        </w:rPr>
+        <w:t>dict</w:t>
+      </w:r>
+      <w:proofErr w:type="spellEnd"/>
+      <w:r>
+        <w:rPr>
+          <w:lang w:val="ru-RU"/>
+        </w:rPr>
+        <w:t>): Заголовки для запросов к API GitHub.</w:t>
       </w:r>
     </w:p>
     <w:p>
@@ -16478,7 +18337,35 @@
         <w:rPr>
           <w:lang w:val="ru-RU"/>
         </w:rPr>
-        <w:t xml:space="preserve">    - data_configuration (DataFrame): Конфигурация данных.</w:t>
+        <w:t xml:space="preserve">    - </w:t>
+      </w:r>
+      <w:proofErr w:type="spellStart"/>
+      <w:r>
+        <w:rPr>
+          <w:lang w:val="ru-RU"/>
+        </w:rPr>
+        <w:t>data_configuration</w:t>
+      </w:r>
+      <w:proofErr w:type="spellEnd"/>
+      <w:r>
+        <w:rPr>
+          <w:lang w:val="ru-RU"/>
+        </w:rPr>
+        <w:t xml:space="preserve"> (</w:t>
+      </w:r>
+      <w:proofErr w:type="spellStart"/>
+      <w:r>
+        <w:rPr>
+          <w:lang w:val="ru-RU"/>
+        </w:rPr>
+        <w:t>DataFrame</w:t>
+      </w:r>
+      <w:proofErr w:type="spellEnd"/>
+      <w:r>
+        <w:rPr>
+          <w:lang w:val="ru-RU"/>
+        </w:rPr>
+        <w:t>): Конфигурация данных.</w:t>
       </w:r>
     </w:p>
     <w:p>
@@ -16502,11 +18389,19 @@
         </w:rPr>
         <w:t xml:space="preserve">    </w:t>
       </w:r>
-      <w:r>
-        <w:rPr>
-          <w:lang w:val="ru-RU"/>
-        </w:rPr>
-        <w:t xml:space="preserve">Эксопртируемые </w:t>
+      <w:proofErr w:type="spellStart"/>
+      <w:r>
+        <w:rPr>
+          <w:lang w:val="ru-RU"/>
+        </w:rPr>
+        <w:t>Эксопртируемые</w:t>
+      </w:r>
+      <w:proofErr w:type="spellEnd"/>
+      <w:r>
+        <w:rPr>
+          <w:lang w:val="ru-RU"/>
+        </w:rPr>
+        <w:t xml:space="preserve"> </w:t>
       </w:r>
       <w:r>
         <w:rPr>
@@ -16528,11 +18423,69 @@
         </w:rPr>
         <w:t xml:space="preserve">    - </w:t>
       </w:r>
-      <w:r>
-        <w:rPr>
-          <w:lang w:val="ru-RU"/>
-        </w:rPr>
-        <w:t xml:space="preserve">async def get_data_from_services(self, </w:t>
+      <w:proofErr w:type="spellStart"/>
+      <w:r>
+        <w:rPr>
+          <w:lang w:val="ru-RU"/>
+        </w:rPr>
+        <w:t>async</w:t>
+      </w:r>
+      <w:proofErr w:type="spellEnd"/>
+      <w:r>
+        <w:rPr>
+          <w:lang w:val="ru-RU"/>
+        </w:rPr>
+        <w:t xml:space="preserve"> </w:t>
+      </w:r>
+      <w:proofErr w:type="spellStart"/>
+      <w:r>
+        <w:rPr>
+          <w:lang w:val="ru-RU"/>
+        </w:rPr>
+        <w:t>def</w:t>
+      </w:r>
+      <w:proofErr w:type="spellEnd"/>
+      <w:r>
+        <w:rPr>
+          <w:lang w:val="ru-RU"/>
+        </w:rPr>
+        <w:t xml:space="preserve"> </w:t>
+      </w:r>
+      <w:proofErr w:type="spellStart"/>
+      <w:r>
+        <w:rPr>
+          <w:lang w:val="ru-RU"/>
+        </w:rPr>
+        <w:t>get_data_from_</w:t>
+      </w:r>
+      <w:proofErr w:type="gramStart"/>
+      <w:r>
+        <w:rPr>
+          <w:lang w:val="ru-RU"/>
+        </w:rPr>
+        <w:t>services</w:t>
+      </w:r>
+      <w:proofErr w:type="spellEnd"/>
+      <w:r>
+        <w:rPr>
+          <w:lang w:val="ru-RU"/>
+        </w:rPr>
+        <w:t>(</w:t>
+      </w:r>
+      <w:proofErr w:type="spellStart"/>
+      <w:proofErr w:type="gramEnd"/>
+      <w:r>
+        <w:rPr>
+          <w:lang w:val="ru-RU"/>
+        </w:rPr>
+        <w:t>self</w:t>
+      </w:r>
+      <w:proofErr w:type="spellEnd"/>
+      <w:r>
+        <w:rPr>
+          <w:lang w:val="ru-RU"/>
+        </w:rPr>
+        <w:t xml:space="preserve">, </w:t>
       </w:r>
     </w:p>
     <w:p>
@@ -16546,7 +18499,49 @@
         <w:rPr>
           <w:lang w:val="ru-RU"/>
         </w:rPr>
-        <w:t xml:space="preserve">                       transaction_composition: list[str],</w:t>
+        <w:t xml:space="preserve">                       </w:t>
+      </w:r>
+      <w:proofErr w:type="spellStart"/>
+      <w:r>
+        <w:rPr>
+          <w:lang w:val="ru-RU"/>
+        </w:rPr>
+        <w:t>transaction_composition</w:t>
+      </w:r>
+      <w:proofErr w:type="spellEnd"/>
+      <w:r>
+        <w:rPr>
+          <w:lang w:val="ru-RU"/>
+        </w:rPr>
+        <w:t xml:space="preserve">: </w:t>
+      </w:r>
+      <w:proofErr w:type="spellStart"/>
+      <w:r>
+        <w:rPr>
+          <w:lang w:val="ru-RU"/>
+        </w:rPr>
+        <w:t>list</w:t>
+      </w:r>
+      <w:proofErr w:type="spellEnd"/>
+      <w:r>
+        <w:rPr>
+          <w:lang w:val="ru-RU"/>
+        </w:rPr>
+        <w:t>[</w:t>
+      </w:r>
+      <w:proofErr w:type="spellStart"/>
+      <w:r>
+        <w:rPr>
+          <w:lang w:val="ru-RU"/>
+        </w:rPr>
+        <w:t>str</w:t>
+      </w:r>
+      <w:proofErr w:type="spellEnd"/>
+      <w:r>
+        <w:rPr>
+          <w:lang w:val="ru-RU"/>
+        </w:rPr>
+        <w:t>],</w:t>
       </w:r>
     </w:p>
     <w:p>
@@ -16560,7 +18555,35 @@
         <w:rPr>
           <w:lang w:val="ru-RU"/>
         </w:rPr>
-        <w:t xml:space="preserve">                       start_date: str,</w:t>
+        <w:t xml:space="preserve">                       </w:t>
+      </w:r>
+      <w:proofErr w:type="spellStart"/>
+      <w:r>
+        <w:rPr>
+          <w:lang w:val="ru-RU"/>
+        </w:rPr>
+        <w:t>start_date</w:t>
+      </w:r>
+      <w:proofErr w:type="spellEnd"/>
+      <w:r>
+        <w:rPr>
+          <w:lang w:val="ru-RU"/>
+        </w:rPr>
+        <w:t xml:space="preserve">: </w:t>
+      </w:r>
+      <w:proofErr w:type="spellStart"/>
+      <w:r>
+        <w:rPr>
+          <w:lang w:val="ru-RU"/>
+        </w:rPr>
+        <w:t>str</w:t>
+      </w:r>
+      <w:proofErr w:type="spellEnd"/>
+      <w:r>
+        <w:rPr>
+          <w:lang w:val="ru-RU"/>
+        </w:rPr>
+        <w:t>,</w:t>
       </w:r>
     </w:p>
     <w:p>
@@ -16574,7 +18597,63 @@
         <w:rPr>
           <w:lang w:val="ru-RU"/>
         </w:rPr>
-        <w:t xml:space="preserve">                       end_date: str | None = None,  </w:t>
+        <w:t xml:space="preserve">                       </w:t>
+      </w:r>
+      <w:proofErr w:type="spellStart"/>
+      <w:r>
+        <w:rPr>
+          <w:lang w:val="ru-RU"/>
+        </w:rPr>
+        <w:t>end_date</w:t>
+      </w:r>
+      <w:proofErr w:type="spellEnd"/>
+      <w:r>
+        <w:rPr>
+          <w:lang w:val="ru-RU"/>
+        </w:rPr>
+        <w:t xml:space="preserve">: </w:t>
+      </w:r>
+      <w:proofErr w:type="spellStart"/>
+      <w:r>
+        <w:rPr>
+          <w:lang w:val="ru-RU"/>
+        </w:rPr>
+        <w:t>str</w:t>
+      </w:r>
+      <w:proofErr w:type="spellEnd"/>
+      <w:r>
+        <w:rPr>
+          <w:lang w:val="ru-RU"/>
+        </w:rPr>
+        <w:t xml:space="preserve"> | </w:t>
+      </w:r>
+      <w:proofErr w:type="spellStart"/>
+      <w:r>
+        <w:rPr>
+          <w:lang w:val="ru-RU"/>
+        </w:rPr>
+        <w:t>None</w:t>
+      </w:r>
+      <w:proofErr w:type="spellEnd"/>
+      <w:r>
+        <w:rPr>
+          <w:lang w:val="ru-RU"/>
+        </w:rPr>
+        <w:t xml:space="preserve"> = </w:t>
+      </w:r>
+      <w:proofErr w:type="spellStart"/>
+      <w:r>
+        <w:rPr>
+          <w:lang w:val="ru-RU"/>
+        </w:rPr>
+        <w:t>None</w:t>
+      </w:r>
+      <w:proofErr w:type="spellEnd"/>
+      <w:r>
+        <w:rPr>
+          <w:lang w:val="ru-RU"/>
+        </w:rPr>
+        <w:t xml:space="preserve">,  </w:t>
       </w:r>
     </w:p>
     <w:p>
@@ -16588,7 +18667,35 @@
         <w:rPr>
           <w:lang w:val="ru-RU"/>
         </w:rPr>
-        <w:t xml:space="preserve">                       limit: int = DEFAULT_LIMIT,</w:t>
+        <w:t xml:space="preserve">                       </w:t>
+      </w:r>
+      <w:proofErr w:type="spellStart"/>
+      <w:r>
+        <w:rPr>
+          <w:lang w:val="ru-RU"/>
+        </w:rPr>
+        <w:t>limit</w:t>
+      </w:r>
+      <w:proofErr w:type="spellEnd"/>
+      <w:r>
+        <w:rPr>
+          <w:lang w:val="ru-RU"/>
+        </w:rPr>
+        <w:t xml:space="preserve">: </w:t>
+      </w:r>
+      <w:proofErr w:type="spellStart"/>
+      <w:r>
+        <w:rPr>
+          <w:lang w:val="ru-RU"/>
+        </w:rPr>
+        <w:t>int</w:t>
+      </w:r>
+      <w:proofErr w:type="spellEnd"/>
+      <w:r>
+        <w:rPr>
+          <w:lang w:val="ru-RU"/>
+        </w:rPr>
+        <w:t xml:space="preserve"> = DEFAULT_LIMIT,</w:t>
       </w:r>
     </w:p>
     <w:p>
@@ -16602,7 +18709,35 @@
         <w:rPr>
           <w:lang w:val="ru-RU"/>
         </w:rPr>
-        <w:t xml:space="preserve">                       min_watch_event_count: int = DEFAULT_WATCH_EVENT_COUNT,</w:t>
+        <w:t xml:space="preserve">                       </w:t>
+      </w:r>
+      <w:proofErr w:type="spellStart"/>
+      <w:r>
+        <w:rPr>
+          <w:lang w:val="ru-RU"/>
+        </w:rPr>
+        <w:t>min_watch_event_count</w:t>
+      </w:r>
+      <w:proofErr w:type="spellEnd"/>
+      <w:r>
+        <w:rPr>
+          <w:lang w:val="ru-RU"/>
+        </w:rPr>
+        <w:t xml:space="preserve">: </w:t>
+      </w:r>
+      <w:proofErr w:type="spellStart"/>
+      <w:r>
+        <w:rPr>
+          <w:lang w:val="ru-RU"/>
+        </w:rPr>
+        <w:t>int</w:t>
+      </w:r>
+      <w:proofErr w:type="spellEnd"/>
+      <w:r>
+        <w:rPr>
+          <w:lang w:val="ru-RU"/>
+        </w:rPr>
+        <w:t xml:space="preserve"> = DEFAULT_WATCH_EVENT_COUNT,</w:t>
       </w:r>
     </w:p>
     <w:p>
@@ -16616,7 +18751,35 @@
         <w:rPr>
           <w:lang w:val="ru-RU"/>
         </w:rPr>
-        <w:t xml:space="preserve">                       min_members_count: int = DEFAULT_MIN_MEMBERS_COUNT,</w:t>
+        <w:t xml:space="preserve">                       </w:t>
+      </w:r>
+      <w:proofErr w:type="spellStart"/>
+      <w:r>
+        <w:rPr>
+          <w:lang w:val="ru-RU"/>
+        </w:rPr>
+        <w:t>min_members_count</w:t>
+      </w:r>
+      <w:proofErr w:type="spellEnd"/>
+      <w:r>
+        <w:rPr>
+          <w:lang w:val="ru-RU"/>
+        </w:rPr>
+        <w:t xml:space="preserve">: </w:t>
+      </w:r>
+      <w:proofErr w:type="spellStart"/>
+      <w:r>
+        <w:rPr>
+          <w:lang w:val="ru-RU"/>
+        </w:rPr>
+        <w:t>int</w:t>
+      </w:r>
+      <w:proofErr w:type="spellEnd"/>
+      <w:r>
+        <w:rPr>
+          <w:lang w:val="ru-RU"/>
+        </w:rPr>
+        <w:t xml:space="preserve"> = DEFAULT_MIN_MEMBERS_COUNT,</w:t>
       </w:r>
     </w:p>
     <w:p>
@@ -16630,7 +18793,63 @@
         <w:rPr>
           <w:lang w:val="ru-RU"/>
         </w:rPr>
-        <w:t xml:space="preserve">                       is_new_repos: bool = False) -&gt; pd.DataFrame:</w:t>
+        <w:t xml:space="preserve">                       </w:t>
+      </w:r>
+      <w:proofErr w:type="spellStart"/>
+      <w:r>
+        <w:rPr>
+          <w:lang w:val="ru-RU"/>
+        </w:rPr>
+        <w:t>is_new_repos</w:t>
+      </w:r>
+      <w:proofErr w:type="spellEnd"/>
+      <w:r>
+        <w:rPr>
+          <w:lang w:val="ru-RU"/>
+        </w:rPr>
+        <w:t xml:space="preserve">: </w:t>
+      </w:r>
+      <w:proofErr w:type="spellStart"/>
+      <w:r>
+        <w:rPr>
+          <w:lang w:val="ru-RU"/>
+        </w:rPr>
+        <w:t>bool</w:t>
+      </w:r>
+      <w:proofErr w:type="spellEnd"/>
+      <w:r>
+        <w:rPr>
+          <w:lang w:val="ru-RU"/>
+        </w:rPr>
+        <w:t xml:space="preserve"> = </w:t>
+      </w:r>
+      <w:proofErr w:type="spellStart"/>
+      <w:r>
+        <w:rPr>
+          <w:lang w:val="ru-RU"/>
+        </w:rPr>
+        <w:t>False</w:t>
+      </w:r>
+      <w:proofErr w:type="spellEnd"/>
+      <w:r>
+        <w:rPr>
+          <w:lang w:val="ru-RU"/>
+        </w:rPr>
+        <w:t xml:space="preserve">) -&gt; </w:t>
+      </w:r>
+      <w:proofErr w:type="spellStart"/>
+      <w:r>
+        <w:rPr>
+          <w:lang w:val="ru-RU"/>
+        </w:rPr>
+        <w:t>pd.DataFrame</w:t>
+      </w:r>
+      <w:proofErr w:type="spellEnd"/>
+      <w:r>
+        <w:rPr>
+          <w:lang w:val="ru-RU"/>
+        </w:rPr>
+        <w:t>:</w:t>
       </w:r>
     </w:p>
     <w:p>
@@ -16715,7 +18934,21 @@
         <w:rPr>
           <w:lang w:val="ru-RU"/>
         </w:rPr>
-        <w:t xml:space="preserve">        transaction_composition: список строк, определяющих состав транзакции.</w:t>
+        <w:t xml:space="preserve">        </w:t>
+      </w:r>
+      <w:proofErr w:type="spellStart"/>
+      <w:r>
+        <w:rPr>
+          <w:lang w:val="ru-RU"/>
+        </w:rPr>
+        <w:t>transaction_composition</w:t>
+      </w:r>
+      <w:proofErr w:type="spellEnd"/>
+      <w:r>
+        <w:rPr>
+          <w:lang w:val="ru-RU"/>
+        </w:rPr>
+        <w:t>: список строк, определяющих состав транзакции.</w:t>
       </w:r>
     </w:p>
     <w:p>
@@ -16729,7 +18962,21 @@
         <w:rPr>
           <w:lang w:val="ru-RU"/>
         </w:rPr>
-        <w:t xml:space="preserve">        start_date: начальная дата в формате 'YYYY-MM-DD'.</w:t>
+        <w:t xml:space="preserve">        </w:t>
+      </w:r>
+      <w:proofErr w:type="spellStart"/>
+      <w:r>
+        <w:rPr>
+          <w:lang w:val="ru-RU"/>
+        </w:rPr>
+        <w:t>start_date</w:t>
+      </w:r>
+      <w:proofErr w:type="spellEnd"/>
+      <w:r>
+        <w:rPr>
+          <w:lang w:val="ru-RU"/>
+        </w:rPr>
+        <w:t>: начальная дата в формате 'YYYY-MM-DD'.</w:t>
       </w:r>
     </w:p>
     <w:p>
@@ -16743,7 +18990,35 @@
         <w:rPr>
           <w:lang w:val="ru-RU"/>
         </w:rPr>
-        <w:t xml:space="preserve">        end_date: конечная дата в формате 'YYYY-MM-DD'. Если None, то используется текущая дата.</w:t>
+        <w:t xml:space="preserve">        </w:t>
+      </w:r>
+      <w:proofErr w:type="spellStart"/>
+      <w:r>
+        <w:rPr>
+          <w:lang w:val="ru-RU"/>
+        </w:rPr>
+        <w:t>end_date</w:t>
+      </w:r>
+      <w:proofErr w:type="spellEnd"/>
+      <w:r>
+        <w:rPr>
+          <w:lang w:val="ru-RU"/>
+        </w:rPr>
+        <w:t xml:space="preserve">: конечная дата в формате 'YYYY-MM-DD'. Если </w:t>
+      </w:r>
+      <w:proofErr w:type="spellStart"/>
+      <w:r>
+        <w:rPr>
+          <w:lang w:val="ru-RU"/>
+        </w:rPr>
+        <w:t>None</w:t>
+      </w:r>
+      <w:proofErr w:type="spellEnd"/>
+      <w:r>
+        <w:rPr>
+          <w:lang w:val="ru-RU"/>
+        </w:rPr>
+        <w:t>, то используется текущая дата.</w:t>
       </w:r>
     </w:p>
     <w:p>
@@ -16758,7 +19033,21 @@
           <w:lang w:val="ru-RU"/>
         </w:rPr>
         <w:lastRenderedPageBreak/>
-        <w:t xml:space="preserve">        limit: максимальное количество записей для получения. По умолчанию 1000.</w:t>
+        <w:t xml:space="preserve">        </w:t>
+      </w:r>
+      <w:proofErr w:type="spellStart"/>
+      <w:r>
+        <w:rPr>
+          <w:lang w:val="ru-RU"/>
+        </w:rPr>
+        <w:t>limit</w:t>
+      </w:r>
+      <w:proofErr w:type="spellEnd"/>
+      <w:r>
+        <w:rPr>
+          <w:lang w:val="ru-RU"/>
+        </w:rPr>
+        <w:t>: максимальное количество записей для получения. По умолчанию 1000.</w:t>
       </w:r>
     </w:p>
     <w:p>
@@ -16772,7 +19061,21 @@
         <w:rPr>
           <w:lang w:val="ru-RU"/>
         </w:rPr>
-        <w:t xml:space="preserve">        min_watch_event_count: минимальное количество событий просмотра. По умолчанию 10.</w:t>
+        <w:t xml:space="preserve">        </w:t>
+      </w:r>
+      <w:proofErr w:type="spellStart"/>
+      <w:r>
+        <w:rPr>
+          <w:lang w:val="ru-RU"/>
+        </w:rPr>
+        <w:t>min_watch_event_count</w:t>
+      </w:r>
+      <w:proofErr w:type="spellEnd"/>
+      <w:r>
+        <w:rPr>
+          <w:lang w:val="ru-RU"/>
+        </w:rPr>
+        <w:t>: минимальное количество событий просмотра. По умолчанию 10.</w:t>
       </w:r>
     </w:p>
     <w:p>
@@ -16786,7 +19089,21 @@
         <w:rPr>
           <w:lang w:val="ru-RU"/>
         </w:rPr>
-        <w:t xml:space="preserve">        min_members_count: минимальное количество участников. По умолчанию 3.</w:t>
+        <w:t xml:space="preserve">        </w:t>
+      </w:r>
+      <w:proofErr w:type="spellStart"/>
+      <w:r>
+        <w:rPr>
+          <w:lang w:val="ru-RU"/>
+        </w:rPr>
+        <w:t>min_members_count</w:t>
+      </w:r>
+      <w:proofErr w:type="spellEnd"/>
+      <w:r>
+        <w:rPr>
+          <w:lang w:val="ru-RU"/>
+        </w:rPr>
+        <w:t>: минимальное количество участников. По умолчанию 3.</w:t>
       </w:r>
     </w:p>
     <w:p>
@@ -16800,7 +19117,35 @@
         <w:rPr>
           <w:lang w:val="ru-RU"/>
         </w:rPr>
-        <w:t xml:space="preserve">        is_new_repos: флаг, указывающий на то, являются ли репозитории новыми. По умолчанию False.</w:t>
+        <w:t xml:space="preserve">        </w:t>
+      </w:r>
+      <w:proofErr w:type="spellStart"/>
+      <w:r>
+        <w:rPr>
+          <w:lang w:val="ru-RU"/>
+        </w:rPr>
+        <w:t>is_new_repos</w:t>
+      </w:r>
+      <w:proofErr w:type="spellEnd"/>
+      <w:r>
+        <w:rPr>
+          <w:lang w:val="ru-RU"/>
+        </w:rPr>
+        <w:t xml:space="preserve">: флаг, указывающий на то, являются ли репозитории новыми. По умолчанию </w:t>
+      </w:r>
+      <w:proofErr w:type="spellStart"/>
+      <w:r>
+        <w:rPr>
+          <w:lang w:val="ru-RU"/>
+        </w:rPr>
+        <w:t>False</w:t>
+      </w:r>
+      <w:proofErr w:type="spellEnd"/>
+      <w:r>
+        <w:rPr>
+          <w:lang w:val="ru-RU"/>
+        </w:rPr>
+        <w:t>.</w:t>
       </w:r>
     </w:p>
     <w:p>
@@ -16858,7 +19203,21 @@
         <w:rPr>
           <w:lang w:val="ru-RU"/>
         </w:rPr>
-        <w:t>['pushes',</w:t>
+        <w:t>['</w:t>
+      </w:r>
+      <w:proofErr w:type="spellStart"/>
+      <w:r>
+        <w:rPr>
+          <w:lang w:val="ru-RU"/>
+        </w:rPr>
+        <w:t>pushes</w:t>
+      </w:r>
+      <w:proofErr w:type="spellEnd"/>
+      <w:r>
+        <w:rPr>
+          <w:lang w:val="ru-RU"/>
+        </w:rPr>
+        <w:t>',</w:t>
       </w:r>
     </w:p>
     <w:p>
@@ -16872,7 +19231,21 @@
         <w:rPr>
           <w:lang w:val="ru-RU"/>
         </w:rPr>
-        <w:t xml:space="preserve">        'avg_push_size',</w:t>
+        <w:t xml:space="preserve">        '</w:t>
+      </w:r>
+      <w:proofErr w:type="spellStart"/>
+      <w:r>
+        <w:rPr>
+          <w:lang w:val="ru-RU"/>
+        </w:rPr>
+        <w:t>avg_push_size</w:t>
+      </w:r>
+      <w:proofErr w:type="spellEnd"/>
+      <w:r>
+        <w:rPr>
+          <w:lang w:val="ru-RU"/>
+        </w:rPr>
+        <w:t>',</w:t>
       </w:r>
     </w:p>
     <w:p>
@@ -16886,7 +19259,21 @@
         <w:rPr>
           <w:lang w:val="ru-RU"/>
         </w:rPr>
-        <w:t xml:space="preserve">        'pull_requests',</w:t>
+        <w:t xml:space="preserve">        '</w:t>
+      </w:r>
+      <w:proofErr w:type="spellStart"/>
+      <w:r>
+        <w:rPr>
+          <w:lang w:val="ru-RU"/>
+        </w:rPr>
+        <w:t>pull_requests</w:t>
+      </w:r>
+      <w:proofErr w:type="spellEnd"/>
+      <w:r>
+        <w:rPr>
+          <w:lang w:val="ru-RU"/>
+        </w:rPr>
+        <w:t>',</w:t>
       </w:r>
     </w:p>
     <w:p>
@@ -16900,7 +19287,21 @@
         <w:rPr>
           <w:lang w:val="ru-RU"/>
         </w:rPr>
-        <w:t xml:space="preserve">        'merged_pull_requests_ratio',</w:t>
+        <w:t xml:space="preserve">        '</w:t>
+      </w:r>
+      <w:proofErr w:type="spellStart"/>
+      <w:r>
+        <w:rPr>
+          <w:lang w:val="ru-RU"/>
+        </w:rPr>
+        <w:t>merged_pull_requests_ratio</w:t>
+      </w:r>
+      <w:proofErr w:type="spellEnd"/>
+      <w:r>
+        <w:rPr>
+          <w:lang w:val="ru-RU"/>
+        </w:rPr>
+        <w:t>',</w:t>
       </w:r>
     </w:p>
     <w:p>
@@ -16914,7 +19315,21 @@
         <w:rPr>
           <w:lang w:val="ru-RU"/>
         </w:rPr>
-        <w:t xml:space="preserve">        'issues',</w:t>
+        <w:t xml:space="preserve">        '</w:t>
+      </w:r>
+      <w:proofErr w:type="spellStart"/>
+      <w:r>
+        <w:rPr>
+          <w:lang w:val="ru-RU"/>
+        </w:rPr>
+        <w:t>issues</w:t>
+      </w:r>
+      <w:proofErr w:type="spellEnd"/>
+      <w:r>
+        <w:rPr>
+          <w:lang w:val="ru-RU"/>
+        </w:rPr>
+        <w:t>',</w:t>
       </w:r>
     </w:p>
     <w:p>
@@ -16928,7 +19343,21 @@
         <w:rPr>
           <w:lang w:val="ru-RU"/>
         </w:rPr>
-        <w:t xml:space="preserve">        'closed_issues_ratio',</w:t>
+        <w:t xml:space="preserve">        '</w:t>
+      </w:r>
+      <w:proofErr w:type="spellStart"/>
+      <w:r>
+        <w:rPr>
+          <w:lang w:val="ru-RU"/>
+        </w:rPr>
+        <w:t>closed_issues_ratio</w:t>
+      </w:r>
+      <w:proofErr w:type="spellEnd"/>
+      <w:r>
+        <w:rPr>
+          <w:lang w:val="ru-RU"/>
+        </w:rPr>
+        <w:t>',</w:t>
       </w:r>
     </w:p>
     <w:p>
@@ -16942,7 +19371,21 @@
         <w:rPr>
           <w:lang w:val="ru-RU"/>
         </w:rPr>
-        <w:t xml:space="preserve">        'watches',</w:t>
+        <w:t xml:space="preserve">        '</w:t>
+      </w:r>
+      <w:proofErr w:type="spellStart"/>
+      <w:r>
+        <w:rPr>
+          <w:lang w:val="ru-RU"/>
+        </w:rPr>
+        <w:t>watches</w:t>
+      </w:r>
+      <w:proofErr w:type="spellEnd"/>
+      <w:r>
+        <w:rPr>
+          <w:lang w:val="ru-RU"/>
+        </w:rPr>
+        <w:t>',</w:t>
       </w:r>
     </w:p>
     <w:p>
@@ -16956,7 +19399,21 @@
         <w:rPr>
           <w:lang w:val="ru-RU"/>
         </w:rPr>
-        <w:t xml:space="preserve">        'forks',</w:t>
+        <w:t xml:space="preserve">        '</w:t>
+      </w:r>
+      <w:proofErr w:type="spellStart"/>
+      <w:r>
+        <w:rPr>
+          <w:lang w:val="ru-RU"/>
+        </w:rPr>
+        <w:t>forks</w:t>
+      </w:r>
+      <w:proofErr w:type="spellEnd"/>
+      <w:r>
+        <w:rPr>
+          <w:lang w:val="ru-RU"/>
+        </w:rPr>
+        <w:t>',</w:t>
       </w:r>
     </w:p>
     <w:p>
@@ -16970,7 +19427,21 @@
         <w:rPr>
           <w:lang w:val="ru-RU"/>
         </w:rPr>
-        <w:t xml:space="preserve">        'new_members',</w:t>
+        <w:t xml:space="preserve">        '</w:t>
+      </w:r>
+      <w:proofErr w:type="spellStart"/>
+      <w:r>
+        <w:rPr>
+          <w:lang w:val="ru-RU"/>
+        </w:rPr>
+        <w:t>new_members</w:t>
+      </w:r>
+      <w:proofErr w:type="spellEnd"/>
+      <w:r>
+        <w:rPr>
+          <w:lang w:val="ru-RU"/>
+        </w:rPr>
+        <w:t>',</w:t>
       </w:r>
     </w:p>
     <w:p>
@@ -16984,7 +19455,21 @@
         <w:rPr>
           <w:lang w:val="ru-RU"/>
         </w:rPr>
-        <w:t xml:space="preserve">        'language',</w:t>
+        <w:t xml:space="preserve">        '</w:t>
+      </w:r>
+      <w:proofErr w:type="spellStart"/>
+      <w:r>
+        <w:rPr>
+          <w:lang w:val="ru-RU"/>
+        </w:rPr>
+        <w:t>language</w:t>
+      </w:r>
+      <w:proofErr w:type="spellEnd"/>
+      <w:r>
+        <w:rPr>
+          <w:lang w:val="ru-RU"/>
+        </w:rPr>
+        <w:t>',</w:t>
       </w:r>
     </w:p>
     <w:p>
@@ -16998,7 +19483,21 @@
         <w:rPr>
           <w:lang w:val="ru-RU"/>
         </w:rPr>
-        <w:t xml:space="preserve">        'license_name',</w:t>
+        <w:t xml:space="preserve">        '</w:t>
+      </w:r>
+      <w:proofErr w:type="spellStart"/>
+      <w:r>
+        <w:rPr>
+          <w:lang w:val="ru-RU"/>
+        </w:rPr>
+        <w:t>license_name</w:t>
+      </w:r>
+      <w:proofErr w:type="spellEnd"/>
+      <w:r>
+        <w:rPr>
+          <w:lang w:val="ru-RU"/>
+        </w:rPr>
+        <w:t>',</w:t>
       </w:r>
     </w:p>
     <w:p>
@@ -17012,7 +19511,21 @@
         <w:rPr>
           <w:lang w:val="ru-RU"/>
         </w:rPr>
-        <w:t xml:space="preserve">        'is_deleted_or_private']</w:t>
+        <w:t xml:space="preserve">        '</w:t>
+      </w:r>
+      <w:proofErr w:type="spellStart"/>
+      <w:r>
+        <w:rPr>
+          <w:lang w:val="ru-RU"/>
+        </w:rPr>
+        <w:t>is_deleted_or_private</w:t>
+      </w:r>
+      <w:proofErr w:type="spellEnd"/>
+      <w:r>
+        <w:rPr>
+          <w:lang w:val="ru-RU"/>
+        </w:rPr>
+        <w:t>']</w:t>
       </w:r>
     </w:p>
     <w:p>
@@ -17077,11 +19590,19 @@
         </w:rPr>
         <w:t xml:space="preserve"> </w:t>
       </w:r>
-      <w:r>
-        <w:rPr>
-          <w:lang w:val="ru-RU"/>
-        </w:rPr>
-        <w:t>DataFrame с данными.</w:t>
+      <w:proofErr w:type="spellStart"/>
+      <w:r>
+        <w:rPr>
+          <w:lang w:val="ru-RU"/>
+        </w:rPr>
+        <w:t>DataFrame</w:t>
+      </w:r>
+      <w:proofErr w:type="spellEnd"/>
+      <w:r>
+        <w:rPr>
+          <w:lang w:val="ru-RU"/>
+        </w:rPr>
+        <w:t xml:space="preserve"> с данными.</w:t>
       </w:r>
     </w:p>
     <w:p>
@@ -17097,9 +19618,11 @@
       <w:r>
         <w:t xml:space="preserve">Листинг 2 – Интерфейс класса </w:t>
       </w:r>
+      <w:proofErr w:type="spellStart"/>
       <w:r>
         <w:t>GithubDataConverter</w:t>
       </w:r>
+      <w:proofErr w:type="spellEnd"/>
     </w:p>
     <w:p>
       <w:pPr>
@@ -17108,11 +19631,33 @@
           <w:lang w:val="ru-RU"/>
         </w:rPr>
       </w:pPr>
-      <w:r>
-        <w:rPr>
-          <w:lang w:val="ru-RU"/>
-        </w:rPr>
-        <w:t>class GithubDataConverter:</w:t>
+      <w:proofErr w:type="spellStart"/>
+      <w:r>
+        <w:rPr>
+          <w:lang w:val="ru-RU"/>
+        </w:rPr>
+        <w:t>class</w:t>
+      </w:r>
+      <w:proofErr w:type="spellEnd"/>
+      <w:r>
+        <w:rPr>
+          <w:lang w:val="ru-RU"/>
+        </w:rPr>
+        <w:t xml:space="preserve"> </w:t>
+      </w:r>
+      <w:proofErr w:type="spellStart"/>
+      <w:r>
+        <w:rPr>
+          <w:lang w:val="ru-RU"/>
+        </w:rPr>
+        <w:t>GithubDataConverter</w:t>
+      </w:r>
+      <w:proofErr w:type="spellEnd"/>
+      <w:r>
+        <w:rPr>
+          <w:lang w:val="ru-RU"/>
+        </w:rPr>
+        <w:t>:</w:t>
       </w:r>
     </w:p>
     <w:p>
@@ -17126,7 +19671,21 @@
         <w:rPr>
           <w:lang w:val="ru-RU"/>
         </w:rPr>
-        <w:t xml:space="preserve">    Класс GithubDataConverter предназначен для преобразования данных из GitHub в транзакции.</w:t>
+        <w:t xml:space="preserve">    Класс </w:t>
+      </w:r>
+      <w:proofErr w:type="spellStart"/>
+      <w:r>
+        <w:rPr>
+          <w:lang w:val="ru-RU"/>
+        </w:rPr>
+        <w:t>GithubDataConverter</w:t>
+      </w:r>
+      <w:proofErr w:type="spellEnd"/>
+      <w:r>
+        <w:rPr>
+          <w:lang w:val="ru-RU"/>
+        </w:rPr>
+        <w:t xml:space="preserve"> предназначен для преобразования данных из GitHub в транзакции.</w:t>
       </w:r>
     </w:p>
     <w:p>
@@ -17162,7 +19721,21 @@
         <w:rPr>
           <w:lang w:val="ru-RU"/>
         </w:rPr>
-        <w:t xml:space="preserve">    - SEPARATION (dict): Словарь для определения квантилей.</w:t>
+        <w:t xml:space="preserve">    - SEPARATION (</w:t>
+      </w:r>
+      <w:proofErr w:type="spellStart"/>
+      <w:r>
+        <w:rPr>
+          <w:lang w:val="ru-RU"/>
+        </w:rPr>
+        <w:t>dict</w:t>
+      </w:r>
+      <w:proofErr w:type="spellEnd"/>
+      <w:r>
+        <w:rPr>
+          <w:lang w:val="ru-RU"/>
+        </w:rPr>
+        <w:t>): Словарь для определения квантилей.</w:t>
       </w:r>
     </w:p>
     <w:p>
@@ -17176,7 +19749,35 @@
         <w:rPr>
           <w:lang w:val="ru-RU"/>
         </w:rPr>
-        <w:t xml:space="preserve">    - data_configuration (DataFrame): Конфигурация данных.</w:t>
+        <w:t xml:space="preserve">    - </w:t>
+      </w:r>
+      <w:proofErr w:type="spellStart"/>
+      <w:r>
+        <w:rPr>
+          <w:lang w:val="ru-RU"/>
+        </w:rPr>
+        <w:t>data_configuration</w:t>
+      </w:r>
+      <w:proofErr w:type="spellEnd"/>
+      <w:r>
+        <w:rPr>
+          <w:lang w:val="ru-RU"/>
+        </w:rPr>
+        <w:t xml:space="preserve"> (</w:t>
+      </w:r>
+      <w:proofErr w:type="spellStart"/>
+      <w:r>
+        <w:rPr>
+          <w:lang w:val="ru-RU"/>
+        </w:rPr>
+        <w:t>DataFrame</w:t>
+      </w:r>
+      <w:proofErr w:type="spellEnd"/>
+      <w:r>
+        <w:rPr>
+          <w:lang w:val="ru-RU"/>
+        </w:rPr>
+        <w:t>): Конфигурация данных.</w:t>
       </w:r>
     </w:p>
     <w:p>
@@ -17230,7 +19831,71 @@
         <w:rPr>
           <w:lang w:val="ru-RU"/>
         </w:rPr>
-        <w:t xml:space="preserve">    - convert_data_to_transactions(self, repos_data, quantile_config): </w:t>
+        <w:t xml:space="preserve">    - </w:t>
+      </w:r>
+      <w:proofErr w:type="spellStart"/>
+      <w:r>
+        <w:rPr>
+          <w:lang w:val="ru-RU"/>
+        </w:rPr>
+        <w:t>convert_data_to_</w:t>
+      </w:r>
+      <w:proofErr w:type="gramStart"/>
+      <w:r>
+        <w:rPr>
+          <w:lang w:val="ru-RU"/>
+        </w:rPr>
+        <w:t>transactions</w:t>
+      </w:r>
+      <w:proofErr w:type="spellEnd"/>
+      <w:r>
+        <w:rPr>
+          <w:lang w:val="ru-RU"/>
+        </w:rPr>
+        <w:t>(</w:t>
+      </w:r>
+      <w:proofErr w:type="spellStart"/>
+      <w:proofErr w:type="gramEnd"/>
+      <w:r>
+        <w:rPr>
+          <w:lang w:val="ru-RU"/>
+        </w:rPr>
+        <w:t>self</w:t>
+      </w:r>
+      <w:proofErr w:type="spellEnd"/>
+      <w:r>
+        <w:rPr>
+          <w:lang w:val="ru-RU"/>
+        </w:rPr>
+        <w:t xml:space="preserve">, </w:t>
+      </w:r>
+      <w:proofErr w:type="spellStart"/>
+      <w:r>
+        <w:rPr>
+          <w:lang w:val="ru-RU"/>
+        </w:rPr>
+        <w:t>repos_data</w:t>
+      </w:r>
+      <w:proofErr w:type="spellEnd"/>
+      <w:r>
+        <w:rPr>
+          <w:lang w:val="ru-RU"/>
+        </w:rPr>
+        <w:t xml:space="preserve">, </w:t>
+      </w:r>
+      <w:proofErr w:type="spellStart"/>
+      <w:r>
+        <w:rPr>
+          <w:lang w:val="ru-RU"/>
+        </w:rPr>
+        <w:t>quantile_config</w:t>
+      </w:r>
+      <w:proofErr w:type="spellEnd"/>
+      <w:r>
+        <w:rPr>
+          <w:lang w:val="ru-RU"/>
+        </w:rPr>
+        <w:t xml:space="preserve">): </w:t>
       </w:r>
     </w:p>
     <w:p>
@@ -17284,7 +19949,49 @@
           <w:lang w:val="ru-RU"/>
         </w:rPr>
         <w:lastRenderedPageBreak/>
-        <w:t xml:space="preserve">    repos_data (pd.DataFrame): DataFrame, содержащий данные репозиториев.</w:t>
+        <w:t xml:space="preserve">    </w:t>
+      </w:r>
+      <w:proofErr w:type="spellStart"/>
+      <w:r>
+        <w:rPr>
+          <w:lang w:val="ru-RU"/>
+        </w:rPr>
+        <w:t>repos_data</w:t>
+      </w:r>
+      <w:proofErr w:type="spellEnd"/>
+      <w:r>
+        <w:rPr>
+          <w:lang w:val="ru-RU"/>
+        </w:rPr>
+        <w:t xml:space="preserve"> (</w:t>
+      </w:r>
+      <w:proofErr w:type="spellStart"/>
+      <w:r>
+        <w:rPr>
+          <w:lang w:val="ru-RU"/>
+        </w:rPr>
+        <w:t>pd.DataFrame</w:t>
+      </w:r>
+      <w:proofErr w:type="spellEnd"/>
+      <w:r>
+        <w:rPr>
+          <w:lang w:val="ru-RU"/>
+        </w:rPr>
+        <w:t xml:space="preserve">): </w:t>
+      </w:r>
+      <w:proofErr w:type="spellStart"/>
+      <w:r>
+        <w:rPr>
+          <w:lang w:val="ru-RU"/>
+        </w:rPr>
+        <w:t>DataFrame</w:t>
+      </w:r>
+      <w:proofErr w:type="spellEnd"/>
+      <w:r>
+        <w:rPr>
+          <w:lang w:val="ru-RU"/>
+        </w:rPr>
+        <w:t>, содержащий данные репозиториев.</w:t>
       </w:r>
     </w:p>
     <w:p>
@@ -17299,7 +20006,65 @@
         <w:rPr>
           <w:lang w:val="ru-RU"/>
         </w:rPr>
-        <w:t xml:space="preserve">    quantile_config (dict[str, str]): Словарь, определяющий конфигурацию квантилей для каждого атрибута.</w:t>
+        <w:t xml:space="preserve">    </w:t>
+      </w:r>
+      <w:proofErr w:type="spellStart"/>
+      <w:r>
+        <w:rPr>
+          <w:lang w:val="ru-RU"/>
+        </w:rPr>
+        <w:t>quantile_config</w:t>
+      </w:r>
+      <w:proofErr w:type="spellEnd"/>
+      <w:r>
+        <w:rPr>
+          <w:lang w:val="ru-RU"/>
+        </w:rPr>
+        <w:t xml:space="preserve"> (</w:t>
+      </w:r>
+      <w:proofErr w:type="spellStart"/>
+      <w:proofErr w:type="gramStart"/>
+      <w:r>
+        <w:rPr>
+          <w:lang w:val="ru-RU"/>
+        </w:rPr>
+        <w:t>dict</w:t>
+      </w:r>
+      <w:proofErr w:type="spellEnd"/>
+      <w:r>
+        <w:rPr>
+          <w:lang w:val="ru-RU"/>
+        </w:rPr>
+        <w:t>[</w:t>
+      </w:r>
+      <w:proofErr w:type="spellStart"/>
+      <w:proofErr w:type="gramEnd"/>
+      <w:r>
+        <w:rPr>
+          <w:lang w:val="ru-RU"/>
+        </w:rPr>
+        <w:t>str</w:t>
+      </w:r>
+      <w:proofErr w:type="spellEnd"/>
+      <w:r>
+        <w:rPr>
+          <w:lang w:val="ru-RU"/>
+        </w:rPr>
+        <w:t xml:space="preserve">, </w:t>
+      </w:r>
+      <w:proofErr w:type="spellStart"/>
+      <w:r>
+        <w:rPr>
+          <w:lang w:val="ru-RU"/>
+        </w:rPr>
+        <w:t>str</w:t>
+      </w:r>
+      <w:proofErr w:type="spellEnd"/>
+      <w:r>
+        <w:rPr>
+          <w:lang w:val="ru-RU"/>
+        </w:rPr>
+        <w:t>]): Словарь, определяющий конфигурацию квантилей для каждого атрибута.</w:t>
       </w:r>
     </w:p>
     <w:p>
@@ -17338,7 +20103,35 @@
         <w:rPr>
           <w:lang w:val="ru-RU"/>
         </w:rPr>
-        <w:t xml:space="preserve">    {'pushes': 'dec',</w:t>
+        <w:t xml:space="preserve">    {'</w:t>
+      </w:r>
+      <w:proofErr w:type="spellStart"/>
+      <w:r>
+        <w:rPr>
+          <w:lang w:val="ru-RU"/>
+        </w:rPr>
+        <w:t>pushes</w:t>
+      </w:r>
+      <w:proofErr w:type="spellEnd"/>
+      <w:r>
+        <w:rPr>
+          <w:lang w:val="ru-RU"/>
+        </w:rPr>
+        <w:t>': '</w:t>
+      </w:r>
+      <w:proofErr w:type="spellStart"/>
+      <w:r>
+        <w:rPr>
+          <w:lang w:val="ru-RU"/>
+        </w:rPr>
+        <w:t>dec</w:t>
+      </w:r>
+      <w:proofErr w:type="spellEnd"/>
+      <w:r>
+        <w:rPr>
+          <w:lang w:val="ru-RU"/>
+        </w:rPr>
+        <w:t>',</w:t>
       </w:r>
     </w:p>
     <w:p>
@@ -17353,7 +20146,35 @@
         <w:rPr>
           <w:lang w:val="ru-RU"/>
         </w:rPr>
-        <w:t xml:space="preserve">    'avg_push_size': 'dec',</w:t>
+        <w:t xml:space="preserve">    '</w:t>
+      </w:r>
+      <w:proofErr w:type="spellStart"/>
+      <w:r>
+        <w:rPr>
+          <w:lang w:val="ru-RU"/>
+        </w:rPr>
+        <w:t>avg_push_size</w:t>
+      </w:r>
+      <w:proofErr w:type="spellEnd"/>
+      <w:r>
+        <w:rPr>
+          <w:lang w:val="ru-RU"/>
+        </w:rPr>
+        <w:t>': '</w:t>
+      </w:r>
+      <w:proofErr w:type="spellStart"/>
+      <w:r>
+        <w:rPr>
+          <w:lang w:val="ru-RU"/>
+        </w:rPr>
+        <w:t>dec</w:t>
+      </w:r>
+      <w:proofErr w:type="spellEnd"/>
+      <w:r>
+        <w:rPr>
+          <w:lang w:val="ru-RU"/>
+        </w:rPr>
+        <w:t>',</w:t>
       </w:r>
     </w:p>
     <w:p>
@@ -17368,7 +20189,35 @@
         <w:rPr>
           <w:lang w:val="ru-RU"/>
         </w:rPr>
-        <w:t xml:space="preserve">    'pull_requests': 'qua',</w:t>
+        <w:t xml:space="preserve">    '</w:t>
+      </w:r>
+      <w:proofErr w:type="spellStart"/>
+      <w:r>
+        <w:rPr>
+          <w:lang w:val="ru-RU"/>
+        </w:rPr>
+        <w:t>pull_requests</w:t>
+      </w:r>
+      <w:proofErr w:type="spellEnd"/>
+      <w:r>
+        <w:rPr>
+          <w:lang w:val="ru-RU"/>
+        </w:rPr>
+        <w:t>': '</w:t>
+      </w:r>
+      <w:proofErr w:type="spellStart"/>
+      <w:r>
+        <w:rPr>
+          <w:lang w:val="ru-RU"/>
+        </w:rPr>
+        <w:t>qua</w:t>
+      </w:r>
+      <w:proofErr w:type="spellEnd"/>
+      <w:r>
+        <w:rPr>
+          <w:lang w:val="ru-RU"/>
+        </w:rPr>
+        <w:t>',</w:t>
       </w:r>
     </w:p>
     <w:p>
@@ -17383,7 +20232,35 @@
         <w:rPr>
           <w:lang w:val="ru-RU"/>
         </w:rPr>
-        <w:t xml:space="preserve">    'merged_pull_requests_ratio': 'dec',</w:t>
+        <w:t xml:space="preserve">    '</w:t>
+      </w:r>
+      <w:proofErr w:type="spellStart"/>
+      <w:r>
+        <w:rPr>
+          <w:lang w:val="ru-RU"/>
+        </w:rPr>
+        <w:t>merged_pull_requests_ratio</w:t>
+      </w:r>
+      <w:proofErr w:type="spellEnd"/>
+      <w:r>
+        <w:rPr>
+          <w:lang w:val="ru-RU"/>
+        </w:rPr>
+        <w:t>': '</w:t>
+      </w:r>
+      <w:proofErr w:type="spellStart"/>
+      <w:r>
+        <w:rPr>
+          <w:lang w:val="ru-RU"/>
+        </w:rPr>
+        <w:t>dec</w:t>
+      </w:r>
+      <w:proofErr w:type="spellEnd"/>
+      <w:r>
+        <w:rPr>
+          <w:lang w:val="ru-RU"/>
+        </w:rPr>
+        <w:t>',</w:t>
       </w:r>
     </w:p>
     <w:p>
@@ -17398,7 +20275,35 @@
         <w:rPr>
           <w:lang w:val="ru-RU"/>
         </w:rPr>
-        <w:t xml:space="preserve">    'issues': 'dec',</w:t>
+        <w:t xml:space="preserve">    '</w:t>
+      </w:r>
+      <w:proofErr w:type="spellStart"/>
+      <w:r>
+        <w:rPr>
+          <w:lang w:val="ru-RU"/>
+        </w:rPr>
+        <w:t>issues</w:t>
+      </w:r>
+      <w:proofErr w:type="spellEnd"/>
+      <w:r>
+        <w:rPr>
+          <w:lang w:val="ru-RU"/>
+        </w:rPr>
+        <w:t>': '</w:t>
+      </w:r>
+      <w:proofErr w:type="spellStart"/>
+      <w:r>
+        <w:rPr>
+          <w:lang w:val="ru-RU"/>
+        </w:rPr>
+        <w:t>dec</w:t>
+      </w:r>
+      <w:proofErr w:type="spellEnd"/>
+      <w:r>
+        <w:rPr>
+          <w:lang w:val="ru-RU"/>
+        </w:rPr>
+        <w:t>',</w:t>
       </w:r>
     </w:p>
     <w:p>
@@ -17413,7 +20318,35 @@
         <w:rPr>
           <w:lang w:val="ru-RU"/>
         </w:rPr>
-        <w:t xml:space="preserve">    'closed_issues_ratio': 'qua',</w:t>
+        <w:t xml:space="preserve">    '</w:t>
+      </w:r>
+      <w:proofErr w:type="spellStart"/>
+      <w:r>
+        <w:rPr>
+          <w:lang w:val="ru-RU"/>
+        </w:rPr>
+        <w:t>closed_issues_ratio</w:t>
+      </w:r>
+      <w:proofErr w:type="spellEnd"/>
+      <w:r>
+        <w:rPr>
+          <w:lang w:val="ru-RU"/>
+        </w:rPr>
+        <w:t>': '</w:t>
+      </w:r>
+      <w:proofErr w:type="spellStart"/>
+      <w:r>
+        <w:rPr>
+          <w:lang w:val="ru-RU"/>
+        </w:rPr>
+        <w:t>qua</w:t>
+      </w:r>
+      <w:proofErr w:type="spellEnd"/>
+      <w:r>
+        <w:rPr>
+          <w:lang w:val="ru-RU"/>
+        </w:rPr>
+        <w:t>',</w:t>
       </w:r>
     </w:p>
     <w:p>
@@ -17428,7 +20361,35 @@
         <w:rPr>
           <w:lang w:val="ru-RU"/>
         </w:rPr>
-        <w:t xml:space="preserve">    'watches': 'dec',</w:t>
+        <w:t xml:space="preserve">    '</w:t>
+      </w:r>
+      <w:proofErr w:type="spellStart"/>
+      <w:r>
+        <w:rPr>
+          <w:lang w:val="ru-RU"/>
+        </w:rPr>
+        <w:t>watches</w:t>
+      </w:r>
+      <w:proofErr w:type="spellEnd"/>
+      <w:r>
+        <w:rPr>
+          <w:lang w:val="ru-RU"/>
+        </w:rPr>
+        <w:t>': '</w:t>
+      </w:r>
+      <w:proofErr w:type="spellStart"/>
+      <w:r>
+        <w:rPr>
+          <w:lang w:val="ru-RU"/>
+        </w:rPr>
+        <w:t>dec</w:t>
+      </w:r>
+      <w:proofErr w:type="spellEnd"/>
+      <w:r>
+        <w:rPr>
+          <w:lang w:val="ru-RU"/>
+        </w:rPr>
+        <w:t>',</w:t>
       </w:r>
     </w:p>
     <w:p>
@@ -17443,7 +20404,35 @@
         <w:rPr>
           <w:lang w:val="ru-RU"/>
         </w:rPr>
-        <w:t xml:space="preserve">    'forks': 'dec',</w:t>
+        <w:t xml:space="preserve">    '</w:t>
+      </w:r>
+      <w:proofErr w:type="spellStart"/>
+      <w:r>
+        <w:rPr>
+          <w:lang w:val="ru-RU"/>
+        </w:rPr>
+        <w:t>forks</w:t>
+      </w:r>
+      <w:proofErr w:type="spellEnd"/>
+      <w:r>
+        <w:rPr>
+          <w:lang w:val="ru-RU"/>
+        </w:rPr>
+        <w:t>': '</w:t>
+      </w:r>
+      <w:proofErr w:type="spellStart"/>
+      <w:r>
+        <w:rPr>
+          <w:lang w:val="ru-RU"/>
+        </w:rPr>
+        <w:t>dec</w:t>
+      </w:r>
+      <w:proofErr w:type="spellEnd"/>
+      <w:r>
+        <w:rPr>
+          <w:lang w:val="ru-RU"/>
+        </w:rPr>
+        <w:t>',</w:t>
       </w:r>
     </w:p>
     <w:p>
@@ -17458,7 +20447,35 @@
         <w:rPr>
           <w:lang w:val="ru-RU"/>
         </w:rPr>
-        <w:t xml:space="preserve">    'new_members': 'dec',</w:t>
+        <w:t xml:space="preserve">    '</w:t>
+      </w:r>
+      <w:proofErr w:type="spellStart"/>
+      <w:r>
+        <w:rPr>
+          <w:lang w:val="ru-RU"/>
+        </w:rPr>
+        <w:t>new_members</w:t>
+      </w:r>
+      <w:proofErr w:type="spellEnd"/>
+      <w:r>
+        <w:rPr>
+          <w:lang w:val="ru-RU"/>
+        </w:rPr>
+        <w:t>': '</w:t>
+      </w:r>
+      <w:proofErr w:type="spellStart"/>
+      <w:r>
+        <w:rPr>
+          <w:lang w:val="ru-RU"/>
+        </w:rPr>
+        <w:t>dec</w:t>
+      </w:r>
+      <w:proofErr w:type="spellEnd"/>
+      <w:r>
+        <w:rPr>
+          <w:lang w:val="ru-RU"/>
+        </w:rPr>
+        <w:t>',</w:t>
       </w:r>
     </w:p>
     <w:p>
@@ -17473,7 +20490,35 @@
         <w:rPr>
           <w:lang w:val="ru-RU"/>
         </w:rPr>
-        <w:t xml:space="preserve">    'language': 'None',</w:t>
+        <w:t xml:space="preserve">    '</w:t>
+      </w:r>
+      <w:proofErr w:type="spellStart"/>
+      <w:r>
+        <w:rPr>
+          <w:lang w:val="ru-RU"/>
+        </w:rPr>
+        <w:t>language</w:t>
+      </w:r>
+      <w:proofErr w:type="spellEnd"/>
+      <w:r>
+        <w:rPr>
+          <w:lang w:val="ru-RU"/>
+        </w:rPr>
+        <w:t>': '</w:t>
+      </w:r>
+      <w:proofErr w:type="spellStart"/>
+      <w:r>
+        <w:rPr>
+          <w:lang w:val="ru-RU"/>
+        </w:rPr>
+        <w:t>None</w:t>
+      </w:r>
+      <w:proofErr w:type="spellEnd"/>
+      <w:r>
+        <w:rPr>
+          <w:lang w:val="ru-RU"/>
+        </w:rPr>
+        <w:t>',</w:t>
       </w:r>
     </w:p>
     <w:p>
@@ -17488,7 +20533,35 @@
         <w:rPr>
           <w:lang w:val="ru-RU"/>
         </w:rPr>
-        <w:t xml:space="preserve">    'license_name': 'None',</w:t>
+        <w:t xml:space="preserve">    '</w:t>
+      </w:r>
+      <w:proofErr w:type="spellStart"/>
+      <w:r>
+        <w:rPr>
+          <w:lang w:val="ru-RU"/>
+        </w:rPr>
+        <w:t>license_name</w:t>
+      </w:r>
+      <w:proofErr w:type="spellEnd"/>
+      <w:r>
+        <w:rPr>
+          <w:lang w:val="ru-RU"/>
+        </w:rPr>
+        <w:t>': '</w:t>
+      </w:r>
+      <w:proofErr w:type="spellStart"/>
+      <w:r>
+        <w:rPr>
+          <w:lang w:val="ru-RU"/>
+        </w:rPr>
+        <w:t>None</w:t>
+      </w:r>
+      <w:proofErr w:type="spellEnd"/>
+      <w:r>
+        <w:rPr>
+          <w:lang w:val="ru-RU"/>
+        </w:rPr>
+        <w:t>',</w:t>
       </w:r>
     </w:p>
     <w:p>
@@ -17503,7 +20576,35 @@
         <w:rPr>
           <w:lang w:val="ru-RU"/>
         </w:rPr>
-        <w:t xml:space="preserve">    'is_deleted_or_private': 'None'}</w:t>
+        <w:t xml:space="preserve">    '</w:t>
+      </w:r>
+      <w:proofErr w:type="spellStart"/>
+      <w:r>
+        <w:rPr>
+          <w:lang w:val="ru-RU"/>
+        </w:rPr>
+        <w:t>is_deleted_or_private</w:t>
+      </w:r>
+      <w:proofErr w:type="spellEnd"/>
+      <w:r>
+        <w:rPr>
+          <w:lang w:val="ru-RU"/>
+        </w:rPr>
+        <w:t>': '</w:t>
+      </w:r>
+      <w:proofErr w:type="spellStart"/>
+      <w:r>
+        <w:rPr>
+          <w:lang w:val="ru-RU"/>
+        </w:rPr>
+        <w:t>None</w:t>
+      </w:r>
+      <w:proofErr w:type="spellEnd"/>
+      <w:r>
+        <w:rPr>
+          <w:lang w:val="ru-RU"/>
+        </w:rPr>
+        <w:t>'}</w:t>
       </w:r>
     </w:p>
     <w:p>
@@ -17542,7 +20643,49 @@
         <w:rPr>
           <w:lang w:val="ru-RU"/>
         </w:rPr>
-        <w:t xml:space="preserve">    transactions (pd.DataFrame): DataFrame, содержащий преобразованные данные репозиториев в виде транзакций.</w:t>
+        <w:t xml:space="preserve">    </w:t>
+      </w:r>
+      <w:proofErr w:type="spellStart"/>
+      <w:r>
+        <w:rPr>
+          <w:lang w:val="ru-RU"/>
+        </w:rPr>
+        <w:t>transactions</w:t>
+      </w:r>
+      <w:proofErr w:type="spellEnd"/>
+      <w:r>
+        <w:rPr>
+          <w:lang w:val="ru-RU"/>
+        </w:rPr>
+        <w:t xml:space="preserve"> (</w:t>
+      </w:r>
+      <w:proofErr w:type="spellStart"/>
+      <w:r>
+        <w:rPr>
+          <w:lang w:val="ru-RU"/>
+        </w:rPr>
+        <w:t>pd.DataFrame</w:t>
+      </w:r>
+      <w:proofErr w:type="spellEnd"/>
+      <w:r>
+        <w:rPr>
+          <w:lang w:val="ru-RU"/>
+        </w:rPr>
+        <w:t xml:space="preserve">): </w:t>
+      </w:r>
+      <w:proofErr w:type="spellStart"/>
+      <w:r>
+        <w:rPr>
+          <w:lang w:val="ru-RU"/>
+        </w:rPr>
+        <w:t>DataFrame</w:t>
+      </w:r>
+      <w:proofErr w:type="spellEnd"/>
+      <w:r>
+        <w:rPr>
+          <w:lang w:val="ru-RU"/>
+        </w:rPr>
+        <w:t>, содержащий преобразованные данные репозиториев в виде транзакций.</w:t>
       </w:r>
     </w:p>
     <w:p>
@@ -17559,8 +20702,13 @@
         <w:ind w:firstLine="0"/>
       </w:pPr>
       <w:r>
-        <w:t>Листинг 3 – Интерфейс класса PatternMiner</w:t>
-      </w:r>
+        <w:t xml:space="preserve">Листинг 3 – Интерфейс класса </w:t>
+      </w:r>
+      <w:proofErr w:type="spellStart"/>
+      <w:r>
+        <w:t>PatternMiner</w:t>
+      </w:r>
+      <w:proofErr w:type="spellEnd"/>
     </w:p>
     <w:p>
       <w:pPr>
@@ -17569,11 +20717,33 @@
           <w:lang w:val="ru-RU"/>
         </w:rPr>
       </w:pPr>
-      <w:r>
-        <w:rPr>
-          <w:lang w:val="ru-RU"/>
-        </w:rPr>
-        <w:t>class PatternMiner:</w:t>
+      <w:proofErr w:type="spellStart"/>
+      <w:r>
+        <w:rPr>
+          <w:lang w:val="ru-RU"/>
+        </w:rPr>
+        <w:t>class</w:t>
+      </w:r>
+      <w:proofErr w:type="spellEnd"/>
+      <w:r>
+        <w:rPr>
+          <w:lang w:val="ru-RU"/>
+        </w:rPr>
+        <w:t xml:space="preserve"> </w:t>
+      </w:r>
+      <w:proofErr w:type="spellStart"/>
+      <w:r>
+        <w:rPr>
+          <w:lang w:val="ru-RU"/>
+        </w:rPr>
+        <w:t>PatternMiner</w:t>
+      </w:r>
+      <w:proofErr w:type="spellEnd"/>
+      <w:r>
+        <w:rPr>
+          <w:lang w:val="ru-RU"/>
+        </w:rPr>
+        <w:t>:</w:t>
       </w:r>
     </w:p>
     <w:p>
@@ -17587,7 +20757,21 @@
         <w:rPr>
           <w:lang w:val="ru-RU"/>
         </w:rPr>
-        <w:t xml:space="preserve">    Класс PatternMiner предназначен для извлечения шаблонов из данных.</w:t>
+        <w:t xml:space="preserve">    Класс </w:t>
+      </w:r>
+      <w:proofErr w:type="spellStart"/>
+      <w:r>
+        <w:rPr>
+          <w:lang w:val="ru-RU"/>
+        </w:rPr>
+        <w:t>PatternMiner</w:t>
+      </w:r>
+      <w:proofErr w:type="spellEnd"/>
+      <w:r>
+        <w:rPr>
+          <w:lang w:val="ru-RU"/>
+        </w:rPr>
+        <w:t xml:space="preserve"> предназначен для извлечения шаблонов из данных.</w:t>
       </w:r>
     </w:p>
     <w:p>
@@ -17623,7 +20807,141 @@
         <w:rPr>
           <w:lang w:val="ru-RU"/>
         </w:rPr>
-        <w:t xml:space="preserve">    def mine_patterns(self, transactions_matrix, min_supp, min_conf, min_lift, max_left_elements=3, max_right_elements=1):</w:t>
+        <w:t xml:space="preserve">    </w:t>
+      </w:r>
+      <w:proofErr w:type="spellStart"/>
+      <w:r>
+        <w:rPr>
+          <w:lang w:val="ru-RU"/>
+        </w:rPr>
+        <w:t>def</w:t>
+      </w:r>
+      <w:proofErr w:type="spellEnd"/>
+      <w:r>
+        <w:rPr>
+          <w:lang w:val="ru-RU"/>
+        </w:rPr>
+        <w:t xml:space="preserve"> </w:t>
+      </w:r>
+      <w:proofErr w:type="spellStart"/>
+      <w:r>
+        <w:rPr>
+          <w:lang w:val="ru-RU"/>
+        </w:rPr>
+        <w:t>mine_</w:t>
+      </w:r>
+      <w:proofErr w:type="gramStart"/>
+      <w:r>
+        <w:rPr>
+          <w:lang w:val="ru-RU"/>
+        </w:rPr>
+        <w:t>patterns</w:t>
+      </w:r>
+      <w:proofErr w:type="spellEnd"/>
+      <w:r>
+        <w:rPr>
+          <w:lang w:val="ru-RU"/>
+        </w:rPr>
+        <w:t>(</w:t>
+      </w:r>
+      <w:proofErr w:type="spellStart"/>
+      <w:proofErr w:type="gramEnd"/>
+      <w:r>
+        <w:rPr>
+          <w:lang w:val="ru-RU"/>
+        </w:rPr>
+        <w:t>self</w:t>
+      </w:r>
+      <w:proofErr w:type="spellEnd"/>
+      <w:r>
+        <w:rPr>
+          <w:lang w:val="ru-RU"/>
+        </w:rPr>
+        <w:t xml:space="preserve">, </w:t>
+      </w:r>
+      <w:proofErr w:type="spellStart"/>
+      <w:r>
+        <w:rPr>
+          <w:lang w:val="ru-RU"/>
+        </w:rPr>
+        <w:t>transactions_matrix</w:t>
+      </w:r>
+      <w:proofErr w:type="spellEnd"/>
+      <w:r>
+        <w:rPr>
+          <w:lang w:val="ru-RU"/>
+        </w:rPr>
+        <w:t xml:space="preserve">, </w:t>
+      </w:r>
+      <w:proofErr w:type="spellStart"/>
+      <w:r>
+        <w:rPr>
+          <w:lang w:val="ru-RU"/>
+        </w:rPr>
+        <w:t>min_supp</w:t>
+      </w:r>
+      <w:proofErr w:type="spellEnd"/>
+      <w:r>
+        <w:rPr>
+          <w:lang w:val="ru-RU"/>
+        </w:rPr>
+        <w:t xml:space="preserve">, </w:t>
+      </w:r>
+      <w:proofErr w:type="spellStart"/>
+      <w:r>
+        <w:rPr>
+          <w:lang w:val="ru-RU"/>
+        </w:rPr>
+        <w:t>min_conf</w:t>
+      </w:r>
+      <w:proofErr w:type="spellEnd"/>
+      <w:r>
+        <w:rPr>
+          <w:lang w:val="ru-RU"/>
+        </w:rPr>
+        <w:t xml:space="preserve">, </w:t>
+      </w:r>
+      <w:proofErr w:type="spellStart"/>
+      <w:r>
+        <w:rPr>
+          <w:lang w:val="ru-RU"/>
+        </w:rPr>
+        <w:t>min_lift</w:t>
+      </w:r>
+      <w:proofErr w:type="spellEnd"/>
+      <w:r>
+        <w:rPr>
+          <w:lang w:val="ru-RU"/>
+        </w:rPr>
+        <w:t xml:space="preserve">, </w:t>
+      </w:r>
+      <w:proofErr w:type="spellStart"/>
+      <w:r>
+        <w:rPr>
+          <w:lang w:val="ru-RU"/>
+        </w:rPr>
+        <w:t>max_left_elements</w:t>
+      </w:r>
+      <w:proofErr w:type="spellEnd"/>
+      <w:r>
+        <w:rPr>
+          <w:lang w:val="ru-RU"/>
+        </w:rPr>
+        <w:t xml:space="preserve">=3, </w:t>
+      </w:r>
+      <w:proofErr w:type="spellStart"/>
+      <w:r>
+        <w:rPr>
+          <w:lang w:val="ru-RU"/>
+        </w:rPr>
+        <w:t>max_right_elements</w:t>
+      </w:r>
+      <w:proofErr w:type="spellEnd"/>
+      <w:r>
+        <w:rPr>
+          <w:lang w:val="ru-RU"/>
+        </w:rPr>
+        <w:t>=1):</w:t>
       </w:r>
     </w:p>
     <w:p>
@@ -17681,7 +20999,21 @@
         <w:rPr>
           <w:lang w:val="ru-RU"/>
         </w:rPr>
-        <w:t xml:space="preserve">        - transactions_matrix: Матрица транзакций.</w:t>
+        <w:t xml:space="preserve">        - </w:t>
+      </w:r>
+      <w:proofErr w:type="spellStart"/>
+      <w:r>
+        <w:rPr>
+          <w:lang w:val="ru-RU"/>
+        </w:rPr>
+        <w:t>transactions_matrix</w:t>
+      </w:r>
+      <w:proofErr w:type="spellEnd"/>
+      <w:r>
+        <w:rPr>
+          <w:lang w:val="ru-RU"/>
+        </w:rPr>
+        <w:t>: Матрица транзакций.</w:t>
       </w:r>
     </w:p>
     <w:p>
@@ -17695,7 +21027,35 @@
         <w:rPr>
           <w:lang w:val="ru-RU"/>
         </w:rPr>
-        <w:t xml:space="preserve">        - min_supp (float): Минимальное значение поддержки для извлечения частых наборов.</w:t>
+        <w:t xml:space="preserve">        - </w:t>
+      </w:r>
+      <w:proofErr w:type="spellStart"/>
+      <w:r>
+        <w:rPr>
+          <w:lang w:val="ru-RU"/>
+        </w:rPr>
+        <w:t>min_supp</w:t>
+      </w:r>
+      <w:proofErr w:type="spellEnd"/>
+      <w:r>
+        <w:rPr>
+          <w:lang w:val="ru-RU"/>
+        </w:rPr>
+        <w:t xml:space="preserve"> (</w:t>
+      </w:r>
+      <w:proofErr w:type="spellStart"/>
+      <w:r>
+        <w:rPr>
+          <w:lang w:val="ru-RU"/>
+        </w:rPr>
+        <w:t>float</w:t>
+      </w:r>
+      <w:proofErr w:type="spellEnd"/>
+      <w:r>
+        <w:rPr>
+          <w:lang w:val="ru-RU"/>
+        </w:rPr>
+        <w:t>): Минимальное значение поддержки для извлечения частых наборов.</w:t>
       </w:r>
     </w:p>
     <w:p>
@@ -17709,7 +21069,35 @@
         <w:rPr>
           <w:lang w:val="ru-RU"/>
         </w:rPr>
-        <w:t xml:space="preserve">        - min_conf (float): Минимальное значение уверенности для извлечения ассоциативных правил.</w:t>
+        <w:t xml:space="preserve">        - </w:t>
+      </w:r>
+      <w:proofErr w:type="spellStart"/>
+      <w:r>
+        <w:rPr>
+          <w:lang w:val="ru-RU"/>
+        </w:rPr>
+        <w:t>min_conf</w:t>
+      </w:r>
+      <w:proofErr w:type="spellEnd"/>
+      <w:r>
+        <w:rPr>
+          <w:lang w:val="ru-RU"/>
+        </w:rPr>
+        <w:t xml:space="preserve"> (</w:t>
+      </w:r>
+      <w:proofErr w:type="spellStart"/>
+      <w:r>
+        <w:rPr>
+          <w:lang w:val="ru-RU"/>
+        </w:rPr>
+        <w:t>float</w:t>
+      </w:r>
+      <w:proofErr w:type="spellEnd"/>
+      <w:r>
+        <w:rPr>
+          <w:lang w:val="ru-RU"/>
+        </w:rPr>
+        <w:t>): Минимальное значение уверенности для извлечения ассоциативных правил.</w:t>
       </w:r>
     </w:p>
     <w:p>
@@ -17723,7 +21111,35 @@
         <w:rPr>
           <w:lang w:val="ru-RU"/>
         </w:rPr>
-        <w:t xml:space="preserve">        - min_lift (float): Минимальное значение </w:t>
+        <w:t xml:space="preserve">        - </w:t>
+      </w:r>
+      <w:proofErr w:type="spellStart"/>
+      <w:r>
+        <w:rPr>
+          <w:lang w:val="ru-RU"/>
+        </w:rPr>
+        <w:t>min_lift</w:t>
+      </w:r>
+      <w:proofErr w:type="spellEnd"/>
+      <w:r>
+        <w:rPr>
+          <w:lang w:val="ru-RU"/>
+        </w:rPr>
+        <w:t xml:space="preserve"> (</w:t>
+      </w:r>
+      <w:proofErr w:type="spellStart"/>
+      <w:r>
+        <w:rPr>
+          <w:lang w:val="ru-RU"/>
+        </w:rPr>
+        <w:t>float</w:t>
+      </w:r>
+      <w:proofErr w:type="spellEnd"/>
+      <w:r>
+        <w:rPr>
+          <w:lang w:val="ru-RU"/>
+        </w:rPr>
+        <w:t xml:space="preserve">): Минимальное значение </w:t>
       </w:r>
       <w:r>
         <w:rPr>
@@ -17750,7 +21166,35 @@
           <w:lang w:val="ru-RU"/>
         </w:rPr>
         <w:lastRenderedPageBreak/>
-        <w:t xml:space="preserve">        - max_left_elements (int): Максимальное количество элементов в антецедентах ассоциативных правил.</w:t>
+        <w:t xml:space="preserve">        - </w:t>
+      </w:r>
+      <w:proofErr w:type="spellStart"/>
+      <w:r>
+        <w:rPr>
+          <w:lang w:val="ru-RU"/>
+        </w:rPr>
+        <w:t>max_left_elements</w:t>
+      </w:r>
+      <w:proofErr w:type="spellEnd"/>
+      <w:r>
+        <w:rPr>
+          <w:lang w:val="ru-RU"/>
+        </w:rPr>
+        <w:t xml:space="preserve"> (</w:t>
+      </w:r>
+      <w:proofErr w:type="spellStart"/>
+      <w:r>
+        <w:rPr>
+          <w:lang w:val="ru-RU"/>
+        </w:rPr>
+        <w:t>int</w:t>
+      </w:r>
+      <w:proofErr w:type="spellEnd"/>
+      <w:r>
+        <w:rPr>
+          <w:lang w:val="ru-RU"/>
+        </w:rPr>
+        <w:t>): Максимальное количество элементов в антецедентах ассоциативных правил.</w:t>
       </w:r>
     </w:p>
     <w:p>
@@ -17764,7 +21208,49 @@
         <w:rPr>
           <w:lang w:val="ru-RU"/>
         </w:rPr>
-        <w:t xml:space="preserve">        - max_right_elements (int): Максимальное количество элементов в консеквентах ассоциативных правил.</w:t>
+        <w:t xml:space="preserve">        - </w:t>
+      </w:r>
+      <w:proofErr w:type="spellStart"/>
+      <w:r>
+        <w:rPr>
+          <w:lang w:val="ru-RU"/>
+        </w:rPr>
+        <w:t>max_right_elements</w:t>
+      </w:r>
+      <w:proofErr w:type="spellEnd"/>
+      <w:r>
+        <w:rPr>
+          <w:lang w:val="ru-RU"/>
+        </w:rPr>
+        <w:t xml:space="preserve"> (</w:t>
+      </w:r>
+      <w:proofErr w:type="spellStart"/>
+      <w:r>
+        <w:rPr>
+          <w:lang w:val="ru-RU"/>
+        </w:rPr>
+        <w:t>int</w:t>
+      </w:r>
+      <w:proofErr w:type="spellEnd"/>
+      <w:r>
+        <w:rPr>
+          <w:lang w:val="ru-RU"/>
+        </w:rPr>
+        <w:t xml:space="preserve">): Максимальное количество элементов в </w:t>
+      </w:r>
+      <w:proofErr w:type="spellStart"/>
+      <w:r>
+        <w:rPr>
+          <w:lang w:val="ru-RU"/>
+        </w:rPr>
+        <w:t>консеквентах</w:t>
+      </w:r>
+      <w:proofErr w:type="spellEnd"/>
+      <w:r>
+        <w:rPr>
+          <w:lang w:val="ru-RU"/>
+        </w:rPr>
+        <w:t xml:space="preserve"> ассоциативных правил.</w:t>
       </w:r>
     </w:p>
     <w:p>
@@ -17800,7 +21286,35 @@
         <w:rPr>
           <w:lang w:val="ru-RU"/>
         </w:rPr>
-        <w:t xml:space="preserve">        - DataFrame: DataFrame, содержащий извлеченные ассоциативные правила.</w:t>
+        <w:t xml:space="preserve">        - </w:t>
+      </w:r>
+      <w:proofErr w:type="spellStart"/>
+      <w:r>
+        <w:rPr>
+          <w:lang w:val="ru-RU"/>
+        </w:rPr>
+        <w:t>DataFrame</w:t>
+      </w:r>
+      <w:proofErr w:type="spellEnd"/>
+      <w:r>
+        <w:rPr>
+          <w:lang w:val="ru-RU"/>
+        </w:rPr>
+        <w:t xml:space="preserve">: </w:t>
+      </w:r>
+      <w:proofErr w:type="spellStart"/>
+      <w:r>
+        <w:rPr>
+          <w:lang w:val="ru-RU"/>
+        </w:rPr>
+        <w:t>DataFrame</w:t>
+      </w:r>
+      <w:proofErr w:type="spellEnd"/>
+      <w:r>
+        <w:rPr>
+          <w:lang w:val="ru-RU"/>
+        </w:rPr>
+        <w:t>, содержащий извлеченные ассоциативные правила.</w:t>
       </w:r>
     </w:p>
     <w:sectPr>

--- a/docs/2024_403_EliseevEV.docx
+++ b/docs/2024_403_EliseevEV.docx
@@ -1029,7 +1029,6 @@
       </w:r>
       <w:r>
         <w:rPr>
-          <w:noProof/>
           <w:sz w:val="28"/>
           <w:szCs w:val="28"/>
         </w:rPr>
@@ -1405,7 +1404,6 @@
         <w:rPr>
           <w:rFonts w:cs="Arial"/>
           <w:bCs/>
-          <w:noProof/>
           <w:sz w:val="28"/>
           <w:szCs w:val="28"/>
         </w:rPr>
@@ -2139,7 +2137,6 @@
         <w:rPr>
           <w:rFonts w:cs="Arial"/>
           <w:bCs/>
-          <w:noProof/>
           <w:sz w:val="28"/>
           <w:szCs w:val="28"/>
         </w:rPr>
@@ -2363,7 +2360,6 @@
             <w:pStyle w:val="TOC1"/>
             <w:rPr>
               <w:rFonts w:asciiTheme="minorHAnsi" w:eastAsiaTheme="minorEastAsia" w:hAnsiTheme="minorHAnsi" w:cstheme="minorBidi"/>
-              <w:noProof/>
               <w:kern w:val="2"/>
               <w:sz w:val="28"/>
               <w:szCs w:val="28"/>
@@ -2395,7 +2391,6 @@
             <w:r>
               <w:rPr>
                 <w:rStyle w:val="Hyperlink"/>
-                <w:noProof/>
                 <w:sz w:val="28"/>
                 <w:szCs w:val="28"/>
               </w:rPr>
@@ -2403,7 +2398,6 @@
             </w:r>
             <w:r>
               <w:rPr>
-                <w:noProof/>
                 <w:webHidden/>
                 <w:sz w:val="28"/>
                 <w:szCs w:val="28"/>
@@ -2412,7 +2406,6 @@
             </w:r>
             <w:r>
               <w:rPr>
-                <w:noProof/>
                 <w:webHidden/>
                 <w:sz w:val="28"/>
                 <w:szCs w:val="28"/>
@@ -2421,7 +2414,6 @@
             </w:r>
             <w:r>
               <w:rPr>
-                <w:noProof/>
                 <w:webHidden/>
                 <w:sz w:val="28"/>
                 <w:szCs w:val="28"/>
@@ -2430,7 +2422,6 @@
             </w:r>
             <w:r>
               <w:rPr>
-                <w:noProof/>
                 <w:webHidden/>
                 <w:sz w:val="28"/>
                 <w:szCs w:val="28"/>
@@ -2438,7 +2429,6 @@
             </w:r>
             <w:r>
               <w:rPr>
-                <w:noProof/>
                 <w:webHidden/>
                 <w:sz w:val="28"/>
                 <w:szCs w:val="28"/>
@@ -2447,7 +2437,6 @@
             </w:r>
             <w:r>
               <w:rPr>
-                <w:noProof/>
                 <w:webHidden/>
                 <w:sz w:val="28"/>
                 <w:szCs w:val="28"/>
@@ -2456,7 +2445,6 @@
             </w:r>
             <w:r>
               <w:rPr>
-                <w:noProof/>
                 <w:webHidden/>
                 <w:sz w:val="28"/>
                 <w:szCs w:val="28"/>
@@ -2470,7 +2458,6 @@
             <w:pStyle w:val="TOC1"/>
             <w:rPr>
               <w:rFonts w:asciiTheme="minorHAnsi" w:eastAsiaTheme="minorEastAsia" w:hAnsiTheme="minorHAnsi" w:cstheme="minorBidi"/>
-              <w:noProof/>
               <w:kern w:val="2"/>
               <w:sz w:val="28"/>
               <w:szCs w:val="28"/>
@@ -2481,7 +2468,6 @@
             <w:r>
               <w:rPr>
                 <w:rStyle w:val="Hyperlink"/>
-                <w:noProof/>
                 <w:sz w:val="28"/>
                 <w:szCs w:val="28"/>
               </w:rPr>
@@ -2490,7 +2476,6 @@
             <w:r>
               <w:rPr>
                 <w:rFonts w:asciiTheme="minorHAnsi" w:eastAsiaTheme="minorEastAsia" w:hAnsiTheme="minorHAnsi" w:cstheme="minorBidi"/>
-                <w:noProof/>
                 <w:kern w:val="2"/>
                 <w:sz w:val="28"/>
                 <w:szCs w:val="28"/>
@@ -2501,7 +2486,6 @@
             <w:r>
               <w:rPr>
                 <w:rStyle w:val="Hyperlink"/>
-                <w:noProof/>
                 <w:sz w:val="28"/>
                 <w:szCs w:val="28"/>
               </w:rPr>
@@ -2509,7 +2493,6 @@
             </w:r>
             <w:r>
               <w:rPr>
-                <w:noProof/>
                 <w:webHidden/>
                 <w:sz w:val="28"/>
                 <w:szCs w:val="28"/>
@@ -2518,7 +2501,6 @@
             </w:r>
             <w:r>
               <w:rPr>
-                <w:noProof/>
                 <w:webHidden/>
                 <w:sz w:val="28"/>
                 <w:szCs w:val="28"/>
@@ -2527,7 +2509,6 @@
             </w:r>
             <w:r>
               <w:rPr>
-                <w:noProof/>
                 <w:webHidden/>
                 <w:sz w:val="28"/>
                 <w:szCs w:val="28"/>
@@ -2536,7 +2517,6 @@
             </w:r>
             <w:r>
               <w:rPr>
-                <w:noProof/>
                 <w:webHidden/>
                 <w:sz w:val="28"/>
                 <w:szCs w:val="28"/>
@@ -2544,7 +2524,6 @@
             </w:r>
             <w:r>
               <w:rPr>
-                <w:noProof/>
                 <w:webHidden/>
                 <w:sz w:val="28"/>
                 <w:szCs w:val="28"/>
@@ -2553,7 +2532,6 @@
             </w:r>
             <w:r>
               <w:rPr>
-                <w:noProof/>
                 <w:webHidden/>
                 <w:sz w:val="28"/>
                 <w:szCs w:val="28"/>
@@ -2562,7 +2540,6 @@
             </w:r>
             <w:r>
               <w:rPr>
-                <w:noProof/>
                 <w:webHidden/>
                 <w:sz w:val="28"/>
                 <w:szCs w:val="28"/>
@@ -2576,7 +2553,6 @@
             <w:pStyle w:val="TOC2"/>
             <w:rPr>
               <w:rFonts w:asciiTheme="minorHAnsi" w:eastAsiaTheme="minorEastAsia" w:hAnsiTheme="minorHAnsi" w:cstheme="minorBidi"/>
-              <w:noProof/>
               <w:kern w:val="2"/>
               <w:sz w:val="28"/>
               <w:szCs w:val="28"/>
@@ -2587,7 +2563,6 @@
             <w:r>
               <w:rPr>
                 <w:rStyle w:val="Hyperlink"/>
-                <w:noProof/>
                 <w:sz w:val="28"/>
                 <w:szCs w:val="28"/>
               </w:rPr>
@@ -2596,7 +2571,6 @@
             <w:r>
               <w:rPr>
                 <w:rFonts w:asciiTheme="minorHAnsi" w:eastAsiaTheme="minorEastAsia" w:hAnsiTheme="minorHAnsi" w:cstheme="minorBidi"/>
-                <w:noProof/>
                 <w:kern w:val="2"/>
                 <w:sz w:val="28"/>
                 <w:szCs w:val="28"/>
@@ -2607,7 +2581,6 @@
             <w:r>
               <w:rPr>
                 <w:rStyle w:val="Hyperlink"/>
-                <w:noProof/>
                 <w:sz w:val="28"/>
                 <w:szCs w:val="28"/>
               </w:rPr>
@@ -2615,7 +2588,6 @@
             </w:r>
             <w:r>
               <w:rPr>
-                <w:noProof/>
                 <w:webHidden/>
                 <w:sz w:val="28"/>
                 <w:szCs w:val="28"/>
@@ -2624,7 +2596,6 @@
             </w:r>
             <w:r>
               <w:rPr>
-                <w:noProof/>
                 <w:webHidden/>
                 <w:sz w:val="28"/>
                 <w:szCs w:val="28"/>
@@ -2633,7 +2604,6 @@
             </w:r>
             <w:r>
               <w:rPr>
-                <w:noProof/>
                 <w:webHidden/>
                 <w:sz w:val="28"/>
                 <w:szCs w:val="28"/>
@@ -2642,7 +2612,6 @@
             </w:r>
             <w:r>
               <w:rPr>
-                <w:noProof/>
                 <w:webHidden/>
                 <w:sz w:val="28"/>
                 <w:szCs w:val="28"/>
@@ -2650,7 +2619,6 @@
             </w:r>
             <w:r>
               <w:rPr>
-                <w:noProof/>
                 <w:webHidden/>
                 <w:sz w:val="28"/>
                 <w:szCs w:val="28"/>
@@ -2659,7 +2627,6 @@
             </w:r>
             <w:r>
               <w:rPr>
-                <w:noProof/>
                 <w:webHidden/>
                 <w:sz w:val="28"/>
                 <w:szCs w:val="28"/>
@@ -2668,7 +2635,6 @@
             </w:r>
             <w:r>
               <w:rPr>
-                <w:noProof/>
                 <w:webHidden/>
                 <w:sz w:val="28"/>
                 <w:szCs w:val="28"/>
@@ -2682,7 +2648,6 @@
             <w:pStyle w:val="TOC2"/>
             <w:rPr>
               <w:rFonts w:asciiTheme="minorHAnsi" w:eastAsiaTheme="minorEastAsia" w:hAnsiTheme="minorHAnsi" w:cstheme="minorBidi"/>
-              <w:noProof/>
               <w:kern w:val="2"/>
               <w:sz w:val="28"/>
               <w:szCs w:val="28"/>
@@ -2693,7 +2658,6 @@
             <w:r>
               <w:rPr>
                 <w:rStyle w:val="Hyperlink"/>
-                <w:noProof/>
                 <w:sz w:val="28"/>
                 <w:szCs w:val="28"/>
               </w:rPr>
@@ -2702,7 +2666,6 @@
             <w:r>
               <w:rPr>
                 <w:rFonts w:asciiTheme="minorHAnsi" w:eastAsiaTheme="minorEastAsia" w:hAnsiTheme="minorHAnsi" w:cstheme="minorBidi"/>
-                <w:noProof/>
                 <w:kern w:val="2"/>
                 <w:sz w:val="28"/>
                 <w:szCs w:val="28"/>
@@ -2713,7 +2676,6 @@
             <w:r>
               <w:rPr>
                 <w:rStyle w:val="Hyperlink"/>
-                <w:noProof/>
                 <w:sz w:val="28"/>
                 <w:szCs w:val="28"/>
               </w:rPr>
@@ -2721,7 +2683,6 @@
             </w:r>
             <w:r>
               <w:rPr>
-                <w:noProof/>
                 <w:webHidden/>
                 <w:sz w:val="28"/>
                 <w:szCs w:val="28"/>
@@ -2730,7 +2691,6 @@
             </w:r>
             <w:r>
               <w:rPr>
-                <w:noProof/>
                 <w:webHidden/>
                 <w:sz w:val="28"/>
                 <w:szCs w:val="28"/>
@@ -2739,7 +2699,6 @@
             </w:r>
             <w:r>
               <w:rPr>
-                <w:noProof/>
                 <w:webHidden/>
                 <w:sz w:val="28"/>
                 <w:szCs w:val="28"/>
@@ -2748,7 +2707,6 @@
             </w:r>
             <w:r>
               <w:rPr>
-                <w:noProof/>
                 <w:webHidden/>
                 <w:sz w:val="28"/>
                 <w:szCs w:val="28"/>
@@ -2756,7 +2714,6 @@
             </w:r>
             <w:r>
               <w:rPr>
-                <w:noProof/>
                 <w:webHidden/>
                 <w:sz w:val="28"/>
                 <w:szCs w:val="28"/>
@@ -2765,7 +2722,6 @@
             </w:r>
             <w:r>
               <w:rPr>
-                <w:noProof/>
                 <w:webHidden/>
                 <w:sz w:val="28"/>
                 <w:szCs w:val="28"/>
@@ -2774,7 +2730,6 @@
             </w:r>
             <w:r>
               <w:rPr>
-                <w:noProof/>
                 <w:webHidden/>
                 <w:sz w:val="28"/>
                 <w:szCs w:val="28"/>
@@ -2788,7 +2743,6 @@
             <w:pStyle w:val="TOC1"/>
             <w:rPr>
               <w:rFonts w:asciiTheme="minorHAnsi" w:eastAsiaTheme="minorEastAsia" w:hAnsiTheme="minorHAnsi" w:cstheme="minorBidi"/>
-              <w:noProof/>
               <w:kern w:val="2"/>
               <w:sz w:val="28"/>
               <w:szCs w:val="28"/>
@@ -2799,7 +2753,6 @@
             <w:r>
               <w:rPr>
                 <w:rStyle w:val="Hyperlink"/>
-                <w:noProof/>
                 <w:sz w:val="28"/>
                 <w:szCs w:val="28"/>
               </w:rPr>
@@ -2808,7 +2761,6 @@
             <w:r>
               <w:rPr>
                 <w:rFonts w:asciiTheme="minorHAnsi" w:eastAsiaTheme="minorEastAsia" w:hAnsiTheme="minorHAnsi" w:cstheme="minorBidi"/>
-                <w:noProof/>
                 <w:kern w:val="2"/>
                 <w:sz w:val="28"/>
                 <w:szCs w:val="28"/>
@@ -2819,7 +2771,6 @@
             <w:r>
               <w:rPr>
                 <w:rStyle w:val="Hyperlink"/>
-                <w:noProof/>
                 <w:sz w:val="28"/>
                 <w:szCs w:val="28"/>
               </w:rPr>
@@ -2827,7 +2778,6 @@
             </w:r>
             <w:r>
               <w:rPr>
-                <w:noProof/>
                 <w:webHidden/>
                 <w:sz w:val="28"/>
                 <w:szCs w:val="28"/>
@@ -2836,7 +2786,6 @@
             </w:r>
             <w:r>
               <w:rPr>
-                <w:noProof/>
                 <w:webHidden/>
                 <w:sz w:val="28"/>
                 <w:szCs w:val="28"/>
@@ -2845,7 +2794,6 @@
             </w:r>
             <w:r>
               <w:rPr>
-                <w:noProof/>
                 <w:webHidden/>
                 <w:sz w:val="28"/>
                 <w:szCs w:val="28"/>
@@ -2854,7 +2802,6 @@
             </w:r>
             <w:r>
               <w:rPr>
-                <w:noProof/>
                 <w:webHidden/>
                 <w:sz w:val="28"/>
                 <w:szCs w:val="28"/>
@@ -2862,7 +2809,6 @@
             </w:r>
             <w:r>
               <w:rPr>
-                <w:noProof/>
                 <w:webHidden/>
                 <w:sz w:val="28"/>
                 <w:szCs w:val="28"/>
@@ -2871,7 +2817,6 @@
             </w:r>
             <w:r>
               <w:rPr>
-                <w:noProof/>
                 <w:webHidden/>
                 <w:sz w:val="28"/>
                 <w:szCs w:val="28"/>
@@ -2880,7 +2825,6 @@
             </w:r>
             <w:r>
               <w:rPr>
-                <w:noProof/>
                 <w:webHidden/>
                 <w:sz w:val="28"/>
                 <w:szCs w:val="28"/>
@@ -2894,7 +2838,6 @@
             <w:pStyle w:val="TOC2"/>
             <w:rPr>
               <w:rFonts w:asciiTheme="minorHAnsi" w:eastAsiaTheme="minorEastAsia" w:hAnsiTheme="minorHAnsi" w:cstheme="minorBidi"/>
-              <w:noProof/>
               <w:kern w:val="2"/>
               <w:sz w:val="28"/>
               <w:szCs w:val="28"/>
@@ -2905,7 +2848,6 @@
             <w:r>
               <w:rPr>
                 <w:rStyle w:val="Hyperlink"/>
-                <w:noProof/>
                 <w:sz w:val="28"/>
                 <w:szCs w:val="28"/>
               </w:rPr>
@@ -2914,7 +2856,6 @@
             <w:r>
               <w:rPr>
                 <w:rFonts w:asciiTheme="minorHAnsi" w:eastAsiaTheme="minorEastAsia" w:hAnsiTheme="minorHAnsi" w:cstheme="minorBidi"/>
-                <w:noProof/>
                 <w:kern w:val="2"/>
                 <w:sz w:val="28"/>
                 <w:szCs w:val="28"/>
@@ -2925,7 +2866,6 @@
             <w:r>
               <w:rPr>
                 <w:rStyle w:val="Hyperlink"/>
-                <w:noProof/>
                 <w:sz w:val="28"/>
                 <w:szCs w:val="28"/>
               </w:rPr>
@@ -2933,7 +2873,6 @@
             </w:r>
             <w:r>
               <w:rPr>
-                <w:noProof/>
                 <w:webHidden/>
                 <w:sz w:val="28"/>
                 <w:szCs w:val="28"/>
@@ -2942,7 +2881,6 @@
             </w:r>
             <w:r>
               <w:rPr>
-                <w:noProof/>
                 <w:webHidden/>
                 <w:sz w:val="28"/>
                 <w:szCs w:val="28"/>
@@ -2951,7 +2889,6 @@
             </w:r>
             <w:r>
               <w:rPr>
-                <w:noProof/>
                 <w:webHidden/>
                 <w:sz w:val="28"/>
                 <w:szCs w:val="28"/>
@@ -2960,7 +2897,6 @@
             </w:r>
             <w:r>
               <w:rPr>
-                <w:noProof/>
                 <w:webHidden/>
                 <w:sz w:val="28"/>
                 <w:szCs w:val="28"/>
@@ -2968,7 +2904,6 @@
             </w:r>
             <w:r>
               <w:rPr>
-                <w:noProof/>
                 <w:webHidden/>
                 <w:sz w:val="28"/>
                 <w:szCs w:val="28"/>
@@ -2977,7 +2912,6 @@
             </w:r>
             <w:r>
               <w:rPr>
-                <w:noProof/>
                 <w:webHidden/>
                 <w:sz w:val="28"/>
                 <w:szCs w:val="28"/>
@@ -2986,7 +2920,6 @@
             </w:r>
             <w:r>
               <w:rPr>
-                <w:noProof/>
                 <w:webHidden/>
                 <w:sz w:val="28"/>
                 <w:szCs w:val="28"/>
@@ -3000,7 +2933,6 @@
             <w:pStyle w:val="TOC2"/>
             <w:rPr>
               <w:rFonts w:asciiTheme="minorHAnsi" w:eastAsiaTheme="minorEastAsia" w:hAnsiTheme="minorHAnsi" w:cstheme="minorBidi"/>
-              <w:noProof/>
               <w:kern w:val="2"/>
               <w:sz w:val="28"/>
               <w:szCs w:val="28"/>
@@ -3011,7 +2943,6 @@
             <w:r>
               <w:rPr>
                 <w:rStyle w:val="Hyperlink"/>
-                <w:noProof/>
                 <w:sz w:val="28"/>
                 <w:szCs w:val="28"/>
               </w:rPr>
@@ -3020,7 +2951,6 @@
             <w:r>
               <w:rPr>
                 <w:rFonts w:asciiTheme="minorHAnsi" w:eastAsiaTheme="minorEastAsia" w:hAnsiTheme="minorHAnsi" w:cstheme="minorBidi"/>
-                <w:noProof/>
                 <w:kern w:val="2"/>
                 <w:sz w:val="28"/>
                 <w:szCs w:val="28"/>
@@ -3031,7 +2961,6 @@
             <w:r>
               <w:rPr>
                 <w:rStyle w:val="Hyperlink"/>
-                <w:noProof/>
                 <w:sz w:val="28"/>
                 <w:szCs w:val="28"/>
               </w:rPr>
@@ -3039,7 +2968,6 @@
             </w:r>
             <w:r>
               <w:rPr>
-                <w:noProof/>
                 <w:webHidden/>
                 <w:sz w:val="28"/>
                 <w:szCs w:val="28"/>
@@ -3048,7 +2976,6 @@
             </w:r>
             <w:r>
               <w:rPr>
-                <w:noProof/>
                 <w:webHidden/>
                 <w:sz w:val="28"/>
                 <w:szCs w:val="28"/>
@@ -3057,7 +2984,6 @@
             </w:r>
             <w:r>
               <w:rPr>
-                <w:noProof/>
                 <w:webHidden/>
                 <w:sz w:val="28"/>
                 <w:szCs w:val="28"/>
@@ -3066,7 +2992,6 @@
             </w:r>
             <w:r>
               <w:rPr>
-                <w:noProof/>
                 <w:webHidden/>
                 <w:sz w:val="28"/>
                 <w:szCs w:val="28"/>
@@ -3074,7 +2999,6 @@
             </w:r>
             <w:r>
               <w:rPr>
-                <w:noProof/>
                 <w:webHidden/>
                 <w:sz w:val="28"/>
                 <w:szCs w:val="28"/>
@@ -3083,7 +3007,6 @@
             </w:r>
             <w:r>
               <w:rPr>
-                <w:noProof/>
                 <w:webHidden/>
                 <w:sz w:val="28"/>
                 <w:szCs w:val="28"/>
@@ -3092,7 +3015,6 @@
             </w:r>
             <w:r>
               <w:rPr>
-                <w:noProof/>
                 <w:webHidden/>
                 <w:sz w:val="28"/>
                 <w:szCs w:val="28"/>
@@ -3106,7 +3028,6 @@
             <w:pStyle w:val="TOC2"/>
             <w:rPr>
               <w:rFonts w:asciiTheme="minorHAnsi" w:eastAsiaTheme="minorEastAsia" w:hAnsiTheme="minorHAnsi" w:cstheme="minorBidi"/>
-              <w:noProof/>
               <w:kern w:val="2"/>
               <w:sz w:val="28"/>
               <w:szCs w:val="28"/>
@@ -3117,7 +3038,6 @@
             <w:r>
               <w:rPr>
                 <w:rStyle w:val="Hyperlink"/>
-                <w:noProof/>
                 <w:sz w:val="28"/>
                 <w:szCs w:val="28"/>
               </w:rPr>
@@ -3126,7 +3046,6 @@
             <w:r>
               <w:rPr>
                 <w:rFonts w:asciiTheme="minorHAnsi" w:eastAsiaTheme="minorEastAsia" w:hAnsiTheme="minorHAnsi" w:cstheme="minorBidi"/>
-                <w:noProof/>
                 <w:kern w:val="2"/>
                 <w:sz w:val="28"/>
                 <w:szCs w:val="28"/>
@@ -3137,7 +3056,6 @@
             <w:r>
               <w:rPr>
                 <w:rStyle w:val="Hyperlink"/>
-                <w:noProof/>
                 <w:sz w:val="28"/>
                 <w:szCs w:val="28"/>
               </w:rPr>
@@ -3145,7 +3063,6 @@
             </w:r>
             <w:r>
               <w:rPr>
-                <w:noProof/>
                 <w:webHidden/>
                 <w:sz w:val="28"/>
                 <w:szCs w:val="28"/>
@@ -3154,7 +3071,6 @@
             </w:r>
             <w:r>
               <w:rPr>
-                <w:noProof/>
                 <w:webHidden/>
                 <w:sz w:val="28"/>
                 <w:szCs w:val="28"/>
@@ -3163,7 +3079,6 @@
             </w:r>
             <w:r>
               <w:rPr>
-                <w:noProof/>
                 <w:webHidden/>
                 <w:sz w:val="28"/>
                 <w:szCs w:val="28"/>
@@ -3172,7 +3087,6 @@
             </w:r>
             <w:r>
               <w:rPr>
-                <w:noProof/>
                 <w:webHidden/>
                 <w:sz w:val="28"/>
                 <w:szCs w:val="28"/>
@@ -3180,7 +3094,6 @@
             </w:r>
             <w:r>
               <w:rPr>
-                <w:noProof/>
                 <w:webHidden/>
                 <w:sz w:val="28"/>
                 <w:szCs w:val="28"/>
@@ -3189,7 +3102,6 @@
             </w:r>
             <w:r>
               <w:rPr>
-                <w:noProof/>
                 <w:webHidden/>
                 <w:sz w:val="28"/>
                 <w:szCs w:val="28"/>
@@ -3198,7 +3110,6 @@
             </w:r>
             <w:r>
               <w:rPr>
-                <w:noProof/>
                 <w:webHidden/>
                 <w:sz w:val="28"/>
                 <w:szCs w:val="28"/>
@@ -3212,7 +3123,6 @@
             <w:pStyle w:val="TOC2"/>
             <w:rPr>
               <w:rFonts w:asciiTheme="minorHAnsi" w:eastAsiaTheme="minorEastAsia" w:hAnsiTheme="minorHAnsi" w:cstheme="minorBidi"/>
-              <w:noProof/>
               <w:kern w:val="2"/>
               <w:sz w:val="28"/>
               <w:szCs w:val="28"/>
@@ -3223,7 +3133,6 @@
             <w:r>
               <w:rPr>
                 <w:rStyle w:val="Hyperlink"/>
-                <w:noProof/>
                 <w:sz w:val="28"/>
                 <w:szCs w:val="28"/>
               </w:rPr>
@@ -3232,7 +3141,6 @@
             <w:r>
               <w:rPr>
                 <w:rFonts w:asciiTheme="minorHAnsi" w:eastAsiaTheme="minorEastAsia" w:hAnsiTheme="minorHAnsi" w:cstheme="minorBidi"/>
-                <w:noProof/>
                 <w:kern w:val="2"/>
                 <w:sz w:val="28"/>
                 <w:szCs w:val="28"/>
@@ -3243,7 +3151,6 @@
             <w:r>
               <w:rPr>
                 <w:rStyle w:val="Hyperlink"/>
-                <w:noProof/>
                 <w:sz w:val="28"/>
                 <w:szCs w:val="28"/>
               </w:rPr>
@@ -3251,7 +3158,6 @@
             </w:r>
             <w:r>
               <w:rPr>
-                <w:noProof/>
                 <w:webHidden/>
                 <w:sz w:val="28"/>
                 <w:szCs w:val="28"/>
@@ -3260,7 +3166,6 @@
             </w:r>
             <w:r>
               <w:rPr>
-                <w:noProof/>
                 <w:webHidden/>
                 <w:sz w:val="28"/>
                 <w:szCs w:val="28"/>
@@ -3269,7 +3174,6 @@
             </w:r>
             <w:r>
               <w:rPr>
-                <w:noProof/>
                 <w:webHidden/>
                 <w:sz w:val="28"/>
                 <w:szCs w:val="28"/>
@@ -3278,7 +3182,6 @@
             </w:r>
             <w:r>
               <w:rPr>
-                <w:noProof/>
                 <w:webHidden/>
                 <w:sz w:val="28"/>
                 <w:szCs w:val="28"/>
@@ -3286,7 +3189,6 @@
             </w:r>
             <w:r>
               <w:rPr>
-                <w:noProof/>
                 <w:webHidden/>
                 <w:sz w:val="28"/>
                 <w:szCs w:val="28"/>
@@ -3295,7 +3197,6 @@
             </w:r>
             <w:r>
               <w:rPr>
-                <w:noProof/>
                 <w:webHidden/>
                 <w:sz w:val="28"/>
                 <w:szCs w:val="28"/>
@@ -3304,7 +3205,6 @@
             </w:r>
             <w:r>
               <w:rPr>
-                <w:noProof/>
                 <w:webHidden/>
                 <w:sz w:val="28"/>
                 <w:szCs w:val="28"/>
@@ -3318,7 +3218,6 @@
             <w:pStyle w:val="TOC1"/>
             <w:rPr>
               <w:rFonts w:asciiTheme="minorHAnsi" w:eastAsiaTheme="minorEastAsia" w:hAnsiTheme="minorHAnsi" w:cstheme="minorBidi"/>
-              <w:noProof/>
               <w:kern w:val="2"/>
               <w:sz w:val="28"/>
               <w:szCs w:val="28"/>
@@ -3329,7 +3228,6 @@
             <w:r>
               <w:rPr>
                 <w:rStyle w:val="Hyperlink"/>
-                <w:noProof/>
                 <w:sz w:val="28"/>
                 <w:szCs w:val="28"/>
               </w:rPr>
@@ -3338,7 +3236,6 @@
             <w:r>
               <w:rPr>
                 <w:rFonts w:asciiTheme="minorHAnsi" w:eastAsiaTheme="minorEastAsia" w:hAnsiTheme="minorHAnsi" w:cstheme="minorBidi"/>
-                <w:noProof/>
                 <w:kern w:val="2"/>
                 <w:sz w:val="28"/>
                 <w:szCs w:val="28"/>
@@ -3349,7 +3246,6 @@
             <w:r>
               <w:rPr>
                 <w:rStyle w:val="Hyperlink"/>
-                <w:noProof/>
                 <w:sz w:val="28"/>
                 <w:szCs w:val="28"/>
               </w:rPr>
@@ -3357,7 +3253,6 @@
             </w:r>
             <w:r>
               <w:rPr>
-                <w:noProof/>
                 <w:webHidden/>
                 <w:sz w:val="28"/>
                 <w:szCs w:val="28"/>
@@ -3366,7 +3261,6 @@
             </w:r>
             <w:r>
               <w:rPr>
-                <w:noProof/>
                 <w:webHidden/>
                 <w:sz w:val="28"/>
                 <w:szCs w:val="28"/>
@@ -3375,7 +3269,6 @@
             </w:r>
             <w:r>
               <w:rPr>
-                <w:noProof/>
                 <w:webHidden/>
                 <w:sz w:val="28"/>
                 <w:szCs w:val="28"/>
@@ -3384,7 +3277,6 @@
             </w:r>
             <w:r>
               <w:rPr>
-                <w:noProof/>
                 <w:webHidden/>
                 <w:sz w:val="28"/>
                 <w:szCs w:val="28"/>
@@ -3392,7 +3284,6 @@
             </w:r>
             <w:r>
               <w:rPr>
-                <w:noProof/>
                 <w:webHidden/>
                 <w:sz w:val="28"/>
                 <w:szCs w:val="28"/>
@@ -3401,7 +3292,6 @@
             </w:r>
             <w:r>
               <w:rPr>
-                <w:noProof/>
                 <w:webHidden/>
                 <w:sz w:val="28"/>
                 <w:szCs w:val="28"/>
@@ -3410,7 +3300,6 @@
             </w:r>
             <w:r>
               <w:rPr>
-                <w:noProof/>
                 <w:webHidden/>
                 <w:sz w:val="28"/>
                 <w:szCs w:val="28"/>
@@ -3424,7 +3313,6 @@
             <w:pStyle w:val="TOC2"/>
             <w:rPr>
               <w:rFonts w:asciiTheme="minorHAnsi" w:eastAsiaTheme="minorEastAsia" w:hAnsiTheme="minorHAnsi" w:cstheme="minorBidi"/>
-              <w:noProof/>
               <w:kern w:val="2"/>
               <w:sz w:val="28"/>
               <w:szCs w:val="28"/>
@@ -3435,7 +3323,6 @@
             <w:r>
               <w:rPr>
                 <w:rStyle w:val="Hyperlink"/>
-                <w:noProof/>
                 <w:sz w:val="28"/>
                 <w:szCs w:val="28"/>
               </w:rPr>
@@ -3444,7 +3331,6 @@
             <w:r>
               <w:rPr>
                 <w:rFonts w:asciiTheme="minorHAnsi" w:eastAsiaTheme="minorEastAsia" w:hAnsiTheme="minorHAnsi" w:cstheme="minorBidi"/>
-                <w:noProof/>
                 <w:kern w:val="2"/>
                 <w:sz w:val="28"/>
                 <w:szCs w:val="28"/>
@@ -3455,7 +3341,6 @@
             <w:r>
               <w:rPr>
                 <w:rStyle w:val="Hyperlink"/>
-                <w:noProof/>
                 <w:sz w:val="28"/>
                 <w:szCs w:val="28"/>
               </w:rPr>
@@ -3463,7 +3348,6 @@
             </w:r>
             <w:r>
               <w:rPr>
-                <w:noProof/>
                 <w:webHidden/>
                 <w:sz w:val="28"/>
                 <w:szCs w:val="28"/>
@@ -3472,7 +3356,6 @@
             </w:r>
             <w:r>
               <w:rPr>
-                <w:noProof/>
                 <w:webHidden/>
                 <w:sz w:val="28"/>
                 <w:szCs w:val="28"/>
@@ -3481,7 +3364,6 @@
             </w:r>
             <w:r>
               <w:rPr>
-                <w:noProof/>
                 <w:webHidden/>
                 <w:sz w:val="28"/>
                 <w:szCs w:val="28"/>
@@ -3490,7 +3372,6 @@
             </w:r>
             <w:r>
               <w:rPr>
-                <w:noProof/>
                 <w:webHidden/>
                 <w:sz w:val="28"/>
                 <w:szCs w:val="28"/>
@@ -3498,7 +3379,6 @@
             </w:r>
             <w:r>
               <w:rPr>
-                <w:noProof/>
                 <w:webHidden/>
                 <w:sz w:val="28"/>
                 <w:szCs w:val="28"/>
@@ -3507,7 +3387,6 @@
             </w:r>
             <w:r>
               <w:rPr>
-                <w:noProof/>
                 <w:webHidden/>
                 <w:sz w:val="28"/>
                 <w:szCs w:val="28"/>
@@ -3516,7 +3395,6 @@
             </w:r>
             <w:r>
               <w:rPr>
-                <w:noProof/>
                 <w:webHidden/>
                 <w:sz w:val="28"/>
                 <w:szCs w:val="28"/>
@@ -3530,7 +3408,6 @@
             <w:pStyle w:val="TOC2"/>
             <w:rPr>
               <w:rFonts w:asciiTheme="minorHAnsi" w:eastAsiaTheme="minorEastAsia" w:hAnsiTheme="minorHAnsi" w:cstheme="minorBidi"/>
-              <w:noProof/>
               <w:kern w:val="2"/>
               <w:sz w:val="28"/>
               <w:szCs w:val="28"/>
@@ -3541,7 +3418,6 @@
             <w:r>
               <w:rPr>
                 <w:rStyle w:val="Hyperlink"/>
-                <w:noProof/>
                 <w:sz w:val="28"/>
                 <w:szCs w:val="28"/>
               </w:rPr>
@@ -3550,7 +3426,6 @@
             <w:r>
               <w:rPr>
                 <w:rFonts w:asciiTheme="minorHAnsi" w:eastAsiaTheme="minorEastAsia" w:hAnsiTheme="minorHAnsi" w:cstheme="minorBidi"/>
-                <w:noProof/>
                 <w:kern w:val="2"/>
                 <w:sz w:val="28"/>
                 <w:szCs w:val="28"/>
@@ -3561,7 +3436,6 @@
             <w:r>
               <w:rPr>
                 <w:rStyle w:val="Hyperlink"/>
-                <w:noProof/>
                 <w:sz w:val="28"/>
                 <w:szCs w:val="28"/>
               </w:rPr>
@@ -3569,7 +3443,6 @@
             </w:r>
             <w:r>
               <w:rPr>
-                <w:noProof/>
                 <w:webHidden/>
                 <w:sz w:val="28"/>
                 <w:szCs w:val="28"/>
@@ -3578,7 +3451,6 @@
             </w:r>
             <w:r>
               <w:rPr>
-                <w:noProof/>
                 <w:webHidden/>
                 <w:sz w:val="28"/>
                 <w:szCs w:val="28"/>
@@ -3587,7 +3459,6 @@
             </w:r>
             <w:r>
               <w:rPr>
-                <w:noProof/>
                 <w:webHidden/>
                 <w:sz w:val="28"/>
                 <w:szCs w:val="28"/>
@@ -3596,7 +3467,6 @@
             </w:r>
             <w:r>
               <w:rPr>
-                <w:noProof/>
                 <w:webHidden/>
                 <w:sz w:val="28"/>
                 <w:szCs w:val="28"/>
@@ -3604,7 +3474,6 @@
             </w:r>
             <w:r>
               <w:rPr>
-                <w:noProof/>
                 <w:webHidden/>
                 <w:sz w:val="28"/>
                 <w:szCs w:val="28"/>
@@ -3613,7 +3482,6 @@
             </w:r>
             <w:r>
               <w:rPr>
-                <w:noProof/>
                 <w:webHidden/>
                 <w:sz w:val="28"/>
                 <w:szCs w:val="28"/>
@@ -3622,7 +3490,6 @@
             </w:r>
             <w:r>
               <w:rPr>
-                <w:noProof/>
                 <w:webHidden/>
                 <w:sz w:val="28"/>
                 <w:szCs w:val="28"/>
@@ -3636,7 +3503,6 @@
             <w:pStyle w:val="TOC1"/>
             <w:rPr>
               <w:rFonts w:asciiTheme="minorHAnsi" w:eastAsiaTheme="minorEastAsia" w:hAnsiTheme="minorHAnsi" w:cstheme="minorBidi"/>
-              <w:noProof/>
               <w:kern w:val="2"/>
               <w:sz w:val="28"/>
               <w:szCs w:val="28"/>
@@ -3647,7 +3513,6 @@
             <w:r>
               <w:rPr>
                 <w:rStyle w:val="Hyperlink"/>
-                <w:noProof/>
                 <w:sz w:val="28"/>
                 <w:szCs w:val="28"/>
               </w:rPr>
@@ -3656,7 +3521,6 @@
             <w:r>
               <w:rPr>
                 <w:rFonts w:asciiTheme="minorHAnsi" w:eastAsiaTheme="minorEastAsia" w:hAnsiTheme="minorHAnsi" w:cstheme="minorBidi"/>
-                <w:noProof/>
                 <w:kern w:val="2"/>
                 <w:sz w:val="28"/>
                 <w:szCs w:val="28"/>
@@ -3667,7 +3531,6 @@
             <w:r>
               <w:rPr>
                 <w:rStyle w:val="Hyperlink"/>
-                <w:noProof/>
                 <w:sz w:val="28"/>
                 <w:szCs w:val="28"/>
               </w:rPr>
@@ -3675,7 +3538,6 @@
             </w:r>
             <w:r>
               <w:rPr>
-                <w:noProof/>
                 <w:webHidden/>
                 <w:sz w:val="28"/>
                 <w:szCs w:val="28"/>
@@ -3684,7 +3546,6 @@
             </w:r>
             <w:r>
               <w:rPr>
-                <w:noProof/>
                 <w:webHidden/>
                 <w:sz w:val="28"/>
                 <w:szCs w:val="28"/>
@@ -3693,7 +3554,6 @@
             </w:r>
             <w:r>
               <w:rPr>
-                <w:noProof/>
                 <w:webHidden/>
                 <w:sz w:val="28"/>
                 <w:szCs w:val="28"/>
@@ -3702,7 +3562,6 @@
             </w:r>
             <w:r>
               <w:rPr>
-                <w:noProof/>
                 <w:webHidden/>
                 <w:sz w:val="28"/>
                 <w:szCs w:val="28"/>
@@ -3710,7 +3569,6 @@
             </w:r>
             <w:r>
               <w:rPr>
-                <w:noProof/>
                 <w:webHidden/>
                 <w:sz w:val="28"/>
                 <w:szCs w:val="28"/>
@@ -3719,7 +3577,6 @@
             </w:r>
             <w:r>
               <w:rPr>
-                <w:noProof/>
                 <w:webHidden/>
                 <w:sz w:val="28"/>
                 <w:szCs w:val="28"/>
@@ -3728,7 +3585,6 @@
             </w:r>
             <w:r>
               <w:rPr>
-                <w:noProof/>
                 <w:webHidden/>
                 <w:sz w:val="28"/>
                 <w:szCs w:val="28"/>
@@ -3742,7 +3598,6 @@
             <w:pStyle w:val="TOC2"/>
             <w:rPr>
               <w:rFonts w:asciiTheme="minorHAnsi" w:eastAsiaTheme="minorEastAsia" w:hAnsiTheme="minorHAnsi" w:cstheme="minorBidi"/>
-              <w:noProof/>
               <w:kern w:val="2"/>
               <w:sz w:val="28"/>
               <w:szCs w:val="28"/>
@@ -3753,7 +3608,6 @@
             <w:r>
               <w:rPr>
                 <w:rStyle w:val="Hyperlink"/>
-                <w:noProof/>
                 <w:sz w:val="28"/>
                 <w:szCs w:val="28"/>
               </w:rPr>
@@ -3762,7 +3616,6 @@
             <w:r>
               <w:rPr>
                 <w:rFonts w:asciiTheme="minorHAnsi" w:eastAsiaTheme="minorEastAsia" w:hAnsiTheme="minorHAnsi" w:cstheme="minorBidi"/>
-                <w:noProof/>
                 <w:kern w:val="2"/>
                 <w:sz w:val="28"/>
                 <w:szCs w:val="28"/>
@@ -3773,7 +3626,6 @@
             <w:r>
               <w:rPr>
                 <w:rStyle w:val="Hyperlink"/>
-                <w:noProof/>
                 <w:sz w:val="28"/>
                 <w:szCs w:val="28"/>
               </w:rPr>
@@ -3781,7 +3633,6 @@
             </w:r>
             <w:r>
               <w:rPr>
-                <w:noProof/>
                 <w:webHidden/>
                 <w:sz w:val="28"/>
                 <w:szCs w:val="28"/>
@@ -3790,7 +3641,6 @@
             </w:r>
             <w:r>
               <w:rPr>
-                <w:noProof/>
                 <w:webHidden/>
                 <w:sz w:val="28"/>
                 <w:szCs w:val="28"/>
@@ -3799,7 +3649,6 @@
             </w:r>
             <w:r>
               <w:rPr>
-                <w:noProof/>
                 <w:webHidden/>
                 <w:sz w:val="28"/>
                 <w:szCs w:val="28"/>
@@ -3808,7 +3657,6 @@
             </w:r>
             <w:r>
               <w:rPr>
-                <w:noProof/>
                 <w:webHidden/>
                 <w:sz w:val="28"/>
                 <w:szCs w:val="28"/>
@@ -3816,7 +3664,6 @@
             </w:r>
             <w:r>
               <w:rPr>
-                <w:noProof/>
                 <w:webHidden/>
                 <w:sz w:val="28"/>
                 <w:szCs w:val="28"/>
@@ -3825,7 +3672,6 @@
             </w:r>
             <w:r>
               <w:rPr>
-                <w:noProof/>
                 <w:webHidden/>
                 <w:sz w:val="28"/>
                 <w:szCs w:val="28"/>
@@ -3834,7 +3680,6 @@
             </w:r>
             <w:r>
               <w:rPr>
-                <w:noProof/>
                 <w:webHidden/>
                 <w:sz w:val="28"/>
                 <w:szCs w:val="28"/>
@@ -3848,7 +3693,6 @@
             <w:pStyle w:val="TOC2"/>
             <w:rPr>
               <w:rFonts w:asciiTheme="minorHAnsi" w:eastAsiaTheme="minorEastAsia" w:hAnsiTheme="minorHAnsi" w:cstheme="minorBidi"/>
-              <w:noProof/>
               <w:kern w:val="2"/>
               <w:sz w:val="28"/>
               <w:szCs w:val="28"/>
@@ -3859,7 +3703,6 @@
             <w:r>
               <w:rPr>
                 <w:rStyle w:val="Hyperlink"/>
-                <w:noProof/>
                 <w:sz w:val="28"/>
                 <w:szCs w:val="28"/>
               </w:rPr>
@@ -3868,7 +3711,6 @@
             <w:r>
               <w:rPr>
                 <w:rFonts w:asciiTheme="minorHAnsi" w:eastAsiaTheme="minorEastAsia" w:hAnsiTheme="minorHAnsi" w:cstheme="minorBidi"/>
-                <w:noProof/>
                 <w:kern w:val="2"/>
                 <w:sz w:val="28"/>
                 <w:szCs w:val="28"/>
@@ -3879,7 +3721,6 @@
             <w:r>
               <w:rPr>
                 <w:rStyle w:val="Hyperlink"/>
-                <w:noProof/>
                 <w:sz w:val="28"/>
                 <w:szCs w:val="28"/>
               </w:rPr>
@@ -3887,7 +3728,6 @@
             </w:r>
             <w:r>
               <w:rPr>
-                <w:noProof/>
                 <w:webHidden/>
                 <w:sz w:val="28"/>
                 <w:szCs w:val="28"/>
@@ -3896,7 +3736,6 @@
             </w:r>
             <w:r>
               <w:rPr>
-                <w:noProof/>
                 <w:webHidden/>
                 <w:sz w:val="28"/>
                 <w:szCs w:val="28"/>
@@ -3905,7 +3744,6 @@
             </w:r>
             <w:r>
               <w:rPr>
-                <w:noProof/>
                 <w:webHidden/>
                 <w:sz w:val="28"/>
                 <w:szCs w:val="28"/>
@@ -3914,7 +3752,6 @@
             </w:r>
             <w:r>
               <w:rPr>
-                <w:noProof/>
                 <w:webHidden/>
                 <w:sz w:val="28"/>
                 <w:szCs w:val="28"/>
@@ -3922,7 +3759,6 @@
             </w:r>
             <w:r>
               <w:rPr>
-                <w:noProof/>
                 <w:webHidden/>
                 <w:sz w:val="28"/>
                 <w:szCs w:val="28"/>
@@ -3931,7 +3767,6 @@
             </w:r>
             <w:r>
               <w:rPr>
-                <w:noProof/>
                 <w:webHidden/>
                 <w:sz w:val="28"/>
                 <w:szCs w:val="28"/>
@@ -3940,7 +3775,6 @@
             </w:r>
             <w:r>
               <w:rPr>
-                <w:noProof/>
                 <w:webHidden/>
                 <w:sz w:val="28"/>
                 <w:szCs w:val="28"/>
@@ -3954,7 +3788,6 @@
             <w:pStyle w:val="TOC2"/>
             <w:rPr>
               <w:rFonts w:asciiTheme="minorHAnsi" w:eastAsiaTheme="minorEastAsia" w:hAnsiTheme="minorHAnsi" w:cstheme="minorBidi"/>
-              <w:noProof/>
               <w:kern w:val="2"/>
               <w:sz w:val="28"/>
               <w:szCs w:val="28"/>
@@ -3965,7 +3798,6 @@
             <w:r>
               <w:rPr>
                 <w:rStyle w:val="Hyperlink"/>
-                <w:noProof/>
                 <w:sz w:val="28"/>
                 <w:szCs w:val="28"/>
               </w:rPr>
@@ -3974,7 +3806,6 @@
             <w:r>
               <w:rPr>
                 <w:rFonts w:asciiTheme="minorHAnsi" w:eastAsiaTheme="minorEastAsia" w:hAnsiTheme="minorHAnsi" w:cstheme="minorBidi"/>
-                <w:noProof/>
                 <w:kern w:val="2"/>
                 <w:sz w:val="28"/>
                 <w:szCs w:val="28"/>
@@ -3985,7 +3816,6 @@
             <w:r>
               <w:rPr>
                 <w:rStyle w:val="Hyperlink"/>
-                <w:noProof/>
                 <w:sz w:val="28"/>
                 <w:szCs w:val="28"/>
               </w:rPr>
@@ -3993,7 +3823,6 @@
             </w:r>
             <w:r>
               <w:rPr>
-                <w:noProof/>
                 <w:webHidden/>
                 <w:sz w:val="28"/>
                 <w:szCs w:val="28"/>
@@ -4002,7 +3831,6 @@
             </w:r>
             <w:r>
               <w:rPr>
-                <w:noProof/>
                 <w:webHidden/>
                 <w:sz w:val="28"/>
                 <w:szCs w:val="28"/>
@@ -4011,7 +3839,6 @@
             </w:r>
             <w:r>
               <w:rPr>
-                <w:noProof/>
                 <w:webHidden/>
                 <w:sz w:val="28"/>
                 <w:szCs w:val="28"/>
@@ -4020,7 +3847,6 @@
             </w:r>
             <w:r>
               <w:rPr>
-                <w:noProof/>
                 <w:webHidden/>
                 <w:sz w:val="28"/>
                 <w:szCs w:val="28"/>
@@ -4028,7 +3854,6 @@
             </w:r>
             <w:r>
               <w:rPr>
-                <w:noProof/>
                 <w:webHidden/>
                 <w:sz w:val="28"/>
                 <w:szCs w:val="28"/>
@@ -4037,7 +3862,6 @@
             </w:r>
             <w:r>
               <w:rPr>
-                <w:noProof/>
                 <w:webHidden/>
                 <w:sz w:val="28"/>
                 <w:szCs w:val="28"/>
@@ -4046,7 +3870,6 @@
             </w:r>
             <w:r>
               <w:rPr>
-                <w:noProof/>
                 <w:webHidden/>
                 <w:sz w:val="28"/>
                 <w:szCs w:val="28"/>
@@ -4060,7 +3883,6 @@
             <w:pStyle w:val="TOC1"/>
             <w:rPr>
               <w:rFonts w:asciiTheme="minorHAnsi" w:eastAsiaTheme="minorEastAsia" w:hAnsiTheme="minorHAnsi" w:cstheme="minorBidi"/>
-              <w:noProof/>
               <w:kern w:val="2"/>
               <w:sz w:val="28"/>
               <w:szCs w:val="28"/>
@@ -4071,7 +3893,6 @@
             <w:r>
               <w:rPr>
                 <w:rStyle w:val="Hyperlink"/>
-                <w:noProof/>
                 <w:sz w:val="28"/>
                 <w:szCs w:val="28"/>
               </w:rPr>
@@ -4080,7 +3901,6 @@
             <w:r>
               <w:rPr>
                 <w:rFonts w:asciiTheme="minorHAnsi" w:eastAsiaTheme="minorEastAsia" w:hAnsiTheme="minorHAnsi" w:cstheme="minorBidi"/>
-                <w:noProof/>
                 <w:kern w:val="2"/>
                 <w:sz w:val="28"/>
                 <w:szCs w:val="28"/>
@@ -4091,7 +3911,6 @@
             <w:r>
               <w:rPr>
                 <w:rStyle w:val="Hyperlink"/>
-                <w:noProof/>
                 <w:sz w:val="28"/>
                 <w:szCs w:val="28"/>
               </w:rPr>
@@ -4099,7 +3918,6 @@
             </w:r>
             <w:r>
               <w:rPr>
-                <w:noProof/>
                 <w:webHidden/>
                 <w:sz w:val="28"/>
                 <w:szCs w:val="28"/>
@@ -4108,7 +3926,6 @@
             </w:r>
             <w:r>
               <w:rPr>
-                <w:noProof/>
                 <w:webHidden/>
                 <w:sz w:val="28"/>
                 <w:szCs w:val="28"/>
@@ -4117,7 +3934,6 @@
             </w:r>
             <w:r>
               <w:rPr>
-                <w:noProof/>
                 <w:webHidden/>
                 <w:sz w:val="28"/>
                 <w:szCs w:val="28"/>
@@ -4126,7 +3942,6 @@
             </w:r>
             <w:r>
               <w:rPr>
-                <w:noProof/>
                 <w:webHidden/>
                 <w:sz w:val="28"/>
                 <w:szCs w:val="28"/>
@@ -4134,7 +3949,6 @@
             </w:r>
             <w:r>
               <w:rPr>
-                <w:noProof/>
                 <w:webHidden/>
                 <w:sz w:val="28"/>
                 <w:szCs w:val="28"/>
@@ -4143,7 +3957,6 @@
             </w:r>
             <w:r>
               <w:rPr>
-                <w:noProof/>
                 <w:webHidden/>
                 <w:sz w:val="28"/>
                 <w:szCs w:val="28"/>
@@ -4152,7 +3965,6 @@
             </w:r>
             <w:r>
               <w:rPr>
-                <w:noProof/>
                 <w:webHidden/>
                 <w:sz w:val="28"/>
                 <w:szCs w:val="28"/>
@@ -4166,7 +3978,6 @@
             <w:pStyle w:val="TOC1"/>
             <w:rPr>
               <w:rFonts w:asciiTheme="minorHAnsi" w:eastAsiaTheme="minorEastAsia" w:hAnsiTheme="minorHAnsi" w:cstheme="minorBidi"/>
-              <w:noProof/>
               <w:kern w:val="2"/>
               <w:sz w:val="28"/>
               <w:szCs w:val="28"/>
@@ -4177,7 +3988,6 @@
             <w:r>
               <w:rPr>
                 <w:rStyle w:val="Hyperlink"/>
-                <w:noProof/>
                 <w:sz w:val="28"/>
                 <w:szCs w:val="28"/>
               </w:rPr>
@@ -4185,7 +3995,6 @@
             </w:r>
             <w:r>
               <w:rPr>
-                <w:noProof/>
                 <w:webHidden/>
                 <w:sz w:val="28"/>
                 <w:szCs w:val="28"/>
@@ -4194,7 +4003,6 @@
             </w:r>
             <w:r>
               <w:rPr>
-                <w:noProof/>
                 <w:webHidden/>
                 <w:sz w:val="28"/>
                 <w:szCs w:val="28"/>
@@ -4203,7 +4011,6 @@
             </w:r>
             <w:r>
               <w:rPr>
-                <w:noProof/>
                 <w:webHidden/>
                 <w:sz w:val="28"/>
                 <w:szCs w:val="28"/>
@@ -4212,7 +4019,6 @@
             </w:r>
             <w:r>
               <w:rPr>
-                <w:noProof/>
                 <w:webHidden/>
                 <w:sz w:val="28"/>
                 <w:szCs w:val="28"/>
@@ -4220,7 +4026,6 @@
             </w:r>
             <w:r>
               <w:rPr>
-                <w:noProof/>
                 <w:webHidden/>
                 <w:sz w:val="28"/>
                 <w:szCs w:val="28"/>
@@ -4229,7 +4034,6 @@
             </w:r>
             <w:r>
               <w:rPr>
-                <w:noProof/>
                 <w:webHidden/>
                 <w:sz w:val="28"/>
                 <w:szCs w:val="28"/>
@@ -4238,7 +4042,6 @@
             </w:r>
             <w:r>
               <w:rPr>
-                <w:noProof/>
                 <w:webHidden/>
                 <w:sz w:val="28"/>
                 <w:szCs w:val="28"/>
@@ -4252,7 +4055,6 @@
             <w:pStyle w:val="TOC1"/>
             <w:rPr>
               <w:rFonts w:asciiTheme="minorHAnsi" w:eastAsiaTheme="minorEastAsia" w:hAnsiTheme="minorHAnsi" w:cstheme="minorBidi"/>
-              <w:noProof/>
               <w:kern w:val="2"/>
               <w:sz w:val="28"/>
               <w:szCs w:val="28"/>
@@ -4263,7 +4065,6 @@
             <w:r>
               <w:rPr>
                 <w:rStyle w:val="Hyperlink"/>
-                <w:noProof/>
                 <w:sz w:val="28"/>
                 <w:szCs w:val="28"/>
               </w:rPr>
@@ -4271,7 +4072,6 @@
             </w:r>
             <w:r>
               <w:rPr>
-                <w:noProof/>
                 <w:webHidden/>
                 <w:sz w:val="28"/>
                 <w:szCs w:val="28"/>
@@ -4280,7 +4080,6 @@
             </w:r>
             <w:r>
               <w:rPr>
-                <w:noProof/>
                 <w:webHidden/>
                 <w:sz w:val="28"/>
                 <w:szCs w:val="28"/>
@@ -4289,7 +4088,6 @@
             </w:r>
             <w:r>
               <w:rPr>
-                <w:noProof/>
                 <w:webHidden/>
                 <w:sz w:val="28"/>
                 <w:szCs w:val="28"/>
@@ -4298,7 +4096,6 @@
             </w:r>
             <w:r>
               <w:rPr>
-                <w:noProof/>
                 <w:webHidden/>
                 <w:sz w:val="28"/>
                 <w:szCs w:val="28"/>
@@ -4306,7 +4103,6 @@
             </w:r>
             <w:r>
               <w:rPr>
-                <w:noProof/>
                 <w:webHidden/>
                 <w:sz w:val="28"/>
                 <w:szCs w:val="28"/>
@@ -4315,7 +4111,6 @@
             </w:r>
             <w:r>
               <w:rPr>
-                <w:noProof/>
                 <w:webHidden/>
                 <w:sz w:val="28"/>
                 <w:szCs w:val="28"/>
@@ -4324,7 +4119,6 @@
             </w:r>
             <w:r>
               <w:rPr>
-                <w:noProof/>
                 <w:webHidden/>
                 <w:sz w:val="28"/>
                 <w:szCs w:val="28"/>
@@ -4338,7 +4132,6 @@
             <w:pStyle w:val="TOC2"/>
             <w:rPr>
               <w:rFonts w:asciiTheme="minorHAnsi" w:eastAsiaTheme="minorEastAsia" w:hAnsiTheme="minorHAnsi" w:cstheme="minorBidi"/>
-              <w:noProof/>
               <w:kern w:val="2"/>
               <w:sz w:val="28"/>
               <w:szCs w:val="28"/>
@@ -4349,7 +4142,6 @@
             <w:r>
               <w:rPr>
                 <w:rStyle w:val="Hyperlink"/>
-                <w:noProof/>
                 <w:sz w:val="28"/>
                 <w:szCs w:val="28"/>
               </w:rPr>
@@ -4357,7 +4149,6 @@
             </w:r>
             <w:r>
               <w:rPr>
-                <w:noProof/>
                 <w:webHidden/>
                 <w:sz w:val="28"/>
                 <w:szCs w:val="28"/>
@@ -4366,7 +4157,6 @@
             </w:r>
             <w:r>
               <w:rPr>
-                <w:noProof/>
                 <w:webHidden/>
                 <w:sz w:val="28"/>
                 <w:szCs w:val="28"/>
@@ -4375,7 +4165,6 @@
             </w:r>
             <w:r>
               <w:rPr>
-                <w:noProof/>
                 <w:webHidden/>
                 <w:sz w:val="28"/>
                 <w:szCs w:val="28"/>
@@ -4384,7 +4173,6 @@
             </w:r>
             <w:r>
               <w:rPr>
-                <w:noProof/>
                 <w:webHidden/>
                 <w:sz w:val="28"/>
                 <w:szCs w:val="28"/>
@@ -4392,7 +4180,6 @@
             </w:r>
             <w:r>
               <w:rPr>
-                <w:noProof/>
                 <w:webHidden/>
                 <w:sz w:val="28"/>
                 <w:szCs w:val="28"/>
@@ -4401,7 +4188,6 @@
             </w:r>
             <w:r>
               <w:rPr>
-                <w:noProof/>
                 <w:webHidden/>
                 <w:sz w:val="28"/>
                 <w:szCs w:val="28"/>
@@ -4410,7 +4196,6 @@
             </w:r>
             <w:r>
               <w:rPr>
-                <w:noProof/>
                 <w:webHidden/>
                 <w:sz w:val="28"/>
                 <w:szCs w:val="28"/>
@@ -4880,7 +4665,6 @@
       <w:r>
         <w:rPr>
           <w:color w:val="FF0000"/>
-          <w:lang w:val="en-US"/>
         </w:rPr>
         <w:t>39</w:t>
       </w:r>
@@ -4902,7 +4686,6 @@
       <w:r>
         <w:rPr>
           <w:color w:val="FF0000"/>
-          <w:lang w:val="en-US"/>
         </w:rPr>
         <w:t>21</w:t>
       </w:r>
@@ -5006,15 +4789,11 @@
       <w:r>
         <w:rPr>
           <w:color w:val="FF0000"/>
-          <w:lang w:val="en-US"/>
         </w:rPr>
         <w:t xml:space="preserve"> </w:t>
       </w:r>
       <w:r>
-        <w:t>п</w:t>
-      </w:r>
-      <w:r>
-        <w:t xml:space="preserve">роведены </w:t>
+        <w:t xml:space="preserve">проведены </w:t>
       </w:r>
       <w:r>
         <w:t>вычислительные эксперименты системы, а также эксперименты поиска интересных шаблонов.</w:t>
@@ -6838,9 +6617,6 @@
         <w:ind w:firstLine="0"/>
       </w:pPr>
       <w:r>
-        <w:rPr>
-          <w:noProof/>
-        </w:rPr>
         <w:drawing>
           <wp:inline distT="0" distB="0" distL="0" distR="0" wp14:anchorId="4FE1B59F" wp14:editId="75C81F4C">
             <wp:extent cx="5759450" cy="4099560"/>
@@ -6902,9 +6678,6 @@
         <w:fldChar w:fldCharType="separate"/>
       </w:r>
       <w:r>
-        <w:rPr>
-          <w:noProof/>
-        </w:rPr>
         <w:t>1</w:t>
       </w:r>
       <w:r>
@@ -7035,9 +6808,6 @@
         <w:fldChar w:fldCharType="separate"/>
       </w:r>
       <w:r>
-        <w:rPr>
-          <w:noProof/>
-        </w:rPr>
         <w:t>1</w:t>
       </w:r>
       <w:r>
@@ -8302,9 +8072,6 @@
         <w:fldChar w:fldCharType="separate"/>
       </w:r>
       <w:r>
-        <w:rPr>
-          <w:noProof/>
-        </w:rPr>
         <w:t>2</w:t>
       </w:r>
       <w:r>
@@ -8780,9 +8547,6 @@
       <w:pPr>
         <w:pStyle w:val="a5"/>
         <w:ind w:firstLine="0"/>
-        <w:rPr>
-          <w:lang w:val="en-US"/>
-        </w:rPr>
       </w:pPr>
     </w:p>
     <w:p>
@@ -8860,9 +8624,6 @@
         <w:fldChar w:fldCharType="separate"/>
       </w:r>
       <w:r>
-        <w:rPr>
-          <w:noProof/>
-        </w:rPr>
         <w:t>3</w:t>
       </w:r>
       <w:r>
@@ -9786,9 +9547,6 @@
         <w:ind w:firstLine="0"/>
       </w:pPr>
       <w:r>
-        <w:rPr>
-          <w:noProof/>
-        </w:rPr>
         <w:drawing>
           <wp:inline distT="0" distB="0" distL="0" distR="0" wp14:anchorId="7C1B7C6D" wp14:editId="2F37C3A8">
             <wp:extent cx="5755640" cy="3327400"/>
@@ -9858,9 +9616,6 @@
         <w:fldChar w:fldCharType="separate"/>
       </w:r>
       <w:r>
-        <w:rPr>
-          <w:noProof/>
-        </w:rPr>
         <w:t>2</w:t>
       </w:r>
       <w:r>
@@ -10083,14 +9838,12 @@
       <w:r>
         <w:br/>
       </w:r>
-      <w:proofErr w:type="spellStart"/>
       <w:r>
         <w:rPr>
           <w:szCs w:val="28"/>
         </w:rPr>
-        <w:t>Cтраница</w:t>
-      </w:r>
-      <w:proofErr w:type="spellEnd"/>
+        <w:t>Страница</w:t>
+      </w:r>
       <w:r>
         <w:rPr>
           <w:szCs w:val="28"/>
@@ -10125,9 +9878,6 @@
         <w:ind w:firstLine="0"/>
       </w:pPr>
       <w:r>
-        <w:rPr>
-          <w:noProof/>
-        </w:rPr>
         <w:drawing>
           <wp:inline distT="0" distB="0" distL="0" distR="0" wp14:anchorId="337D2ABD" wp14:editId="6C1AEC98">
             <wp:extent cx="5759450" cy="3848100"/>
@@ -10189,9 +9939,6 @@
         <w:fldChar w:fldCharType="separate"/>
       </w:r>
       <w:r>
-        <w:rPr>
-          <w:noProof/>
-        </w:rPr>
         <w:t>3</w:t>
       </w:r>
       <w:r>
@@ -10365,9 +10112,6 @@
         <w:ind w:firstLine="0"/>
       </w:pPr>
       <w:r>
-        <w:rPr>
-          <w:noProof/>
-        </w:rPr>
         <w:drawing>
           <wp:inline distT="0" distB="0" distL="0" distR="0" wp14:anchorId="4FE7A572" wp14:editId="3DAC6884">
             <wp:extent cx="5759450" cy="6071507"/>
@@ -10429,9 +10173,6 @@
         <w:fldChar w:fldCharType="separate"/>
       </w:r>
       <w:r>
-        <w:rPr>
-          <w:noProof/>
-        </w:rPr>
         <w:t>4</w:t>
       </w:r>
       <w:r>
@@ -10900,9 +10641,6 @@
         <w:ind w:firstLine="0"/>
       </w:pPr>
       <w:r>
-        <w:rPr>
-          <w:noProof/>
-        </w:rPr>
         <w:drawing>
           <wp:inline distT="0" distB="0" distL="0" distR="0" wp14:anchorId="69119916" wp14:editId="51D59E82">
             <wp:extent cx="5753100" cy="3782695"/>
@@ -10972,9 +10710,6 @@
         <w:fldChar w:fldCharType="separate"/>
       </w:r>
       <w:r>
-        <w:rPr>
-          <w:noProof/>
-        </w:rPr>
         <w:t>5</w:t>
       </w:r>
       <w:r>
@@ -11001,10 +10736,7 @@
         <w:t xml:space="preserve">Ниже приведено подробнее описание реализации каждого модуля. Исходный код доступен в репозитории </w:t>
       </w:r>
       <w:r>
-        <w:t>https://github.com/Santiperro/final-qualifying-work</w:t>
-      </w:r>
-      <w:r>
-        <w:t xml:space="preserve">. </w:t>
+        <w:t xml:space="preserve">https://github.com/Santiperro/final-qualifying-work. </w:t>
       </w:r>
       <w:r>
         <w:t>Интерфейсы</w:t>
@@ -11438,9 +11170,6 @@
         <w:fldChar w:fldCharType="separate"/>
       </w:r>
       <w:r>
-        <w:rPr>
-          <w:noProof/>
-        </w:rPr>
         <w:t>4</w:t>
       </w:r>
       <w:r>
@@ -12826,9 +12555,6 @@
         <w:jc w:val="center"/>
       </w:pPr>
       <w:r>
-        <w:rPr>
-          <w:noProof/>
-        </w:rPr>
         <w:drawing>
           <wp:inline distT="0" distB="0" distL="0" distR="0" wp14:anchorId="015A7277" wp14:editId="25A491B2">
             <wp:extent cx="5753100" cy="6384290"/>
@@ -12898,9 +12624,6 @@
         <w:fldChar w:fldCharType="separate"/>
       </w:r>
       <w:r>
-        <w:rPr>
-          <w:noProof/>
-        </w:rPr>
         <w:t>6</w:t>
       </w:r>
       <w:r>
@@ -12984,9 +12707,6 @@
         <w:jc w:val="center"/>
       </w:pPr>
       <w:r>
-        <w:rPr>
-          <w:noProof/>
-        </w:rPr>
         <w:drawing>
           <wp:inline distT="0" distB="0" distL="0" distR="0" wp14:anchorId="4B07927A" wp14:editId="27275865">
             <wp:extent cx="5759450" cy="5260975"/>
@@ -13048,9 +12768,6 @@
         <w:fldChar w:fldCharType="separate"/>
       </w:r>
       <w:r>
-        <w:rPr>
-          <w:noProof/>
-        </w:rPr>
         <w:t>7</w:t>
       </w:r>
       <w:r>
@@ -13262,9 +12979,6 @@
         <w:fldChar w:fldCharType="separate"/>
       </w:r>
       <w:r>
-        <w:rPr>
-          <w:noProof/>
-        </w:rPr>
         <w:t>8</w:t>
       </w:r>
       <w:r>
@@ -13411,15 +13125,9 @@
         <w:fldChar w:fldCharType="separate"/>
       </w:r>
       <w:r>
-        <w:rPr>
-          <w:noProof/>
-        </w:rPr>
         <w:t>5</w:t>
       </w:r>
       <w:r>
-        <w:rPr>
-          <w:noProof/>
-        </w:rPr>
         <w:fldChar w:fldCharType="end"/>
       </w:r>
       <w:r>
@@ -15227,9 +14935,6 @@
         <w:jc w:val="center"/>
       </w:pPr>
       <w:r>
-        <w:rPr>
-          <w:noProof/>
-        </w:rPr>
         <mc:AlternateContent>
           <mc:Choice Requires="wpi">
             <w:drawing>
@@ -15291,9 +14996,6 @@
         </mc:AlternateContent>
       </w:r>
       <w:r>
-        <w:rPr>
-          <w:noProof/>
-        </w:rPr>
         <mc:AlternateContent>
           <mc:Choice Requires="wpi">
             <w:drawing>
@@ -15336,9 +15038,6 @@
         </mc:AlternateContent>
       </w:r>
       <w:r>
-        <w:rPr>
-          <w:noProof/>
-        </w:rPr>
         <mc:AlternateContent>
           <mc:Choice Requires="wpi">
             <w:drawing>
@@ -15381,9 +15080,6 @@
         </mc:AlternateContent>
       </w:r>
       <w:r>
-        <w:rPr>
-          <w:noProof/>
-        </w:rPr>
         <mc:AlternateContent>
           <mc:Choice Requires="wpi">
             <w:drawing>
@@ -15426,9 +15122,6 @@
         </mc:AlternateContent>
       </w:r>
       <w:r>
-        <w:rPr>
-          <w:noProof/>
-        </w:rPr>
         <w:drawing>
           <wp:inline distT="0" distB="0" distL="0" distR="0" wp14:anchorId="18CA3C01" wp14:editId="76CB729B">
             <wp:extent cx="5692866" cy="3324570"/>
@@ -15494,9 +15187,6 @@
         <w:fldChar w:fldCharType="separate"/>
       </w:r>
       <w:r>
-        <w:rPr>
-          <w:noProof/>
-        </w:rPr>
         <w:t>9</w:t>
       </w:r>
       <w:r>
@@ -15748,9 +15438,6 @@
         <w:jc w:val="center"/>
       </w:pPr>
       <w:r>
-        <w:rPr>
-          <w:noProof/>
-        </w:rPr>
         <mc:AlternateContent>
           <mc:Choice Requires="wpi">
             <w:drawing>
@@ -15793,9 +15480,6 @@
         </mc:AlternateContent>
       </w:r>
       <w:r>
-        <w:rPr>
-          <w:noProof/>
-        </w:rPr>
         <mc:AlternateContent>
           <mc:Choice Requires="wpi">
             <w:drawing>
@@ -15838,9 +15522,6 @@
         </mc:AlternateContent>
       </w:r>
       <w:r>
-        <w:rPr>
-          <w:noProof/>
-        </w:rPr>
         <mc:AlternateContent>
           <mc:Choice Requires="wpi">
             <w:drawing>
@@ -15883,9 +15564,6 @@
         </mc:AlternateContent>
       </w:r>
       <w:r>
-        <w:rPr>
-          <w:noProof/>
-        </w:rPr>
         <mc:AlternateContent>
           <mc:Choice Requires="wpi">
             <w:drawing>
@@ -15928,9 +15606,6 @@
         </mc:AlternateContent>
       </w:r>
       <w:r>
-        <w:rPr>
-          <w:noProof/>
-        </w:rPr>
         <mc:AlternateContent>
           <mc:Choice Requires="wpi">
             <w:drawing>
@@ -15973,9 +15648,6 @@
         </mc:AlternateContent>
       </w:r>
       <w:r>
-        <w:rPr>
-          <w:noProof/>
-        </w:rPr>
         <w:drawing>
           <wp:inline distT="0" distB="0" distL="0" distR="0" wp14:anchorId="33216AC0" wp14:editId="682E2971">
             <wp:extent cx="5759450" cy="3418205"/>
@@ -16037,9 +15709,6 @@
         <w:fldChar w:fldCharType="separate"/>
       </w:r>
       <w:r>
-        <w:rPr>
-          <w:noProof/>
-        </w:rPr>
         <w:t>10</w:t>
       </w:r>
       <w:r>
@@ -16269,13 +15938,7 @@
         <w:t xml:space="preserve"> </w:t>
       </w:r>
       <w:r>
-        <w:t xml:space="preserve">данных репозиториев платформы </w:t>
-      </w:r>
-      <w:r>
-        <w:rPr>
-          <w:lang w:val="en-US"/>
-        </w:rPr>
-        <w:t>GitHub</w:t>
+        <w:t>данных репозиториев платформы GitHub</w:t>
       </w:r>
       <w:r>
         <w:t>.</w:t>
@@ -16284,18 +15947,9 @@
     <w:p>
       <w:pPr>
         <w:pStyle w:val="a5"/>
-        <w:rPr>
-          <w:lang w:val="en-US"/>
-        </w:rPr>
-      </w:pPr>
-      <w:r>
-        <w:t>Были выполнены следующие задачи</w:t>
-      </w:r>
-      <w:r>
-        <w:rPr>
-          <w:lang w:val="en-US"/>
-        </w:rPr>
-        <w:t>.</w:t>
+      </w:pPr>
+      <w:r>
+        <w:t>Были выполнены следующие задачи.</w:t>
       </w:r>
     </w:p>
     <w:p>
@@ -16317,10 +15971,7 @@
         <w:t>я</w:t>
       </w:r>
       <w:r>
-        <w:t xml:space="preserve"> предметной области</w:t>
-      </w:r>
-      <w:r>
-        <w:t>.</w:t>
+        <w:t xml:space="preserve"> предметной области.</w:t>
       </w:r>
     </w:p>
     <w:p>
@@ -16328,19 +15979,13 @@
         <w:pStyle w:val="a3"/>
       </w:pPr>
       <w:r>
-        <w:t>В</w:t>
-      </w:r>
-      <w:r>
-        <w:t>ыполн</w:t>
+        <w:t>Выполн</w:t>
       </w:r>
       <w:r>
         <w:t xml:space="preserve">ено </w:t>
       </w:r>
       <w:r>
-        <w:t>проектирование пользовательского интерфейса и архитектуры системы</w:t>
-      </w:r>
-      <w:r>
-        <w:t>.</w:t>
+        <w:t>проектирование пользовательского интерфейса и архитектуры системы.</w:t>
       </w:r>
     </w:p>
     <w:p>
@@ -16357,10 +16002,7 @@
         <w:t>ы</w:t>
       </w:r>
       <w:r>
-        <w:t xml:space="preserve"> поиска шаблонов</w:t>
-      </w:r>
-      <w:r>
-        <w:t>.</w:t>
+        <w:t xml:space="preserve"> поиска шаблонов.</w:t>
       </w:r>
     </w:p>
     <w:p>
@@ -16377,10 +16019,7 @@
         <w:t>дено</w:t>
       </w:r>
       <w:r>
-        <w:t xml:space="preserve"> тестирование системы поиска шаблонов</w:t>
-      </w:r>
-      <w:r>
-        <w:t>.</w:t>
+        <w:t xml:space="preserve"> тестирование системы поиска шаблонов.</w:t>
       </w:r>
     </w:p>
     <w:p>
@@ -16423,13 +16062,7 @@
         <w:t xml:space="preserve"> платформы</w:t>
       </w:r>
       <w:r>
-        <w:t xml:space="preserve"> </w:t>
-      </w:r>
-      <w:r>
-        <w:rPr>
-          <w:lang w:val="en-US"/>
-        </w:rPr>
-        <w:t>GitHub</w:t>
+        <w:t xml:space="preserve"> GitHub</w:t>
       </w:r>
       <w:r>
         <w:t>.</w:t>
